--- a/images/VijayPawase_UXDesigner_Resume.docx
+++ b/images/VijayPawase_UXDesigner_Resume.docx
@@ -658,25 +658,7 @@
           <w:sz w:val="24"/>
           <w:szCs w:val="24"/>
         </w:rPr>
-        <w:t xml:space="preserve">Expertise in creating designs &amp; development for desktop, web, Mobile &amp; </w:t>
-      </w:r>
-      <w:proofErr w:type="spellStart"/>
-      <w:r>
-        <w:rPr>
-          <w:color w:val="404040"/>
-          <w:sz w:val="24"/>
-          <w:szCs w:val="24"/>
-        </w:rPr>
-        <w:t>Phonegap</w:t>
-      </w:r>
-      <w:proofErr w:type="spellEnd"/>
-      <w:r>
-        <w:rPr>
-          <w:color w:val="404040"/>
-          <w:sz w:val="24"/>
-          <w:szCs w:val="24"/>
-        </w:rPr>
-        <w:t xml:space="preserve"> application.</w:t>
+        <w:t>Expertise in creating designs &amp; development for desktop, web, Mobile &amp; Phonegap application.</w:t>
       </w:r>
     </w:p>
     <w:p>
@@ -790,25 +772,7 @@
           <w:sz w:val="24"/>
           <w:szCs w:val="24"/>
         </w:rPr>
-        <w:t xml:space="preserve">Worked at the </w:t>
-      </w:r>
-      <w:proofErr w:type="spellStart"/>
-      <w:r>
-        <w:rPr>
-          <w:color w:val="404040"/>
-          <w:sz w:val="24"/>
-          <w:szCs w:val="24"/>
-        </w:rPr>
-        <w:t>Datamatics</w:t>
-      </w:r>
-      <w:proofErr w:type="spellEnd"/>
-      <w:r>
-        <w:rPr>
-          <w:color w:val="404040"/>
-          <w:sz w:val="24"/>
-          <w:szCs w:val="24"/>
-        </w:rPr>
-        <w:t xml:space="preserve"> UK Ltd. for the UI-UX design and development project in UK, London,</w:t>
+        <w:t>Worked at the Datamatics UK Ltd. for the UI-UX design and development project in UK, London,</w:t>
       </w:r>
     </w:p>
     <w:p>
@@ -908,25 +872,7 @@
           <w:sz w:val="24"/>
           <w:szCs w:val="24"/>
         </w:rPr>
-        <w:t xml:space="preserve">Responsible for the user experience, information architecture, and user interfaces and interactions working closely with </w:t>
-      </w:r>
-      <w:proofErr w:type="spellStart"/>
-      <w:r>
-        <w:rPr>
-          <w:color w:val="404040"/>
-          <w:sz w:val="24"/>
-          <w:szCs w:val="24"/>
-        </w:rPr>
-        <w:t>Dev</w:t>
-      </w:r>
-      <w:proofErr w:type="spellEnd"/>
-      <w:r>
-        <w:rPr>
-          <w:color w:val="404040"/>
-          <w:sz w:val="24"/>
-          <w:szCs w:val="24"/>
-        </w:rPr>
-        <w:t xml:space="preserve"> team.</w:t>
+        <w:t>Responsible for the user experience, information architecture, and user interfaces and interactions working closely with Dev team.</w:t>
       </w:r>
     </w:p>
     <w:p>
@@ -1125,72 +1071,8 @@
                 <w:sz w:val="24"/>
                 <w:szCs w:val="24"/>
               </w:rPr>
-              <w:t xml:space="preserve">Adobe XD, Sketch, </w:t>
+              <w:t>Adobe XD, Sketch, Axure, Mockflow, Balsamic, Illustrator, Photoshop, Fireworks, Flash, Invision, proto.io, Figma</w:t>
             </w:r>
-            <w:proofErr w:type="spellStart"/>
-            <w:r>
-              <w:rPr>
-                <w:color w:val="404040"/>
-                <w:sz w:val="24"/>
-                <w:szCs w:val="24"/>
-              </w:rPr>
-              <w:t>Axure</w:t>
-            </w:r>
-            <w:proofErr w:type="spellEnd"/>
-            <w:r>
-              <w:rPr>
-                <w:color w:val="404040"/>
-                <w:sz w:val="24"/>
-                <w:szCs w:val="24"/>
-              </w:rPr>
-              <w:t xml:space="preserve">, </w:t>
-            </w:r>
-            <w:proofErr w:type="spellStart"/>
-            <w:r>
-              <w:rPr>
-                <w:color w:val="404040"/>
-                <w:sz w:val="24"/>
-                <w:szCs w:val="24"/>
-              </w:rPr>
-              <w:t>Mockflow</w:t>
-            </w:r>
-            <w:proofErr w:type="spellEnd"/>
-            <w:r>
-              <w:rPr>
-                <w:color w:val="404040"/>
-                <w:sz w:val="24"/>
-                <w:szCs w:val="24"/>
-              </w:rPr>
-              <w:t xml:space="preserve">, Balsamic, Illustrator, Photoshop, Fireworks, Flash, </w:t>
-            </w:r>
-            <w:proofErr w:type="spellStart"/>
-            <w:r>
-              <w:rPr>
-                <w:color w:val="404040"/>
-                <w:sz w:val="24"/>
-                <w:szCs w:val="24"/>
-              </w:rPr>
-              <w:t>Invision</w:t>
-            </w:r>
-            <w:proofErr w:type="spellEnd"/>
-            <w:r>
-              <w:rPr>
-                <w:color w:val="404040"/>
-                <w:sz w:val="24"/>
-                <w:szCs w:val="24"/>
-              </w:rPr>
-              <w:t xml:space="preserve">, proto.io, </w:t>
-            </w:r>
-            <w:proofErr w:type="spellStart"/>
-            <w:r>
-              <w:rPr>
-                <w:color w:val="404040"/>
-                <w:sz w:val="24"/>
-                <w:szCs w:val="24"/>
-              </w:rPr>
-              <w:t>Figma</w:t>
-            </w:r>
-            <w:proofErr w:type="spellEnd"/>
           </w:p>
         </w:tc>
       </w:tr>
@@ -1268,115 +1150,23 @@
                 <w:sz w:val="24"/>
                 <w:szCs w:val="24"/>
               </w:rPr>
-              <w:t xml:space="preserve">HTML5, CSS3, </w:t>
+              <w:t xml:space="preserve">HTML5, CSS3, Jquery, SASS, SCSS, LESS, Bootstrap, Media query, XML, </w:t>
             </w:r>
-            <w:proofErr w:type="spellStart"/>
             <w:r>
               <w:rPr>
                 <w:color w:val="404040"/>
                 <w:sz w:val="24"/>
                 <w:szCs w:val="24"/>
               </w:rPr>
-              <w:t>Jquery</w:t>
+              <w:t xml:space="preserve">Azure, </w:t>
             </w:r>
-            <w:proofErr w:type="spellEnd"/>
             <w:r>
               <w:rPr>
                 <w:color w:val="404040"/>
                 <w:sz w:val="24"/>
                 <w:szCs w:val="24"/>
               </w:rPr>
-              <w:t xml:space="preserve">, SASS, SCSS, LESS, Bootstrap, Media query, XML, </w:t>
-            </w:r>
-            <w:proofErr w:type="spellStart"/>
-            <w:r>
-              <w:rPr>
-                <w:color w:val="404040"/>
-                <w:sz w:val="24"/>
-                <w:szCs w:val="24"/>
-              </w:rPr>
-              <w:t>Jira</w:t>
-            </w:r>
-            <w:proofErr w:type="spellEnd"/>
-            <w:r>
-              <w:rPr>
-                <w:color w:val="404040"/>
-                <w:sz w:val="24"/>
-                <w:szCs w:val="24"/>
-              </w:rPr>
-              <w:t xml:space="preserve">, SVN, GIT, </w:t>
-            </w:r>
-            <w:proofErr w:type="spellStart"/>
-            <w:r>
-              <w:rPr>
-                <w:color w:val="404040"/>
-                <w:sz w:val="24"/>
-                <w:szCs w:val="24"/>
-              </w:rPr>
-              <w:t>Phonegap</w:t>
-            </w:r>
-            <w:proofErr w:type="spellEnd"/>
-            <w:r>
-              <w:rPr>
-                <w:color w:val="404040"/>
-                <w:sz w:val="24"/>
-                <w:szCs w:val="24"/>
-              </w:rPr>
-              <w:t xml:space="preserve">, </w:t>
-            </w:r>
-            <w:proofErr w:type="spellStart"/>
-            <w:r>
-              <w:rPr>
-                <w:color w:val="404040"/>
-                <w:sz w:val="24"/>
-                <w:szCs w:val="24"/>
-              </w:rPr>
-              <w:t>Wordpress</w:t>
-            </w:r>
-            <w:proofErr w:type="spellEnd"/>
-            <w:r>
-              <w:rPr>
-                <w:color w:val="404040"/>
-                <w:sz w:val="24"/>
-                <w:szCs w:val="24"/>
-              </w:rPr>
-              <w:t xml:space="preserve">, Material Design, </w:t>
-            </w:r>
-            <w:proofErr w:type="spellStart"/>
-            <w:r>
-              <w:rPr>
-                <w:color w:val="404040"/>
-                <w:sz w:val="24"/>
-                <w:szCs w:val="24"/>
-              </w:rPr>
-              <w:t>Javascript</w:t>
-            </w:r>
-            <w:proofErr w:type="spellEnd"/>
-            <w:r>
-              <w:rPr>
-                <w:color w:val="404040"/>
-                <w:sz w:val="24"/>
-                <w:szCs w:val="24"/>
-              </w:rPr>
-              <w:t xml:space="preserve">, </w:t>
-            </w:r>
-            <w:proofErr w:type="spellStart"/>
-            <w:r>
-              <w:rPr>
-                <w:color w:val="404040"/>
-                <w:sz w:val="24"/>
-                <w:szCs w:val="24"/>
-              </w:rPr>
-              <w:t>Invision</w:t>
-            </w:r>
-            <w:proofErr w:type="spellEnd"/>
-            <w:r>
-              <w:rPr>
-                <w:color w:val="404040"/>
-                <w:sz w:val="24"/>
-                <w:szCs w:val="24"/>
-              </w:rPr>
-              <w:t xml:space="preserve">, AEM Authoring, </w:t>
+              <w:t xml:space="preserve">Jira, SVN, GIT, Phonegap, Wordpress, Material Design, Javascript, Invision, AEM Authoring, </w:t>
             </w:r>
             <w:r>
               <w:rPr>
@@ -2143,25 +1933,7 @@
           <w:sz w:val="24"/>
           <w:szCs w:val="24"/>
         </w:rPr>
-        <w:t xml:space="preserve">Re-designing existing UI and UX to better adapt android, </w:t>
-      </w:r>
-      <w:proofErr w:type="spellStart"/>
-      <w:r>
-        <w:rPr>
-          <w:color w:val="404040"/>
-          <w:sz w:val="24"/>
-          <w:szCs w:val="24"/>
-        </w:rPr>
-        <w:t>iOS</w:t>
-      </w:r>
-      <w:proofErr w:type="spellEnd"/>
-      <w:r>
-        <w:rPr>
-          <w:color w:val="404040"/>
-          <w:sz w:val="24"/>
-          <w:szCs w:val="24"/>
-        </w:rPr>
-        <w:t xml:space="preserve"> devices, Desktop and web application. </w:t>
+        <w:t xml:space="preserve">Re-designing existing UI and UX to better adapt android, iOS devices, Desktop and web application. </w:t>
       </w:r>
     </w:p>
     <w:p>
@@ -2447,25 +2219,7 @@
           <w:sz w:val="24"/>
           <w:szCs w:val="24"/>
         </w:rPr>
-        <w:t xml:space="preserve">Re-designing existing UIs to better adapt Android, </w:t>
-      </w:r>
-      <w:proofErr w:type="spellStart"/>
-      <w:r>
-        <w:rPr>
-          <w:color w:val="404040"/>
-          <w:sz w:val="24"/>
-          <w:szCs w:val="24"/>
-        </w:rPr>
-        <w:t>iOS</w:t>
-      </w:r>
-      <w:proofErr w:type="spellEnd"/>
-      <w:r>
-        <w:rPr>
-          <w:color w:val="404040"/>
-          <w:sz w:val="24"/>
-          <w:szCs w:val="24"/>
-        </w:rPr>
-        <w:t xml:space="preserve"> devices and web application. </w:t>
+        <w:t xml:space="preserve">Re-designing existing UIs to better adapt Android, iOS devices and web application. </w:t>
       </w:r>
     </w:p>
     <w:p>
@@ -2726,54 +2480,8 @@
           <w:sz w:val="24"/>
           <w:szCs w:val="24"/>
         </w:rPr>
-        <w:t xml:space="preserve">Working on front end development using HTML5, CSS3, Angular Material Design 2, Bootstrap, </w:t>
-      </w:r>
-      <w:proofErr w:type="spellStart"/>
-      <w:r>
-        <w:rPr>
-          <w:color w:val="404040"/>
-          <w:sz w:val="24"/>
-          <w:szCs w:val="24"/>
-        </w:rPr>
-        <w:t>Jquery</w:t>
-      </w:r>
-      <w:proofErr w:type="spellEnd"/>
-      <w:r>
-        <w:rPr>
-          <w:color w:val="404040"/>
-          <w:sz w:val="24"/>
-          <w:szCs w:val="24"/>
-        </w:rPr>
-        <w:t xml:space="preserve">, SCSS, </w:t>
-      </w:r>
-      <w:proofErr w:type="spellStart"/>
-      <w:r>
-        <w:rPr>
-          <w:color w:val="404040"/>
-          <w:sz w:val="24"/>
-          <w:szCs w:val="24"/>
-        </w:rPr>
-        <w:t>Jira</w:t>
-      </w:r>
-      <w:proofErr w:type="spellEnd"/>
-      <w:r>
-        <w:rPr>
-          <w:color w:val="404040"/>
-          <w:sz w:val="24"/>
-          <w:szCs w:val="24"/>
-        </w:rPr>
-        <w:t xml:space="preserve"> and </w:t>
-      </w:r>
-      <w:proofErr w:type="spellStart"/>
-      <w:r>
-        <w:rPr>
-          <w:color w:val="404040"/>
-          <w:sz w:val="24"/>
-          <w:szCs w:val="24"/>
-        </w:rPr>
-        <w:t>Git</w:t>
-      </w:r>
-      <w:proofErr w:type="spellEnd"/>
+        <w:t>Working on front end development using HTML5, CSS3, Angular Material Design 2, Bootstrap, Jquery, SCSS, Jira and Git</w:t>
+      </w:r>
     </w:p>
     <w:p>
       <w:pPr>
@@ -2982,7 +2690,6 @@
           <w:szCs w:val="24"/>
         </w:rPr>
       </w:pPr>
-      <w:proofErr w:type="spellStart"/>
       <w:r>
         <w:rPr>
           <w:b/>
@@ -2990,17 +2697,7 @@
           <w:sz w:val="24"/>
           <w:szCs w:val="24"/>
         </w:rPr>
-        <w:t>Datamatics</w:t>
-      </w:r>
-      <w:proofErr w:type="spellEnd"/>
-      <w:r>
-        <w:rPr>
-          <w:b/>
-          <w:color w:val="404040"/>
-          <w:sz w:val="24"/>
-          <w:szCs w:val="24"/>
-        </w:rPr>
-        <w:t xml:space="preserve"> UK Ltd.</w:t>
+        <w:t>Datamatics UK Ltd.</w:t>
       </w:r>
       <w:r>
         <w:rPr>
@@ -3299,25 +2996,7 @@
           <w:sz w:val="24"/>
           <w:szCs w:val="24"/>
         </w:rPr>
-        <w:t xml:space="preserve">Responsible for the user experience, information architecture, and user interfaces and interactions working closely with </w:t>
-      </w:r>
-      <w:proofErr w:type="spellStart"/>
-      <w:r>
-        <w:rPr>
-          <w:color w:val="404040"/>
-          <w:sz w:val="24"/>
-          <w:szCs w:val="24"/>
-        </w:rPr>
-        <w:t>dev</w:t>
-      </w:r>
-      <w:proofErr w:type="spellEnd"/>
-      <w:r>
-        <w:rPr>
-          <w:color w:val="404040"/>
-          <w:sz w:val="24"/>
-          <w:szCs w:val="24"/>
-        </w:rPr>
-        <w:t xml:space="preserve"> team.</w:t>
+        <w:t>Responsible for the user experience, information architecture, and user interfaces and interactions working closely with dev team.</w:t>
       </w:r>
     </w:p>
     <w:p>
@@ -3377,43 +3056,7 @@
           <w:sz w:val="24"/>
           <w:szCs w:val="24"/>
         </w:rPr>
-        <w:t xml:space="preserve">Expertise on Moodle, </w:t>
-      </w:r>
-      <w:proofErr w:type="spellStart"/>
-      <w:r>
-        <w:rPr>
-          <w:color w:val="404040"/>
-          <w:sz w:val="24"/>
-          <w:szCs w:val="24"/>
-        </w:rPr>
-        <w:t>Joomla</w:t>
-      </w:r>
-      <w:proofErr w:type="spellEnd"/>
-      <w:r>
-        <w:rPr>
-          <w:color w:val="404040"/>
-          <w:sz w:val="24"/>
-          <w:szCs w:val="24"/>
-        </w:rPr>
-        <w:t xml:space="preserve">, </w:t>
-      </w:r>
-      <w:proofErr w:type="spellStart"/>
-      <w:r>
-        <w:rPr>
-          <w:color w:val="404040"/>
-          <w:sz w:val="24"/>
-          <w:szCs w:val="24"/>
-        </w:rPr>
-        <w:t>Wordpress</w:t>
-      </w:r>
-      <w:proofErr w:type="spellEnd"/>
-      <w:r>
-        <w:rPr>
-          <w:color w:val="404040"/>
-          <w:sz w:val="24"/>
-          <w:szCs w:val="24"/>
-        </w:rPr>
-        <w:t>, Drupal application</w:t>
+        <w:t>Expertise on Moodle, Joomla, Wordpress, Drupal application</w:t>
       </w:r>
     </w:p>
     <w:p>
@@ -3879,43 +3522,7 @@
           <w:sz w:val="24"/>
           <w:szCs w:val="24"/>
         </w:rPr>
-        <w:t xml:space="preserve">Creating UI designs from PSDs and integrating into the developer’s (Java, </w:t>
-      </w:r>
-      <w:proofErr w:type="spellStart"/>
-      <w:r>
-        <w:rPr>
-          <w:color w:val="404040"/>
-          <w:sz w:val="24"/>
-          <w:szCs w:val="24"/>
-        </w:rPr>
-        <w:t>RoR</w:t>
-      </w:r>
-      <w:proofErr w:type="spellEnd"/>
-      <w:r>
-        <w:rPr>
-          <w:color w:val="404040"/>
-          <w:sz w:val="24"/>
-          <w:szCs w:val="24"/>
-        </w:rPr>
-        <w:t xml:space="preserve">, .Net, PHP, </w:t>
-      </w:r>
-      <w:proofErr w:type="spellStart"/>
-      <w:r>
-        <w:rPr>
-          <w:color w:val="404040"/>
-          <w:sz w:val="24"/>
-          <w:szCs w:val="24"/>
-        </w:rPr>
-        <w:t>Phonegap</w:t>
-      </w:r>
-      <w:proofErr w:type="spellEnd"/>
-      <w:r>
-        <w:rPr>
-          <w:color w:val="404040"/>
-          <w:sz w:val="24"/>
-          <w:szCs w:val="24"/>
-        </w:rPr>
-        <w:t xml:space="preserve"> etc.)Code. </w:t>
+        <w:t>Creating UI designs from PSDs and integrating into the developer’s (Java, RoR, .Net, PHP, Phonegap etc.)Code. </w:t>
       </w:r>
     </w:p>
     <w:p>
@@ -3935,25 +3542,7 @@
           <w:sz w:val="24"/>
           <w:szCs w:val="24"/>
         </w:rPr>
-        <w:t xml:space="preserve">Expertise in creating Mockup &amp; HTML5 &amp; CSS3 for </w:t>
-      </w:r>
-      <w:proofErr w:type="spellStart"/>
-      <w:r>
-        <w:rPr>
-          <w:color w:val="404040"/>
-          <w:sz w:val="24"/>
-          <w:szCs w:val="24"/>
-        </w:rPr>
-        <w:t>Phonegap</w:t>
-      </w:r>
-      <w:proofErr w:type="spellEnd"/>
-      <w:r>
-        <w:rPr>
-          <w:color w:val="404040"/>
-          <w:sz w:val="24"/>
-          <w:szCs w:val="24"/>
-        </w:rPr>
-        <w:t xml:space="preserve"> application.</w:t>
+        <w:t>Expertise in creating Mockup &amp; HTML5 &amp; CSS3 for Phonegap application.</w:t>
       </w:r>
     </w:p>
     <w:p>
@@ -3973,43 +3562,7 @@
           <w:sz w:val="24"/>
           <w:szCs w:val="24"/>
         </w:rPr>
-        <w:t xml:space="preserve">Expertise on Moodle, </w:t>
-      </w:r>
-      <w:proofErr w:type="spellStart"/>
-      <w:r>
-        <w:rPr>
-          <w:color w:val="404040"/>
-          <w:sz w:val="24"/>
-          <w:szCs w:val="24"/>
-        </w:rPr>
-        <w:t>Joomla</w:t>
-      </w:r>
-      <w:proofErr w:type="spellEnd"/>
-      <w:r>
-        <w:rPr>
-          <w:color w:val="404040"/>
-          <w:sz w:val="24"/>
-          <w:szCs w:val="24"/>
-        </w:rPr>
-        <w:t xml:space="preserve">, </w:t>
-      </w:r>
-      <w:proofErr w:type="spellStart"/>
-      <w:r>
-        <w:rPr>
-          <w:color w:val="404040"/>
-          <w:sz w:val="24"/>
-          <w:szCs w:val="24"/>
-        </w:rPr>
-        <w:t>Wordpress</w:t>
-      </w:r>
-      <w:proofErr w:type="spellEnd"/>
-      <w:r>
-        <w:rPr>
-          <w:color w:val="404040"/>
-          <w:sz w:val="24"/>
-          <w:szCs w:val="24"/>
-        </w:rPr>
-        <w:t>, Drupal application</w:t>
+        <w:t>Expertise on Moodle, Joomla, Wordpress, Drupal application</w:t>
       </w:r>
     </w:p>
     <w:p>
@@ -4092,8 +3645,6 @@
           <w:szCs w:val="24"/>
         </w:rPr>
       </w:pPr>
-      <w:bookmarkStart w:id="1" w:name="_GoBack"/>
-      <w:bookmarkEnd w:id="1"/>
       <w:proofErr w:type="spellStart"/>
       <w:r>
         <w:rPr>
@@ -4899,6 +4450,63 @@
     </w:p>
     <w:p>
       <w:pPr>
+        <w:pStyle w:val="ListParagraph"/>
+        <w:numPr>
+          <w:ilvl w:val="0"/>
+          <w:numId w:val="9"/>
+        </w:numPr>
+        <w:ind w:left="1080"/>
+        <w:rPr>
+          <w:color w:val="404040"/>
+          <w:sz w:val="24"/>
+          <w:szCs w:val="24"/>
+        </w:rPr>
+      </w:pPr>
+      <w:r>
+        <w:rPr>
+          <w:color w:val="404040"/>
+          <w:sz w:val="24"/>
+          <w:szCs w:val="24"/>
+        </w:rPr>
+        <w:t>Google UX Design Professional Certificate</w:t>
+      </w:r>
+    </w:p>
+    <w:p>
+      <w:pPr>
+        <w:pStyle w:val="ListParagraph"/>
+        <w:numPr>
+          <w:ilvl w:val="0"/>
+          <w:numId w:val="9"/>
+        </w:numPr>
+        <w:ind w:left="1080"/>
+        <w:rPr>
+          <w:color w:val="404040"/>
+          <w:sz w:val="24"/>
+          <w:szCs w:val="24"/>
+        </w:rPr>
+      </w:pPr>
+      <w:r>
+        <w:rPr>
+          <w:color w:val="404040"/>
+          <w:sz w:val="24"/>
+          <w:szCs w:val="24"/>
+        </w:rPr>
+        <w:t xml:space="preserve">Create High-Fidelity Designs and Prototypes in </w:t>
+      </w:r>
+      <w:proofErr w:type="spellStart"/>
+      <w:r>
+        <w:rPr>
+          <w:color w:val="404040"/>
+          <w:sz w:val="24"/>
+          <w:szCs w:val="24"/>
+        </w:rPr>
+        <w:t>Figma</w:t>
+      </w:r>
+      <w:proofErr w:type="spellEnd"/>
+    </w:p>
+    <w:p>
+      <w:pPr>
+        <w:pStyle w:val="ListParagraph"/>
         <w:numPr>
           <w:ilvl w:val="0"/>
           <w:numId w:val="9"/>
@@ -4918,19 +4526,20 @@
           <w:sz w:val="24"/>
           <w:szCs w:val="24"/>
         </w:rPr>
-        <w:t>Conduct UX Research and Test Early Concepts</w:t>
-      </w:r>
-      <w:r>
-        <w:rPr>
-          <w:color w:val="404040"/>
-          <w:sz w:val="24"/>
-          <w:szCs w:val="24"/>
-        </w:rPr>
-        <w:t>, Google</w:t>
-      </w:r>
-    </w:p>
-    <w:p>
-      <w:pPr>
+        <w:t>Build Dynamic User Interfaces (UI) for Websi</w:t>
+      </w:r>
+      <w:r>
+        <w:rPr>
+          <w:color w:val="404040"/>
+          <w:sz w:val="24"/>
+          <w:szCs w:val="24"/>
+        </w:rPr>
+        <w:t>tes</w:t>
+      </w:r>
+    </w:p>
+    <w:p>
+      <w:pPr>
+        <w:pStyle w:val="ListParagraph"/>
         <w:numPr>
           <w:ilvl w:val="0"/>
           <w:numId w:val="9"/>
@@ -4950,15 +4559,7 @@
           <w:sz w:val="24"/>
           <w:szCs w:val="24"/>
         </w:rPr>
-        <w:t>Build Wireframes and Low-Fidelity Prototypes</w:t>
-      </w:r>
-      <w:r>
-        <w:rPr>
-          <w:color w:val="404040"/>
-          <w:sz w:val="24"/>
-          <w:szCs w:val="24"/>
-        </w:rPr>
-        <w:t>, Google</w:t>
+        <w:t>Conduct UX Research and Test Early Concepts, Google</w:t>
       </w:r>
     </w:p>
     <w:p>
@@ -4982,7 +4583,7 @@
           <w:sz w:val="24"/>
           <w:szCs w:val="24"/>
         </w:rPr>
-        <w:t>Start the UX Design Process: Empathize, Define, and Ideate</w:t>
+        <w:t>Build Wireframes and Low-Fidelity Prototypes</w:t>
       </w:r>
       <w:r>
         <w:rPr>
@@ -5014,7 +4615,7 @@
           <w:sz w:val="24"/>
           <w:szCs w:val="24"/>
         </w:rPr>
-        <w:t>Foundations of User Experience (UX) Design</w:t>
+        <w:t>Start the UX Design Process: Empathize, Define, and Ideate</w:t>
       </w:r>
       <w:r>
         <w:rPr>
@@ -5046,18 +4647,26 @@
           <w:sz w:val="24"/>
           <w:szCs w:val="24"/>
         </w:rPr>
-        <w:t xml:space="preserve">Evil by Design: Persuasion in UX, </w:t>
-      </w:r>
-      <w:proofErr w:type="spellStart"/>
-      <w:r>
-        <w:rPr>
-          <w:color w:val="404040"/>
-          <w:sz w:val="24"/>
-          <w:szCs w:val="24"/>
-        </w:rPr>
-        <w:t>Linkedin</w:t>
-      </w:r>
-      <w:proofErr w:type="spellEnd"/>
+        <w:t>Foundations of User E</w:t>
+      </w:r>
+      <w:bookmarkStart w:id="1" w:name="_GoBack"/>
+      <w:bookmarkEnd w:id="1"/>
+      <w:r>
+        <w:rPr>
+          <w:color w:val="404040"/>
+          <w:sz w:val="24"/>
+          <w:szCs w:val="24"/>
+        </w:rPr>
+        <w:t>xperience (UX) Design</w:t>
+      </w:r>
+      <w:r>
+        <w:rPr>
+          <w:color w:val="404040"/>
+          <w:sz w:val="24"/>
+          <w:szCs w:val="24"/>
+        </w:rPr>
+        <w:t>, Google</w:t>
+      </w:r>
     </w:p>
     <w:p>
       <w:pPr>
@@ -5080,18 +4689,8 @@
           <w:sz w:val="24"/>
           <w:szCs w:val="24"/>
         </w:rPr>
-        <w:t xml:space="preserve">Agile user experience design and research, </w:t>
-      </w:r>
-      <w:proofErr w:type="spellStart"/>
-      <w:r>
-        <w:rPr>
-          <w:color w:val="404040"/>
-          <w:sz w:val="24"/>
-          <w:szCs w:val="24"/>
-        </w:rPr>
-        <w:t>Linkedin</w:t>
-      </w:r>
-      <w:proofErr w:type="spellEnd"/>
+        <w:t>Evil by Design: Persuasion in UX, Linkedin</w:t>
+      </w:r>
     </w:p>
     <w:p>
       <w:pPr>
@@ -5114,18 +4713,8 @@
           <w:sz w:val="24"/>
           <w:szCs w:val="24"/>
         </w:rPr>
-        <w:t xml:space="preserve">UX Foundation : Usability Testing, </w:t>
-      </w:r>
-      <w:proofErr w:type="spellStart"/>
-      <w:r>
-        <w:rPr>
-          <w:color w:val="404040"/>
-          <w:sz w:val="24"/>
-          <w:szCs w:val="24"/>
-        </w:rPr>
-        <w:t>Linkedin</w:t>
-      </w:r>
-      <w:proofErr w:type="spellEnd"/>
+        <w:t>Agile user experience design and research, Linkedin</w:t>
+      </w:r>
     </w:p>
     <w:p>
       <w:pPr>
@@ -5148,18 +4737,8 @@
           <w:sz w:val="24"/>
           <w:szCs w:val="24"/>
         </w:rPr>
-        <w:t xml:space="preserve">UX Research: Journey Mapping, </w:t>
-      </w:r>
-      <w:proofErr w:type="spellStart"/>
-      <w:r>
-        <w:rPr>
-          <w:color w:val="404040"/>
-          <w:sz w:val="24"/>
-          <w:szCs w:val="24"/>
-        </w:rPr>
-        <w:t>Linkedin</w:t>
-      </w:r>
-      <w:proofErr w:type="spellEnd"/>
+        <w:t>UX Foundation : Usability Testing, Linkedin</w:t>
+      </w:r>
     </w:p>
     <w:p>
       <w:pPr>
@@ -5172,26 +4751,18 @@
         <w:jc w:val="both"/>
         <w:rPr>
           <w:color w:val="404040"/>
-        </w:rPr>
-      </w:pPr>
-      <w:r>
-        <w:rPr>
-          <w:color w:val="404040"/>
-          <w:sz w:val="24"/>
-          <w:szCs w:val="24"/>
-        </w:rPr>
-        <w:t xml:space="preserve">Master in UX and web design, </w:t>
-      </w:r>
-      <w:proofErr w:type="spellStart"/>
-      <w:r>
-        <w:rPr>
-          <w:color w:val="404040"/>
-          <w:sz w:val="24"/>
-          <w:szCs w:val="24"/>
-        </w:rPr>
-        <w:t>Udemy</w:t>
-      </w:r>
-      <w:proofErr w:type="spellEnd"/>
+          <w:sz w:val="24"/>
+          <w:szCs w:val="24"/>
+        </w:rPr>
+      </w:pPr>
+      <w:r>
+        <w:rPr>
+          <w:color w:val="404040"/>
+          <w:sz w:val="24"/>
+          <w:szCs w:val="24"/>
+        </w:rPr>
+        <w:t>UX Research: Journey Mapping, Linkedin</w:t>
+      </w:r>
     </w:p>
     <w:p>
       <w:pPr>
@@ -5212,18 +4783,30 @@
           <w:sz w:val="24"/>
           <w:szCs w:val="24"/>
         </w:rPr>
-        <w:t xml:space="preserve">User Experience Design Fundamentals, </w:t>
-      </w:r>
-      <w:proofErr w:type="spellStart"/>
-      <w:r>
-        <w:rPr>
-          <w:color w:val="404040"/>
-          <w:sz w:val="24"/>
-          <w:szCs w:val="24"/>
-        </w:rPr>
-        <w:t>Udemy</w:t>
-      </w:r>
-      <w:proofErr w:type="spellEnd"/>
+        <w:t>Master in UX and web design, Udemy</w:t>
+      </w:r>
+    </w:p>
+    <w:p>
+      <w:pPr>
+        <w:numPr>
+          <w:ilvl w:val="0"/>
+          <w:numId w:val="9"/>
+        </w:numPr>
+        <w:spacing w:after="0" w:line="240" w:lineRule="auto"/>
+        <w:ind w:left="1080"/>
+        <w:jc w:val="both"/>
+        <w:rPr>
+          <w:color w:val="404040"/>
+        </w:rPr>
+      </w:pPr>
+      <w:r>
+        <w:rPr>
+          <w:color w:val="404040"/>
+          <w:sz w:val="24"/>
+          <w:szCs w:val="24"/>
+        </w:rPr>
+        <w:t>User Experience Design Fundamentals, Udemy</w:t>
+      </w:r>
     </w:p>
     <w:p>
       <w:pPr>

--- a/images/VijayPawase_UXDesigner_Resume.docx
+++ b/images/VijayPawase_UXDesigner_Resume.docx
@@ -4470,6 +4470,14 @@
         </w:rPr>
         <w:t>Google UX Design Professional Certificate</w:t>
       </w:r>
+      <w:r>
+        <w:rPr>
+          <w:color w:val="404040"/>
+          <w:sz w:val="24"/>
+          <w:szCs w:val="24"/>
+        </w:rPr>
+        <w:t>, Google</w:t>
+      </w:r>
     </w:p>
     <w:p>
       <w:pPr>
@@ -4503,6 +4511,14 @@
         <w:t>Figma</w:t>
       </w:r>
       <w:proofErr w:type="spellEnd"/>
+      <w:r>
+        <w:rPr>
+          <w:color w:val="404040"/>
+          <w:sz w:val="24"/>
+          <w:szCs w:val="24"/>
+        </w:rPr>
+        <w:t>, Google</w:t>
+      </w:r>
     </w:p>
     <w:p>
       <w:pPr>
@@ -4536,6 +4552,16 @@
         </w:rPr>
         <w:t>tes</w:t>
       </w:r>
+      <w:r>
+        <w:rPr>
+          <w:color w:val="404040"/>
+          <w:sz w:val="24"/>
+          <w:szCs w:val="24"/>
+        </w:rPr>
+        <w:t>, Google</w:t>
+      </w:r>
+      <w:bookmarkStart w:id="1" w:name="_GoBack"/>
+      <w:bookmarkEnd w:id="1"/>
     </w:p>
     <w:p>
       <w:pPr>
@@ -4647,17 +4673,7 @@
           <w:sz w:val="24"/>
           <w:szCs w:val="24"/>
         </w:rPr>
-        <w:t>Foundations of User E</w:t>
-      </w:r>
-      <w:bookmarkStart w:id="1" w:name="_GoBack"/>
-      <w:bookmarkEnd w:id="1"/>
-      <w:r>
-        <w:rPr>
-          <w:color w:val="404040"/>
-          <w:sz w:val="24"/>
-          <w:szCs w:val="24"/>
-        </w:rPr>
-        <w:t>xperience (UX) Design</w:t>
+        <w:t>Foundations of User Experience (UX) Design</w:t>
       </w:r>
       <w:r>
         <w:rPr>

--- a/images/VijayPawase_UXDesigner_Resume.docx
+++ b/images/VijayPawase_UXDesigner_Resume.docx
@@ -1246,6 +1246,11 @@
           </w:tcPr>
           <w:p>
             <w:pPr>
+              <w:pStyle w:val="ListParagraph"/>
+              <w:numPr>
+                <w:ilvl w:val="0"/>
+                <w:numId w:val="15"/>
+              </w:numPr>
               <w:rPr>
                 <w:color w:val="404040"/>
                 <w:sz w:val="24"/>
@@ -1254,11 +1259,206 @@
             </w:pPr>
             <w:r>
               <w:rPr>
+                <w:rFonts w:ascii="Segoe UI" w:hAnsi="Segoe UI" w:cs="Segoe UI"/>
+                <w:sz w:val="21"/>
+                <w:szCs w:val="21"/>
+                <w:shd w:val="clear" w:color="auto" w:fill="FFFFFF"/>
+              </w:rPr>
+              <w:t>Empathizing with users by creating empathy maps, personas, user s</w:t>
+            </w:r>
+            <w:r>
+              <w:rPr>
+                <w:rFonts w:ascii="Segoe UI" w:hAnsi="Segoe UI" w:cs="Segoe UI"/>
+                <w:sz w:val="21"/>
+                <w:szCs w:val="21"/>
+                <w:shd w:val="clear" w:color="auto" w:fill="FFFFFF"/>
+              </w:rPr>
+              <w:t xml:space="preserve">tories, and user journey maps </w:t>
+            </w:r>
+          </w:p>
+          <w:p>
+            <w:pPr>
+              <w:pStyle w:val="ListParagraph"/>
+              <w:numPr>
+                <w:ilvl w:val="0"/>
+                <w:numId w:val="15"/>
+              </w:numPr>
+              <w:rPr>
                 <w:color w:val="404040"/>
                 <w:sz w:val="24"/>
                 <w:szCs w:val="24"/>
               </w:rPr>
-              <w:t>User research, Usability evaluation, Information architecture, Interaction design, Visual design, Technical writing, User interface prototyping, User experience leadership,</w:t>
+            </w:pPr>
+            <w:r>
+              <w:rPr>
+                <w:rFonts w:ascii="Segoe UI" w:hAnsi="Segoe UI" w:cs="Segoe UI"/>
+                <w:sz w:val="21"/>
+                <w:szCs w:val="21"/>
+                <w:shd w:val="clear" w:color="auto" w:fill="FFFFFF"/>
+              </w:rPr>
+              <w:t xml:space="preserve">Defining user pain points </w:t>
+            </w:r>
+          </w:p>
+          <w:p>
+            <w:pPr>
+              <w:pStyle w:val="ListParagraph"/>
+              <w:numPr>
+                <w:ilvl w:val="0"/>
+                <w:numId w:val="15"/>
+              </w:numPr>
+              <w:rPr>
+                <w:color w:val="404040"/>
+                <w:sz w:val="24"/>
+                <w:szCs w:val="24"/>
+              </w:rPr>
+            </w:pPr>
+            <w:r>
+              <w:rPr>
+                <w:rFonts w:ascii="Segoe UI" w:hAnsi="Segoe UI" w:cs="Segoe UI"/>
+                <w:sz w:val="21"/>
+                <w:szCs w:val="21"/>
+                <w:shd w:val="clear" w:color="auto" w:fill="FFFFFF"/>
+              </w:rPr>
+              <w:t>Ideating design solutions using Crazy Eights, How Mig</w:t>
+            </w:r>
+            <w:r>
+              <w:rPr>
+                <w:rFonts w:ascii="Segoe UI" w:hAnsi="Segoe UI" w:cs="Segoe UI"/>
+                <w:sz w:val="21"/>
+                <w:szCs w:val="21"/>
+                <w:shd w:val="clear" w:color="auto" w:fill="FFFFFF"/>
+              </w:rPr>
+              <w:t xml:space="preserve">ht We, and competitive audits </w:t>
+            </w:r>
+          </w:p>
+          <w:p>
+            <w:pPr>
+              <w:pStyle w:val="ListParagraph"/>
+              <w:numPr>
+                <w:ilvl w:val="0"/>
+                <w:numId w:val="15"/>
+              </w:numPr>
+              <w:rPr>
+                <w:color w:val="404040"/>
+                <w:sz w:val="24"/>
+                <w:szCs w:val="24"/>
+              </w:rPr>
+            </w:pPr>
+            <w:r>
+              <w:rPr>
+                <w:rFonts w:ascii="Segoe UI" w:hAnsi="Segoe UI" w:cs="Segoe UI"/>
+                <w:sz w:val="21"/>
+                <w:szCs w:val="21"/>
+                <w:shd w:val="clear" w:color="auto" w:fill="FFFFFF"/>
+              </w:rPr>
+              <w:t>Creating wireframes and prototypes on paper and digitally · Developing mockups using visual d</w:t>
+            </w:r>
+            <w:r>
+              <w:rPr>
+                <w:rFonts w:ascii="Segoe UI" w:hAnsi="Segoe UI" w:cs="Segoe UI"/>
+                <w:sz w:val="21"/>
+                <w:szCs w:val="21"/>
+                <w:shd w:val="clear" w:color="auto" w:fill="FFFFFF"/>
+              </w:rPr>
+              <w:t>esign eleme</w:t>
+            </w:r>
+            <w:bookmarkStart w:id="1" w:name="_GoBack"/>
+            <w:bookmarkEnd w:id="1"/>
+            <w:r>
+              <w:rPr>
+                <w:rFonts w:ascii="Segoe UI" w:hAnsi="Segoe UI" w:cs="Segoe UI"/>
+                <w:sz w:val="21"/>
+                <w:szCs w:val="21"/>
+                <w:shd w:val="clear" w:color="auto" w:fill="FFFFFF"/>
+              </w:rPr>
+              <w:t xml:space="preserve">nts and principles </w:t>
+            </w:r>
+          </w:p>
+          <w:p>
+            <w:pPr>
+              <w:pStyle w:val="ListParagraph"/>
+              <w:numPr>
+                <w:ilvl w:val="0"/>
+                <w:numId w:val="15"/>
+              </w:numPr>
+              <w:rPr>
+                <w:color w:val="404040"/>
+                <w:sz w:val="24"/>
+                <w:szCs w:val="24"/>
+              </w:rPr>
+            </w:pPr>
+            <w:r>
+              <w:rPr>
+                <w:rFonts w:ascii="Segoe UI" w:hAnsi="Segoe UI" w:cs="Segoe UI"/>
+                <w:sz w:val="21"/>
+                <w:szCs w:val="21"/>
+                <w:shd w:val="clear" w:color="auto" w:fill="FFFFFF"/>
+              </w:rPr>
+              <w:t>De</w:t>
+            </w:r>
+            <w:r>
+              <w:rPr>
+                <w:rFonts w:ascii="Segoe UI" w:hAnsi="Segoe UI" w:cs="Segoe UI"/>
+                <w:sz w:val="21"/>
+                <w:szCs w:val="21"/>
+                <w:shd w:val="clear" w:color="auto" w:fill="FFFFFF"/>
+              </w:rPr>
+              <w:t xml:space="preserve">signing in Figma and Adobe XD </w:t>
+            </w:r>
+          </w:p>
+          <w:p>
+            <w:pPr>
+              <w:pStyle w:val="ListParagraph"/>
+              <w:numPr>
+                <w:ilvl w:val="0"/>
+                <w:numId w:val="15"/>
+              </w:numPr>
+              <w:rPr>
+                <w:color w:val="404040"/>
+                <w:sz w:val="24"/>
+                <w:szCs w:val="24"/>
+              </w:rPr>
+            </w:pPr>
+            <w:r>
+              <w:rPr>
+                <w:rFonts w:ascii="Segoe UI" w:hAnsi="Segoe UI" w:cs="Segoe UI"/>
+                <w:sz w:val="21"/>
+                <w:szCs w:val="21"/>
+                <w:shd w:val="clear" w:color="auto" w:fill="FFFFFF"/>
+              </w:rPr>
+              <w:t>Conducting int</w:t>
+            </w:r>
+            <w:r>
+              <w:rPr>
+                <w:rFonts w:ascii="Segoe UI" w:hAnsi="Segoe UI" w:cs="Segoe UI"/>
+                <w:sz w:val="21"/>
+                <w:szCs w:val="21"/>
+                <w:shd w:val="clear" w:color="auto" w:fill="FFFFFF"/>
+              </w:rPr>
+              <w:t xml:space="preserve">erviews and usability studies </w:t>
+            </w:r>
+          </w:p>
+          <w:p>
+            <w:pPr>
+              <w:pStyle w:val="ListParagraph"/>
+              <w:numPr>
+                <w:ilvl w:val="0"/>
+                <w:numId w:val="15"/>
+              </w:numPr>
+              <w:rPr>
+                <w:color w:val="404040"/>
+                <w:sz w:val="24"/>
+                <w:szCs w:val="24"/>
+              </w:rPr>
+            </w:pPr>
+            <w:r>
+              <w:rPr>
+                <w:rFonts w:ascii="Segoe UI" w:hAnsi="Segoe UI" w:cs="Segoe UI"/>
+                <w:sz w:val="21"/>
+                <w:szCs w:val="21"/>
+                <w:shd w:val="clear" w:color="auto" w:fill="FFFFFF"/>
+              </w:rPr>
+              <w:t>Considering accessibility at every point in the design process</w:t>
             </w:r>
           </w:p>
         </w:tc>
@@ -1478,6 +1678,7 @@
           <w:sz w:val="24"/>
           <w:szCs w:val="24"/>
         </w:rPr>
+        <w:lastRenderedPageBreak/>
         <w:t>Team Leadership</w:t>
       </w:r>
       <w:r>
@@ -1595,7 +1796,6 @@
           <w:sz w:val="24"/>
           <w:szCs w:val="24"/>
         </w:rPr>
-        <w:lastRenderedPageBreak/>
         <w:t>Design Systems:</w:t>
       </w:r>
       <w:r>
@@ -2326,6 +2526,7 @@
           <w:sz w:val="24"/>
           <w:szCs w:val="24"/>
         </w:rPr>
+        <w:lastRenderedPageBreak/>
         <w:t>Lead UI UX Designer</w:t>
       </w:r>
     </w:p>
@@ -2437,7 +2638,6 @@
           <w:sz w:val="24"/>
           <w:szCs w:val="24"/>
         </w:rPr>
-        <w:lastRenderedPageBreak/>
         <w:t>Recommending alternative design solutions based on technical limitations. Ability for quick</w:t>
       </w:r>
     </w:p>
@@ -2996,6 +3196,7 @@
           <w:sz w:val="24"/>
           <w:szCs w:val="24"/>
         </w:rPr>
+        <w:lastRenderedPageBreak/>
         <w:t>Responsible for the user experience, information architecture, and user interfaces and interactions working closely with dev team.</w:t>
       </w:r>
     </w:p>
@@ -3076,7 +3277,6 @@
           <w:sz w:val="24"/>
           <w:szCs w:val="24"/>
         </w:rPr>
-        <w:lastRenderedPageBreak/>
         <w:t>Actively participating in design workshops and design brainstorming sessions on user journeys &amp; flows to create optimal user experience.</w:t>
       </w:r>
     </w:p>
@@ -3602,6 +3802,7 @@
           <w:sz w:val="24"/>
           <w:szCs w:val="24"/>
         </w:rPr>
+        <w:lastRenderedPageBreak/>
         <w:t>Achieving w3c recommendations across various prominent browsers naming: IE, Firefox, Safari, Chrome, Opera</w:t>
       </w:r>
     </w:p>
@@ -3653,7 +3854,6 @@
           <w:sz w:val="24"/>
           <w:szCs w:val="24"/>
         </w:rPr>
-        <w:lastRenderedPageBreak/>
         <w:t>Avians</w:t>
       </w:r>
       <w:proofErr w:type="spellEnd"/>
@@ -4259,6 +4459,7 @@
           <w:sz w:val="24"/>
           <w:szCs w:val="24"/>
         </w:rPr>
+        <w:lastRenderedPageBreak/>
         <w:t>Involvement in design brainstorming &amp; influencing design decisions.</w:t>
       </w:r>
     </w:p>
@@ -4333,7 +4534,6 @@
           <w:sz w:val="24"/>
           <w:szCs w:val="24"/>
         </w:rPr>
-        <w:lastRenderedPageBreak/>
         <w:t>Education/Certifications/Trainings</w:t>
       </w:r>
     </w:p>
@@ -4499,18 +4699,8 @@
           <w:sz w:val="24"/>
           <w:szCs w:val="24"/>
         </w:rPr>
-        <w:t xml:space="preserve">Create High-Fidelity Designs and Prototypes in </w:t>
-      </w:r>
-      <w:proofErr w:type="spellStart"/>
-      <w:r>
-        <w:rPr>
-          <w:color w:val="404040"/>
-          <w:sz w:val="24"/>
-          <w:szCs w:val="24"/>
-        </w:rPr>
-        <w:t>Figma</w:t>
-      </w:r>
-      <w:proofErr w:type="spellEnd"/>
+        <w:t>Create High-Fidelity Designs and Prototypes in Figma</w:t>
+      </w:r>
       <w:r>
         <w:rPr>
           <w:color w:val="404040"/>
@@ -4560,8 +4750,6 @@
         </w:rPr>
         <w:t>, Google</w:t>
       </w:r>
-      <w:bookmarkStart w:id="1" w:name="_GoBack"/>
-      <w:bookmarkEnd w:id="1"/>
     </w:p>
     <w:p>
       <w:pPr>
@@ -4879,6 +5067,119 @@
 <file path=word/numbering.xml><?xml version="1.0" encoding="utf-8"?>
 <w:numbering xmlns:wpc="http://schemas.microsoft.com/office/word/2010/wordprocessingCanvas" xmlns:mc="http://schemas.openxmlformats.org/markup-compatibility/2006" xmlns:o="urn:schemas-microsoft-com:office:office" xmlns:r="http://schemas.openxmlformats.org/officeDocument/2006/relationships" xmlns:m="http://schemas.openxmlformats.org/officeDocument/2006/math" xmlns:v="urn:schemas-microsoft-com:vml" xmlns:wp14="http://schemas.microsoft.com/office/word/2010/wordprocessingDrawing" xmlns:wp="http://schemas.openxmlformats.org/drawingml/2006/wordprocessingDrawing" xmlns:w10="urn:schemas-microsoft-com:office:word" xmlns:w="http://schemas.openxmlformats.org/wordprocessingml/2006/main" xmlns:w14="http://schemas.microsoft.com/office/word/2010/wordml" xmlns:wpg="http://schemas.microsoft.com/office/word/2010/wordprocessingGroup" xmlns:wpi="http://schemas.microsoft.com/office/word/2010/wordprocessingInk" xmlns:wne="http://schemas.microsoft.com/office/word/2006/wordml" xmlns:wps="http://schemas.microsoft.com/office/word/2010/wordprocessingShape" mc:Ignorable="w14 wp14">
   <w:abstractNum w:abstractNumId="0">
+    <w:nsid w:val="065403BD"/>
+    <w:multiLevelType w:val="hybridMultilevel"/>
+    <w:tmpl w:val="4D90E8DE"/>
+    <w:lvl w:ilvl="0" w:tplc="04090001">
+      <w:start w:val="1"/>
+      <w:numFmt w:val="bullet"/>
+      <w:lvlText w:val=""/>
+      <w:lvlJc w:val="left"/>
+      <w:pPr>
+        <w:ind w:left="720" w:hanging="360"/>
+      </w:pPr>
+      <w:rPr>
+        <w:rFonts w:ascii="Symbol" w:hAnsi="Symbol" w:hint="default"/>
+      </w:rPr>
+    </w:lvl>
+    <w:lvl w:ilvl="1" w:tplc="04090003" w:tentative="1">
+      <w:start w:val="1"/>
+      <w:numFmt w:val="bullet"/>
+      <w:lvlText w:val="o"/>
+      <w:lvlJc w:val="left"/>
+      <w:pPr>
+        <w:ind w:left="1440" w:hanging="360"/>
+      </w:pPr>
+      <w:rPr>
+        <w:rFonts w:ascii="Courier New" w:hAnsi="Courier New" w:cs="Courier New" w:hint="default"/>
+      </w:rPr>
+    </w:lvl>
+    <w:lvl w:ilvl="2" w:tplc="04090005" w:tentative="1">
+      <w:start w:val="1"/>
+      <w:numFmt w:val="bullet"/>
+      <w:lvlText w:val=""/>
+      <w:lvlJc w:val="left"/>
+      <w:pPr>
+        <w:ind w:left="2160" w:hanging="360"/>
+      </w:pPr>
+      <w:rPr>
+        <w:rFonts w:ascii="Wingdings" w:hAnsi="Wingdings" w:hint="default"/>
+      </w:rPr>
+    </w:lvl>
+    <w:lvl w:ilvl="3" w:tplc="04090001" w:tentative="1">
+      <w:start w:val="1"/>
+      <w:numFmt w:val="bullet"/>
+      <w:lvlText w:val=""/>
+      <w:lvlJc w:val="left"/>
+      <w:pPr>
+        <w:ind w:left="2880" w:hanging="360"/>
+      </w:pPr>
+      <w:rPr>
+        <w:rFonts w:ascii="Symbol" w:hAnsi="Symbol" w:hint="default"/>
+      </w:rPr>
+    </w:lvl>
+    <w:lvl w:ilvl="4" w:tplc="04090003" w:tentative="1">
+      <w:start w:val="1"/>
+      <w:numFmt w:val="bullet"/>
+      <w:lvlText w:val="o"/>
+      <w:lvlJc w:val="left"/>
+      <w:pPr>
+        <w:ind w:left="3600" w:hanging="360"/>
+      </w:pPr>
+      <w:rPr>
+        <w:rFonts w:ascii="Courier New" w:hAnsi="Courier New" w:cs="Courier New" w:hint="default"/>
+      </w:rPr>
+    </w:lvl>
+    <w:lvl w:ilvl="5" w:tplc="04090005" w:tentative="1">
+      <w:start w:val="1"/>
+      <w:numFmt w:val="bullet"/>
+      <w:lvlText w:val=""/>
+      <w:lvlJc w:val="left"/>
+      <w:pPr>
+        <w:ind w:left="4320" w:hanging="360"/>
+      </w:pPr>
+      <w:rPr>
+        <w:rFonts w:ascii="Wingdings" w:hAnsi="Wingdings" w:hint="default"/>
+      </w:rPr>
+    </w:lvl>
+    <w:lvl w:ilvl="6" w:tplc="04090001" w:tentative="1">
+      <w:start w:val="1"/>
+      <w:numFmt w:val="bullet"/>
+      <w:lvlText w:val=""/>
+      <w:lvlJc w:val="left"/>
+      <w:pPr>
+        <w:ind w:left="5040" w:hanging="360"/>
+      </w:pPr>
+      <w:rPr>
+        <w:rFonts w:ascii="Symbol" w:hAnsi="Symbol" w:hint="default"/>
+      </w:rPr>
+    </w:lvl>
+    <w:lvl w:ilvl="7" w:tplc="04090003" w:tentative="1">
+      <w:start w:val="1"/>
+      <w:numFmt w:val="bullet"/>
+      <w:lvlText w:val="o"/>
+      <w:lvlJc w:val="left"/>
+      <w:pPr>
+        <w:ind w:left="5760" w:hanging="360"/>
+      </w:pPr>
+      <w:rPr>
+        <w:rFonts w:ascii="Courier New" w:hAnsi="Courier New" w:cs="Courier New" w:hint="default"/>
+      </w:rPr>
+    </w:lvl>
+    <w:lvl w:ilvl="8" w:tplc="04090005" w:tentative="1">
+      <w:start w:val="1"/>
+      <w:numFmt w:val="bullet"/>
+      <w:lvlText w:val=""/>
+      <w:lvlJc w:val="left"/>
+      <w:pPr>
+        <w:ind w:left="6480" w:hanging="360"/>
+      </w:pPr>
+      <w:rPr>
+        <w:rFonts w:ascii="Wingdings" w:hAnsi="Wingdings" w:hint="default"/>
+      </w:rPr>
+    </w:lvl>
+  </w:abstractNum>
+  <w:abstractNum w:abstractNumId="1">
     <w:nsid w:val="1841336B"/>
     <w:multiLevelType w:val="multilevel"/>
     <w:tmpl w:val="97C25942"/>
@@ -5009,7 +5310,7 @@
       </w:rPr>
     </w:lvl>
   </w:abstractNum>
-  <w:abstractNum w:abstractNumId="1">
+  <w:abstractNum w:abstractNumId="2">
     <w:nsid w:val="1D602024"/>
     <w:multiLevelType w:val="multilevel"/>
     <w:tmpl w:val="7742946C"/>
@@ -5140,7 +5441,7 @@
       </w:rPr>
     </w:lvl>
   </w:abstractNum>
-  <w:abstractNum w:abstractNumId="2">
+  <w:abstractNum w:abstractNumId="3">
     <w:nsid w:val="1E4C13EE"/>
     <w:multiLevelType w:val="multilevel"/>
     <w:tmpl w:val="9C1C8DD0"/>
@@ -5271,7 +5572,7 @@
       </w:rPr>
     </w:lvl>
   </w:abstractNum>
-  <w:abstractNum w:abstractNumId="3">
+  <w:abstractNum w:abstractNumId="4">
     <w:nsid w:val="21627177"/>
     <w:multiLevelType w:val="multilevel"/>
     <w:tmpl w:val="7E643922"/>
@@ -5402,7 +5703,7 @@
       </w:rPr>
     </w:lvl>
   </w:abstractNum>
-  <w:abstractNum w:abstractNumId="4">
+  <w:abstractNum w:abstractNumId="5">
     <w:nsid w:val="279F3FB0"/>
     <w:multiLevelType w:val="multilevel"/>
     <w:tmpl w:val="166C8FA6"/>
@@ -5515,7 +5816,7 @@
       </w:rPr>
     </w:lvl>
   </w:abstractNum>
-  <w:abstractNum w:abstractNumId="5">
+  <w:abstractNum w:abstractNumId="6">
     <w:nsid w:val="40D275E1"/>
     <w:multiLevelType w:val="multilevel"/>
     <w:tmpl w:val="0BBEC9AA"/>
@@ -5646,7 +5947,7 @@
       </w:rPr>
     </w:lvl>
   </w:abstractNum>
-  <w:abstractNum w:abstractNumId="6">
+  <w:abstractNum w:abstractNumId="7">
     <w:nsid w:val="43486128"/>
     <w:multiLevelType w:val="multilevel"/>
     <w:tmpl w:val="0400D7B8"/>
@@ -5777,7 +6078,7 @@
       </w:rPr>
     </w:lvl>
   </w:abstractNum>
-  <w:abstractNum w:abstractNumId="7">
+  <w:abstractNum w:abstractNumId="8">
     <w:nsid w:val="4BF36AC2"/>
     <w:multiLevelType w:val="multilevel"/>
     <w:tmpl w:val="C524B076"/>
@@ -5908,7 +6209,7 @@
       </w:rPr>
     </w:lvl>
   </w:abstractNum>
-  <w:abstractNum w:abstractNumId="8">
+  <w:abstractNum w:abstractNumId="9">
     <w:nsid w:val="4CEF27F5"/>
     <w:multiLevelType w:val="multilevel"/>
     <w:tmpl w:val="48369C90"/>
@@ -6039,7 +6340,7 @@
       </w:rPr>
     </w:lvl>
   </w:abstractNum>
-  <w:abstractNum w:abstractNumId="9">
+  <w:abstractNum w:abstractNumId="10">
     <w:nsid w:val="50580399"/>
     <w:multiLevelType w:val="multilevel"/>
     <w:tmpl w:val="82E86A3A"/>
@@ -6170,7 +6471,7 @@
       </w:rPr>
     </w:lvl>
   </w:abstractNum>
-  <w:abstractNum w:abstractNumId="10">
+  <w:abstractNum w:abstractNumId="11">
     <w:nsid w:val="59140F42"/>
     <w:multiLevelType w:val="hybridMultilevel"/>
     <w:tmpl w:val="25245D7E"/>
@@ -6283,7 +6584,7 @@
       </w:rPr>
     </w:lvl>
   </w:abstractNum>
-  <w:abstractNum w:abstractNumId="11">
+  <w:abstractNum w:abstractNumId="12">
     <w:nsid w:val="5B616D76"/>
     <w:multiLevelType w:val="multilevel"/>
     <w:tmpl w:val="2B582FCE"/>
@@ -6414,7 +6715,7 @@
       </w:rPr>
     </w:lvl>
   </w:abstractNum>
-  <w:abstractNum w:abstractNumId="12">
+  <w:abstractNum w:abstractNumId="13">
     <w:nsid w:val="78BF196A"/>
     <w:multiLevelType w:val="multilevel"/>
     <w:tmpl w:val="64FCA160"/>
@@ -6545,7 +6846,7 @@
       </w:rPr>
     </w:lvl>
   </w:abstractNum>
-  <w:abstractNum w:abstractNumId="13">
+  <w:abstractNum w:abstractNumId="14">
     <w:nsid w:val="7C45492C"/>
     <w:multiLevelType w:val="multilevel"/>
     <w:tmpl w:val="E8048240"/>
@@ -6677,46 +6978,49 @@
     </w:lvl>
   </w:abstractNum>
   <w:num w:numId="1">
+    <w:abstractNumId w:val="3"/>
+  </w:num>
+  <w:num w:numId="2">
+    <w:abstractNumId w:val="13"/>
+  </w:num>
+  <w:num w:numId="3">
+    <w:abstractNumId w:val="7"/>
+  </w:num>
+  <w:num w:numId="4">
+    <w:abstractNumId w:val="5"/>
+  </w:num>
+  <w:num w:numId="5">
     <w:abstractNumId w:val="2"/>
   </w:num>
-  <w:num w:numId="2">
+  <w:num w:numId="6">
+    <w:abstractNumId w:val="10"/>
+  </w:num>
+  <w:num w:numId="7">
+    <w:abstractNumId w:val="8"/>
+  </w:num>
+  <w:num w:numId="8">
+    <w:abstractNumId w:val="4"/>
+  </w:num>
+  <w:num w:numId="9">
+    <w:abstractNumId w:val="1"/>
+  </w:num>
+  <w:num w:numId="10">
+    <w:abstractNumId w:val="9"/>
+  </w:num>
+  <w:num w:numId="11">
     <w:abstractNumId w:val="12"/>
   </w:num>
-  <w:num w:numId="3">
+  <w:num w:numId="12">
     <w:abstractNumId w:val="6"/>
   </w:num>
-  <w:num w:numId="4">
-    <w:abstractNumId w:val="4"/>
+  <w:num w:numId="13">
+    <w:abstractNumId w:val="14"/>
   </w:num>
-  <w:num w:numId="5">
-    <w:abstractNumId w:val="1"/>
-  </w:num>
-  <w:num w:numId="6">
-    <w:abstractNumId w:val="9"/>
-  </w:num>
-  <w:num w:numId="7">
-    <w:abstractNumId w:val="7"/>
-  </w:num>
-  <w:num w:numId="8">
-    <w:abstractNumId w:val="3"/>
-  </w:num>
-  <w:num w:numId="9">
-    <w:abstractNumId w:val="0"/>
-  </w:num>
-  <w:num w:numId="10">
-    <w:abstractNumId w:val="8"/>
-  </w:num>
-  <w:num w:numId="11">
+  <w:num w:numId="14">
     <w:abstractNumId w:val="11"/>
   </w:num>
-  <w:num w:numId="12">
-    <w:abstractNumId w:val="5"/>
-  </w:num>
-  <w:num w:numId="13">
-    <w:abstractNumId w:val="13"/>
-  </w:num>
-  <w:num w:numId="14">
-    <w:abstractNumId w:val="10"/>
+  <w:num w:numId="15">
+    <w:abstractNumId w:val="0"/>
   </w:num>
 </w:numbering>
 </file>

--- a/images/VijayPawase_UXDesigner_Resume.docx
+++ b/images/VijayPawase_UXDesigner_Resume.docx
@@ -352,7 +352,56 @@
           <w:sz w:val="28"/>
           <w:szCs w:val="28"/>
         </w:rPr>
-        <w:t xml:space="preserve">Expert UI-UX professional | Certified </w:t>
+        <w:t xml:space="preserve">Certified </w:t>
+      </w:r>
+      <w:r>
+        <w:rPr>
+          <w:b/>
+          <w:color w:val="404040"/>
+          <w:sz w:val="28"/>
+          <w:szCs w:val="28"/>
+        </w:rPr>
+        <w:t>Google UX Design</w:t>
+      </w:r>
+      <w:r>
+        <w:rPr>
+          <w:b/>
+          <w:color w:val="404040"/>
+          <w:sz w:val="44"/>
+          <w:szCs w:val="44"/>
+          <w:highlight w:val="white"/>
+        </w:rPr>
+        <w:t>®</w:t>
+      </w:r>
+      <w:r>
+        <w:rPr>
+          <w:b/>
+          <w:color w:val="404040"/>
+          <w:sz w:val="28"/>
+          <w:szCs w:val="28"/>
+          <w:highlight w:val="white"/>
+        </w:rPr>
+        <w:t xml:space="preserve"> </w:t>
+      </w:r>
+      <w:r>
+        <w:rPr>
+          <w:b/>
+          <w:color w:val="404040"/>
+          <w:sz w:val="28"/>
+          <w:szCs w:val="28"/>
+          <w:highlight w:val="white"/>
+        </w:rPr>
+        <w:t>|</w:t>
+      </w:r>
+      <w:r>
+        <w:rPr>
+          <w:b/>
+          <w:color w:val="404040"/>
+          <w:sz w:val="28"/>
+          <w:szCs w:val="28"/>
+          <w:highlight w:val="white"/>
+        </w:rPr>
+        <w:t xml:space="preserve"> </w:t>
       </w:r>
       <w:r>
         <w:rPr>
@@ -442,6 +491,8 @@
         <w:spacing w:after="0"/>
         <w:rPr>
           <w:color w:val="404040"/>
+          <w:sz w:val="24"/>
+          <w:szCs w:val="24"/>
         </w:rPr>
       </w:pPr>
       <w:r>
@@ -498,6 +549,7 @@
     </w:p>
     <w:p>
       <w:pPr>
+        <w:pStyle w:val="Heading1"/>
         <w:numPr>
           <w:ilvl w:val="0"/>
           <w:numId w:val="6"/>
@@ -509,55 +561,84 @@
           <w:right w:val="nil"/>
           <w:between w:val="nil"/>
         </w:pBdr>
+        <w:shd w:val="clear" w:color="auto" w:fill="FFFFFF"/>
         <w:spacing w:after="0"/>
         <w:rPr>
-          <w:color w:val="404040"/>
+          <w:rFonts w:ascii="Calibri" w:eastAsia="Calibri" w:hAnsi="Calibri" w:cs="Calibri"/>
+          <w:b w:val="0"/>
+          <w:color w:val="404040"/>
+          <w:sz w:val="24"/>
+          <w:szCs w:val="24"/>
         </w:rPr>
       </w:pPr>
       <w:bookmarkStart w:id="0" w:name="_gjdgxs" w:colFirst="0" w:colLast="0"/>
       <w:bookmarkEnd w:id="0"/>
       <w:r>
         <w:rPr>
-          <w:color w:val="404040"/>
-          <w:sz w:val="24"/>
-          <w:szCs w:val="24"/>
-        </w:rPr>
-        <w:t>He is a certified</w:t>
-      </w:r>
-      <w:r>
-        <w:rPr>
-          <w:b/>
-          <w:color w:val="404040"/>
-          <w:sz w:val="24"/>
-          <w:szCs w:val="24"/>
-        </w:rPr>
-        <w:t xml:space="preserve"> Human-Computer Interaction (HCI)</w:t>
-      </w:r>
-      <w:r>
-        <w:rPr>
-          <w:color w:val="404040"/>
-          <w:sz w:val="24"/>
-          <w:szCs w:val="24"/>
-          <w:highlight w:val="white"/>
+          <w:rFonts w:ascii="Calibri" w:eastAsia="Calibri" w:hAnsi="Calibri" w:cs="Calibri"/>
+          <w:b w:val="0"/>
+          <w:color w:val="404040"/>
+          <w:sz w:val="24"/>
+          <w:szCs w:val="24"/>
+        </w:rPr>
+        <w:t xml:space="preserve">He is a certified </w:t>
+      </w:r>
+      <w:r>
+        <w:rPr>
+          <w:rFonts w:ascii="Calibri" w:eastAsia="Calibri" w:hAnsi="Calibri" w:cs="Calibri"/>
+          <w:color w:val="404040"/>
+          <w:sz w:val="24"/>
+          <w:szCs w:val="24"/>
+        </w:rPr>
+        <w:t>Google UX Design</w:t>
+      </w:r>
+      <w:r>
+        <w:rPr>
+          <w:rFonts w:ascii="Calibri" w:eastAsia="Calibri" w:hAnsi="Calibri" w:cs="Calibri"/>
+          <w:b w:val="0"/>
+          <w:color w:val="404040"/>
+          <w:sz w:val="24"/>
+          <w:szCs w:val="24"/>
         </w:rPr>
         <w:t xml:space="preserve"> </w:t>
       </w:r>
       <w:r>
         <w:rPr>
-          <w:color w:val="404040"/>
-          <w:sz w:val="36"/>
-          <w:szCs w:val="36"/>
-          <w:highlight w:val="white"/>
-        </w:rPr>
-        <w:t>®</w:t>
-      </w:r>
-      <w:r>
-        <w:rPr>
-          <w:color w:val="404040"/>
-          <w:sz w:val="24"/>
-          <w:szCs w:val="24"/>
-        </w:rPr>
-        <w:t xml:space="preserve"> &amp; has worked with large organizations ranging from Financial, Software, Public Sector, and Engineering Organizations to Examination Institutes.</w:t>
+          <w:rFonts w:ascii="Calibri" w:eastAsia="Calibri" w:hAnsi="Calibri" w:cs="Calibri"/>
+          <w:b w:val="0"/>
+          <w:color w:val="404040"/>
+          <w:sz w:val="24"/>
+          <w:szCs w:val="24"/>
+        </w:rPr>
+        <w:t xml:space="preserve">&amp; </w:t>
+      </w:r>
+      <w:r>
+        <w:rPr>
+          <w:rFonts w:ascii="Calibri" w:eastAsia="Calibri" w:hAnsi="Calibri" w:cs="Calibri"/>
+          <w:color w:val="404040"/>
+          <w:sz w:val="24"/>
+          <w:szCs w:val="24"/>
+        </w:rPr>
+        <w:t>Human-Computer Interaction (HCI) ®</w:t>
+      </w:r>
+      <w:r>
+        <w:rPr>
+          <w:rFonts w:ascii="Calibri" w:eastAsia="Calibri" w:hAnsi="Calibri" w:cs="Calibri"/>
+          <w:color w:val="404040"/>
+          <w:sz w:val="24"/>
+          <w:szCs w:val="24"/>
+        </w:rPr>
+        <w:t>,</w:t>
+      </w:r>
+      <w:r>
+        <w:rPr>
+          <w:rFonts w:ascii="Calibri" w:eastAsia="Calibri" w:hAnsi="Calibri" w:cs="Calibri"/>
+          <w:b w:val="0"/>
+          <w:color w:val="404040"/>
+          <w:sz w:val="24"/>
+          <w:szCs w:val="24"/>
+        </w:rPr>
+        <w:t xml:space="preserve"> has worked with large organizations ranging from Financial, Software, Public Sector, and Engineering Organizations to Examination Institutes.</w:t>
       </w:r>
     </w:p>
     <w:p>
@@ -1360,18 +1441,7 @@
                 <w:szCs w:val="21"/>
                 <w:shd w:val="clear" w:color="auto" w:fill="FFFFFF"/>
               </w:rPr>
-              <w:t>esign eleme</w:t>
-            </w:r>
-            <w:bookmarkStart w:id="1" w:name="_GoBack"/>
-            <w:bookmarkEnd w:id="1"/>
-            <w:r>
-              <w:rPr>
-                <w:rFonts w:ascii="Segoe UI" w:hAnsi="Segoe UI" w:cs="Segoe UI"/>
-                <w:sz w:val="21"/>
-                <w:szCs w:val="21"/>
-                <w:shd w:val="clear" w:color="auto" w:fill="FFFFFF"/>
-              </w:rPr>
-              <w:t xml:space="preserve">nts and principles </w:t>
+              <w:t xml:space="preserve">esign elements and principles </w:t>
             </w:r>
           </w:p>
           <w:p>
@@ -2464,7 +2534,6 @@
           <w:szCs w:val="24"/>
         </w:rPr>
       </w:pPr>
-      <w:proofErr w:type="spellStart"/>
       <w:r>
         <w:rPr>
           <w:b/>
@@ -2472,9 +2541,9 @@
           <w:sz w:val="24"/>
           <w:szCs w:val="24"/>
         </w:rPr>
-        <w:t>Cybage</w:t>
-      </w:r>
-      <w:proofErr w:type="spellEnd"/>
+        <w:lastRenderedPageBreak/>
+        <w:br/>
+      </w:r>
       <w:r>
         <w:rPr>
           <w:b/>
@@ -2482,7 +2551,7 @@
           <w:sz w:val="24"/>
           <w:szCs w:val="24"/>
         </w:rPr>
-        <w:t xml:space="preserve"> Software Pvt</w:t>
+        <w:t>Cybage Software Pvt</w:t>
       </w:r>
       <w:r>
         <w:rPr>
@@ -2526,7 +2595,6 @@
           <w:sz w:val="24"/>
           <w:szCs w:val="24"/>
         </w:rPr>
-        <w:lastRenderedPageBreak/>
         <w:t>Lead UI UX Designer</w:t>
       </w:r>
     </w:p>
@@ -3176,6 +3244,7 @@
           <w:sz w:val="24"/>
           <w:szCs w:val="24"/>
         </w:rPr>
+        <w:lastRenderedPageBreak/>
         <w:t>Provide design innovation and leadership on projects for web and mobile applications</w:t>
       </w:r>
     </w:p>
@@ -3196,7 +3265,6 @@
           <w:sz w:val="24"/>
           <w:szCs w:val="24"/>
         </w:rPr>
-        <w:lastRenderedPageBreak/>
         <w:t>Responsible for the user experience, information architecture, and user interfaces and interactions working closely with dev team.</w:t>
       </w:r>
     </w:p>
@@ -3782,6 +3850,7 @@
           <w:sz w:val="24"/>
           <w:szCs w:val="24"/>
         </w:rPr>
+        <w:lastRenderedPageBreak/>
         <w:t>Actively participating in design workshops and design brainstorming sessions on user journeys &amp; flows to create optimal user experience.</w:t>
       </w:r>
     </w:p>
@@ -3802,7 +3871,6 @@
           <w:sz w:val="24"/>
           <w:szCs w:val="24"/>
         </w:rPr>
-        <w:lastRenderedPageBreak/>
         <w:t>Achieving w3c recommendations across various prominent browsers naming: IE, Firefox, Safari, Chrome, Opera</w:t>
       </w:r>
     </w:p>
@@ -3846,7 +3914,6 @@
           <w:szCs w:val="24"/>
         </w:rPr>
       </w:pPr>
-      <w:proofErr w:type="spellStart"/>
       <w:r>
         <w:rPr>
           <w:b/>
@@ -3854,17 +3921,7 @@
           <w:sz w:val="24"/>
           <w:szCs w:val="24"/>
         </w:rPr>
-        <w:t>Avians</w:t>
-      </w:r>
-      <w:proofErr w:type="spellEnd"/>
-      <w:r>
-        <w:rPr>
-          <w:b/>
-          <w:color w:val="404040"/>
-          <w:sz w:val="24"/>
-          <w:szCs w:val="24"/>
-        </w:rPr>
-        <w:t xml:space="preserve"> M2M Solutions Pvt. Ltd.</w:t>
+        <w:t>Avians M2M Solutions Pvt. Ltd.</w:t>
       </w:r>
       <w:r>
         <w:rPr>
@@ -4419,6 +4476,7 @@
           <w:sz w:val="24"/>
           <w:szCs w:val="24"/>
         </w:rPr>
+        <w:lastRenderedPageBreak/>
         <w:t>Write HTML, Tables, Frames and Graphics.</w:t>
       </w:r>
     </w:p>
@@ -4459,7 +4517,6 @@
           <w:sz w:val="24"/>
           <w:szCs w:val="24"/>
         </w:rPr>
-        <w:lastRenderedPageBreak/>
         <w:t>Involvement in design brainstorming &amp; influencing design decisions.</w:t>
       </w:r>
     </w:p>
@@ -4593,12 +4650,18 @@
         <w:spacing w:before="360" w:after="80" w:line="240" w:lineRule="auto"/>
         <w:ind w:left="283"/>
         <w:rPr>
+          <w:color w:val="404040"/>
+        </w:rPr>
+      </w:pPr>
+      <w:r>
+        <w:rPr>
           <w:b/>
           <w:color w:val="404040"/>
           <w:sz w:val="24"/>
           <w:szCs w:val="24"/>
         </w:rPr>
-      </w:pPr>
+        <w:t>Certifications:</w:t>
+      </w:r>
       <w:r>
         <w:rPr>
           <w:b/>
@@ -4606,434 +4669,1502 @@
           <w:sz w:val="24"/>
           <w:szCs w:val="24"/>
         </w:rPr>
-        <w:t>Certifications:</w:t>
-      </w:r>
-    </w:p>
-    <w:p>
-      <w:pPr>
-        <w:numPr>
-          <w:ilvl w:val="0"/>
-          <w:numId w:val="9"/>
-        </w:numPr>
-        <w:spacing w:after="0" w:line="240" w:lineRule="auto"/>
-        <w:ind w:left="1080"/>
-        <w:jc w:val="both"/>
-        <w:rPr>
-          <w:color w:val="404040"/>
-        </w:rPr>
-      </w:pPr>
-      <w:r>
-        <w:rPr>
-          <w:color w:val="404040"/>
-          <w:sz w:val="24"/>
-          <w:szCs w:val="24"/>
-        </w:rPr>
-        <w:t>Human-Computer Interaction (HCI)</w:t>
-      </w:r>
-      <w:r>
-        <w:rPr>
-          <w:color w:val="404040"/>
-          <w:sz w:val="36"/>
-          <w:szCs w:val="36"/>
-          <w:highlight w:val="white"/>
-        </w:rPr>
-        <w:t>®</w:t>
-      </w:r>
-      <w:r>
-        <w:rPr>
-          <w:color w:val="404040"/>
-          <w:sz w:val="24"/>
-          <w:szCs w:val="24"/>
-        </w:rPr>
-        <w:t>, Interaction Design Foundation</w:t>
-      </w:r>
-    </w:p>
-    <w:p>
-      <w:pPr>
-        <w:pStyle w:val="ListParagraph"/>
-        <w:numPr>
-          <w:ilvl w:val="0"/>
-          <w:numId w:val="9"/>
-        </w:numPr>
-        <w:ind w:left="1080"/>
-        <w:rPr>
-          <w:color w:val="404040"/>
-          <w:sz w:val="24"/>
-          <w:szCs w:val="24"/>
-        </w:rPr>
-      </w:pPr>
-      <w:r>
-        <w:rPr>
-          <w:color w:val="404040"/>
-          <w:sz w:val="24"/>
-          <w:szCs w:val="24"/>
-        </w:rPr>
-        <w:t>Google UX Design Professional Certificate</w:t>
-      </w:r>
-      <w:r>
-        <w:rPr>
-          <w:color w:val="404040"/>
-          <w:sz w:val="24"/>
-          <w:szCs w:val="24"/>
-        </w:rPr>
-        <w:t>, Google</w:t>
-      </w:r>
-    </w:p>
-    <w:p>
-      <w:pPr>
-        <w:pStyle w:val="ListParagraph"/>
-        <w:numPr>
-          <w:ilvl w:val="0"/>
-          <w:numId w:val="9"/>
-        </w:numPr>
-        <w:ind w:left="1080"/>
-        <w:rPr>
-          <w:color w:val="404040"/>
-          <w:sz w:val="24"/>
-          <w:szCs w:val="24"/>
-        </w:rPr>
-      </w:pPr>
-      <w:r>
-        <w:rPr>
-          <w:color w:val="404040"/>
-          <w:sz w:val="24"/>
-          <w:szCs w:val="24"/>
-        </w:rPr>
-        <w:t>Create High-Fidelity Designs and Prototypes in Figma</w:t>
-      </w:r>
-      <w:r>
-        <w:rPr>
-          <w:color w:val="404040"/>
-          <w:sz w:val="24"/>
-          <w:szCs w:val="24"/>
-        </w:rPr>
-        <w:t>, Google</w:t>
-      </w:r>
-    </w:p>
-    <w:p>
-      <w:pPr>
-        <w:pStyle w:val="ListParagraph"/>
-        <w:numPr>
-          <w:ilvl w:val="0"/>
-          <w:numId w:val="9"/>
-        </w:numPr>
-        <w:spacing w:after="0" w:line="240" w:lineRule="auto"/>
-        <w:ind w:left="1080"/>
-        <w:jc w:val="both"/>
-        <w:rPr>
-          <w:color w:val="404040"/>
-          <w:sz w:val="24"/>
-          <w:szCs w:val="24"/>
-        </w:rPr>
-      </w:pPr>
-      <w:r>
-        <w:rPr>
-          <w:color w:val="404040"/>
-          <w:sz w:val="24"/>
-          <w:szCs w:val="24"/>
-        </w:rPr>
-        <w:t>Build Dynamic User Interfaces (UI) for Websi</w:t>
-      </w:r>
-      <w:r>
-        <w:rPr>
-          <w:color w:val="404040"/>
-          <w:sz w:val="24"/>
-          <w:szCs w:val="24"/>
-        </w:rPr>
-        <w:t>tes</w:t>
-      </w:r>
-      <w:r>
-        <w:rPr>
-          <w:color w:val="404040"/>
-          <w:sz w:val="24"/>
-          <w:szCs w:val="24"/>
-        </w:rPr>
-        <w:t>, Google</w:t>
-      </w:r>
-    </w:p>
-    <w:p>
-      <w:pPr>
-        <w:pStyle w:val="ListParagraph"/>
-        <w:numPr>
-          <w:ilvl w:val="0"/>
-          <w:numId w:val="9"/>
-        </w:numPr>
-        <w:spacing w:after="0" w:line="240" w:lineRule="auto"/>
-        <w:ind w:left="1080"/>
-        <w:jc w:val="both"/>
-        <w:rPr>
-          <w:color w:val="404040"/>
-          <w:sz w:val="24"/>
-          <w:szCs w:val="24"/>
-        </w:rPr>
-      </w:pPr>
-      <w:r>
-        <w:rPr>
-          <w:color w:val="404040"/>
-          <w:sz w:val="24"/>
-          <w:szCs w:val="24"/>
-        </w:rPr>
-        <w:t>Conduct UX Research and Test Early Concepts, Google</w:t>
-      </w:r>
-    </w:p>
-    <w:p>
-      <w:pPr>
-        <w:numPr>
-          <w:ilvl w:val="0"/>
-          <w:numId w:val="9"/>
-        </w:numPr>
-        <w:spacing w:after="0" w:line="240" w:lineRule="auto"/>
-        <w:ind w:left="1080"/>
-        <w:jc w:val="both"/>
-        <w:rPr>
-          <w:color w:val="404040"/>
-          <w:sz w:val="24"/>
-          <w:szCs w:val="24"/>
-        </w:rPr>
-      </w:pPr>
-      <w:r>
-        <w:rPr>
-          <w:color w:val="404040"/>
-          <w:sz w:val="24"/>
-          <w:szCs w:val="24"/>
-        </w:rPr>
-        <w:t>Build Wireframes and Low-Fidelity Prototypes</w:t>
-      </w:r>
-      <w:r>
-        <w:rPr>
-          <w:color w:val="404040"/>
-          <w:sz w:val="24"/>
-          <w:szCs w:val="24"/>
-        </w:rPr>
-        <w:t>, Google</w:t>
-      </w:r>
-    </w:p>
-    <w:p>
-      <w:pPr>
-        <w:numPr>
-          <w:ilvl w:val="0"/>
-          <w:numId w:val="9"/>
-        </w:numPr>
-        <w:spacing w:after="0" w:line="240" w:lineRule="auto"/>
-        <w:ind w:left="1080"/>
-        <w:jc w:val="both"/>
-        <w:rPr>
-          <w:color w:val="404040"/>
-          <w:sz w:val="24"/>
-          <w:szCs w:val="24"/>
-        </w:rPr>
-      </w:pPr>
-      <w:r>
-        <w:rPr>
-          <w:color w:val="404040"/>
-          <w:sz w:val="24"/>
-          <w:szCs w:val="24"/>
-        </w:rPr>
-        <w:t>Start the UX Design Process: Empathize, Define, and Ideate</w:t>
-      </w:r>
-      <w:r>
-        <w:rPr>
-          <w:color w:val="404040"/>
-          <w:sz w:val="24"/>
-          <w:szCs w:val="24"/>
-        </w:rPr>
-        <w:t>, Google</w:t>
-      </w:r>
-    </w:p>
-    <w:p>
-      <w:pPr>
-        <w:numPr>
-          <w:ilvl w:val="0"/>
-          <w:numId w:val="9"/>
-        </w:numPr>
-        <w:spacing w:after="0" w:line="240" w:lineRule="auto"/>
-        <w:ind w:left="1080"/>
-        <w:jc w:val="both"/>
-        <w:rPr>
-          <w:color w:val="404040"/>
-          <w:sz w:val="24"/>
-          <w:szCs w:val="24"/>
-        </w:rPr>
-      </w:pPr>
-      <w:r>
-        <w:rPr>
-          <w:color w:val="404040"/>
-          <w:sz w:val="24"/>
-          <w:szCs w:val="24"/>
-        </w:rPr>
-        <w:t>Foundations of User Experience (UX) Design</w:t>
-      </w:r>
-      <w:r>
-        <w:rPr>
-          <w:color w:val="404040"/>
-          <w:sz w:val="24"/>
-          <w:szCs w:val="24"/>
-        </w:rPr>
-        <w:t>, Google</w:t>
-      </w:r>
-    </w:p>
-    <w:p>
-      <w:pPr>
-        <w:numPr>
-          <w:ilvl w:val="0"/>
-          <w:numId w:val="9"/>
-        </w:numPr>
-        <w:spacing w:after="0" w:line="240" w:lineRule="auto"/>
-        <w:ind w:left="1080"/>
-        <w:jc w:val="both"/>
-        <w:rPr>
-          <w:color w:val="404040"/>
-          <w:sz w:val="24"/>
-          <w:szCs w:val="24"/>
-        </w:rPr>
-      </w:pPr>
-      <w:r>
-        <w:rPr>
-          <w:color w:val="404040"/>
-          <w:sz w:val="24"/>
-          <w:szCs w:val="24"/>
-        </w:rPr>
-        <w:t>Evil by Design: Persuasion in UX, Linkedin</w:t>
-      </w:r>
-    </w:p>
-    <w:p>
-      <w:pPr>
-        <w:numPr>
-          <w:ilvl w:val="0"/>
-          <w:numId w:val="9"/>
-        </w:numPr>
-        <w:spacing w:after="0" w:line="240" w:lineRule="auto"/>
-        <w:ind w:left="1080"/>
-        <w:jc w:val="both"/>
-        <w:rPr>
-          <w:color w:val="404040"/>
-          <w:sz w:val="24"/>
-          <w:szCs w:val="24"/>
-        </w:rPr>
-      </w:pPr>
-      <w:r>
-        <w:rPr>
-          <w:color w:val="404040"/>
-          <w:sz w:val="24"/>
-          <w:szCs w:val="24"/>
-        </w:rPr>
-        <w:t>Agile user experience design and research, Linkedin</w:t>
-      </w:r>
-    </w:p>
-    <w:p>
-      <w:pPr>
-        <w:numPr>
-          <w:ilvl w:val="0"/>
-          <w:numId w:val="9"/>
-        </w:numPr>
-        <w:spacing w:after="0" w:line="240" w:lineRule="auto"/>
-        <w:ind w:left="1080"/>
-        <w:jc w:val="both"/>
-        <w:rPr>
-          <w:color w:val="404040"/>
-          <w:sz w:val="24"/>
-          <w:szCs w:val="24"/>
-        </w:rPr>
-      </w:pPr>
-      <w:r>
-        <w:rPr>
-          <w:color w:val="404040"/>
-          <w:sz w:val="24"/>
-          <w:szCs w:val="24"/>
-        </w:rPr>
-        <w:t>UX Foundation : Usability Testing, Linkedin</w:t>
-      </w:r>
-    </w:p>
-    <w:p>
-      <w:pPr>
-        <w:numPr>
-          <w:ilvl w:val="0"/>
-          <w:numId w:val="9"/>
-        </w:numPr>
-        <w:spacing w:after="0" w:line="240" w:lineRule="auto"/>
-        <w:ind w:left="1080"/>
-        <w:jc w:val="both"/>
-        <w:rPr>
-          <w:color w:val="404040"/>
-          <w:sz w:val="24"/>
-          <w:szCs w:val="24"/>
-        </w:rPr>
-      </w:pPr>
-      <w:r>
-        <w:rPr>
-          <w:color w:val="404040"/>
-          <w:sz w:val="24"/>
-          <w:szCs w:val="24"/>
-        </w:rPr>
-        <w:t>UX Research: Journey Mapping, Linkedin</w:t>
-      </w:r>
-    </w:p>
-    <w:p>
-      <w:pPr>
-        <w:numPr>
-          <w:ilvl w:val="0"/>
-          <w:numId w:val="9"/>
-        </w:numPr>
-        <w:spacing w:after="0" w:line="240" w:lineRule="auto"/>
-        <w:ind w:left="1080"/>
-        <w:jc w:val="both"/>
-        <w:rPr>
-          <w:color w:val="404040"/>
-        </w:rPr>
-      </w:pPr>
-      <w:r>
-        <w:rPr>
-          <w:color w:val="404040"/>
-          <w:sz w:val="24"/>
-          <w:szCs w:val="24"/>
-        </w:rPr>
-        <w:t>Master in UX and web design, Udemy</w:t>
-      </w:r>
-    </w:p>
-    <w:p>
-      <w:pPr>
-        <w:numPr>
-          <w:ilvl w:val="0"/>
-          <w:numId w:val="9"/>
-        </w:numPr>
-        <w:spacing w:after="0" w:line="240" w:lineRule="auto"/>
-        <w:ind w:left="1080"/>
-        <w:jc w:val="both"/>
-        <w:rPr>
-          <w:color w:val="404040"/>
-        </w:rPr>
-      </w:pPr>
-      <w:r>
-        <w:rPr>
-          <w:color w:val="404040"/>
-          <w:sz w:val="24"/>
-          <w:szCs w:val="24"/>
-        </w:rPr>
-        <w:t>User Experience Design Fundamentals, Udemy</w:t>
-      </w:r>
-    </w:p>
-    <w:p>
-      <w:pPr>
-        <w:numPr>
-          <w:ilvl w:val="0"/>
-          <w:numId w:val="9"/>
-        </w:numPr>
-        <w:spacing w:after="0" w:line="240" w:lineRule="auto"/>
-        <w:ind w:left="1080"/>
-        <w:jc w:val="both"/>
-        <w:rPr>
-          <w:color w:val="404040"/>
-        </w:rPr>
-      </w:pPr>
-      <w:r>
-        <w:rPr>
-          <w:color w:val="404040"/>
-          <w:sz w:val="24"/>
-          <w:szCs w:val="24"/>
-        </w:rPr>
-        <w:t>Diploma in multimedia, Arena Multimedia Institute, Hyderabad</w:t>
-      </w:r>
-    </w:p>
+        <w:br/>
+      </w:r>
+    </w:p>
+    <w:tbl>
+      <w:tblPr>
+        <w:tblStyle w:val="TableGrid"/>
+        <w:tblW w:w="9576" w:type="dxa"/>
+        <w:tblInd w:w="378" w:type="dxa"/>
+        <w:tblBorders>
+          <w:top w:val="none" w:sz="0" w:space="0" w:color="auto"/>
+          <w:left w:val="none" w:sz="0" w:space="0" w:color="auto"/>
+          <w:bottom w:val="none" w:sz="0" w:space="0" w:color="auto"/>
+          <w:right w:val="none" w:sz="0" w:space="0" w:color="auto"/>
+          <w:insideH w:val="none" w:sz="0" w:space="0" w:color="auto"/>
+          <w:insideV w:val="none" w:sz="0" w:space="0" w:color="auto"/>
+        </w:tblBorders>
+        <w:tblLook w:val="04A0" w:firstRow="1" w:lastRow="0" w:firstColumn="1" w:lastColumn="0" w:noHBand="0" w:noVBand="1"/>
+      </w:tblPr>
+      <w:tblGrid>
+        <w:gridCol w:w="738"/>
+        <w:gridCol w:w="8838"/>
+      </w:tblGrid>
+      <w:tr>
+        <w:trPr>
+          <w:trHeight w:val="576"/>
+        </w:trPr>
+        <w:tc>
+          <w:tcPr>
+            <w:tcW w:w="738" w:type="dxa"/>
+          </w:tcPr>
+          <w:p>
+            <w:pPr>
+              <w:tabs>
+                <w:tab w:val="left" w:pos="1635"/>
+              </w:tabs>
+              <w:rPr>
+                <w:color w:val="404040"/>
+                <w:sz w:val="24"/>
+                <w:szCs w:val="24"/>
+              </w:rPr>
+            </w:pPr>
+            <w:r>
+              <w:rPr>
+                <w:noProof/>
+                <w:color w:val="404040"/>
+                <w:sz w:val="24"/>
+                <w:szCs w:val="24"/>
+                <w:lang w:eastAsia="en-US"/>
+              </w:rPr>
+              <w:drawing>
+                <wp:inline distT="0" distB="0" distL="0" distR="0" wp14:anchorId="79D4ACE8" wp14:editId="11498092">
+                  <wp:extent cx="277930" cy="274320"/>
+                  <wp:effectExtent l="0" t="0" r="8255" b="0"/>
+                  <wp:docPr id="16" name="Picture 16"/>
+                  <wp:cNvGraphicFramePr>
+                    <a:graphicFrameLocks xmlns:a="http://schemas.openxmlformats.org/drawingml/2006/main" noChangeAspect="1"/>
+                  </wp:cNvGraphicFramePr>
+                  <a:graphic xmlns:a="http://schemas.openxmlformats.org/drawingml/2006/main">
+                    <a:graphicData uri="http://schemas.openxmlformats.org/drawingml/2006/picture">
+                      <pic:pic xmlns:pic="http://schemas.openxmlformats.org/drawingml/2006/picture">
+                        <pic:nvPicPr>
+                          <pic:cNvPr id="0" name=""/>
+                          <pic:cNvPicPr/>
+                        </pic:nvPicPr>
+                        <pic:blipFill>
+                          <a:blip r:embed="rId10"/>
+                          <a:stretch>
+                            <a:fillRect/>
+                          </a:stretch>
+                        </pic:blipFill>
+                        <pic:spPr>
+                          <a:xfrm>
+                            <a:off x="0" y="0"/>
+                            <a:ext cx="277930" cy="274320"/>
+                          </a:xfrm>
+                          <a:prstGeom prst="rect">
+                            <a:avLst/>
+                          </a:prstGeom>
+                        </pic:spPr>
+                      </pic:pic>
+                    </a:graphicData>
+                  </a:graphic>
+                </wp:inline>
+              </w:drawing>
+            </w:r>
+          </w:p>
+        </w:tc>
+        <w:tc>
+          <w:tcPr>
+            <w:tcW w:w="8838" w:type="dxa"/>
+          </w:tcPr>
+          <w:p>
+            <w:pPr>
+              <w:jc w:val="both"/>
+              <w:rPr>
+                <w:b/>
+                <w:color w:val="404040"/>
+              </w:rPr>
+            </w:pPr>
+            <w:r>
+              <w:rPr>
+                <w:b/>
+                <w:color w:val="404040"/>
+                <w:sz w:val="24"/>
+                <w:szCs w:val="24"/>
+              </w:rPr>
+              <w:t>Human-Computer Interaction (HCI)</w:t>
+            </w:r>
+            <w:r>
+              <w:rPr>
+                <w:b/>
+                <w:color w:val="404040"/>
+                <w:sz w:val="36"/>
+                <w:szCs w:val="36"/>
+                <w:highlight w:val="white"/>
+              </w:rPr>
+              <w:t>®</w:t>
+            </w:r>
+            <w:r>
+              <w:rPr>
+                <w:b/>
+                <w:color w:val="404040"/>
+                <w:sz w:val="24"/>
+                <w:szCs w:val="24"/>
+              </w:rPr>
+              <w:t>, Interaction Design Foundation</w:t>
+            </w:r>
+          </w:p>
+        </w:tc>
+      </w:tr>
+      <w:tr>
+        <w:trPr>
+          <w:trHeight w:val="576"/>
+        </w:trPr>
+        <w:tc>
+          <w:tcPr>
+            <w:tcW w:w="738" w:type="dxa"/>
+          </w:tcPr>
+          <w:p>
+            <w:pPr>
+              <w:tabs>
+                <w:tab w:val="left" w:pos="1635"/>
+              </w:tabs>
+              <w:rPr>
+                <w:color w:val="404040"/>
+                <w:sz w:val="24"/>
+                <w:szCs w:val="24"/>
+              </w:rPr>
+            </w:pPr>
+            <w:r>
+              <w:rPr>
+                <w:noProof/>
+                <w:color w:val="404040"/>
+                <w:sz w:val="24"/>
+                <w:szCs w:val="24"/>
+                <w:lang w:eastAsia="en-US"/>
+              </w:rPr>
+              <w:drawing>
+                <wp:inline distT="0" distB="0" distL="0" distR="0" wp14:anchorId="1FB57595" wp14:editId="0F6C9605">
+                  <wp:extent cx="228600" cy="228600"/>
+                  <wp:effectExtent l="0" t="0" r="0" b="0"/>
+                  <wp:docPr id="2" name="Picture 2" descr="C:\Users\om\AppData\Local\Microsoft\Windows\INetCache\Content.Word\google_icon.png"/>
+                  <wp:cNvGraphicFramePr>
+                    <a:graphicFrameLocks xmlns:a="http://schemas.openxmlformats.org/drawingml/2006/main" noChangeAspect="1"/>
+                  </wp:cNvGraphicFramePr>
+                  <a:graphic xmlns:a="http://schemas.openxmlformats.org/drawingml/2006/main">
+                    <a:graphicData uri="http://schemas.openxmlformats.org/drawingml/2006/picture">
+                      <pic:pic xmlns:pic="http://schemas.openxmlformats.org/drawingml/2006/picture">
+                        <pic:nvPicPr>
+                          <pic:cNvPr id="0" name="Picture 11" descr="C:\Users\om\AppData\Local\Microsoft\Windows\INetCache\Content.Word\google_icon.png"/>
+                          <pic:cNvPicPr>
+                            <a:picLocks noChangeAspect="1" noChangeArrowheads="1"/>
+                          </pic:cNvPicPr>
+                        </pic:nvPicPr>
+                        <pic:blipFill>
+                          <a:blip r:embed="rId11" cstate="print">
+                            <a:extLst>
+                              <a:ext uri="{28A0092B-C50C-407E-A947-70E740481C1C}">
+                                <a14:useLocalDpi xmlns:a14="http://schemas.microsoft.com/office/drawing/2010/main" val="0"/>
+                              </a:ext>
+                            </a:extLst>
+                          </a:blip>
+                          <a:srcRect/>
+                          <a:stretch>
+                            <a:fillRect/>
+                          </a:stretch>
+                        </pic:blipFill>
+                        <pic:spPr bwMode="auto">
+                          <a:xfrm>
+                            <a:off x="0" y="0"/>
+                            <a:ext cx="228600" cy="228600"/>
+                          </a:xfrm>
+                          <a:prstGeom prst="rect">
+                            <a:avLst/>
+                          </a:prstGeom>
+                          <a:noFill/>
+                          <a:ln>
+                            <a:noFill/>
+                          </a:ln>
+                        </pic:spPr>
+                      </pic:pic>
+                    </a:graphicData>
+                  </a:graphic>
+                </wp:inline>
+              </w:drawing>
+            </w:r>
+          </w:p>
+        </w:tc>
+        <w:tc>
+          <w:tcPr>
+            <w:tcW w:w="8838" w:type="dxa"/>
+          </w:tcPr>
+          <w:p>
+            <w:pPr>
+              <w:tabs>
+                <w:tab w:val="left" w:pos="1635"/>
+              </w:tabs>
+              <w:rPr>
+                <w:b/>
+                <w:color w:val="404040"/>
+                <w:sz w:val="24"/>
+                <w:szCs w:val="24"/>
+              </w:rPr>
+            </w:pPr>
+            <w:r>
+              <w:rPr>
+                <w:b/>
+                <w:color w:val="404040"/>
+                <w:sz w:val="24"/>
+                <w:szCs w:val="24"/>
+              </w:rPr>
+              <w:t>Google UX Design Professional Certificate, Google</w:t>
+            </w:r>
+          </w:p>
+        </w:tc>
+      </w:tr>
+      <w:tr>
+        <w:trPr>
+          <w:trHeight w:val="576"/>
+        </w:trPr>
+        <w:tc>
+          <w:tcPr>
+            <w:tcW w:w="738" w:type="dxa"/>
+          </w:tcPr>
+          <w:p>
+            <w:pPr>
+              <w:tabs>
+                <w:tab w:val="left" w:pos="1635"/>
+              </w:tabs>
+              <w:rPr>
+                <w:color w:val="404040"/>
+                <w:sz w:val="24"/>
+                <w:szCs w:val="24"/>
+              </w:rPr>
+            </w:pPr>
+            <w:r>
+              <w:rPr>
+                <w:noProof/>
+                <w:color w:val="404040"/>
+                <w:sz w:val="24"/>
+                <w:szCs w:val="24"/>
+                <w:lang w:eastAsia="en-US"/>
+              </w:rPr>
+              <w:drawing>
+                <wp:inline distT="0" distB="0" distL="0" distR="0" wp14:anchorId="36D61353" wp14:editId="4DB02899">
+                  <wp:extent cx="228600" cy="228600"/>
+                  <wp:effectExtent l="0" t="0" r="0" b="0"/>
+                  <wp:docPr id="3" name="Picture 3" descr="C:\Users\om\AppData\Local\Microsoft\Windows\INetCache\Content.Word\google_icon.png"/>
+                  <wp:cNvGraphicFramePr>
+                    <a:graphicFrameLocks xmlns:a="http://schemas.openxmlformats.org/drawingml/2006/main" noChangeAspect="1"/>
+                  </wp:cNvGraphicFramePr>
+                  <a:graphic xmlns:a="http://schemas.openxmlformats.org/drawingml/2006/main">
+                    <a:graphicData uri="http://schemas.openxmlformats.org/drawingml/2006/picture">
+                      <pic:pic xmlns:pic="http://schemas.openxmlformats.org/drawingml/2006/picture">
+                        <pic:nvPicPr>
+                          <pic:cNvPr id="0" name="Picture 11" descr="C:\Users\om\AppData\Local\Microsoft\Windows\INetCache\Content.Word\google_icon.png"/>
+                          <pic:cNvPicPr>
+                            <a:picLocks noChangeAspect="1" noChangeArrowheads="1"/>
+                          </pic:cNvPicPr>
+                        </pic:nvPicPr>
+                        <pic:blipFill>
+                          <a:blip r:embed="rId11" cstate="print">
+                            <a:extLst>
+                              <a:ext uri="{28A0092B-C50C-407E-A947-70E740481C1C}">
+                                <a14:useLocalDpi xmlns:a14="http://schemas.microsoft.com/office/drawing/2010/main" val="0"/>
+                              </a:ext>
+                            </a:extLst>
+                          </a:blip>
+                          <a:srcRect/>
+                          <a:stretch>
+                            <a:fillRect/>
+                          </a:stretch>
+                        </pic:blipFill>
+                        <pic:spPr bwMode="auto">
+                          <a:xfrm>
+                            <a:off x="0" y="0"/>
+                            <a:ext cx="228600" cy="228600"/>
+                          </a:xfrm>
+                          <a:prstGeom prst="rect">
+                            <a:avLst/>
+                          </a:prstGeom>
+                          <a:noFill/>
+                          <a:ln>
+                            <a:noFill/>
+                          </a:ln>
+                        </pic:spPr>
+                      </pic:pic>
+                    </a:graphicData>
+                  </a:graphic>
+                </wp:inline>
+              </w:drawing>
+            </w:r>
+          </w:p>
+        </w:tc>
+        <w:tc>
+          <w:tcPr>
+            <w:tcW w:w="8838" w:type="dxa"/>
+          </w:tcPr>
+          <w:p>
+            <w:pPr>
+              <w:rPr>
+                <w:color w:val="404040"/>
+                <w:sz w:val="24"/>
+                <w:szCs w:val="24"/>
+              </w:rPr>
+            </w:pPr>
+            <w:r>
+              <w:rPr>
+                <w:color w:val="404040"/>
+                <w:sz w:val="24"/>
+                <w:szCs w:val="24"/>
+              </w:rPr>
+              <w:t>Create High-Fidelity Designs and Prototypes in Figma, Google</w:t>
+            </w:r>
+          </w:p>
+        </w:tc>
+      </w:tr>
+      <w:tr>
+        <w:trPr>
+          <w:trHeight w:val="576"/>
+        </w:trPr>
+        <w:tc>
+          <w:tcPr>
+            <w:tcW w:w="738" w:type="dxa"/>
+          </w:tcPr>
+          <w:p>
+            <w:pPr>
+              <w:tabs>
+                <w:tab w:val="left" w:pos="1635"/>
+              </w:tabs>
+              <w:rPr>
+                <w:color w:val="404040"/>
+                <w:sz w:val="24"/>
+                <w:szCs w:val="24"/>
+              </w:rPr>
+            </w:pPr>
+            <w:r>
+              <w:rPr>
+                <w:noProof/>
+                <w:color w:val="404040"/>
+                <w:sz w:val="24"/>
+                <w:szCs w:val="24"/>
+                <w:lang w:eastAsia="en-US"/>
+              </w:rPr>
+              <w:drawing>
+                <wp:inline distT="0" distB="0" distL="0" distR="0" wp14:anchorId="7947269B" wp14:editId="39A0FC86">
+                  <wp:extent cx="228600" cy="228600"/>
+                  <wp:effectExtent l="0" t="0" r="0" b="0"/>
+                  <wp:docPr id="4" name="Picture 4" descr="C:\Users\om\AppData\Local\Microsoft\Windows\INetCache\Content.Word\google_icon.png"/>
+                  <wp:cNvGraphicFramePr>
+                    <a:graphicFrameLocks xmlns:a="http://schemas.openxmlformats.org/drawingml/2006/main" noChangeAspect="1"/>
+                  </wp:cNvGraphicFramePr>
+                  <a:graphic xmlns:a="http://schemas.openxmlformats.org/drawingml/2006/main">
+                    <a:graphicData uri="http://schemas.openxmlformats.org/drawingml/2006/picture">
+                      <pic:pic xmlns:pic="http://schemas.openxmlformats.org/drawingml/2006/picture">
+                        <pic:nvPicPr>
+                          <pic:cNvPr id="0" name="Picture 11" descr="C:\Users\om\AppData\Local\Microsoft\Windows\INetCache\Content.Word\google_icon.png"/>
+                          <pic:cNvPicPr>
+                            <a:picLocks noChangeAspect="1" noChangeArrowheads="1"/>
+                          </pic:cNvPicPr>
+                        </pic:nvPicPr>
+                        <pic:blipFill>
+                          <a:blip r:embed="rId11" cstate="print">
+                            <a:extLst>
+                              <a:ext uri="{28A0092B-C50C-407E-A947-70E740481C1C}">
+                                <a14:useLocalDpi xmlns:a14="http://schemas.microsoft.com/office/drawing/2010/main" val="0"/>
+                              </a:ext>
+                            </a:extLst>
+                          </a:blip>
+                          <a:srcRect/>
+                          <a:stretch>
+                            <a:fillRect/>
+                          </a:stretch>
+                        </pic:blipFill>
+                        <pic:spPr bwMode="auto">
+                          <a:xfrm>
+                            <a:off x="0" y="0"/>
+                            <a:ext cx="228600" cy="228600"/>
+                          </a:xfrm>
+                          <a:prstGeom prst="rect">
+                            <a:avLst/>
+                          </a:prstGeom>
+                          <a:noFill/>
+                          <a:ln>
+                            <a:noFill/>
+                          </a:ln>
+                        </pic:spPr>
+                      </pic:pic>
+                    </a:graphicData>
+                  </a:graphic>
+                </wp:inline>
+              </w:drawing>
+            </w:r>
+          </w:p>
+        </w:tc>
+        <w:tc>
+          <w:tcPr>
+            <w:tcW w:w="8838" w:type="dxa"/>
+          </w:tcPr>
+          <w:p>
+            <w:pPr>
+              <w:jc w:val="both"/>
+              <w:rPr>
+                <w:color w:val="404040"/>
+                <w:sz w:val="24"/>
+                <w:szCs w:val="24"/>
+              </w:rPr>
+            </w:pPr>
+            <w:r>
+              <w:rPr>
+                <w:color w:val="404040"/>
+                <w:sz w:val="24"/>
+                <w:szCs w:val="24"/>
+              </w:rPr>
+              <w:t>Build Dynamic User Interfaces (UI) for Websites, Google</w:t>
+            </w:r>
+          </w:p>
+        </w:tc>
+      </w:tr>
+      <w:tr>
+        <w:trPr>
+          <w:trHeight w:val="576"/>
+        </w:trPr>
+        <w:tc>
+          <w:tcPr>
+            <w:tcW w:w="738" w:type="dxa"/>
+          </w:tcPr>
+          <w:p>
+            <w:pPr>
+              <w:tabs>
+                <w:tab w:val="left" w:pos="1635"/>
+              </w:tabs>
+              <w:rPr>
+                <w:color w:val="404040"/>
+                <w:sz w:val="24"/>
+                <w:szCs w:val="24"/>
+              </w:rPr>
+            </w:pPr>
+            <w:r>
+              <w:rPr>
+                <w:noProof/>
+                <w:color w:val="404040"/>
+                <w:sz w:val="24"/>
+                <w:szCs w:val="24"/>
+                <w:lang w:eastAsia="en-US"/>
+              </w:rPr>
+              <w:drawing>
+                <wp:inline distT="0" distB="0" distL="0" distR="0" wp14:anchorId="6FE46BA0" wp14:editId="2901C446">
+                  <wp:extent cx="228600" cy="228600"/>
+                  <wp:effectExtent l="0" t="0" r="0" b="0"/>
+                  <wp:docPr id="9" name="Picture 9" descr="C:\Users\om\AppData\Local\Microsoft\Windows\INetCache\Content.Word\google_icon.png"/>
+                  <wp:cNvGraphicFramePr>
+                    <a:graphicFrameLocks xmlns:a="http://schemas.openxmlformats.org/drawingml/2006/main" noChangeAspect="1"/>
+                  </wp:cNvGraphicFramePr>
+                  <a:graphic xmlns:a="http://schemas.openxmlformats.org/drawingml/2006/main">
+                    <a:graphicData uri="http://schemas.openxmlformats.org/drawingml/2006/picture">
+                      <pic:pic xmlns:pic="http://schemas.openxmlformats.org/drawingml/2006/picture">
+                        <pic:nvPicPr>
+                          <pic:cNvPr id="0" name="Picture 11" descr="C:\Users\om\AppData\Local\Microsoft\Windows\INetCache\Content.Word\google_icon.png"/>
+                          <pic:cNvPicPr>
+                            <a:picLocks noChangeAspect="1" noChangeArrowheads="1"/>
+                          </pic:cNvPicPr>
+                        </pic:nvPicPr>
+                        <pic:blipFill>
+                          <a:blip r:embed="rId11" cstate="print">
+                            <a:extLst>
+                              <a:ext uri="{28A0092B-C50C-407E-A947-70E740481C1C}">
+                                <a14:useLocalDpi xmlns:a14="http://schemas.microsoft.com/office/drawing/2010/main" val="0"/>
+                              </a:ext>
+                            </a:extLst>
+                          </a:blip>
+                          <a:srcRect/>
+                          <a:stretch>
+                            <a:fillRect/>
+                          </a:stretch>
+                        </pic:blipFill>
+                        <pic:spPr bwMode="auto">
+                          <a:xfrm>
+                            <a:off x="0" y="0"/>
+                            <a:ext cx="228600" cy="228600"/>
+                          </a:xfrm>
+                          <a:prstGeom prst="rect">
+                            <a:avLst/>
+                          </a:prstGeom>
+                          <a:noFill/>
+                          <a:ln>
+                            <a:noFill/>
+                          </a:ln>
+                        </pic:spPr>
+                      </pic:pic>
+                    </a:graphicData>
+                  </a:graphic>
+                </wp:inline>
+              </w:drawing>
+            </w:r>
+          </w:p>
+        </w:tc>
+        <w:tc>
+          <w:tcPr>
+            <w:tcW w:w="8838" w:type="dxa"/>
+          </w:tcPr>
+          <w:p>
+            <w:pPr>
+              <w:jc w:val="both"/>
+              <w:rPr>
+                <w:color w:val="404040"/>
+                <w:sz w:val="24"/>
+                <w:szCs w:val="24"/>
+              </w:rPr>
+            </w:pPr>
+            <w:r>
+              <w:rPr>
+                <w:color w:val="404040"/>
+                <w:sz w:val="24"/>
+                <w:szCs w:val="24"/>
+              </w:rPr>
+              <w:t>Conduct UX Research and Test Early Concepts, Google</w:t>
+            </w:r>
+          </w:p>
+        </w:tc>
+      </w:tr>
+      <w:tr>
+        <w:trPr>
+          <w:trHeight w:val="576"/>
+        </w:trPr>
+        <w:tc>
+          <w:tcPr>
+            <w:tcW w:w="738" w:type="dxa"/>
+          </w:tcPr>
+          <w:p>
+            <w:pPr>
+              <w:tabs>
+                <w:tab w:val="left" w:pos="1635"/>
+              </w:tabs>
+              <w:rPr>
+                <w:color w:val="404040"/>
+                <w:sz w:val="24"/>
+                <w:szCs w:val="24"/>
+              </w:rPr>
+            </w:pPr>
+            <w:r>
+              <w:rPr>
+                <w:noProof/>
+                <w:color w:val="404040"/>
+                <w:sz w:val="24"/>
+                <w:szCs w:val="24"/>
+                <w:lang w:eastAsia="en-US"/>
+              </w:rPr>
+              <w:drawing>
+                <wp:inline distT="0" distB="0" distL="0" distR="0" wp14:anchorId="4DD3C1FE" wp14:editId="4FC615CC">
+                  <wp:extent cx="228600" cy="228600"/>
+                  <wp:effectExtent l="0" t="0" r="0" b="0"/>
+                  <wp:docPr id="10" name="Picture 10" descr="C:\Users\om\AppData\Local\Microsoft\Windows\INetCache\Content.Word\google_icon.png"/>
+                  <wp:cNvGraphicFramePr>
+                    <a:graphicFrameLocks xmlns:a="http://schemas.openxmlformats.org/drawingml/2006/main" noChangeAspect="1"/>
+                  </wp:cNvGraphicFramePr>
+                  <a:graphic xmlns:a="http://schemas.openxmlformats.org/drawingml/2006/main">
+                    <a:graphicData uri="http://schemas.openxmlformats.org/drawingml/2006/picture">
+                      <pic:pic xmlns:pic="http://schemas.openxmlformats.org/drawingml/2006/picture">
+                        <pic:nvPicPr>
+                          <pic:cNvPr id="0" name="Picture 11" descr="C:\Users\om\AppData\Local\Microsoft\Windows\INetCache\Content.Word\google_icon.png"/>
+                          <pic:cNvPicPr>
+                            <a:picLocks noChangeAspect="1" noChangeArrowheads="1"/>
+                          </pic:cNvPicPr>
+                        </pic:nvPicPr>
+                        <pic:blipFill>
+                          <a:blip r:embed="rId11" cstate="print">
+                            <a:extLst>
+                              <a:ext uri="{28A0092B-C50C-407E-A947-70E740481C1C}">
+                                <a14:useLocalDpi xmlns:a14="http://schemas.microsoft.com/office/drawing/2010/main" val="0"/>
+                              </a:ext>
+                            </a:extLst>
+                          </a:blip>
+                          <a:srcRect/>
+                          <a:stretch>
+                            <a:fillRect/>
+                          </a:stretch>
+                        </pic:blipFill>
+                        <pic:spPr bwMode="auto">
+                          <a:xfrm>
+                            <a:off x="0" y="0"/>
+                            <a:ext cx="228600" cy="228600"/>
+                          </a:xfrm>
+                          <a:prstGeom prst="rect">
+                            <a:avLst/>
+                          </a:prstGeom>
+                          <a:noFill/>
+                          <a:ln>
+                            <a:noFill/>
+                          </a:ln>
+                        </pic:spPr>
+                      </pic:pic>
+                    </a:graphicData>
+                  </a:graphic>
+                </wp:inline>
+              </w:drawing>
+            </w:r>
+          </w:p>
+        </w:tc>
+        <w:tc>
+          <w:tcPr>
+            <w:tcW w:w="8838" w:type="dxa"/>
+          </w:tcPr>
+          <w:p>
+            <w:pPr>
+              <w:jc w:val="both"/>
+              <w:rPr>
+                <w:color w:val="404040"/>
+                <w:sz w:val="24"/>
+                <w:szCs w:val="24"/>
+              </w:rPr>
+            </w:pPr>
+            <w:r>
+              <w:rPr>
+                <w:color w:val="404040"/>
+                <w:sz w:val="24"/>
+                <w:szCs w:val="24"/>
+              </w:rPr>
+              <w:t>Build Wireframes and Low-Fidelity Prototypes</w:t>
+            </w:r>
+            <w:r>
+              <w:rPr>
+                <w:color w:val="404040"/>
+                <w:sz w:val="24"/>
+                <w:szCs w:val="24"/>
+              </w:rPr>
+              <w:t>, Google</w:t>
+            </w:r>
+          </w:p>
+        </w:tc>
+      </w:tr>
+      <w:tr>
+        <w:trPr>
+          <w:trHeight w:val="576"/>
+        </w:trPr>
+        <w:tc>
+          <w:tcPr>
+            <w:tcW w:w="738" w:type="dxa"/>
+          </w:tcPr>
+          <w:p>
+            <w:pPr>
+              <w:tabs>
+                <w:tab w:val="left" w:pos="1635"/>
+              </w:tabs>
+              <w:rPr>
+                <w:color w:val="404040"/>
+                <w:sz w:val="24"/>
+                <w:szCs w:val="24"/>
+              </w:rPr>
+            </w:pPr>
+            <w:r>
+              <w:rPr>
+                <w:noProof/>
+                <w:color w:val="404040"/>
+                <w:sz w:val="24"/>
+                <w:szCs w:val="24"/>
+                <w:lang w:eastAsia="en-US"/>
+              </w:rPr>
+              <w:drawing>
+                <wp:inline distT="0" distB="0" distL="0" distR="0" wp14:anchorId="2B248CA5" wp14:editId="34345A47">
+                  <wp:extent cx="228600" cy="228600"/>
+                  <wp:effectExtent l="0" t="0" r="0" b="0"/>
+                  <wp:docPr id="11" name="Picture 11" descr="C:\Users\om\AppData\Local\Microsoft\Windows\INetCache\Content.Word\google_icon.png"/>
+                  <wp:cNvGraphicFramePr>
+                    <a:graphicFrameLocks xmlns:a="http://schemas.openxmlformats.org/drawingml/2006/main" noChangeAspect="1"/>
+                  </wp:cNvGraphicFramePr>
+                  <a:graphic xmlns:a="http://schemas.openxmlformats.org/drawingml/2006/main">
+                    <a:graphicData uri="http://schemas.openxmlformats.org/drawingml/2006/picture">
+                      <pic:pic xmlns:pic="http://schemas.openxmlformats.org/drawingml/2006/picture">
+                        <pic:nvPicPr>
+                          <pic:cNvPr id="0" name="Picture 11" descr="C:\Users\om\AppData\Local\Microsoft\Windows\INetCache\Content.Word\google_icon.png"/>
+                          <pic:cNvPicPr>
+                            <a:picLocks noChangeAspect="1" noChangeArrowheads="1"/>
+                          </pic:cNvPicPr>
+                        </pic:nvPicPr>
+                        <pic:blipFill>
+                          <a:blip r:embed="rId11" cstate="print">
+                            <a:extLst>
+                              <a:ext uri="{28A0092B-C50C-407E-A947-70E740481C1C}">
+                                <a14:useLocalDpi xmlns:a14="http://schemas.microsoft.com/office/drawing/2010/main" val="0"/>
+                              </a:ext>
+                            </a:extLst>
+                          </a:blip>
+                          <a:srcRect/>
+                          <a:stretch>
+                            <a:fillRect/>
+                          </a:stretch>
+                        </pic:blipFill>
+                        <pic:spPr bwMode="auto">
+                          <a:xfrm>
+                            <a:off x="0" y="0"/>
+                            <a:ext cx="228600" cy="228600"/>
+                          </a:xfrm>
+                          <a:prstGeom prst="rect">
+                            <a:avLst/>
+                          </a:prstGeom>
+                          <a:noFill/>
+                          <a:ln>
+                            <a:noFill/>
+                          </a:ln>
+                        </pic:spPr>
+                      </pic:pic>
+                    </a:graphicData>
+                  </a:graphic>
+                </wp:inline>
+              </w:drawing>
+            </w:r>
+          </w:p>
+        </w:tc>
+        <w:tc>
+          <w:tcPr>
+            <w:tcW w:w="8838" w:type="dxa"/>
+          </w:tcPr>
+          <w:p>
+            <w:pPr>
+              <w:jc w:val="both"/>
+              <w:rPr>
+                <w:color w:val="404040"/>
+                <w:sz w:val="24"/>
+                <w:szCs w:val="24"/>
+              </w:rPr>
+            </w:pPr>
+            <w:r>
+              <w:rPr>
+                <w:color w:val="404040"/>
+                <w:sz w:val="24"/>
+                <w:szCs w:val="24"/>
+              </w:rPr>
+              <w:t>Start the UX Design Process: Empathize, Define, and Ideate</w:t>
+            </w:r>
+            <w:r>
+              <w:rPr>
+                <w:color w:val="404040"/>
+                <w:sz w:val="24"/>
+                <w:szCs w:val="24"/>
+              </w:rPr>
+              <w:t>, Google</w:t>
+            </w:r>
+          </w:p>
+        </w:tc>
+      </w:tr>
+      <w:tr>
+        <w:trPr>
+          <w:trHeight w:val="576"/>
+        </w:trPr>
+        <w:tc>
+          <w:tcPr>
+            <w:tcW w:w="738" w:type="dxa"/>
+          </w:tcPr>
+          <w:p>
+            <w:pPr>
+              <w:tabs>
+                <w:tab w:val="left" w:pos="1635"/>
+              </w:tabs>
+              <w:rPr>
+                <w:color w:val="404040"/>
+                <w:sz w:val="24"/>
+                <w:szCs w:val="24"/>
+              </w:rPr>
+            </w:pPr>
+            <w:r>
+              <w:rPr>
+                <w:noProof/>
+                <w:color w:val="404040"/>
+                <w:sz w:val="24"/>
+                <w:szCs w:val="24"/>
+                <w:lang w:eastAsia="en-US"/>
+              </w:rPr>
+              <w:drawing>
+                <wp:inline distT="0" distB="0" distL="0" distR="0" wp14:anchorId="06CB9615" wp14:editId="4B494F03">
+                  <wp:extent cx="228600" cy="228600"/>
+                  <wp:effectExtent l="0" t="0" r="0" b="0"/>
+                  <wp:docPr id="12" name="Picture 12" descr="C:\Users\om\AppData\Local\Microsoft\Windows\INetCache\Content.Word\google_icon.png"/>
+                  <wp:cNvGraphicFramePr>
+                    <a:graphicFrameLocks xmlns:a="http://schemas.openxmlformats.org/drawingml/2006/main" noChangeAspect="1"/>
+                  </wp:cNvGraphicFramePr>
+                  <a:graphic xmlns:a="http://schemas.openxmlformats.org/drawingml/2006/main">
+                    <a:graphicData uri="http://schemas.openxmlformats.org/drawingml/2006/picture">
+                      <pic:pic xmlns:pic="http://schemas.openxmlformats.org/drawingml/2006/picture">
+                        <pic:nvPicPr>
+                          <pic:cNvPr id="0" name="Picture 11" descr="C:\Users\om\AppData\Local\Microsoft\Windows\INetCache\Content.Word\google_icon.png"/>
+                          <pic:cNvPicPr>
+                            <a:picLocks noChangeAspect="1" noChangeArrowheads="1"/>
+                          </pic:cNvPicPr>
+                        </pic:nvPicPr>
+                        <pic:blipFill>
+                          <a:blip r:embed="rId11" cstate="print">
+                            <a:extLst>
+                              <a:ext uri="{28A0092B-C50C-407E-A947-70E740481C1C}">
+                                <a14:useLocalDpi xmlns:a14="http://schemas.microsoft.com/office/drawing/2010/main" val="0"/>
+                              </a:ext>
+                            </a:extLst>
+                          </a:blip>
+                          <a:srcRect/>
+                          <a:stretch>
+                            <a:fillRect/>
+                          </a:stretch>
+                        </pic:blipFill>
+                        <pic:spPr bwMode="auto">
+                          <a:xfrm>
+                            <a:off x="0" y="0"/>
+                            <a:ext cx="228600" cy="228600"/>
+                          </a:xfrm>
+                          <a:prstGeom prst="rect">
+                            <a:avLst/>
+                          </a:prstGeom>
+                          <a:noFill/>
+                          <a:ln>
+                            <a:noFill/>
+                          </a:ln>
+                        </pic:spPr>
+                      </pic:pic>
+                    </a:graphicData>
+                  </a:graphic>
+                </wp:inline>
+              </w:drawing>
+            </w:r>
+          </w:p>
+        </w:tc>
+        <w:tc>
+          <w:tcPr>
+            <w:tcW w:w="8838" w:type="dxa"/>
+          </w:tcPr>
+          <w:p>
+            <w:pPr>
+              <w:tabs>
+                <w:tab w:val="left" w:pos="1635"/>
+              </w:tabs>
+              <w:rPr>
+                <w:color w:val="404040"/>
+                <w:sz w:val="24"/>
+                <w:szCs w:val="24"/>
+              </w:rPr>
+            </w:pPr>
+            <w:r>
+              <w:rPr>
+                <w:color w:val="404040"/>
+                <w:sz w:val="24"/>
+                <w:szCs w:val="24"/>
+              </w:rPr>
+              <w:t>Foundations of User Experience (UX) Design, Google</w:t>
+            </w:r>
+          </w:p>
+        </w:tc>
+      </w:tr>
+      <w:tr>
+        <w:trPr>
+          <w:trHeight w:val="576"/>
+        </w:trPr>
+        <w:tc>
+          <w:tcPr>
+            <w:tcW w:w="738" w:type="dxa"/>
+          </w:tcPr>
+          <w:p>
+            <w:pPr>
+              <w:tabs>
+                <w:tab w:val="left" w:pos="1635"/>
+              </w:tabs>
+              <w:rPr>
+                <w:color w:val="404040"/>
+                <w:sz w:val="24"/>
+                <w:szCs w:val="24"/>
+              </w:rPr>
+            </w:pPr>
+            <w:r>
+              <w:rPr>
+                <w:noProof/>
+                <w:color w:val="404040"/>
+                <w:sz w:val="24"/>
+                <w:szCs w:val="24"/>
+                <w:lang w:eastAsia="en-US"/>
+              </w:rPr>
+              <w:drawing>
+                <wp:inline distT="0" distB="0" distL="0" distR="0">
+                  <wp:extent cx="228600" cy="228600"/>
+                  <wp:effectExtent l="0" t="0" r="0" b="0"/>
+                  <wp:docPr id="18" name="Picture 18" descr="C:\Users\om\AppData\Local\Microsoft\Windows\INetCache\Content.Word\linkedin-logo.png"/>
+                  <wp:cNvGraphicFramePr>
+                    <a:graphicFrameLocks xmlns:a="http://schemas.openxmlformats.org/drawingml/2006/main" noChangeAspect="1"/>
+                  </wp:cNvGraphicFramePr>
+                  <a:graphic xmlns:a="http://schemas.openxmlformats.org/drawingml/2006/main">
+                    <a:graphicData uri="http://schemas.openxmlformats.org/drawingml/2006/picture">
+                      <pic:pic xmlns:pic="http://schemas.openxmlformats.org/drawingml/2006/picture">
+                        <pic:nvPicPr>
+                          <pic:cNvPr id="0" name="Picture 48" descr="C:\Users\om\AppData\Local\Microsoft\Windows\INetCache\Content.Word\linkedin-logo.png"/>
+                          <pic:cNvPicPr>
+                            <a:picLocks noChangeAspect="1" noChangeArrowheads="1"/>
+                          </pic:cNvPicPr>
+                        </pic:nvPicPr>
+                        <pic:blipFill>
+                          <a:blip r:embed="rId12" cstate="print">
+                            <a:extLst>
+                              <a:ext uri="{28A0092B-C50C-407E-A947-70E740481C1C}">
+                                <a14:useLocalDpi xmlns:a14="http://schemas.microsoft.com/office/drawing/2010/main" val="0"/>
+                              </a:ext>
+                            </a:extLst>
+                          </a:blip>
+                          <a:srcRect/>
+                          <a:stretch>
+                            <a:fillRect/>
+                          </a:stretch>
+                        </pic:blipFill>
+                        <pic:spPr bwMode="auto">
+                          <a:xfrm>
+                            <a:off x="0" y="0"/>
+                            <a:ext cx="228600" cy="228600"/>
+                          </a:xfrm>
+                          <a:prstGeom prst="rect">
+                            <a:avLst/>
+                          </a:prstGeom>
+                          <a:noFill/>
+                          <a:ln>
+                            <a:noFill/>
+                          </a:ln>
+                        </pic:spPr>
+                      </pic:pic>
+                    </a:graphicData>
+                  </a:graphic>
+                </wp:inline>
+              </w:drawing>
+            </w:r>
+          </w:p>
+        </w:tc>
+        <w:tc>
+          <w:tcPr>
+            <w:tcW w:w="8838" w:type="dxa"/>
+          </w:tcPr>
+          <w:p>
+            <w:pPr>
+              <w:jc w:val="both"/>
+              <w:rPr>
+                <w:color w:val="404040"/>
+                <w:sz w:val="24"/>
+                <w:szCs w:val="24"/>
+              </w:rPr>
+            </w:pPr>
+            <w:r>
+              <w:rPr>
+                <w:color w:val="404040"/>
+                <w:sz w:val="24"/>
+                <w:szCs w:val="24"/>
+              </w:rPr>
+              <w:t xml:space="preserve">Evil by Design: Persuasion in UX, </w:t>
+            </w:r>
+            <w:r>
+              <w:rPr>
+                <w:color w:val="404040"/>
+                <w:sz w:val="24"/>
+                <w:szCs w:val="24"/>
+              </w:rPr>
+              <w:t>LinkedIn</w:t>
+            </w:r>
+          </w:p>
+        </w:tc>
+      </w:tr>
+      <w:tr>
+        <w:trPr>
+          <w:trHeight w:val="576"/>
+        </w:trPr>
+        <w:tc>
+          <w:tcPr>
+            <w:tcW w:w="738" w:type="dxa"/>
+          </w:tcPr>
+          <w:p>
+            <w:pPr>
+              <w:tabs>
+                <w:tab w:val="left" w:pos="1635"/>
+              </w:tabs>
+              <w:rPr>
+                <w:color w:val="404040"/>
+                <w:sz w:val="24"/>
+                <w:szCs w:val="24"/>
+              </w:rPr>
+            </w:pPr>
+            <w:r>
+              <w:rPr>
+                <w:noProof/>
+                <w:color w:val="404040"/>
+                <w:sz w:val="24"/>
+                <w:szCs w:val="24"/>
+                <w:lang w:eastAsia="en-US"/>
+              </w:rPr>
+              <w:drawing>
+                <wp:inline distT="0" distB="0" distL="0" distR="0">
+                  <wp:extent cx="228600" cy="228600"/>
+                  <wp:effectExtent l="0" t="0" r="0" b="0"/>
+                  <wp:docPr id="19" name="Picture 19" descr="C:\Users\om\AppData\Local\Microsoft\Windows\INetCache\Content.Word\linkedin-logo.png"/>
+                  <wp:cNvGraphicFramePr>
+                    <a:graphicFrameLocks xmlns:a="http://schemas.openxmlformats.org/drawingml/2006/main" noChangeAspect="1"/>
+                  </wp:cNvGraphicFramePr>
+                  <a:graphic xmlns:a="http://schemas.openxmlformats.org/drawingml/2006/main">
+                    <a:graphicData uri="http://schemas.openxmlformats.org/drawingml/2006/picture">
+                      <pic:pic xmlns:pic="http://schemas.openxmlformats.org/drawingml/2006/picture">
+                        <pic:nvPicPr>
+                          <pic:cNvPr id="0" name="Picture 49" descr="C:\Users\om\AppData\Local\Microsoft\Windows\INetCache\Content.Word\linkedin-logo.png"/>
+                          <pic:cNvPicPr>
+                            <a:picLocks noChangeAspect="1" noChangeArrowheads="1"/>
+                          </pic:cNvPicPr>
+                        </pic:nvPicPr>
+                        <pic:blipFill>
+                          <a:blip r:embed="rId12" cstate="print">
+                            <a:extLst>
+                              <a:ext uri="{28A0092B-C50C-407E-A947-70E740481C1C}">
+                                <a14:useLocalDpi xmlns:a14="http://schemas.microsoft.com/office/drawing/2010/main" val="0"/>
+                              </a:ext>
+                            </a:extLst>
+                          </a:blip>
+                          <a:srcRect/>
+                          <a:stretch>
+                            <a:fillRect/>
+                          </a:stretch>
+                        </pic:blipFill>
+                        <pic:spPr bwMode="auto">
+                          <a:xfrm>
+                            <a:off x="0" y="0"/>
+                            <a:ext cx="228600" cy="228600"/>
+                          </a:xfrm>
+                          <a:prstGeom prst="rect">
+                            <a:avLst/>
+                          </a:prstGeom>
+                          <a:noFill/>
+                          <a:ln>
+                            <a:noFill/>
+                          </a:ln>
+                        </pic:spPr>
+                      </pic:pic>
+                    </a:graphicData>
+                  </a:graphic>
+                </wp:inline>
+              </w:drawing>
+            </w:r>
+          </w:p>
+        </w:tc>
+        <w:tc>
+          <w:tcPr>
+            <w:tcW w:w="8838" w:type="dxa"/>
+          </w:tcPr>
+          <w:p>
+            <w:pPr>
+              <w:jc w:val="both"/>
+              <w:rPr>
+                <w:color w:val="404040"/>
+                <w:sz w:val="24"/>
+                <w:szCs w:val="24"/>
+              </w:rPr>
+            </w:pPr>
+            <w:r>
+              <w:rPr>
+                <w:color w:val="404040"/>
+                <w:sz w:val="24"/>
+                <w:szCs w:val="24"/>
+              </w:rPr>
+              <w:t xml:space="preserve">Agile user experience design and research, </w:t>
+            </w:r>
+            <w:r>
+              <w:rPr>
+                <w:color w:val="404040"/>
+                <w:sz w:val="24"/>
+                <w:szCs w:val="24"/>
+              </w:rPr>
+              <w:t>LinkedIn</w:t>
+            </w:r>
+          </w:p>
+        </w:tc>
+      </w:tr>
+      <w:tr>
+        <w:trPr>
+          <w:trHeight w:val="576"/>
+        </w:trPr>
+        <w:tc>
+          <w:tcPr>
+            <w:tcW w:w="738" w:type="dxa"/>
+          </w:tcPr>
+          <w:p>
+            <w:pPr>
+              <w:tabs>
+                <w:tab w:val="left" w:pos="1635"/>
+              </w:tabs>
+              <w:rPr>
+                <w:color w:val="404040"/>
+                <w:sz w:val="24"/>
+                <w:szCs w:val="24"/>
+              </w:rPr>
+            </w:pPr>
+            <w:r>
+              <w:rPr>
+                <w:noProof/>
+                <w:color w:val="404040"/>
+                <w:sz w:val="24"/>
+                <w:szCs w:val="24"/>
+                <w:lang w:eastAsia="en-US"/>
+              </w:rPr>
+              <w:drawing>
+                <wp:inline distT="0" distB="0" distL="0" distR="0">
+                  <wp:extent cx="228600" cy="228600"/>
+                  <wp:effectExtent l="0" t="0" r="0" b="0"/>
+                  <wp:docPr id="20" name="Picture 20" descr="C:\Users\om\AppData\Local\Microsoft\Windows\INetCache\Content.Word\linkedin-logo.png"/>
+                  <wp:cNvGraphicFramePr>
+                    <a:graphicFrameLocks xmlns:a="http://schemas.openxmlformats.org/drawingml/2006/main" noChangeAspect="1"/>
+                  </wp:cNvGraphicFramePr>
+                  <a:graphic xmlns:a="http://schemas.openxmlformats.org/drawingml/2006/main">
+                    <a:graphicData uri="http://schemas.openxmlformats.org/drawingml/2006/picture">
+                      <pic:pic xmlns:pic="http://schemas.openxmlformats.org/drawingml/2006/picture">
+                        <pic:nvPicPr>
+                          <pic:cNvPr id="0" name="Picture 50" descr="C:\Users\om\AppData\Local\Microsoft\Windows\INetCache\Content.Word\linkedin-logo.png"/>
+                          <pic:cNvPicPr>
+                            <a:picLocks noChangeAspect="1" noChangeArrowheads="1"/>
+                          </pic:cNvPicPr>
+                        </pic:nvPicPr>
+                        <pic:blipFill>
+                          <a:blip r:embed="rId12" cstate="print">
+                            <a:extLst>
+                              <a:ext uri="{28A0092B-C50C-407E-A947-70E740481C1C}">
+                                <a14:useLocalDpi xmlns:a14="http://schemas.microsoft.com/office/drawing/2010/main" val="0"/>
+                              </a:ext>
+                            </a:extLst>
+                          </a:blip>
+                          <a:srcRect/>
+                          <a:stretch>
+                            <a:fillRect/>
+                          </a:stretch>
+                        </pic:blipFill>
+                        <pic:spPr bwMode="auto">
+                          <a:xfrm>
+                            <a:off x="0" y="0"/>
+                            <a:ext cx="228600" cy="228600"/>
+                          </a:xfrm>
+                          <a:prstGeom prst="rect">
+                            <a:avLst/>
+                          </a:prstGeom>
+                          <a:noFill/>
+                          <a:ln>
+                            <a:noFill/>
+                          </a:ln>
+                        </pic:spPr>
+                      </pic:pic>
+                    </a:graphicData>
+                  </a:graphic>
+                </wp:inline>
+              </w:drawing>
+            </w:r>
+          </w:p>
+        </w:tc>
+        <w:tc>
+          <w:tcPr>
+            <w:tcW w:w="8838" w:type="dxa"/>
+          </w:tcPr>
+          <w:p>
+            <w:pPr>
+              <w:jc w:val="both"/>
+              <w:rPr>
+                <w:color w:val="404040"/>
+                <w:sz w:val="24"/>
+                <w:szCs w:val="24"/>
+              </w:rPr>
+            </w:pPr>
+            <w:r>
+              <w:rPr>
+                <w:color w:val="404040"/>
+                <w:sz w:val="24"/>
+                <w:szCs w:val="24"/>
+              </w:rPr>
+              <w:t xml:space="preserve">UX Foundation : Usability Testing, </w:t>
+            </w:r>
+            <w:r>
+              <w:rPr>
+                <w:color w:val="404040"/>
+                <w:sz w:val="24"/>
+                <w:szCs w:val="24"/>
+              </w:rPr>
+              <w:t>LinkedIn</w:t>
+            </w:r>
+          </w:p>
+        </w:tc>
+      </w:tr>
+      <w:tr>
+        <w:trPr>
+          <w:trHeight w:val="576"/>
+        </w:trPr>
+        <w:tc>
+          <w:tcPr>
+            <w:tcW w:w="738" w:type="dxa"/>
+          </w:tcPr>
+          <w:p>
+            <w:pPr>
+              <w:tabs>
+                <w:tab w:val="left" w:pos="1635"/>
+              </w:tabs>
+              <w:rPr>
+                <w:color w:val="404040"/>
+                <w:sz w:val="24"/>
+                <w:szCs w:val="24"/>
+              </w:rPr>
+            </w:pPr>
+            <w:r>
+              <w:rPr>
+                <w:noProof/>
+                <w:color w:val="404040"/>
+                <w:sz w:val="24"/>
+                <w:szCs w:val="24"/>
+                <w:lang w:eastAsia="en-US"/>
+              </w:rPr>
+              <w:drawing>
+                <wp:inline distT="0" distB="0" distL="0" distR="0">
+                  <wp:extent cx="228600" cy="228600"/>
+                  <wp:effectExtent l="0" t="0" r="0" b="0"/>
+                  <wp:docPr id="21" name="Picture 21" descr="C:\Users\om\AppData\Local\Microsoft\Windows\INetCache\Content.Word\linkedin-logo.png"/>
+                  <wp:cNvGraphicFramePr>
+                    <a:graphicFrameLocks xmlns:a="http://schemas.openxmlformats.org/drawingml/2006/main" noChangeAspect="1"/>
+                  </wp:cNvGraphicFramePr>
+                  <a:graphic xmlns:a="http://schemas.openxmlformats.org/drawingml/2006/main">
+                    <a:graphicData uri="http://schemas.openxmlformats.org/drawingml/2006/picture">
+                      <pic:pic xmlns:pic="http://schemas.openxmlformats.org/drawingml/2006/picture">
+                        <pic:nvPicPr>
+                          <pic:cNvPr id="0" name="Picture 51" descr="C:\Users\om\AppData\Local\Microsoft\Windows\INetCache\Content.Word\linkedin-logo.png"/>
+                          <pic:cNvPicPr>
+                            <a:picLocks noChangeAspect="1" noChangeArrowheads="1"/>
+                          </pic:cNvPicPr>
+                        </pic:nvPicPr>
+                        <pic:blipFill>
+                          <a:blip r:embed="rId12" cstate="print">
+                            <a:extLst>
+                              <a:ext uri="{28A0092B-C50C-407E-A947-70E740481C1C}">
+                                <a14:useLocalDpi xmlns:a14="http://schemas.microsoft.com/office/drawing/2010/main" val="0"/>
+                              </a:ext>
+                            </a:extLst>
+                          </a:blip>
+                          <a:srcRect/>
+                          <a:stretch>
+                            <a:fillRect/>
+                          </a:stretch>
+                        </pic:blipFill>
+                        <pic:spPr bwMode="auto">
+                          <a:xfrm>
+                            <a:off x="0" y="0"/>
+                            <a:ext cx="228600" cy="228600"/>
+                          </a:xfrm>
+                          <a:prstGeom prst="rect">
+                            <a:avLst/>
+                          </a:prstGeom>
+                          <a:noFill/>
+                          <a:ln>
+                            <a:noFill/>
+                          </a:ln>
+                        </pic:spPr>
+                      </pic:pic>
+                    </a:graphicData>
+                  </a:graphic>
+                </wp:inline>
+              </w:drawing>
+            </w:r>
+          </w:p>
+        </w:tc>
+        <w:tc>
+          <w:tcPr>
+            <w:tcW w:w="8838" w:type="dxa"/>
+          </w:tcPr>
+          <w:p>
+            <w:pPr>
+              <w:jc w:val="both"/>
+              <w:rPr>
+                <w:color w:val="404040"/>
+                <w:sz w:val="24"/>
+                <w:szCs w:val="24"/>
+              </w:rPr>
+            </w:pPr>
+            <w:r>
+              <w:rPr>
+                <w:color w:val="404040"/>
+                <w:sz w:val="24"/>
+                <w:szCs w:val="24"/>
+              </w:rPr>
+              <w:t>UX Resear</w:t>
+            </w:r>
+            <w:r>
+              <w:rPr>
+                <w:color w:val="404040"/>
+                <w:sz w:val="24"/>
+                <w:szCs w:val="24"/>
+              </w:rPr>
+              <w:t>ch: Journey Mapping, LinkedIn</w:t>
+            </w:r>
+          </w:p>
+        </w:tc>
+      </w:tr>
+      <w:tr>
+        <w:trPr>
+          <w:trHeight w:val="576"/>
+        </w:trPr>
+        <w:tc>
+          <w:tcPr>
+            <w:tcW w:w="738" w:type="dxa"/>
+          </w:tcPr>
+          <w:p>
+            <w:pPr>
+              <w:tabs>
+                <w:tab w:val="left" w:pos="1635"/>
+              </w:tabs>
+              <w:rPr>
+                <w:color w:val="404040"/>
+                <w:sz w:val="24"/>
+                <w:szCs w:val="24"/>
+              </w:rPr>
+            </w:pPr>
+            <w:r>
+              <w:rPr>
+                <w:color w:val="404040"/>
+                <w:sz w:val="24"/>
+                <w:szCs w:val="24"/>
+              </w:rPr>
+              <w:t xml:space="preserve"> </w:t>
+            </w:r>
+            <w:r>
+              <w:rPr>
+                <w:noProof/>
+                <w:color w:val="404040"/>
+                <w:sz w:val="24"/>
+                <w:szCs w:val="24"/>
+                <w:lang w:eastAsia="en-US"/>
+              </w:rPr>
+              <w:drawing>
+                <wp:inline distT="0" distB="0" distL="0" distR="0" wp14:anchorId="4F7582F8" wp14:editId="0C133F9A">
+                  <wp:extent cx="121540" cy="228600"/>
+                  <wp:effectExtent l="0" t="0" r="0" b="0"/>
+                  <wp:docPr id="22" name="Picture 22"/>
+                  <wp:cNvGraphicFramePr>
+                    <a:graphicFrameLocks xmlns:a="http://schemas.openxmlformats.org/drawingml/2006/main" noChangeAspect="1"/>
+                  </wp:cNvGraphicFramePr>
+                  <a:graphic xmlns:a="http://schemas.openxmlformats.org/drawingml/2006/main">
+                    <a:graphicData uri="http://schemas.openxmlformats.org/drawingml/2006/picture">
+                      <pic:pic xmlns:pic="http://schemas.openxmlformats.org/drawingml/2006/picture">
+                        <pic:nvPicPr>
+                          <pic:cNvPr id="0" name=""/>
+                          <pic:cNvPicPr/>
+                        </pic:nvPicPr>
+                        <pic:blipFill>
+                          <a:blip r:embed="rId13"/>
+                          <a:stretch>
+                            <a:fillRect/>
+                          </a:stretch>
+                        </pic:blipFill>
+                        <pic:spPr>
+                          <a:xfrm>
+                            <a:off x="0" y="0"/>
+                            <a:ext cx="121540" cy="228600"/>
+                          </a:xfrm>
+                          <a:prstGeom prst="rect">
+                            <a:avLst/>
+                          </a:prstGeom>
+                        </pic:spPr>
+                      </pic:pic>
+                    </a:graphicData>
+                  </a:graphic>
+                </wp:inline>
+              </w:drawing>
+            </w:r>
+          </w:p>
+        </w:tc>
+        <w:tc>
+          <w:tcPr>
+            <w:tcW w:w="8838" w:type="dxa"/>
+          </w:tcPr>
+          <w:p>
+            <w:pPr>
+              <w:jc w:val="both"/>
+              <w:rPr>
+                <w:color w:val="404040"/>
+              </w:rPr>
+            </w:pPr>
+            <w:r>
+              <w:rPr>
+                <w:color w:val="404040"/>
+                <w:sz w:val="24"/>
+                <w:szCs w:val="24"/>
+              </w:rPr>
+              <w:t>Master in UX and web design, Udemy</w:t>
+            </w:r>
+          </w:p>
+        </w:tc>
+      </w:tr>
+      <w:tr>
+        <w:trPr>
+          <w:trHeight w:val="576"/>
+        </w:trPr>
+        <w:tc>
+          <w:tcPr>
+            <w:tcW w:w="738" w:type="dxa"/>
+          </w:tcPr>
+          <w:p>
+            <w:pPr>
+              <w:tabs>
+                <w:tab w:val="left" w:pos="1635"/>
+              </w:tabs>
+              <w:rPr>
+                <w:color w:val="404040"/>
+                <w:sz w:val="24"/>
+                <w:szCs w:val="24"/>
+              </w:rPr>
+            </w:pPr>
+            <w:r>
+              <w:rPr>
+                <w:color w:val="404040"/>
+                <w:sz w:val="24"/>
+                <w:szCs w:val="24"/>
+              </w:rPr>
+              <w:t xml:space="preserve"> </w:t>
+            </w:r>
+            <w:r>
+              <w:rPr>
+                <w:noProof/>
+                <w:color w:val="404040"/>
+                <w:sz w:val="24"/>
+                <w:szCs w:val="24"/>
+                <w:lang w:eastAsia="en-US"/>
+              </w:rPr>
+              <w:drawing>
+                <wp:inline distT="0" distB="0" distL="0" distR="0" wp14:anchorId="6BD8DABB" wp14:editId="794C32AA">
+                  <wp:extent cx="121540" cy="228600"/>
+                  <wp:effectExtent l="0" t="0" r="0" b="0"/>
+                  <wp:docPr id="23" name="Picture 23"/>
+                  <wp:cNvGraphicFramePr>
+                    <a:graphicFrameLocks xmlns:a="http://schemas.openxmlformats.org/drawingml/2006/main" noChangeAspect="1"/>
+                  </wp:cNvGraphicFramePr>
+                  <a:graphic xmlns:a="http://schemas.openxmlformats.org/drawingml/2006/main">
+                    <a:graphicData uri="http://schemas.openxmlformats.org/drawingml/2006/picture">
+                      <pic:pic xmlns:pic="http://schemas.openxmlformats.org/drawingml/2006/picture">
+                        <pic:nvPicPr>
+                          <pic:cNvPr id="0" name=""/>
+                          <pic:cNvPicPr/>
+                        </pic:nvPicPr>
+                        <pic:blipFill>
+                          <a:blip r:embed="rId13"/>
+                          <a:stretch>
+                            <a:fillRect/>
+                          </a:stretch>
+                        </pic:blipFill>
+                        <pic:spPr>
+                          <a:xfrm>
+                            <a:off x="0" y="0"/>
+                            <a:ext cx="121540" cy="228600"/>
+                          </a:xfrm>
+                          <a:prstGeom prst="rect">
+                            <a:avLst/>
+                          </a:prstGeom>
+                        </pic:spPr>
+                      </pic:pic>
+                    </a:graphicData>
+                  </a:graphic>
+                </wp:inline>
+              </w:drawing>
+            </w:r>
+          </w:p>
+        </w:tc>
+        <w:tc>
+          <w:tcPr>
+            <w:tcW w:w="8838" w:type="dxa"/>
+          </w:tcPr>
+          <w:p>
+            <w:pPr>
+              <w:jc w:val="both"/>
+              <w:rPr>
+                <w:color w:val="404040"/>
+              </w:rPr>
+            </w:pPr>
+            <w:r>
+              <w:rPr>
+                <w:color w:val="404040"/>
+                <w:sz w:val="24"/>
+                <w:szCs w:val="24"/>
+              </w:rPr>
+              <w:t>User Experience Design Fundamentals, Udemy</w:t>
+            </w:r>
+          </w:p>
+        </w:tc>
+      </w:tr>
+    </w:tbl>
     <w:p>
       <w:pPr>
         <w:tabs>
@@ -5045,14 +6176,8 @@
           <w:szCs w:val="24"/>
         </w:rPr>
       </w:pPr>
-      <w:r>
-        <w:rPr>
-          <w:color w:val="404040"/>
-          <w:sz w:val="24"/>
-          <w:szCs w:val="24"/>
-        </w:rPr>
-        <w:tab/>
-      </w:r>
+      <w:bookmarkStart w:id="1" w:name="_GoBack"/>
+      <w:bookmarkEnd w:id="1"/>
     </w:p>
     <w:sectPr>
       <w:pgSz w:w="12240" w:h="15840"/>
@@ -6472,6 +7597,119 @@
     </w:lvl>
   </w:abstractNum>
   <w:abstractNum w:abstractNumId="11">
+    <w:nsid w:val="58C36D3B"/>
+    <w:multiLevelType w:val="hybridMultilevel"/>
+    <w:tmpl w:val="621E9FB8"/>
+    <w:lvl w:ilvl="0" w:tplc="04090001">
+      <w:start w:val="1"/>
+      <w:numFmt w:val="bullet"/>
+      <w:lvlText w:val=""/>
+      <w:lvlJc w:val="left"/>
+      <w:pPr>
+        <w:ind w:left="720" w:hanging="360"/>
+      </w:pPr>
+      <w:rPr>
+        <w:rFonts w:ascii="Symbol" w:hAnsi="Symbol" w:hint="default"/>
+      </w:rPr>
+    </w:lvl>
+    <w:lvl w:ilvl="1" w:tplc="04090003" w:tentative="1">
+      <w:start w:val="1"/>
+      <w:numFmt w:val="bullet"/>
+      <w:lvlText w:val="o"/>
+      <w:lvlJc w:val="left"/>
+      <w:pPr>
+        <w:ind w:left="1440" w:hanging="360"/>
+      </w:pPr>
+      <w:rPr>
+        <w:rFonts w:ascii="Courier New" w:hAnsi="Courier New" w:cs="Courier New" w:hint="default"/>
+      </w:rPr>
+    </w:lvl>
+    <w:lvl w:ilvl="2" w:tplc="04090005" w:tentative="1">
+      <w:start w:val="1"/>
+      <w:numFmt w:val="bullet"/>
+      <w:lvlText w:val=""/>
+      <w:lvlJc w:val="left"/>
+      <w:pPr>
+        <w:ind w:left="2160" w:hanging="360"/>
+      </w:pPr>
+      <w:rPr>
+        <w:rFonts w:ascii="Wingdings" w:hAnsi="Wingdings" w:hint="default"/>
+      </w:rPr>
+    </w:lvl>
+    <w:lvl w:ilvl="3" w:tplc="04090001" w:tentative="1">
+      <w:start w:val="1"/>
+      <w:numFmt w:val="bullet"/>
+      <w:lvlText w:val=""/>
+      <w:lvlJc w:val="left"/>
+      <w:pPr>
+        <w:ind w:left="2880" w:hanging="360"/>
+      </w:pPr>
+      <w:rPr>
+        <w:rFonts w:ascii="Symbol" w:hAnsi="Symbol" w:hint="default"/>
+      </w:rPr>
+    </w:lvl>
+    <w:lvl w:ilvl="4" w:tplc="04090003" w:tentative="1">
+      <w:start w:val="1"/>
+      <w:numFmt w:val="bullet"/>
+      <w:lvlText w:val="o"/>
+      <w:lvlJc w:val="left"/>
+      <w:pPr>
+        <w:ind w:left="3600" w:hanging="360"/>
+      </w:pPr>
+      <w:rPr>
+        <w:rFonts w:ascii="Courier New" w:hAnsi="Courier New" w:cs="Courier New" w:hint="default"/>
+      </w:rPr>
+    </w:lvl>
+    <w:lvl w:ilvl="5" w:tplc="04090005" w:tentative="1">
+      <w:start w:val="1"/>
+      <w:numFmt w:val="bullet"/>
+      <w:lvlText w:val=""/>
+      <w:lvlJc w:val="left"/>
+      <w:pPr>
+        <w:ind w:left="4320" w:hanging="360"/>
+      </w:pPr>
+      <w:rPr>
+        <w:rFonts w:ascii="Wingdings" w:hAnsi="Wingdings" w:hint="default"/>
+      </w:rPr>
+    </w:lvl>
+    <w:lvl w:ilvl="6" w:tplc="04090001" w:tentative="1">
+      <w:start w:val="1"/>
+      <w:numFmt w:val="bullet"/>
+      <w:lvlText w:val=""/>
+      <w:lvlJc w:val="left"/>
+      <w:pPr>
+        <w:ind w:left="5040" w:hanging="360"/>
+      </w:pPr>
+      <w:rPr>
+        <w:rFonts w:ascii="Symbol" w:hAnsi="Symbol" w:hint="default"/>
+      </w:rPr>
+    </w:lvl>
+    <w:lvl w:ilvl="7" w:tplc="04090003" w:tentative="1">
+      <w:start w:val="1"/>
+      <w:numFmt w:val="bullet"/>
+      <w:lvlText w:val="o"/>
+      <w:lvlJc w:val="left"/>
+      <w:pPr>
+        <w:ind w:left="5760" w:hanging="360"/>
+      </w:pPr>
+      <w:rPr>
+        <w:rFonts w:ascii="Courier New" w:hAnsi="Courier New" w:cs="Courier New" w:hint="default"/>
+      </w:rPr>
+    </w:lvl>
+    <w:lvl w:ilvl="8" w:tplc="04090005" w:tentative="1">
+      <w:start w:val="1"/>
+      <w:numFmt w:val="bullet"/>
+      <w:lvlText w:val=""/>
+      <w:lvlJc w:val="left"/>
+      <w:pPr>
+        <w:ind w:left="6480" w:hanging="360"/>
+      </w:pPr>
+      <w:rPr>
+        <w:rFonts w:ascii="Wingdings" w:hAnsi="Wingdings" w:hint="default"/>
+      </w:rPr>
+    </w:lvl>
+  </w:abstractNum>
+  <w:abstractNum w:abstractNumId="12">
     <w:nsid w:val="59140F42"/>
     <w:multiLevelType w:val="hybridMultilevel"/>
     <w:tmpl w:val="25245D7E"/>
@@ -6584,7 +7822,7 @@
       </w:rPr>
     </w:lvl>
   </w:abstractNum>
-  <w:abstractNum w:abstractNumId="12">
+  <w:abstractNum w:abstractNumId="13">
     <w:nsid w:val="5B616D76"/>
     <w:multiLevelType w:val="multilevel"/>
     <w:tmpl w:val="2B582FCE"/>
@@ -6715,7 +7953,7 @@
       </w:rPr>
     </w:lvl>
   </w:abstractNum>
-  <w:abstractNum w:abstractNumId="13">
+  <w:abstractNum w:abstractNumId="14">
     <w:nsid w:val="78BF196A"/>
     <w:multiLevelType w:val="multilevel"/>
     <w:tmpl w:val="64FCA160"/>
@@ -6846,7 +8084,7 @@
       </w:rPr>
     </w:lvl>
   </w:abstractNum>
-  <w:abstractNum w:abstractNumId="14">
+  <w:abstractNum w:abstractNumId="15">
     <w:nsid w:val="7C45492C"/>
     <w:multiLevelType w:val="multilevel"/>
     <w:tmpl w:val="E8048240"/>
@@ -6981,7 +8219,7 @@
     <w:abstractNumId w:val="3"/>
   </w:num>
   <w:num w:numId="2">
-    <w:abstractNumId w:val="13"/>
+    <w:abstractNumId w:val="14"/>
   </w:num>
   <w:num w:numId="3">
     <w:abstractNumId w:val="7"/>
@@ -7008,19 +8246,22 @@
     <w:abstractNumId w:val="9"/>
   </w:num>
   <w:num w:numId="11">
-    <w:abstractNumId w:val="12"/>
+    <w:abstractNumId w:val="13"/>
   </w:num>
   <w:num w:numId="12">
     <w:abstractNumId w:val="6"/>
   </w:num>
   <w:num w:numId="13">
-    <w:abstractNumId w:val="14"/>
+    <w:abstractNumId w:val="15"/>
   </w:num>
   <w:num w:numId="14">
-    <w:abstractNumId w:val="11"/>
+    <w:abstractNumId w:val="12"/>
   </w:num>
   <w:num w:numId="15">
     <w:abstractNumId w:val="0"/>
+  </w:num>
+  <w:num w:numId="16">
+    <w:abstractNumId w:val="11"/>
   </w:num>
 </w:numbering>
 </file>
@@ -7410,6 +8651,32 @@
       <w:contextualSpacing/>
     </w:pPr>
   </w:style>
+  <w:style w:type="table" w:styleId="TableGrid">
+    <w:name w:val="Table Grid"/>
+    <w:basedOn w:val="TableNormal"/>
+    <w:uiPriority w:val="59"/>
+    <w:rsid w:val="00611CE5"/>
+    <w:pPr>
+      <w:spacing w:after="0" w:line="240" w:lineRule="auto"/>
+    </w:pPr>
+    <w:tblPr>
+      <w:tblInd w:w="0" w:type="dxa"/>
+      <w:tblBorders>
+        <w:top w:val="single" w:sz="4" w:space="0" w:color="auto"/>
+        <w:left w:val="single" w:sz="4" w:space="0" w:color="auto"/>
+        <w:bottom w:val="single" w:sz="4" w:space="0" w:color="auto"/>
+        <w:right w:val="single" w:sz="4" w:space="0" w:color="auto"/>
+        <w:insideH w:val="single" w:sz="4" w:space="0" w:color="auto"/>
+        <w:insideV w:val="single" w:sz="4" w:space="0" w:color="auto"/>
+      </w:tblBorders>
+      <w:tblCellMar>
+        <w:top w:w="0" w:type="dxa"/>
+        <w:left w:w="108" w:type="dxa"/>
+        <w:bottom w:w="0" w:type="dxa"/>
+        <w:right w:w="108" w:type="dxa"/>
+      </w:tblCellMar>
+    </w:tblPr>
+  </w:style>
 </w:styles>
 </file>
 
@@ -7798,6 +9065,32 @@
       <w:contextualSpacing/>
     </w:pPr>
   </w:style>
+  <w:style w:type="table" w:styleId="TableGrid">
+    <w:name w:val="Table Grid"/>
+    <w:basedOn w:val="TableNormal"/>
+    <w:uiPriority w:val="59"/>
+    <w:rsid w:val="00611CE5"/>
+    <w:pPr>
+      <w:spacing w:after="0" w:line="240" w:lineRule="auto"/>
+    </w:pPr>
+    <w:tblPr>
+      <w:tblInd w:w="0" w:type="dxa"/>
+      <w:tblBorders>
+        <w:top w:val="single" w:sz="4" w:space="0" w:color="auto"/>
+        <w:left w:val="single" w:sz="4" w:space="0" w:color="auto"/>
+        <w:bottom w:val="single" w:sz="4" w:space="0" w:color="auto"/>
+        <w:right w:val="single" w:sz="4" w:space="0" w:color="auto"/>
+        <w:insideH w:val="single" w:sz="4" w:space="0" w:color="auto"/>
+        <w:insideV w:val="single" w:sz="4" w:space="0" w:color="auto"/>
+      </w:tblBorders>
+      <w:tblCellMar>
+        <w:top w:w="0" w:type="dxa"/>
+        <w:left w:w="108" w:type="dxa"/>
+        <w:bottom w:w="0" w:type="dxa"/>
+        <w:right w:w="108" w:type="dxa"/>
+      </w:tblCellMar>
+    </w:tblPr>
+  </w:style>
 </w:styles>
 </file>
 

--- a/images/VijayPawase_UXDesigner_Resume.docx
+++ b/images/VijayPawase_UXDesigner_Resume.docx
@@ -309,7 +309,7 @@
             <w:hyperlink r:id="rId8">
               <w:r>
                 <w:rPr>
-                  <w:color w:val="1155CC"/>
+                  <w:color w:val="0000FF"/>
                   <w:sz w:val="18"/>
                   <w:szCs w:val="18"/>
                   <w:u w:val="single"/>
@@ -448,6 +448,8 @@
         <w:r>
           <w:rPr>
             <w:color w:val="0000FF"/>
+            <w:sz w:val="24"/>
+            <w:szCs w:val="24"/>
             <w:u w:val="single"/>
           </w:rPr>
           <w:t>https://vijaypawasegit.github.io/portfolio/</w:t>
@@ -510,7 +512,25 @@
           <w:sz w:val="24"/>
           <w:szCs w:val="24"/>
         </w:rPr>
-        <w:t>LEAD UI, UX DESIGNER/ ARCHITECT</w:t>
+        <w:t>Product Design Mentor</w:t>
+      </w:r>
+      <w:r>
+        <w:rPr>
+          <w:b/>
+          <w:color w:val="404040"/>
+          <w:sz w:val="24"/>
+          <w:szCs w:val="24"/>
+        </w:rPr>
+        <w:t>, UX DESIGNER/</w:t>
+      </w:r>
+      <w:r>
+        <w:rPr>
+          <w:b/>
+          <w:color w:val="404040"/>
+          <w:sz w:val="24"/>
+          <w:szCs w:val="24"/>
+        </w:rPr>
+        <w:t>ARCHITECT</w:t>
       </w:r>
       <w:r>
         <w:rPr>
@@ -761,16 +781,14 @@
         </w:rPr>
         <w:t xml:space="preserve">He has a good hold to create wireframe/prototype, user journey map, </w:t>
       </w:r>
-      <w:proofErr w:type="gramStart"/>
-      <w:r>
-        <w:rPr>
-          <w:color w:val="404040"/>
-          <w:sz w:val="24"/>
-          <w:szCs w:val="24"/>
-        </w:rPr>
-        <w:t>persona</w:t>
-      </w:r>
-      <w:proofErr w:type="gramEnd"/>
+      <w:r>
+        <w:rPr>
+          <w:color w:val="404040"/>
+          <w:sz w:val="24"/>
+          <w:szCs w:val="24"/>
+        </w:rPr>
+        <w:t>and persona</w:t>
+      </w:r>
       <w:r>
         <w:rPr>
           <w:color w:val="404040"/>
@@ -1152,7 +1170,49 @@
                 <w:sz w:val="24"/>
                 <w:szCs w:val="24"/>
               </w:rPr>
-              <w:t>Adobe XD, Sketch, Axure, Mockflow, Balsamic, Illustrator, Photoshop, Fireworks, Flash, Invision, proto.io, Figma</w:t>
+              <w:t xml:space="preserve">Adobe XD, </w:t>
+            </w:r>
+            <w:r>
+              <w:rPr>
+                <w:color w:val="404040"/>
+                <w:sz w:val="24"/>
+                <w:szCs w:val="24"/>
+              </w:rPr>
+              <w:t>Figma</w:t>
+            </w:r>
+            <w:r>
+              <w:rPr>
+                <w:color w:val="404040"/>
+                <w:sz w:val="24"/>
+                <w:szCs w:val="24"/>
+              </w:rPr>
+              <w:t xml:space="preserve">, </w:t>
+            </w:r>
+            <w:r>
+              <w:rPr>
+                <w:color w:val="404040"/>
+                <w:sz w:val="24"/>
+                <w:szCs w:val="24"/>
+              </w:rPr>
+              <w:t>Sketch, Axure, Mockflow, Balsamic, Illustrat</w:t>
+            </w:r>
+            <w:bookmarkStart w:id="1" w:name="_GoBack"/>
+            <w:bookmarkEnd w:id="1"/>
+            <w:r>
+              <w:rPr>
+                <w:color w:val="404040"/>
+                <w:sz w:val="24"/>
+                <w:szCs w:val="24"/>
+              </w:rPr>
+              <w:t>or, Photoshop, Fireworks,</w:t>
+            </w:r>
+            <w:r>
+              <w:rPr>
+                <w:color w:val="404040"/>
+                <w:sz w:val="24"/>
+                <w:szCs w:val="24"/>
+              </w:rPr>
+              <w:t xml:space="preserve"> Flash, Invision, proto.io</w:t>
             </w:r>
           </w:p>
         </w:tc>
@@ -4647,7 +4707,7 @@
     </w:p>
     <w:p>
       <w:pPr>
-        <w:spacing w:before="360" w:after="80" w:line="240" w:lineRule="auto"/>
+        <w:spacing w:after="80" w:line="240" w:lineRule="auto"/>
         <w:ind w:left="283"/>
         <w:rPr>
           <w:color w:val="404040"/>
@@ -4660,7 +4720,25 @@
           <w:sz w:val="24"/>
           <w:szCs w:val="24"/>
         </w:rPr>
+        <w:br/>
+      </w:r>
+      <w:r>
+        <w:rPr>
+          <w:b/>
+          <w:color w:val="404040"/>
+          <w:sz w:val="24"/>
+          <w:szCs w:val="24"/>
+        </w:rPr>
         <w:t>Certifications:</w:t>
+      </w:r>
+      <w:r>
+        <w:rPr>
+          <w:b/>
+          <w:color w:val="404040"/>
+          <w:sz w:val="24"/>
+          <w:szCs w:val="24"/>
+        </w:rPr>
+        <w:t xml:space="preserve"> </w:t>
       </w:r>
       <w:r>
         <w:rPr>
@@ -4675,7 +4753,7 @@
     <w:tbl>
       <w:tblPr>
         <w:tblStyle w:val="TableGrid"/>
-        <w:tblW w:w="9576" w:type="dxa"/>
+        <w:tblW w:w="9090" w:type="dxa"/>
         <w:tblInd w:w="378" w:type="dxa"/>
         <w:tblBorders>
           <w:top w:val="none" w:sz="0" w:space="0" w:color="auto"/>
@@ -4685,11 +4763,12 @@
           <w:insideH w:val="none" w:sz="0" w:space="0" w:color="auto"/>
           <w:insideV w:val="none" w:sz="0" w:space="0" w:color="auto"/>
         </w:tblBorders>
+        <w:tblLayout w:type="fixed"/>
         <w:tblLook w:val="04A0" w:firstRow="1" w:lastRow="0" w:firstColumn="1" w:lastColumn="0" w:noHBand="0" w:noVBand="1"/>
       </w:tblPr>
       <w:tblGrid>
-        <w:gridCol w:w="738"/>
-        <w:gridCol w:w="8838"/>
+        <w:gridCol w:w="717"/>
+        <w:gridCol w:w="8373"/>
       </w:tblGrid>
       <w:tr>
         <w:trPr>
@@ -4697,7 +4776,7 @@
         </w:trPr>
         <w:tc>
           <w:tcPr>
-            <w:tcW w:w="738" w:type="dxa"/>
+            <w:tcW w:w="717" w:type="dxa"/>
           </w:tcPr>
           <w:p>
             <w:pPr>
@@ -4719,7 +4798,7 @@
                 <w:lang w:eastAsia="en-US"/>
               </w:rPr>
               <w:drawing>
-                <wp:inline distT="0" distB="0" distL="0" distR="0" wp14:anchorId="79D4ACE8" wp14:editId="11498092">
+                <wp:inline distT="0" distB="0" distL="0" distR="0" wp14:anchorId="4191FBDC" wp14:editId="187810F3">
                   <wp:extent cx="277930" cy="274320"/>
                   <wp:effectExtent l="0" t="0" r="8255" b="0"/>
                   <wp:docPr id="16" name="Picture 16"/>
@@ -4758,16 +4837,253 @@
         </w:tc>
         <w:tc>
           <w:tcPr>
-            <w:tcW w:w="8838" w:type="dxa"/>
+            <w:tcW w:w="8373" w:type="dxa"/>
           </w:tcPr>
           <w:p>
             <w:pPr>
-              <w:jc w:val="both"/>
               <w:rPr>
                 <w:b/>
                 <w:color w:val="404040"/>
               </w:rPr>
             </w:pPr>
+            <w:r>
+              <w:rPr>
+                <w:noProof/>
+                <w:color w:val="404040"/>
+                <w:sz w:val="24"/>
+                <w:szCs w:val="24"/>
+                <w:lang w:eastAsia="en-US"/>
+              </w:rPr>
+              <mc:AlternateContent>
+                <mc:Choice Requires="wps">
+                  <w:drawing>
+                    <wp:anchor distT="0" distB="0" distL="114300" distR="114300" simplePos="0" relativeHeight="251667456" behindDoc="0" locked="0" layoutInCell="1" allowOverlap="1" wp14:anchorId="08ABC65B" wp14:editId="40E554CB">
+                      <wp:simplePos x="0" y="0"/>
+                      <wp:positionH relativeFrom="column">
+                        <wp:posOffset>-1905</wp:posOffset>
+                      </wp:positionH>
+                      <wp:positionV relativeFrom="paragraph">
+                        <wp:posOffset>300990</wp:posOffset>
+                      </wp:positionV>
+                      <wp:extent cx="1371600" cy="264795"/>
+                      <wp:effectExtent l="38100" t="0" r="114300" b="116205"/>
+                      <wp:wrapNone/>
+                      <wp:docPr id="17" name="Text Box 17">
+                        <a:hlinkClick xmlns:a="http://schemas.openxmlformats.org/drawingml/2006/main" r:id="rId11"/>
+                      </wp:docPr>
+                      <wp:cNvGraphicFramePr/>
+                      <a:graphic xmlns:a="http://schemas.openxmlformats.org/drawingml/2006/main">
+                        <a:graphicData uri="http://schemas.microsoft.com/office/word/2010/wordprocessingShape">
+                          <wps:wsp>
+                            <wps:cNvSpPr txBox="1"/>
+                            <wps:spPr>
+                              <a:xfrm>
+                                <a:off x="0" y="0"/>
+                                <a:ext cx="1371600" cy="264795"/>
+                              </a:xfrm>
+                              <a:prstGeom prst="roundRect">
+                                <a:avLst>
+                                  <a:gd name="adj" fmla="val 50000"/>
+                                </a:avLst>
+                              </a:prstGeom>
+                              <a:ln w="9525">
+                                <a:solidFill>
+                                  <a:schemeClr val="accent1">
+                                    <a:lumMod val="75000"/>
+                                  </a:schemeClr>
+                                </a:solidFill>
+                              </a:ln>
+                              <a:effectLst>
+                                <a:outerShdw blurRad="76200" dir="18900000" sy="23000" kx="-1200000" algn="bl" rotWithShape="0">
+                                  <a:prstClr val="black">
+                                    <a:alpha val="20000"/>
+                                  </a:prstClr>
+                                </a:outerShdw>
+                                <a:reflection blurRad="6350" stA="52000" endA="300" endPos="35000" dir="5400000" sy="-100000" algn="bl" rotWithShape="0"/>
+                              </a:effectLst>
+                            </wps:spPr>
+                            <wps:style>
+                              <a:lnRef idx="2">
+                                <a:schemeClr val="accent5"/>
+                              </a:lnRef>
+                              <a:fillRef idx="1">
+                                <a:schemeClr val="lt1"/>
+                              </a:fillRef>
+                              <a:effectRef idx="0">
+                                <a:schemeClr val="accent5"/>
+                              </a:effectRef>
+                              <a:fontRef idx="minor">
+                                <a:schemeClr val="dk1"/>
+                              </a:fontRef>
+                            </wps:style>
+                            <wps:txbx>
+                              <w:txbxContent>
+                                <w:p>
+                                  <w:pPr>
+                                    <w:spacing w:line="240" w:lineRule="auto"/>
+                                    <w:jc w:val="center"/>
+                                  </w:pPr>
+                                  <w:r>
+                                    <w:t xml:space="preserve">Show credential </w:t>
+                                  </w:r>
+                                  <w:r>
+                                    <w:rPr>
+                                      <w:noProof/>
+                                      <w:color w:val="404040"/>
+                                      <w:sz w:val="24"/>
+                                      <w:szCs w:val="24"/>
+                                      <w:lang w:eastAsia="en-US"/>
+                                    </w:rPr>
+                                    <w:drawing>
+                                      <wp:inline distT="0" distB="0" distL="0" distR="0" wp14:anchorId="460A21EC" wp14:editId="0DC4327B">
+                                        <wp:extent cx="137160" cy="137160"/>
+                                        <wp:effectExtent l="0" t="0" r="0" b="0"/>
+                                        <wp:docPr id="5" name="Picture 5" descr="C:\Users\om\AppData\Local\Microsoft\Windows\INetCache\Content.Word\open_in_new.png"/>
+                                        <wp:cNvGraphicFramePr>
+                                          <a:graphicFrameLocks xmlns:a="http://schemas.openxmlformats.org/drawingml/2006/main" noChangeAspect="1"/>
+                                        </wp:cNvGraphicFramePr>
+                                        <a:graphic xmlns:a="http://schemas.openxmlformats.org/drawingml/2006/main">
+                                          <a:graphicData uri="http://schemas.openxmlformats.org/drawingml/2006/picture">
+                                            <pic:pic xmlns:pic="http://schemas.openxmlformats.org/drawingml/2006/picture">
+                                              <pic:nvPicPr>
+                                                <pic:cNvPr id="0" name="Picture 4" descr="C:\Users\om\AppData\Local\Microsoft\Windows\INetCache\Content.Word\open_in_new.png"/>
+                                                <pic:cNvPicPr>
+                                                  <a:picLocks noChangeAspect="1" noChangeArrowheads="1"/>
+                                                </pic:cNvPicPr>
+                                              </pic:nvPicPr>
+                                              <pic:blipFill>
+                                                <a:blip r:embed="rId12">
+                                                  <a:extLst>
+                                                    <a:ext uri="{28A0092B-C50C-407E-A947-70E740481C1C}">
+                                                      <a14:useLocalDpi xmlns:a14="http://schemas.microsoft.com/office/drawing/2010/main" val="0"/>
+                                                    </a:ext>
+                                                  </a:extLst>
+                                                </a:blip>
+                                                <a:srcRect/>
+                                                <a:stretch>
+                                                  <a:fillRect/>
+                                                </a:stretch>
+                                              </pic:blipFill>
+                                              <pic:spPr bwMode="auto">
+                                                <a:xfrm>
+                                                  <a:off x="0" y="0"/>
+                                                  <a:ext cx="137160" cy="137160"/>
+                                                </a:xfrm>
+                                                <a:prstGeom prst="rect">
+                                                  <a:avLst/>
+                                                </a:prstGeom>
+                                                <a:noFill/>
+                                                <a:ln>
+                                                  <a:noFill/>
+                                                </a:ln>
+                                              </pic:spPr>
+                                            </pic:pic>
+                                          </a:graphicData>
+                                        </a:graphic>
+                                      </wp:inline>
+                                    </w:drawing>
+                                  </w:r>
+                                </w:p>
+                              </w:txbxContent>
+                            </wps:txbx>
+                            <wps:bodyPr rot="0" spcFirstLastPara="0" vertOverflow="overflow" horzOverflow="overflow" vert="horz" wrap="square" lIns="91440" tIns="0" rIns="91440" bIns="0" numCol="1" spcCol="0" rtlCol="0" fromWordArt="0" anchor="t" anchorCtr="0" forceAA="0" compatLnSpc="1">
+                              <a:prstTxWarp prst="textNoShape">
+                                <a:avLst/>
+                              </a:prstTxWarp>
+                              <a:noAutofit/>
+                            </wps:bodyPr>
+                          </wps:wsp>
+                        </a:graphicData>
+                      </a:graphic>
+                      <wp14:sizeRelH relativeFrom="margin">
+                        <wp14:pctWidth>0</wp14:pctWidth>
+                      </wp14:sizeRelH>
+                      <wp14:sizeRelV relativeFrom="margin">
+                        <wp14:pctHeight>0</wp14:pctHeight>
+                      </wp14:sizeRelV>
+                    </wp:anchor>
+                  </w:drawing>
+                </mc:Choice>
+                <mc:Fallback>
+                  <w:pict>
+                    <v:roundrect id="Text Box 17" o:spid="_x0000_s1026" href="https://www.interaction-design.org/vijay-pawase/certificate/course/PVvS9c0nR" style="position:absolute;margin-left:-.15pt;margin-top:23.7pt;width:108pt;height:20.85pt;z-index:251667456;visibility:visible;mso-wrap-style:square;mso-width-percent:0;mso-height-percent:0;mso-wrap-distance-left:9pt;mso-wrap-distance-top:0;mso-wrap-distance-right:9pt;mso-wrap-distance-bottom:0;mso-position-horizontal:absolute;mso-position-horizontal-relative:text;mso-position-vertical:absolute;mso-position-vertical-relative:text;mso-width-percent:0;mso-height-percent:0;mso-width-relative:margin;mso-height-relative:margin;v-text-anchor:top" arcsize=".5" o:gfxdata="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" o:button="t" fillcolor="white [3201]" strokecolor="#365f91 [2404]">
+                      <v:fill o:detectmouseclick="t"/>
+                      <v:shadow on="t" type="perspective" color="black" opacity="13107f" origin="-.5,.5" offset="0,0" matrix=",-23853f,,15073f"/>
+                      <v:textbox inset=",0,,0">
+                        <w:txbxContent>
+                          <w:p>
+                            <w:pPr>
+                              <w:spacing w:line="240" w:lineRule="auto"/>
+                              <w:jc w:val="center"/>
+                            </w:pPr>
+                            <w:r>
+                              <w:t xml:space="preserve">Show credential </w:t>
+                            </w:r>
+                            <w:r>
+                              <w:rPr>
+                                <w:noProof/>
+                                <w:color w:val="404040"/>
+                                <w:sz w:val="24"/>
+                                <w:szCs w:val="24"/>
+                                <w:lang w:eastAsia="en-US"/>
+                              </w:rPr>
+                              <w:drawing>
+                                <wp:inline distT="0" distB="0" distL="0" distR="0" wp14:anchorId="460A21EC" wp14:editId="0DC4327B">
+                                  <wp:extent cx="137160" cy="137160"/>
+                                  <wp:effectExtent l="0" t="0" r="0" b="0"/>
+                                  <wp:docPr id="5" name="Picture 5" descr="C:\Users\om\AppData\Local\Microsoft\Windows\INetCache\Content.Word\open_in_new.png"/>
+                                  <wp:cNvGraphicFramePr>
+                                    <a:graphicFrameLocks xmlns:a="http://schemas.openxmlformats.org/drawingml/2006/main" noChangeAspect="1"/>
+                                  </wp:cNvGraphicFramePr>
+                                  <a:graphic xmlns:a="http://schemas.openxmlformats.org/drawingml/2006/main">
+                                    <a:graphicData uri="http://schemas.openxmlformats.org/drawingml/2006/picture">
+                                      <pic:pic xmlns:pic="http://schemas.openxmlformats.org/drawingml/2006/picture">
+                                        <pic:nvPicPr>
+                                          <pic:cNvPr id="0" name="Picture 4" descr="C:\Users\om\AppData\Local\Microsoft\Windows\INetCache\Content.Word\open_in_new.png"/>
+                                          <pic:cNvPicPr>
+                                            <a:picLocks noChangeAspect="1" noChangeArrowheads="1"/>
+                                          </pic:cNvPicPr>
+                                        </pic:nvPicPr>
+                                        <pic:blipFill>
+                                          <a:blip r:embed="rId12">
+                                            <a:extLst>
+                                              <a:ext uri="{28A0092B-C50C-407E-A947-70E740481C1C}">
+                                                <a14:useLocalDpi xmlns:a14="http://schemas.microsoft.com/office/drawing/2010/main" val="0"/>
+                                              </a:ext>
+                                            </a:extLst>
+                                          </a:blip>
+                                          <a:srcRect/>
+                                          <a:stretch>
+                                            <a:fillRect/>
+                                          </a:stretch>
+                                        </pic:blipFill>
+                                        <pic:spPr bwMode="auto">
+                                          <a:xfrm>
+                                            <a:off x="0" y="0"/>
+                                            <a:ext cx="137160" cy="137160"/>
+                                          </a:xfrm>
+                                          <a:prstGeom prst="rect">
+                                            <a:avLst/>
+                                          </a:prstGeom>
+                                          <a:noFill/>
+                                          <a:ln>
+                                            <a:noFill/>
+                                          </a:ln>
+                                        </pic:spPr>
+                                      </pic:pic>
+                                    </a:graphicData>
+                                  </a:graphic>
+                                </wp:inline>
+                              </w:drawing>
+                            </w:r>
+                          </w:p>
+                        </w:txbxContent>
+                      </v:textbox>
+                    </v:roundrect>
+                  </w:pict>
+                </mc:Fallback>
+              </mc:AlternateContent>
+            </w:r>
             <w:r>
               <w:rPr>
                 <w:b/>
@@ -4795,6 +5111,31 @@
                 <w:szCs w:val="24"/>
               </w:rPr>
               <w:t>, Interaction Design Foundation</w:t>
+            </w:r>
+            <w:r>
+              <w:rPr>
+                <w:b/>
+                <w:color w:val="404040"/>
+                <w:sz w:val="24"/>
+                <w:szCs w:val="24"/>
+              </w:rPr>
+              <w:br/>
+            </w:r>
+            <w:r>
+              <w:rPr>
+                <w:b/>
+                <w:color w:val="404040"/>
+                <w:sz w:val="24"/>
+                <w:szCs w:val="24"/>
+              </w:rPr>
+              <w:br/>
+            </w:r>
+            <w:r>
+              <w:rPr>
+                <w:b/>
+                <w:color w:val="404040"/>
+              </w:rPr>
+              <w:br/>
             </w:r>
           </w:p>
         </w:tc>
@@ -4805,7 +5146,7 @@
         </w:trPr>
         <w:tc>
           <w:tcPr>
-            <w:tcW w:w="738" w:type="dxa"/>
+            <w:tcW w:w="717" w:type="dxa"/>
           </w:tcPr>
           <w:p>
             <w:pPr>
@@ -4827,7 +5168,7 @@
                 <w:lang w:eastAsia="en-US"/>
               </w:rPr>
               <w:drawing>
-                <wp:inline distT="0" distB="0" distL="0" distR="0" wp14:anchorId="1FB57595" wp14:editId="0F6C9605">
+                <wp:inline distT="0" distB="0" distL="0" distR="0" wp14:anchorId="058DEC01" wp14:editId="30A38F65">
                   <wp:extent cx="228600" cy="228600"/>
                   <wp:effectExtent l="0" t="0" r="0" b="0"/>
                   <wp:docPr id="2" name="Picture 2" descr="C:\Users\om\AppData\Local\Microsoft\Windows\INetCache\Content.Word\google_icon.png"/>
@@ -4844,7 +5185,7 @@
                           </pic:cNvPicPr>
                         </pic:nvPicPr>
                         <pic:blipFill>
-                          <a:blip r:embed="rId11" cstate="print">
+                          <a:blip r:embed="rId13" cstate="print">
                             <a:extLst>
                               <a:ext uri="{28A0092B-C50C-407E-A947-70E740481C1C}">
                                 <a14:useLocalDpi xmlns:a14="http://schemas.microsoft.com/office/drawing/2010/main" val="0"/>
@@ -4879,7 +5220,7 @@
         </w:tc>
         <w:tc>
           <w:tcPr>
-            <w:tcW w:w="8838" w:type="dxa"/>
+            <w:tcW w:w="8373" w:type="dxa"/>
           </w:tcPr>
           <w:p>
             <w:pPr>
@@ -4895,12 +5236,277 @@
             </w:pPr>
             <w:r>
               <w:rPr>
+                <w:noProof/>
+                <w:color w:val="404040"/>
+                <w:sz w:val="24"/>
+                <w:szCs w:val="24"/>
+                <w:lang w:eastAsia="en-US"/>
+              </w:rPr>
+              <mc:AlternateContent>
+                <mc:Choice Requires="wps">
+                  <w:drawing>
+                    <wp:anchor distT="0" distB="0" distL="114300" distR="114300" simplePos="0" relativeHeight="251669504" behindDoc="0" locked="0" layoutInCell="1" allowOverlap="1" wp14:anchorId="040343BB" wp14:editId="0C4A0792">
+                      <wp:simplePos x="0" y="0"/>
+                      <wp:positionH relativeFrom="column">
+                        <wp:posOffset>5715</wp:posOffset>
+                      </wp:positionH>
+                      <wp:positionV relativeFrom="paragraph">
+                        <wp:posOffset>237490</wp:posOffset>
+                      </wp:positionV>
+                      <wp:extent cx="1371600" cy="240665"/>
+                      <wp:effectExtent l="38100" t="0" r="95250" b="121285"/>
+                      <wp:wrapNone/>
+                      <wp:docPr id="6" name="Text Box 6">
+                        <a:hlinkClick xmlns:a="http://schemas.openxmlformats.org/drawingml/2006/main" r:id="rId14"/>
+                      </wp:docPr>
+                      <wp:cNvGraphicFramePr/>
+                      <a:graphic xmlns:a="http://schemas.openxmlformats.org/drawingml/2006/main">
+                        <a:graphicData uri="http://schemas.microsoft.com/office/word/2010/wordprocessingShape">
+                          <wps:wsp>
+                            <wps:cNvSpPr txBox="1"/>
+                            <wps:spPr>
+                              <a:xfrm>
+                                <a:off x="0" y="0"/>
+                                <a:ext cx="1371600" cy="240665"/>
+                              </a:xfrm>
+                              <a:prstGeom prst="roundRect">
+                                <a:avLst>
+                                  <a:gd name="adj" fmla="val 50000"/>
+                                </a:avLst>
+                              </a:prstGeom>
+                              <a:ln w="9525">
+                                <a:solidFill>
+                                  <a:schemeClr val="accent1">
+                                    <a:lumMod val="75000"/>
+                                  </a:schemeClr>
+                                </a:solidFill>
+                              </a:ln>
+                              <a:effectLst>
+                                <a:outerShdw blurRad="76200" dir="18900000" sy="23000" kx="-1200000" algn="bl" rotWithShape="0">
+                                  <a:prstClr val="black">
+                                    <a:alpha val="20000"/>
+                                  </a:prstClr>
+                                </a:outerShdw>
+                                <a:reflection blurRad="6350" stA="52000" endA="300" endPos="35000" dir="5400000" sy="-100000" algn="bl" rotWithShape="0"/>
+                              </a:effectLst>
+                            </wps:spPr>
+                            <wps:style>
+                              <a:lnRef idx="2">
+                                <a:schemeClr val="accent5"/>
+                              </a:lnRef>
+                              <a:fillRef idx="1">
+                                <a:schemeClr val="lt1"/>
+                              </a:fillRef>
+                              <a:effectRef idx="0">
+                                <a:schemeClr val="accent5"/>
+                              </a:effectRef>
+                              <a:fontRef idx="minor">
+                                <a:schemeClr val="dk1"/>
+                              </a:fontRef>
+                            </wps:style>
+                            <wps:txbx>
+                              <w:txbxContent>
+                                <w:p>
+                                  <w:pPr>
+                                    <w:spacing w:line="240" w:lineRule="auto"/>
+                                    <w:jc w:val="center"/>
+                                  </w:pPr>
+                                  <w:r>
+                                    <w:t xml:space="preserve">Show credential </w:t>
+                                  </w:r>
+                                  <w:r>
+                                    <w:rPr>
+                                      <w:noProof/>
+                                      <w:color w:val="404040"/>
+                                      <w:sz w:val="24"/>
+                                      <w:szCs w:val="24"/>
+                                      <w:lang w:eastAsia="en-US"/>
+                                    </w:rPr>
+                                    <w:drawing>
+                                      <wp:inline distT="0" distB="0" distL="0" distR="0" wp14:anchorId="675390DA" wp14:editId="0BE8E380">
+                                        <wp:extent cx="137160" cy="137160"/>
+                                        <wp:effectExtent l="0" t="0" r="0" b="0"/>
+                                        <wp:docPr id="7" name="Picture 7" descr="C:\Users\om\AppData\Local\Microsoft\Windows\INetCache\Content.Word\open_in_new.png"/>
+                                        <wp:cNvGraphicFramePr>
+                                          <a:graphicFrameLocks xmlns:a="http://schemas.openxmlformats.org/drawingml/2006/main" noChangeAspect="1"/>
+                                        </wp:cNvGraphicFramePr>
+                                        <a:graphic xmlns:a="http://schemas.openxmlformats.org/drawingml/2006/main">
+                                          <a:graphicData uri="http://schemas.openxmlformats.org/drawingml/2006/picture">
+                                            <pic:pic xmlns:pic="http://schemas.openxmlformats.org/drawingml/2006/picture">
+                                              <pic:nvPicPr>
+                                                <pic:cNvPr id="0" name="Picture 4" descr="C:\Users\om\AppData\Local\Microsoft\Windows\INetCache\Content.Word\open_in_new.png"/>
+                                                <pic:cNvPicPr>
+                                                  <a:picLocks noChangeAspect="1" noChangeArrowheads="1"/>
+                                                </pic:cNvPicPr>
+                                              </pic:nvPicPr>
+                                              <pic:blipFill>
+                                                <a:blip r:embed="rId12">
+                                                  <a:extLst>
+                                                    <a:ext uri="{28A0092B-C50C-407E-A947-70E740481C1C}">
+                                                      <a14:useLocalDpi xmlns:a14="http://schemas.microsoft.com/office/drawing/2010/main" val="0"/>
+                                                    </a:ext>
+                                                  </a:extLst>
+                                                </a:blip>
+                                                <a:srcRect/>
+                                                <a:stretch>
+                                                  <a:fillRect/>
+                                                </a:stretch>
+                                              </pic:blipFill>
+                                              <pic:spPr bwMode="auto">
+                                                <a:xfrm>
+                                                  <a:off x="0" y="0"/>
+                                                  <a:ext cx="137160" cy="137160"/>
+                                                </a:xfrm>
+                                                <a:prstGeom prst="rect">
+                                                  <a:avLst/>
+                                                </a:prstGeom>
+                                                <a:noFill/>
+                                                <a:ln>
+                                                  <a:noFill/>
+                                                </a:ln>
+                                              </pic:spPr>
+                                            </pic:pic>
+                                          </a:graphicData>
+                                        </a:graphic>
+                                      </wp:inline>
+                                    </w:drawing>
+                                  </w:r>
+                                </w:p>
+                              </w:txbxContent>
+                            </wps:txbx>
+                            <wps:bodyPr rot="0" spcFirstLastPara="0" vertOverflow="overflow" horzOverflow="overflow" vert="horz" wrap="square" lIns="91440" tIns="0" rIns="91440" bIns="0" numCol="1" spcCol="0" rtlCol="0" fromWordArt="0" anchor="t" anchorCtr="0" forceAA="0" compatLnSpc="1">
+                              <a:prstTxWarp prst="textNoShape">
+                                <a:avLst/>
+                              </a:prstTxWarp>
+                              <a:noAutofit/>
+                            </wps:bodyPr>
+                          </wps:wsp>
+                        </a:graphicData>
+                      </a:graphic>
+                      <wp14:sizeRelH relativeFrom="margin">
+                        <wp14:pctWidth>0</wp14:pctWidth>
+                      </wp14:sizeRelH>
+                      <wp14:sizeRelV relativeFrom="margin">
+                        <wp14:pctHeight>0</wp14:pctHeight>
+                      </wp14:sizeRelV>
+                    </wp:anchor>
+                  </w:drawing>
+                </mc:Choice>
+                <mc:Fallback>
+                  <w:pict>
+                    <v:roundrect id="Text Box 6" o:spid="_x0000_s1027" href="https://www.coursera.org/account/accomplishments/professional-cert/JIR7B9M38LNM" style="position:absolute;margin-left:.45pt;margin-top:18.7pt;width:108pt;height:18.95pt;z-index:251669504;visibility:visible;mso-wrap-style:square;mso-width-percent:0;mso-height-percent:0;mso-wrap-distance-left:9pt;mso-wrap-distance-top:0;mso-wrap-distance-right:9pt;mso-wrap-distance-bottom:0;mso-position-horizontal:absolute;mso-position-horizontal-relative:text;mso-position-vertical:absolute;mso-position-vertical-relative:text;mso-width-percent:0;mso-height-percent:0;mso-width-relative:margin;mso-height-relative:margin;v-text-anchor:top" arcsize=".5" o:gfxdata="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" o:button="t" fillcolor="white [3201]" strokecolor="#365f91 [2404]">
+                      <v:fill o:detectmouseclick="t"/>
+                      <v:shadow on="t" type="perspective" color="black" opacity="13107f" origin="-.5,.5" offset="0,0" matrix=",-23853f,,15073f"/>
+                      <v:textbox inset=",0,,0">
+                        <w:txbxContent>
+                          <w:p>
+                            <w:pPr>
+                              <w:spacing w:line="240" w:lineRule="auto"/>
+                              <w:jc w:val="center"/>
+                            </w:pPr>
+                            <w:r>
+                              <w:t xml:space="preserve">Show credential </w:t>
+                            </w:r>
+                            <w:r>
+                              <w:rPr>
+                                <w:noProof/>
+                                <w:color w:val="404040"/>
+                                <w:sz w:val="24"/>
+                                <w:szCs w:val="24"/>
+                                <w:lang w:eastAsia="en-US"/>
+                              </w:rPr>
+                              <w:drawing>
+                                <wp:inline distT="0" distB="0" distL="0" distR="0" wp14:anchorId="675390DA" wp14:editId="0BE8E380">
+                                  <wp:extent cx="137160" cy="137160"/>
+                                  <wp:effectExtent l="0" t="0" r="0" b="0"/>
+                                  <wp:docPr id="7" name="Picture 7" descr="C:\Users\om\AppData\Local\Microsoft\Windows\INetCache\Content.Word\open_in_new.png"/>
+                                  <wp:cNvGraphicFramePr>
+                                    <a:graphicFrameLocks xmlns:a="http://schemas.openxmlformats.org/drawingml/2006/main" noChangeAspect="1"/>
+                                  </wp:cNvGraphicFramePr>
+                                  <a:graphic xmlns:a="http://schemas.openxmlformats.org/drawingml/2006/main">
+                                    <a:graphicData uri="http://schemas.openxmlformats.org/drawingml/2006/picture">
+                                      <pic:pic xmlns:pic="http://schemas.openxmlformats.org/drawingml/2006/picture">
+                                        <pic:nvPicPr>
+                                          <pic:cNvPr id="0" name="Picture 4" descr="C:\Users\om\AppData\Local\Microsoft\Windows\INetCache\Content.Word\open_in_new.png"/>
+                                          <pic:cNvPicPr>
+                                            <a:picLocks noChangeAspect="1" noChangeArrowheads="1"/>
+                                          </pic:cNvPicPr>
+                                        </pic:nvPicPr>
+                                        <pic:blipFill>
+                                          <a:blip r:embed="rId12">
+                                            <a:extLst>
+                                              <a:ext uri="{28A0092B-C50C-407E-A947-70E740481C1C}">
+                                                <a14:useLocalDpi xmlns:a14="http://schemas.microsoft.com/office/drawing/2010/main" val="0"/>
+                                              </a:ext>
+                                            </a:extLst>
+                                          </a:blip>
+                                          <a:srcRect/>
+                                          <a:stretch>
+                                            <a:fillRect/>
+                                          </a:stretch>
+                                        </pic:blipFill>
+                                        <pic:spPr bwMode="auto">
+                                          <a:xfrm>
+                                            <a:off x="0" y="0"/>
+                                            <a:ext cx="137160" cy="137160"/>
+                                          </a:xfrm>
+                                          <a:prstGeom prst="rect">
+                                            <a:avLst/>
+                                          </a:prstGeom>
+                                          <a:noFill/>
+                                          <a:ln>
+                                            <a:noFill/>
+                                          </a:ln>
+                                        </pic:spPr>
+                                      </pic:pic>
+                                    </a:graphicData>
+                                  </a:graphic>
+                                </wp:inline>
+                              </w:drawing>
+                            </w:r>
+                          </w:p>
+                        </w:txbxContent>
+                      </v:textbox>
+                    </v:roundrect>
+                  </w:pict>
+                </mc:Fallback>
+              </mc:AlternateContent>
+            </w:r>
+            <w:r>
+              <w:rPr>
                 <w:b/>
                 <w:color w:val="404040"/>
                 <w:sz w:val="24"/>
                 <w:szCs w:val="24"/>
               </w:rPr>
-              <w:t>Google UX Design Professional Certificate, Google</w:t>
+              <w:t>Google UX Design, Google</w:t>
+            </w:r>
+            <w:r>
+              <w:rPr>
+                <w:b/>
+                <w:color w:val="404040"/>
+                <w:sz w:val="24"/>
+                <w:szCs w:val="24"/>
+              </w:rPr>
+              <w:br/>
+            </w:r>
+            <w:r>
+              <w:rPr>
+                <w:b/>
+                <w:color w:val="404040"/>
+                <w:sz w:val="24"/>
+                <w:szCs w:val="24"/>
+              </w:rPr>
+              <w:br/>
+            </w:r>
+            <w:r>
+              <w:rPr>
+                <w:b/>
+                <w:color w:val="404040"/>
+                <w:sz w:val="24"/>
+                <w:szCs w:val="24"/>
+              </w:rPr>
+              <w:br/>
             </w:r>
           </w:p>
         </w:tc>
@@ -4911,7 +5517,7 @@
         </w:trPr>
         <w:tc>
           <w:tcPr>
-            <w:tcW w:w="738" w:type="dxa"/>
+            <w:tcW w:w="717" w:type="dxa"/>
           </w:tcPr>
           <w:p>
             <w:pPr>
@@ -4933,7 +5539,7 @@
                 <w:lang w:eastAsia="en-US"/>
               </w:rPr>
               <w:drawing>
-                <wp:inline distT="0" distB="0" distL="0" distR="0" wp14:anchorId="36D61353" wp14:editId="4DB02899">
+                <wp:inline distT="0" distB="0" distL="0" distR="0" wp14:anchorId="0F112D15" wp14:editId="20FB2538">
                   <wp:extent cx="228600" cy="228600"/>
                   <wp:effectExtent l="0" t="0" r="0" b="0"/>
                   <wp:docPr id="3" name="Picture 3" descr="C:\Users\om\AppData\Local\Microsoft\Windows\INetCache\Content.Word\google_icon.png"/>
@@ -4950,7 +5556,7 @@
                           </pic:cNvPicPr>
                         </pic:nvPicPr>
                         <pic:blipFill>
-                          <a:blip r:embed="rId11" cstate="print">
+                          <a:blip r:embed="rId13" cstate="print">
                             <a:extLst>
                               <a:ext uri="{28A0092B-C50C-407E-A947-70E740481C1C}">
                                 <a14:useLocalDpi xmlns:a14="http://schemas.microsoft.com/office/drawing/2010/main" val="0"/>
@@ -4985,7 +5591,7 @@
         </w:tc>
         <w:tc>
           <w:tcPr>
-            <w:tcW w:w="8838" w:type="dxa"/>
+            <w:tcW w:w="8373" w:type="dxa"/>
           </w:tcPr>
           <w:p>
             <w:pPr>
@@ -4997,11 +5603,273 @@
             </w:pPr>
             <w:r>
               <w:rPr>
+                <w:noProof/>
+                <w:color w:val="404040"/>
+                <w:sz w:val="24"/>
+                <w:szCs w:val="24"/>
+                <w:lang w:eastAsia="en-US"/>
+              </w:rPr>
+              <mc:AlternateContent>
+                <mc:Choice Requires="wps">
+                  <w:drawing>
+                    <wp:anchor distT="0" distB="0" distL="114300" distR="114300" simplePos="0" relativeHeight="251671552" behindDoc="0" locked="0" layoutInCell="1" allowOverlap="1" wp14:anchorId="132BEECD" wp14:editId="1774E46D">
+                      <wp:simplePos x="0" y="0"/>
+                      <wp:positionH relativeFrom="column">
+                        <wp:posOffset>13335</wp:posOffset>
+                      </wp:positionH>
+                      <wp:positionV relativeFrom="paragraph">
+                        <wp:posOffset>224790</wp:posOffset>
+                      </wp:positionV>
+                      <wp:extent cx="1371600" cy="240665"/>
+                      <wp:effectExtent l="38100" t="0" r="95250" b="121285"/>
+                      <wp:wrapNone/>
+                      <wp:docPr id="13" name="Text Box 13">
+                        <a:hlinkClick xmlns:a="http://schemas.openxmlformats.org/drawingml/2006/main" r:id="rId15"/>
+                      </wp:docPr>
+                      <wp:cNvGraphicFramePr/>
+                      <a:graphic xmlns:a="http://schemas.openxmlformats.org/drawingml/2006/main">
+                        <a:graphicData uri="http://schemas.microsoft.com/office/word/2010/wordprocessingShape">
+                          <wps:wsp>
+                            <wps:cNvSpPr txBox="1"/>
+                            <wps:spPr>
+                              <a:xfrm>
+                                <a:off x="0" y="0"/>
+                                <a:ext cx="1371600" cy="240665"/>
+                              </a:xfrm>
+                              <a:prstGeom prst="roundRect">
+                                <a:avLst>
+                                  <a:gd name="adj" fmla="val 50000"/>
+                                </a:avLst>
+                              </a:prstGeom>
+                              <a:ln w="9525">
+                                <a:solidFill>
+                                  <a:schemeClr val="accent1">
+                                    <a:lumMod val="75000"/>
+                                  </a:schemeClr>
+                                </a:solidFill>
+                              </a:ln>
+                              <a:effectLst>
+                                <a:outerShdw blurRad="76200" dir="18900000" sy="23000" kx="-1200000" algn="bl" rotWithShape="0">
+                                  <a:prstClr val="black">
+                                    <a:alpha val="20000"/>
+                                  </a:prstClr>
+                                </a:outerShdw>
+                                <a:reflection blurRad="6350" stA="52000" endA="300" endPos="35000" dir="5400000" sy="-100000" algn="bl" rotWithShape="0"/>
+                              </a:effectLst>
+                            </wps:spPr>
+                            <wps:style>
+                              <a:lnRef idx="2">
+                                <a:schemeClr val="accent5"/>
+                              </a:lnRef>
+                              <a:fillRef idx="1">
+                                <a:schemeClr val="lt1"/>
+                              </a:fillRef>
+                              <a:effectRef idx="0">
+                                <a:schemeClr val="accent5"/>
+                              </a:effectRef>
+                              <a:fontRef idx="minor">
+                                <a:schemeClr val="dk1"/>
+                              </a:fontRef>
+                            </wps:style>
+                            <wps:txbx>
+                              <w:txbxContent>
+                                <w:p>
+                                  <w:pPr>
+                                    <w:spacing w:line="240" w:lineRule="auto"/>
+                                    <w:jc w:val="center"/>
+                                  </w:pPr>
+                                  <w:r>
+                                    <w:t xml:space="preserve">Show credential </w:t>
+                                  </w:r>
+                                  <w:r>
+                                    <w:rPr>
+                                      <w:noProof/>
+                                      <w:color w:val="404040"/>
+                                      <w:sz w:val="24"/>
+                                      <w:szCs w:val="24"/>
+                                      <w:lang w:eastAsia="en-US"/>
+                                    </w:rPr>
+                                    <w:drawing>
+                                      <wp:inline distT="0" distB="0" distL="0" distR="0" wp14:anchorId="168551FC" wp14:editId="13A6F75B">
+                                        <wp:extent cx="137160" cy="137160"/>
+                                        <wp:effectExtent l="0" t="0" r="0" b="0"/>
+                                        <wp:docPr id="14" name="Picture 14" descr="C:\Users\om\AppData\Local\Microsoft\Windows\INetCache\Content.Word\open_in_new.png"/>
+                                        <wp:cNvGraphicFramePr>
+                                          <a:graphicFrameLocks xmlns:a="http://schemas.openxmlformats.org/drawingml/2006/main" noChangeAspect="1"/>
+                                        </wp:cNvGraphicFramePr>
+                                        <a:graphic xmlns:a="http://schemas.openxmlformats.org/drawingml/2006/main">
+                                          <a:graphicData uri="http://schemas.openxmlformats.org/drawingml/2006/picture">
+                                            <pic:pic xmlns:pic="http://schemas.openxmlformats.org/drawingml/2006/picture">
+                                              <pic:nvPicPr>
+                                                <pic:cNvPr id="0" name="Picture 4" descr="C:\Users\om\AppData\Local\Microsoft\Windows\INetCache\Content.Word\open_in_new.png"/>
+                                                <pic:cNvPicPr>
+                                                  <a:picLocks noChangeAspect="1" noChangeArrowheads="1"/>
+                                                </pic:cNvPicPr>
+                                              </pic:nvPicPr>
+                                              <pic:blipFill>
+                                                <a:blip r:embed="rId12">
+                                                  <a:extLst>
+                                                    <a:ext uri="{28A0092B-C50C-407E-A947-70E740481C1C}">
+                                                      <a14:useLocalDpi xmlns:a14="http://schemas.microsoft.com/office/drawing/2010/main" val="0"/>
+                                                    </a:ext>
+                                                  </a:extLst>
+                                                </a:blip>
+                                                <a:srcRect/>
+                                                <a:stretch>
+                                                  <a:fillRect/>
+                                                </a:stretch>
+                                              </pic:blipFill>
+                                              <pic:spPr bwMode="auto">
+                                                <a:xfrm>
+                                                  <a:off x="0" y="0"/>
+                                                  <a:ext cx="137160" cy="137160"/>
+                                                </a:xfrm>
+                                                <a:prstGeom prst="rect">
+                                                  <a:avLst/>
+                                                </a:prstGeom>
+                                                <a:noFill/>
+                                                <a:ln>
+                                                  <a:noFill/>
+                                                </a:ln>
+                                              </pic:spPr>
+                                            </pic:pic>
+                                          </a:graphicData>
+                                        </a:graphic>
+                                      </wp:inline>
+                                    </w:drawing>
+                                  </w:r>
+                                </w:p>
+                              </w:txbxContent>
+                            </wps:txbx>
+                            <wps:bodyPr rot="0" spcFirstLastPara="0" vertOverflow="overflow" horzOverflow="overflow" vert="horz" wrap="square" lIns="91440" tIns="0" rIns="91440" bIns="0" numCol="1" spcCol="0" rtlCol="0" fromWordArt="0" anchor="t" anchorCtr="0" forceAA="0" compatLnSpc="1">
+                              <a:prstTxWarp prst="textNoShape">
+                                <a:avLst/>
+                              </a:prstTxWarp>
+                              <a:noAutofit/>
+                            </wps:bodyPr>
+                          </wps:wsp>
+                        </a:graphicData>
+                      </a:graphic>
+                      <wp14:sizeRelH relativeFrom="margin">
+                        <wp14:pctWidth>0</wp14:pctWidth>
+                      </wp14:sizeRelH>
+                      <wp14:sizeRelV relativeFrom="margin">
+                        <wp14:pctHeight>0</wp14:pctHeight>
+                      </wp14:sizeRelV>
+                    </wp:anchor>
+                  </w:drawing>
+                </mc:Choice>
+                <mc:Fallback>
+                  <w:pict>
+                    <v:roundrect id="Text Box 13" o:spid="_x0000_s1028" href="https://www.coursera.org/account/accomplishments/verify/380MA30BCRVG" style="position:absolute;margin-left:1.05pt;margin-top:17.7pt;width:108pt;height:18.95pt;z-index:251671552;visibility:visible;mso-wrap-style:square;mso-width-percent:0;mso-height-percent:0;mso-wrap-distance-left:9pt;mso-wrap-distance-top:0;mso-wrap-distance-right:9pt;mso-wrap-distance-bottom:0;mso-position-horizontal:absolute;mso-position-horizontal-relative:text;mso-position-vertical:absolute;mso-position-vertical-relative:text;mso-width-percent:0;mso-height-percent:0;mso-width-relative:margin;mso-height-relative:margin;v-text-anchor:top" arcsize=".5" o:gfxdata="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" o:button="t" fillcolor="white [3201]" strokecolor="#365f91 [2404]">
+                      <v:fill o:detectmouseclick="t"/>
+                      <v:shadow on="t" type="perspective" color="black" opacity="13107f" origin="-.5,.5" offset="0,0" matrix=",-23853f,,15073f"/>
+                      <v:textbox inset=",0,,0">
+                        <w:txbxContent>
+                          <w:p>
+                            <w:pPr>
+                              <w:spacing w:line="240" w:lineRule="auto"/>
+                              <w:jc w:val="center"/>
+                            </w:pPr>
+                            <w:r>
+                              <w:t xml:space="preserve">Show credential </w:t>
+                            </w:r>
+                            <w:r>
+                              <w:rPr>
+                                <w:noProof/>
+                                <w:color w:val="404040"/>
+                                <w:sz w:val="24"/>
+                                <w:szCs w:val="24"/>
+                                <w:lang w:eastAsia="en-US"/>
+                              </w:rPr>
+                              <w:drawing>
+                                <wp:inline distT="0" distB="0" distL="0" distR="0" wp14:anchorId="168551FC" wp14:editId="13A6F75B">
+                                  <wp:extent cx="137160" cy="137160"/>
+                                  <wp:effectExtent l="0" t="0" r="0" b="0"/>
+                                  <wp:docPr id="14" name="Picture 14" descr="C:\Users\om\AppData\Local\Microsoft\Windows\INetCache\Content.Word\open_in_new.png"/>
+                                  <wp:cNvGraphicFramePr>
+                                    <a:graphicFrameLocks xmlns:a="http://schemas.openxmlformats.org/drawingml/2006/main" noChangeAspect="1"/>
+                                  </wp:cNvGraphicFramePr>
+                                  <a:graphic xmlns:a="http://schemas.openxmlformats.org/drawingml/2006/main">
+                                    <a:graphicData uri="http://schemas.openxmlformats.org/drawingml/2006/picture">
+                                      <pic:pic xmlns:pic="http://schemas.openxmlformats.org/drawingml/2006/picture">
+                                        <pic:nvPicPr>
+                                          <pic:cNvPr id="0" name="Picture 4" descr="C:\Users\om\AppData\Local\Microsoft\Windows\INetCache\Content.Word\open_in_new.png"/>
+                                          <pic:cNvPicPr>
+                                            <a:picLocks noChangeAspect="1" noChangeArrowheads="1"/>
+                                          </pic:cNvPicPr>
+                                        </pic:nvPicPr>
+                                        <pic:blipFill>
+                                          <a:blip r:embed="rId12">
+                                            <a:extLst>
+                                              <a:ext uri="{28A0092B-C50C-407E-A947-70E740481C1C}">
+                                                <a14:useLocalDpi xmlns:a14="http://schemas.microsoft.com/office/drawing/2010/main" val="0"/>
+                                              </a:ext>
+                                            </a:extLst>
+                                          </a:blip>
+                                          <a:srcRect/>
+                                          <a:stretch>
+                                            <a:fillRect/>
+                                          </a:stretch>
+                                        </pic:blipFill>
+                                        <pic:spPr bwMode="auto">
+                                          <a:xfrm>
+                                            <a:off x="0" y="0"/>
+                                            <a:ext cx="137160" cy="137160"/>
+                                          </a:xfrm>
+                                          <a:prstGeom prst="rect">
+                                            <a:avLst/>
+                                          </a:prstGeom>
+                                          <a:noFill/>
+                                          <a:ln>
+                                            <a:noFill/>
+                                          </a:ln>
+                                        </pic:spPr>
+                                      </pic:pic>
+                                    </a:graphicData>
+                                  </a:graphic>
+                                </wp:inline>
+                              </w:drawing>
+                            </w:r>
+                          </w:p>
+                        </w:txbxContent>
+                      </v:textbox>
+                    </v:roundrect>
+                  </w:pict>
+                </mc:Fallback>
+              </mc:AlternateContent>
+            </w:r>
+            <w:r>
+              <w:rPr>
                 <w:color w:val="404040"/>
                 <w:sz w:val="24"/>
                 <w:szCs w:val="24"/>
               </w:rPr>
               <w:t>Create High-Fidelity Designs and Prototypes in Figma, Google</w:t>
+            </w:r>
+            <w:r>
+              <w:rPr>
+                <w:color w:val="404040"/>
+                <w:sz w:val="24"/>
+                <w:szCs w:val="24"/>
+              </w:rPr>
+              <w:br/>
+            </w:r>
+            <w:r>
+              <w:rPr>
+                <w:color w:val="404040"/>
+                <w:sz w:val="24"/>
+                <w:szCs w:val="24"/>
+              </w:rPr>
+              <w:br/>
+            </w:r>
+            <w:r>
+              <w:rPr>
+                <w:color w:val="404040"/>
+                <w:sz w:val="24"/>
+                <w:szCs w:val="24"/>
+              </w:rPr>
+              <w:br/>
             </w:r>
           </w:p>
         </w:tc>
@@ -5012,7 +5880,7 @@
         </w:trPr>
         <w:tc>
           <w:tcPr>
-            <w:tcW w:w="738" w:type="dxa"/>
+            <w:tcW w:w="717" w:type="dxa"/>
           </w:tcPr>
           <w:p>
             <w:pPr>
@@ -5034,7 +5902,7 @@
                 <w:lang w:eastAsia="en-US"/>
               </w:rPr>
               <w:drawing>
-                <wp:inline distT="0" distB="0" distL="0" distR="0" wp14:anchorId="7947269B" wp14:editId="39A0FC86">
+                <wp:inline distT="0" distB="0" distL="0" distR="0" wp14:anchorId="7A6BD4AE" wp14:editId="15CB0210">
                   <wp:extent cx="228600" cy="228600"/>
                   <wp:effectExtent l="0" t="0" r="0" b="0"/>
                   <wp:docPr id="4" name="Picture 4" descr="C:\Users\om\AppData\Local\Microsoft\Windows\INetCache\Content.Word\google_icon.png"/>
@@ -5051,7 +5919,7 @@
                           </pic:cNvPicPr>
                         </pic:nvPicPr>
                         <pic:blipFill>
-                          <a:blip r:embed="rId11" cstate="print">
+                          <a:blip r:embed="rId13" cstate="print">
                             <a:extLst>
                               <a:ext uri="{28A0092B-C50C-407E-A947-70E740481C1C}">
                                 <a14:useLocalDpi xmlns:a14="http://schemas.microsoft.com/office/drawing/2010/main" val="0"/>
@@ -5086,11 +5954,10 @@
         </w:tc>
         <w:tc>
           <w:tcPr>
-            <w:tcW w:w="8838" w:type="dxa"/>
+            <w:tcW w:w="8373" w:type="dxa"/>
           </w:tcPr>
           <w:p>
             <w:pPr>
-              <w:jc w:val="both"/>
               <w:rPr>
                 <w:color w:val="404040"/>
                 <w:sz w:val="24"/>
@@ -5099,11 +5966,273 @@
             </w:pPr>
             <w:r>
               <w:rPr>
+                <w:noProof/>
+                <w:color w:val="404040"/>
+                <w:sz w:val="24"/>
+                <w:szCs w:val="24"/>
+                <w:lang w:eastAsia="en-US"/>
+              </w:rPr>
+              <mc:AlternateContent>
+                <mc:Choice Requires="wps">
+                  <w:drawing>
+                    <wp:anchor distT="0" distB="0" distL="114300" distR="114300" simplePos="0" relativeHeight="251673600" behindDoc="0" locked="0" layoutInCell="1" allowOverlap="1" wp14:anchorId="2B440DDD" wp14:editId="6CD49998">
+                      <wp:simplePos x="0" y="0"/>
+                      <wp:positionH relativeFrom="column">
+                        <wp:posOffset>20955</wp:posOffset>
+                      </wp:positionH>
+                      <wp:positionV relativeFrom="paragraph">
+                        <wp:posOffset>231140</wp:posOffset>
+                      </wp:positionV>
+                      <wp:extent cx="1371600" cy="240665"/>
+                      <wp:effectExtent l="38100" t="0" r="95250" b="121285"/>
+                      <wp:wrapNone/>
+                      <wp:docPr id="25" name="Text Box 25">
+                        <a:hlinkClick xmlns:a="http://schemas.openxmlformats.org/drawingml/2006/main" r:id="rId16"/>
+                      </wp:docPr>
+                      <wp:cNvGraphicFramePr/>
+                      <a:graphic xmlns:a="http://schemas.openxmlformats.org/drawingml/2006/main">
+                        <a:graphicData uri="http://schemas.microsoft.com/office/word/2010/wordprocessingShape">
+                          <wps:wsp>
+                            <wps:cNvSpPr txBox="1"/>
+                            <wps:spPr>
+                              <a:xfrm>
+                                <a:off x="0" y="0"/>
+                                <a:ext cx="1371600" cy="240665"/>
+                              </a:xfrm>
+                              <a:prstGeom prst="roundRect">
+                                <a:avLst>
+                                  <a:gd name="adj" fmla="val 50000"/>
+                                </a:avLst>
+                              </a:prstGeom>
+                              <a:ln w="9525">
+                                <a:solidFill>
+                                  <a:schemeClr val="accent1">
+                                    <a:lumMod val="75000"/>
+                                  </a:schemeClr>
+                                </a:solidFill>
+                              </a:ln>
+                              <a:effectLst>
+                                <a:outerShdw blurRad="76200" dir="18900000" sy="23000" kx="-1200000" algn="bl" rotWithShape="0">
+                                  <a:prstClr val="black">
+                                    <a:alpha val="20000"/>
+                                  </a:prstClr>
+                                </a:outerShdw>
+                                <a:reflection blurRad="6350" stA="52000" endA="300" endPos="35000" dir="5400000" sy="-100000" algn="bl" rotWithShape="0"/>
+                              </a:effectLst>
+                            </wps:spPr>
+                            <wps:style>
+                              <a:lnRef idx="2">
+                                <a:schemeClr val="accent5"/>
+                              </a:lnRef>
+                              <a:fillRef idx="1">
+                                <a:schemeClr val="lt1"/>
+                              </a:fillRef>
+                              <a:effectRef idx="0">
+                                <a:schemeClr val="accent5"/>
+                              </a:effectRef>
+                              <a:fontRef idx="minor">
+                                <a:schemeClr val="dk1"/>
+                              </a:fontRef>
+                            </wps:style>
+                            <wps:txbx>
+                              <w:txbxContent>
+                                <w:p>
+                                  <w:pPr>
+                                    <w:spacing w:line="240" w:lineRule="auto"/>
+                                    <w:jc w:val="center"/>
+                                  </w:pPr>
+                                  <w:r>
+                                    <w:t xml:space="preserve">Show credential </w:t>
+                                  </w:r>
+                                  <w:r>
+                                    <w:rPr>
+                                      <w:noProof/>
+                                      <w:color w:val="404040"/>
+                                      <w:sz w:val="24"/>
+                                      <w:szCs w:val="24"/>
+                                      <w:lang w:eastAsia="en-US"/>
+                                    </w:rPr>
+                                    <w:drawing>
+                                      <wp:inline distT="0" distB="0" distL="0" distR="0" wp14:anchorId="07885F34" wp14:editId="15B8FD9F">
+                                        <wp:extent cx="137160" cy="137160"/>
+                                        <wp:effectExtent l="0" t="0" r="0" b="0"/>
+                                        <wp:docPr id="26" name="Picture 26" descr="C:\Users\om\AppData\Local\Microsoft\Windows\INetCache\Content.Word\open_in_new.png"/>
+                                        <wp:cNvGraphicFramePr>
+                                          <a:graphicFrameLocks xmlns:a="http://schemas.openxmlformats.org/drawingml/2006/main" noChangeAspect="1"/>
+                                        </wp:cNvGraphicFramePr>
+                                        <a:graphic xmlns:a="http://schemas.openxmlformats.org/drawingml/2006/main">
+                                          <a:graphicData uri="http://schemas.openxmlformats.org/drawingml/2006/picture">
+                                            <pic:pic xmlns:pic="http://schemas.openxmlformats.org/drawingml/2006/picture">
+                                              <pic:nvPicPr>
+                                                <pic:cNvPr id="0" name="Picture 4" descr="C:\Users\om\AppData\Local\Microsoft\Windows\INetCache\Content.Word\open_in_new.png"/>
+                                                <pic:cNvPicPr>
+                                                  <a:picLocks noChangeAspect="1" noChangeArrowheads="1"/>
+                                                </pic:cNvPicPr>
+                                              </pic:nvPicPr>
+                                              <pic:blipFill>
+                                                <a:blip r:embed="rId12">
+                                                  <a:extLst>
+                                                    <a:ext uri="{28A0092B-C50C-407E-A947-70E740481C1C}">
+                                                      <a14:useLocalDpi xmlns:a14="http://schemas.microsoft.com/office/drawing/2010/main" val="0"/>
+                                                    </a:ext>
+                                                  </a:extLst>
+                                                </a:blip>
+                                                <a:srcRect/>
+                                                <a:stretch>
+                                                  <a:fillRect/>
+                                                </a:stretch>
+                                              </pic:blipFill>
+                                              <pic:spPr bwMode="auto">
+                                                <a:xfrm>
+                                                  <a:off x="0" y="0"/>
+                                                  <a:ext cx="137160" cy="137160"/>
+                                                </a:xfrm>
+                                                <a:prstGeom prst="rect">
+                                                  <a:avLst/>
+                                                </a:prstGeom>
+                                                <a:noFill/>
+                                                <a:ln>
+                                                  <a:noFill/>
+                                                </a:ln>
+                                              </pic:spPr>
+                                            </pic:pic>
+                                          </a:graphicData>
+                                        </a:graphic>
+                                      </wp:inline>
+                                    </w:drawing>
+                                  </w:r>
+                                </w:p>
+                              </w:txbxContent>
+                            </wps:txbx>
+                            <wps:bodyPr rot="0" spcFirstLastPara="0" vertOverflow="overflow" horzOverflow="overflow" vert="horz" wrap="square" lIns="91440" tIns="0" rIns="91440" bIns="0" numCol="1" spcCol="0" rtlCol="0" fromWordArt="0" anchor="t" anchorCtr="0" forceAA="0" compatLnSpc="1">
+                              <a:prstTxWarp prst="textNoShape">
+                                <a:avLst/>
+                              </a:prstTxWarp>
+                              <a:noAutofit/>
+                            </wps:bodyPr>
+                          </wps:wsp>
+                        </a:graphicData>
+                      </a:graphic>
+                      <wp14:sizeRelH relativeFrom="margin">
+                        <wp14:pctWidth>0</wp14:pctWidth>
+                      </wp14:sizeRelH>
+                      <wp14:sizeRelV relativeFrom="margin">
+                        <wp14:pctHeight>0</wp14:pctHeight>
+                      </wp14:sizeRelV>
+                    </wp:anchor>
+                  </w:drawing>
+                </mc:Choice>
+                <mc:Fallback>
+                  <w:pict>
+                    <v:roundrect id="Text Box 25" o:spid="_x0000_s1029" href="https://www.coursera.org/account/accomplishments/verify/B3DKBOCQBUX7" style="position:absolute;margin-left:1.65pt;margin-top:18.2pt;width:108pt;height:18.95pt;z-index:251673600;visibility:visible;mso-wrap-style:square;mso-width-percent:0;mso-height-percent:0;mso-wrap-distance-left:9pt;mso-wrap-distance-top:0;mso-wrap-distance-right:9pt;mso-wrap-distance-bottom:0;mso-position-horizontal:absolute;mso-position-horizontal-relative:text;mso-position-vertical:absolute;mso-position-vertical-relative:text;mso-width-percent:0;mso-height-percent:0;mso-width-relative:margin;mso-height-relative:margin;v-text-anchor:top" arcsize=".5" o:gfxdata="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" o:button="t" fillcolor="white [3201]" strokecolor="#365f91 [2404]">
+                      <v:fill o:detectmouseclick="t"/>
+                      <v:shadow on="t" type="perspective" color="black" opacity="13107f" origin="-.5,.5" offset="0,0" matrix=",-23853f,,15073f"/>
+                      <v:textbox inset=",0,,0">
+                        <w:txbxContent>
+                          <w:p>
+                            <w:pPr>
+                              <w:spacing w:line="240" w:lineRule="auto"/>
+                              <w:jc w:val="center"/>
+                            </w:pPr>
+                            <w:r>
+                              <w:t xml:space="preserve">Show credential </w:t>
+                            </w:r>
+                            <w:r>
+                              <w:rPr>
+                                <w:noProof/>
+                                <w:color w:val="404040"/>
+                                <w:sz w:val="24"/>
+                                <w:szCs w:val="24"/>
+                                <w:lang w:eastAsia="en-US"/>
+                              </w:rPr>
+                              <w:drawing>
+                                <wp:inline distT="0" distB="0" distL="0" distR="0" wp14:anchorId="07885F34" wp14:editId="15B8FD9F">
+                                  <wp:extent cx="137160" cy="137160"/>
+                                  <wp:effectExtent l="0" t="0" r="0" b="0"/>
+                                  <wp:docPr id="26" name="Picture 26" descr="C:\Users\om\AppData\Local\Microsoft\Windows\INetCache\Content.Word\open_in_new.png"/>
+                                  <wp:cNvGraphicFramePr>
+                                    <a:graphicFrameLocks xmlns:a="http://schemas.openxmlformats.org/drawingml/2006/main" noChangeAspect="1"/>
+                                  </wp:cNvGraphicFramePr>
+                                  <a:graphic xmlns:a="http://schemas.openxmlformats.org/drawingml/2006/main">
+                                    <a:graphicData uri="http://schemas.openxmlformats.org/drawingml/2006/picture">
+                                      <pic:pic xmlns:pic="http://schemas.openxmlformats.org/drawingml/2006/picture">
+                                        <pic:nvPicPr>
+                                          <pic:cNvPr id="0" name="Picture 4" descr="C:\Users\om\AppData\Local\Microsoft\Windows\INetCache\Content.Word\open_in_new.png"/>
+                                          <pic:cNvPicPr>
+                                            <a:picLocks noChangeAspect="1" noChangeArrowheads="1"/>
+                                          </pic:cNvPicPr>
+                                        </pic:nvPicPr>
+                                        <pic:blipFill>
+                                          <a:blip r:embed="rId12">
+                                            <a:extLst>
+                                              <a:ext uri="{28A0092B-C50C-407E-A947-70E740481C1C}">
+                                                <a14:useLocalDpi xmlns:a14="http://schemas.microsoft.com/office/drawing/2010/main" val="0"/>
+                                              </a:ext>
+                                            </a:extLst>
+                                          </a:blip>
+                                          <a:srcRect/>
+                                          <a:stretch>
+                                            <a:fillRect/>
+                                          </a:stretch>
+                                        </pic:blipFill>
+                                        <pic:spPr bwMode="auto">
+                                          <a:xfrm>
+                                            <a:off x="0" y="0"/>
+                                            <a:ext cx="137160" cy="137160"/>
+                                          </a:xfrm>
+                                          <a:prstGeom prst="rect">
+                                            <a:avLst/>
+                                          </a:prstGeom>
+                                          <a:noFill/>
+                                          <a:ln>
+                                            <a:noFill/>
+                                          </a:ln>
+                                        </pic:spPr>
+                                      </pic:pic>
+                                    </a:graphicData>
+                                  </a:graphic>
+                                </wp:inline>
+                              </w:drawing>
+                            </w:r>
+                          </w:p>
+                        </w:txbxContent>
+                      </v:textbox>
+                    </v:roundrect>
+                  </w:pict>
+                </mc:Fallback>
+              </mc:AlternateContent>
+            </w:r>
+            <w:r>
+              <w:rPr>
                 <w:color w:val="404040"/>
                 <w:sz w:val="24"/>
                 <w:szCs w:val="24"/>
               </w:rPr>
               <w:t>Build Dynamic User Interfaces (UI) for Websites, Google</w:t>
+            </w:r>
+            <w:r>
+              <w:rPr>
+                <w:color w:val="404040"/>
+                <w:sz w:val="24"/>
+                <w:szCs w:val="24"/>
+              </w:rPr>
+              <w:br/>
+            </w:r>
+            <w:r>
+              <w:rPr>
+                <w:color w:val="404040"/>
+                <w:sz w:val="24"/>
+                <w:szCs w:val="24"/>
+              </w:rPr>
+              <w:br/>
+            </w:r>
+            <w:r>
+              <w:rPr>
+                <w:color w:val="404040"/>
+                <w:sz w:val="24"/>
+                <w:szCs w:val="24"/>
+              </w:rPr>
+              <w:br/>
             </w:r>
           </w:p>
         </w:tc>
@@ -5114,7 +6243,7 @@
         </w:trPr>
         <w:tc>
           <w:tcPr>
-            <w:tcW w:w="738" w:type="dxa"/>
+            <w:tcW w:w="717" w:type="dxa"/>
           </w:tcPr>
           <w:p>
             <w:pPr>
@@ -5136,7 +6265,7 @@
                 <w:lang w:eastAsia="en-US"/>
               </w:rPr>
               <w:drawing>
-                <wp:inline distT="0" distB="0" distL="0" distR="0" wp14:anchorId="6FE46BA0" wp14:editId="2901C446">
+                <wp:inline distT="0" distB="0" distL="0" distR="0" wp14:anchorId="331552E8" wp14:editId="541A5D54">
                   <wp:extent cx="228600" cy="228600"/>
                   <wp:effectExtent l="0" t="0" r="0" b="0"/>
                   <wp:docPr id="9" name="Picture 9" descr="C:\Users\om\AppData\Local\Microsoft\Windows\INetCache\Content.Word\google_icon.png"/>
@@ -5153,7 +6282,7 @@
                           </pic:cNvPicPr>
                         </pic:nvPicPr>
                         <pic:blipFill>
-                          <a:blip r:embed="rId11" cstate="print">
+                          <a:blip r:embed="rId13" cstate="print">
                             <a:extLst>
                               <a:ext uri="{28A0092B-C50C-407E-A947-70E740481C1C}">
                                 <a14:useLocalDpi xmlns:a14="http://schemas.microsoft.com/office/drawing/2010/main" val="0"/>
@@ -5188,11 +6317,10 @@
         </w:tc>
         <w:tc>
           <w:tcPr>
-            <w:tcW w:w="8838" w:type="dxa"/>
+            <w:tcW w:w="8373" w:type="dxa"/>
           </w:tcPr>
           <w:p>
             <w:pPr>
-              <w:jc w:val="both"/>
               <w:rPr>
                 <w:color w:val="404040"/>
                 <w:sz w:val="24"/>
@@ -5201,11 +6329,273 @@
             </w:pPr>
             <w:r>
               <w:rPr>
+                <w:noProof/>
+                <w:color w:val="404040"/>
+                <w:sz w:val="24"/>
+                <w:szCs w:val="24"/>
+                <w:lang w:eastAsia="en-US"/>
+              </w:rPr>
+              <mc:AlternateContent>
+                <mc:Choice Requires="wps">
+                  <w:drawing>
+                    <wp:anchor distT="0" distB="0" distL="114300" distR="114300" simplePos="0" relativeHeight="251675648" behindDoc="0" locked="0" layoutInCell="1" allowOverlap="1" wp14:anchorId="3D327764" wp14:editId="541B1058">
+                      <wp:simplePos x="0" y="0"/>
+                      <wp:positionH relativeFrom="column">
+                        <wp:posOffset>20955</wp:posOffset>
+                      </wp:positionH>
+                      <wp:positionV relativeFrom="paragraph">
+                        <wp:posOffset>221615</wp:posOffset>
+                      </wp:positionV>
+                      <wp:extent cx="1371600" cy="240665"/>
+                      <wp:effectExtent l="38100" t="0" r="95250" b="121285"/>
+                      <wp:wrapNone/>
+                      <wp:docPr id="27" name="Text Box 27">
+                        <a:hlinkClick xmlns:a="http://schemas.openxmlformats.org/drawingml/2006/main" r:id="rId17"/>
+                      </wp:docPr>
+                      <wp:cNvGraphicFramePr/>
+                      <a:graphic xmlns:a="http://schemas.openxmlformats.org/drawingml/2006/main">
+                        <a:graphicData uri="http://schemas.microsoft.com/office/word/2010/wordprocessingShape">
+                          <wps:wsp>
+                            <wps:cNvSpPr txBox="1"/>
+                            <wps:spPr>
+                              <a:xfrm>
+                                <a:off x="0" y="0"/>
+                                <a:ext cx="1371600" cy="240665"/>
+                              </a:xfrm>
+                              <a:prstGeom prst="roundRect">
+                                <a:avLst>
+                                  <a:gd name="adj" fmla="val 50000"/>
+                                </a:avLst>
+                              </a:prstGeom>
+                              <a:ln w="9525">
+                                <a:solidFill>
+                                  <a:schemeClr val="accent1">
+                                    <a:lumMod val="75000"/>
+                                  </a:schemeClr>
+                                </a:solidFill>
+                              </a:ln>
+                              <a:effectLst>
+                                <a:outerShdw blurRad="76200" dir="18900000" sy="23000" kx="-1200000" algn="bl" rotWithShape="0">
+                                  <a:prstClr val="black">
+                                    <a:alpha val="20000"/>
+                                  </a:prstClr>
+                                </a:outerShdw>
+                                <a:reflection blurRad="6350" stA="52000" endA="300" endPos="35000" dir="5400000" sy="-100000" algn="bl" rotWithShape="0"/>
+                              </a:effectLst>
+                            </wps:spPr>
+                            <wps:style>
+                              <a:lnRef idx="2">
+                                <a:schemeClr val="accent5"/>
+                              </a:lnRef>
+                              <a:fillRef idx="1">
+                                <a:schemeClr val="lt1"/>
+                              </a:fillRef>
+                              <a:effectRef idx="0">
+                                <a:schemeClr val="accent5"/>
+                              </a:effectRef>
+                              <a:fontRef idx="minor">
+                                <a:schemeClr val="dk1"/>
+                              </a:fontRef>
+                            </wps:style>
+                            <wps:txbx>
+                              <w:txbxContent>
+                                <w:p>
+                                  <w:pPr>
+                                    <w:spacing w:line="240" w:lineRule="auto"/>
+                                    <w:jc w:val="center"/>
+                                  </w:pPr>
+                                  <w:r>
+                                    <w:t xml:space="preserve">Show credential </w:t>
+                                  </w:r>
+                                  <w:r>
+                                    <w:rPr>
+                                      <w:noProof/>
+                                      <w:color w:val="404040"/>
+                                      <w:sz w:val="24"/>
+                                      <w:szCs w:val="24"/>
+                                      <w:lang w:eastAsia="en-US"/>
+                                    </w:rPr>
+                                    <w:drawing>
+                                      <wp:inline distT="0" distB="0" distL="0" distR="0" wp14:anchorId="7E41D058" wp14:editId="3DE2CA96">
+                                        <wp:extent cx="137160" cy="137160"/>
+                                        <wp:effectExtent l="0" t="0" r="0" b="0"/>
+                                        <wp:docPr id="28" name="Picture 28" descr="C:\Users\om\AppData\Local\Microsoft\Windows\INetCache\Content.Word\open_in_new.png"/>
+                                        <wp:cNvGraphicFramePr>
+                                          <a:graphicFrameLocks xmlns:a="http://schemas.openxmlformats.org/drawingml/2006/main" noChangeAspect="1"/>
+                                        </wp:cNvGraphicFramePr>
+                                        <a:graphic xmlns:a="http://schemas.openxmlformats.org/drawingml/2006/main">
+                                          <a:graphicData uri="http://schemas.openxmlformats.org/drawingml/2006/picture">
+                                            <pic:pic xmlns:pic="http://schemas.openxmlformats.org/drawingml/2006/picture">
+                                              <pic:nvPicPr>
+                                                <pic:cNvPr id="0" name="Picture 4" descr="C:\Users\om\AppData\Local\Microsoft\Windows\INetCache\Content.Word\open_in_new.png"/>
+                                                <pic:cNvPicPr>
+                                                  <a:picLocks noChangeAspect="1" noChangeArrowheads="1"/>
+                                                </pic:cNvPicPr>
+                                              </pic:nvPicPr>
+                                              <pic:blipFill>
+                                                <a:blip r:embed="rId12">
+                                                  <a:extLst>
+                                                    <a:ext uri="{28A0092B-C50C-407E-A947-70E740481C1C}">
+                                                      <a14:useLocalDpi xmlns:a14="http://schemas.microsoft.com/office/drawing/2010/main" val="0"/>
+                                                    </a:ext>
+                                                  </a:extLst>
+                                                </a:blip>
+                                                <a:srcRect/>
+                                                <a:stretch>
+                                                  <a:fillRect/>
+                                                </a:stretch>
+                                              </pic:blipFill>
+                                              <pic:spPr bwMode="auto">
+                                                <a:xfrm>
+                                                  <a:off x="0" y="0"/>
+                                                  <a:ext cx="137160" cy="137160"/>
+                                                </a:xfrm>
+                                                <a:prstGeom prst="rect">
+                                                  <a:avLst/>
+                                                </a:prstGeom>
+                                                <a:noFill/>
+                                                <a:ln>
+                                                  <a:noFill/>
+                                                </a:ln>
+                                              </pic:spPr>
+                                            </pic:pic>
+                                          </a:graphicData>
+                                        </a:graphic>
+                                      </wp:inline>
+                                    </w:drawing>
+                                  </w:r>
+                                </w:p>
+                              </w:txbxContent>
+                            </wps:txbx>
+                            <wps:bodyPr rot="0" spcFirstLastPara="0" vertOverflow="overflow" horzOverflow="overflow" vert="horz" wrap="square" lIns="91440" tIns="0" rIns="91440" bIns="0" numCol="1" spcCol="0" rtlCol="0" fromWordArt="0" anchor="t" anchorCtr="0" forceAA="0" compatLnSpc="1">
+                              <a:prstTxWarp prst="textNoShape">
+                                <a:avLst/>
+                              </a:prstTxWarp>
+                              <a:noAutofit/>
+                            </wps:bodyPr>
+                          </wps:wsp>
+                        </a:graphicData>
+                      </a:graphic>
+                      <wp14:sizeRelH relativeFrom="margin">
+                        <wp14:pctWidth>0</wp14:pctWidth>
+                      </wp14:sizeRelH>
+                      <wp14:sizeRelV relativeFrom="margin">
+                        <wp14:pctHeight>0</wp14:pctHeight>
+                      </wp14:sizeRelV>
+                    </wp:anchor>
+                  </w:drawing>
+                </mc:Choice>
+                <mc:Fallback>
+                  <w:pict>
+                    <v:roundrect id="Text Box 27" o:spid="_x0000_s1030" href="https://www.coursera.org/account/accomplishments/records/RIMIRZBMFDVD" style="position:absolute;margin-left:1.65pt;margin-top:17.45pt;width:108pt;height:18.95pt;z-index:251675648;visibility:visible;mso-wrap-style:square;mso-width-percent:0;mso-height-percent:0;mso-wrap-distance-left:9pt;mso-wrap-distance-top:0;mso-wrap-distance-right:9pt;mso-wrap-distance-bottom:0;mso-position-horizontal:absolute;mso-position-horizontal-relative:text;mso-position-vertical:absolute;mso-position-vertical-relative:text;mso-width-percent:0;mso-height-percent:0;mso-width-relative:margin;mso-height-relative:margin;v-text-anchor:top" arcsize=".5" o:gfxdata="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" o:button="t" fillcolor="white [3201]" strokecolor="#365f91 [2404]">
+                      <v:fill o:detectmouseclick="t"/>
+                      <v:shadow on="t" type="perspective" color="black" opacity="13107f" origin="-.5,.5" offset="0,0" matrix=",-23853f,,15073f"/>
+                      <v:textbox inset=",0,,0">
+                        <w:txbxContent>
+                          <w:p>
+                            <w:pPr>
+                              <w:spacing w:line="240" w:lineRule="auto"/>
+                              <w:jc w:val="center"/>
+                            </w:pPr>
+                            <w:r>
+                              <w:t xml:space="preserve">Show credential </w:t>
+                            </w:r>
+                            <w:r>
+                              <w:rPr>
+                                <w:noProof/>
+                                <w:color w:val="404040"/>
+                                <w:sz w:val="24"/>
+                                <w:szCs w:val="24"/>
+                                <w:lang w:eastAsia="en-US"/>
+                              </w:rPr>
+                              <w:drawing>
+                                <wp:inline distT="0" distB="0" distL="0" distR="0" wp14:anchorId="7E41D058" wp14:editId="3DE2CA96">
+                                  <wp:extent cx="137160" cy="137160"/>
+                                  <wp:effectExtent l="0" t="0" r="0" b="0"/>
+                                  <wp:docPr id="28" name="Picture 28" descr="C:\Users\om\AppData\Local\Microsoft\Windows\INetCache\Content.Word\open_in_new.png"/>
+                                  <wp:cNvGraphicFramePr>
+                                    <a:graphicFrameLocks xmlns:a="http://schemas.openxmlformats.org/drawingml/2006/main" noChangeAspect="1"/>
+                                  </wp:cNvGraphicFramePr>
+                                  <a:graphic xmlns:a="http://schemas.openxmlformats.org/drawingml/2006/main">
+                                    <a:graphicData uri="http://schemas.openxmlformats.org/drawingml/2006/picture">
+                                      <pic:pic xmlns:pic="http://schemas.openxmlformats.org/drawingml/2006/picture">
+                                        <pic:nvPicPr>
+                                          <pic:cNvPr id="0" name="Picture 4" descr="C:\Users\om\AppData\Local\Microsoft\Windows\INetCache\Content.Word\open_in_new.png"/>
+                                          <pic:cNvPicPr>
+                                            <a:picLocks noChangeAspect="1" noChangeArrowheads="1"/>
+                                          </pic:cNvPicPr>
+                                        </pic:nvPicPr>
+                                        <pic:blipFill>
+                                          <a:blip r:embed="rId12">
+                                            <a:extLst>
+                                              <a:ext uri="{28A0092B-C50C-407E-A947-70E740481C1C}">
+                                                <a14:useLocalDpi xmlns:a14="http://schemas.microsoft.com/office/drawing/2010/main" val="0"/>
+                                              </a:ext>
+                                            </a:extLst>
+                                          </a:blip>
+                                          <a:srcRect/>
+                                          <a:stretch>
+                                            <a:fillRect/>
+                                          </a:stretch>
+                                        </pic:blipFill>
+                                        <pic:spPr bwMode="auto">
+                                          <a:xfrm>
+                                            <a:off x="0" y="0"/>
+                                            <a:ext cx="137160" cy="137160"/>
+                                          </a:xfrm>
+                                          <a:prstGeom prst="rect">
+                                            <a:avLst/>
+                                          </a:prstGeom>
+                                          <a:noFill/>
+                                          <a:ln>
+                                            <a:noFill/>
+                                          </a:ln>
+                                        </pic:spPr>
+                                      </pic:pic>
+                                    </a:graphicData>
+                                  </a:graphic>
+                                </wp:inline>
+                              </w:drawing>
+                            </w:r>
+                          </w:p>
+                        </w:txbxContent>
+                      </v:textbox>
+                    </v:roundrect>
+                  </w:pict>
+                </mc:Fallback>
+              </mc:AlternateContent>
+            </w:r>
+            <w:r>
+              <w:rPr>
                 <w:color w:val="404040"/>
                 <w:sz w:val="24"/>
                 <w:szCs w:val="24"/>
               </w:rPr>
               <w:t>Conduct UX Research and Test Early Concepts, Google</w:t>
+            </w:r>
+            <w:r>
+              <w:rPr>
+                <w:color w:val="404040"/>
+                <w:sz w:val="24"/>
+                <w:szCs w:val="24"/>
+              </w:rPr>
+              <w:br/>
+            </w:r>
+            <w:r>
+              <w:rPr>
+                <w:color w:val="404040"/>
+                <w:sz w:val="24"/>
+                <w:szCs w:val="24"/>
+              </w:rPr>
+              <w:br/>
+            </w:r>
+            <w:r>
+              <w:rPr>
+                <w:color w:val="404040"/>
+                <w:sz w:val="24"/>
+                <w:szCs w:val="24"/>
+              </w:rPr>
+              <w:br/>
             </w:r>
           </w:p>
         </w:tc>
@@ -5216,7 +6606,7 @@
         </w:trPr>
         <w:tc>
           <w:tcPr>
-            <w:tcW w:w="738" w:type="dxa"/>
+            <w:tcW w:w="717" w:type="dxa"/>
           </w:tcPr>
           <w:p>
             <w:pPr>
@@ -5238,7 +6628,7 @@
                 <w:lang w:eastAsia="en-US"/>
               </w:rPr>
               <w:drawing>
-                <wp:inline distT="0" distB="0" distL="0" distR="0" wp14:anchorId="4DD3C1FE" wp14:editId="4FC615CC">
+                <wp:inline distT="0" distB="0" distL="0" distR="0" wp14:anchorId="2D4ED1B8" wp14:editId="43D039D7">
                   <wp:extent cx="228600" cy="228600"/>
                   <wp:effectExtent l="0" t="0" r="0" b="0"/>
                   <wp:docPr id="10" name="Picture 10" descr="C:\Users\om\AppData\Local\Microsoft\Windows\INetCache\Content.Word\google_icon.png"/>
@@ -5255,7 +6645,7 @@
                           </pic:cNvPicPr>
                         </pic:nvPicPr>
                         <pic:blipFill>
-                          <a:blip r:embed="rId11" cstate="print">
+                          <a:blip r:embed="rId13" cstate="print">
                             <a:extLst>
                               <a:ext uri="{28A0092B-C50C-407E-A947-70E740481C1C}">
                                 <a14:useLocalDpi xmlns:a14="http://schemas.microsoft.com/office/drawing/2010/main" val="0"/>
@@ -5290,11 +6680,10 @@
         </w:tc>
         <w:tc>
           <w:tcPr>
-            <w:tcW w:w="8838" w:type="dxa"/>
+            <w:tcW w:w="8373" w:type="dxa"/>
           </w:tcPr>
           <w:p>
             <w:pPr>
-              <w:jc w:val="both"/>
               <w:rPr>
                 <w:color w:val="404040"/>
                 <w:sz w:val="24"/>
@@ -5303,6 +6692,244 @@
             </w:pPr>
             <w:r>
               <w:rPr>
+                <w:noProof/>
+                <w:color w:val="404040"/>
+                <w:sz w:val="24"/>
+                <w:szCs w:val="24"/>
+                <w:lang w:eastAsia="en-US"/>
+              </w:rPr>
+              <mc:AlternateContent>
+                <mc:Choice Requires="wps">
+                  <w:drawing>
+                    <wp:anchor distT="0" distB="0" distL="114300" distR="114300" simplePos="0" relativeHeight="251677696" behindDoc="0" locked="0" layoutInCell="1" allowOverlap="1" wp14:anchorId="4BE6EF4C" wp14:editId="75770B93">
+                      <wp:simplePos x="0" y="0"/>
+                      <wp:positionH relativeFrom="column">
+                        <wp:posOffset>28575</wp:posOffset>
+                      </wp:positionH>
+                      <wp:positionV relativeFrom="paragraph">
+                        <wp:posOffset>228600</wp:posOffset>
+                      </wp:positionV>
+                      <wp:extent cx="1371600" cy="240665"/>
+                      <wp:effectExtent l="38100" t="0" r="95250" b="121285"/>
+                      <wp:wrapNone/>
+                      <wp:docPr id="29" name="Text Box 29">
+                        <a:hlinkClick xmlns:a="http://schemas.openxmlformats.org/drawingml/2006/main" r:id="rId18"/>
+                      </wp:docPr>
+                      <wp:cNvGraphicFramePr/>
+                      <a:graphic xmlns:a="http://schemas.openxmlformats.org/drawingml/2006/main">
+                        <a:graphicData uri="http://schemas.microsoft.com/office/word/2010/wordprocessingShape">
+                          <wps:wsp>
+                            <wps:cNvSpPr txBox="1"/>
+                            <wps:spPr>
+                              <a:xfrm>
+                                <a:off x="0" y="0"/>
+                                <a:ext cx="1371600" cy="240665"/>
+                              </a:xfrm>
+                              <a:prstGeom prst="roundRect">
+                                <a:avLst>
+                                  <a:gd name="adj" fmla="val 50000"/>
+                                </a:avLst>
+                              </a:prstGeom>
+                              <a:ln w="9525">
+                                <a:solidFill>
+                                  <a:schemeClr val="accent1">
+                                    <a:lumMod val="75000"/>
+                                  </a:schemeClr>
+                                </a:solidFill>
+                              </a:ln>
+                              <a:effectLst>
+                                <a:outerShdw blurRad="76200" dir="18900000" sy="23000" kx="-1200000" algn="bl" rotWithShape="0">
+                                  <a:prstClr val="black">
+                                    <a:alpha val="20000"/>
+                                  </a:prstClr>
+                                </a:outerShdw>
+                                <a:reflection blurRad="6350" stA="52000" endA="300" endPos="35000" dir="5400000" sy="-100000" algn="bl" rotWithShape="0"/>
+                              </a:effectLst>
+                            </wps:spPr>
+                            <wps:style>
+                              <a:lnRef idx="2">
+                                <a:schemeClr val="accent5"/>
+                              </a:lnRef>
+                              <a:fillRef idx="1">
+                                <a:schemeClr val="lt1"/>
+                              </a:fillRef>
+                              <a:effectRef idx="0">
+                                <a:schemeClr val="accent5"/>
+                              </a:effectRef>
+                              <a:fontRef idx="minor">
+                                <a:schemeClr val="dk1"/>
+                              </a:fontRef>
+                            </wps:style>
+                            <wps:txbx>
+                              <w:txbxContent>
+                                <w:p>
+                                  <w:pPr>
+                                    <w:spacing w:line="240" w:lineRule="auto"/>
+                                    <w:jc w:val="center"/>
+                                  </w:pPr>
+                                  <w:r>
+                                    <w:t xml:space="preserve">Show credential </w:t>
+                                  </w:r>
+                                  <w:r>
+                                    <w:rPr>
+                                      <w:noProof/>
+                                      <w:color w:val="404040"/>
+                                      <w:sz w:val="24"/>
+                                      <w:szCs w:val="24"/>
+                                      <w:lang w:eastAsia="en-US"/>
+                                    </w:rPr>
+                                    <w:drawing>
+                                      <wp:inline distT="0" distB="0" distL="0" distR="0" wp14:anchorId="1B687F50" wp14:editId="12E8ED51">
+                                        <wp:extent cx="137160" cy="137160"/>
+                                        <wp:effectExtent l="0" t="0" r="0" b="0"/>
+                                        <wp:docPr id="30" name="Picture 30" descr="C:\Users\om\AppData\Local\Microsoft\Windows\INetCache\Content.Word\open_in_new.png"/>
+                                        <wp:cNvGraphicFramePr>
+                                          <a:graphicFrameLocks xmlns:a="http://schemas.openxmlformats.org/drawingml/2006/main" noChangeAspect="1"/>
+                                        </wp:cNvGraphicFramePr>
+                                        <a:graphic xmlns:a="http://schemas.openxmlformats.org/drawingml/2006/main">
+                                          <a:graphicData uri="http://schemas.openxmlformats.org/drawingml/2006/picture">
+                                            <pic:pic xmlns:pic="http://schemas.openxmlformats.org/drawingml/2006/picture">
+                                              <pic:nvPicPr>
+                                                <pic:cNvPr id="0" name="Picture 4" descr="C:\Users\om\AppData\Local\Microsoft\Windows\INetCache\Content.Word\open_in_new.png"/>
+                                                <pic:cNvPicPr>
+                                                  <a:picLocks noChangeAspect="1" noChangeArrowheads="1"/>
+                                                </pic:cNvPicPr>
+                                              </pic:nvPicPr>
+                                              <pic:blipFill>
+                                                <a:blip r:embed="rId12">
+                                                  <a:extLst>
+                                                    <a:ext uri="{28A0092B-C50C-407E-A947-70E740481C1C}">
+                                                      <a14:useLocalDpi xmlns:a14="http://schemas.microsoft.com/office/drawing/2010/main" val="0"/>
+                                                    </a:ext>
+                                                  </a:extLst>
+                                                </a:blip>
+                                                <a:srcRect/>
+                                                <a:stretch>
+                                                  <a:fillRect/>
+                                                </a:stretch>
+                                              </pic:blipFill>
+                                              <pic:spPr bwMode="auto">
+                                                <a:xfrm>
+                                                  <a:off x="0" y="0"/>
+                                                  <a:ext cx="137160" cy="137160"/>
+                                                </a:xfrm>
+                                                <a:prstGeom prst="rect">
+                                                  <a:avLst/>
+                                                </a:prstGeom>
+                                                <a:noFill/>
+                                                <a:ln>
+                                                  <a:noFill/>
+                                                </a:ln>
+                                              </pic:spPr>
+                                            </pic:pic>
+                                          </a:graphicData>
+                                        </a:graphic>
+                                      </wp:inline>
+                                    </w:drawing>
+                                  </w:r>
+                                </w:p>
+                              </w:txbxContent>
+                            </wps:txbx>
+                            <wps:bodyPr rot="0" spcFirstLastPara="0" vertOverflow="overflow" horzOverflow="overflow" vert="horz" wrap="square" lIns="91440" tIns="0" rIns="91440" bIns="0" numCol="1" spcCol="0" rtlCol="0" fromWordArt="0" anchor="t" anchorCtr="0" forceAA="0" compatLnSpc="1">
+                              <a:prstTxWarp prst="textNoShape">
+                                <a:avLst/>
+                              </a:prstTxWarp>
+                              <a:noAutofit/>
+                            </wps:bodyPr>
+                          </wps:wsp>
+                        </a:graphicData>
+                      </a:graphic>
+                      <wp14:sizeRelH relativeFrom="margin">
+                        <wp14:pctWidth>0</wp14:pctWidth>
+                      </wp14:sizeRelH>
+                      <wp14:sizeRelV relativeFrom="margin">
+                        <wp14:pctHeight>0</wp14:pctHeight>
+                      </wp14:sizeRelV>
+                    </wp:anchor>
+                  </w:drawing>
+                </mc:Choice>
+                <mc:Fallback>
+                  <w:pict>
+                    <v:roundrect id="Text Box 29" o:spid="_x0000_s1031" href="https://www.coursera.org/account/accomplishments/records/L62137KQ4PY5" style="position:absolute;margin-left:2.25pt;margin-top:18pt;width:108pt;height:18.95pt;z-index:251677696;visibility:visible;mso-wrap-style:square;mso-width-percent:0;mso-height-percent:0;mso-wrap-distance-left:9pt;mso-wrap-distance-top:0;mso-wrap-distance-right:9pt;mso-wrap-distance-bottom:0;mso-position-horizontal:absolute;mso-position-horizontal-relative:text;mso-position-vertical:absolute;mso-position-vertical-relative:text;mso-width-percent:0;mso-height-percent:0;mso-width-relative:margin;mso-height-relative:margin;v-text-anchor:top" arcsize=".5" o:gfxdata="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" o:button="t" fillcolor="white [3201]" strokecolor="#365f91 [2404]">
+                      <v:fill o:detectmouseclick="t"/>
+                      <v:shadow on="t" type="perspective" color="black" opacity="13107f" origin="-.5,.5" offset="0,0" matrix=",-23853f,,15073f"/>
+                      <v:textbox inset=",0,,0">
+                        <w:txbxContent>
+                          <w:p>
+                            <w:pPr>
+                              <w:spacing w:line="240" w:lineRule="auto"/>
+                              <w:jc w:val="center"/>
+                            </w:pPr>
+                            <w:r>
+                              <w:t xml:space="preserve">Show credential </w:t>
+                            </w:r>
+                            <w:r>
+                              <w:rPr>
+                                <w:noProof/>
+                                <w:color w:val="404040"/>
+                                <w:sz w:val="24"/>
+                                <w:szCs w:val="24"/>
+                                <w:lang w:eastAsia="en-US"/>
+                              </w:rPr>
+                              <w:drawing>
+                                <wp:inline distT="0" distB="0" distL="0" distR="0" wp14:anchorId="1B687F50" wp14:editId="12E8ED51">
+                                  <wp:extent cx="137160" cy="137160"/>
+                                  <wp:effectExtent l="0" t="0" r="0" b="0"/>
+                                  <wp:docPr id="30" name="Picture 30" descr="C:\Users\om\AppData\Local\Microsoft\Windows\INetCache\Content.Word\open_in_new.png"/>
+                                  <wp:cNvGraphicFramePr>
+                                    <a:graphicFrameLocks xmlns:a="http://schemas.openxmlformats.org/drawingml/2006/main" noChangeAspect="1"/>
+                                  </wp:cNvGraphicFramePr>
+                                  <a:graphic xmlns:a="http://schemas.openxmlformats.org/drawingml/2006/main">
+                                    <a:graphicData uri="http://schemas.openxmlformats.org/drawingml/2006/picture">
+                                      <pic:pic xmlns:pic="http://schemas.openxmlformats.org/drawingml/2006/picture">
+                                        <pic:nvPicPr>
+                                          <pic:cNvPr id="0" name="Picture 4" descr="C:\Users\om\AppData\Local\Microsoft\Windows\INetCache\Content.Word\open_in_new.png"/>
+                                          <pic:cNvPicPr>
+                                            <a:picLocks noChangeAspect="1" noChangeArrowheads="1"/>
+                                          </pic:cNvPicPr>
+                                        </pic:nvPicPr>
+                                        <pic:blipFill>
+                                          <a:blip r:embed="rId12">
+                                            <a:extLst>
+                                              <a:ext uri="{28A0092B-C50C-407E-A947-70E740481C1C}">
+                                                <a14:useLocalDpi xmlns:a14="http://schemas.microsoft.com/office/drawing/2010/main" val="0"/>
+                                              </a:ext>
+                                            </a:extLst>
+                                          </a:blip>
+                                          <a:srcRect/>
+                                          <a:stretch>
+                                            <a:fillRect/>
+                                          </a:stretch>
+                                        </pic:blipFill>
+                                        <pic:spPr bwMode="auto">
+                                          <a:xfrm>
+                                            <a:off x="0" y="0"/>
+                                            <a:ext cx="137160" cy="137160"/>
+                                          </a:xfrm>
+                                          <a:prstGeom prst="rect">
+                                            <a:avLst/>
+                                          </a:prstGeom>
+                                          <a:noFill/>
+                                          <a:ln>
+                                            <a:noFill/>
+                                          </a:ln>
+                                        </pic:spPr>
+                                      </pic:pic>
+                                    </a:graphicData>
+                                  </a:graphic>
+                                </wp:inline>
+                              </w:drawing>
+                            </w:r>
+                          </w:p>
+                        </w:txbxContent>
+                      </v:textbox>
+                    </v:roundrect>
+                  </w:pict>
+                </mc:Fallback>
+              </mc:AlternateContent>
+            </w:r>
+            <w:r>
+              <w:rPr>
                 <w:color w:val="404040"/>
                 <w:sz w:val="24"/>
                 <w:szCs w:val="24"/>
@@ -5316,6 +6943,30 @@
                 <w:szCs w:val="24"/>
               </w:rPr>
               <w:t>, Google</w:t>
+            </w:r>
+            <w:r>
+              <w:rPr>
+                <w:color w:val="404040"/>
+                <w:sz w:val="24"/>
+                <w:szCs w:val="24"/>
+              </w:rPr>
+              <w:br/>
+            </w:r>
+            <w:r>
+              <w:rPr>
+                <w:color w:val="404040"/>
+                <w:sz w:val="24"/>
+                <w:szCs w:val="24"/>
+              </w:rPr>
+              <w:br/>
+            </w:r>
+            <w:r>
+              <w:rPr>
+                <w:color w:val="404040"/>
+                <w:sz w:val="24"/>
+                <w:szCs w:val="24"/>
+              </w:rPr>
+              <w:br/>
             </w:r>
           </w:p>
         </w:tc>
@@ -5326,7 +6977,7 @@
         </w:trPr>
         <w:tc>
           <w:tcPr>
-            <w:tcW w:w="738" w:type="dxa"/>
+            <w:tcW w:w="717" w:type="dxa"/>
           </w:tcPr>
           <w:p>
             <w:pPr>
@@ -5348,7 +6999,7 @@
                 <w:lang w:eastAsia="en-US"/>
               </w:rPr>
               <w:drawing>
-                <wp:inline distT="0" distB="0" distL="0" distR="0" wp14:anchorId="2B248CA5" wp14:editId="34345A47">
+                <wp:inline distT="0" distB="0" distL="0" distR="0" wp14:anchorId="730405DA" wp14:editId="7C617B58">
                   <wp:extent cx="228600" cy="228600"/>
                   <wp:effectExtent l="0" t="0" r="0" b="0"/>
                   <wp:docPr id="11" name="Picture 11" descr="C:\Users\om\AppData\Local\Microsoft\Windows\INetCache\Content.Word\google_icon.png"/>
@@ -5365,7 +7016,7 @@
                           </pic:cNvPicPr>
                         </pic:nvPicPr>
                         <pic:blipFill>
-                          <a:blip r:embed="rId11" cstate="print">
+                          <a:blip r:embed="rId13" cstate="print">
                             <a:extLst>
                               <a:ext uri="{28A0092B-C50C-407E-A947-70E740481C1C}">
                                 <a14:useLocalDpi xmlns:a14="http://schemas.microsoft.com/office/drawing/2010/main" val="0"/>
@@ -5400,11 +7051,10 @@
         </w:tc>
         <w:tc>
           <w:tcPr>
-            <w:tcW w:w="8838" w:type="dxa"/>
+            <w:tcW w:w="8373" w:type="dxa"/>
           </w:tcPr>
           <w:p>
             <w:pPr>
-              <w:jc w:val="both"/>
               <w:rPr>
                 <w:color w:val="404040"/>
                 <w:sz w:val="24"/>
@@ -5413,6 +7063,244 @@
             </w:pPr>
             <w:r>
               <w:rPr>
+                <w:noProof/>
+                <w:color w:val="404040"/>
+                <w:sz w:val="24"/>
+                <w:szCs w:val="24"/>
+                <w:lang w:eastAsia="en-US"/>
+              </w:rPr>
+              <mc:AlternateContent>
+                <mc:Choice Requires="wps">
+                  <w:drawing>
+                    <wp:anchor distT="0" distB="0" distL="114300" distR="114300" simplePos="0" relativeHeight="251679744" behindDoc="0" locked="0" layoutInCell="1" allowOverlap="1" wp14:anchorId="5093E18F" wp14:editId="5440FCFF">
+                      <wp:simplePos x="0" y="0"/>
+                      <wp:positionH relativeFrom="column">
+                        <wp:posOffset>36195</wp:posOffset>
+                      </wp:positionH>
+                      <wp:positionV relativeFrom="paragraph">
+                        <wp:posOffset>238760</wp:posOffset>
+                      </wp:positionV>
+                      <wp:extent cx="1371600" cy="240665"/>
+                      <wp:effectExtent l="38100" t="0" r="95250" b="121285"/>
+                      <wp:wrapNone/>
+                      <wp:docPr id="31" name="Text Box 31">
+                        <a:hlinkClick xmlns:a="http://schemas.openxmlformats.org/drawingml/2006/main" r:id="rId19"/>
+                      </wp:docPr>
+                      <wp:cNvGraphicFramePr/>
+                      <a:graphic xmlns:a="http://schemas.openxmlformats.org/drawingml/2006/main">
+                        <a:graphicData uri="http://schemas.microsoft.com/office/word/2010/wordprocessingShape">
+                          <wps:wsp>
+                            <wps:cNvSpPr txBox="1"/>
+                            <wps:spPr>
+                              <a:xfrm>
+                                <a:off x="0" y="0"/>
+                                <a:ext cx="1371600" cy="240665"/>
+                              </a:xfrm>
+                              <a:prstGeom prst="roundRect">
+                                <a:avLst>
+                                  <a:gd name="adj" fmla="val 50000"/>
+                                </a:avLst>
+                              </a:prstGeom>
+                              <a:ln w="9525">
+                                <a:solidFill>
+                                  <a:schemeClr val="accent1">
+                                    <a:lumMod val="75000"/>
+                                  </a:schemeClr>
+                                </a:solidFill>
+                              </a:ln>
+                              <a:effectLst>
+                                <a:outerShdw blurRad="76200" dir="18900000" sy="23000" kx="-1200000" algn="bl" rotWithShape="0">
+                                  <a:prstClr val="black">
+                                    <a:alpha val="20000"/>
+                                  </a:prstClr>
+                                </a:outerShdw>
+                                <a:reflection blurRad="6350" stA="52000" endA="300" endPos="35000" dir="5400000" sy="-100000" algn="bl" rotWithShape="0"/>
+                              </a:effectLst>
+                            </wps:spPr>
+                            <wps:style>
+                              <a:lnRef idx="2">
+                                <a:schemeClr val="accent5"/>
+                              </a:lnRef>
+                              <a:fillRef idx="1">
+                                <a:schemeClr val="lt1"/>
+                              </a:fillRef>
+                              <a:effectRef idx="0">
+                                <a:schemeClr val="accent5"/>
+                              </a:effectRef>
+                              <a:fontRef idx="minor">
+                                <a:schemeClr val="dk1"/>
+                              </a:fontRef>
+                            </wps:style>
+                            <wps:txbx>
+                              <w:txbxContent>
+                                <w:p>
+                                  <w:pPr>
+                                    <w:spacing w:line="240" w:lineRule="auto"/>
+                                    <w:jc w:val="center"/>
+                                  </w:pPr>
+                                  <w:r>
+                                    <w:t xml:space="preserve">Show credential </w:t>
+                                  </w:r>
+                                  <w:r>
+                                    <w:rPr>
+                                      <w:noProof/>
+                                      <w:color w:val="404040"/>
+                                      <w:sz w:val="24"/>
+                                      <w:szCs w:val="24"/>
+                                      <w:lang w:eastAsia="en-US"/>
+                                    </w:rPr>
+                                    <w:drawing>
+                                      <wp:inline distT="0" distB="0" distL="0" distR="0" wp14:anchorId="42DFBE74" wp14:editId="1C9A437B">
+                                        <wp:extent cx="137160" cy="137160"/>
+                                        <wp:effectExtent l="0" t="0" r="0" b="0"/>
+                                        <wp:docPr id="288" name="Picture 288" descr="C:\Users\om\AppData\Local\Microsoft\Windows\INetCache\Content.Word\open_in_new.png"/>
+                                        <wp:cNvGraphicFramePr>
+                                          <a:graphicFrameLocks xmlns:a="http://schemas.openxmlformats.org/drawingml/2006/main" noChangeAspect="1"/>
+                                        </wp:cNvGraphicFramePr>
+                                        <a:graphic xmlns:a="http://schemas.openxmlformats.org/drawingml/2006/main">
+                                          <a:graphicData uri="http://schemas.openxmlformats.org/drawingml/2006/picture">
+                                            <pic:pic xmlns:pic="http://schemas.openxmlformats.org/drawingml/2006/picture">
+                                              <pic:nvPicPr>
+                                                <pic:cNvPr id="0" name="Picture 4" descr="C:\Users\om\AppData\Local\Microsoft\Windows\INetCache\Content.Word\open_in_new.png"/>
+                                                <pic:cNvPicPr>
+                                                  <a:picLocks noChangeAspect="1" noChangeArrowheads="1"/>
+                                                </pic:cNvPicPr>
+                                              </pic:nvPicPr>
+                                              <pic:blipFill>
+                                                <a:blip r:embed="rId12">
+                                                  <a:extLst>
+                                                    <a:ext uri="{28A0092B-C50C-407E-A947-70E740481C1C}">
+                                                      <a14:useLocalDpi xmlns:a14="http://schemas.microsoft.com/office/drawing/2010/main" val="0"/>
+                                                    </a:ext>
+                                                  </a:extLst>
+                                                </a:blip>
+                                                <a:srcRect/>
+                                                <a:stretch>
+                                                  <a:fillRect/>
+                                                </a:stretch>
+                                              </pic:blipFill>
+                                              <pic:spPr bwMode="auto">
+                                                <a:xfrm>
+                                                  <a:off x="0" y="0"/>
+                                                  <a:ext cx="137160" cy="137160"/>
+                                                </a:xfrm>
+                                                <a:prstGeom prst="rect">
+                                                  <a:avLst/>
+                                                </a:prstGeom>
+                                                <a:noFill/>
+                                                <a:ln>
+                                                  <a:noFill/>
+                                                </a:ln>
+                                              </pic:spPr>
+                                            </pic:pic>
+                                          </a:graphicData>
+                                        </a:graphic>
+                                      </wp:inline>
+                                    </w:drawing>
+                                  </w:r>
+                                </w:p>
+                              </w:txbxContent>
+                            </wps:txbx>
+                            <wps:bodyPr rot="0" spcFirstLastPara="0" vertOverflow="overflow" horzOverflow="overflow" vert="horz" wrap="square" lIns="91440" tIns="0" rIns="91440" bIns="0" numCol="1" spcCol="0" rtlCol="0" fromWordArt="0" anchor="t" anchorCtr="0" forceAA="0" compatLnSpc="1">
+                              <a:prstTxWarp prst="textNoShape">
+                                <a:avLst/>
+                              </a:prstTxWarp>
+                              <a:noAutofit/>
+                            </wps:bodyPr>
+                          </wps:wsp>
+                        </a:graphicData>
+                      </a:graphic>
+                      <wp14:sizeRelH relativeFrom="margin">
+                        <wp14:pctWidth>0</wp14:pctWidth>
+                      </wp14:sizeRelH>
+                      <wp14:sizeRelV relativeFrom="margin">
+                        <wp14:pctHeight>0</wp14:pctHeight>
+                      </wp14:sizeRelV>
+                    </wp:anchor>
+                  </w:drawing>
+                </mc:Choice>
+                <mc:Fallback>
+                  <w:pict>
+                    <v:roundrect id="Text Box 31" o:spid="_x0000_s1032" href="https://www.coursera.org/account/accomplishments/verify/ZBSM0OGK4EXP" style="position:absolute;margin-left:2.85pt;margin-top:18.8pt;width:108pt;height:18.95pt;z-index:251679744;visibility:visible;mso-wrap-style:square;mso-width-percent:0;mso-height-percent:0;mso-wrap-distance-left:9pt;mso-wrap-distance-top:0;mso-wrap-distance-right:9pt;mso-wrap-distance-bottom:0;mso-position-horizontal:absolute;mso-position-horizontal-relative:text;mso-position-vertical:absolute;mso-position-vertical-relative:text;mso-width-percent:0;mso-height-percent:0;mso-width-relative:margin;mso-height-relative:margin;v-text-anchor:top" arcsize=".5" o:gfxdata="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" o:button="t" fillcolor="white [3201]" strokecolor="#365f91 [2404]">
+                      <v:fill o:detectmouseclick="t"/>
+                      <v:shadow on="t" type="perspective" color="black" opacity="13107f" origin="-.5,.5" offset="0,0" matrix=",-23853f,,15073f"/>
+                      <v:textbox inset=",0,,0">
+                        <w:txbxContent>
+                          <w:p>
+                            <w:pPr>
+                              <w:spacing w:line="240" w:lineRule="auto"/>
+                              <w:jc w:val="center"/>
+                            </w:pPr>
+                            <w:r>
+                              <w:t xml:space="preserve">Show credential </w:t>
+                            </w:r>
+                            <w:r>
+                              <w:rPr>
+                                <w:noProof/>
+                                <w:color w:val="404040"/>
+                                <w:sz w:val="24"/>
+                                <w:szCs w:val="24"/>
+                                <w:lang w:eastAsia="en-US"/>
+                              </w:rPr>
+                              <w:drawing>
+                                <wp:inline distT="0" distB="0" distL="0" distR="0" wp14:anchorId="42DFBE74" wp14:editId="1C9A437B">
+                                  <wp:extent cx="137160" cy="137160"/>
+                                  <wp:effectExtent l="0" t="0" r="0" b="0"/>
+                                  <wp:docPr id="288" name="Picture 288" descr="C:\Users\om\AppData\Local\Microsoft\Windows\INetCache\Content.Word\open_in_new.png"/>
+                                  <wp:cNvGraphicFramePr>
+                                    <a:graphicFrameLocks xmlns:a="http://schemas.openxmlformats.org/drawingml/2006/main" noChangeAspect="1"/>
+                                  </wp:cNvGraphicFramePr>
+                                  <a:graphic xmlns:a="http://schemas.openxmlformats.org/drawingml/2006/main">
+                                    <a:graphicData uri="http://schemas.openxmlformats.org/drawingml/2006/picture">
+                                      <pic:pic xmlns:pic="http://schemas.openxmlformats.org/drawingml/2006/picture">
+                                        <pic:nvPicPr>
+                                          <pic:cNvPr id="0" name="Picture 4" descr="C:\Users\om\AppData\Local\Microsoft\Windows\INetCache\Content.Word\open_in_new.png"/>
+                                          <pic:cNvPicPr>
+                                            <a:picLocks noChangeAspect="1" noChangeArrowheads="1"/>
+                                          </pic:cNvPicPr>
+                                        </pic:nvPicPr>
+                                        <pic:blipFill>
+                                          <a:blip r:embed="rId12">
+                                            <a:extLst>
+                                              <a:ext uri="{28A0092B-C50C-407E-A947-70E740481C1C}">
+                                                <a14:useLocalDpi xmlns:a14="http://schemas.microsoft.com/office/drawing/2010/main" val="0"/>
+                                              </a:ext>
+                                            </a:extLst>
+                                          </a:blip>
+                                          <a:srcRect/>
+                                          <a:stretch>
+                                            <a:fillRect/>
+                                          </a:stretch>
+                                        </pic:blipFill>
+                                        <pic:spPr bwMode="auto">
+                                          <a:xfrm>
+                                            <a:off x="0" y="0"/>
+                                            <a:ext cx="137160" cy="137160"/>
+                                          </a:xfrm>
+                                          <a:prstGeom prst="rect">
+                                            <a:avLst/>
+                                          </a:prstGeom>
+                                          <a:noFill/>
+                                          <a:ln>
+                                            <a:noFill/>
+                                          </a:ln>
+                                        </pic:spPr>
+                                      </pic:pic>
+                                    </a:graphicData>
+                                  </a:graphic>
+                                </wp:inline>
+                              </w:drawing>
+                            </w:r>
+                          </w:p>
+                        </w:txbxContent>
+                      </v:textbox>
+                    </v:roundrect>
+                  </w:pict>
+                </mc:Fallback>
+              </mc:AlternateContent>
+            </w:r>
+            <w:r>
+              <w:rPr>
                 <w:color w:val="404040"/>
                 <w:sz w:val="24"/>
                 <w:szCs w:val="24"/>
@@ -5426,6 +7314,30 @@
                 <w:szCs w:val="24"/>
               </w:rPr>
               <w:t>, Google</w:t>
+            </w:r>
+            <w:r>
+              <w:rPr>
+                <w:color w:val="404040"/>
+                <w:sz w:val="24"/>
+                <w:szCs w:val="24"/>
+              </w:rPr>
+              <w:br/>
+            </w:r>
+            <w:r>
+              <w:rPr>
+                <w:color w:val="404040"/>
+                <w:sz w:val="24"/>
+                <w:szCs w:val="24"/>
+              </w:rPr>
+              <w:br/>
+            </w:r>
+            <w:r>
+              <w:rPr>
+                <w:color w:val="404040"/>
+                <w:sz w:val="24"/>
+                <w:szCs w:val="24"/>
+              </w:rPr>
+              <w:br/>
             </w:r>
           </w:p>
         </w:tc>
@@ -5436,7 +7348,7 @@
         </w:trPr>
         <w:tc>
           <w:tcPr>
-            <w:tcW w:w="738" w:type="dxa"/>
+            <w:tcW w:w="717" w:type="dxa"/>
           </w:tcPr>
           <w:p>
             <w:pPr>
@@ -5457,8 +7369,9 @@
                 <w:szCs w:val="24"/>
                 <w:lang w:eastAsia="en-US"/>
               </w:rPr>
+              <w:lastRenderedPageBreak/>
               <w:drawing>
-                <wp:inline distT="0" distB="0" distL="0" distR="0" wp14:anchorId="06CB9615" wp14:editId="4B494F03">
+                <wp:inline distT="0" distB="0" distL="0" distR="0" wp14:anchorId="64F8E188" wp14:editId="3AF10116">
                   <wp:extent cx="228600" cy="228600"/>
                   <wp:effectExtent l="0" t="0" r="0" b="0"/>
                   <wp:docPr id="12" name="Picture 12" descr="C:\Users\om\AppData\Local\Microsoft\Windows\INetCache\Content.Word\google_icon.png"/>
@@ -5475,7 +7388,7 @@
                           </pic:cNvPicPr>
                         </pic:nvPicPr>
                         <pic:blipFill>
-                          <a:blip r:embed="rId11" cstate="print">
+                          <a:blip r:embed="rId13" cstate="print">
                             <a:extLst>
                               <a:ext uri="{28A0092B-C50C-407E-A947-70E740481C1C}">
                                 <a14:useLocalDpi xmlns:a14="http://schemas.microsoft.com/office/drawing/2010/main" val="0"/>
@@ -5510,7 +7423,7 @@
         </w:tc>
         <w:tc>
           <w:tcPr>
-            <w:tcW w:w="8838" w:type="dxa"/>
+            <w:tcW w:w="8373" w:type="dxa"/>
           </w:tcPr>
           <w:p>
             <w:pPr>
@@ -5525,11 +7438,273 @@
             </w:pPr>
             <w:r>
               <w:rPr>
+                <w:noProof/>
+                <w:color w:val="404040"/>
+                <w:sz w:val="24"/>
+                <w:szCs w:val="24"/>
+                <w:lang w:eastAsia="en-US"/>
+              </w:rPr>
+              <mc:AlternateContent>
+                <mc:Choice Requires="wps">
+                  <w:drawing>
+                    <wp:anchor distT="0" distB="0" distL="114300" distR="114300" simplePos="0" relativeHeight="251681792" behindDoc="0" locked="0" layoutInCell="1" allowOverlap="1" wp14:anchorId="68429DF8" wp14:editId="5EB31CBE">
+                      <wp:simplePos x="0" y="0"/>
+                      <wp:positionH relativeFrom="column">
+                        <wp:posOffset>-1905</wp:posOffset>
+                      </wp:positionH>
+                      <wp:positionV relativeFrom="paragraph">
+                        <wp:posOffset>220345</wp:posOffset>
+                      </wp:positionV>
+                      <wp:extent cx="1371600" cy="240665"/>
+                      <wp:effectExtent l="38100" t="0" r="95250" b="121285"/>
+                      <wp:wrapNone/>
+                      <wp:docPr id="289" name="Text Box 289">
+                        <a:hlinkClick xmlns:a="http://schemas.openxmlformats.org/drawingml/2006/main" r:id="rId20"/>
+                      </wp:docPr>
+                      <wp:cNvGraphicFramePr/>
+                      <a:graphic xmlns:a="http://schemas.openxmlformats.org/drawingml/2006/main">
+                        <a:graphicData uri="http://schemas.microsoft.com/office/word/2010/wordprocessingShape">
+                          <wps:wsp>
+                            <wps:cNvSpPr txBox="1"/>
+                            <wps:spPr>
+                              <a:xfrm>
+                                <a:off x="0" y="0"/>
+                                <a:ext cx="1371600" cy="240665"/>
+                              </a:xfrm>
+                              <a:prstGeom prst="roundRect">
+                                <a:avLst>
+                                  <a:gd name="adj" fmla="val 50000"/>
+                                </a:avLst>
+                              </a:prstGeom>
+                              <a:ln w="9525">
+                                <a:solidFill>
+                                  <a:schemeClr val="accent1">
+                                    <a:lumMod val="75000"/>
+                                  </a:schemeClr>
+                                </a:solidFill>
+                              </a:ln>
+                              <a:effectLst>
+                                <a:outerShdw blurRad="76200" dir="18900000" sy="23000" kx="-1200000" algn="bl" rotWithShape="0">
+                                  <a:prstClr val="black">
+                                    <a:alpha val="20000"/>
+                                  </a:prstClr>
+                                </a:outerShdw>
+                                <a:reflection blurRad="6350" stA="52000" endA="300" endPos="35000" dir="5400000" sy="-100000" algn="bl" rotWithShape="0"/>
+                              </a:effectLst>
+                            </wps:spPr>
+                            <wps:style>
+                              <a:lnRef idx="2">
+                                <a:schemeClr val="accent5"/>
+                              </a:lnRef>
+                              <a:fillRef idx="1">
+                                <a:schemeClr val="lt1"/>
+                              </a:fillRef>
+                              <a:effectRef idx="0">
+                                <a:schemeClr val="accent5"/>
+                              </a:effectRef>
+                              <a:fontRef idx="minor">
+                                <a:schemeClr val="dk1"/>
+                              </a:fontRef>
+                            </wps:style>
+                            <wps:txbx>
+                              <w:txbxContent>
+                                <w:p>
+                                  <w:pPr>
+                                    <w:spacing w:line="240" w:lineRule="auto"/>
+                                    <w:jc w:val="center"/>
+                                  </w:pPr>
+                                  <w:r>
+                                    <w:t xml:space="preserve">Show credential </w:t>
+                                  </w:r>
+                                  <w:r>
+                                    <w:rPr>
+                                      <w:noProof/>
+                                      <w:color w:val="404040"/>
+                                      <w:sz w:val="24"/>
+                                      <w:szCs w:val="24"/>
+                                      <w:lang w:eastAsia="en-US"/>
+                                    </w:rPr>
+                                    <w:drawing>
+                                      <wp:inline distT="0" distB="0" distL="0" distR="0" wp14:anchorId="5D7D91A7" wp14:editId="35499201">
+                                        <wp:extent cx="137160" cy="137160"/>
+                                        <wp:effectExtent l="0" t="0" r="0" b="0"/>
+                                        <wp:docPr id="290" name="Picture 290" descr="C:\Users\om\AppData\Local\Microsoft\Windows\INetCache\Content.Word\open_in_new.png"/>
+                                        <wp:cNvGraphicFramePr>
+                                          <a:graphicFrameLocks xmlns:a="http://schemas.openxmlformats.org/drawingml/2006/main" noChangeAspect="1"/>
+                                        </wp:cNvGraphicFramePr>
+                                        <a:graphic xmlns:a="http://schemas.openxmlformats.org/drawingml/2006/main">
+                                          <a:graphicData uri="http://schemas.openxmlformats.org/drawingml/2006/picture">
+                                            <pic:pic xmlns:pic="http://schemas.openxmlformats.org/drawingml/2006/picture">
+                                              <pic:nvPicPr>
+                                                <pic:cNvPr id="0" name="Picture 4" descr="C:\Users\om\AppData\Local\Microsoft\Windows\INetCache\Content.Word\open_in_new.png"/>
+                                                <pic:cNvPicPr>
+                                                  <a:picLocks noChangeAspect="1" noChangeArrowheads="1"/>
+                                                </pic:cNvPicPr>
+                                              </pic:nvPicPr>
+                                              <pic:blipFill>
+                                                <a:blip r:embed="rId12">
+                                                  <a:extLst>
+                                                    <a:ext uri="{28A0092B-C50C-407E-A947-70E740481C1C}">
+                                                      <a14:useLocalDpi xmlns:a14="http://schemas.microsoft.com/office/drawing/2010/main" val="0"/>
+                                                    </a:ext>
+                                                  </a:extLst>
+                                                </a:blip>
+                                                <a:srcRect/>
+                                                <a:stretch>
+                                                  <a:fillRect/>
+                                                </a:stretch>
+                                              </pic:blipFill>
+                                              <pic:spPr bwMode="auto">
+                                                <a:xfrm>
+                                                  <a:off x="0" y="0"/>
+                                                  <a:ext cx="137160" cy="137160"/>
+                                                </a:xfrm>
+                                                <a:prstGeom prst="rect">
+                                                  <a:avLst/>
+                                                </a:prstGeom>
+                                                <a:noFill/>
+                                                <a:ln>
+                                                  <a:noFill/>
+                                                </a:ln>
+                                              </pic:spPr>
+                                            </pic:pic>
+                                          </a:graphicData>
+                                        </a:graphic>
+                                      </wp:inline>
+                                    </w:drawing>
+                                  </w:r>
+                                </w:p>
+                              </w:txbxContent>
+                            </wps:txbx>
+                            <wps:bodyPr rot="0" spcFirstLastPara="0" vertOverflow="overflow" horzOverflow="overflow" vert="horz" wrap="square" lIns="91440" tIns="0" rIns="91440" bIns="0" numCol="1" spcCol="0" rtlCol="0" fromWordArt="0" anchor="t" anchorCtr="0" forceAA="0" compatLnSpc="1">
+                              <a:prstTxWarp prst="textNoShape">
+                                <a:avLst/>
+                              </a:prstTxWarp>
+                              <a:noAutofit/>
+                            </wps:bodyPr>
+                          </wps:wsp>
+                        </a:graphicData>
+                      </a:graphic>
+                      <wp14:sizeRelH relativeFrom="margin">
+                        <wp14:pctWidth>0</wp14:pctWidth>
+                      </wp14:sizeRelH>
+                      <wp14:sizeRelV relativeFrom="margin">
+                        <wp14:pctHeight>0</wp14:pctHeight>
+                      </wp14:sizeRelV>
+                    </wp:anchor>
+                  </w:drawing>
+                </mc:Choice>
+                <mc:Fallback>
+                  <w:pict>
+                    <v:roundrect id="Text Box 289" o:spid="_x0000_s1033" href="https://www.coursera.org/account/accomplishments/verify/Y7E83OKHPEYU" style="position:absolute;margin-left:-.15pt;margin-top:17.35pt;width:108pt;height:18.95pt;z-index:251681792;visibility:visible;mso-wrap-style:square;mso-width-percent:0;mso-height-percent:0;mso-wrap-distance-left:9pt;mso-wrap-distance-top:0;mso-wrap-distance-right:9pt;mso-wrap-distance-bottom:0;mso-position-horizontal:absolute;mso-position-horizontal-relative:text;mso-position-vertical:absolute;mso-position-vertical-relative:text;mso-width-percent:0;mso-height-percent:0;mso-width-relative:margin;mso-height-relative:margin;v-text-anchor:top" arcsize=".5" o:gfxdata="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" o:button="t" fillcolor="white [3201]" strokecolor="#365f91 [2404]">
+                      <v:fill o:detectmouseclick="t"/>
+                      <v:shadow on="t" type="perspective" color="black" opacity="13107f" origin="-.5,.5" offset="0,0" matrix=",-23853f,,15073f"/>
+                      <v:textbox inset=",0,,0">
+                        <w:txbxContent>
+                          <w:p>
+                            <w:pPr>
+                              <w:spacing w:line="240" w:lineRule="auto"/>
+                              <w:jc w:val="center"/>
+                            </w:pPr>
+                            <w:r>
+                              <w:t xml:space="preserve">Show credential </w:t>
+                            </w:r>
+                            <w:r>
+                              <w:rPr>
+                                <w:noProof/>
+                                <w:color w:val="404040"/>
+                                <w:sz w:val="24"/>
+                                <w:szCs w:val="24"/>
+                                <w:lang w:eastAsia="en-US"/>
+                              </w:rPr>
+                              <w:drawing>
+                                <wp:inline distT="0" distB="0" distL="0" distR="0" wp14:anchorId="5D7D91A7" wp14:editId="35499201">
+                                  <wp:extent cx="137160" cy="137160"/>
+                                  <wp:effectExtent l="0" t="0" r="0" b="0"/>
+                                  <wp:docPr id="290" name="Picture 290" descr="C:\Users\om\AppData\Local\Microsoft\Windows\INetCache\Content.Word\open_in_new.png"/>
+                                  <wp:cNvGraphicFramePr>
+                                    <a:graphicFrameLocks xmlns:a="http://schemas.openxmlformats.org/drawingml/2006/main" noChangeAspect="1"/>
+                                  </wp:cNvGraphicFramePr>
+                                  <a:graphic xmlns:a="http://schemas.openxmlformats.org/drawingml/2006/main">
+                                    <a:graphicData uri="http://schemas.openxmlformats.org/drawingml/2006/picture">
+                                      <pic:pic xmlns:pic="http://schemas.openxmlformats.org/drawingml/2006/picture">
+                                        <pic:nvPicPr>
+                                          <pic:cNvPr id="0" name="Picture 4" descr="C:\Users\om\AppData\Local\Microsoft\Windows\INetCache\Content.Word\open_in_new.png"/>
+                                          <pic:cNvPicPr>
+                                            <a:picLocks noChangeAspect="1" noChangeArrowheads="1"/>
+                                          </pic:cNvPicPr>
+                                        </pic:nvPicPr>
+                                        <pic:blipFill>
+                                          <a:blip r:embed="rId12">
+                                            <a:extLst>
+                                              <a:ext uri="{28A0092B-C50C-407E-A947-70E740481C1C}">
+                                                <a14:useLocalDpi xmlns:a14="http://schemas.microsoft.com/office/drawing/2010/main" val="0"/>
+                                              </a:ext>
+                                            </a:extLst>
+                                          </a:blip>
+                                          <a:srcRect/>
+                                          <a:stretch>
+                                            <a:fillRect/>
+                                          </a:stretch>
+                                        </pic:blipFill>
+                                        <pic:spPr bwMode="auto">
+                                          <a:xfrm>
+                                            <a:off x="0" y="0"/>
+                                            <a:ext cx="137160" cy="137160"/>
+                                          </a:xfrm>
+                                          <a:prstGeom prst="rect">
+                                            <a:avLst/>
+                                          </a:prstGeom>
+                                          <a:noFill/>
+                                          <a:ln>
+                                            <a:noFill/>
+                                          </a:ln>
+                                        </pic:spPr>
+                                      </pic:pic>
+                                    </a:graphicData>
+                                  </a:graphic>
+                                </wp:inline>
+                              </w:drawing>
+                            </w:r>
+                          </w:p>
+                        </w:txbxContent>
+                      </v:textbox>
+                    </v:roundrect>
+                  </w:pict>
+                </mc:Fallback>
+              </mc:AlternateContent>
+            </w:r>
+            <w:r>
+              <w:rPr>
                 <w:color w:val="404040"/>
                 <w:sz w:val="24"/>
                 <w:szCs w:val="24"/>
               </w:rPr>
               <w:t>Foundations of User Experience (UX) Design, Google</w:t>
+            </w:r>
+            <w:r>
+              <w:rPr>
+                <w:color w:val="404040"/>
+                <w:sz w:val="24"/>
+                <w:szCs w:val="24"/>
+              </w:rPr>
+              <w:br/>
+            </w:r>
+            <w:r>
+              <w:rPr>
+                <w:color w:val="404040"/>
+                <w:sz w:val="24"/>
+                <w:szCs w:val="24"/>
+              </w:rPr>
+              <w:br/>
+            </w:r>
+            <w:r>
+              <w:rPr>
+                <w:color w:val="404040"/>
+                <w:sz w:val="24"/>
+                <w:szCs w:val="24"/>
+              </w:rPr>
+              <w:br/>
             </w:r>
           </w:p>
         </w:tc>
@@ -5540,7 +7715,7 @@
         </w:trPr>
         <w:tc>
           <w:tcPr>
-            <w:tcW w:w="738" w:type="dxa"/>
+            <w:tcW w:w="717" w:type="dxa"/>
           </w:tcPr>
           <w:p>
             <w:pPr>
@@ -5562,7 +7737,7 @@
                 <w:lang w:eastAsia="en-US"/>
               </w:rPr>
               <w:drawing>
-                <wp:inline distT="0" distB="0" distL="0" distR="0">
+                <wp:inline distT="0" distB="0" distL="0" distR="0" wp14:anchorId="18628336" wp14:editId="16506E75">
                   <wp:extent cx="228600" cy="228600"/>
                   <wp:effectExtent l="0" t="0" r="0" b="0"/>
                   <wp:docPr id="18" name="Picture 18" descr="C:\Users\om\AppData\Local\Microsoft\Windows\INetCache\Content.Word\linkedin-logo.png"/>
@@ -5579,7 +7754,7 @@
                           </pic:cNvPicPr>
                         </pic:nvPicPr>
                         <pic:blipFill>
-                          <a:blip r:embed="rId12" cstate="print">
+                          <a:blip r:embed="rId21" cstate="print">
                             <a:extLst>
                               <a:ext uri="{28A0092B-C50C-407E-A947-70E740481C1C}">
                                 <a14:useLocalDpi xmlns:a14="http://schemas.microsoft.com/office/drawing/2010/main" val="0"/>
@@ -5614,11 +7789,10 @@
         </w:tc>
         <w:tc>
           <w:tcPr>
-            <w:tcW w:w="8838" w:type="dxa"/>
+            <w:tcW w:w="8373" w:type="dxa"/>
           </w:tcPr>
           <w:p>
             <w:pPr>
-              <w:jc w:val="both"/>
               <w:rPr>
                 <w:color w:val="404040"/>
                 <w:sz w:val="24"/>
@@ -5627,6 +7801,244 @@
             </w:pPr>
             <w:r>
               <w:rPr>
+                <w:noProof/>
+                <w:color w:val="404040"/>
+                <w:sz w:val="24"/>
+                <w:szCs w:val="24"/>
+                <w:lang w:eastAsia="en-US"/>
+              </w:rPr>
+              <mc:AlternateContent>
+                <mc:Choice Requires="wps">
+                  <w:drawing>
+                    <wp:anchor distT="0" distB="0" distL="114300" distR="114300" simplePos="0" relativeHeight="251683840" behindDoc="0" locked="0" layoutInCell="1" allowOverlap="1" wp14:anchorId="474E2809" wp14:editId="1C62CE84">
+                      <wp:simplePos x="0" y="0"/>
+                      <wp:positionH relativeFrom="column">
+                        <wp:posOffset>-1905</wp:posOffset>
+                      </wp:positionH>
+                      <wp:positionV relativeFrom="paragraph">
+                        <wp:posOffset>230505</wp:posOffset>
+                      </wp:positionV>
+                      <wp:extent cx="1371600" cy="240665"/>
+                      <wp:effectExtent l="38100" t="0" r="95250" b="121285"/>
+                      <wp:wrapNone/>
+                      <wp:docPr id="292" name="Text Box 292">
+                        <a:hlinkClick xmlns:a="http://schemas.openxmlformats.org/drawingml/2006/main" r:id="rId22"/>
+                      </wp:docPr>
+                      <wp:cNvGraphicFramePr/>
+                      <a:graphic xmlns:a="http://schemas.openxmlformats.org/drawingml/2006/main">
+                        <a:graphicData uri="http://schemas.microsoft.com/office/word/2010/wordprocessingShape">
+                          <wps:wsp>
+                            <wps:cNvSpPr txBox="1"/>
+                            <wps:spPr>
+                              <a:xfrm>
+                                <a:off x="0" y="0"/>
+                                <a:ext cx="1371600" cy="240665"/>
+                              </a:xfrm>
+                              <a:prstGeom prst="roundRect">
+                                <a:avLst>
+                                  <a:gd name="adj" fmla="val 50000"/>
+                                </a:avLst>
+                              </a:prstGeom>
+                              <a:ln w="9525">
+                                <a:solidFill>
+                                  <a:schemeClr val="accent1">
+                                    <a:lumMod val="75000"/>
+                                  </a:schemeClr>
+                                </a:solidFill>
+                              </a:ln>
+                              <a:effectLst>
+                                <a:outerShdw blurRad="76200" dir="18900000" sy="23000" kx="-1200000" algn="bl" rotWithShape="0">
+                                  <a:prstClr val="black">
+                                    <a:alpha val="20000"/>
+                                  </a:prstClr>
+                                </a:outerShdw>
+                                <a:reflection blurRad="6350" stA="52000" endA="300" endPos="35000" dir="5400000" sy="-100000" algn="bl" rotWithShape="0"/>
+                              </a:effectLst>
+                            </wps:spPr>
+                            <wps:style>
+                              <a:lnRef idx="2">
+                                <a:schemeClr val="accent5"/>
+                              </a:lnRef>
+                              <a:fillRef idx="1">
+                                <a:schemeClr val="lt1"/>
+                              </a:fillRef>
+                              <a:effectRef idx="0">
+                                <a:schemeClr val="accent5"/>
+                              </a:effectRef>
+                              <a:fontRef idx="minor">
+                                <a:schemeClr val="dk1"/>
+                              </a:fontRef>
+                            </wps:style>
+                            <wps:txbx>
+                              <w:txbxContent>
+                                <w:p>
+                                  <w:pPr>
+                                    <w:spacing w:line="240" w:lineRule="auto"/>
+                                    <w:jc w:val="center"/>
+                                  </w:pPr>
+                                  <w:r>
+                                    <w:t xml:space="preserve">Show credential </w:t>
+                                  </w:r>
+                                  <w:r>
+                                    <w:rPr>
+                                      <w:noProof/>
+                                      <w:color w:val="404040"/>
+                                      <w:sz w:val="24"/>
+                                      <w:szCs w:val="24"/>
+                                      <w:lang w:eastAsia="en-US"/>
+                                    </w:rPr>
+                                    <w:drawing>
+                                      <wp:inline distT="0" distB="0" distL="0" distR="0" wp14:anchorId="6CCF8C8C" wp14:editId="714FBEEF">
+                                        <wp:extent cx="137160" cy="137160"/>
+                                        <wp:effectExtent l="0" t="0" r="0" b="0"/>
+                                        <wp:docPr id="293" name="Picture 293" descr="C:\Users\om\AppData\Local\Microsoft\Windows\INetCache\Content.Word\open_in_new.png"/>
+                                        <wp:cNvGraphicFramePr>
+                                          <a:graphicFrameLocks xmlns:a="http://schemas.openxmlformats.org/drawingml/2006/main" noChangeAspect="1"/>
+                                        </wp:cNvGraphicFramePr>
+                                        <a:graphic xmlns:a="http://schemas.openxmlformats.org/drawingml/2006/main">
+                                          <a:graphicData uri="http://schemas.openxmlformats.org/drawingml/2006/picture">
+                                            <pic:pic xmlns:pic="http://schemas.openxmlformats.org/drawingml/2006/picture">
+                                              <pic:nvPicPr>
+                                                <pic:cNvPr id="0" name="Picture 4" descr="C:\Users\om\AppData\Local\Microsoft\Windows\INetCache\Content.Word\open_in_new.png"/>
+                                                <pic:cNvPicPr>
+                                                  <a:picLocks noChangeAspect="1" noChangeArrowheads="1"/>
+                                                </pic:cNvPicPr>
+                                              </pic:nvPicPr>
+                                              <pic:blipFill>
+                                                <a:blip r:embed="rId12">
+                                                  <a:extLst>
+                                                    <a:ext uri="{28A0092B-C50C-407E-A947-70E740481C1C}">
+                                                      <a14:useLocalDpi xmlns:a14="http://schemas.microsoft.com/office/drawing/2010/main" val="0"/>
+                                                    </a:ext>
+                                                  </a:extLst>
+                                                </a:blip>
+                                                <a:srcRect/>
+                                                <a:stretch>
+                                                  <a:fillRect/>
+                                                </a:stretch>
+                                              </pic:blipFill>
+                                              <pic:spPr bwMode="auto">
+                                                <a:xfrm>
+                                                  <a:off x="0" y="0"/>
+                                                  <a:ext cx="137160" cy="137160"/>
+                                                </a:xfrm>
+                                                <a:prstGeom prst="rect">
+                                                  <a:avLst/>
+                                                </a:prstGeom>
+                                                <a:noFill/>
+                                                <a:ln>
+                                                  <a:noFill/>
+                                                </a:ln>
+                                              </pic:spPr>
+                                            </pic:pic>
+                                          </a:graphicData>
+                                        </a:graphic>
+                                      </wp:inline>
+                                    </w:drawing>
+                                  </w:r>
+                                </w:p>
+                              </w:txbxContent>
+                            </wps:txbx>
+                            <wps:bodyPr rot="0" spcFirstLastPara="0" vertOverflow="overflow" horzOverflow="overflow" vert="horz" wrap="square" lIns="91440" tIns="0" rIns="91440" bIns="0" numCol="1" spcCol="0" rtlCol="0" fromWordArt="0" anchor="t" anchorCtr="0" forceAA="0" compatLnSpc="1">
+                              <a:prstTxWarp prst="textNoShape">
+                                <a:avLst/>
+                              </a:prstTxWarp>
+                              <a:noAutofit/>
+                            </wps:bodyPr>
+                          </wps:wsp>
+                        </a:graphicData>
+                      </a:graphic>
+                      <wp14:sizeRelH relativeFrom="margin">
+                        <wp14:pctWidth>0</wp14:pctWidth>
+                      </wp14:sizeRelH>
+                      <wp14:sizeRelV relativeFrom="margin">
+                        <wp14:pctHeight>0</wp14:pctHeight>
+                      </wp14:sizeRelV>
+                    </wp:anchor>
+                  </w:drawing>
+                </mc:Choice>
+                <mc:Fallback>
+                  <w:pict>
+                    <v:roundrect id="Text Box 292" o:spid="_x0000_s1034" href="https://www.linkedin.com/learning/certificates/36820d44366958d365d6b8840e0f554bdff4e5879b0d7e225f31a9ae3637cef0?lipi=urn%3Ali%3Apage%3Ad_flagship3_profile_view_base_certifications_details%3Bi%2BpagxgnS%2BmDiZXLrvGdCg%3D%3D" style="position:absolute;margin-left:-.15pt;margin-top:18.15pt;width:108pt;height:18.95pt;z-index:251683840;visibility:visible;mso-wrap-style:square;mso-width-percent:0;mso-height-percent:0;mso-wrap-distance-left:9pt;mso-wrap-distance-top:0;mso-wrap-distance-right:9pt;mso-wrap-distance-bottom:0;mso-position-horizontal:absolute;mso-position-horizontal-relative:text;mso-position-vertical:absolute;mso-position-vertical-relative:text;mso-width-percent:0;mso-height-percent:0;mso-width-relative:margin;mso-height-relative:margin;v-text-anchor:top" arcsize=".5" o:gfxdata="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" o:button="t" fillcolor="white [3201]" strokecolor="#365f91 [2404]">
+                      <v:fill o:detectmouseclick="t"/>
+                      <v:shadow on="t" type="perspective" color="black" opacity="13107f" origin="-.5,.5" offset="0,0" matrix=",-23853f,,15073f"/>
+                      <v:textbox inset=",0,,0">
+                        <w:txbxContent>
+                          <w:p>
+                            <w:pPr>
+                              <w:spacing w:line="240" w:lineRule="auto"/>
+                              <w:jc w:val="center"/>
+                            </w:pPr>
+                            <w:r>
+                              <w:t xml:space="preserve">Show credential </w:t>
+                            </w:r>
+                            <w:r>
+                              <w:rPr>
+                                <w:noProof/>
+                                <w:color w:val="404040"/>
+                                <w:sz w:val="24"/>
+                                <w:szCs w:val="24"/>
+                                <w:lang w:eastAsia="en-US"/>
+                              </w:rPr>
+                              <w:drawing>
+                                <wp:inline distT="0" distB="0" distL="0" distR="0" wp14:anchorId="6CCF8C8C" wp14:editId="714FBEEF">
+                                  <wp:extent cx="137160" cy="137160"/>
+                                  <wp:effectExtent l="0" t="0" r="0" b="0"/>
+                                  <wp:docPr id="293" name="Picture 293" descr="C:\Users\om\AppData\Local\Microsoft\Windows\INetCache\Content.Word\open_in_new.png"/>
+                                  <wp:cNvGraphicFramePr>
+                                    <a:graphicFrameLocks xmlns:a="http://schemas.openxmlformats.org/drawingml/2006/main" noChangeAspect="1"/>
+                                  </wp:cNvGraphicFramePr>
+                                  <a:graphic xmlns:a="http://schemas.openxmlformats.org/drawingml/2006/main">
+                                    <a:graphicData uri="http://schemas.openxmlformats.org/drawingml/2006/picture">
+                                      <pic:pic xmlns:pic="http://schemas.openxmlformats.org/drawingml/2006/picture">
+                                        <pic:nvPicPr>
+                                          <pic:cNvPr id="0" name="Picture 4" descr="C:\Users\om\AppData\Local\Microsoft\Windows\INetCache\Content.Word\open_in_new.png"/>
+                                          <pic:cNvPicPr>
+                                            <a:picLocks noChangeAspect="1" noChangeArrowheads="1"/>
+                                          </pic:cNvPicPr>
+                                        </pic:nvPicPr>
+                                        <pic:blipFill>
+                                          <a:blip r:embed="rId12">
+                                            <a:extLst>
+                                              <a:ext uri="{28A0092B-C50C-407E-A947-70E740481C1C}">
+                                                <a14:useLocalDpi xmlns:a14="http://schemas.microsoft.com/office/drawing/2010/main" val="0"/>
+                                              </a:ext>
+                                            </a:extLst>
+                                          </a:blip>
+                                          <a:srcRect/>
+                                          <a:stretch>
+                                            <a:fillRect/>
+                                          </a:stretch>
+                                        </pic:blipFill>
+                                        <pic:spPr bwMode="auto">
+                                          <a:xfrm>
+                                            <a:off x="0" y="0"/>
+                                            <a:ext cx="137160" cy="137160"/>
+                                          </a:xfrm>
+                                          <a:prstGeom prst="rect">
+                                            <a:avLst/>
+                                          </a:prstGeom>
+                                          <a:noFill/>
+                                          <a:ln>
+                                            <a:noFill/>
+                                          </a:ln>
+                                        </pic:spPr>
+                                      </pic:pic>
+                                    </a:graphicData>
+                                  </a:graphic>
+                                </wp:inline>
+                              </w:drawing>
+                            </w:r>
+                          </w:p>
+                        </w:txbxContent>
+                      </v:textbox>
+                    </v:roundrect>
+                  </w:pict>
+                </mc:Fallback>
+              </mc:AlternateContent>
+            </w:r>
+            <w:r>
+              <w:rPr>
                 <w:color w:val="404040"/>
                 <w:sz w:val="24"/>
                 <w:szCs w:val="24"/>
@@ -5640,6 +8052,30 @@
                 <w:szCs w:val="24"/>
               </w:rPr>
               <w:t>LinkedIn</w:t>
+            </w:r>
+            <w:r>
+              <w:rPr>
+                <w:color w:val="404040"/>
+                <w:sz w:val="24"/>
+                <w:szCs w:val="24"/>
+              </w:rPr>
+              <w:br/>
+            </w:r>
+            <w:r>
+              <w:rPr>
+                <w:color w:val="404040"/>
+                <w:sz w:val="24"/>
+                <w:szCs w:val="24"/>
+              </w:rPr>
+              <w:br/>
+            </w:r>
+            <w:r>
+              <w:rPr>
+                <w:color w:val="404040"/>
+                <w:sz w:val="24"/>
+                <w:szCs w:val="24"/>
+              </w:rPr>
+              <w:br/>
             </w:r>
           </w:p>
         </w:tc>
@@ -5650,7 +8086,7 @@
         </w:trPr>
         <w:tc>
           <w:tcPr>
-            <w:tcW w:w="738" w:type="dxa"/>
+            <w:tcW w:w="717" w:type="dxa"/>
           </w:tcPr>
           <w:p>
             <w:pPr>
@@ -5672,7 +8108,7 @@
                 <w:lang w:eastAsia="en-US"/>
               </w:rPr>
               <w:drawing>
-                <wp:inline distT="0" distB="0" distL="0" distR="0">
+                <wp:inline distT="0" distB="0" distL="0" distR="0" wp14:anchorId="1599715A" wp14:editId="3A9E438A">
                   <wp:extent cx="228600" cy="228600"/>
                   <wp:effectExtent l="0" t="0" r="0" b="0"/>
                   <wp:docPr id="19" name="Picture 19" descr="C:\Users\om\AppData\Local\Microsoft\Windows\INetCache\Content.Word\linkedin-logo.png"/>
@@ -5689,7 +8125,7 @@
                           </pic:cNvPicPr>
                         </pic:nvPicPr>
                         <pic:blipFill>
-                          <a:blip r:embed="rId12" cstate="print">
+                          <a:blip r:embed="rId21" cstate="print">
                             <a:extLst>
                               <a:ext uri="{28A0092B-C50C-407E-A947-70E740481C1C}">
                                 <a14:useLocalDpi xmlns:a14="http://schemas.microsoft.com/office/drawing/2010/main" val="0"/>
@@ -5724,11 +8160,10 @@
         </w:tc>
         <w:tc>
           <w:tcPr>
-            <w:tcW w:w="8838" w:type="dxa"/>
+            <w:tcW w:w="8373" w:type="dxa"/>
           </w:tcPr>
           <w:p>
             <w:pPr>
-              <w:jc w:val="both"/>
               <w:rPr>
                 <w:color w:val="404040"/>
                 <w:sz w:val="24"/>
@@ -5737,19 +8172,273 @@
             </w:pPr>
             <w:r>
               <w:rPr>
-                <w:color w:val="404040"/>
-                <w:sz w:val="24"/>
-                <w:szCs w:val="24"/>
-              </w:rPr>
-              <w:t xml:space="preserve">Agile user experience design and research, </w:t>
-            </w:r>
-            <w:r>
-              <w:rPr>
-                <w:color w:val="404040"/>
-                <w:sz w:val="24"/>
-                <w:szCs w:val="24"/>
-              </w:rPr>
-              <w:t>LinkedIn</w:t>
+                <w:noProof/>
+                <w:color w:val="404040"/>
+                <w:sz w:val="24"/>
+                <w:szCs w:val="24"/>
+                <w:lang w:eastAsia="en-US"/>
+              </w:rPr>
+              <mc:AlternateContent>
+                <mc:Choice Requires="wps">
+                  <w:drawing>
+                    <wp:anchor distT="0" distB="0" distL="114300" distR="114300" simplePos="0" relativeHeight="251685888" behindDoc="0" locked="0" layoutInCell="1" allowOverlap="1" wp14:anchorId="016F9C7F" wp14:editId="31D36238">
+                      <wp:simplePos x="0" y="0"/>
+                      <wp:positionH relativeFrom="column">
+                        <wp:posOffset>-1905</wp:posOffset>
+                      </wp:positionH>
+                      <wp:positionV relativeFrom="paragraph">
+                        <wp:posOffset>233045</wp:posOffset>
+                      </wp:positionV>
+                      <wp:extent cx="1371600" cy="240665"/>
+                      <wp:effectExtent l="38100" t="0" r="95250" b="121285"/>
+                      <wp:wrapNone/>
+                      <wp:docPr id="294" name="Text Box 294">
+                        <a:hlinkClick xmlns:a="http://schemas.openxmlformats.org/drawingml/2006/main" r:id="rId23"/>
+                      </wp:docPr>
+                      <wp:cNvGraphicFramePr/>
+                      <a:graphic xmlns:a="http://schemas.openxmlformats.org/drawingml/2006/main">
+                        <a:graphicData uri="http://schemas.microsoft.com/office/word/2010/wordprocessingShape">
+                          <wps:wsp>
+                            <wps:cNvSpPr txBox="1"/>
+                            <wps:spPr>
+                              <a:xfrm>
+                                <a:off x="0" y="0"/>
+                                <a:ext cx="1371600" cy="240665"/>
+                              </a:xfrm>
+                              <a:prstGeom prst="roundRect">
+                                <a:avLst>
+                                  <a:gd name="adj" fmla="val 50000"/>
+                                </a:avLst>
+                              </a:prstGeom>
+                              <a:ln w="9525">
+                                <a:solidFill>
+                                  <a:schemeClr val="accent1">
+                                    <a:lumMod val="75000"/>
+                                  </a:schemeClr>
+                                </a:solidFill>
+                              </a:ln>
+                              <a:effectLst>
+                                <a:outerShdw blurRad="76200" dir="18900000" sy="23000" kx="-1200000" algn="bl" rotWithShape="0">
+                                  <a:prstClr val="black">
+                                    <a:alpha val="20000"/>
+                                  </a:prstClr>
+                                </a:outerShdw>
+                                <a:reflection blurRad="6350" stA="52000" endA="300" endPos="35000" dir="5400000" sy="-100000" algn="bl" rotWithShape="0"/>
+                              </a:effectLst>
+                            </wps:spPr>
+                            <wps:style>
+                              <a:lnRef idx="2">
+                                <a:schemeClr val="accent5"/>
+                              </a:lnRef>
+                              <a:fillRef idx="1">
+                                <a:schemeClr val="lt1"/>
+                              </a:fillRef>
+                              <a:effectRef idx="0">
+                                <a:schemeClr val="accent5"/>
+                              </a:effectRef>
+                              <a:fontRef idx="minor">
+                                <a:schemeClr val="dk1"/>
+                              </a:fontRef>
+                            </wps:style>
+                            <wps:txbx>
+                              <w:txbxContent>
+                                <w:p>
+                                  <w:pPr>
+                                    <w:spacing w:line="240" w:lineRule="auto"/>
+                                    <w:jc w:val="center"/>
+                                  </w:pPr>
+                                  <w:r>
+                                    <w:t xml:space="preserve">Show credential </w:t>
+                                  </w:r>
+                                  <w:r>
+                                    <w:rPr>
+                                      <w:noProof/>
+                                      <w:color w:val="404040"/>
+                                      <w:sz w:val="24"/>
+                                      <w:szCs w:val="24"/>
+                                      <w:lang w:eastAsia="en-US"/>
+                                    </w:rPr>
+                                    <w:drawing>
+                                      <wp:inline distT="0" distB="0" distL="0" distR="0" wp14:anchorId="3C7E4387" wp14:editId="52F15A46">
+                                        <wp:extent cx="137160" cy="137160"/>
+                                        <wp:effectExtent l="0" t="0" r="0" b="0"/>
+                                        <wp:docPr id="299" name="Picture 299" descr="C:\Users\om\AppData\Local\Microsoft\Windows\INetCache\Content.Word\open_in_new.png"/>
+                                        <wp:cNvGraphicFramePr>
+                                          <a:graphicFrameLocks xmlns:a="http://schemas.openxmlformats.org/drawingml/2006/main" noChangeAspect="1"/>
+                                        </wp:cNvGraphicFramePr>
+                                        <a:graphic xmlns:a="http://schemas.openxmlformats.org/drawingml/2006/main">
+                                          <a:graphicData uri="http://schemas.openxmlformats.org/drawingml/2006/picture">
+                                            <pic:pic xmlns:pic="http://schemas.openxmlformats.org/drawingml/2006/picture">
+                                              <pic:nvPicPr>
+                                                <pic:cNvPr id="0" name="Picture 4" descr="C:\Users\om\AppData\Local\Microsoft\Windows\INetCache\Content.Word\open_in_new.png"/>
+                                                <pic:cNvPicPr>
+                                                  <a:picLocks noChangeAspect="1" noChangeArrowheads="1"/>
+                                                </pic:cNvPicPr>
+                                              </pic:nvPicPr>
+                                              <pic:blipFill>
+                                                <a:blip r:embed="rId12">
+                                                  <a:extLst>
+                                                    <a:ext uri="{28A0092B-C50C-407E-A947-70E740481C1C}">
+                                                      <a14:useLocalDpi xmlns:a14="http://schemas.microsoft.com/office/drawing/2010/main" val="0"/>
+                                                    </a:ext>
+                                                  </a:extLst>
+                                                </a:blip>
+                                                <a:srcRect/>
+                                                <a:stretch>
+                                                  <a:fillRect/>
+                                                </a:stretch>
+                                              </pic:blipFill>
+                                              <pic:spPr bwMode="auto">
+                                                <a:xfrm>
+                                                  <a:off x="0" y="0"/>
+                                                  <a:ext cx="137160" cy="137160"/>
+                                                </a:xfrm>
+                                                <a:prstGeom prst="rect">
+                                                  <a:avLst/>
+                                                </a:prstGeom>
+                                                <a:noFill/>
+                                                <a:ln>
+                                                  <a:noFill/>
+                                                </a:ln>
+                                              </pic:spPr>
+                                            </pic:pic>
+                                          </a:graphicData>
+                                        </a:graphic>
+                                      </wp:inline>
+                                    </w:drawing>
+                                  </w:r>
+                                </w:p>
+                              </w:txbxContent>
+                            </wps:txbx>
+                            <wps:bodyPr rot="0" spcFirstLastPara="0" vertOverflow="overflow" horzOverflow="overflow" vert="horz" wrap="square" lIns="91440" tIns="0" rIns="91440" bIns="0" numCol="1" spcCol="0" rtlCol="0" fromWordArt="0" anchor="t" anchorCtr="0" forceAA="0" compatLnSpc="1">
+                              <a:prstTxWarp prst="textNoShape">
+                                <a:avLst/>
+                              </a:prstTxWarp>
+                              <a:noAutofit/>
+                            </wps:bodyPr>
+                          </wps:wsp>
+                        </a:graphicData>
+                      </a:graphic>
+                      <wp14:sizeRelH relativeFrom="margin">
+                        <wp14:pctWidth>0</wp14:pctWidth>
+                      </wp14:sizeRelH>
+                      <wp14:sizeRelV relativeFrom="margin">
+                        <wp14:pctHeight>0</wp14:pctHeight>
+                      </wp14:sizeRelV>
+                    </wp:anchor>
+                  </w:drawing>
+                </mc:Choice>
+                <mc:Fallback>
+                  <w:pict>
+                    <v:roundrect id="Text Box 294" o:spid="_x0000_s1035" href="https://www.linkedin.com/learning/certificates/24575e0130626d9130e131e9af458adf5b381f47018423d9ed9278c7f76c2b2a?lipi=urn%3Ali%3Apage%3Ad_flagship3_profile_view_base_certifications_details%3Bi%2BpagxgnS%2BmDiZXLrvGdCg%3D%3D" style="position:absolute;margin-left:-.15pt;margin-top:18.35pt;width:108pt;height:18.95pt;z-index:251685888;visibility:visible;mso-wrap-style:square;mso-width-percent:0;mso-height-percent:0;mso-wrap-distance-left:9pt;mso-wrap-distance-top:0;mso-wrap-distance-right:9pt;mso-wrap-distance-bottom:0;mso-position-horizontal:absolute;mso-position-horizontal-relative:text;mso-position-vertical:absolute;mso-position-vertical-relative:text;mso-width-percent:0;mso-height-percent:0;mso-width-relative:margin;mso-height-relative:margin;v-text-anchor:top" arcsize=".5" o:gfxdata="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" o:button="t" fillcolor="white [3201]" strokecolor="#365f91 [2404]">
+                      <v:fill o:detectmouseclick="t"/>
+                      <v:shadow on="t" type="perspective" color="black" opacity="13107f" origin="-.5,.5" offset="0,0" matrix=",-23853f,,15073f"/>
+                      <v:textbox inset=",0,,0">
+                        <w:txbxContent>
+                          <w:p>
+                            <w:pPr>
+                              <w:spacing w:line="240" w:lineRule="auto"/>
+                              <w:jc w:val="center"/>
+                            </w:pPr>
+                            <w:r>
+                              <w:t xml:space="preserve">Show credential </w:t>
+                            </w:r>
+                            <w:r>
+                              <w:rPr>
+                                <w:noProof/>
+                                <w:color w:val="404040"/>
+                                <w:sz w:val="24"/>
+                                <w:szCs w:val="24"/>
+                                <w:lang w:eastAsia="en-US"/>
+                              </w:rPr>
+                              <w:drawing>
+                                <wp:inline distT="0" distB="0" distL="0" distR="0" wp14:anchorId="3C7E4387" wp14:editId="52F15A46">
+                                  <wp:extent cx="137160" cy="137160"/>
+                                  <wp:effectExtent l="0" t="0" r="0" b="0"/>
+                                  <wp:docPr id="299" name="Picture 299" descr="C:\Users\om\AppData\Local\Microsoft\Windows\INetCache\Content.Word\open_in_new.png"/>
+                                  <wp:cNvGraphicFramePr>
+                                    <a:graphicFrameLocks xmlns:a="http://schemas.openxmlformats.org/drawingml/2006/main" noChangeAspect="1"/>
+                                  </wp:cNvGraphicFramePr>
+                                  <a:graphic xmlns:a="http://schemas.openxmlformats.org/drawingml/2006/main">
+                                    <a:graphicData uri="http://schemas.openxmlformats.org/drawingml/2006/picture">
+                                      <pic:pic xmlns:pic="http://schemas.openxmlformats.org/drawingml/2006/picture">
+                                        <pic:nvPicPr>
+                                          <pic:cNvPr id="0" name="Picture 4" descr="C:\Users\om\AppData\Local\Microsoft\Windows\INetCache\Content.Word\open_in_new.png"/>
+                                          <pic:cNvPicPr>
+                                            <a:picLocks noChangeAspect="1" noChangeArrowheads="1"/>
+                                          </pic:cNvPicPr>
+                                        </pic:nvPicPr>
+                                        <pic:blipFill>
+                                          <a:blip r:embed="rId12">
+                                            <a:extLst>
+                                              <a:ext uri="{28A0092B-C50C-407E-A947-70E740481C1C}">
+                                                <a14:useLocalDpi xmlns:a14="http://schemas.microsoft.com/office/drawing/2010/main" val="0"/>
+                                              </a:ext>
+                                            </a:extLst>
+                                          </a:blip>
+                                          <a:srcRect/>
+                                          <a:stretch>
+                                            <a:fillRect/>
+                                          </a:stretch>
+                                        </pic:blipFill>
+                                        <pic:spPr bwMode="auto">
+                                          <a:xfrm>
+                                            <a:off x="0" y="0"/>
+                                            <a:ext cx="137160" cy="137160"/>
+                                          </a:xfrm>
+                                          <a:prstGeom prst="rect">
+                                            <a:avLst/>
+                                          </a:prstGeom>
+                                          <a:noFill/>
+                                          <a:ln>
+                                            <a:noFill/>
+                                          </a:ln>
+                                        </pic:spPr>
+                                      </pic:pic>
+                                    </a:graphicData>
+                                  </a:graphic>
+                                </wp:inline>
+                              </w:drawing>
+                            </w:r>
+                          </w:p>
+                        </w:txbxContent>
+                      </v:textbox>
+                    </v:roundrect>
+                  </w:pict>
+                </mc:Fallback>
+              </mc:AlternateContent>
+            </w:r>
+            <w:r>
+              <w:rPr>
+                <w:color w:val="404040"/>
+                <w:sz w:val="24"/>
+                <w:szCs w:val="24"/>
+              </w:rPr>
+              <w:t>Agile user experience design and research, LinkedIn</w:t>
+            </w:r>
+            <w:r>
+              <w:rPr>
+                <w:color w:val="404040"/>
+                <w:sz w:val="24"/>
+                <w:szCs w:val="24"/>
+              </w:rPr>
+              <w:br/>
+            </w:r>
+            <w:r>
+              <w:rPr>
+                <w:color w:val="404040"/>
+                <w:sz w:val="24"/>
+                <w:szCs w:val="24"/>
+              </w:rPr>
+              <w:br/>
+            </w:r>
+            <w:r>
+              <w:rPr>
+                <w:color w:val="404040"/>
+                <w:sz w:val="24"/>
+                <w:szCs w:val="24"/>
+              </w:rPr>
+              <w:br/>
             </w:r>
           </w:p>
         </w:tc>
@@ -5760,7 +8449,7 @@
         </w:trPr>
         <w:tc>
           <w:tcPr>
-            <w:tcW w:w="738" w:type="dxa"/>
+            <w:tcW w:w="717" w:type="dxa"/>
           </w:tcPr>
           <w:p>
             <w:pPr>
@@ -5782,7 +8471,7 @@
                 <w:lang w:eastAsia="en-US"/>
               </w:rPr>
               <w:drawing>
-                <wp:inline distT="0" distB="0" distL="0" distR="0">
+                <wp:inline distT="0" distB="0" distL="0" distR="0" wp14:anchorId="156BCD06" wp14:editId="63A51384">
                   <wp:extent cx="228600" cy="228600"/>
                   <wp:effectExtent l="0" t="0" r="0" b="0"/>
                   <wp:docPr id="20" name="Picture 20" descr="C:\Users\om\AppData\Local\Microsoft\Windows\INetCache\Content.Word\linkedin-logo.png"/>
@@ -5799,7 +8488,7 @@
                           </pic:cNvPicPr>
                         </pic:nvPicPr>
                         <pic:blipFill>
-                          <a:blip r:embed="rId12" cstate="print">
+                          <a:blip r:embed="rId21" cstate="print">
                             <a:extLst>
                               <a:ext uri="{28A0092B-C50C-407E-A947-70E740481C1C}">
                                 <a14:useLocalDpi xmlns:a14="http://schemas.microsoft.com/office/drawing/2010/main" val="0"/>
@@ -5834,11 +8523,10 @@
         </w:tc>
         <w:tc>
           <w:tcPr>
-            <w:tcW w:w="8838" w:type="dxa"/>
+            <w:tcW w:w="8373" w:type="dxa"/>
           </w:tcPr>
           <w:p>
             <w:pPr>
-              <w:jc w:val="both"/>
               <w:rPr>
                 <w:color w:val="404040"/>
                 <w:sz w:val="24"/>
@@ -5847,6 +8535,244 @@
             </w:pPr>
             <w:r>
               <w:rPr>
+                <w:noProof/>
+                <w:color w:val="404040"/>
+                <w:sz w:val="24"/>
+                <w:szCs w:val="24"/>
+                <w:lang w:eastAsia="en-US"/>
+              </w:rPr>
+              <mc:AlternateContent>
+                <mc:Choice Requires="wps">
+                  <w:drawing>
+                    <wp:anchor distT="0" distB="0" distL="114300" distR="114300" simplePos="0" relativeHeight="251687936" behindDoc="0" locked="0" layoutInCell="1" allowOverlap="1" wp14:anchorId="7AEEDD57" wp14:editId="38AE4938">
+                      <wp:simplePos x="0" y="0"/>
+                      <wp:positionH relativeFrom="column">
+                        <wp:posOffset>5715</wp:posOffset>
+                      </wp:positionH>
+                      <wp:positionV relativeFrom="paragraph">
+                        <wp:posOffset>243205</wp:posOffset>
+                      </wp:positionV>
+                      <wp:extent cx="1371600" cy="240665"/>
+                      <wp:effectExtent l="38100" t="0" r="95250" b="121285"/>
+                      <wp:wrapNone/>
+                      <wp:docPr id="300" name="Text Box 300">
+                        <a:hlinkClick xmlns:a="http://schemas.openxmlformats.org/drawingml/2006/main" r:id="rId24"/>
+                      </wp:docPr>
+                      <wp:cNvGraphicFramePr/>
+                      <a:graphic xmlns:a="http://schemas.openxmlformats.org/drawingml/2006/main">
+                        <a:graphicData uri="http://schemas.microsoft.com/office/word/2010/wordprocessingShape">
+                          <wps:wsp>
+                            <wps:cNvSpPr txBox="1"/>
+                            <wps:spPr>
+                              <a:xfrm>
+                                <a:off x="0" y="0"/>
+                                <a:ext cx="1371600" cy="240665"/>
+                              </a:xfrm>
+                              <a:prstGeom prst="roundRect">
+                                <a:avLst>
+                                  <a:gd name="adj" fmla="val 50000"/>
+                                </a:avLst>
+                              </a:prstGeom>
+                              <a:ln w="9525">
+                                <a:solidFill>
+                                  <a:schemeClr val="accent1">
+                                    <a:lumMod val="75000"/>
+                                  </a:schemeClr>
+                                </a:solidFill>
+                              </a:ln>
+                              <a:effectLst>
+                                <a:outerShdw blurRad="76200" dir="18900000" sy="23000" kx="-1200000" algn="bl" rotWithShape="0">
+                                  <a:prstClr val="black">
+                                    <a:alpha val="20000"/>
+                                  </a:prstClr>
+                                </a:outerShdw>
+                                <a:reflection blurRad="6350" stA="52000" endA="300" endPos="35000" dir="5400000" sy="-100000" algn="bl" rotWithShape="0"/>
+                              </a:effectLst>
+                            </wps:spPr>
+                            <wps:style>
+                              <a:lnRef idx="2">
+                                <a:schemeClr val="accent5"/>
+                              </a:lnRef>
+                              <a:fillRef idx="1">
+                                <a:schemeClr val="lt1"/>
+                              </a:fillRef>
+                              <a:effectRef idx="0">
+                                <a:schemeClr val="accent5"/>
+                              </a:effectRef>
+                              <a:fontRef idx="minor">
+                                <a:schemeClr val="dk1"/>
+                              </a:fontRef>
+                            </wps:style>
+                            <wps:txbx>
+                              <w:txbxContent>
+                                <w:p>
+                                  <w:pPr>
+                                    <w:spacing w:line="240" w:lineRule="auto"/>
+                                    <w:jc w:val="center"/>
+                                  </w:pPr>
+                                  <w:r>
+                                    <w:t xml:space="preserve">Show credential </w:t>
+                                  </w:r>
+                                  <w:r>
+                                    <w:rPr>
+                                      <w:noProof/>
+                                      <w:color w:val="404040"/>
+                                      <w:sz w:val="24"/>
+                                      <w:szCs w:val="24"/>
+                                      <w:lang w:eastAsia="en-US"/>
+                                    </w:rPr>
+                                    <w:drawing>
+                                      <wp:inline distT="0" distB="0" distL="0" distR="0" wp14:anchorId="7A520980" wp14:editId="3843611F">
+                                        <wp:extent cx="137160" cy="137160"/>
+                                        <wp:effectExtent l="0" t="0" r="0" b="0"/>
+                                        <wp:docPr id="301" name="Picture 301" descr="C:\Users\om\AppData\Local\Microsoft\Windows\INetCache\Content.Word\open_in_new.png"/>
+                                        <wp:cNvGraphicFramePr>
+                                          <a:graphicFrameLocks xmlns:a="http://schemas.openxmlformats.org/drawingml/2006/main" noChangeAspect="1"/>
+                                        </wp:cNvGraphicFramePr>
+                                        <a:graphic xmlns:a="http://schemas.openxmlformats.org/drawingml/2006/main">
+                                          <a:graphicData uri="http://schemas.openxmlformats.org/drawingml/2006/picture">
+                                            <pic:pic xmlns:pic="http://schemas.openxmlformats.org/drawingml/2006/picture">
+                                              <pic:nvPicPr>
+                                                <pic:cNvPr id="0" name="Picture 4" descr="C:\Users\om\AppData\Local\Microsoft\Windows\INetCache\Content.Word\open_in_new.png"/>
+                                                <pic:cNvPicPr>
+                                                  <a:picLocks noChangeAspect="1" noChangeArrowheads="1"/>
+                                                </pic:cNvPicPr>
+                                              </pic:nvPicPr>
+                                              <pic:blipFill>
+                                                <a:blip r:embed="rId12">
+                                                  <a:extLst>
+                                                    <a:ext uri="{28A0092B-C50C-407E-A947-70E740481C1C}">
+                                                      <a14:useLocalDpi xmlns:a14="http://schemas.microsoft.com/office/drawing/2010/main" val="0"/>
+                                                    </a:ext>
+                                                  </a:extLst>
+                                                </a:blip>
+                                                <a:srcRect/>
+                                                <a:stretch>
+                                                  <a:fillRect/>
+                                                </a:stretch>
+                                              </pic:blipFill>
+                                              <pic:spPr bwMode="auto">
+                                                <a:xfrm>
+                                                  <a:off x="0" y="0"/>
+                                                  <a:ext cx="137160" cy="137160"/>
+                                                </a:xfrm>
+                                                <a:prstGeom prst="rect">
+                                                  <a:avLst/>
+                                                </a:prstGeom>
+                                                <a:noFill/>
+                                                <a:ln>
+                                                  <a:noFill/>
+                                                </a:ln>
+                                              </pic:spPr>
+                                            </pic:pic>
+                                          </a:graphicData>
+                                        </a:graphic>
+                                      </wp:inline>
+                                    </w:drawing>
+                                  </w:r>
+                                </w:p>
+                              </w:txbxContent>
+                            </wps:txbx>
+                            <wps:bodyPr rot="0" spcFirstLastPara="0" vertOverflow="overflow" horzOverflow="overflow" vert="horz" wrap="square" lIns="91440" tIns="0" rIns="91440" bIns="0" numCol="1" spcCol="0" rtlCol="0" fromWordArt="0" anchor="t" anchorCtr="0" forceAA="0" compatLnSpc="1">
+                              <a:prstTxWarp prst="textNoShape">
+                                <a:avLst/>
+                              </a:prstTxWarp>
+                              <a:noAutofit/>
+                            </wps:bodyPr>
+                          </wps:wsp>
+                        </a:graphicData>
+                      </a:graphic>
+                      <wp14:sizeRelH relativeFrom="margin">
+                        <wp14:pctWidth>0</wp14:pctWidth>
+                      </wp14:sizeRelH>
+                      <wp14:sizeRelV relativeFrom="margin">
+                        <wp14:pctHeight>0</wp14:pctHeight>
+                      </wp14:sizeRelV>
+                    </wp:anchor>
+                  </w:drawing>
+                </mc:Choice>
+                <mc:Fallback>
+                  <w:pict>
+                    <v:roundrect id="Text Box 300" o:spid="_x0000_s1036" href="https://www.linkedin.com/learning/certificates/bc336ce7ec30a6348a6bab3148dc2ff07ba7928a2506b9e59172cc68ba7c6769?lipi=urn%3Ali%3Apage%3Ad_flagship3_profile_view_base_certifications_details%3Bi%2BpagxgnS%2BmDiZXLrvGdCg%3D%3D" style="position:absolute;margin-left:.45pt;margin-top:19.15pt;width:108pt;height:18.95pt;z-index:251687936;visibility:visible;mso-wrap-style:square;mso-width-percent:0;mso-height-percent:0;mso-wrap-distance-left:9pt;mso-wrap-distance-top:0;mso-wrap-distance-right:9pt;mso-wrap-distance-bottom:0;mso-position-horizontal:absolute;mso-position-horizontal-relative:text;mso-position-vertical:absolute;mso-position-vertical-relative:text;mso-width-percent:0;mso-height-percent:0;mso-width-relative:margin;mso-height-relative:margin;v-text-anchor:top" arcsize=".5" o:gfxdata="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" o:button="t" fillcolor="white [3201]" strokecolor="#365f91 [2404]">
+                      <v:fill o:detectmouseclick="t"/>
+                      <v:shadow on="t" type="perspective" color="black" opacity="13107f" origin="-.5,.5" offset="0,0" matrix=",-23853f,,15073f"/>
+                      <v:textbox inset=",0,,0">
+                        <w:txbxContent>
+                          <w:p>
+                            <w:pPr>
+                              <w:spacing w:line="240" w:lineRule="auto"/>
+                              <w:jc w:val="center"/>
+                            </w:pPr>
+                            <w:r>
+                              <w:t xml:space="preserve">Show credential </w:t>
+                            </w:r>
+                            <w:r>
+                              <w:rPr>
+                                <w:noProof/>
+                                <w:color w:val="404040"/>
+                                <w:sz w:val="24"/>
+                                <w:szCs w:val="24"/>
+                                <w:lang w:eastAsia="en-US"/>
+                              </w:rPr>
+                              <w:drawing>
+                                <wp:inline distT="0" distB="0" distL="0" distR="0" wp14:anchorId="7A520980" wp14:editId="3843611F">
+                                  <wp:extent cx="137160" cy="137160"/>
+                                  <wp:effectExtent l="0" t="0" r="0" b="0"/>
+                                  <wp:docPr id="301" name="Picture 301" descr="C:\Users\om\AppData\Local\Microsoft\Windows\INetCache\Content.Word\open_in_new.png"/>
+                                  <wp:cNvGraphicFramePr>
+                                    <a:graphicFrameLocks xmlns:a="http://schemas.openxmlformats.org/drawingml/2006/main" noChangeAspect="1"/>
+                                  </wp:cNvGraphicFramePr>
+                                  <a:graphic xmlns:a="http://schemas.openxmlformats.org/drawingml/2006/main">
+                                    <a:graphicData uri="http://schemas.openxmlformats.org/drawingml/2006/picture">
+                                      <pic:pic xmlns:pic="http://schemas.openxmlformats.org/drawingml/2006/picture">
+                                        <pic:nvPicPr>
+                                          <pic:cNvPr id="0" name="Picture 4" descr="C:\Users\om\AppData\Local\Microsoft\Windows\INetCache\Content.Word\open_in_new.png"/>
+                                          <pic:cNvPicPr>
+                                            <a:picLocks noChangeAspect="1" noChangeArrowheads="1"/>
+                                          </pic:cNvPicPr>
+                                        </pic:nvPicPr>
+                                        <pic:blipFill>
+                                          <a:blip r:embed="rId12">
+                                            <a:extLst>
+                                              <a:ext uri="{28A0092B-C50C-407E-A947-70E740481C1C}">
+                                                <a14:useLocalDpi xmlns:a14="http://schemas.microsoft.com/office/drawing/2010/main" val="0"/>
+                                              </a:ext>
+                                            </a:extLst>
+                                          </a:blip>
+                                          <a:srcRect/>
+                                          <a:stretch>
+                                            <a:fillRect/>
+                                          </a:stretch>
+                                        </pic:blipFill>
+                                        <pic:spPr bwMode="auto">
+                                          <a:xfrm>
+                                            <a:off x="0" y="0"/>
+                                            <a:ext cx="137160" cy="137160"/>
+                                          </a:xfrm>
+                                          <a:prstGeom prst="rect">
+                                            <a:avLst/>
+                                          </a:prstGeom>
+                                          <a:noFill/>
+                                          <a:ln>
+                                            <a:noFill/>
+                                          </a:ln>
+                                        </pic:spPr>
+                                      </pic:pic>
+                                    </a:graphicData>
+                                  </a:graphic>
+                                </wp:inline>
+                              </w:drawing>
+                            </w:r>
+                          </w:p>
+                        </w:txbxContent>
+                      </v:textbox>
+                    </v:roundrect>
+                  </w:pict>
+                </mc:Fallback>
+              </mc:AlternateContent>
+            </w:r>
+            <w:r>
+              <w:rPr>
                 <w:color w:val="404040"/>
                 <w:sz w:val="24"/>
                 <w:szCs w:val="24"/>
@@ -5860,6 +8786,30 @@
                 <w:szCs w:val="24"/>
               </w:rPr>
               <w:t>LinkedIn</w:t>
+            </w:r>
+            <w:r>
+              <w:rPr>
+                <w:color w:val="404040"/>
+                <w:sz w:val="24"/>
+                <w:szCs w:val="24"/>
+              </w:rPr>
+              <w:br/>
+            </w:r>
+            <w:r>
+              <w:rPr>
+                <w:color w:val="404040"/>
+                <w:sz w:val="24"/>
+                <w:szCs w:val="24"/>
+              </w:rPr>
+              <w:br/>
+            </w:r>
+            <w:r>
+              <w:rPr>
+                <w:color w:val="404040"/>
+                <w:sz w:val="24"/>
+                <w:szCs w:val="24"/>
+              </w:rPr>
+              <w:br/>
             </w:r>
           </w:p>
         </w:tc>
@@ -5870,7 +8820,7 @@
         </w:trPr>
         <w:tc>
           <w:tcPr>
-            <w:tcW w:w="738" w:type="dxa"/>
+            <w:tcW w:w="717" w:type="dxa"/>
           </w:tcPr>
           <w:p>
             <w:pPr>
@@ -5892,7 +8842,7 @@
                 <w:lang w:eastAsia="en-US"/>
               </w:rPr>
               <w:drawing>
-                <wp:inline distT="0" distB="0" distL="0" distR="0">
+                <wp:inline distT="0" distB="0" distL="0" distR="0" wp14:anchorId="113BB181" wp14:editId="3A155245">
                   <wp:extent cx="228600" cy="228600"/>
                   <wp:effectExtent l="0" t="0" r="0" b="0"/>
                   <wp:docPr id="21" name="Picture 21" descr="C:\Users\om\AppData\Local\Microsoft\Windows\INetCache\Content.Word\linkedin-logo.png"/>
@@ -5909,7 +8859,7 @@
                           </pic:cNvPicPr>
                         </pic:nvPicPr>
                         <pic:blipFill>
-                          <a:blip r:embed="rId12" cstate="print">
+                          <a:blip r:embed="rId21" cstate="print">
                             <a:extLst>
                               <a:ext uri="{28A0092B-C50C-407E-A947-70E740481C1C}">
                                 <a14:useLocalDpi xmlns:a14="http://schemas.microsoft.com/office/drawing/2010/main" val="0"/>
@@ -5944,11 +8894,10 @@
         </w:tc>
         <w:tc>
           <w:tcPr>
-            <w:tcW w:w="8838" w:type="dxa"/>
+            <w:tcW w:w="8373" w:type="dxa"/>
           </w:tcPr>
           <w:p>
             <w:pPr>
-              <w:jc w:val="both"/>
               <w:rPr>
                 <w:color w:val="404040"/>
                 <w:sz w:val="24"/>
@@ -5957,6 +8906,244 @@
             </w:pPr>
             <w:r>
               <w:rPr>
+                <w:noProof/>
+                <w:color w:val="404040"/>
+                <w:sz w:val="24"/>
+                <w:szCs w:val="24"/>
+                <w:lang w:eastAsia="en-US"/>
+              </w:rPr>
+              <mc:AlternateContent>
+                <mc:Choice Requires="wps">
+                  <w:drawing>
+                    <wp:anchor distT="0" distB="0" distL="114300" distR="114300" simplePos="0" relativeHeight="251689984" behindDoc="0" locked="0" layoutInCell="1" allowOverlap="1" wp14:anchorId="69290DB9" wp14:editId="670065D2">
+                      <wp:simplePos x="0" y="0"/>
+                      <wp:positionH relativeFrom="column">
+                        <wp:posOffset>5715</wp:posOffset>
+                      </wp:positionH>
+                      <wp:positionV relativeFrom="paragraph">
+                        <wp:posOffset>230505</wp:posOffset>
+                      </wp:positionV>
+                      <wp:extent cx="1371600" cy="240665"/>
+                      <wp:effectExtent l="38100" t="0" r="95250" b="121285"/>
+                      <wp:wrapNone/>
+                      <wp:docPr id="302" name="Text Box 302">
+                        <a:hlinkClick xmlns:a="http://schemas.openxmlformats.org/drawingml/2006/main" r:id="rId25"/>
+                      </wp:docPr>
+                      <wp:cNvGraphicFramePr/>
+                      <a:graphic xmlns:a="http://schemas.openxmlformats.org/drawingml/2006/main">
+                        <a:graphicData uri="http://schemas.microsoft.com/office/word/2010/wordprocessingShape">
+                          <wps:wsp>
+                            <wps:cNvSpPr txBox="1"/>
+                            <wps:spPr>
+                              <a:xfrm>
+                                <a:off x="0" y="0"/>
+                                <a:ext cx="1371600" cy="240665"/>
+                              </a:xfrm>
+                              <a:prstGeom prst="roundRect">
+                                <a:avLst>
+                                  <a:gd name="adj" fmla="val 50000"/>
+                                </a:avLst>
+                              </a:prstGeom>
+                              <a:ln w="9525">
+                                <a:solidFill>
+                                  <a:schemeClr val="accent1">
+                                    <a:lumMod val="75000"/>
+                                  </a:schemeClr>
+                                </a:solidFill>
+                              </a:ln>
+                              <a:effectLst>
+                                <a:outerShdw blurRad="76200" dir="18900000" sy="23000" kx="-1200000" algn="bl" rotWithShape="0">
+                                  <a:prstClr val="black">
+                                    <a:alpha val="20000"/>
+                                  </a:prstClr>
+                                </a:outerShdw>
+                                <a:reflection blurRad="6350" stA="52000" endA="300" endPos="35000" dir="5400000" sy="-100000" algn="bl" rotWithShape="0"/>
+                              </a:effectLst>
+                            </wps:spPr>
+                            <wps:style>
+                              <a:lnRef idx="2">
+                                <a:schemeClr val="accent5"/>
+                              </a:lnRef>
+                              <a:fillRef idx="1">
+                                <a:schemeClr val="lt1"/>
+                              </a:fillRef>
+                              <a:effectRef idx="0">
+                                <a:schemeClr val="accent5"/>
+                              </a:effectRef>
+                              <a:fontRef idx="minor">
+                                <a:schemeClr val="dk1"/>
+                              </a:fontRef>
+                            </wps:style>
+                            <wps:txbx>
+                              <w:txbxContent>
+                                <w:p>
+                                  <w:pPr>
+                                    <w:spacing w:line="240" w:lineRule="auto"/>
+                                    <w:jc w:val="center"/>
+                                  </w:pPr>
+                                  <w:r>
+                                    <w:t xml:space="preserve">Show credential </w:t>
+                                  </w:r>
+                                  <w:r>
+                                    <w:rPr>
+                                      <w:noProof/>
+                                      <w:color w:val="404040"/>
+                                      <w:sz w:val="24"/>
+                                      <w:szCs w:val="24"/>
+                                      <w:lang w:eastAsia="en-US"/>
+                                    </w:rPr>
+                                    <w:drawing>
+                                      <wp:inline distT="0" distB="0" distL="0" distR="0" wp14:anchorId="6D8C0741" wp14:editId="2FFF454C">
+                                        <wp:extent cx="137160" cy="137160"/>
+                                        <wp:effectExtent l="0" t="0" r="0" b="0"/>
+                                        <wp:docPr id="303" name="Picture 303" descr="C:\Users\om\AppData\Local\Microsoft\Windows\INetCache\Content.Word\open_in_new.png"/>
+                                        <wp:cNvGraphicFramePr>
+                                          <a:graphicFrameLocks xmlns:a="http://schemas.openxmlformats.org/drawingml/2006/main" noChangeAspect="1"/>
+                                        </wp:cNvGraphicFramePr>
+                                        <a:graphic xmlns:a="http://schemas.openxmlformats.org/drawingml/2006/main">
+                                          <a:graphicData uri="http://schemas.openxmlformats.org/drawingml/2006/picture">
+                                            <pic:pic xmlns:pic="http://schemas.openxmlformats.org/drawingml/2006/picture">
+                                              <pic:nvPicPr>
+                                                <pic:cNvPr id="0" name="Picture 4" descr="C:\Users\om\AppData\Local\Microsoft\Windows\INetCache\Content.Word\open_in_new.png"/>
+                                                <pic:cNvPicPr>
+                                                  <a:picLocks noChangeAspect="1" noChangeArrowheads="1"/>
+                                                </pic:cNvPicPr>
+                                              </pic:nvPicPr>
+                                              <pic:blipFill>
+                                                <a:blip r:embed="rId12">
+                                                  <a:extLst>
+                                                    <a:ext uri="{28A0092B-C50C-407E-A947-70E740481C1C}">
+                                                      <a14:useLocalDpi xmlns:a14="http://schemas.microsoft.com/office/drawing/2010/main" val="0"/>
+                                                    </a:ext>
+                                                  </a:extLst>
+                                                </a:blip>
+                                                <a:srcRect/>
+                                                <a:stretch>
+                                                  <a:fillRect/>
+                                                </a:stretch>
+                                              </pic:blipFill>
+                                              <pic:spPr bwMode="auto">
+                                                <a:xfrm>
+                                                  <a:off x="0" y="0"/>
+                                                  <a:ext cx="137160" cy="137160"/>
+                                                </a:xfrm>
+                                                <a:prstGeom prst="rect">
+                                                  <a:avLst/>
+                                                </a:prstGeom>
+                                                <a:noFill/>
+                                                <a:ln>
+                                                  <a:noFill/>
+                                                </a:ln>
+                                              </pic:spPr>
+                                            </pic:pic>
+                                          </a:graphicData>
+                                        </a:graphic>
+                                      </wp:inline>
+                                    </w:drawing>
+                                  </w:r>
+                                </w:p>
+                              </w:txbxContent>
+                            </wps:txbx>
+                            <wps:bodyPr rot="0" spcFirstLastPara="0" vertOverflow="overflow" horzOverflow="overflow" vert="horz" wrap="square" lIns="91440" tIns="0" rIns="91440" bIns="0" numCol="1" spcCol="0" rtlCol="0" fromWordArt="0" anchor="t" anchorCtr="0" forceAA="0" compatLnSpc="1">
+                              <a:prstTxWarp prst="textNoShape">
+                                <a:avLst/>
+                              </a:prstTxWarp>
+                              <a:noAutofit/>
+                            </wps:bodyPr>
+                          </wps:wsp>
+                        </a:graphicData>
+                      </a:graphic>
+                      <wp14:sizeRelH relativeFrom="margin">
+                        <wp14:pctWidth>0</wp14:pctWidth>
+                      </wp14:sizeRelH>
+                      <wp14:sizeRelV relativeFrom="margin">
+                        <wp14:pctHeight>0</wp14:pctHeight>
+                      </wp14:sizeRelV>
+                    </wp:anchor>
+                  </w:drawing>
+                </mc:Choice>
+                <mc:Fallback>
+                  <w:pict>
+                    <v:roundrect id="Text Box 302" o:spid="_x0000_s1037" href="https://www.linkedin.com/learning/certificates/7e87bd9464aceb18db06936b51bab2787b486b1d327f444fbfb018ad752c6cab?lipi=urn%3Ali%3Apage%3Ad_flagship3_profile_view_base_certifications_details%3Bi%2BpagxgnS%2BmDiZXLrvGdCg%3D%3D" style="position:absolute;margin-left:.45pt;margin-top:18.15pt;width:108pt;height:18.95pt;z-index:251689984;visibility:visible;mso-wrap-style:square;mso-width-percent:0;mso-height-percent:0;mso-wrap-distance-left:9pt;mso-wrap-distance-top:0;mso-wrap-distance-right:9pt;mso-wrap-distance-bottom:0;mso-position-horizontal:absolute;mso-position-horizontal-relative:text;mso-position-vertical:absolute;mso-position-vertical-relative:text;mso-width-percent:0;mso-height-percent:0;mso-width-relative:margin;mso-height-relative:margin;v-text-anchor:top" arcsize=".5" o:gfxdata="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" o:button="t" fillcolor="white [3201]" strokecolor="#365f91 [2404]">
+                      <v:fill o:detectmouseclick="t"/>
+                      <v:shadow on="t" type="perspective" color="black" opacity="13107f" origin="-.5,.5" offset="0,0" matrix=",-23853f,,15073f"/>
+                      <v:textbox inset=",0,,0">
+                        <w:txbxContent>
+                          <w:p>
+                            <w:pPr>
+                              <w:spacing w:line="240" w:lineRule="auto"/>
+                              <w:jc w:val="center"/>
+                            </w:pPr>
+                            <w:r>
+                              <w:t xml:space="preserve">Show credential </w:t>
+                            </w:r>
+                            <w:r>
+                              <w:rPr>
+                                <w:noProof/>
+                                <w:color w:val="404040"/>
+                                <w:sz w:val="24"/>
+                                <w:szCs w:val="24"/>
+                                <w:lang w:eastAsia="en-US"/>
+                              </w:rPr>
+                              <w:drawing>
+                                <wp:inline distT="0" distB="0" distL="0" distR="0" wp14:anchorId="6D8C0741" wp14:editId="2FFF454C">
+                                  <wp:extent cx="137160" cy="137160"/>
+                                  <wp:effectExtent l="0" t="0" r="0" b="0"/>
+                                  <wp:docPr id="303" name="Picture 303" descr="C:\Users\om\AppData\Local\Microsoft\Windows\INetCache\Content.Word\open_in_new.png"/>
+                                  <wp:cNvGraphicFramePr>
+                                    <a:graphicFrameLocks xmlns:a="http://schemas.openxmlformats.org/drawingml/2006/main" noChangeAspect="1"/>
+                                  </wp:cNvGraphicFramePr>
+                                  <a:graphic xmlns:a="http://schemas.openxmlformats.org/drawingml/2006/main">
+                                    <a:graphicData uri="http://schemas.openxmlformats.org/drawingml/2006/picture">
+                                      <pic:pic xmlns:pic="http://schemas.openxmlformats.org/drawingml/2006/picture">
+                                        <pic:nvPicPr>
+                                          <pic:cNvPr id="0" name="Picture 4" descr="C:\Users\om\AppData\Local\Microsoft\Windows\INetCache\Content.Word\open_in_new.png"/>
+                                          <pic:cNvPicPr>
+                                            <a:picLocks noChangeAspect="1" noChangeArrowheads="1"/>
+                                          </pic:cNvPicPr>
+                                        </pic:nvPicPr>
+                                        <pic:blipFill>
+                                          <a:blip r:embed="rId12">
+                                            <a:extLst>
+                                              <a:ext uri="{28A0092B-C50C-407E-A947-70E740481C1C}">
+                                                <a14:useLocalDpi xmlns:a14="http://schemas.microsoft.com/office/drawing/2010/main" val="0"/>
+                                              </a:ext>
+                                            </a:extLst>
+                                          </a:blip>
+                                          <a:srcRect/>
+                                          <a:stretch>
+                                            <a:fillRect/>
+                                          </a:stretch>
+                                        </pic:blipFill>
+                                        <pic:spPr bwMode="auto">
+                                          <a:xfrm>
+                                            <a:off x="0" y="0"/>
+                                            <a:ext cx="137160" cy="137160"/>
+                                          </a:xfrm>
+                                          <a:prstGeom prst="rect">
+                                            <a:avLst/>
+                                          </a:prstGeom>
+                                          <a:noFill/>
+                                          <a:ln>
+                                            <a:noFill/>
+                                          </a:ln>
+                                        </pic:spPr>
+                                      </pic:pic>
+                                    </a:graphicData>
+                                  </a:graphic>
+                                </wp:inline>
+                              </w:drawing>
+                            </w:r>
+                          </w:p>
+                        </w:txbxContent>
+                      </v:textbox>
+                    </v:roundrect>
+                  </w:pict>
+                </mc:Fallback>
+              </mc:AlternateContent>
+            </w:r>
+            <w:r>
+              <w:rPr>
                 <w:color w:val="404040"/>
                 <w:sz w:val="24"/>
                 <w:szCs w:val="24"/>
@@ -5970,6 +9157,30 @@
                 <w:szCs w:val="24"/>
               </w:rPr>
               <w:t>ch: Journey Mapping, LinkedIn</w:t>
+            </w:r>
+            <w:r>
+              <w:rPr>
+                <w:color w:val="404040"/>
+                <w:sz w:val="24"/>
+                <w:szCs w:val="24"/>
+              </w:rPr>
+              <w:br/>
+            </w:r>
+            <w:r>
+              <w:rPr>
+                <w:color w:val="404040"/>
+                <w:sz w:val="24"/>
+                <w:szCs w:val="24"/>
+              </w:rPr>
+              <w:br/>
+            </w:r>
+            <w:r>
+              <w:rPr>
+                <w:color w:val="404040"/>
+                <w:sz w:val="24"/>
+                <w:szCs w:val="24"/>
+              </w:rPr>
+              <w:br/>
             </w:r>
           </w:p>
         </w:tc>
@@ -5980,7 +9191,7 @@
         </w:trPr>
         <w:tc>
           <w:tcPr>
-            <w:tcW w:w="738" w:type="dxa"/>
+            <w:tcW w:w="717" w:type="dxa"/>
           </w:tcPr>
           <w:p>
             <w:pPr>
@@ -6010,7 +9221,7 @@
                 <w:lang w:eastAsia="en-US"/>
               </w:rPr>
               <w:drawing>
-                <wp:inline distT="0" distB="0" distL="0" distR="0" wp14:anchorId="4F7582F8" wp14:editId="0C133F9A">
+                <wp:inline distT="0" distB="0" distL="0" distR="0" wp14:anchorId="154F0D8C" wp14:editId="14C768B0">
                   <wp:extent cx="121540" cy="228600"/>
                   <wp:effectExtent l="0" t="0" r="0" b="0"/>
                   <wp:docPr id="22" name="Picture 22"/>
@@ -6025,7 +9236,7 @@
                           <pic:cNvPicPr/>
                         </pic:nvPicPr>
                         <pic:blipFill>
-                          <a:blip r:embed="rId13"/>
+                          <a:blip r:embed="rId26"/>
                           <a:stretch>
                             <a:fillRect/>
                           </a:stretch>
@@ -6049,22 +9260,283 @@
         </w:tc>
         <w:tc>
           <w:tcPr>
-            <w:tcW w:w="8838" w:type="dxa"/>
+            <w:tcW w:w="8373" w:type="dxa"/>
           </w:tcPr>
           <w:p>
             <w:pPr>
-              <w:jc w:val="both"/>
               <w:rPr>
                 <w:color w:val="404040"/>
               </w:rPr>
             </w:pPr>
             <w:r>
               <w:rPr>
+                <w:noProof/>
+                <w:color w:val="404040"/>
+                <w:sz w:val="24"/>
+                <w:szCs w:val="24"/>
+                <w:lang w:eastAsia="en-US"/>
+              </w:rPr>
+              <mc:AlternateContent>
+                <mc:Choice Requires="wps">
+                  <w:drawing>
+                    <wp:anchor distT="0" distB="0" distL="114300" distR="114300" simplePos="0" relativeHeight="251692032" behindDoc="0" locked="0" layoutInCell="1" allowOverlap="1" wp14:anchorId="7C6927E7" wp14:editId="692CCD9D">
+                      <wp:simplePos x="0" y="0"/>
+                      <wp:positionH relativeFrom="column">
+                        <wp:posOffset>-1905</wp:posOffset>
+                      </wp:positionH>
+                      <wp:positionV relativeFrom="paragraph">
+                        <wp:posOffset>279400</wp:posOffset>
+                      </wp:positionV>
+                      <wp:extent cx="1371600" cy="240665"/>
+                      <wp:effectExtent l="38100" t="0" r="95250" b="121285"/>
+                      <wp:wrapNone/>
+                      <wp:docPr id="304" name="Text Box 304">
+                        <a:hlinkClick xmlns:a="http://schemas.openxmlformats.org/drawingml/2006/main" r:id="rId27"/>
+                      </wp:docPr>
+                      <wp:cNvGraphicFramePr/>
+                      <a:graphic xmlns:a="http://schemas.openxmlformats.org/drawingml/2006/main">
+                        <a:graphicData uri="http://schemas.microsoft.com/office/word/2010/wordprocessingShape">
+                          <wps:wsp>
+                            <wps:cNvSpPr txBox="1"/>
+                            <wps:spPr>
+                              <a:xfrm>
+                                <a:off x="0" y="0"/>
+                                <a:ext cx="1371600" cy="240665"/>
+                              </a:xfrm>
+                              <a:prstGeom prst="roundRect">
+                                <a:avLst>
+                                  <a:gd name="adj" fmla="val 50000"/>
+                                </a:avLst>
+                              </a:prstGeom>
+                              <a:ln w="9525">
+                                <a:solidFill>
+                                  <a:schemeClr val="accent1">
+                                    <a:lumMod val="75000"/>
+                                  </a:schemeClr>
+                                </a:solidFill>
+                              </a:ln>
+                              <a:effectLst>
+                                <a:outerShdw blurRad="76200" dir="18900000" sy="23000" kx="-1200000" algn="bl" rotWithShape="0">
+                                  <a:prstClr val="black">
+                                    <a:alpha val="20000"/>
+                                  </a:prstClr>
+                                </a:outerShdw>
+                                <a:reflection blurRad="6350" stA="52000" endA="300" endPos="35000" dir="5400000" sy="-100000" algn="bl" rotWithShape="0"/>
+                              </a:effectLst>
+                            </wps:spPr>
+                            <wps:style>
+                              <a:lnRef idx="2">
+                                <a:schemeClr val="accent5"/>
+                              </a:lnRef>
+                              <a:fillRef idx="1">
+                                <a:schemeClr val="lt1"/>
+                              </a:fillRef>
+                              <a:effectRef idx="0">
+                                <a:schemeClr val="accent5"/>
+                              </a:effectRef>
+                              <a:fontRef idx="minor">
+                                <a:schemeClr val="dk1"/>
+                              </a:fontRef>
+                            </wps:style>
+                            <wps:txbx>
+                              <w:txbxContent>
+                                <w:p>
+                                  <w:pPr>
+                                    <w:spacing w:line="240" w:lineRule="auto"/>
+                                    <w:jc w:val="center"/>
+                                  </w:pPr>
+                                  <w:r>
+                                    <w:t xml:space="preserve">Show credential </w:t>
+                                  </w:r>
+                                  <w:r>
+                                    <w:rPr>
+                                      <w:noProof/>
+                                      <w:color w:val="404040"/>
+                                      <w:sz w:val="24"/>
+                                      <w:szCs w:val="24"/>
+                                      <w:lang w:eastAsia="en-US"/>
+                                    </w:rPr>
+                                    <w:drawing>
+                                      <wp:inline distT="0" distB="0" distL="0" distR="0" wp14:anchorId="7727E393" wp14:editId="50526E7F">
+                                        <wp:extent cx="137160" cy="137160"/>
+                                        <wp:effectExtent l="0" t="0" r="0" b="0"/>
+                                        <wp:docPr id="305" name="Picture 305" descr="C:\Users\om\AppData\Local\Microsoft\Windows\INetCache\Content.Word\open_in_new.png"/>
+                                        <wp:cNvGraphicFramePr>
+                                          <a:graphicFrameLocks xmlns:a="http://schemas.openxmlformats.org/drawingml/2006/main" noChangeAspect="1"/>
+                                        </wp:cNvGraphicFramePr>
+                                        <a:graphic xmlns:a="http://schemas.openxmlformats.org/drawingml/2006/main">
+                                          <a:graphicData uri="http://schemas.openxmlformats.org/drawingml/2006/picture">
+                                            <pic:pic xmlns:pic="http://schemas.openxmlformats.org/drawingml/2006/picture">
+                                              <pic:nvPicPr>
+                                                <pic:cNvPr id="0" name="Picture 4" descr="C:\Users\om\AppData\Local\Microsoft\Windows\INetCache\Content.Word\open_in_new.png"/>
+                                                <pic:cNvPicPr>
+                                                  <a:picLocks noChangeAspect="1" noChangeArrowheads="1"/>
+                                                </pic:cNvPicPr>
+                                              </pic:nvPicPr>
+                                              <pic:blipFill>
+                                                <a:blip r:embed="rId12">
+                                                  <a:extLst>
+                                                    <a:ext uri="{28A0092B-C50C-407E-A947-70E740481C1C}">
+                                                      <a14:useLocalDpi xmlns:a14="http://schemas.microsoft.com/office/drawing/2010/main" val="0"/>
+                                                    </a:ext>
+                                                  </a:extLst>
+                                                </a:blip>
+                                                <a:srcRect/>
+                                                <a:stretch>
+                                                  <a:fillRect/>
+                                                </a:stretch>
+                                              </pic:blipFill>
+                                              <pic:spPr bwMode="auto">
+                                                <a:xfrm>
+                                                  <a:off x="0" y="0"/>
+                                                  <a:ext cx="137160" cy="137160"/>
+                                                </a:xfrm>
+                                                <a:prstGeom prst="rect">
+                                                  <a:avLst/>
+                                                </a:prstGeom>
+                                                <a:noFill/>
+                                                <a:ln>
+                                                  <a:noFill/>
+                                                </a:ln>
+                                              </pic:spPr>
+                                            </pic:pic>
+                                          </a:graphicData>
+                                        </a:graphic>
+                                      </wp:inline>
+                                    </w:drawing>
+                                  </w:r>
+                                </w:p>
+                              </w:txbxContent>
+                            </wps:txbx>
+                            <wps:bodyPr rot="0" spcFirstLastPara="0" vertOverflow="overflow" horzOverflow="overflow" vert="horz" wrap="square" lIns="91440" tIns="0" rIns="91440" bIns="0" numCol="1" spcCol="0" rtlCol="0" fromWordArt="0" anchor="t" anchorCtr="0" forceAA="0" compatLnSpc="1">
+                              <a:prstTxWarp prst="textNoShape">
+                                <a:avLst/>
+                              </a:prstTxWarp>
+                              <a:noAutofit/>
+                            </wps:bodyPr>
+                          </wps:wsp>
+                        </a:graphicData>
+                      </a:graphic>
+                      <wp14:sizeRelH relativeFrom="margin">
+                        <wp14:pctWidth>0</wp14:pctWidth>
+                      </wp14:sizeRelH>
+                      <wp14:sizeRelV relativeFrom="margin">
+                        <wp14:pctHeight>0</wp14:pctHeight>
+                      </wp14:sizeRelV>
+                    </wp:anchor>
+                  </w:drawing>
+                </mc:Choice>
+                <mc:Fallback>
+                  <w:pict>
+                    <v:roundrect id="Text Box 304" o:spid="_x0000_s1038" href="https://www.udemy.com/certificate/UC-01UETSPZ/" style="position:absolute;margin-left:-.15pt;margin-top:22pt;width:108pt;height:18.95pt;z-index:251692032;visibility:visible;mso-wrap-style:square;mso-width-percent:0;mso-height-percent:0;mso-wrap-distance-left:9pt;mso-wrap-distance-top:0;mso-wrap-distance-right:9pt;mso-wrap-distance-bottom:0;mso-position-horizontal:absolute;mso-position-horizontal-relative:text;mso-position-vertical:absolute;mso-position-vertical-relative:text;mso-width-percent:0;mso-height-percent:0;mso-width-relative:margin;mso-height-relative:margin;v-text-anchor:top" arcsize=".5" o:gfxdata="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" o:button="t" fillcolor="white [3201]" strokecolor="#365f91 [2404]">
+                      <v:fill o:detectmouseclick="t"/>
+                      <v:shadow on="t" type="perspective" color="black" opacity="13107f" origin="-.5,.5" offset="0,0" matrix=",-23853f,,15073f"/>
+                      <v:textbox inset=",0,,0">
+                        <w:txbxContent>
+                          <w:p>
+                            <w:pPr>
+                              <w:spacing w:line="240" w:lineRule="auto"/>
+                              <w:jc w:val="center"/>
+                            </w:pPr>
+                            <w:r>
+                              <w:t xml:space="preserve">Show credential </w:t>
+                            </w:r>
+                            <w:r>
+                              <w:rPr>
+                                <w:noProof/>
+                                <w:color w:val="404040"/>
+                                <w:sz w:val="24"/>
+                                <w:szCs w:val="24"/>
+                                <w:lang w:eastAsia="en-US"/>
+                              </w:rPr>
+                              <w:drawing>
+                                <wp:inline distT="0" distB="0" distL="0" distR="0" wp14:anchorId="7727E393" wp14:editId="50526E7F">
+                                  <wp:extent cx="137160" cy="137160"/>
+                                  <wp:effectExtent l="0" t="0" r="0" b="0"/>
+                                  <wp:docPr id="305" name="Picture 305" descr="C:\Users\om\AppData\Local\Microsoft\Windows\INetCache\Content.Word\open_in_new.png"/>
+                                  <wp:cNvGraphicFramePr>
+                                    <a:graphicFrameLocks xmlns:a="http://schemas.openxmlformats.org/drawingml/2006/main" noChangeAspect="1"/>
+                                  </wp:cNvGraphicFramePr>
+                                  <a:graphic xmlns:a="http://schemas.openxmlformats.org/drawingml/2006/main">
+                                    <a:graphicData uri="http://schemas.openxmlformats.org/drawingml/2006/picture">
+                                      <pic:pic xmlns:pic="http://schemas.openxmlformats.org/drawingml/2006/picture">
+                                        <pic:nvPicPr>
+                                          <pic:cNvPr id="0" name="Picture 4" descr="C:\Users\om\AppData\Local\Microsoft\Windows\INetCache\Content.Word\open_in_new.png"/>
+                                          <pic:cNvPicPr>
+                                            <a:picLocks noChangeAspect="1" noChangeArrowheads="1"/>
+                                          </pic:cNvPicPr>
+                                        </pic:nvPicPr>
+                                        <pic:blipFill>
+                                          <a:blip r:embed="rId12">
+                                            <a:extLst>
+                                              <a:ext uri="{28A0092B-C50C-407E-A947-70E740481C1C}">
+                                                <a14:useLocalDpi xmlns:a14="http://schemas.microsoft.com/office/drawing/2010/main" val="0"/>
+                                              </a:ext>
+                                            </a:extLst>
+                                          </a:blip>
+                                          <a:srcRect/>
+                                          <a:stretch>
+                                            <a:fillRect/>
+                                          </a:stretch>
+                                        </pic:blipFill>
+                                        <pic:spPr bwMode="auto">
+                                          <a:xfrm>
+                                            <a:off x="0" y="0"/>
+                                            <a:ext cx="137160" cy="137160"/>
+                                          </a:xfrm>
+                                          <a:prstGeom prst="rect">
+                                            <a:avLst/>
+                                          </a:prstGeom>
+                                          <a:noFill/>
+                                          <a:ln>
+                                            <a:noFill/>
+                                          </a:ln>
+                                        </pic:spPr>
+                                      </pic:pic>
+                                    </a:graphicData>
+                                  </a:graphic>
+                                </wp:inline>
+                              </w:drawing>
+                            </w:r>
+                          </w:p>
+                        </w:txbxContent>
+                      </v:textbox>
+                    </v:roundrect>
+                  </w:pict>
+                </mc:Fallback>
+              </mc:AlternateContent>
+            </w:r>
+            <w:r>
+              <w:rPr>
                 <w:color w:val="404040"/>
                 <w:sz w:val="24"/>
                 <w:szCs w:val="24"/>
               </w:rPr>
               <w:t>Master in UX and web design, Udemy</w:t>
+            </w:r>
+            <w:r>
+              <w:rPr>
+                <w:color w:val="404040"/>
+                <w:sz w:val="24"/>
+                <w:szCs w:val="24"/>
+              </w:rPr>
+              <w:br/>
+            </w:r>
+            <w:r>
+              <w:rPr>
+                <w:color w:val="404040"/>
+                <w:sz w:val="24"/>
+                <w:szCs w:val="24"/>
+              </w:rPr>
+              <w:br/>
+            </w:r>
+            <w:r>
+              <w:rPr>
+                <w:color w:val="404040"/>
+                <w:sz w:val="24"/>
+                <w:szCs w:val="24"/>
+              </w:rPr>
+              <w:br/>
             </w:r>
           </w:p>
         </w:tc>
@@ -6075,7 +9547,7 @@
         </w:trPr>
         <w:tc>
           <w:tcPr>
-            <w:tcW w:w="738" w:type="dxa"/>
+            <w:tcW w:w="717" w:type="dxa"/>
           </w:tcPr>
           <w:p>
             <w:pPr>
@@ -6105,7 +9577,7 @@
                 <w:lang w:eastAsia="en-US"/>
               </w:rPr>
               <w:drawing>
-                <wp:inline distT="0" distB="0" distL="0" distR="0" wp14:anchorId="6BD8DABB" wp14:editId="794C32AA">
+                <wp:inline distT="0" distB="0" distL="0" distR="0" wp14:anchorId="76D8F43F" wp14:editId="7C1F0A85">
                   <wp:extent cx="121540" cy="228600"/>
                   <wp:effectExtent l="0" t="0" r="0" b="0"/>
                   <wp:docPr id="23" name="Picture 23"/>
@@ -6120,7 +9592,7 @@
                           <pic:cNvPicPr/>
                         </pic:nvPicPr>
                         <pic:blipFill>
-                          <a:blip r:embed="rId13"/>
+                          <a:blip r:embed="rId26"/>
                           <a:stretch>
                             <a:fillRect/>
                           </a:stretch>
@@ -6144,22 +9616,275 @@
         </w:tc>
         <w:tc>
           <w:tcPr>
-            <w:tcW w:w="8838" w:type="dxa"/>
+            <w:tcW w:w="8373" w:type="dxa"/>
           </w:tcPr>
           <w:p>
             <w:pPr>
-              <w:jc w:val="both"/>
               <w:rPr>
                 <w:color w:val="404040"/>
               </w:rPr>
             </w:pPr>
             <w:r>
               <w:rPr>
+                <w:noProof/>
+                <w:color w:val="404040"/>
+                <w:sz w:val="24"/>
+                <w:szCs w:val="24"/>
+                <w:lang w:eastAsia="en-US"/>
+              </w:rPr>
+              <mc:AlternateContent>
+                <mc:Choice Requires="wps">
+                  <w:drawing>
+                    <wp:anchor distT="0" distB="0" distL="114300" distR="114300" simplePos="0" relativeHeight="251694080" behindDoc="0" locked="0" layoutInCell="1" allowOverlap="1" wp14:anchorId="792E7E4E" wp14:editId="07B07352">
+                      <wp:simplePos x="0" y="0"/>
+                      <wp:positionH relativeFrom="column">
+                        <wp:posOffset>-9525</wp:posOffset>
+                      </wp:positionH>
+                      <wp:positionV relativeFrom="paragraph">
+                        <wp:posOffset>228600</wp:posOffset>
+                      </wp:positionV>
+                      <wp:extent cx="1371600" cy="240665"/>
+                      <wp:effectExtent l="38100" t="0" r="95250" b="121285"/>
+                      <wp:wrapNone/>
+                      <wp:docPr id="306" name="Text Box 306">
+                        <a:hlinkClick xmlns:a="http://schemas.openxmlformats.org/drawingml/2006/main" r:id="rId28"/>
+                      </wp:docPr>
+                      <wp:cNvGraphicFramePr/>
+                      <a:graphic xmlns:a="http://schemas.openxmlformats.org/drawingml/2006/main">
+                        <a:graphicData uri="http://schemas.microsoft.com/office/word/2010/wordprocessingShape">
+                          <wps:wsp>
+                            <wps:cNvSpPr txBox="1"/>
+                            <wps:spPr>
+                              <a:xfrm>
+                                <a:off x="0" y="0"/>
+                                <a:ext cx="1371600" cy="240665"/>
+                              </a:xfrm>
+                              <a:prstGeom prst="roundRect">
+                                <a:avLst>
+                                  <a:gd name="adj" fmla="val 50000"/>
+                                </a:avLst>
+                              </a:prstGeom>
+                              <a:ln w="9525">
+                                <a:solidFill>
+                                  <a:schemeClr val="accent1">
+                                    <a:lumMod val="75000"/>
+                                  </a:schemeClr>
+                                </a:solidFill>
+                              </a:ln>
+                              <a:effectLst>
+                                <a:outerShdw blurRad="76200" dir="18900000" sy="23000" kx="-1200000" algn="bl" rotWithShape="0">
+                                  <a:prstClr val="black">
+                                    <a:alpha val="20000"/>
+                                  </a:prstClr>
+                                </a:outerShdw>
+                                <a:reflection blurRad="6350" stA="52000" endA="300" endPos="35000" dir="5400000" sy="-100000" algn="bl" rotWithShape="0"/>
+                              </a:effectLst>
+                            </wps:spPr>
+                            <wps:style>
+                              <a:lnRef idx="2">
+                                <a:schemeClr val="accent5"/>
+                              </a:lnRef>
+                              <a:fillRef idx="1">
+                                <a:schemeClr val="lt1"/>
+                              </a:fillRef>
+                              <a:effectRef idx="0">
+                                <a:schemeClr val="accent5"/>
+                              </a:effectRef>
+                              <a:fontRef idx="minor">
+                                <a:schemeClr val="dk1"/>
+                              </a:fontRef>
+                            </wps:style>
+                            <wps:txbx>
+                              <w:txbxContent>
+                                <w:p>
+                                  <w:pPr>
+                                    <w:spacing w:line="240" w:lineRule="auto"/>
+                                    <w:jc w:val="center"/>
+                                  </w:pPr>
+                                  <w:r>
+                                    <w:t xml:space="preserve">Show credential </w:t>
+                                  </w:r>
+                                  <w:r>
+                                    <w:rPr>
+                                      <w:noProof/>
+                                      <w:color w:val="404040"/>
+                                      <w:sz w:val="24"/>
+                                      <w:szCs w:val="24"/>
+                                      <w:lang w:eastAsia="en-US"/>
+                                    </w:rPr>
+                                    <w:drawing>
+                                      <wp:inline distT="0" distB="0" distL="0" distR="0" wp14:anchorId="368711B7" wp14:editId="76BF6442">
+                                        <wp:extent cx="137160" cy="137160"/>
+                                        <wp:effectExtent l="0" t="0" r="0" b="0"/>
+                                        <wp:docPr id="307" name="Picture 307" descr="C:\Users\om\AppData\Local\Microsoft\Windows\INetCache\Content.Word\open_in_new.png"/>
+                                        <wp:cNvGraphicFramePr>
+                                          <a:graphicFrameLocks xmlns:a="http://schemas.openxmlformats.org/drawingml/2006/main" noChangeAspect="1"/>
+                                        </wp:cNvGraphicFramePr>
+                                        <a:graphic xmlns:a="http://schemas.openxmlformats.org/drawingml/2006/main">
+                                          <a:graphicData uri="http://schemas.openxmlformats.org/drawingml/2006/picture">
+                                            <pic:pic xmlns:pic="http://schemas.openxmlformats.org/drawingml/2006/picture">
+                                              <pic:nvPicPr>
+                                                <pic:cNvPr id="0" name="Picture 4" descr="C:\Users\om\AppData\Local\Microsoft\Windows\INetCache\Content.Word\open_in_new.png"/>
+                                                <pic:cNvPicPr>
+                                                  <a:picLocks noChangeAspect="1" noChangeArrowheads="1"/>
+                                                </pic:cNvPicPr>
+                                              </pic:nvPicPr>
+                                              <pic:blipFill>
+                                                <a:blip r:embed="rId12">
+                                                  <a:extLst>
+                                                    <a:ext uri="{28A0092B-C50C-407E-A947-70E740481C1C}">
+                                                      <a14:useLocalDpi xmlns:a14="http://schemas.microsoft.com/office/drawing/2010/main" val="0"/>
+                                                    </a:ext>
+                                                  </a:extLst>
+                                                </a:blip>
+                                                <a:srcRect/>
+                                                <a:stretch>
+                                                  <a:fillRect/>
+                                                </a:stretch>
+                                              </pic:blipFill>
+                                              <pic:spPr bwMode="auto">
+                                                <a:xfrm>
+                                                  <a:off x="0" y="0"/>
+                                                  <a:ext cx="137160" cy="137160"/>
+                                                </a:xfrm>
+                                                <a:prstGeom prst="rect">
+                                                  <a:avLst/>
+                                                </a:prstGeom>
+                                                <a:noFill/>
+                                                <a:ln>
+                                                  <a:noFill/>
+                                                </a:ln>
+                                              </pic:spPr>
+                                            </pic:pic>
+                                          </a:graphicData>
+                                        </a:graphic>
+                                      </wp:inline>
+                                    </w:drawing>
+                                  </w:r>
+                                </w:p>
+                              </w:txbxContent>
+                            </wps:txbx>
+                            <wps:bodyPr rot="0" spcFirstLastPara="0" vertOverflow="overflow" horzOverflow="overflow" vert="horz" wrap="square" lIns="91440" tIns="0" rIns="91440" bIns="0" numCol="1" spcCol="0" rtlCol="0" fromWordArt="0" anchor="t" anchorCtr="0" forceAA="0" compatLnSpc="1">
+                              <a:prstTxWarp prst="textNoShape">
+                                <a:avLst/>
+                              </a:prstTxWarp>
+                              <a:noAutofit/>
+                            </wps:bodyPr>
+                          </wps:wsp>
+                        </a:graphicData>
+                      </a:graphic>
+                      <wp14:sizeRelH relativeFrom="margin">
+                        <wp14:pctWidth>0</wp14:pctWidth>
+                      </wp14:sizeRelH>
+                      <wp14:sizeRelV relativeFrom="margin">
+                        <wp14:pctHeight>0</wp14:pctHeight>
+                      </wp14:sizeRelV>
+                    </wp:anchor>
+                  </w:drawing>
+                </mc:Choice>
+                <mc:Fallback>
+                  <w:pict>
+                    <v:roundrect id="Text Box 306" o:spid="_x0000_s1039" href="https://udemy-certificate.s3.amazonaws.com/image/UC-L0P0KGE3.jpg" style="position:absolute;margin-left:-.75pt;margin-top:18pt;width:108pt;height:18.95pt;z-index:251694080;visibility:visible;mso-wrap-style:square;mso-width-percent:0;mso-height-percent:0;mso-wrap-distance-left:9pt;mso-wrap-distance-top:0;mso-wrap-distance-right:9pt;mso-wrap-distance-bottom:0;mso-position-horizontal:absolute;mso-position-horizontal-relative:text;mso-position-vertical:absolute;mso-position-vertical-relative:text;mso-width-percent:0;mso-height-percent:0;mso-width-relative:margin;mso-height-relative:margin;v-text-anchor:top" arcsize=".5" o:gfxdata="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" o:button="t" fillcolor="white [3201]" strokecolor="#365f91 [2404]">
+                      <v:fill o:detectmouseclick="t"/>
+                      <v:shadow on="t" type="perspective" color="black" opacity="13107f" origin="-.5,.5" offset="0,0" matrix=",-23853f,,15073f"/>
+                      <v:textbox inset=",0,,0">
+                        <w:txbxContent>
+                          <w:p>
+                            <w:pPr>
+                              <w:spacing w:line="240" w:lineRule="auto"/>
+                              <w:jc w:val="center"/>
+                            </w:pPr>
+                            <w:r>
+                              <w:t xml:space="preserve">Show credential </w:t>
+                            </w:r>
+                            <w:r>
+                              <w:rPr>
+                                <w:noProof/>
+                                <w:color w:val="404040"/>
+                                <w:sz w:val="24"/>
+                                <w:szCs w:val="24"/>
+                                <w:lang w:eastAsia="en-US"/>
+                              </w:rPr>
+                              <w:drawing>
+                                <wp:inline distT="0" distB="0" distL="0" distR="0" wp14:anchorId="368711B7" wp14:editId="76BF6442">
+                                  <wp:extent cx="137160" cy="137160"/>
+                                  <wp:effectExtent l="0" t="0" r="0" b="0"/>
+                                  <wp:docPr id="307" name="Picture 307" descr="C:\Users\om\AppData\Local\Microsoft\Windows\INetCache\Content.Word\open_in_new.png"/>
+                                  <wp:cNvGraphicFramePr>
+                                    <a:graphicFrameLocks xmlns:a="http://schemas.openxmlformats.org/drawingml/2006/main" noChangeAspect="1"/>
+                                  </wp:cNvGraphicFramePr>
+                                  <a:graphic xmlns:a="http://schemas.openxmlformats.org/drawingml/2006/main">
+                                    <a:graphicData uri="http://schemas.openxmlformats.org/drawingml/2006/picture">
+                                      <pic:pic xmlns:pic="http://schemas.openxmlformats.org/drawingml/2006/picture">
+                                        <pic:nvPicPr>
+                                          <pic:cNvPr id="0" name="Picture 4" descr="C:\Users\om\AppData\Local\Microsoft\Windows\INetCache\Content.Word\open_in_new.png"/>
+                                          <pic:cNvPicPr>
+                                            <a:picLocks noChangeAspect="1" noChangeArrowheads="1"/>
+                                          </pic:cNvPicPr>
+                                        </pic:nvPicPr>
+                                        <pic:blipFill>
+                                          <a:blip r:embed="rId12">
+                                            <a:extLst>
+                                              <a:ext uri="{28A0092B-C50C-407E-A947-70E740481C1C}">
+                                                <a14:useLocalDpi xmlns:a14="http://schemas.microsoft.com/office/drawing/2010/main" val="0"/>
+                                              </a:ext>
+                                            </a:extLst>
+                                          </a:blip>
+                                          <a:srcRect/>
+                                          <a:stretch>
+                                            <a:fillRect/>
+                                          </a:stretch>
+                                        </pic:blipFill>
+                                        <pic:spPr bwMode="auto">
+                                          <a:xfrm>
+                                            <a:off x="0" y="0"/>
+                                            <a:ext cx="137160" cy="137160"/>
+                                          </a:xfrm>
+                                          <a:prstGeom prst="rect">
+                                            <a:avLst/>
+                                          </a:prstGeom>
+                                          <a:noFill/>
+                                          <a:ln>
+                                            <a:noFill/>
+                                          </a:ln>
+                                        </pic:spPr>
+                                      </pic:pic>
+                                    </a:graphicData>
+                                  </a:graphic>
+                                </wp:inline>
+                              </w:drawing>
+                            </w:r>
+                          </w:p>
+                        </w:txbxContent>
+                      </v:textbox>
+                    </v:roundrect>
+                  </w:pict>
+                </mc:Fallback>
+              </mc:AlternateContent>
+            </w:r>
+            <w:r>
+              <w:rPr>
                 <w:color w:val="404040"/>
                 <w:sz w:val="24"/>
                 <w:szCs w:val="24"/>
               </w:rPr>
               <w:t>User Experience Design Fundamentals, Udemy</w:t>
+            </w:r>
+            <w:r>
+              <w:rPr>
+                <w:color w:val="404040"/>
+                <w:sz w:val="24"/>
+                <w:szCs w:val="24"/>
+              </w:rPr>
+              <w:br/>
+            </w:r>
+            <w:r>
+              <w:rPr>
+                <w:color w:val="404040"/>
+                <w:sz w:val="24"/>
+                <w:szCs w:val="24"/>
+              </w:rPr>
+              <w:br/>
             </w:r>
           </w:p>
         </w:tc>
@@ -6176,8 +9901,38 @@
           <w:szCs w:val="24"/>
         </w:rPr>
       </w:pPr>
-      <w:bookmarkStart w:id="1" w:name="_GoBack"/>
-      <w:bookmarkEnd w:id="1"/>
+    </w:p>
+    <w:p>
+      <w:pPr>
+        <w:tabs>
+          <w:tab w:val="left" w:pos="1635"/>
+        </w:tabs>
+        <w:rPr>
+          <w:color w:val="404040"/>
+          <w:sz w:val="24"/>
+          <w:szCs w:val="24"/>
+        </w:rPr>
+      </w:pPr>
+    </w:p>
+    <w:p>
+      <w:pPr>
+        <w:tabs>
+          <w:tab w:val="left" w:pos="1635"/>
+        </w:tabs>
+        <w:rPr>
+          <w:color w:val="404040"/>
+          <w:sz w:val="24"/>
+          <w:szCs w:val="24"/>
+        </w:rPr>
+      </w:pPr>
+      <w:r>
+        <w:rPr>
+          <w:color w:val="404040"/>
+          <w:sz w:val="24"/>
+          <w:szCs w:val="24"/>
+        </w:rPr>
+        <w:tab/>
+      </w:r>
     </w:p>
     <w:sectPr>
       <w:pgSz w:w="12240" w:h="15840"/>
@@ -8677,6 +12432,36 @@
       </w:tblCellMar>
     </w:tblPr>
   </w:style>
+  <w:style w:type="character" w:styleId="Hyperlink">
+    <w:name w:val="Hyperlink"/>
+    <w:basedOn w:val="DefaultParagraphFont"/>
+    <w:uiPriority w:val="99"/>
+    <w:unhideWhenUsed/>
+    <w:rsid w:val="00F608D1"/>
+    <w:rPr>
+      <w:color w:val="0000FF" w:themeColor="hyperlink"/>
+      <w:u w:val="single"/>
+    </w:rPr>
+  </w:style>
+  <w:style w:type="paragraph" w:styleId="Caption">
+    <w:name w:val="caption"/>
+    <w:basedOn w:val="Normal"/>
+    <w:next w:val="Normal"/>
+    <w:uiPriority w:val="35"/>
+    <w:unhideWhenUsed/>
+    <w:qFormat/>
+    <w:rsid w:val="00992C82"/>
+    <w:pPr>
+      <w:spacing w:line="240" w:lineRule="auto"/>
+    </w:pPr>
+    <w:rPr>
+      <w:b/>
+      <w:bCs/>
+      <w:color w:val="4F81BD" w:themeColor="accent1"/>
+      <w:sz w:val="18"/>
+      <w:szCs w:val="18"/>
+    </w:rPr>
+  </w:style>
 </w:styles>
 </file>
 
@@ -9091,6 +12876,36 @@
       </w:tblCellMar>
     </w:tblPr>
   </w:style>
+  <w:style w:type="character" w:styleId="Hyperlink">
+    <w:name w:val="Hyperlink"/>
+    <w:basedOn w:val="DefaultParagraphFont"/>
+    <w:uiPriority w:val="99"/>
+    <w:unhideWhenUsed/>
+    <w:rsid w:val="00F608D1"/>
+    <w:rPr>
+      <w:color w:val="0000FF" w:themeColor="hyperlink"/>
+      <w:u w:val="single"/>
+    </w:rPr>
+  </w:style>
+  <w:style w:type="paragraph" w:styleId="Caption">
+    <w:name w:val="caption"/>
+    <w:basedOn w:val="Normal"/>
+    <w:next w:val="Normal"/>
+    <w:uiPriority w:val="35"/>
+    <w:unhideWhenUsed/>
+    <w:qFormat/>
+    <w:rsid w:val="00992C82"/>
+    <w:pPr>
+      <w:spacing w:line="240" w:lineRule="auto"/>
+    </w:pPr>
+    <w:rPr>
+      <w:b/>
+      <w:bCs/>
+      <w:color w:val="4F81BD" w:themeColor="accent1"/>
+      <w:sz w:val="18"/>
+      <w:szCs w:val="18"/>
+    </w:rPr>
+  </w:style>
 </w:styles>
 </file>
 

--- a/images/VijayPawase_UXDesigner_Resume.docx
+++ b/images/VijayPawase_UXDesigner_Resume.docx
@@ -1178,33 +1178,15 @@
                 <w:sz w:val="24"/>
                 <w:szCs w:val="24"/>
               </w:rPr>
-              <w:t>Figma</w:t>
-            </w:r>
-            <w:r>
-              <w:rPr>
-                <w:color w:val="404040"/>
-                <w:sz w:val="24"/>
-                <w:szCs w:val="24"/>
-              </w:rPr>
-              <w:t xml:space="preserve">, </w:t>
-            </w:r>
-            <w:r>
-              <w:rPr>
-                <w:color w:val="404040"/>
-                <w:sz w:val="24"/>
-                <w:szCs w:val="24"/>
-              </w:rPr>
-              <w:t>Sketch, Axure, Mockflow, Balsamic, Illustrat</w:t>
-            </w:r>
-            <w:bookmarkStart w:id="1" w:name="_GoBack"/>
-            <w:bookmarkEnd w:id="1"/>
-            <w:r>
-              <w:rPr>
-                <w:color w:val="404040"/>
-                <w:sz w:val="24"/>
-                <w:szCs w:val="24"/>
-              </w:rPr>
-              <w:t>or, Photoshop, Fireworks,</w:t>
+              <w:t xml:space="preserve">Figma, </w:t>
+            </w:r>
+            <w:r>
+              <w:rPr>
+                <w:color w:val="404040"/>
+                <w:sz w:val="24"/>
+                <w:szCs w:val="24"/>
+              </w:rPr>
+              <w:t>Sketch, Axure, Mockflow, Balsamic, Illustrator, Photoshop, Fireworks,</w:t>
             </w:r>
             <w:r>
               <w:rPr>
@@ -1492,7 +1474,39 @@
                 <w:szCs w:val="21"/>
                 <w:shd w:val="clear" w:color="auto" w:fill="FFFFFF"/>
               </w:rPr>
-              <w:t>Creating wireframes and prototypes on paper and digitally · Developing mockups using visual d</w:t>
+              <w:t>Creating wireframes and prot</w:t>
+            </w:r>
+            <w:r>
+              <w:rPr>
+                <w:rFonts w:ascii="Segoe UI" w:hAnsi="Segoe UI" w:cs="Segoe UI"/>
+                <w:sz w:val="21"/>
+                <w:szCs w:val="21"/>
+                <w:shd w:val="clear" w:color="auto" w:fill="FFFFFF"/>
+              </w:rPr>
+              <w:t xml:space="preserve">otypes on paper and digitally </w:t>
+            </w:r>
+          </w:p>
+          <w:p>
+            <w:pPr>
+              <w:pStyle w:val="ListParagraph"/>
+              <w:numPr>
+                <w:ilvl w:val="0"/>
+                <w:numId w:val="15"/>
+              </w:numPr>
+              <w:rPr>
+                <w:color w:val="404040"/>
+                <w:sz w:val="24"/>
+                <w:szCs w:val="24"/>
+              </w:rPr>
+            </w:pPr>
+            <w:r>
+              <w:rPr>
+                <w:rFonts w:ascii="Segoe UI" w:hAnsi="Segoe UI" w:cs="Segoe UI"/>
+                <w:sz w:val="21"/>
+                <w:szCs w:val="21"/>
+                <w:shd w:val="clear" w:color="auto" w:fill="FFFFFF"/>
+              </w:rPr>
+              <w:t>Developing mockups using visual d</w:t>
             </w:r>
             <w:r>
               <w:rPr>
@@ -4798,7 +4812,7 @@
                 <w:lang w:eastAsia="en-US"/>
               </w:rPr>
               <w:drawing>
-                <wp:inline distT="0" distB="0" distL="0" distR="0" wp14:anchorId="4191FBDC" wp14:editId="187810F3">
+                <wp:inline distT="0" distB="0" distL="0" distR="0" wp14:anchorId="2608B7C5" wp14:editId="377ECFEB">
                   <wp:extent cx="277930" cy="274320"/>
                   <wp:effectExtent l="0" t="0" r="8255" b="0"/>
                   <wp:docPr id="16" name="Picture 16"/>
@@ -4857,7 +4871,7 @@
               <mc:AlternateContent>
                 <mc:Choice Requires="wps">
                   <w:drawing>
-                    <wp:anchor distT="0" distB="0" distL="114300" distR="114300" simplePos="0" relativeHeight="251667456" behindDoc="0" locked="0" layoutInCell="1" allowOverlap="1" wp14:anchorId="08ABC65B" wp14:editId="40E554CB">
+                    <wp:anchor distT="0" distB="0" distL="114300" distR="114300" simplePos="0" relativeHeight="251667456" behindDoc="0" locked="0" layoutInCell="1" allowOverlap="1" wp14:anchorId="16FB2B90" wp14:editId="3CC2E7D6">
                       <wp:simplePos x="0" y="0"/>
                       <wp:positionH relativeFrom="column">
                         <wp:posOffset>-1905</wp:posOffset>
@@ -4935,7 +4949,7 @@
                                       <w:lang w:eastAsia="en-US"/>
                                     </w:rPr>
                                     <w:drawing>
-                                      <wp:inline distT="0" distB="0" distL="0" distR="0" wp14:anchorId="460A21EC" wp14:editId="0DC4327B">
+                                      <wp:inline distT="0" distB="0" distL="0" distR="0" wp14:anchorId="354BDA69" wp14:editId="3A06CFC7">
                                         <wp:extent cx="137160" cy="137160"/>
                                         <wp:effectExtent l="0" t="0" r="0" b="0"/>
                                         <wp:docPr id="5" name="Picture 5" descr="C:\Users\om\AppData\Local\Microsoft\Windows\INetCache\Content.Word\open_in_new.png"/>
@@ -5045,7 +5059,7 @@
                                           </pic:cNvPicPr>
                                         </pic:nvPicPr>
                                         <pic:blipFill>
-                                          <a:blip r:embed="rId12">
+                                          <a:blip r:embed="rId13">
                                             <a:extLst>
                                               <a:ext uri="{28A0092B-C50C-407E-A947-70E740481C1C}">
                                                 <a14:useLocalDpi xmlns:a14="http://schemas.microsoft.com/office/drawing/2010/main" val="0"/>
@@ -5168,7 +5182,7 @@
                 <w:lang w:eastAsia="en-US"/>
               </w:rPr>
               <w:drawing>
-                <wp:inline distT="0" distB="0" distL="0" distR="0" wp14:anchorId="058DEC01" wp14:editId="30A38F65">
+                <wp:inline distT="0" distB="0" distL="0" distR="0" wp14:anchorId="1C44E33F" wp14:editId="19CEADF3">
                   <wp:extent cx="228600" cy="228600"/>
                   <wp:effectExtent l="0" t="0" r="0" b="0"/>
                   <wp:docPr id="2" name="Picture 2" descr="C:\Users\om\AppData\Local\Microsoft\Windows\INetCache\Content.Word\google_icon.png"/>
@@ -5185,7 +5199,7 @@
                           </pic:cNvPicPr>
                         </pic:nvPicPr>
                         <pic:blipFill>
-                          <a:blip r:embed="rId13" cstate="print">
+                          <a:blip r:embed="rId14" cstate="print">
                             <a:extLst>
                               <a:ext uri="{28A0092B-C50C-407E-A947-70E740481C1C}">
                                 <a14:useLocalDpi xmlns:a14="http://schemas.microsoft.com/office/drawing/2010/main" val="0"/>
@@ -5245,19 +5259,19 @@
               <mc:AlternateContent>
                 <mc:Choice Requires="wps">
                   <w:drawing>
-                    <wp:anchor distT="0" distB="0" distL="114300" distR="114300" simplePos="0" relativeHeight="251669504" behindDoc="0" locked="0" layoutInCell="1" allowOverlap="1" wp14:anchorId="040343BB" wp14:editId="0C4A0792">
+                    <wp:anchor distT="0" distB="0" distL="114300" distR="114300" simplePos="0" relativeHeight="251669504" behindDoc="0" locked="0" layoutInCell="1" allowOverlap="1" wp14:anchorId="28F3F063" wp14:editId="3159C6C7">
                       <wp:simplePos x="0" y="0"/>
                       <wp:positionH relativeFrom="column">
                         <wp:posOffset>5715</wp:posOffset>
                       </wp:positionH>
                       <wp:positionV relativeFrom="paragraph">
-                        <wp:posOffset>237490</wp:posOffset>
+                        <wp:posOffset>306070</wp:posOffset>
                       </wp:positionV>
                       <wp:extent cx="1371600" cy="240665"/>
                       <wp:effectExtent l="38100" t="0" r="95250" b="121285"/>
                       <wp:wrapNone/>
                       <wp:docPr id="6" name="Text Box 6">
-                        <a:hlinkClick xmlns:a="http://schemas.openxmlformats.org/drawingml/2006/main" r:id="rId14"/>
+                        <a:hlinkClick xmlns:a="http://schemas.openxmlformats.org/drawingml/2006/main" r:id="rId15"/>
                       </wp:docPr>
                       <wp:cNvGraphicFramePr/>
                       <a:graphic xmlns:a="http://schemas.openxmlformats.org/drawingml/2006/main">
@@ -5323,7 +5337,7 @@
                                       <w:lang w:eastAsia="en-US"/>
                                     </w:rPr>
                                     <w:drawing>
-                                      <wp:inline distT="0" distB="0" distL="0" distR="0" wp14:anchorId="675390DA" wp14:editId="0BE8E380">
+                                      <wp:inline distT="0" distB="0" distL="0" distR="0" wp14:anchorId="4040989C" wp14:editId="092B75D0">
                                         <wp:extent cx="137160" cy="137160"/>
                                         <wp:effectExtent l="0" t="0" r="0" b="0"/>
                                         <wp:docPr id="7" name="Picture 7" descr="C:\Users\om\AppData\Local\Microsoft\Windows\INetCache\Content.Word\open_in_new.png"/>
@@ -5394,7 +5408,7 @@
                 </mc:Choice>
                 <mc:Fallback>
                   <w:pict>
-                    <v:roundrect id="Text Box 6" o:spid="_x0000_s1027" href="https://www.coursera.org/account/accomplishments/professional-cert/JIR7B9M38LNM" style="position:absolute;margin-left:.45pt;margin-top:18.7pt;width:108pt;height:18.95pt;z-index:251669504;visibility:visible;mso-wrap-style:square;mso-width-percent:0;mso-height-percent:0;mso-wrap-distance-left:9pt;mso-wrap-distance-top:0;mso-wrap-distance-right:9pt;mso-wrap-distance-bottom:0;mso-position-horizontal:absolute;mso-position-horizontal-relative:text;mso-position-vertical:absolute;mso-position-vertical-relative:text;mso-width-percent:0;mso-height-percent:0;mso-width-relative:margin;mso-height-relative:margin;v-text-anchor:top" arcsize=".5" o:gfxdata="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" o:button="t" fillcolor="white [3201]" strokecolor="#365f91 [2404]">
+                    <v:roundrect id="Text Box 6" o:spid="_x0000_s1027" href="https://www.coursera.org/account/accomplishments/professional-cert/JIR7B9M38LNM" style="position:absolute;margin-left:.45pt;margin-top:24.1pt;width:108pt;height:18.95pt;z-index:251669504;visibility:visible;mso-wrap-style:square;mso-width-percent:0;mso-height-percent:0;mso-wrap-distance-left:9pt;mso-wrap-distance-top:0;mso-wrap-distance-right:9pt;mso-wrap-distance-bottom:0;mso-position-horizontal:absolute;mso-position-horizontal-relative:text;mso-position-vertical:absolute;mso-position-vertical-relative:text;mso-width-percent:0;mso-height-percent:0;mso-width-relative:margin;mso-height-relative:margin;v-text-anchor:top" arcsize=".5" o:gfxdata="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" o:button="t" fillcolor="white [3201]" strokecolor="#365f91 [2404]">
                       <v:fill o:detectmouseclick="t"/>
                       <v:shadow on="t" type="perspective" color="black" opacity="13107f" origin="-.5,.5" offset="0,0" matrix=",-23853f,,15073f"/>
                       <v:textbox inset=",0,,0">
@@ -5433,7 +5447,7 @@
                                           </pic:cNvPicPr>
                                         </pic:nvPicPr>
                                         <pic:blipFill>
-                                          <a:blip r:embed="rId12">
+                                          <a:blip r:embed="rId13">
                                             <a:extLst>
                                               <a:ext uri="{28A0092B-C50C-407E-A947-70E740481C1C}">
                                                 <a14:useLocalDpi xmlns:a14="http://schemas.microsoft.com/office/drawing/2010/main" val="0"/>
@@ -5479,7 +5493,26 @@
                 <w:sz w:val="24"/>
                 <w:szCs w:val="24"/>
               </w:rPr>
-              <w:t>Google UX Design, Google</w:t>
+              <w:t>Google UX Design</w:t>
+            </w:r>
+            <w:r>
+              <w:rPr>
+                <w:b/>
+                <w:color w:val="404040"/>
+                <w:sz w:val="36"/>
+                <w:szCs w:val="36"/>
+                <w:highlight w:val="white"/>
+              </w:rPr>
+              <w:t>®</w:t>
+            </w:r>
+            <w:r>
+              <w:rPr>
+                <w:b/>
+                <w:color w:val="404040"/>
+                <w:sz w:val="24"/>
+                <w:szCs w:val="24"/>
+              </w:rPr>
+              <w:t>, Google</w:t>
             </w:r>
             <w:r>
               <w:rPr>
@@ -5539,10 +5572,10 @@
                 <w:lang w:eastAsia="en-US"/>
               </w:rPr>
               <w:drawing>
-                <wp:inline distT="0" distB="0" distL="0" distR="0" wp14:anchorId="0F112D15" wp14:editId="20FB2538">
+                <wp:inline distT="0" distB="0" distL="0" distR="0" wp14:anchorId="21DD403D" wp14:editId="3FF624AC">
                   <wp:extent cx="228600" cy="228600"/>
                   <wp:effectExtent l="0" t="0" r="0" b="0"/>
-                  <wp:docPr id="3" name="Picture 3" descr="C:\Users\om\AppData\Local\Microsoft\Windows\INetCache\Content.Word\google_icon.png"/>
+                  <wp:docPr id="15" name="Picture 15" descr="C:\Users\om\AppData\Local\Microsoft\Windows\INetCache\Content.Word\google_icon.png"/>
                   <wp:cNvGraphicFramePr>
                     <a:graphicFrameLocks xmlns:a="http://schemas.openxmlformats.org/drawingml/2006/main" noChangeAspect="1"/>
                   </wp:cNvGraphicFramePr>
@@ -5556,7 +5589,7 @@
                           </pic:cNvPicPr>
                         </pic:nvPicPr>
                         <pic:blipFill>
-                          <a:blip r:embed="rId13" cstate="print">
+                          <a:blip r:embed="rId14" cstate="print">
                             <a:extLst>
                               <a:ext uri="{28A0092B-C50C-407E-A947-70E740481C1C}">
                                 <a14:useLocalDpi xmlns:a14="http://schemas.microsoft.com/office/drawing/2010/main" val="0"/>
@@ -5595,12 +5628,18 @@
           </w:tcPr>
           <w:p>
             <w:pPr>
-              <w:rPr>
+              <w:tabs>
+                <w:tab w:val="left" w:pos="1635"/>
+              </w:tabs>
+              <w:rPr>
+                <w:b/>
                 <w:color w:val="404040"/>
                 <w:sz w:val="24"/>
                 <w:szCs w:val="24"/>
               </w:rPr>
             </w:pPr>
+            <w:bookmarkStart w:id="1" w:name="_GoBack"/>
+            <w:bookmarkEnd w:id="1"/>
             <w:r>
               <w:rPr>
                 <w:noProof/>
@@ -5612,19 +5651,19 @@
               <mc:AlternateContent>
                 <mc:Choice Requires="wps">
                   <w:drawing>
-                    <wp:anchor distT="0" distB="0" distL="114300" distR="114300" simplePos="0" relativeHeight="251671552" behindDoc="0" locked="0" layoutInCell="1" allowOverlap="1" wp14:anchorId="132BEECD" wp14:editId="1774E46D">
+                    <wp:anchor distT="0" distB="0" distL="114300" distR="114300" simplePos="0" relativeHeight="251696128" behindDoc="0" locked="0" layoutInCell="1" allowOverlap="1" wp14:anchorId="60E9C362" wp14:editId="02F96BD5">
                       <wp:simplePos x="0" y="0"/>
                       <wp:positionH relativeFrom="column">
-                        <wp:posOffset>13335</wp:posOffset>
+                        <wp:posOffset>5715</wp:posOffset>
                       </wp:positionH>
                       <wp:positionV relativeFrom="paragraph">
-                        <wp:posOffset>224790</wp:posOffset>
+                        <wp:posOffset>306070</wp:posOffset>
                       </wp:positionV>
                       <wp:extent cx="1371600" cy="240665"/>
                       <wp:effectExtent l="38100" t="0" r="95250" b="121285"/>
                       <wp:wrapNone/>
-                      <wp:docPr id="13" name="Text Box 13">
-                        <a:hlinkClick xmlns:a="http://schemas.openxmlformats.org/drawingml/2006/main" r:id="rId15"/>
+                      <wp:docPr id="8" name="Text Box 8">
+                        <a:hlinkClick xmlns:a="http://schemas.openxmlformats.org/drawingml/2006/main" r:id="rId16"/>
                       </wp:docPr>
                       <wp:cNvGraphicFramePr/>
                       <a:graphic xmlns:a="http://schemas.openxmlformats.org/drawingml/2006/main">
@@ -5690,7 +5729,392 @@
                                       <w:lang w:eastAsia="en-US"/>
                                     </w:rPr>
                                     <w:drawing>
-                                      <wp:inline distT="0" distB="0" distL="0" distR="0" wp14:anchorId="168551FC" wp14:editId="13A6F75B">
+                                      <wp:inline distT="0" distB="0" distL="0" distR="0" wp14:anchorId="257367A7" wp14:editId="575C3DDE">
+                                        <wp:extent cx="137160" cy="137160"/>
+                                        <wp:effectExtent l="0" t="0" r="0" b="0"/>
+                                        <wp:docPr id="24" name="Picture 24" descr="C:\Users\om\AppData\Local\Microsoft\Windows\INetCache\Content.Word\open_in_new.png"/>
+                                        <wp:cNvGraphicFramePr>
+                                          <a:graphicFrameLocks xmlns:a="http://schemas.openxmlformats.org/drawingml/2006/main" noChangeAspect="1"/>
+                                        </wp:cNvGraphicFramePr>
+                                        <a:graphic xmlns:a="http://schemas.openxmlformats.org/drawingml/2006/main">
+                                          <a:graphicData uri="http://schemas.openxmlformats.org/drawingml/2006/picture">
+                                            <pic:pic xmlns:pic="http://schemas.openxmlformats.org/drawingml/2006/picture">
+                                              <pic:nvPicPr>
+                                                <pic:cNvPr id="0" name="Picture 4" descr="C:\Users\om\AppData\Local\Microsoft\Windows\INetCache\Content.Word\open_in_new.png"/>
+                                                <pic:cNvPicPr>
+                                                  <a:picLocks noChangeAspect="1" noChangeArrowheads="1"/>
+                                                </pic:cNvPicPr>
+                                              </pic:nvPicPr>
+                                              <pic:blipFill>
+                                                <a:blip r:embed="rId12">
+                                                  <a:extLst>
+                                                    <a:ext uri="{28A0092B-C50C-407E-A947-70E740481C1C}">
+                                                      <a14:useLocalDpi xmlns:a14="http://schemas.microsoft.com/office/drawing/2010/main" val="0"/>
+                                                    </a:ext>
+                                                  </a:extLst>
+                                                </a:blip>
+                                                <a:srcRect/>
+                                                <a:stretch>
+                                                  <a:fillRect/>
+                                                </a:stretch>
+                                              </pic:blipFill>
+                                              <pic:spPr bwMode="auto">
+                                                <a:xfrm>
+                                                  <a:off x="0" y="0"/>
+                                                  <a:ext cx="137160" cy="137160"/>
+                                                </a:xfrm>
+                                                <a:prstGeom prst="rect">
+                                                  <a:avLst/>
+                                                </a:prstGeom>
+                                                <a:noFill/>
+                                                <a:ln>
+                                                  <a:noFill/>
+                                                </a:ln>
+                                              </pic:spPr>
+                                            </pic:pic>
+                                          </a:graphicData>
+                                        </a:graphic>
+                                      </wp:inline>
+                                    </w:drawing>
+                                  </w:r>
+                                </w:p>
+                              </w:txbxContent>
+                            </wps:txbx>
+                            <wps:bodyPr rot="0" spcFirstLastPara="0" vertOverflow="overflow" horzOverflow="overflow" vert="horz" wrap="square" lIns="91440" tIns="0" rIns="91440" bIns="0" numCol="1" spcCol="0" rtlCol="0" fromWordArt="0" anchor="t" anchorCtr="0" forceAA="0" compatLnSpc="1">
+                              <a:prstTxWarp prst="textNoShape">
+                                <a:avLst/>
+                              </a:prstTxWarp>
+                              <a:noAutofit/>
+                            </wps:bodyPr>
+                          </wps:wsp>
+                        </a:graphicData>
+                      </a:graphic>
+                      <wp14:sizeRelH relativeFrom="margin">
+                        <wp14:pctWidth>0</wp14:pctWidth>
+                      </wp14:sizeRelH>
+                      <wp14:sizeRelV relativeFrom="margin">
+                        <wp14:pctHeight>0</wp14:pctHeight>
+                      </wp14:sizeRelV>
+                    </wp:anchor>
+                  </w:drawing>
+                </mc:Choice>
+                <mc:Fallback>
+                  <w:pict>
+                    <v:roundrect id="Text Box 8" o:spid="_x0000_s1028" href="https://www.coursera.org/account/accomplishments/verify/Q8H5SAIP693Z" style="position:absolute;margin-left:.45pt;margin-top:24.1pt;width:108pt;height:18.95pt;z-index:251696128;visibility:visible;mso-wrap-style:square;mso-width-percent:0;mso-height-percent:0;mso-wrap-distance-left:9pt;mso-wrap-distance-top:0;mso-wrap-distance-right:9pt;mso-wrap-distance-bottom:0;mso-position-horizontal:absolute;mso-position-horizontal-relative:text;mso-position-vertical:absolute;mso-position-vertical-relative:text;mso-width-percent:0;mso-height-percent:0;mso-width-relative:margin;mso-height-relative:margin;v-text-anchor:top" arcsize=".5" o:gfxdata="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" o:button="t" fillcolor="white [3201]" strokecolor="#365f91 [2404]">
+                      <v:fill o:detectmouseclick="t"/>
+                      <v:shadow on="t" type="perspective" color="black" opacity="13107f" origin="-.5,.5" offset="0,0" matrix=",-23853f,,15073f"/>
+                      <v:textbox inset=",0,,0">
+                        <w:txbxContent>
+                          <w:p>
+                            <w:pPr>
+                              <w:spacing w:line="240" w:lineRule="auto"/>
+                              <w:jc w:val="center"/>
+                            </w:pPr>
+                            <w:r>
+                              <w:t xml:space="preserve">Show credential </w:t>
+                            </w:r>
+                            <w:r>
+                              <w:rPr>
+                                <w:noProof/>
+                                <w:color w:val="404040"/>
+                                <w:sz w:val="24"/>
+                                <w:szCs w:val="24"/>
+                                <w:lang w:eastAsia="en-US"/>
+                              </w:rPr>
+                              <w:drawing>
+                                <wp:inline distT="0" distB="0" distL="0" distR="0" wp14:anchorId="257367A7" wp14:editId="575C3DDE">
+                                  <wp:extent cx="137160" cy="137160"/>
+                                  <wp:effectExtent l="0" t="0" r="0" b="0"/>
+                                  <wp:docPr id="24" name="Picture 24" descr="C:\Users\om\AppData\Local\Microsoft\Windows\INetCache\Content.Word\open_in_new.png"/>
+                                  <wp:cNvGraphicFramePr>
+                                    <a:graphicFrameLocks xmlns:a="http://schemas.openxmlformats.org/drawingml/2006/main" noChangeAspect="1"/>
+                                  </wp:cNvGraphicFramePr>
+                                  <a:graphic xmlns:a="http://schemas.openxmlformats.org/drawingml/2006/main">
+                                    <a:graphicData uri="http://schemas.openxmlformats.org/drawingml/2006/picture">
+                                      <pic:pic xmlns:pic="http://schemas.openxmlformats.org/drawingml/2006/picture">
+                                        <pic:nvPicPr>
+                                          <pic:cNvPr id="0" name="Picture 4" descr="C:\Users\om\AppData\Local\Microsoft\Windows\INetCache\Content.Word\open_in_new.png"/>
+                                          <pic:cNvPicPr>
+                                            <a:picLocks noChangeAspect="1" noChangeArrowheads="1"/>
+                                          </pic:cNvPicPr>
+                                        </pic:nvPicPr>
+                                        <pic:blipFill>
+                                          <a:blip r:embed="rId12">
+                                            <a:extLst>
+                                              <a:ext uri="{28A0092B-C50C-407E-A947-70E740481C1C}">
+                                                <a14:useLocalDpi xmlns:a14="http://schemas.microsoft.com/office/drawing/2010/main" val="0"/>
+                                              </a:ext>
+                                            </a:extLst>
+                                          </a:blip>
+                                          <a:srcRect/>
+                                          <a:stretch>
+                                            <a:fillRect/>
+                                          </a:stretch>
+                                        </pic:blipFill>
+                                        <pic:spPr bwMode="auto">
+                                          <a:xfrm>
+                                            <a:off x="0" y="0"/>
+                                            <a:ext cx="137160" cy="137160"/>
+                                          </a:xfrm>
+                                          <a:prstGeom prst="rect">
+                                            <a:avLst/>
+                                          </a:prstGeom>
+                                          <a:noFill/>
+                                          <a:ln>
+                                            <a:noFill/>
+                                          </a:ln>
+                                        </pic:spPr>
+                                      </pic:pic>
+                                    </a:graphicData>
+                                  </a:graphic>
+                                </wp:inline>
+                              </w:drawing>
+                            </w:r>
+                          </w:p>
+                        </w:txbxContent>
+                      </v:textbox>
+                    </v:roundrect>
+                  </w:pict>
+                </mc:Fallback>
+              </mc:AlternateContent>
+            </w:r>
+            <w:r>
+              <w:rPr>
+                <w:b/>
+                <w:color w:val="404040"/>
+                <w:sz w:val="24"/>
+                <w:szCs w:val="24"/>
+              </w:rPr>
+              <w:t xml:space="preserve">Google </w:t>
+            </w:r>
+            <w:r>
+              <w:rPr>
+                <w:b/>
+                <w:color w:val="404040"/>
+                <w:sz w:val="24"/>
+                <w:szCs w:val="24"/>
+              </w:rPr>
+              <w:t>AI Essentials</w:t>
+            </w:r>
+            <w:r>
+              <w:rPr>
+                <w:b/>
+                <w:color w:val="404040"/>
+                <w:sz w:val="24"/>
+                <w:szCs w:val="24"/>
+              </w:rPr>
+              <w:t>, Google</w:t>
+            </w:r>
+            <w:r>
+              <w:rPr>
+                <w:b/>
+                <w:color w:val="404040"/>
+                <w:sz w:val="24"/>
+                <w:szCs w:val="24"/>
+              </w:rPr>
+              <w:br/>
+            </w:r>
+            <w:r>
+              <w:rPr>
+                <w:b/>
+                <w:color w:val="404040"/>
+                <w:sz w:val="24"/>
+                <w:szCs w:val="24"/>
+              </w:rPr>
+              <w:br/>
+            </w:r>
+            <w:r>
+              <w:rPr>
+                <w:b/>
+                <w:color w:val="404040"/>
+                <w:sz w:val="24"/>
+                <w:szCs w:val="24"/>
+              </w:rPr>
+              <w:br/>
+            </w:r>
+          </w:p>
+        </w:tc>
+      </w:tr>
+      <w:tr>
+        <w:trPr>
+          <w:trHeight w:val="576"/>
+        </w:trPr>
+        <w:tc>
+          <w:tcPr>
+            <w:tcW w:w="717" w:type="dxa"/>
+          </w:tcPr>
+          <w:p>
+            <w:pPr>
+              <w:tabs>
+                <w:tab w:val="left" w:pos="1635"/>
+              </w:tabs>
+              <w:rPr>
+                <w:color w:val="404040"/>
+                <w:sz w:val="24"/>
+                <w:szCs w:val="24"/>
+              </w:rPr>
+            </w:pPr>
+            <w:r>
+              <w:rPr>
+                <w:noProof/>
+                <w:color w:val="404040"/>
+                <w:sz w:val="24"/>
+                <w:szCs w:val="24"/>
+                <w:lang w:eastAsia="en-US"/>
+              </w:rPr>
+              <w:drawing>
+                <wp:inline distT="0" distB="0" distL="0" distR="0" wp14:anchorId="43D08481" wp14:editId="3178257A">
+                  <wp:extent cx="228600" cy="228600"/>
+                  <wp:effectExtent l="0" t="0" r="0" b="0"/>
+                  <wp:docPr id="3" name="Picture 3" descr="C:\Users\om\AppData\Local\Microsoft\Windows\INetCache\Content.Word\google_icon.png"/>
+                  <wp:cNvGraphicFramePr>
+                    <a:graphicFrameLocks xmlns:a="http://schemas.openxmlformats.org/drawingml/2006/main" noChangeAspect="1"/>
+                  </wp:cNvGraphicFramePr>
+                  <a:graphic xmlns:a="http://schemas.openxmlformats.org/drawingml/2006/main">
+                    <a:graphicData uri="http://schemas.openxmlformats.org/drawingml/2006/picture">
+                      <pic:pic xmlns:pic="http://schemas.openxmlformats.org/drawingml/2006/picture">
+                        <pic:nvPicPr>
+                          <pic:cNvPr id="0" name="Picture 11" descr="C:\Users\om\AppData\Local\Microsoft\Windows\INetCache\Content.Word\google_icon.png"/>
+                          <pic:cNvPicPr>
+                            <a:picLocks noChangeAspect="1" noChangeArrowheads="1"/>
+                          </pic:cNvPicPr>
+                        </pic:nvPicPr>
+                        <pic:blipFill>
+                          <a:blip r:embed="rId14" cstate="print">
+                            <a:extLst>
+                              <a:ext uri="{28A0092B-C50C-407E-A947-70E740481C1C}">
+                                <a14:useLocalDpi xmlns:a14="http://schemas.microsoft.com/office/drawing/2010/main" val="0"/>
+                              </a:ext>
+                            </a:extLst>
+                          </a:blip>
+                          <a:srcRect/>
+                          <a:stretch>
+                            <a:fillRect/>
+                          </a:stretch>
+                        </pic:blipFill>
+                        <pic:spPr bwMode="auto">
+                          <a:xfrm>
+                            <a:off x="0" y="0"/>
+                            <a:ext cx="228600" cy="228600"/>
+                          </a:xfrm>
+                          <a:prstGeom prst="rect">
+                            <a:avLst/>
+                          </a:prstGeom>
+                          <a:noFill/>
+                          <a:ln>
+                            <a:noFill/>
+                          </a:ln>
+                        </pic:spPr>
+                      </pic:pic>
+                    </a:graphicData>
+                  </a:graphic>
+                </wp:inline>
+              </w:drawing>
+            </w:r>
+          </w:p>
+        </w:tc>
+        <w:tc>
+          <w:tcPr>
+            <w:tcW w:w="8373" w:type="dxa"/>
+          </w:tcPr>
+          <w:p>
+            <w:pPr>
+              <w:rPr>
+                <w:color w:val="404040"/>
+                <w:sz w:val="24"/>
+                <w:szCs w:val="24"/>
+              </w:rPr>
+            </w:pPr>
+            <w:r>
+              <w:rPr>
+                <w:noProof/>
+                <w:color w:val="404040"/>
+                <w:sz w:val="24"/>
+                <w:szCs w:val="24"/>
+                <w:lang w:eastAsia="en-US"/>
+              </w:rPr>
+              <mc:AlternateContent>
+                <mc:Choice Requires="wps">
+                  <w:drawing>
+                    <wp:anchor distT="0" distB="0" distL="114300" distR="114300" simplePos="0" relativeHeight="251671552" behindDoc="0" locked="0" layoutInCell="1" allowOverlap="1" wp14:anchorId="69428046" wp14:editId="373FFE28">
+                      <wp:simplePos x="0" y="0"/>
+                      <wp:positionH relativeFrom="column">
+                        <wp:posOffset>13335</wp:posOffset>
+                      </wp:positionH>
+                      <wp:positionV relativeFrom="paragraph">
+                        <wp:posOffset>224790</wp:posOffset>
+                      </wp:positionV>
+                      <wp:extent cx="1371600" cy="240665"/>
+                      <wp:effectExtent l="38100" t="0" r="95250" b="121285"/>
+                      <wp:wrapNone/>
+                      <wp:docPr id="13" name="Text Box 13">
+                        <a:hlinkClick xmlns:a="http://schemas.openxmlformats.org/drawingml/2006/main" r:id="rId17"/>
+                      </wp:docPr>
+                      <wp:cNvGraphicFramePr/>
+                      <a:graphic xmlns:a="http://schemas.openxmlformats.org/drawingml/2006/main">
+                        <a:graphicData uri="http://schemas.microsoft.com/office/word/2010/wordprocessingShape">
+                          <wps:wsp>
+                            <wps:cNvSpPr txBox="1"/>
+                            <wps:spPr>
+                              <a:xfrm>
+                                <a:off x="0" y="0"/>
+                                <a:ext cx="1371600" cy="240665"/>
+                              </a:xfrm>
+                              <a:prstGeom prst="roundRect">
+                                <a:avLst>
+                                  <a:gd name="adj" fmla="val 50000"/>
+                                </a:avLst>
+                              </a:prstGeom>
+                              <a:ln w="9525">
+                                <a:solidFill>
+                                  <a:schemeClr val="accent1">
+                                    <a:lumMod val="75000"/>
+                                  </a:schemeClr>
+                                </a:solidFill>
+                              </a:ln>
+                              <a:effectLst>
+                                <a:outerShdw blurRad="76200" dir="18900000" sy="23000" kx="-1200000" algn="bl" rotWithShape="0">
+                                  <a:prstClr val="black">
+                                    <a:alpha val="20000"/>
+                                  </a:prstClr>
+                                </a:outerShdw>
+                                <a:reflection blurRad="6350" stA="52000" endA="300" endPos="35000" dir="5400000" sy="-100000" algn="bl" rotWithShape="0"/>
+                              </a:effectLst>
+                            </wps:spPr>
+                            <wps:style>
+                              <a:lnRef idx="2">
+                                <a:schemeClr val="accent5"/>
+                              </a:lnRef>
+                              <a:fillRef idx="1">
+                                <a:schemeClr val="lt1"/>
+                              </a:fillRef>
+                              <a:effectRef idx="0">
+                                <a:schemeClr val="accent5"/>
+                              </a:effectRef>
+                              <a:fontRef idx="minor">
+                                <a:schemeClr val="dk1"/>
+                              </a:fontRef>
+                            </wps:style>
+                            <wps:txbx>
+                              <w:txbxContent>
+                                <w:p>
+                                  <w:pPr>
+                                    <w:spacing w:line="240" w:lineRule="auto"/>
+                                    <w:jc w:val="center"/>
+                                  </w:pPr>
+                                  <w:r>
+                                    <w:t xml:space="preserve">Show credential </w:t>
+                                  </w:r>
+                                  <w:r>
+                                    <w:rPr>
+                                      <w:noProof/>
+                                      <w:color w:val="404040"/>
+                                      <w:sz w:val="24"/>
+                                      <w:szCs w:val="24"/>
+                                      <w:lang w:eastAsia="en-US"/>
+                                    </w:rPr>
+                                    <w:drawing>
+                                      <wp:inline distT="0" distB="0" distL="0" distR="0" wp14:anchorId="5500E6E6" wp14:editId="1EA6EAA3">
                                         <wp:extent cx="137160" cy="137160"/>
                                         <wp:effectExtent l="0" t="0" r="0" b="0"/>
                                         <wp:docPr id="14" name="Picture 14" descr="C:\Users\om\AppData\Local\Microsoft\Windows\INetCache\Content.Word\open_in_new.png"/>
@@ -5800,7 +6224,7 @@
                                           </pic:cNvPicPr>
                                         </pic:nvPicPr>
                                         <pic:blipFill>
-                                          <a:blip r:embed="rId12">
+                                          <a:blip r:embed="rId13">
                                             <a:extLst>
                                               <a:ext uri="{28A0092B-C50C-407E-A947-70E740481C1C}">
                                                 <a14:useLocalDpi xmlns:a14="http://schemas.microsoft.com/office/drawing/2010/main" val="0"/>
@@ -5902,7 +6326,7 @@
                 <w:lang w:eastAsia="en-US"/>
               </w:rPr>
               <w:drawing>
-                <wp:inline distT="0" distB="0" distL="0" distR="0" wp14:anchorId="7A6BD4AE" wp14:editId="15CB0210">
+                <wp:inline distT="0" distB="0" distL="0" distR="0" wp14:anchorId="212656E6" wp14:editId="56E06C7A">
                   <wp:extent cx="228600" cy="228600"/>
                   <wp:effectExtent l="0" t="0" r="0" b="0"/>
                   <wp:docPr id="4" name="Picture 4" descr="C:\Users\om\AppData\Local\Microsoft\Windows\INetCache\Content.Word\google_icon.png"/>
@@ -5919,7 +6343,7 @@
                           </pic:cNvPicPr>
                         </pic:nvPicPr>
                         <pic:blipFill>
-                          <a:blip r:embed="rId13" cstate="print">
+                          <a:blip r:embed="rId14" cstate="print">
                             <a:extLst>
                               <a:ext uri="{28A0092B-C50C-407E-A947-70E740481C1C}">
                                 <a14:useLocalDpi xmlns:a14="http://schemas.microsoft.com/office/drawing/2010/main" val="0"/>
@@ -5975,7 +6399,7 @@
               <mc:AlternateContent>
                 <mc:Choice Requires="wps">
                   <w:drawing>
-                    <wp:anchor distT="0" distB="0" distL="114300" distR="114300" simplePos="0" relativeHeight="251673600" behindDoc="0" locked="0" layoutInCell="1" allowOverlap="1" wp14:anchorId="2B440DDD" wp14:editId="6CD49998">
+                    <wp:anchor distT="0" distB="0" distL="114300" distR="114300" simplePos="0" relativeHeight="251673600" behindDoc="0" locked="0" layoutInCell="1" allowOverlap="1" wp14:anchorId="7AAE63A0" wp14:editId="0F30F321">
                       <wp:simplePos x="0" y="0"/>
                       <wp:positionH relativeFrom="column">
                         <wp:posOffset>20955</wp:posOffset>
@@ -5987,7 +6411,7 @@
                       <wp:effectExtent l="38100" t="0" r="95250" b="121285"/>
                       <wp:wrapNone/>
                       <wp:docPr id="25" name="Text Box 25">
-                        <a:hlinkClick xmlns:a="http://schemas.openxmlformats.org/drawingml/2006/main" r:id="rId16"/>
+                        <a:hlinkClick xmlns:a="http://schemas.openxmlformats.org/drawingml/2006/main" r:id="rId18"/>
                       </wp:docPr>
                       <wp:cNvGraphicFramePr/>
                       <a:graphic xmlns:a="http://schemas.openxmlformats.org/drawingml/2006/main">
@@ -6053,7 +6477,7 @@
                                       <w:lang w:eastAsia="en-US"/>
                                     </w:rPr>
                                     <w:drawing>
-                                      <wp:inline distT="0" distB="0" distL="0" distR="0" wp14:anchorId="07885F34" wp14:editId="15B8FD9F">
+                                      <wp:inline distT="0" distB="0" distL="0" distR="0" wp14:anchorId="242FF130" wp14:editId="5E447189">
                                         <wp:extent cx="137160" cy="137160"/>
                                         <wp:effectExtent l="0" t="0" r="0" b="0"/>
                                         <wp:docPr id="26" name="Picture 26" descr="C:\Users\om\AppData\Local\Microsoft\Windows\INetCache\Content.Word\open_in_new.png"/>
@@ -6163,7 +6587,7 @@
                                           </pic:cNvPicPr>
                                         </pic:nvPicPr>
                                         <pic:blipFill>
-                                          <a:blip r:embed="rId12">
+                                          <a:blip r:embed="rId13">
                                             <a:extLst>
                                               <a:ext uri="{28A0092B-C50C-407E-A947-70E740481C1C}">
                                                 <a14:useLocalDpi xmlns:a14="http://schemas.microsoft.com/office/drawing/2010/main" val="0"/>
@@ -6265,7 +6689,7 @@
                 <w:lang w:eastAsia="en-US"/>
               </w:rPr>
               <w:drawing>
-                <wp:inline distT="0" distB="0" distL="0" distR="0" wp14:anchorId="331552E8" wp14:editId="541A5D54">
+                <wp:inline distT="0" distB="0" distL="0" distR="0" wp14:anchorId="7757C9F8" wp14:editId="7DEC160B">
                   <wp:extent cx="228600" cy="228600"/>
                   <wp:effectExtent l="0" t="0" r="0" b="0"/>
                   <wp:docPr id="9" name="Picture 9" descr="C:\Users\om\AppData\Local\Microsoft\Windows\INetCache\Content.Word\google_icon.png"/>
@@ -6282,7 +6706,7 @@
                           </pic:cNvPicPr>
                         </pic:nvPicPr>
                         <pic:blipFill>
-                          <a:blip r:embed="rId13" cstate="print">
+                          <a:blip r:embed="rId14" cstate="print">
                             <a:extLst>
                               <a:ext uri="{28A0092B-C50C-407E-A947-70E740481C1C}">
                                 <a14:useLocalDpi xmlns:a14="http://schemas.microsoft.com/office/drawing/2010/main" val="0"/>
@@ -6338,7 +6762,7 @@
               <mc:AlternateContent>
                 <mc:Choice Requires="wps">
                   <w:drawing>
-                    <wp:anchor distT="0" distB="0" distL="114300" distR="114300" simplePos="0" relativeHeight="251675648" behindDoc="0" locked="0" layoutInCell="1" allowOverlap="1" wp14:anchorId="3D327764" wp14:editId="541B1058">
+                    <wp:anchor distT="0" distB="0" distL="114300" distR="114300" simplePos="0" relativeHeight="251675648" behindDoc="0" locked="0" layoutInCell="1" allowOverlap="1" wp14:anchorId="65169403" wp14:editId="2E392636">
                       <wp:simplePos x="0" y="0"/>
                       <wp:positionH relativeFrom="column">
                         <wp:posOffset>20955</wp:posOffset>
@@ -6350,7 +6774,7 @@
                       <wp:effectExtent l="38100" t="0" r="95250" b="121285"/>
                       <wp:wrapNone/>
                       <wp:docPr id="27" name="Text Box 27">
-                        <a:hlinkClick xmlns:a="http://schemas.openxmlformats.org/drawingml/2006/main" r:id="rId17"/>
+                        <a:hlinkClick xmlns:a="http://schemas.openxmlformats.org/drawingml/2006/main" r:id="rId19"/>
                       </wp:docPr>
                       <wp:cNvGraphicFramePr/>
                       <a:graphic xmlns:a="http://schemas.openxmlformats.org/drawingml/2006/main">
@@ -6416,7 +6840,7 @@
                                       <w:lang w:eastAsia="en-US"/>
                                     </w:rPr>
                                     <w:drawing>
-                                      <wp:inline distT="0" distB="0" distL="0" distR="0" wp14:anchorId="7E41D058" wp14:editId="3DE2CA96">
+                                      <wp:inline distT="0" distB="0" distL="0" distR="0" wp14:anchorId="745580FF" wp14:editId="0F42A16A">
                                         <wp:extent cx="137160" cy="137160"/>
                                         <wp:effectExtent l="0" t="0" r="0" b="0"/>
                                         <wp:docPr id="28" name="Picture 28" descr="C:\Users\om\AppData\Local\Microsoft\Windows\INetCache\Content.Word\open_in_new.png"/>
@@ -6526,7 +6950,7 @@
                                           </pic:cNvPicPr>
                                         </pic:nvPicPr>
                                         <pic:blipFill>
-                                          <a:blip r:embed="rId12">
+                                          <a:blip r:embed="rId13">
                                             <a:extLst>
                                               <a:ext uri="{28A0092B-C50C-407E-A947-70E740481C1C}">
                                                 <a14:useLocalDpi xmlns:a14="http://schemas.microsoft.com/office/drawing/2010/main" val="0"/>
@@ -6628,7 +7052,7 @@
                 <w:lang w:eastAsia="en-US"/>
               </w:rPr>
               <w:drawing>
-                <wp:inline distT="0" distB="0" distL="0" distR="0" wp14:anchorId="2D4ED1B8" wp14:editId="43D039D7">
+                <wp:inline distT="0" distB="0" distL="0" distR="0" wp14:anchorId="620428B0" wp14:editId="5499BFE7">
                   <wp:extent cx="228600" cy="228600"/>
                   <wp:effectExtent l="0" t="0" r="0" b="0"/>
                   <wp:docPr id="10" name="Picture 10" descr="C:\Users\om\AppData\Local\Microsoft\Windows\INetCache\Content.Word\google_icon.png"/>
@@ -6645,7 +7069,7 @@
                           </pic:cNvPicPr>
                         </pic:nvPicPr>
                         <pic:blipFill>
-                          <a:blip r:embed="rId13" cstate="print">
+                          <a:blip r:embed="rId14" cstate="print">
                             <a:extLst>
                               <a:ext uri="{28A0092B-C50C-407E-A947-70E740481C1C}">
                                 <a14:useLocalDpi xmlns:a14="http://schemas.microsoft.com/office/drawing/2010/main" val="0"/>
@@ -6701,7 +7125,7 @@
               <mc:AlternateContent>
                 <mc:Choice Requires="wps">
                   <w:drawing>
-                    <wp:anchor distT="0" distB="0" distL="114300" distR="114300" simplePos="0" relativeHeight="251677696" behindDoc="0" locked="0" layoutInCell="1" allowOverlap="1" wp14:anchorId="4BE6EF4C" wp14:editId="75770B93">
+                    <wp:anchor distT="0" distB="0" distL="114300" distR="114300" simplePos="0" relativeHeight="251677696" behindDoc="0" locked="0" layoutInCell="1" allowOverlap="1" wp14:anchorId="2963E433" wp14:editId="783645DA">
                       <wp:simplePos x="0" y="0"/>
                       <wp:positionH relativeFrom="column">
                         <wp:posOffset>28575</wp:posOffset>
@@ -6713,7 +7137,7 @@
                       <wp:effectExtent l="38100" t="0" r="95250" b="121285"/>
                       <wp:wrapNone/>
                       <wp:docPr id="29" name="Text Box 29">
-                        <a:hlinkClick xmlns:a="http://schemas.openxmlformats.org/drawingml/2006/main" r:id="rId18"/>
+                        <a:hlinkClick xmlns:a="http://schemas.openxmlformats.org/drawingml/2006/main" r:id="rId20"/>
                       </wp:docPr>
                       <wp:cNvGraphicFramePr/>
                       <a:graphic xmlns:a="http://schemas.openxmlformats.org/drawingml/2006/main">
@@ -6779,7 +7203,7 @@
                                       <w:lang w:eastAsia="en-US"/>
                                     </w:rPr>
                                     <w:drawing>
-                                      <wp:inline distT="0" distB="0" distL="0" distR="0" wp14:anchorId="1B687F50" wp14:editId="12E8ED51">
+                                      <wp:inline distT="0" distB="0" distL="0" distR="0" wp14:anchorId="175779D6" wp14:editId="11E9CFCD">
                                         <wp:extent cx="137160" cy="137160"/>
                                         <wp:effectExtent l="0" t="0" r="0" b="0"/>
                                         <wp:docPr id="30" name="Picture 30" descr="C:\Users\om\AppData\Local\Microsoft\Windows\INetCache\Content.Word\open_in_new.png"/>
@@ -6889,7 +7313,7 @@
                                           </pic:cNvPicPr>
                                         </pic:nvPicPr>
                                         <pic:blipFill>
-                                          <a:blip r:embed="rId12">
+                                          <a:blip r:embed="rId13">
                                             <a:extLst>
                                               <a:ext uri="{28A0092B-C50C-407E-A947-70E740481C1C}">
                                                 <a14:useLocalDpi xmlns:a14="http://schemas.microsoft.com/office/drawing/2010/main" val="0"/>
@@ -6998,8 +7422,9 @@
                 <w:szCs w:val="24"/>
                 <w:lang w:eastAsia="en-US"/>
               </w:rPr>
+              <w:lastRenderedPageBreak/>
               <w:drawing>
-                <wp:inline distT="0" distB="0" distL="0" distR="0" wp14:anchorId="730405DA" wp14:editId="7C617B58">
+                <wp:inline distT="0" distB="0" distL="0" distR="0" wp14:anchorId="78DCB99B" wp14:editId="46C965D8">
                   <wp:extent cx="228600" cy="228600"/>
                   <wp:effectExtent l="0" t="0" r="0" b="0"/>
                   <wp:docPr id="11" name="Picture 11" descr="C:\Users\om\AppData\Local\Microsoft\Windows\INetCache\Content.Word\google_icon.png"/>
@@ -7016,7 +7441,7 @@
                           </pic:cNvPicPr>
                         </pic:nvPicPr>
                         <pic:blipFill>
-                          <a:blip r:embed="rId13" cstate="print">
+                          <a:blip r:embed="rId14" cstate="print">
                             <a:extLst>
                               <a:ext uri="{28A0092B-C50C-407E-A947-70E740481C1C}">
                                 <a14:useLocalDpi xmlns:a14="http://schemas.microsoft.com/office/drawing/2010/main" val="0"/>
@@ -7072,7 +7497,7 @@
               <mc:AlternateContent>
                 <mc:Choice Requires="wps">
                   <w:drawing>
-                    <wp:anchor distT="0" distB="0" distL="114300" distR="114300" simplePos="0" relativeHeight="251679744" behindDoc="0" locked="0" layoutInCell="1" allowOverlap="1" wp14:anchorId="5093E18F" wp14:editId="5440FCFF">
+                    <wp:anchor distT="0" distB="0" distL="114300" distR="114300" simplePos="0" relativeHeight="251679744" behindDoc="0" locked="0" layoutInCell="1" allowOverlap="1" wp14:anchorId="3754F718" wp14:editId="51983593">
                       <wp:simplePos x="0" y="0"/>
                       <wp:positionH relativeFrom="column">
                         <wp:posOffset>36195</wp:posOffset>
@@ -7084,7 +7509,7 @@
                       <wp:effectExtent l="38100" t="0" r="95250" b="121285"/>
                       <wp:wrapNone/>
                       <wp:docPr id="31" name="Text Box 31">
-                        <a:hlinkClick xmlns:a="http://schemas.openxmlformats.org/drawingml/2006/main" r:id="rId19"/>
+                        <a:hlinkClick xmlns:a="http://schemas.openxmlformats.org/drawingml/2006/main" r:id="rId21"/>
                       </wp:docPr>
                       <wp:cNvGraphicFramePr/>
                       <a:graphic xmlns:a="http://schemas.openxmlformats.org/drawingml/2006/main">
@@ -7150,7 +7575,7 @@
                                       <w:lang w:eastAsia="en-US"/>
                                     </w:rPr>
                                     <w:drawing>
-                                      <wp:inline distT="0" distB="0" distL="0" distR="0" wp14:anchorId="42DFBE74" wp14:editId="1C9A437B">
+                                      <wp:inline distT="0" distB="0" distL="0" distR="0" wp14:anchorId="444AD572" wp14:editId="05EB4AB6">
                                         <wp:extent cx="137160" cy="137160"/>
                                         <wp:effectExtent l="0" t="0" r="0" b="0"/>
                                         <wp:docPr id="288" name="Picture 288" descr="C:\Users\om\AppData\Local\Microsoft\Windows\INetCache\Content.Word\open_in_new.png"/>
@@ -7260,7 +7685,7 @@
                                           </pic:cNvPicPr>
                                         </pic:nvPicPr>
                                         <pic:blipFill>
-                                          <a:blip r:embed="rId12">
+                                          <a:blip r:embed="rId13">
                                             <a:extLst>
                                               <a:ext uri="{28A0092B-C50C-407E-A947-70E740481C1C}">
                                                 <a14:useLocalDpi xmlns:a14="http://schemas.microsoft.com/office/drawing/2010/main" val="0"/>
@@ -7369,9 +7794,8 @@
                 <w:szCs w:val="24"/>
                 <w:lang w:eastAsia="en-US"/>
               </w:rPr>
-              <w:lastRenderedPageBreak/>
               <w:drawing>
-                <wp:inline distT="0" distB="0" distL="0" distR="0" wp14:anchorId="64F8E188" wp14:editId="3AF10116">
+                <wp:inline distT="0" distB="0" distL="0" distR="0" wp14:anchorId="0253C023" wp14:editId="61FEA11B">
                   <wp:extent cx="228600" cy="228600"/>
                   <wp:effectExtent l="0" t="0" r="0" b="0"/>
                   <wp:docPr id="12" name="Picture 12" descr="C:\Users\om\AppData\Local\Microsoft\Windows\INetCache\Content.Word\google_icon.png"/>
@@ -7388,7 +7812,7 @@
                           </pic:cNvPicPr>
                         </pic:nvPicPr>
                         <pic:blipFill>
-                          <a:blip r:embed="rId13" cstate="print">
+                          <a:blip r:embed="rId14" cstate="print">
                             <a:extLst>
                               <a:ext uri="{28A0092B-C50C-407E-A947-70E740481C1C}">
                                 <a14:useLocalDpi xmlns:a14="http://schemas.microsoft.com/office/drawing/2010/main" val="0"/>
@@ -7447,7 +7871,7 @@
               <mc:AlternateContent>
                 <mc:Choice Requires="wps">
                   <w:drawing>
-                    <wp:anchor distT="0" distB="0" distL="114300" distR="114300" simplePos="0" relativeHeight="251681792" behindDoc="0" locked="0" layoutInCell="1" allowOverlap="1" wp14:anchorId="68429DF8" wp14:editId="5EB31CBE">
+                    <wp:anchor distT="0" distB="0" distL="114300" distR="114300" simplePos="0" relativeHeight="251681792" behindDoc="0" locked="0" layoutInCell="1" allowOverlap="1" wp14:anchorId="007770F7" wp14:editId="01356A48">
                       <wp:simplePos x="0" y="0"/>
                       <wp:positionH relativeFrom="column">
                         <wp:posOffset>-1905</wp:posOffset>
@@ -7459,7 +7883,7 @@
                       <wp:effectExtent l="38100" t="0" r="95250" b="121285"/>
                       <wp:wrapNone/>
                       <wp:docPr id="289" name="Text Box 289">
-                        <a:hlinkClick xmlns:a="http://schemas.openxmlformats.org/drawingml/2006/main" r:id="rId20"/>
+                        <a:hlinkClick xmlns:a="http://schemas.openxmlformats.org/drawingml/2006/main" r:id="rId22"/>
                       </wp:docPr>
                       <wp:cNvGraphicFramePr/>
                       <a:graphic xmlns:a="http://schemas.openxmlformats.org/drawingml/2006/main">
@@ -7525,7 +7949,7 @@
                                       <w:lang w:eastAsia="en-US"/>
                                     </w:rPr>
                                     <w:drawing>
-                                      <wp:inline distT="0" distB="0" distL="0" distR="0" wp14:anchorId="5D7D91A7" wp14:editId="35499201">
+                                      <wp:inline distT="0" distB="0" distL="0" distR="0" wp14:anchorId="73805D16" wp14:editId="1E800DEE">
                                         <wp:extent cx="137160" cy="137160"/>
                                         <wp:effectExtent l="0" t="0" r="0" b="0"/>
                                         <wp:docPr id="290" name="Picture 290" descr="C:\Users\om\AppData\Local\Microsoft\Windows\INetCache\Content.Word\open_in_new.png"/>
@@ -7635,7 +8059,7 @@
                                           </pic:cNvPicPr>
                                         </pic:nvPicPr>
                                         <pic:blipFill>
-                                          <a:blip r:embed="rId12">
+                                          <a:blip r:embed="rId13">
                                             <a:extLst>
                                               <a:ext uri="{28A0092B-C50C-407E-A947-70E740481C1C}">
                                                 <a14:useLocalDpi xmlns:a14="http://schemas.microsoft.com/office/drawing/2010/main" val="0"/>
@@ -7737,7 +8161,7 @@
                 <w:lang w:eastAsia="en-US"/>
               </w:rPr>
               <w:drawing>
-                <wp:inline distT="0" distB="0" distL="0" distR="0" wp14:anchorId="18628336" wp14:editId="16506E75">
+                <wp:inline distT="0" distB="0" distL="0" distR="0" wp14:anchorId="59EB9242" wp14:editId="3D56D18F">
                   <wp:extent cx="228600" cy="228600"/>
                   <wp:effectExtent l="0" t="0" r="0" b="0"/>
                   <wp:docPr id="18" name="Picture 18" descr="C:\Users\om\AppData\Local\Microsoft\Windows\INetCache\Content.Word\linkedin-logo.png"/>
@@ -7754,7 +8178,7 @@
                           </pic:cNvPicPr>
                         </pic:nvPicPr>
                         <pic:blipFill>
-                          <a:blip r:embed="rId21" cstate="print">
+                          <a:blip r:embed="rId23" cstate="print">
                             <a:extLst>
                               <a:ext uri="{28A0092B-C50C-407E-A947-70E740481C1C}">
                                 <a14:useLocalDpi xmlns:a14="http://schemas.microsoft.com/office/drawing/2010/main" val="0"/>
@@ -7810,7 +8234,7 @@
               <mc:AlternateContent>
                 <mc:Choice Requires="wps">
                   <w:drawing>
-                    <wp:anchor distT="0" distB="0" distL="114300" distR="114300" simplePos="0" relativeHeight="251683840" behindDoc="0" locked="0" layoutInCell="1" allowOverlap="1" wp14:anchorId="474E2809" wp14:editId="1C62CE84">
+                    <wp:anchor distT="0" distB="0" distL="114300" distR="114300" simplePos="0" relativeHeight="251683840" behindDoc="0" locked="0" layoutInCell="1" allowOverlap="1" wp14:anchorId="46B21DC9" wp14:editId="3A2D82C2">
                       <wp:simplePos x="0" y="0"/>
                       <wp:positionH relativeFrom="column">
                         <wp:posOffset>-1905</wp:posOffset>
@@ -7822,7 +8246,7 @@
                       <wp:effectExtent l="38100" t="0" r="95250" b="121285"/>
                       <wp:wrapNone/>
                       <wp:docPr id="292" name="Text Box 292">
-                        <a:hlinkClick xmlns:a="http://schemas.openxmlformats.org/drawingml/2006/main" r:id="rId22"/>
+                        <a:hlinkClick xmlns:a="http://schemas.openxmlformats.org/drawingml/2006/main" r:id="rId24"/>
                       </wp:docPr>
                       <wp:cNvGraphicFramePr/>
                       <a:graphic xmlns:a="http://schemas.openxmlformats.org/drawingml/2006/main">
@@ -7888,7 +8312,7 @@
                                       <w:lang w:eastAsia="en-US"/>
                                     </w:rPr>
                                     <w:drawing>
-                                      <wp:inline distT="0" distB="0" distL="0" distR="0" wp14:anchorId="6CCF8C8C" wp14:editId="714FBEEF">
+                                      <wp:inline distT="0" distB="0" distL="0" distR="0" wp14:anchorId="2A7AA535" wp14:editId="3E20B7D3">
                                         <wp:extent cx="137160" cy="137160"/>
                                         <wp:effectExtent l="0" t="0" r="0" b="0"/>
                                         <wp:docPr id="293" name="Picture 293" descr="C:\Users\om\AppData\Local\Microsoft\Windows\INetCache\Content.Word\open_in_new.png"/>
@@ -7998,7 +8422,7 @@
                                           </pic:cNvPicPr>
                                         </pic:nvPicPr>
                                         <pic:blipFill>
-                                          <a:blip r:embed="rId12">
+                                          <a:blip r:embed="rId13">
                                             <a:extLst>
                                               <a:ext uri="{28A0092B-C50C-407E-A947-70E740481C1C}">
                                                 <a14:useLocalDpi xmlns:a14="http://schemas.microsoft.com/office/drawing/2010/main" val="0"/>
@@ -8108,7 +8532,7 @@
                 <w:lang w:eastAsia="en-US"/>
               </w:rPr>
               <w:drawing>
-                <wp:inline distT="0" distB="0" distL="0" distR="0" wp14:anchorId="1599715A" wp14:editId="3A9E438A">
+                <wp:inline distT="0" distB="0" distL="0" distR="0" wp14:anchorId="2718EFA3" wp14:editId="02ADF5DE">
                   <wp:extent cx="228600" cy="228600"/>
                   <wp:effectExtent l="0" t="0" r="0" b="0"/>
                   <wp:docPr id="19" name="Picture 19" descr="C:\Users\om\AppData\Local\Microsoft\Windows\INetCache\Content.Word\linkedin-logo.png"/>
@@ -8125,7 +8549,7 @@
                           </pic:cNvPicPr>
                         </pic:nvPicPr>
                         <pic:blipFill>
-                          <a:blip r:embed="rId21" cstate="print">
+                          <a:blip r:embed="rId23" cstate="print">
                             <a:extLst>
                               <a:ext uri="{28A0092B-C50C-407E-A947-70E740481C1C}">
                                 <a14:useLocalDpi xmlns:a14="http://schemas.microsoft.com/office/drawing/2010/main" val="0"/>
@@ -8181,7 +8605,7 @@
               <mc:AlternateContent>
                 <mc:Choice Requires="wps">
                   <w:drawing>
-                    <wp:anchor distT="0" distB="0" distL="114300" distR="114300" simplePos="0" relativeHeight="251685888" behindDoc="0" locked="0" layoutInCell="1" allowOverlap="1" wp14:anchorId="016F9C7F" wp14:editId="31D36238">
+                    <wp:anchor distT="0" distB="0" distL="114300" distR="114300" simplePos="0" relativeHeight="251685888" behindDoc="0" locked="0" layoutInCell="1" allowOverlap="1" wp14:anchorId="66BDFB38" wp14:editId="215B8EAE">
                       <wp:simplePos x="0" y="0"/>
                       <wp:positionH relativeFrom="column">
                         <wp:posOffset>-1905</wp:posOffset>
@@ -8193,7 +8617,7 @@
                       <wp:effectExtent l="38100" t="0" r="95250" b="121285"/>
                       <wp:wrapNone/>
                       <wp:docPr id="294" name="Text Box 294">
-                        <a:hlinkClick xmlns:a="http://schemas.openxmlformats.org/drawingml/2006/main" r:id="rId23"/>
+                        <a:hlinkClick xmlns:a="http://schemas.openxmlformats.org/drawingml/2006/main" r:id="rId25"/>
                       </wp:docPr>
                       <wp:cNvGraphicFramePr/>
                       <a:graphic xmlns:a="http://schemas.openxmlformats.org/drawingml/2006/main">
@@ -8259,7 +8683,7 @@
                                       <w:lang w:eastAsia="en-US"/>
                                     </w:rPr>
                                     <w:drawing>
-                                      <wp:inline distT="0" distB="0" distL="0" distR="0" wp14:anchorId="3C7E4387" wp14:editId="52F15A46">
+                                      <wp:inline distT="0" distB="0" distL="0" distR="0" wp14:anchorId="066C6769" wp14:editId="07C7CFAF">
                                         <wp:extent cx="137160" cy="137160"/>
                                         <wp:effectExtent l="0" t="0" r="0" b="0"/>
                                         <wp:docPr id="299" name="Picture 299" descr="C:\Users\om\AppData\Local\Microsoft\Windows\INetCache\Content.Word\open_in_new.png"/>
@@ -8369,7 +8793,7 @@
                                           </pic:cNvPicPr>
                                         </pic:nvPicPr>
                                         <pic:blipFill>
-                                          <a:blip r:embed="rId12">
+                                          <a:blip r:embed="rId13">
                                             <a:extLst>
                                               <a:ext uri="{28A0092B-C50C-407E-A947-70E740481C1C}">
                                                 <a14:useLocalDpi xmlns:a14="http://schemas.microsoft.com/office/drawing/2010/main" val="0"/>
@@ -8471,7 +8895,7 @@
                 <w:lang w:eastAsia="en-US"/>
               </w:rPr>
               <w:drawing>
-                <wp:inline distT="0" distB="0" distL="0" distR="0" wp14:anchorId="156BCD06" wp14:editId="63A51384">
+                <wp:inline distT="0" distB="0" distL="0" distR="0" wp14:anchorId="4E4464BE" wp14:editId="30D9AEE2">
                   <wp:extent cx="228600" cy="228600"/>
                   <wp:effectExtent l="0" t="0" r="0" b="0"/>
                   <wp:docPr id="20" name="Picture 20" descr="C:\Users\om\AppData\Local\Microsoft\Windows\INetCache\Content.Word\linkedin-logo.png"/>
@@ -8488,7 +8912,7 @@
                           </pic:cNvPicPr>
                         </pic:nvPicPr>
                         <pic:blipFill>
-                          <a:blip r:embed="rId21" cstate="print">
+                          <a:blip r:embed="rId23" cstate="print">
                             <a:extLst>
                               <a:ext uri="{28A0092B-C50C-407E-A947-70E740481C1C}">
                                 <a14:useLocalDpi xmlns:a14="http://schemas.microsoft.com/office/drawing/2010/main" val="0"/>
@@ -8544,7 +8968,7 @@
               <mc:AlternateContent>
                 <mc:Choice Requires="wps">
                   <w:drawing>
-                    <wp:anchor distT="0" distB="0" distL="114300" distR="114300" simplePos="0" relativeHeight="251687936" behindDoc="0" locked="0" layoutInCell="1" allowOverlap="1" wp14:anchorId="7AEEDD57" wp14:editId="38AE4938">
+                    <wp:anchor distT="0" distB="0" distL="114300" distR="114300" simplePos="0" relativeHeight="251687936" behindDoc="0" locked="0" layoutInCell="1" allowOverlap="1" wp14:anchorId="2A16D01F" wp14:editId="483AFBB2">
                       <wp:simplePos x="0" y="0"/>
                       <wp:positionH relativeFrom="column">
                         <wp:posOffset>5715</wp:posOffset>
@@ -8556,7 +8980,7 @@
                       <wp:effectExtent l="38100" t="0" r="95250" b="121285"/>
                       <wp:wrapNone/>
                       <wp:docPr id="300" name="Text Box 300">
-                        <a:hlinkClick xmlns:a="http://schemas.openxmlformats.org/drawingml/2006/main" r:id="rId24"/>
+                        <a:hlinkClick xmlns:a="http://schemas.openxmlformats.org/drawingml/2006/main" r:id="rId26"/>
                       </wp:docPr>
                       <wp:cNvGraphicFramePr/>
                       <a:graphic xmlns:a="http://schemas.openxmlformats.org/drawingml/2006/main">
@@ -8622,7 +9046,7 @@
                                       <w:lang w:eastAsia="en-US"/>
                                     </w:rPr>
                                     <w:drawing>
-                                      <wp:inline distT="0" distB="0" distL="0" distR="0" wp14:anchorId="7A520980" wp14:editId="3843611F">
+                                      <wp:inline distT="0" distB="0" distL="0" distR="0" wp14:anchorId="1CB11C97" wp14:editId="51A29769">
                                         <wp:extent cx="137160" cy="137160"/>
                                         <wp:effectExtent l="0" t="0" r="0" b="0"/>
                                         <wp:docPr id="301" name="Picture 301" descr="C:\Users\om\AppData\Local\Microsoft\Windows\INetCache\Content.Word\open_in_new.png"/>
@@ -8732,7 +9156,7 @@
                                           </pic:cNvPicPr>
                                         </pic:nvPicPr>
                                         <pic:blipFill>
-                                          <a:blip r:embed="rId12">
+                                          <a:blip r:embed="rId13">
                                             <a:extLst>
                                               <a:ext uri="{28A0092B-C50C-407E-A947-70E740481C1C}">
                                                 <a14:useLocalDpi xmlns:a14="http://schemas.microsoft.com/office/drawing/2010/main" val="0"/>
@@ -8842,7 +9266,7 @@
                 <w:lang w:eastAsia="en-US"/>
               </w:rPr>
               <w:drawing>
-                <wp:inline distT="0" distB="0" distL="0" distR="0" wp14:anchorId="113BB181" wp14:editId="3A155245">
+                <wp:inline distT="0" distB="0" distL="0" distR="0" wp14:anchorId="6FFAB623" wp14:editId="002A453E">
                   <wp:extent cx="228600" cy="228600"/>
                   <wp:effectExtent l="0" t="0" r="0" b="0"/>
                   <wp:docPr id="21" name="Picture 21" descr="C:\Users\om\AppData\Local\Microsoft\Windows\INetCache\Content.Word\linkedin-logo.png"/>
@@ -8859,7 +9283,7 @@
                           </pic:cNvPicPr>
                         </pic:nvPicPr>
                         <pic:blipFill>
-                          <a:blip r:embed="rId21" cstate="print">
+                          <a:blip r:embed="rId23" cstate="print">
                             <a:extLst>
                               <a:ext uri="{28A0092B-C50C-407E-A947-70E740481C1C}">
                                 <a14:useLocalDpi xmlns:a14="http://schemas.microsoft.com/office/drawing/2010/main" val="0"/>
@@ -8915,7 +9339,7 @@
               <mc:AlternateContent>
                 <mc:Choice Requires="wps">
                   <w:drawing>
-                    <wp:anchor distT="0" distB="0" distL="114300" distR="114300" simplePos="0" relativeHeight="251689984" behindDoc="0" locked="0" layoutInCell="1" allowOverlap="1" wp14:anchorId="69290DB9" wp14:editId="670065D2">
+                    <wp:anchor distT="0" distB="0" distL="114300" distR="114300" simplePos="0" relativeHeight="251689984" behindDoc="0" locked="0" layoutInCell="1" allowOverlap="1" wp14:anchorId="70AF1DFB" wp14:editId="091E2AD0">
                       <wp:simplePos x="0" y="0"/>
                       <wp:positionH relativeFrom="column">
                         <wp:posOffset>5715</wp:posOffset>
@@ -8927,7 +9351,7 @@
                       <wp:effectExtent l="38100" t="0" r="95250" b="121285"/>
                       <wp:wrapNone/>
                       <wp:docPr id="302" name="Text Box 302">
-                        <a:hlinkClick xmlns:a="http://schemas.openxmlformats.org/drawingml/2006/main" r:id="rId25"/>
+                        <a:hlinkClick xmlns:a="http://schemas.openxmlformats.org/drawingml/2006/main" r:id="rId27"/>
                       </wp:docPr>
                       <wp:cNvGraphicFramePr/>
                       <a:graphic xmlns:a="http://schemas.openxmlformats.org/drawingml/2006/main">
@@ -8993,7 +9417,7 @@
                                       <w:lang w:eastAsia="en-US"/>
                                     </w:rPr>
                                     <w:drawing>
-                                      <wp:inline distT="0" distB="0" distL="0" distR="0" wp14:anchorId="6D8C0741" wp14:editId="2FFF454C">
+                                      <wp:inline distT="0" distB="0" distL="0" distR="0" wp14:anchorId="3759B298" wp14:editId="0725345C">
                                         <wp:extent cx="137160" cy="137160"/>
                                         <wp:effectExtent l="0" t="0" r="0" b="0"/>
                                         <wp:docPr id="303" name="Picture 303" descr="C:\Users\om\AppData\Local\Microsoft\Windows\INetCache\Content.Word\open_in_new.png"/>
@@ -9103,7 +9527,7 @@
                                           </pic:cNvPicPr>
                                         </pic:nvPicPr>
                                         <pic:blipFill>
-                                          <a:blip r:embed="rId12">
+                                          <a:blip r:embed="rId13">
                                             <a:extLst>
                                               <a:ext uri="{28A0092B-C50C-407E-A947-70E740481C1C}">
                                                 <a14:useLocalDpi xmlns:a14="http://schemas.microsoft.com/office/drawing/2010/main" val="0"/>
@@ -9221,7 +9645,7 @@
                 <w:lang w:eastAsia="en-US"/>
               </w:rPr>
               <w:drawing>
-                <wp:inline distT="0" distB="0" distL="0" distR="0" wp14:anchorId="154F0D8C" wp14:editId="14C768B0">
+                <wp:inline distT="0" distB="0" distL="0" distR="0" wp14:anchorId="474081E2" wp14:editId="10C3A474">
                   <wp:extent cx="121540" cy="228600"/>
                   <wp:effectExtent l="0" t="0" r="0" b="0"/>
                   <wp:docPr id="22" name="Picture 22"/>
@@ -9236,7 +9660,7 @@
                           <pic:cNvPicPr/>
                         </pic:nvPicPr>
                         <pic:blipFill>
-                          <a:blip r:embed="rId26"/>
+                          <a:blip r:embed="rId28"/>
                           <a:stretch>
                             <a:fillRect/>
                           </a:stretch>
@@ -9279,7 +9703,7 @@
               <mc:AlternateContent>
                 <mc:Choice Requires="wps">
                   <w:drawing>
-                    <wp:anchor distT="0" distB="0" distL="114300" distR="114300" simplePos="0" relativeHeight="251692032" behindDoc="0" locked="0" layoutInCell="1" allowOverlap="1" wp14:anchorId="7C6927E7" wp14:editId="692CCD9D">
+                    <wp:anchor distT="0" distB="0" distL="114300" distR="114300" simplePos="0" relativeHeight="251692032" behindDoc="0" locked="0" layoutInCell="1" allowOverlap="1" wp14:anchorId="3C88B874" wp14:editId="64190A76">
                       <wp:simplePos x="0" y="0"/>
                       <wp:positionH relativeFrom="column">
                         <wp:posOffset>-1905</wp:posOffset>
@@ -9291,7 +9715,7 @@
                       <wp:effectExtent l="38100" t="0" r="95250" b="121285"/>
                       <wp:wrapNone/>
                       <wp:docPr id="304" name="Text Box 304">
-                        <a:hlinkClick xmlns:a="http://schemas.openxmlformats.org/drawingml/2006/main" r:id="rId27"/>
+                        <a:hlinkClick xmlns:a="http://schemas.openxmlformats.org/drawingml/2006/main" r:id="rId29"/>
                       </wp:docPr>
                       <wp:cNvGraphicFramePr/>
                       <a:graphic xmlns:a="http://schemas.openxmlformats.org/drawingml/2006/main">
@@ -9357,7 +9781,7 @@
                                       <w:lang w:eastAsia="en-US"/>
                                     </w:rPr>
                                     <w:drawing>
-                                      <wp:inline distT="0" distB="0" distL="0" distR="0" wp14:anchorId="7727E393" wp14:editId="50526E7F">
+                                      <wp:inline distT="0" distB="0" distL="0" distR="0" wp14:anchorId="50C03A81" wp14:editId="79914439">
                                         <wp:extent cx="137160" cy="137160"/>
                                         <wp:effectExtent l="0" t="0" r="0" b="0"/>
                                         <wp:docPr id="305" name="Picture 305" descr="C:\Users\om\AppData\Local\Microsoft\Windows\INetCache\Content.Word\open_in_new.png"/>
@@ -9467,7 +9891,7 @@
                                           </pic:cNvPicPr>
                                         </pic:nvPicPr>
                                         <pic:blipFill>
-                                          <a:blip r:embed="rId12">
+                                          <a:blip r:embed="rId13">
                                             <a:extLst>
                                               <a:ext uri="{28A0092B-C50C-407E-A947-70E740481C1C}">
                                                 <a14:useLocalDpi xmlns:a14="http://schemas.microsoft.com/office/drawing/2010/main" val="0"/>
@@ -9577,7 +10001,7 @@
                 <w:lang w:eastAsia="en-US"/>
               </w:rPr>
               <w:drawing>
-                <wp:inline distT="0" distB="0" distL="0" distR="0" wp14:anchorId="76D8F43F" wp14:editId="7C1F0A85">
+                <wp:inline distT="0" distB="0" distL="0" distR="0" wp14:anchorId="4BD91CF5" wp14:editId="6338ADDB">
                   <wp:extent cx="121540" cy="228600"/>
                   <wp:effectExtent l="0" t="0" r="0" b="0"/>
                   <wp:docPr id="23" name="Picture 23"/>
@@ -9592,7 +10016,7 @@
                           <pic:cNvPicPr/>
                         </pic:nvPicPr>
                         <pic:blipFill>
-                          <a:blip r:embed="rId26"/>
+                          <a:blip r:embed="rId28"/>
                           <a:stretch>
                             <a:fillRect/>
                           </a:stretch>
@@ -9635,7 +10059,7 @@
               <mc:AlternateContent>
                 <mc:Choice Requires="wps">
                   <w:drawing>
-                    <wp:anchor distT="0" distB="0" distL="114300" distR="114300" simplePos="0" relativeHeight="251694080" behindDoc="0" locked="0" layoutInCell="1" allowOverlap="1" wp14:anchorId="792E7E4E" wp14:editId="07B07352">
+                    <wp:anchor distT="0" distB="0" distL="114300" distR="114300" simplePos="0" relativeHeight="251694080" behindDoc="0" locked="0" layoutInCell="1" allowOverlap="1" wp14:anchorId="10729602" wp14:editId="16F19056">
                       <wp:simplePos x="0" y="0"/>
                       <wp:positionH relativeFrom="column">
                         <wp:posOffset>-9525</wp:posOffset>
@@ -9647,7 +10071,7 @@
                       <wp:effectExtent l="38100" t="0" r="95250" b="121285"/>
                       <wp:wrapNone/>
                       <wp:docPr id="306" name="Text Box 306">
-                        <a:hlinkClick xmlns:a="http://schemas.openxmlformats.org/drawingml/2006/main" r:id="rId28"/>
+                        <a:hlinkClick xmlns:a="http://schemas.openxmlformats.org/drawingml/2006/main" r:id="rId30"/>
                       </wp:docPr>
                       <wp:cNvGraphicFramePr/>
                       <a:graphic xmlns:a="http://schemas.openxmlformats.org/drawingml/2006/main">
@@ -9713,7 +10137,7 @@
                                       <w:lang w:eastAsia="en-US"/>
                                     </w:rPr>
                                     <w:drawing>
-                                      <wp:inline distT="0" distB="0" distL="0" distR="0" wp14:anchorId="368711B7" wp14:editId="76BF6442">
+                                      <wp:inline distT="0" distB="0" distL="0" distR="0" wp14:anchorId="7B4BEDBF" wp14:editId="2AECC3C1">
                                         <wp:extent cx="137160" cy="137160"/>
                                         <wp:effectExtent l="0" t="0" r="0" b="0"/>
                                         <wp:docPr id="307" name="Picture 307" descr="C:\Users\om\AppData\Local\Microsoft\Windows\INetCache\Content.Word\open_in_new.png"/>
@@ -9823,7 +10247,7 @@
                                           </pic:cNvPicPr>
                                         </pic:nvPicPr>
                                         <pic:blipFill>
-                                          <a:blip r:embed="rId12">
+                                          <a:blip r:embed="rId13">
                                             <a:extLst>
                                               <a:ext uri="{28A0092B-C50C-407E-A947-70E740481C1C}">
                                                 <a14:useLocalDpi xmlns:a14="http://schemas.microsoft.com/office/drawing/2010/main" val="0"/>

--- a/images/VijayPawase_UXDesigner_Resume.docx
+++ b/images/VijayPawase_UXDesigner_Resume.docx
@@ -4812,7 +4812,7 @@
                 <w:lang w:eastAsia="en-US"/>
               </w:rPr>
               <w:drawing>
-                <wp:inline distT="0" distB="0" distL="0" distR="0" wp14:anchorId="2608B7C5" wp14:editId="377ECFEB">
+                <wp:inline distT="0" distB="0" distL="0" distR="0" wp14:anchorId="31624A56" wp14:editId="22CAA108">
                   <wp:extent cx="277930" cy="274320"/>
                   <wp:effectExtent l="0" t="0" r="8255" b="0"/>
                   <wp:docPr id="16" name="Picture 16"/>
@@ -4871,7 +4871,7 @@
               <mc:AlternateContent>
                 <mc:Choice Requires="wps">
                   <w:drawing>
-                    <wp:anchor distT="0" distB="0" distL="114300" distR="114300" simplePos="0" relativeHeight="251667456" behindDoc="0" locked="0" layoutInCell="1" allowOverlap="1" wp14:anchorId="16FB2B90" wp14:editId="3CC2E7D6">
+                    <wp:anchor distT="0" distB="0" distL="114300" distR="114300" simplePos="0" relativeHeight="251667456" behindDoc="0" locked="0" layoutInCell="1" allowOverlap="1" wp14:anchorId="529076F0" wp14:editId="0B2FB686">
                       <wp:simplePos x="0" y="0"/>
                       <wp:positionH relativeFrom="column">
                         <wp:posOffset>-1905</wp:posOffset>
@@ -4949,7 +4949,7 @@
                                       <w:lang w:eastAsia="en-US"/>
                                     </w:rPr>
                                     <w:drawing>
-                                      <wp:inline distT="0" distB="0" distL="0" distR="0" wp14:anchorId="354BDA69" wp14:editId="3A06CFC7">
+                                      <wp:inline distT="0" distB="0" distL="0" distR="0" wp14:anchorId="51E4D4EE" wp14:editId="52C99C75">
                                         <wp:extent cx="137160" cy="137160"/>
                                         <wp:effectExtent l="0" t="0" r="0" b="0"/>
                                         <wp:docPr id="5" name="Picture 5" descr="C:\Users\om\AppData\Local\Microsoft\Windows\INetCache\Content.Word\open_in_new.png"/>
@@ -5042,7 +5042,7 @@
                                 <w:lang w:eastAsia="en-US"/>
                               </w:rPr>
                               <w:drawing>
-                                <wp:inline distT="0" distB="0" distL="0" distR="0" wp14:anchorId="460A21EC" wp14:editId="0DC4327B">
+                                <wp:inline distT="0" distB="0" distL="0" distR="0" wp14:anchorId="51E4D4EE" wp14:editId="52C99C75">
                                   <wp:extent cx="137160" cy="137160"/>
                                   <wp:effectExtent l="0" t="0" r="0" b="0"/>
                                   <wp:docPr id="5" name="Picture 5" descr="C:\Users\om\AppData\Local\Microsoft\Windows\INetCache\Content.Word\open_in_new.png"/>
@@ -5059,7 +5059,7 @@
                                           </pic:cNvPicPr>
                                         </pic:nvPicPr>
                                         <pic:blipFill>
-                                          <a:blip r:embed="rId13">
+                                          <a:blip r:embed="rId12">
                                             <a:extLst>
                                               <a:ext uri="{28A0092B-C50C-407E-A947-70E740481C1C}">
                                                 <a14:useLocalDpi xmlns:a14="http://schemas.microsoft.com/office/drawing/2010/main" val="0"/>
@@ -5182,7 +5182,7 @@
                 <w:lang w:eastAsia="en-US"/>
               </w:rPr>
               <w:drawing>
-                <wp:inline distT="0" distB="0" distL="0" distR="0" wp14:anchorId="1C44E33F" wp14:editId="19CEADF3">
+                <wp:inline distT="0" distB="0" distL="0" distR="0" wp14:anchorId="4079E448" wp14:editId="1F378170">
                   <wp:extent cx="228600" cy="228600"/>
                   <wp:effectExtent l="0" t="0" r="0" b="0"/>
                   <wp:docPr id="2" name="Picture 2" descr="C:\Users\om\AppData\Local\Microsoft\Windows\INetCache\Content.Word\google_icon.png"/>
@@ -5199,7 +5199,7 @@
                           </pic:cNvPicPr>
                         </pic:nvPicPr>
                         <pic:blipFill>
-                          <a:blip r:embed="rId14" cstate="print">
+                          <a:blip r:embed="rId13" cstate="print">
                             <a:extLst>
                               <a:ext uri="{28A0092B-C50C-407E-A947-70E740481C1C}">
                                 <a14:useLocalDpi xmlns:a14="http://schemas.microsoft.com/office/drawing/2010/main" val="0"/>
@@ -5259,7 +5259,7 @@
               <mc:AlternateContent>
                 <mc:Choice Requires="wps">
                   <w:drawing>
-                    <wp:anchor distT="0" distB="0" distL="114300" distR="114300" simplePos="0" relativeHeight="251669504" behindDoc="0" locked="0" layoutInCell="1" allowOverlap="1" wp14:anchorId="28F3F063" wp14:editId="3159C6C7">
+                    <wp:anchor distT="0" distB="0" distL="114300" distR="114300" simplePos="0" relativeHeight="251669504" behindDoc="0" locked="0" layoutInCell="1" allowOverlap="1" wp14:anchorId="2F6D7304" wp14:editId="14E22551">
                       <wp:simplePos x="0" y="0"/>
                       <wp:positionH relativeFrom="column">
                         <wp:posOffset>5715</wp:posOffset>
@@ -5271,7 +5271,7 @@
                       <wp:effectExtent l="38100" t="0" r="95250" b="121285"/>
                       <wp:wrapNone/>
                       <wp:docPr id="6" name="Text Box 6">
-                        <a:hlinkClick xmlns:a="http://schemas.openxmlformats.org/drawingml/2006/main" r:id="rId15"/>
+                        <a:hlinkClick xmlns:a="http://schemas.openxmlformats.org/drawingml/2006/main" r:id="rId14"/>
                       </wp:docPr>
                       <wp:cNvGraphicFramePr/>
                       <a:graphic xmlns:a="http://schemas.openxmlformats.org/drawingml/2006/main">
@@ -5337,7 +5337,7 @@
                                       <w:lang w:eastAsia="en-US"/>
                                     </w:rPr>
                                     <w:drawing>
-                                      <wp:inline distT="0" distB="0" distL="0" distR="0" wp14:anchorId="4040989C" wp14:editId="092B75D0">
+                                      <wp:inline distT="0" distB="0" distL="0" distR="0" wp14:anchorId="39559CEC" wp14:editId="2471CDD9">
                                         <wp:extent cx="137160" cy="137160"/>
                                         <wp:effectExtent l="0" t="0" r="0" b="0"/>
                                         <wp:docPr id="7" name="Picture 7" descr="C:\Users\om\AppData\Local\Microsoft\Windows\INetCache\Content.Word\open_in_new.png"/>
@@ -5430,7 +5430,7 @@
                                 <w:lang w:eastAsia="en-US"/>
                               </w:rPr>
                               <w:drawing>
-                                <wp:inline distT="0" distB="0" distL="0" distR="0" wp14:anchorId="675390DA" wp14:editId="0BE8E380">
+                                <wp:inline distT="0" distB="0" distL="0" distR="0" wp14:anchorId="39559CEC" wp14:editId="2471CDD9">
                                   <wp:extent cx="137160" cy="137160"/>
                                   <wp:effectExtent l="0" t="0" r="0" b="0"/>
                                   <wp:docPr id="7" name="Picture 7" descr="C:\Users\om\AppData\Local\Microsoft\Windows\INetCache\Content.Word\open_in_new.png"/>
@@ -5447,7 +5447,7 @@
                                           </pic:cNvPicPr>
                                         </pic:nvPicPr>
                                         <pic:blipFill>
-                                          <a:blip r:embed="rId13">
+                                          <a:blip r:embed="rId12">
                                             <a:extLst>
                                               <a:ext uri="{28A0092B-C50C-407E-A947-70E740481C1C}">
                                                 <a14:useLocalDpi xmlns:a14="http://schemas.microsoft.com/office/drawing/2010/main" val="0"/>
@@ -5572,7 +5572,7 @@
                 <w:lang w:eastAsia="en-US"/>
               </w:rPr>
               <w:drawing>
-                <wp:inline distT="0" distB="0" distL="0" distR="0" wp14:anchorId="21DD403D" wp14:editId="3FF624AC">
+                <wp:inline distT="0" distB="0" distL="0" distR="0" wp14:anchorId="42BE4521" wp14:editId="186EDF61">
                   <wp:extent cx="228600" cy="228600"/>
                   <wp:effectExtent l="0" t="0" r="0" b="0"/>
                   <wp:docPr id="15" name="Picture 15" descr="C:\Users\om\AppData\Local\Microsoft\Windows\INetCache\Content.Word\google_icon.png"/>
@@ -5589,7 +5589,7 @@
                           </pic:cNvPicPr>
                         </pic:nvPicPr>
                         <pic:blipFill>
-                          <a:blip r:embed="rId14" cstate="print">
+                          <a:blip r:embed="rId13" cstate="print">
                             <a:extLst>
                               <a:ext uri="{28A0092B-C50C-407E-A947-70E740481C1C}">
                                 <a14:useLocalDpi xmlns:a14="http://schemas.microsoft.com/office/drawing/2010/main" val="0"/>
@@ -5638,8 +5638,6 @@
                 <w:szCs w:val="24"/>
               </w:rPr>
             </w:pPr>
-            <w:bookmarkStart w:id="1" w:name="_GoBack"/>
-            <w:bookmarkEnd w:id="1"/>
             <w:r>
               <w:rPr>
                 <w:noProof/>
@@ -5651,7 +5649,7 @@
               <mc:AlternateContent>
                 <mc:Choice Requires="wps">
                   <w:drawing>
-                    <wp:anchor distT="0" distB="0" distL="114300" distR="114300" simplePos="0" relativeHeight="251696128" behindDoc="0" locked="0" layoutInCell="1" allowOverlap="1" wp14:anchorId="60E9C362" wp14:editId="02F96BD5">
+                    <wp:anchor distT="0" distB="0" distL="114300" distR="114300" simplePos="0" relativeHeight="251696128" behindDoc="0" locked="0" layoutInCell="1" allowOverlap="1" wp14:anchorId="707C3E4A" wp14:editId="696E839B">
                       <wp:simplePos x="0" y="0"/>
                       <wp:positionH relativeFrom="column">
                         <wp:posOffset>5715</wp:posOffset>
@@ -5663,7 +5661,7 @@
                       <wp:effectExtent l="38100" t="0" r="95250" b="121285"/>
                       <wp:wrapNone/>
                       <wp:docPr id="8" name="Text Box 8">
-                        <a:hlinkClick xmlns:a="http://schemas.openxmlformats.org/drawingml/2006/main" r:id="rId16"/>
+                        <a:hlinkClick xmlns:a="http://schemas.openxmlformats.org/drawingml/2006/main" r:id="rId15"/>
                       </wp:docPr>
                       <wp:cNvGraphicFramePr/>
                       <a:graphic xmlns:a="http://schemas.openxmlformats.org/drawingml/2006/main">
@@ -5729,7 +5727,7 @@
                                       <w:lang w:eastAsia="en-US"/>
                                     </w:rPr>
                                     <w:drawing>
-                                      <wp:inline distT="0" distB="0" distL="0" distR="0" wp14:anchorId="257367A7" wp14:editId="575C3DDE">
+                                      <wp:inline distT="0" distB="0" distL="0" distR="0" wp14:anchorId="3FE7AAAB" wp14:editId="358B45B4">
                                         <wp:extent cx="137160" cy="137160"/>
                                         <wp:effectExtent l="0" t="0" r="0" b="0"/>
                                         <wp:docPr id="24" name="Picture 24" descr="C:\Users\om\AppData\Local\Microsoft\Windows\INetCache\Content.Word\open_in_new.png"/>
@@ -5822,7 +5820,7 @@
                                 <w:lang w:eastAsia="en-US"/>
                               </w:rPr>
                               <w:drawing>
-                                <wp:inline distT="0" distB="0" distL="0" distR="0" wp14:anchorId="257367A7" wp14:editId="575C3DDE">
+                                <wp:inline distT="0" distB="0" distL="0" distR="0" wp14:anchorId="3FE7AAAB" wp14:editId="358B45B4">
                                   <wp:extent cx="137160" cy="137160"/>
                                   <wp:effectExtent l="0" t="0" r="0" b="0"/>
                                   <wp:docPr id="24" name="Picture 24" descr="C:\Users\om\AppData\Local\Microsoft\Windows\INetCache\Content.Word\open_in_new.png"/>
@@ -5963,7 +5961,7 @@
                 <w:lang w:eastAsia="en-US"/>
               </w:rPr>
               <w:drawing>
-                <wp:inline distT="0" distB="0" distL="0" distR="0" wp14:anchorId="43D08481" wp14:editId="3178257A">
+                <wp:inline distT="0" distB="0" distL="0" distR="0" wp14:anchorId="4FBBD2B6" wp14:editId="738F5E31">
                   <wp:extent cx="228600" cy="228600"/>
                   <wp:effectExtent l="0" t="0" r="0" b="0"/>
                   <wp:docPr id="3" name="Picture 3" descr="C:\Users\om\AppData\Local\Microsoft\Windows\INetCache\Content.Word\google_icon.png"/>
@@ -5980,7 +5978,7 @@
                           </pic:cNvPicPr>
                         </pic:nvPicPr>
                         <pic:blipFill>
-                          <a:blip r:embed="rId14" cstate="print">
+                          <a:blip r:embed="rId13" cstate="print">
                             <a:extLst>
                               <a:ext uri="{28A0092B-C50C-407E-A947-70E740481C1C}">
                                 <a14:useLocalDpi xmlns:a14="http://schemas.microsoft.com/office/drawing/2010/main" val="0"/>
@@ -6036,7 +6034,7 @@
               <mc:AlternateContent>
                 <mc:Choice Requires="wps">
                   <w:drawing>
-                    <wp:anchor distT="0" distB="0" distL="114300" distR="114300" simplePos="0" relativeHeight="251671552" behindDoc="0" locked="0" layoutInCell="1" allowOverlap="1" wp14:anchorId="69428046" wp14:editId="373FFE28">
+                    <wp:anchor distT="0" distB="0" distL="114300" distR="114300" simplePos="0" relativeHeight="251671552" behindDoc="0" locked="0" layoutInCell="1" allowOverlap="1" wp14:anchorId="5E1D61FA" wp14:editId="2844AE7B">
                       <wp:simplePos x="0" y="0"/>
                       <wp:positionH relativeFrom="column">
                         <wp:posOffset>13335</wp:posOffset>
@@ -6048,7 +6046,7 @@
                       <wp:effectExtent l="38100" t="0" r="95250" b="121285"/>
                       <wp:wrapNone/>
                       <wp:docPr id="13" name="Text Box 13">
-                        <a:hlinkClick xmlns:a="http://schemas.openxmlformats.org/drawingml/2006/main" r:id="rId17"/>
+                        <a:hlinkClick xmlns:a="http://schemas.openxmlformats.org/drawingml/2006/main" r:id="rId16"/>
                       </wp:docPr>
                       <wp:cNvGraphicFramePr/>
                       <a:graphic xmlns:a="http://schemas.openxmlformats.org/drawingml/2006/main">
@@ -6114,7 +6112,7 @@
                                       <w:lang w:eastAsia="en-US"/>
                                     </w:rPr>
                                     <w:drawing>
-                                      <wp:inline distT="0" distB="0" distL="0" distR="0" wp14:anchorId="5500E6E6" wp14:editId="1EA6EAA3">
+                                      <wp:inline distT="0" distB="0" distL="0" distR="0" wp14:anchorId="494051C4" wp14:editId="438D9A81">
                                         <wp:extent cx="137160" cy="137160"/>
                                         <wp:effectExtent l="0" t="0" r="0" b="0"/>
                                         <wp:docPr id="14" name="Picture 14" descr="C:\Users\om\AppData\Local\Microsoft\Windows\INetCache\Content.Word\open_in_new.png"/>
@@ -6185,7 +6183,7 @@
                 </mc:Choice>
                 <mc:Fallback>
                   <w:pict>
-                    <v:roundrect id="Text Box 13" o:spid="_x0000_s1028" href="https://www.coursera.org/account/accomplishments/verify/380MA30BCRVG" style="position:absolute;margin-left:1.05pt;margin-top:17.7pt;width:108pt;height:18.95pt;z-index:251671552;visibility:visible;mso-wrap-style:square;mso-width-percent:0;mso-height-percent:0;mso-wrap-distance-left:9pt;mso-wrap-distance-top:0;mso-wrap-distance-right:9pt;mso-wrap-distance-bottom:0;mso-position-horizontal:absolute;mso-position-horizontal-relative:text;mso-position-vertical:absolute;mso-position-vertical-relative:text;mso-width-percent:0;mso-height-percent:0;mso-width-relative:margin;mso-height-relative:margin;v-text-anchor:top" arcsize=".5" o:gfxdata="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" o:button="t" fillcolor="white [3201]" strokecolor="#365f91 [2404]">
+                    <v:roundrect id="Text Box 13" o:spid="_x0000_s1029" href="https://www.coursera.org/account/accomplishments/verify/380MA30BCRVG" style="position:absolute;margin-left:1.05pt;margin-top:17.7pt;width:108pt;height:18.95pt;z-index:251671552;visibility:visible;mso-wrap-style:square;mso-width-percent:0;mso-height-percent:0;mso-wrap-distance-left:9pt;mso-wrap-distance-top:0;mso-wrap-distance-right:9pt;mso-wrap-distance-bottom:0;mso-position-horizontal:absolute;mso-position-horizontal-relative:text;mso-position-vertical:absolute;mso-position-vertical-relative:text;mso-width-percent:0;mso-height-percent:0;mso-width-relative:margin;mso-height-relative:margin;v-text-anchor:top" arcsize=".5" o:gfxdata="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" o:button="t" fillcolor="white [3201]" strokecolor="#365f91 [2404]">
                       <v:fill o:detectmouseclick="t"/>
                       <v:shadow on="t" type="perspective" color="black" opacity="13107f" origin="-.5,.5" offset="0,0" matrix=",-23853f,,15073f"/>
                       <v:textbox inset=",0,,0">
@@ -6207,7 +6205,7 @@
                                 <w:lang w:eastAsia="en-US"/>
                               </w:rPr>
                               <w:drawing>
-                                <wp:inline distT="0" distB="0" distL="0" distR="0" wp14:anchorId="168551FC" wp14:editId="13A6F75B">
+                                <wp:inline distT="0" distB="0" distL="0" distR="0" wp14:anchorId="494051C4" wp14:editId="438D9A81">
                                   <wp:extent cx="137160" cy="137160"/>
                                   <wp:effectExtent l="0" t="0" r="0" b="0"/>
                                   <wp:docPr id="14" name="Picture 14" descr="C:\Users\om\AppData\Local\Microsoft\Windows\INetCache\Content.Word\open_in_new.png"/>
@@ -6224,7 +6222,7 @@
                                           </pic:cNvPicPr>
                                         </pic:nvPicPr>
                                         <pic:blipFill>
-                                          <a:blip r:embed="rId13">
+                                          <a:blip r:embed="rId12">
                                             <a:extLst>
                                               <a:ext uri="{28A0092B-C50C-407E-A947-70E740481C1C}">
                                                 <a14:useLocalDpi xmlns:a14="http://schemas.microsoft.com/office/drawing/2010/main" val="0"/>
@@ -6326,7 +6324,7 @@
                 <w:lang w:eastAsia="en-US"/>
               </w:rPr>
               <w:drawing>
-                <wp:inline distT="0" distB="0" distL="0" distR="0" wp14:anchorId="212656E6" wp14:editId="56E06C7A">
+                <wp:inline distT="0" distB="0" distL="0" distR="0" wp14:anchorId="6DE6656B" wp14:editId="3ACDB7AD">
                   <wp:extent cx="228600" cy="228600"/>
                   <wp:effectExtent l="0" t="0" r="0" b="0"/>
                   <wp:docPr id="4" name="Picture 4" descr="C:\Users\om\AppData\Local\Microsoft\Windows\INetCache\Content.Word\google_icon.png"/>
@@ -6343,7 +6341,7 @@
                           </pic:cNvPicPr>
                         </pic:nvPicPr>
                         <pic:blipFill>
-                          <a:blip r:embed="rId14" cstate="print">
+                          <a:blip r:embed="rId13" cstate="print">
                             <a:extLst>
                               <a:ext uri="{28A0092B-C50C-407E-A947-70E740481C1C}">
                                 <a14:useLocalDpi xmlns:a14="http://schemas.microsoft.com/office/drawing/2010/main" val="0"/>
@@ -6399,7 +6397,7 @@
               <mc:AlternateContent>
                 <mc:Choice Requires="wps">
                   <w:drawing>
-                    <wp:anchor distT="0" distB="0" distL="114300" distR="114300" simplePos="0" relativeHeight="251673600" behindDoc="0" locked="0" layoutInCell="1" allowOverlap="1" wp14:anchorId="7AAE63A0" wp14:editId="0F30F321">
+                    <wp:anchor distT="0" distB="0" distL="114300" distR="114300" simplePos="0" relativeHeight="251673600" behindDoc="0" locked="0" layoutInCell="1" allowOverlap="1" wp14:anchorId="010C40CB" wp14:editId="4E1E5029">
                       <wp:simplePos x="0" y="0"/>
                       <wp:positionH relativeFrom="column">
                         <wp:posOffset>20955</wp:posOffset>
@@ -6411,7 +6409,7 @@
                       <wp:effectExtent l="38100" t="0" r="95250" b="121285"/>
                       <wp:wrapNone/>
                       <wp:docPr id="25" name="Text Box 25">
-                        <a:hlinkClick xmlns:a="http://schemas.openxmlformats.org/drawingml/2006/main" r:id="rId18"/>
+                        <a:hlinkClick xmlns:a="http://schemas.openxmlformats.org/drawingml/2006/main" r:id="rId17"/>
                       </wp:docPr>
                       <wp:cNvGraphicFramePr/>
                       <a:graphic xmlns:a="http://schemas.openxmlformats.org/drawingml/2006/main">
@@ -6477,7 +6475,7 @@
                                       <w:lang w:eastAsia="en-US"/>
                                     </w:rPr>
                                     <w:drawing>
-                                      <wp:inline distT="0" distB="0" distL="0" distR="0" wp14:anchorId="242FF130" wp14:editId="5E447189">
+                                      <wp:inline distT="0" distB="0" distL="0" distR="0" wp14:anchorId="34D2D297" wp14:editId="16E5BBDB">
                                         <wp:extent cx="137160" cy="137160"/>
                                         <wp:effectExtent l="0" t="0" r="0" b="0"/>
                                         <wp:docPr id="26" name="Picture 26" descr="C:\Users\om\AppData\Local\Microsoft\Windows\INetCache\Content.Word\open_in_new.png"/>
@@ -6548,7 +6546,7 @@
                 </mc:Choice>
                 <mc:Fallback>
                   <w:pict>
-                    <v:roundrect id="Text Box 25" o:spid="_x0000_s1029" href="https://www.coursera.org/account/accomplishments/verify/B3DKBOCQBUX7" style="position:absolute;margin-left:1.65pt;margin-top:18.2pt;width:108pt;height:18.95pt;z-index:251673600;visibility:visible;mso-wrap-style:square;mso-width-percent:0;mso-height-percent:0;mso-wrap-distance-left:9pt;mso-wrap-distance-top:0;mso-wrap-distance-right:9pt;mso-wrap-distance-bottom:0;mso-position-horizontal:absolute;mso-position-horizontal-relative:text;mso-position-vertical:absolute;mso-position-vertical-relative:text;mso-width-percent:0;mso-height-percent:0;mso-width-relative:margin;mso-height-relative:margin;v-text-anchor:top" arcsize=".5" o:gfxdata="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" o:button="t" fillcolor="white [3201]" strokecolor="#365f91 [2404]">
+                    <v:roundrect id="Text Box 25" o:spid="_x0000_s1030" href="https://www.coursera.org/account/accomplishments/verify/B3DKBOCQBUX7" style="position:absolute;margin-left:1.65pt;margin-top:18.2pt;width:108pt;height:18.95pt;z-index:251673600;visibility:visible;mso-wrap-style:square;mso-width-percent:0;mso-height-percent:0;mso-wrap-distance-left:9pt;mso-wrap-distance-top:0;mso-wrap-distance-right:9pt;mso-wrap-distance-bottom:0;mso-position-horizontal:absolute;mso-position-horizontal-relative:text;mso-position-vertical:absolute;mso-position-vertical-relative:text;mso-width-percent:0;mso-height-percent:0;mso-width-relative:margin;mso-height-relative:margin;v-text-anchor:top" arcsize=".5" o:gfxdata="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" o:button="t" fillcolor="white [3201]" strokecolor="#365f91 [2404]">
                       <v:fill o:detectmouseclick="t"/>
                       <v:shadow on="t" type="perspective" color="black" opacity="13107f" origin="-.5,.5" offset="0,0" matrix=",-23853f,,15073f"/>
                       <v:textbox inset=",0,,0">
@@ -6570,7 +6568,7 @@
                                 <w:lang w:eastAsia="en-US"/>
                               </w:rPr>
                               <w:drawing>
-                                <wp:inline distT="0" distB="0" distL="0" distR="0" wp14:anchorId="07885F34" wp14:editId="15B8FD9F">
+                                <wp:inline distT="0" distB="0" distL="0" distR="0" wp14:anchorId="34D2D297" wp14:editId="16E5BBDB">
                                   <wp:extent cx="137160" cy="137160"/>
                                   <wp:effectExtent l="0" t="0" r="0" b="0"/>
                                   <wp:docPr id="26" name="Picture 26" descr="C:\Users\om\AppData\Local\Microsoft\Windows\INetCache\Content.Word\open_in_new.png"/>
@@ -6587,7 +6585,7 @@
                                           </pic:cNvPicPr>
                                         </pic:nvPicPr>
                                         <pic:blipFill>
-                                          <a:blip r:embed="rId13">
+                                          <a:blip r:embed="rId12">
                                             <a:extLst>
                                               <a:ext uri="{28A0092B-C50C-407E-A947-70E740481C1C}">
                                                 <a14:useLocalDpi xmlns:a14="http://schemas.microsoft.com/office/drawing/2010/main" val="0"/>
@@ -6689,7 +6687,7 @@
                 <w:lang w:eastAsia="en-US"/>
               </w:rPr>
               <w:drawing>
-                <wp:inline distT="0" distB="0" distL="0" distR="0" wp14:anchorId="7757C9F8" wp14:editId="7DEC160B">
+                <wp:inline distT="0" distB="0" distL="0" distR="0" wp14:anchorId="7BF6195F" wp14:editId="2B384D12">
                   <wp:extent cx="228600" cy="228600"/>
                   <wp:effectExtent l="0" t="0" r="0" b="0"/>
                   <wp:docPr id="9" name="Picture 9" descr="C:\Users\om\AppData\Local\Microsoft\Windows\INetCache\Content.Word\google_icon.png"/>
@@ -6706,7 +6704,7 @@
                           </pic:cNvPicPr>
                         </pic:nvPicPr>
                         <pic:blipFill>
-                          <a:blip r:embed="rId14" cstate="print">
+                          <a:blip r:embed="rId13" cstate="print">
                             <a:extLst>
                               <a:ext uri="{28A0092B-C50C-407E-A947-70E740481C1C}">
                                 <a14:useLocalDpi xmlns:a14="http://schemas.microsoft.com/office/drawing/2010/main" val="0"/>
@@ -6762,7 +6760,7 @@
               <mc:AlternateContent>
                 <mc:Choice Requires="wps">
                   <w:drawing>
-                    <wp:anchor distT="0" distB="0" distL="114300" distR="114300" simplePos="0" relativeHeight="251675648" behindDoc="0" locked="0" layoutInCell="1" allowOverlap="1" wp14:anchorId="65169403" wp14:editId="2E392636">
+                    <wp:anchor distT="0" distB="0" distL="114300" distR="114300" simplePos="0" relativeHeight="251675648" behindDoc="0" locked="0" layoutInCell="1" allowOverlap="1" wp14:anchorId="29F1733F" wp14:editId="2EDF0B35">
                       <wp:simplePos x="0" y="0"/>
                       <wp:positionH relativeFrom="column">
                         <wp:posOffset>20955</wp:posOffset>
@@ -6774,7 +6772,7 @@
                       <wp:effectExtent l="38100" t="0" r="95250" b="121285"/>
                       <wp:wrapNone/>
                       <wp:docPr id="27" name="Text Box 27">
-                        <a:hlinkClick xmlns:a="http://schemas.openxmlformats.org/drawingml/2006/main" r:id="rId19"/>
+                        <a:hlinkClick xmlns:a="http://schemas.openxmlformats.org/drawingml/2006/main" r:id="rId18"/>
                       </wp:docPr>
                       <wp:cNvGraphicFramePr/>
                       <a:graphic xmlns:a="http://schemas.openxmlformats.org/drawingml/2006/main">
@@ -6840,7 +6838,7 @@
                                       <w:lang w:eastAsia="en-US"/>
                                     </w:rPr>
                                     <w:drawing>
-                                      <wp:inline distT="0" distB="0" distL="0" distR="0" wp14:anchorId="745580FF" wp14:editId="0F42A16A">
+                                      <wp:inline distT="0" distB="0" distL="0" distR="0" wp14:anchorId="3BDE2B27" wp14:editId="552A3C7A">
                                         <wp:extent cx="137160" cy="137160"/>
                                         <wp:effectExtent l="0" t="0" r="0" b="0"/>
                                         <wp:docPr id="28" name="Picture 28" descr="C:\Users\om\AppData\Local\Microsoft\Windows\INetCache\Content.Word\open_in_new.png"/>
@@ -6911,7 +6909,7 @@
                 </mc:Choice>
                 <mc:Fallback>
                   <w:pict>
-                    <v:roundrect id="Text Box 27" o:spid="_x0000_s1030" href="https://www.coursera.org/account/accomplishments/records/RIMIRZBMFDVD" style="position:absolute;margin-left:1.65pt;margin-top:17.45pt;width:108pt;height:18.95pt;z-index:251675648;visibility:visible;mso-wrap-style:square;mso-width-percent:0;mso-height-percent:0;mso-wrap-distance-left:9pt;mso-wrap-distance-top:0;mso-wrap-distance-right:9pt;mso-wrap-distance-bottom:0;mso-position-horizontal:absolute;mso-position-horizontal-relative:text;mso-position-vertical:absolute;mso-position-vertical-relative:text;mso-width-percent:0;mso-height-percent:0;mso-width-relative:margin;mso-height-relative:margin;v-text-anchor:top" arcsize=".5" o:gfxdata="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" o:button="t" fillcolor="white [3201]" strokecolor="#365f91 [2404]">
+                    <v:roundrect id="Text Box 27" o:spid="_x0000_s1031" href="https://www.coursera.org/account/accomplishments/records/RIMIRZBMFDVD" style="position:absolute;margin-left:1.65pt;margin-top:17.45pt;width:108pt;height:18.95pt;z-index:251675648;visibility:visible;mso-wrap-style:square;mso-width-percent:0;mso-height-percent:0;mso-wrap-distance-left:9pt;mso-wrap-distance-top:0;mso-wrap-distance-right:9pt;mso-wrap-distance-bottom:0;mso-position-horizontal:absolute;mso-position-horizontal-relative:text;mso-position-vertical:absolute;mso-position-vertical-relative:text;mso-width-percent:0;mso-height-percent:0;mso-width-relative:margin;mso-height-relative:margin;v-text-anchor:top" arcsize=".5" o:gfxdata="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" o:button="t" fillcolor="white [3201]" strokecolor="#365f91 [2404]">
                       <v:fill o:detectmouseclick="t"/>
                       <v:shadow on="t" type="perspective" color="black" opacity="13107f" origin="-.5,.5" offset="0,0" matrix=",-23853f,,15073f"/>
                       <v:textbox inset=",0,,0">
@@ -6933,7 +6931,7 @@
                                 <w:lang w:eastAsia="en-US"/>
                               </w:rPr>
                               <w:drawing>
-                                <wp:inline distT="0" distB="0" distL="0" distR="0" wp14:anchorId="7E41D058" wp14:editId="3DE2CA96">
+                                <wp:inline distT="0" distB="0" distL="0" distR="0" wp14:anchorId="3BDE2B27" wp14:editId="552A3C7A">
                                   <wp:extent cx="137160" cy="137160"/>
                                   <wp:effectExtent l="0" t="0" r="0" b="0"/>
                                   <wp:docPr id="28" name="Picture 28" descr="C:\Users\om\AppData\Local\Microsoft\Windows\INetCache\Content.Word\open_in_new.png"/>
@@ -6950,7 +6948,7 @@
                                           </pic:cNvPicPr>
                                         </pic:nvPicPr>
                                         <pic:blipFill>
-                                          <a:blip r:embed="rId13">
+                                          <a:blip r:embed="rId12">
                                             <a:extLst>
                                               <a:ext uri="{28A0092B-C50C-407E-A947-70E740481C1C}">
                                                 <a14:useLocalDpi xmlns:a14="http://schemas.microsoft.com/office/drawing/2010/main" val="0"/>
@@ -7052,7 +7050,7 @@
                 <w:lang w:eastAsia="en-US"/>
               </w:rPr>
               <w:drawing>
-                <wp:inline distT="0" distB="0" distL="0" distR="0" wp14:anchorId="620428B0" wp14:editId="5499BFE7">
+                <wp:inline distT="0" distB="0" distL="0" distR="0" wp14:anchorId="3DBDC97E" wp14:editId="34E7CD6D">
                   <wp:extent cx="228600" cy="228600"/>
                   <wp:effectExtent l="0" t="0" r="0" b="0"/>
                   <wp:docPr id="10" name="Picture 10" descr="C:\Users\om\AppData\Local\Microsoft\Windows\INetCache\Content.Word\google_icon.png"/>
@@ -7069,7 +7067,7 @@
                           </pic:cNvPicPr>
                         </pic:nvPicPr>
                         <pic:blipFill>
-                          <a:blip r:embed="rId14" cstate="print">
+                          <a:blip r:embed="rId13" cstate="print">
                             <a:extLst>
                               <a:ext uri="{28A0092B-C50C-407E-A947-70E740481C1C}">
                                 <a14:useLocalDpi xmlns:a14="http://schemas.microsoft.com/office/drawing/2010/main" val="0"/>
@@ -7125,7 +7123,7 @@
               <mc:AlternateContent>
                 <mc:Choice Requires="wps">
                   <w:drawing>
-                    <wp:anchor distT="0" distB="0" distL="114300" distR="114300" simplePos="0" relativeHeight="251677696" behindDoc="0" locked="0" layoutInCell="1" allowOverlap="1" wp14:anchorId="2963E433" wp14:editId="783645DA">
+                    <wp:anchor distT="0" distB="0" distL="114300" distR="114300" simplePos="0" relativeHeight="251677696" behindDoc="0" locked="0" layoutInCell="1" allowOverlap="1" wp14:anchorId="3BC0A298" wp14:editId="682A6C72">
                       <wp:simplePos x="0" y="0"/>
                       <wp:positionH relativeFrom="column">
                         <wp:posOffset>28575</wp:posOffset>
@@ -7137,7 +7135,7 @@
                       <wp:effectExtent l="38100" t="0" r="95250" b="121285"/>
                       <wp:wrapNone/>
                       <wp:docPr id="29" name="Text Box 29">
-                        <a:hlinkClick xmlns:a="http://schemas.openxmlformats.org/drawingml/2006/main" r:id="rId20"/>
+                        <a:hlinkClick xmlns:a="http://schemas.openxmlformats.org/drawingml/2006/main" r:id="rId19"/>
                       </wp:docPr>
                       <wp:cNvGraphicFramePr/>
                       <a:graphic xmlns:a="http://schemas.openxmlformats.org/drawingml/2006/main">
@@ -7203,7 +7201,7 @@
                                       <w:lang w:eastAsia="en-US"/>
                                     </w:rPr>
                                     <w:drawing>
-                                      <wp:inline distT="0" distB="0" distL="0" distR="0" wp14:anchorId="175779D6" wp14:editId="11E9CFCD">
+                                      <wp:inline distT="0" distB="0" distL="0" distR="0" wp14:anchorId="64428914" wp14:editId="6791BC39">
                                         <wp:extent cx="137160" cy="137160"/>
                                         <wp:effectExtent l="0" t="0" r="0" b="0"/>
                                         <wp:docPr id="30" name="Picture 30" descr="C:\Users\om\AppData\Local\Microsoft\Windows\INetCache\Content.Word\open_in_new.png"/>
@@ -7274,7 +7272,7 @@
                 </mc:Choice>
                 <mc:Fallback>
                   <w:pict>
-                    <v:roundrect id="Text Box 29" o:spid="_x0000_s1031" href="https://www.coursera.org/account/accomplishments/records/L62137KQ4PY5" style="position:absolute;margin-left:2.25pt;margin-top:18pt;width:108pt;height:18.95pt;z-index:251677696;visibility:visible;mso-wrap-style:square;mso-width-percent:0;mso-height-percent:0;mso-wrap-distance-left:9pt;mso-wrap-distance-top:0;mso-wrap-distance-right:9pt;mso-wrap-distance-bottom:0;mso-position-horizontal:absolute;mso-position-horizontal-relative:text;mso-position-vertical:absolute;mso-position-vertical-relative:text;mso-width-percent:0;mso-height-percent:0;mso-width-relative:margin;mso-height-relative:margin;v-text-anchor:top" arcsize=".5" o:gfxdata="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" o:button="t" fillcolor="white [3201]" strokecolor="#365f91 [2404]">
+                    <v:roundrect id="Text Box 29" o:spid="_x0000_s1032" href="https://www.coursera.org/account/accomplishments/records/L62137KQ4PY5" style="position:absolute;margin-left:2.25pt;margin-top:18pt;width:108pt;height:18.95pt;z-index:251677696;visibility:visible;mso-wrap-style:square;mso-width-percent:0;mso-height-percent:0;mso-wrap-distance-left:9pt;mso-wrap-distance-top:0;mso-wrap-distance-right:9pt;mso-wrap-distance-bottom:0;mso-position-horizontal:absolute;mso-position-horizontal-relative:text;mso-position-vertical:absolute;mso-position-vertical-relative:text;mso-width-percent:0;mso-height-percent:0;mso-width-relative:margin;mso-height-relative:margin;v-text-anchor:top" arcsize=".5" o:gfxdata="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" o:button="t" fillcolor="white [3201]" strokecolor="#365f91 [2404]">
                       <v:fill o:detectmouseclick="t"/>
                       <v:shadow on="t" type="perspective" color="black" opacity="13107f" origin="-.5,.5" offset="0,0" matrix=",-23853f,,15073f"/>
                       <v:textbox inset=",0,,0">
@@ -7296,7 +7294,7 @@
                                 <w:lang w:eastAsia="en-US"/>
                               </w:rPr>
                               <w:drawing>
-                                <wp:inline distT="0" distB="0" distL="0" distR="0" wp14:anchorId="1B687F50" wp14:editId="12E8ED51">
+                                <wp:inline distT="0" distB="0" distL="0" distR="0" wp14:anchorId="64428914" wp14:editId="6791BC39">
                                   <wp:extent cx="137160" cy="137160"/>
                                   <wp:effectExtent l="0" t="0" r="0" b="0"/>
                                   <wp:docPr id="30" name="Picture 30" descr="C:\Users\om\AppData\Local\Microsoft\Windows\INetCache\Content.Word\open_in_new.png"/>
@@ -7313,7 +7311,7 @@
                                           </pic:cNvPicPr>
                                         </pic:nvPicPr>
                                         <pic:blipFill>
-                                          <a:blip r:embed="rId13">
+                                          <a:blip r:embed="rId12">
                                             <a:extLst>
                                               <a:ext uri="{28A0092B-C50C-407E-A947-70E740481C1C}">
                                                 <a14:useLocalDpi xmlns:a14="http://schemas.microsoft.com/office/drawing/2010/main" val="0"/>
@@ -7424,7 +7422,7 @@
               </w:rPr>
               <w:lastRenderedPageBreak/>
               <w:drawing>
-                <wp:inline distT="0" distB="0" distL="0" distR="0" wp14:anchorId="78DCB99B" wp14:editId="46C965D8">
+                <wp:inline distT="0" distB="0" distL="0" distR="0" wp14:anchorId="3E8F3957" wp14:editId="179795FA">
                   <wp:extent cx="228600" cy="228600"/>
                   <wp:effectExtent l="0" t="0" r="0" b="0"/>
                   <wp:docPr id="11" name="Picture 11" descr="C:\Users\om\AppData\Local\Microsoft\Windows\INetCache\Content.Word\google_icon.png"/>
@@ -7441,7 +7439,7 @@
                           </pic:cNvPicPr>
                         </pic:nvPicPr>
                         <pic:blipFill>
-                          <a:blip r:embed="rId14" cstate="print">
+                          <a:blip r:embed="rId13" cstate="print">
                             <a:extLst>
                               <a:ext uri="{28A0092B-C50C-407E-A947-70E740481C1C}">
                                 <a14:useLocalDpi xmlns:a14="http://schemas.microsoft.com/office/drawing/2010/main" val="0"/>
@@ -7497,7 +7495,7 @@
               <mc:AlternateContent>
                 <mc:Choice Requires="wps">
                   <w:drawing>
-                    <wp:anchor distT="0" distB="0" distL="114300" distR="114300" simplePos="0" relativeHeight="251679744" behindDoc="0" locked="0" layoutInCell="1" allowOverlap="1" wp14:anchorId="3754F718" wp14:editId="51983593">
+                    <wp:anchor distT="0" distB="0" distL="114300" distR="114300" simplePos="0" relativeHeight="251679744" behindDoc="0" locked="0" layoutInCell="1" allowOverlap="1" wp14:anchorId="2D61435B" wp14:editId="0761C1FE">
                       <wp:simplePos x="0" y="0"/>
                       <wp:positionH relativeFrom="column">
                         <wp:posOffset>36195</wp:posOffset>
@@ -7509,7 +7507,7 @@
                       <wp:effectExtent l="38100" t="0" r="95250" b="121285"/>
                       <wp:wrapNone/>
                       <wp:docPr id="31" name="Text Box 31">
-                        <a:hlinkClick xmlns:a="http://schemas.openxmlformats.org/drawingml/2006/main" r:id="rId21"/>
+                        <a:hlinkClick xmlns:a="http://schemas.openxmlformats.org/drawingml/2006/main" r:id="rId20"/>
                       </wp:docPr>
                       <wp:cNvGraphicFramePr/>
                       <a:graphic xmlns:a="http://schemas.openxmlformats.org/drawingml/2006/main">
@@ -7575,7 +7573,7 @@
                                       <w:lang w:eastAsia="en-US"/>
                                     </w:rPr>
                                     <w:drawing>
-                                      <wp:inline distT="0" distB="0" distL="0" distR="0" wp14:anchorId="444AD572" wp14:editId="05EB4AB6">
+                                      <wp:inline distT="0" distB="0" distL="0" distR="0" wp14:anchorId="61A15BA3" wp14:editId="06457215">
                                         <wp:extent cx="137160" cy="137160"/>
                                         <wp:effectExtent l="0" t="0" r="0" b="0"/>
                                         <wp:docPr id="288" name="Picture 288" descr="C:\Users\om\AppData\Local\Microsoft\Windows\INetCache\Content.Word\open_in_new.png"/>
@@ -7646,7 +7644,7 @@
                 </mc:Choice>
                 <mc:Fallback>
                   <w:pict>
-                    <v:roundrect id="Text Box 31" o:spid="_x0000_s1032" href="https://www.coursera.org/account/accomplishments/verify/ZBSM0OGK4EXP" style="position:absolute;margin-left:2.85pt;margin-top:18.8pt;width:108pt;height:18.95pt;z-index:251679744;visibility:visible;mso-wrap-style:square;mso-width-percent:0;mso-height-percent:0;mso-wrap-distance-left:9pt;mso-wrap-distance-top:0;mso-wrap-distance-right:9pt;mso-wrap-distance-bottom:0;mso-position-horizontal:absolute;mso-position-horizontal-relative:text;mso-position-vertical:absolute;mso-position-vertical-relative:text;mso-width-percent:0;mso-height-percent:0;mso-width-relative:margin;mso-height-relative:margin;v-text-anchor:top" arcsize=".5" o:gfxdata="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" o:button="t" fillcolor="white [3201]" strokecolor="#365f91 [2404]">
+                    <v:roundrect id="Text Box 31" o:spid="_x0000_s1033" href="https://www.coursera.org/account/accomplishments/verify/ZBSM0OGK4EXP" style="position:absolute;margin-left:2.85pt;margin-top:18.8pt;width:108pt;height:18.95pt;z-index:251679744;visibility:visible;mso-wrap-style:square;mso-width-percent:0;mso-height-percent:0;mso-wrap-distance-left:9pt;mso-wrap-distance-top:0;mso-wrap-distance-right:9pt;mso-wrap-distance-bottom:0;mso-position-horizontal:absolute;mso-position-horizontal-relative:text;mso-position-vertical:absolute;mso-position-vertical-relative:text;mso-width-percent:0;mso-height-percent:0;mso-width-relative:margin;mso-height-relative:margin;v-text-anchor:top" arcsize=".5" o:gfxdata="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" o:button="t" fillcolor="white [3201]" strokecolor="#365f91 [2404]">
                       <v:fill o:detectmouseclick="t"/>
                       <v:shadow on="t" type="perspective" color="black" opacity="13107f" origin="-.5,.5" offset="0,0" matrix=",-23853f,,15073f"/>
                       <v:textbox inset=",0,,0">
@@ -7668,7 +7666,7 @@
                                 <w:lang w:eastAsia="en-US"/>
                               </w:rPr>
                               <w:drawing>
-                                <wp:inline distT="0" distB="0" distL="0" distR="0" wp14:anchorId="42DFBE74" wp14:editId="1C9A437B">
+                                <wp:inline distT="0" distB="0" distL="0" distR="0" wp14:anchorId="61A15BA3" wp14:editId="06457215">
                                   <wp:extent cx="137160" cy="137160"/>
                                   <wp:effectExtent l="0" t="0" r="0" b="0"/>
                                   <wp:docPr id="288" name="Picture 288" descr="C:\Users\om\AppData\Local\Microsoft\Windows\INetCache\Content.Word\open_in_new.png"/>
@@ -7685,7 +7683,7 @@
                                           </pic:cNvPicPr>
                                         </pic:nvPicPr>
                                         <pic:blipFill>
-                                          <a:blip r:embed="rId13">
+                                          <a:blip r:embed="rId12">
                                             <a:extLst>
                                               <a:ext uri="{28A0092B-C50C-407E-A947-70E740481C1C}">
                                                 <a14:useLocalDpi xmlns:a14="http://schemas.microsoft.com/office/drawing/2010/main" val="0"/>
@@ -7795,7 +7793,7 @@
                 <w:lang w:eastAsia="en-US"/>
               </w:rPr>
               <w:drawing>
-                <wp:inline distT="0" distB="0" distL="0" distR="0" wp14:anchorId="0253C023" wp14:editId="61FEA11B">
+                <wp:inline distT="0" distB="0" distL="0" distR="0" wp14:anchorId="4C5BEF23" wp14:editId="7DF1DE96">
                   <wp:extent cx="228600" cy="228600"/>
                   <wp:effectExtent l="0" t="0" r="0" b="0"/>
                   <wp:docPr id="12" name="Picture 12" descr="C:\Users\om\AppData\Local\Microsoft\Windows\INetCache\Content.Word\google_icon.png"/>
@@ -7812,7 +7810,7 @@
                           </pic:cNvPicPr>
                         </pic:nvPicPr>
                         <pic:blipFill>
-                          <a:blip r:embed="rId14" cstate="print">
+                          <a:blip r:embed="rId13" cstate="print">
                             <a:extLst>
                               <a:ext uri="{28A0092B-C50C-407E-A947-70E740481C1C}">
                                 <a14:useLocalDpi xmlns:a14="http://schemas.microsoft.com/office/drawing/2010/main" val="0"/>
@@ -7871,7 +7869,7 @@
               <mc:AlternateContent>
                 <mc:Choice Requires="wps">
                   <w:drawing>
-                    <wp:anchor distT="0" distB="0" distL="114300" distR="114300" simplePos="0" relativeHeight="251681792" behindDoc="0" locked="0" layoutInCell="1" allowOverlap="1" wp14:anchorId="007770F7" wp14:editId="01356A48">
+                    <wp:anchor distT="0" distB="0" distL="114300" distR="114300" simplePos="0" relativeHeight="251681792" behindDoc="0" locked="0" layoutInCell="1" allowOverlap="1" wp14:anchorId="42F52EA2" wp14:editId="530AC65B">
                       <wp:simplePos x="0" y="0"/>
                       <wp:positionH relativeFrom="column">
                         <wp:posOffset>-1905</wp:posOffset>
@@ -7883,7 +7881,7 @@
                       <wp:effectExtent l="38100" t="0" r="95250" b="121285"/>
                       <wp:wrapNone/>
                       <wp:docPr id="289" name="Text Box 289">
-                        <a:hlinkClick xmlns:a="http://schemas.openxmlformats.org/drawingml/2006/main" r:id="rId22"/>
+                        <a:hlinkClick xmlns:a="http://schemas.openxmlformats.org/drawingml/2006/main" r:id="rId21"/>
                       </wp:docPr>
                       <wp:cNvGraphicFramePr/>
                       <a:graphic xmlns:a="http://schemas.openxmlformats.org/drawingml/2006/main">
@@ -7949,7 +7947,7 @@
                                       <w:lang w:eastAsia="en-US"/>
                                     </w:rPr>
                                     <w:drawing>
-                                      <wp:inline distT="0" distB="0" distL="0" distR="0" wp14:anchorId="73805D16" wp14:editId="1E800DEE">
+                                      <wp:inline distT="0" distB="0" distL="0" distR="0" wp14:anchorId="07CA05B6" wp14:editId="6C49D621">
                                         <wp:extent cx="137160" cy="137160"/>
                                         <wp:effectExtent l="0" t="0" r="0" b="0"/>
                                         <wp:docPr id="290" name="Picture 290" descr="C:\Users\om\AppData\Local\Microsoft\Windows\INetCache\Content.Word\open_in_new.png"/>
@@ -8020,7 +8018,7 @@
                 </mc:Choice>
                 <mc:Fallback>
                   <w:pict>
-                    <v:roundrect id="Text Box 289" o:spid="_x0000_s1033" href="https://www.coursera.org/account/accomplishments/verify/Y7E83OKHPEYU" style="position:absolute;margin-left:-.15pt;margin-top:17.35pt;width:108pt;height:18.95pt;z-index:251681792;visibility:visible;mso-wrap-style:square;mso-width-percent:0;mso-height-percent:0;mso-wrap-distance-left:9pt;mso-wrap-distance-top:0;mso-wrap-distance-right:9pt;mso-wrap-distance-bottom:0;mso-position-horizontal:absolute;mso-position-horizontal-relative:text;mso-position-vertical:absolute;mso-position-vertical-relative:text;mso-width-percent:0;mso-height-percent:0;mso-width-relative:margin;mso-height-relative:margin;v-text-anchor:top" arcsize=".5" o:gfxdata="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" o:button="t" fillcolor="white [3201]" strokecolor="#365f91 [2404]">
+                    <v:roundrect id="Text Box 289" o:spid="_x0000_s1034" href="https://www.coursera.org/account/accomplishments/verify/Y7E83OKHPEYU" style="position:absolute;margin-left:-.15pt;margin-top:17.35pt;width:108pt;height:18.95pt;z-index:251681792;visibility:visible;mso-wrap-style:square;mso-width-percent:0;mso-height-percent:0;mso-wrap-distance-left:9pt;mso-wrap-distance-top:0;mso-wrap-distance-right:9pt;mso-wrap-distance-bottom:0;mso-position-horizontal:absolute;mso-position-horizontal-relative:text;mso-position-vertical:absolute;mso-position-vertical-relative:text;mso-width-percent:0;mso-height-percent:0;mso-width-relative:margin;mso-height-relative:margin;v-text-anchor:top" arcsize=".5" o:gfxdata="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" o:button="t" fillcolor="white [3201]" strokecolor="#365f91 [2404]">
                       <v:fill o:detectmouseclick="t"/>
                       <v:shadow on="t" type="perspective" color="black" opacity="13107f" origin="-.5,.5" offset="0,0" matrix=",-23853f,,15073f"/>
                       <v:textbox inset=",0,,0">
@@ -8042,7 +8040,7 @@
                                 <w:lang w:eastAsia="en-US"/>
                               </w:rPr>
                               <w:drawing>
-                                <wp:inline distT="0" distB="0" distL="0" distR="0" wp14:anchorId="5D7D91A7" wp14:editId="35499201">
+                                <wp:inline distT="0" distB="0" distL="0" distR="0" wp14:anchorId="07CA05B6" wp14:editId="6C49D621">
                                   <wp:extent cx="137160" cy="137160"/>
                                   <wp:effectExtent l="0" t="0" r="0" b="0"/>
                                   <wp:docPr id="290" name="Picture 290" descr="C:\Users\om\AppData\Local\Microsoft\Windows\INetCache\Content.Word\open_in_new.png"/>
@@ -8059,7 +8057,7 @@
                                           </pic:cNvPicPr>
                                         </pic:nvPicPr>
                                         <pic:blipFill>
-                                          <a:blip r:embed="rId13">
+                                          <a:blip r:embed="rId12">
                                             <a:extLst>
                                               <a:ext uri="{28A0092B-C50C-407E-A947-70E740481C1C}">
                                                 <a14:useLocalDpi xmlns:a14="http://schemas.microsoft.com/office/drawing/2010/main" val="0"/>
@@ -8161,10 +8159,10 @@
                 <w:lang w:eastAsia="en-US"/>
               </w:rPr>
               <w:drawing>
-                <wp:inline distT="0" distB="0" distL="0" distR="0" wp14:anchorId="59EB9242" wp14:editId="3D56D18F">
+                <wp:inline distT="0" distB="0" distL="0" distR="0" wp14:anchorId="6190D668" wp14:editId="0C7E411B">
                   <wp:extent cx="228600" cy="228600"/>
                   <wp:effectExtent l="0" t="0" r="0" b="0"/>
-                  <wp:docPr id="18" name="Picture 18" descr="C:\Users\om\AppData\Local\Microsoft\Windows\INetCache\Content.Word\linkedin-logo.png"/>
+                  <wp:docPr id="295" name="Picture 295" descr="C:\Users\om\AppData\Local\Microsoft\Windows\INetCache\Content.Word\linkedin-logo.png"/>
                   <wp:cNvGraphicFramePr>
                     <a:graphicFrameLocks xmlns:a="http://schemas.openxmlformats.org/drawingml/2006/main" noChangeAspect="1"/>
                   </wp:cNvGraphicFramePr>
@@ -8178,7 +8176,7 @@
                           </pic:cNvPicPr>
                         </pic:nvPicPr>
                         <pic:blipFill>
-                          <a:blip r:embed="rId23" cstate="print">
+                          <a:blip r:embed="rId22" cstate="print">
                             <a:extLst>
                               <a:ext uri="{28A0092B-C50C-407E-A947-70E740481C1C}">
                                 <a14:useLocalDpi xmlns:a14="http://schemas.microsoft.com/office/drawing/2010/main" val="0"/>
@@ -8234,7 +8232,372 @@
               <mc:AlternateContent>
                 <mc:Choice Requires="wps">
                   <w:drawing>
-                    <wp:anchor distT="0" distB="0" distL="114300" distR="114300" simplePos="0" relativeHeight="251683840" behindDoc="0" locked="0" layoutInCell="1" allowOverlap="1" wp14:anchorId="46B21DC9" wp14:editId="3A2D82C2">
+                    <wp:anchor distT="0" distB="0" distL="114300" distR="114300" simplePos="0" relativeHeight="251698176" behindDoc="0" locked="0" layoutInCell="1" allowOverlap="1" wp14:anchorId="34CDDD24" wp14:editId="58A97077">
+                      <wp:simplePos x="0" y="0"/>
+                      <wp:positionH relativeFrom="column">
+                        <wp:posOffset>-1905</wp:posOffset>
+                      </wp:positionH>
+                      <wp:positionV relativeFrom="paragraph">
+                        <wp:posOffset>230505</wp:posOffset>
+                      </wp:positionV>
+                      <wp:extent cx="1371600" cy="240665"/>
+                      <wp:effectExtent l="38100" t="0" r="95250" b="121285"/>
+                      <wp:wrapNone/>
+                      <wp:docPr id="291" name="Text Box 291">
+                        <a:hlinkClick xmlns:a="http://schemas.openxmlformats.org/drawingml/2006/main" r:id="rId23"/>
+                      </wp:docPr>
+                      <wp:cNvGraphicFramePr/>
+                      <a:graphic xmlns:a="http://schemas.openxmlformats.org/drawingml/2006/main">
+                        <a:graphicData uri="http://schemas.microsoft.com/office/word/2010/wordprocessingShape">
+                          <wps:wsp>
+                            <wps:cNvSpPr txBox="1"/>
+                            <wps:spPr>
+                              <a:xfrm>
+                                <a:off x="0" y="0"/>
+                                <a:ext cx="1371600" cy="240665"/>
+                              </a:xfrm>
+                              <a:prstGeom prst="roundRect">
+                                <a:avLst>
+                                  <a:gd name="adj" fmla="val 50000"/>
+                                </a:avLst>
+                              </a:prstGeom>
+                              <a:ln w="9525">
+                                <a:solidFill>
+                                  <a:schemeClr val="accent1">
+                                    <a:lumMod val="75000"/>
+                                  </a:schemeClr>
+                                </a:solidFill>
+                              </a:ln>
+                              <a:effectLst>
+                                <a:outerShdw blurRad="76200" dir="18900000" sy="23000" kx="-1200000" algn="bl" rotWithShape="0">
+                                  <a:prstClr val="black">
+                                    <a:alpha val="20000"/>
+                                  </a:prstClr>
+                                </a:outerShdw>
+                                <a:reflection blurRad="6350" stA="52000" endA="300" endPos="35000" dir="5400000" sy="-100000" algn="bl" rotWithShape="0"/>
+                              </a:effectLst>
+                            </wps:spPr>
+                            <wps:style>
+                              <a:lnRef idx="2">
+                                <a:schemeClr val="accent5"/>
+                              </a:lnRef>
+                              <a:fillRef idx="1">
+                                <a:schemeClr val="lt1"/>
+                              </a:fillRef>
+                              <a:effectRef idx="0">
+                                <a:schemeClr val="accent5"/>
+                              </a:effectRef>
+                              <a:fontRef idx="minor">
+                                <a:schemeClr val="dk1"/>
+                              </a:fontRef>
+                            </wps:style>
+                            <wps:txbx>
+                              <w:txbxContent>
+                                <w:p>
+                                  <w:pPr>
+                                    <w:spacing w:line="240" w:lineRule="auto"/>
+                                    <w:jc w:val="center"/>
+                                  </w:pPr>
+                                  <w:r>
+                                    <w:t xml:space="preserve">Show credential </w:t>
+                                  </w:r>
+                                  <w:r>
+                                    <w:rPr>
+                                      <w:noProof/>
+                                      <w:color w:val="404040"/>
+                                      <w:sz w:val="24"/>
+                                      <w:szCs w:val="24"/>
+                                      <w:lang w:eastAsia="en-US"/>
+                                    </w:rPr>
+                                    <w:drawing>
+                                      <wp:inline distT="0" distB="0" distL="0" distR="0" wp14:anchorId="6112F4F5" wp14:editId="2F4C512B">
+                                        <wp:extent cx="137160" cy="137160"/>
+                                        <wp:effectExtent l="0" t="0" r="0" b="0"/>
+                                        <wp:docPr id="296" name="Picture 296" descr="C:\Users\om\AppData\Local\Microsoft\Windows\INetCache\Content.Word\open_in_new.png"/>
+                                        <wp:cNvGraphicFramePr>
+                                          <a:graphicFrameLocks xmlns:a="http://schemas.openxmlformats.org/drawingml/2006/main" noChangeAspect="1"/>
+                                        </wp:cNvGraphicFramePr>
+                                        <a:graphic xmlns:a="http://schemas.openxmlformats.org/drawingml/2006/main">
+                                          <a:graphicData uri="http://schemas.openxmlformats.org/drawingml/2006/picture">
+                                            <pic:pic xmlns:pic="http://schemas.openxmlformats.org/drawingml/2006/picture">
+                                              <pic:nvPicPr>
+                                                <pic:cNvPr id="0" name="Picture 4" descr="C:\Users\om\AppData\Local\Microsoft\Windows\INetCache\Content.Word\open_in_new.png"/>
+                                                <pic:cNvPicPr>
+                                                  <a:picLocks noChangeAspect="1" noChangeArrowheads="1"/>
+                                                </pic:cNvPicPr>
+                                              </pic:nvPicPr>
+                                              <pic:blipFill>
+                                                <a:blip r:embed="rId12">
+                                                  <a:extLst>
+                                                    <a:ext uri="{28A0092B-C50C-407E-A947-70E740481C1C}">
+                                                      <a14:useLocalDpi xmlns:a14="http://schemas.microsoft.com/office/drawing/2010/main" val="0"/>
+                                                    </a:ext>
+                                                  </a:extLst>
+                                                </a:blip>
+                                                <a:srcRect/>
+                                                <a:stretch>
+                                                  <a:fillRect/>
+                                                </a:stretch>
+                                              </pic:blipFill>
+                                              <pic:spPr bwMode="auto">
+                                                <a:xfrm>
+                                                  <a:off x="0" y="0"/>
+                                                  <a:ext cx="137160" cy="137160"/>
+                                                </a:xfrm>
+                                                <a:prstGeom prst="rect">
+                                                  <a:avLst/>
+                                                </a:prstGeom>
+                                                <a:noFill/>
+                                                <a:ln>
+                                                  <a:noFill/>
+                                                </a:ln>
+                                              </pic:spPr>
+                                            </pic:pic>
+                                          </a:graphicData>
+                                        </a:graphic>
+                                      </wp:inline>
+                                    </w:drawing>
+                                  </w:r>
+                                </w:p>
+                              </w:txbxContent>
+                            </wps:txbx>
+                            <wps:bodyPr rot="0" spcFirstLastPara="0" vertOverflow="overflow" horzOverflow="overflow" vert="horz" wrap="square" lIns="91440" tIns="0" rIns="91440" bIns="0" numCol="1" spcCol="0" rtlCol="0" fromWordArt="0" anchor="t" anchorCtr="0" forceAA="0" compatLnSpc="1">
+                              <a:prstTxWarp prst="textNoShape">
+                                <a:avLst/>
+                              </a:prstTxWarp>
+                              <a:noAutofit/>
+                            </wps:bodyPr>
+                          </wps:wsp>
+                        </a:graphicData>
+                      </a:graphic>
+                      <wp14:sizeRelH relativeFrom="margin">
+                        <wp14:pctWidth>0</wp14:pctWidth>
+                      </wp14:sizeRelH>
+                      <wp14:sizeRelV relativeFrom="margin">
+                        <wp14:pctHeight>0</wp14:pctHeight>
+                      </wp14:sizeRelV>
+                    </wp:anchor>
+                  </w:drawing>
+                </mc:Choice>
+                <mc:Fallback>
+                  <w:pict>
+                    <v:roundrect id="Text Box 291" o:spid="_x0000_s1035" href="https://lnkd.in/dgHvBSsP" style="position:absolute;margin-left:-.15pt;margin-top:18.15pt;width:108pt;height:18.95pt;z-index:251698176;visibility:visible;mso-wrap-style:square;mso-width-percent:0;mso-height-percent:0;mso-wrap-distance-left:9pt;mso-wrap-distance-top:0;mso-wrap-distance-right:9pt;mso-wrap-distance-bottom:0;mso-position-horizontal:absolute;mso-position-horizontal-relative:text;mso-position-vertical:absolute;mso-position-vertical-relative:text;mso-width-percent:0;mso-height-percent:0;mso-width-relative:margin;mso-height-relative:margin;v-text-anchor:top" arcsize=".5" o:gfxdata="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" o:button="t" fillcolor="white [3201]" strokecolor="#365f91 [2404]">
+                      <v:fill o:detectmouseclick="t"/>
+                      <v:shadow on="t" type="perspective" color="black" opacity="13107f" origin="-.5,.5" offset="0,0" matrix=",-23853f,,15073f"/>
+                      <v:textbox inset=",0,,0">
+                        <w:txbxContent>
+                          <w:p>
+                            <w:pPr>
+                              <w:spacing w:line="240" w:lineRule="auto"/>
+                              <w:jc w:val="center"/>
+                            </w:pPr>
+                            <w:r>
+                              <w:t xml:space="preserve">Show credential </w:t>
+                            </w:r>
+                            <w:r>
+                              <w:rPr>
+                                <w:noProof/>
+                                <w:color w:val="404040"/>
+                                <w:sz w:val="24"/>
+                                <w:szCs w:val="24"/>
+                                <w:lang w:eastAsia="en-US"/>
+                              </w:rPr>
+                              <w:drawing>
+                                <wp:inline distT="0" distB="0" distL="0" distR="0" wp14:anchorId="6112F4F5" wp14:editId="2F4C512B">
+                                  <wp:extent cx="137160" cy="137160"/>
+                                  <wp:effectExtent l="0" t="0" r="0" b="0"/>
+                                  <wp:docPr id="296" name="Picture 296" descr="C:\Users\om\AppData\Local\Microsoft\Windows\INetCache\Content.Word\open_in_new.png"/>
+                                  <wp:cNvGraphicFramePr>
+                                    <a:graphicFrameLocks xmlns:a="http://schemas.openxmlformats.org/drawingml/2006/main" noChangeAspect="1"/>
+                                  </wp:cNvGraphicFramePr>
+                                  <a:graphic xmlns:a="http://schemas.openxmlformats.org/drawingml/2006/main">
+                                    <a:graphicData uri="http://schemas.openxmlformats.org/drawingml/2006/picture">
+                                      <pic:pic xmlns:pic="http://schemas.openxmlformats.org/drawingml/2006/picture">
+                                        <pic:nvPicPr>
+                                          <pic:cNvPr id="0" name="Picture 4" descr="C:\Users\om\AppData\Local\Microsoft\Windows\INetCache\Content.Word\open_in_new.png"/>
+                                          <pic:cNvPicPr>
+                                            <a:picLocks noChangeAspect="1" noChangeArrowheads="1"/>
+                                          </pic:cNvPicPr>
+                                        </pic:nvPicPr>
+                                        <pic:blipFill>
+                                          <a:blip r:embed="rId12">
+                                            <a:extLst>
+                                              <a:ext uri="{28A0092B-C50C-407E-A947-70E740481C1C}">
+                                                <a14:useLocalDpi xmlns:a14="http://schemas.microsoft.com/office/drawing/2010/main" val="0"/>
+                                              </a:ext>
+                                            </a:extLst>
+                                          </a:blip>
+                                          <a:srcRect/>
+                                          <a:stretch>
+                                            <a:fillRect/>
+                                          </a:stretch>
+                                        </pic:blipFill>
+                                        <pic:spPr bwMode="auto">
+                                          <a:xfrm>
+                                            <a:off x="0" y="0"/>
+                                            <a:ext cx="137160" cy="137160"/>
+                                          </a:xfrm>
+                                          <a:prstGeom prst="rect">
+                                            <a:avLst/>
+                                          </a:prstGeom>
+                                          <a:noFill/>
+                                          <a:ln>
+                                            <a:noFill/>
+                                          </a:ln>
+                                        </pic:spPr>
+                                      </pic:pic>
+                                    </a:graphicData>
+                                  </a:graphic>
+                                </wp:inline>
+                              </w:drawing>
+                            </w:r>
+                          </w:p>
+                        </w:txbxContent>
+                      </v:textbox>
+                    </v:roundrect>
+                  </w:pict>
+                </mc:Fallback>
+              </mc:AlternateContent>
+            </w:r>
+            <w:r>
+              <w:rPr>
+                <w:color w:val="404040"/>
+                <w:sz w:val="24"/>
+                <w:szCs w:val="24"/>
+              </w:rPr>
+              <w:t>Using AI in the UX Design Process</w:t>
+            </w:r>
+            <w:r>
+              <w:rPr>
+                <w:color w:val="404040"/>
+                <w:sz w:val="24"/>
+                <w:szCs w:val="24"/>
+              </w:rPr>
+              <w:br/>
+            </w:r>
+            <w:r>
+              <w:rPr>
+                <w:color w:val="404040"/>
+                <w:sz w:val="24"/>
+                <w:szCs w:val="24"/>
+              </w:rPr>
+              <w:br/>
+            </w:r>
+            <w:r>
+              <w:rPr>
+                <w:color w:val="404040"/>
+                <w:sz w:val="24"/>
+                <w:szCs w:val="24"/>
+              </w:rPr>
+              <w:br/>
+            </w:r>
+            <w:bookmarkStart w:id="1" w:name="_GoBack"/>
+            <w:bookmarkEnd w:id="1"/>
+          </w:p>
+        </w:tc>
+      </w:tr>
+      <w:tr>
+        <w:trPr>
+          <w:trHeight w:val="576"/>
+        </w:trPr>
+        <w:tc>
+          <w:tcPr>
+            <w:tcW w:w="717" w:type="dxa"/>
+          </w:tcPr>
+          <w:p>
+            <w:pPr>
+              <w:tabs>
+                <w:tab w:val="left" w:pos="1635"/>
+              </w:tabs>
+              <w:rPr>
+                <w:color w:val="404040"/>
+                <w:sz w:val="24"/>
+                <w:szCs w:val="24"/>
+              </w:rPr>
+            </w:pPr>
+            <w:r>
+              <w:rPr>
+                <w:noProof/>
+                <w:color w:val="404040"/>
+                <w:sz w:val="24"/>
+                <w:szCs w:val="24"/>
+                <w:lang w:eastAsia="en-US"/>
+              </w:rPr>
+              <w:drawing>
+                <wp:inline distT="0" distB="0" distL="0" distR="0" wp14:anchorId="206E71D1" wp14:editId="48112176">
+                  <wp:extent cx="228600" cy="228600"/>
+                  <wp:effectExtent l="0" t="0" r="0" b="0"/>
+                  <wp:docPr id="18" name="Picture 18" descr="C:\Users\om\AppData\Local\Microsoft\Windows\INetCache\Content.Word\linkedin-logo.png"/>
+                  <wp:cNvGraphicFramePr>
+                    <a:graphicFrameLocks xmlns:a="http://schemas.openxmlformats.org/drawingml/2006/main" noChangeAspect="1"/>
+                  </wp:cNvGraphicFramePr>
+                  <a:graphic xmlns:a="http://schemas.openxmlformats.org/drawingml/2006/main">
+                    <a:graphicData uri="http://schemas.openxmlformats.org/drawingml/2006/picture">
+                      <pic:pic xmlns:pic="http://schemas.openxmlformats.org/drawingml/2006/picture">
+                        <pic:nvPicPr>
+                          <pic:cNvPr id="0" name="Picture 48" descr="C:\Users\om\AppData\Local\Microsoft\Windows\INetCache\Content.Word\linkedin-logo.png"/>
+                          <pic:cNvPicPr>
+                            <a:picLocks noChangeAspect="1" noChangeArrowheads="1"/>
+                          </pic:cNvPicPr>
+                        </pic:nvPicPr>
+                        <pic:blipFill>
+                          <a:blip r:embed="rId22" cstate="print">
+                            <a:extLst>
+                              <a:ext uri="{28A0092B-C50C-407E-A947-70E740481C1C}">
+                                <a14:useLocalDpi xmlns:a14="http://schemas.microsoft.com/office/drawing/2010/main" val="0"/>
+                              </a:ext>
+                            </a:extLst>
+                          </a:blip>
+                          <a:srcRect/>
+                          <a:stretch>
+                            <a:fillRect/>
+                          </a:stretch>
+                        </pic:blipFill>
+                        <pic:spPr bwMode="auto">
+                          <a:xfrm>
+                            <a:off x="0" y="0"/>
+                            <a:ext cx="228600" cy="228600"/>
+                          </a:xfrm>
+                          <a:prstGeom prst="rect">
+                            <a:avLst/>
+                          </a:prstGeom>
+                          <a:noFill/>
+                          <a:ln>
+                            <a:noFill/>
+                          </a:ln>
+                        </pic:spPr>
+                      </pic:pic>
+                    </a:graphicData>
+                  </a:graphic>
+                </wp:inline>
+              </w:drawing>
+            </w:r>
+          </w:p>
+        </w:tc>
+        <w:tc>
+          <w:tcPr>
+            <w:tcW w:w="8373" w:type="dxa"/>
+          </w:tcPr>
+          <w:p>
+            <w:pPr>
+              <w:rPr>
+                <w:color w:val="404040"/>
+                <w:sz w:val="24"/>
+                <w:szCs w:val="24"/>
+              </w:rPr>
+            </w:pPr>
+            <w:r>
+              <w:rPr>
+                <w:noProof/>
+                <w:color w:val="404040"/>
+                <w:sz w:val="24"/>
+                <w:szCs w:val="24"/>
+                <w:lang w:eastAsia="en-US"/>
+              </w:rPr>
+              <mc:AlternateContent>
+                <mc:Choice Requires="wps">
+                  <w:drawing>
+                    <wp:anchor distT="0" distB="0" distL="114300" distR="114300" simplePos="0" relativeHeight="251683840" behindDoc="0" locked="0" layoutInCell="1" allowOverlap="1" wp14:anchorId="543D9118" wp14:editId="58F42EC4">
                       <wp:simplePos x="0" y="0"/>
                       <wp:positionH relativeFrom="column">
                         <wp:posOffset>-1905</wp:posOffset>
@@ -8312,7 +8675,7 @@
                                       <w:lang w:eastAsia="en-US"/>
                                     </w:rPr>
                                     <w:drawing>
-                                      <wp:inline distT="0" distB="0" distL="0" distR="0" wp14:anchorId="2A7AA535" wp14:editId="3E20B7D3">
+                                      <wp:inline distT="0" distB="0" distL="0" distR="0" wp14:anchorId="5E0468DA" wp14:editId="6A3765C2">
                                         <wp:extent cx="137160" cy="137160"/>
                                         <wp:effectExtent l="0" t="0" r="0" b="0"/>
                                         <wp:docPr id="293" name="Picture 293" descr="C:\Users\om\AppData\Local\Microsoft\Windows\INetCache\Content.Word\open_in_new.png"/>
@@ -8383,7 +8746,7 @@
                 </mc:Choice>
                 <mc:Fallback>
                   <w:pict>
-                    <v:roundrect id="Text Box 292" o:spid="_x0000_s1034" href="https://www.linkedin.com/learning/certificates/36820d44366958d365d6b8840e0f554bdff4e5879b0d7e225f31a9ae3637cef0?lipi=urn%3Ali%3Apage%3Ad_flagship3_profile_view_base_certifications_details%3Bi%2BpagxgnS%2BmDiZXLrvGdCg%3D%3D" style="position:absolute;margin-left:-.15pt;margin-top:18.15pt;width:108pt;height:18.95pt;z-index:251683840;visibility:visible;mso-wrap-style:square;mso-width-percent:0;mso-height-percent:0;mso-wrap-distance-left:9pt;mso-wrap-distance-top:0;mso-wrap-distance-right:9pt;mso-wrap-distance-bottom:0;mso-position-horizontal:absolute;mso-position-horizontal-relative:text;mso-position-vertical:absolute;mso-position-vertical-relative:text;mso-width-percent:0;mso-height-percent:0;mso-width-relative:margin;mso-height-relative:margin;v-text-anchor:top" arcsize=".5" o:gfxdata="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" o:button="t" fillcolor="white [3201]" strokecolor="#365f91 [2404]">
+                    <v:roundrect id="Text Box 292" o:spid="_x0000_s1036" href="https://www.linkedin.com/learning/certificates/36820d44366958d365d6b8840e0f554bdff4e5879b0d7e225f31a9ae3637cef0?lipi=urn:li:page:d_flagship3_profile_view_base_certifications_details;i+pagxgnS+mDiZXLrvGdCg==" style="position:absolute;margin-left:-.15pt;margin-top:18.15pt;width:108pt;height:18.95pt;z-index:251683840;visibility:visible;mso-wrap-style:square;mso-width-percent:0;mso-height-percent:0;mso-wrap-distance-left:9pt;mso-wrap-distance-top:0;mso-wrap-distance-right:9pt;mso-wrap-distance-bottom:0;mso-position-horizontal:absolute;mso-position-horizontal-relative:text;mso-position-vertical:absolute;mso-position-vertical-relative:text;mso-width-percent:0;mso-height-percent:0;mso-width-relative:margin;mso-height-relative:margin;v-text-anchor:top" arcsize=".5" o:gfxdata="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" o:button="t" fillcolor="white [3201]" strokecolor="#365f91 [2404]">
                       <v:fill o:detectmouseclick="t"/>
                       <v:shadow on="t" type="perspective" color="black" opacity="13107f" origin="-.5,.5" offset="0,0" matrix=",-23853f,,15073f"/>
                       <v:textbox inset=",0,,0">
@@ -8405,7 +8768,7 @@
                                 <w:lang w:eastAsia="en-US"/>
                               </w:rPr>
                               <w:drawing>
-                                <wp:inline distT="0" distB="0" distL="0" distR="0" wp14:anchorId="6CCF8C8C" wp14:editId="714FBEEF">
+                                <wp:inline distT="0" distB="0" distL="0" distR="0" wp14:anchorId="5E0468DA" wp14:editId="6A3765C2">
                                   <wp:extent cx="137160" cy="137160"/>
                                   <wp:effectExtent l="0" t="0" r="0" b="0"/>
                                   <wp:docPr id="293" name="Picture 293" descr="C:\Users\om\AppData\Local\Microsoft\Windows\INetCache\Content.Word\open_in_new.png"/>
@@ -8422,7 +8785,7 @@
                                           </pic:cNvPicPr>
                                         </pic:nvPicPr>
                                         <pic:blipFill>
-                                          <a:blip r:embed="rId13">
+                                          <a:blip r:embed="rId12">
                                             <a:extLst>
                                               <a:ext uri="{28A0092B-C50C-407E-A947-70E740481C1C}">
                                                 <a14:useLocalDpi xmlns:a14="http://schemas.microsoft.com/office/drawing/2010/main" val="0"/>
@@ -8532,7 +8895,7 @@
                 <w:lang w:eastAsia="en-US"/>
               </w:rPr>
               <w:drawing>
-                <wp:inline distT="0" distB="0" distL="0" distR="0" wp14:anchorId="2718EFA3" wp14:editId="02ADF5DE">
+                <wp:inline distT="0" distB="0" distL="0" distR="0" wp14:anchorId="75947E50" wp14:editId="5CBECA02">
                   <wp:extent cx="228600" cy="228600"/>
                   <wp:effectExtent l="0" t="0" r="0" b="0"/>
                   <wp:docPr id="19" name="Picture 19" descr="C:\Users\om\AppData\Local\Microsoft\Windows\INetCache\Content.Word\linkedin-logo.png"/>
@@ -8549,7 +8912,7 @@
                           </pic:cNvPicPr>
                         </pic:nvPicPr>
                         <pic:blipFill>
-                          <a:blip r:embed="rId23" cstate="print">
+                          <a:blip r:embed="rId22" cstate="print">
                             <a:extLst>
                               <a:ext uri="{28A0092B-C50C-407E-A947-70E740481C1C}">
                                 <a14:useLocalDpi xmlns:a14="http://schemas.microsoft.com/office/drawing/2010/main" val="0"/>
@@ -8605,7 +8968,7 @@
               <mc:AlternateContent>
                 <mc:Choice Requires="wps">
                   <w:drawing>
-                    <wp:anchor distT="0" distB="0" distL="114300" distR="114300" simplePos="0" relativeHeight="251685888" behindDoc="0" locked="0" layoutInCell="1" allowOverlap="1" wp14:anchorId="66BDFB38" wp14:editId="215B8EAE">
+                    <wp:anchor distT="0" distB="0" distL="114300" distR="114300" simplePos="0" relativeHeight="251685888" behindDoc="0" locked="0" layoutInCell="1" allowOverlap="1" wp14:anchorId="1E588DD0" wp14:editId="46452B4B">
                       <wp:simplePos x="0" y="0"/>
                       <wp:positionH relativeFrom="column">
                         <wp:posOffset>-1905</wp:posOffset>
@@ -8683,7 +9046,7 @@
                                       <w:lang w:eastAsia="en-US"/>
                                     </w:rPr>
                                     <w:drawing>
-                                      <wp:inline distT="0" distB="0" distL="0" distR="0" wp14:anchorId="066C6769" wp14:editId="07C7CFAF">
+                                      <wp:inline distT="0" distB="0" distL="0" distR="0" wp14:anchorId="1FFA2A8F" wp14:editId="5B3F6359">
                                         <wp:extent cx="137160" cy="137160"/>
                                         <wp:effectExtent l="0" t="0" r="0" b="0"/>
                                         <wp:docPr id="299" name="Picture 299" descr="C:\Users\om\AppData\Local\Microsoft\Windows\INetCache\Content.Word\open_in_new.png"/>
@@ -8754,7 +9117,7 @@
                 </mc:Choice>
                 <mc:Fallback>
                   <w:pict>
-                    <v:roundrect id="Text Box 294" o:spid="_x0000_s1035" href="https://www.linkedin.com/learning/certificates/24575e0130626d9130e131e9af458adf5b381f47018423d9ed9278c7f76c2b2a?lipi=urn%3Ali%3Apage%3Ad_flagship3_profile_view_base_certifications_details%3Bi%2BpagxgnS%2BmDiZXLrvGdCg%3D%3D" style="position:absolute;margin-left:-.15pt;margin-top:18.35pt;width:108pt;height:18.95pt;z-index:251685888;visibility:visible;mso-wrap-style:square;mso-width-percent:0;mso-height-percent:0;mso-wrap-distance-left:9pt;mso-wrap-distance-top:0;mso-wrap-distance-right:9pt;mso-wrap-distance-bottom:0;mso-position-horizontal:absolute;mso-position-horizontal-relative:text;mso-position-vertical:absolute;mso-position-vertical-relative:text;mso-width-percent:0;mso-height-percent:0;mso-width-relative:margin;mso-height-relative:margin;v-text-anchor:top" arcsize=".5" o:gfxdata="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" o:button="t" fillcolor="white [3201]" strokecolor="#365f91 [2404]">
+                    <v:roundrect id="Text Box 294" o:spid="_x0000_s1037" href="https://www.linkedin.com/learning/certificates/24575e0130626d9130e131e9af458adf5b381f47018423d9ed9278c7f76c2b2a?lipi=urn:li:page:d_flagship3_profile_view_base_certifications_details;i+pagxgnS+mDiZXLrvGdCg==" style="position:absolute;margin-left:-.15pt;margin-top:18.35pt;width:108pt;height:18.95pt;z-index:251685888;visibility:visible;mso-wrap-style:square;mso-width-percent:0;mso-height-percent:0;mso-wrap-distance-left:9pt;mso-wrap-distance-top:0;mso-wrap-distance-right:9pt;mso-wrap-distance-bottom:0;mso-position-horizontal:absolute;mso-position-horizontal-relative:text;mso-position-vertical:absolute;mso-position-vertical-relative:text;mso-width-percent:0;mso-height-percent:0;mso-width-relative:margin;mso-height-relative:margin;v-text-anchor:top" arcsize=".5" o:gfxdata="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" o:button="t" fillcolor="white [3201]" strokecolor="#365f91 [2404]">
                       <v:fill o:detectmouseclick="t"/>
                       <v:shadow on="t" type="perspective" color="black" opacity="13107f" origin="-.5,.5" offset="0,0" matrix=",-23853f,,15073f"/>
                       <v:textbox inset=",0,,0">
@@ -8776,7 +9139,7 @@
                                 <w:lang w:eastAsia="en-US"/>
                               </w:rPr>
                               <w:drawing>
-                                <wp:inline distT="0" distB="0" distL="0" distR="0" wp14:anchorId="3C7E4387" wp14:editId="52F15A46">
+                                <wp:inline distT="0" distB="0" distL="0" distR="0" wp14:anchorId="1FFA2A8F" wp14:editId="5B3F6359">
                                   <wp:extent cx="137160" cy="137160"/>
                                   <wp:effectExtent l="0" t="0" r="0" b="0"/>
                                   <wp:docPr id="299" name="Picture 299" descr="C:\Users\om\AppData\Local\Microsoft\Windows\INetCache\Content.Word\open_in_new.png"/>
@@ -8793,7 +9156,7 @@
                                           </pic:cNvPicPr>
                                         </pic:nvPicPr>
                                         <pic:blipFill>
-                                          <a:blip r:embed="rId13">
+                                          <a:blip r:embed="rId12">
                                             <a:extLst>
                                               <a:ext uri="{28A0092B-C50C-407E-A947-70E740481C1C}">
                                                 <a14:useLocalDpi xmlns:a14="http://schemas.microsoft.com/office/drawing/2010/main" val="0"/>
@@ -8895,7 +9258,7 @@
                 <w:lang w:eastAsia="en-US"/>
               </w:rPr>
               <w:drawing>
-                <wp:inline distT="0" distB="0" distL="0" distR="0" wp14:anchorId="4E4464BE" wp14:editId="30D9AEE2">
+                <wp:inline distT="0" distB="0" distL="0" distR="0" wp14:anchorId="728404C1" wp14:editId="4DB747BD">
                   <wp:extent cx="228600" cy="228600"/>
                   <wp:effectExtent l="0" t="0" r="0" b="0"/>
                   <wp:docPr id="20" name="Picture 20" descr="C:\Users\om\AppData\Local\Microsoft\Windows\INetCache\Content.Word\linkedin-logo.png"/>
@@ -8912,7 +9275,7 @@
                           </pic:cNvPicPr>
                         </pic:nvPicPr>
                         <pic:blipFill>
-                          <a:blip r:embed="rId23" cstate="print">
+                          <a:blip r:embed="rId22" cstate="print">
                             <a:extLst>
                               <a:ext uri="{28A0092B-C50C-407E-A947-70E740481C1C}">
                                 <a14:useLocalDpi xmlns:a14="http://schemas.microsoft.com/office/drawing/2010/main" val="0"/>
@@ -8968,7 +9331,7 @@
               <mc:AlternateContent>
                 <mc:Choice Requires="wps">
                   <w:drawing>
-                    <wp:anchor distT="0" distB="0" distL="114300" distR="114300" simplePos="0" relativeHeight="251687936" behindDoc="0" locked="0" layoutInCell="1" allowOverlap="1" wp14:anchorId="2A16D01F" wp14:editId="483AFBB2">
+                    <wp:anchor distT="0" distB="0" distL="114300" distR="114300" simplePos="0" relativeHeight="251687936" behindDoc="0" locked="0" layoutInCell="1" allowOverlap="1" wp14:anchorId="0B47FF98" wp14:editId="64252D34">
                       <wp:simplePos x="0" y="0"/>
                       <wp:positionH relativeFrom="column">
                         <wp:posOffset>5715</wp:posOffset>
@@ -9046,7 +9409,7 @@
                                       <w:lang w:eastAsia="en-US"/>
                                     </w:rPr>
                                     <w:drawing>
-                                      <wp:inline distT="0" distB="0" distL="0" distR="0" wp14:anchorId="1CB11C97" wp14:editId="51A29769">
+                                      <wp:inline distT="0" distB="0" distL="0" distR="0" wp14:anchorId="482907E8" wp14:editId="69212AB1">
                                         <wp:extent cx="137160" cy="137160"/>
                                         <wp:effectExtent l="0" t="0" r="0" b="0"/>
                                         <wp:docPr id="301" name="Picture 301" descr="C:\Users\om\AppData\Local\Microsoft\Windows\INetCache\Content.Word\open_in_new.png"/>
@@ -9117,7 +9480,7 @@
                 </mc:Choice>
                 <mc:Fallback>
                   <w:pict>
-                    <v:roundrect id="Text Box 300" o:spid="_x0000_s1036" href="https://www.linkedin.com/learning/certificates/bc336ce7ec30a6348a6bab3148dc2ff07ba7928a2506b9e59172cc68ba7c6769?lipi=urn%3Ali%3Apage%3Ad_flagship3_profile_view_base_certifications_details%3Bi%2BpagxgnS%2BmDiZXLrvGdCg%3D%3D" style="position:absolute;margin-left:.45pt;margin-top:19.15pt;width:108pt;height:18.95pt;z-index:251687936;visibility:visible;mso-wrap-style:square;mso-width-percent:0;mso-height-percent:0;mso-wrap-distance-left:9pt;mso-wrap-distance-top:0;mso-wrap-distance-right:9pt;mso-wrap-distance-bottom:0;mso-position-horizontal:absolute;mso-position-horizontal-relative:text;mso-position-vertical:absolute;mso-position-vertical-relative:text;mso-width-percent:0;mso-height-percent:0;mso-width-relative:margin;mso-height-relative:margin;v-text-anchor:top" arcsize=".5" o:gfxdata="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" o:button="t" fillcolor="white [3201]" strokecolor="#365f91 [2404]">
+                    <v:roundrect id="Text Box 300" o:spid="_x0000_s1038" href="https://www.linkedin.com/learning/certificates/bc336ce7ec30a6348a6bab3148dc2ff07ba7928a2506b9e59172cc68ba7c6769?lipi=urn:li:page:d_flagship3_profile_view_base_certifications_details;i+pagxgnS+mDiZXLrvGdCg==" style="position:absolute;margin-left:.45pt;margin-top:19.15pt;width:108pt;height:18.95pt;z-index:251687936;visibility:visible;mso-wrap-style:square;mso-width-percent:0;mso-height-percent:0;mso-wrap-distance-left:9pt;mso-wrap-distance-top:0;mso-wrap-distance-right:9pt;mso-wrap-distance-bottom:0;mso-position-horizontal:absolute;mso-position-horizontal-relative:text;mso-position-vertical:absolute;mso-position-vertical-relative:text;mso-width-percent:0;mso-height-percent:0;mso-width-relative:margin;mso-height-relative:margin;v-text-anchor:top" arcsize=".5" o:gfxdata="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" o:button="t" fillcolor="white [3201]" strokecolor="#365f91 [2404]">
                       <v:fill o:detectmouseclick="t"/>
                       <v:shadow on="t" type="perspective" color="black" opacity="13107f" origin="-.5,.5" offset="0,0" matrix=",-23853f,,15073f"/>
                       <v:textbox inset=",0,,0">
@@ -9139,7 +9502,7 @@
                                 <w:lang w:eastAsia="en-US"/>
                               </w:rPr>
                               <w:drawing>
-                                <wp:inline distT="0" distB="0" distL="0" distR="0" wp14:anchorId="7A520980" wp14:editId="3843611F">
+                                <wp:inline distT="0" distB="0" distL="0" distR="0" wp14:anchorId="482907E8" wp14:editId="69212AB1">
                                   <wp:extent cx="137160" cy="137160"/>
                                   <wp:effectExtent l="0" t="0" r="0" b="0"/>
                                   <wp:docPr id="301" name="Picture 301" descr="C:\Users\om\AppData\Local\Microsoft\Windows\INetCache\Content.Word\open_in_new.png"/>
@@ -9156,7 +9519,7 @@
                                           </pic:cNvPicPr>
                                         </pic:nvPicPr>
                                         <pic:blipFill>
-                                          <a:blip r:embed="rId13">
+                                          <a:blip r:embed="rId12">
                                             <a:extLst>
                                               <a:ext uri="{28A0092B-C50C-407E-A947-70E740481C1C}">
                                                 <a14:useLocalDpi xmlns:a14="http://schemas.microsoft.com/office/drawing/2010/main" val="0"/>
@@ -9266,7 +9629,7 @@
                 <w:lang w:eastAsia="en-US"/>
               </w:rPr>
               <w:drawing>
-                <wp:inline distT="0" distB="0" distL="0" distR="0" wp14:anchorId="6FFAB623" wp14:editId="002A453E">
+                <wp:inline distT="0" distB="0" distL="0" distR="0" wp14:anchorId="063B6C90" wp14:editId="30C08D75">
                   <wp:extent cx="228600" cy="228600"/>
                   <wp:effectExtent l="0" t="0" r="0" b="0"/>
                   <wp:docPr id="21" name="Picture 21" descr="C:\Users\om\AppData\Local\Microsoft\Windows\INetCache\Content.Word\linkedin-logo.png"/>
@@ -9283,7 +9646,7 @@
                           </pic:cNvPicPr>
                         </pic:nvPicPr>
                         <pic:blipFill>
-                          <a:blip r:embed="rId23" cstate="print">
+                          <a:blip r:embed="rId22" cstate="print">
                             <a:extLst>
                               <a:ext uri="{28A0092B-C50C-407E-A947-70E740481C1C}">
                                 <a14:useLocalDpi xmlns:a14="http://schemas.microsoft.com/office/drawing/2010/main" val="0"/>
@@ -9339,7 +9702,7 @@
               <mc:AlternateContent>
                 <mc:Choice Requires="wps">
                   <w:drawing>
-                    <wp:anchor distT="0" distB="0" distL="114300" distR="114300" simplePos="0" relativeHeight="251689984" behindDoc="0" locked="0" layoutInCell="1" allowOverlap="1" wp14:anchorId="70AF1DFB" wp14:editId="091E2AD0">
+                    <wp:anchor distT="0" distB="0" distL="114300" distR="114300" simplePos="0" relativeHeight="251689984" behindDoc="0" locked="0" layoutInCell="1" allowOverlap="1" wp14:anchorId="65FF7D5F" wp14:editId="15798460">
                       <wp:simplePos x="0" y="0"/>
                       <wp:positionH relativeFrom="column">
                         <wp:posOffset>5715</wp:posOffset>
@@ -9417,7 +9780,7 @@
                                       <w:lang w:eastAsia="en-US"/>
                                     </w:rPr>
                                     <w:drawing>
-                                      <wp:inline distT="0" distB="0" distL="0" distR="0" wp14:anchorId="3759B298" wp14:editId="0725345C">
+                                      <wp:inline distT="0" distB="0" distL="0" distR="0" wp14:anchorId="4684BA0D" wp14:editId="6CE25BE6">
                                         <wp:extent cx="137160" cy="137160"/>
                                         <wp:effectExtent l="0" t="0" r="0" b="0"/>
                                         <wp:docPr id="303" name="Picture 303" descr="C:\Users\om\AppData\Local\Microsoft\Windows\INetCache\Content.Word\open_in_new.png"/>
@@ -9488,7 +9851,7 @@
                 </mc:Choice>
                 <mc:Fallback>
                   <w:pict>
-                    <v:roundrect id="Text Box 302" o:spid="_x0000_s1037" href="https://www.linkedin.com/learning/certificates/7e87bd9464aceb18db06936b51bab2787b486b1d327f444fbfb018ad752c6cab?lipi=urn%3Ali%3Apage%3Ad_flagship3_profile_view_base_certifications_details%3Bi%2BpagxgnS%2BmDiZXLrvGdCg%3D%3D" style="position:absolute;margin-left:.45pt;margin-top:18.15pt;width:108pt;height:18.95pt;z-index:251689984;visibility:visible;mso-wrap-style:square;mso-width-percent:0;mso-height-percent:0;mso-wrap-distance-left:9pt;mso-wrap-distance-top:0;mso-wrap-distance-right:9pt;mso-wrap-distance-bottom:0;mso-position-horizontal:absolute;mso-position-horizontal-relative:text;mso-position-vertical:absolute;mso-position-vertical-relative:text;mso-width-percent:0;mso-height-percent:0;mso-width-relative:margin;mso-height-relative:margin;v-text-anchor:top" arcsize=".5" o:gfxdata="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" o:button="t" fillcolor="white [3201]" strokecolor="#365f91 [2404]">
+                    <v:roundrect id="Text Box 302" o:spid="_x0000_s1039" href="https://www.linkedin.com/learning/certificates/7e87bd9464aceb18db06936b51bab2787b486b1d327f444fbfb018ad752c6cab?lipi=urn:li:page:d_flagship3_profile_view_base_certifications_details;i+pagxgnS+mDiZXLrvGdCg==" style="position:absolute;margin-left:.45pt;margin-top:18.15pt;width:108pt;height:18.95pt;z-index:251689984;visibility:visible;mso-wrap-style:square;mso-width-percent:0;mso-height-percent:0;mso-wrap-distance-left:9pt;mso-wrap-distance-top:0;mso-wrap-distance-right:9pt;mso-wrap-distance-bottom:0;mso-position-horizontal:absolute;mso-position-horizontal-relative:text;mso-position-vertical:absolute;mso-position-vertical-relative:text;mso-width-percent:0;mso-height-percent:0;mso-width-relative:margin;mso-height-relative:margin;v-text-anchor:top" arcsize=".5" o:gfxdata="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" o:button="t" fillcolor="white [3201]" strokecolor="#365f91 [2404]">
                       <v:fill o:detectmouseclick="t"/>
                       <v:shadow on="t" type="perspective" color="black" opacity="13107f" origin="-.5,.5" offset="0,0" matrix=",-23853f,,15073f"/>
                       <v:textbox inset=",0,,0">
@@ -9510,7 +9873,7 @@
                                 <w:lang w:eastAsia="en-US"/>
                               </w:rPr>
                               <w:drawing>
-                                <wp:inline distT="0" distB="0" distL="0" distR="0" wp14:anchorId="6D8C0741" wp14:editId="2FFF454C">
+                                <wp:inline distT="0" distB="0" distL="0" distR="0" wp14:anchorId="4684BA0D" wp14:editId="6CE25BE6">
                                   <wp:extent cx="137160" cy="137160"/>
                                   <wp:effectExtent l="0" t="0" r="0" b="0"/>
                                   <wp:docPr id="303" name="Picture 303" descr="C:\Users\om\AppData\Local\Microsoft\Windows\INetCache\Content.Word\open_in_new.png"/>
@@ -9527,7 +9890,7 @@
                                           </pic:cNvPicPr>
                                         </pic:nvPicPr>
                                         <pic:blipFill>
-                                          <a:blip r:embed="rId13">
+                                          <a:blip r:embed="rId12">
                                             <a:extLst>
                                               <a:ext uri="{28A0092B-C50C-407E-A947-70E740481C1C}">
                                                 <a14:useLocalDpi xmlns:a14="http://schemas.microsoft.com/office/drawing/2010/main" val="0"/>
@@ -9645,7 +10008,7 @@
                 <w:lang w:eastAsia="en-US"/>
               </w:rPr>
               <w:drawing>
-                <wp:inline distT="0" distB="0" distL="0" distR="0" wp14:anchorId="474081E2" wp14:editId="10C3A474">
+                <wp:inline distT="0" distB="0" distL="0" distR="0" wp14:anchorId="7F81F07A" wp14:editId="36F37779">
                   <wp:extent cx="121540" cy="228600"/>
                   <wp:effectExtent l="0" t="0" r="0" b="0"/>
                   <wp:docPr id="22" name="Picture 22"/>
@@ -9703,7 +10066,7 @@
               <mc:AlternateContent>
                 <mc:Choice Requires="wps">
                   <w:drawing>
-                    <wp:anchor distT="0" distB="0" distL="114300" distR="114300" simplePos="0" relativeHeight="251692032" behindDoc="0" locked="0" layoutInCell="1" allowOverlap="1" wp14:anchorId="3C88B874" wp14:editId="64190A76">
+                    <wp:anchor distT="0" distB="0" distL="114300" distR="114300" simplePos="0" relativeHeight="251692032" behindDoc="0" locked="0" layoutInCell="1" allowOverlap="1" wp14:anchorId="353B403D" wp14:editId="3D1C317D">
                       <wp:simplePos x="0" y="0"/>
                       <wp:positionH relativeFrom="column">
                         <wp:posOffset>-1905</wp:posOffset>
@@ -9781,7 +10144,7 @@
                                       <w:lang w:eastAsia="en-US"/>
                                     </w:rPr>
                                     <w:drawing>
-                                      <wp:inline distT="0" distB="0" distL="0" distR="0" wp14:anchorId="50C03A81" wp14:editId="79914439">
+                                      <wp:inline distT="0" distB="0" distL="0" distR="0" wp14:anchorId="393205F2" wp14:editId="4F1ADAE6">
                                         <wp:extent cx="137160" cy="137160"/>
                                         <wp:effectExtent l="0" t="0" r="0" b="0"/>
                                         <wp:docPr id="305" name="Picture 305" descr="C:\Users\om\AppData\Local\Microsoft\Windows\INetCache\Content.Word\open_in_new.png"/>
@@ -9852,7 +10215,7 @@
                 </mc:Choice>
                 <mc:Fallback>
                   <w:pict>
-                    <v:roundrect id="Text Box 304" o:spid="_x0000_s1038" href="https://www.udemy.com/certificate/UC-01UETSPZ/" style="position:absolute;margin-left:-.15pt;margin-top:22pt;width:108pt;height:18.95pt;z-index:251692032;visibility:visible;mso-wrap-style:square;mso-width-percent:0;mso-height-percent:0;mso-wrap-distance-left:9pt;mso-wrap-distance-top:0;mso-wrap-distance-right:9pt;mso-wrap-distance-bottom:0;mso-position-horizontal:absolute;mso-position-horizontal-relative:text;mso-position-vertical:absolute;mso-position-vertical-relative:text;mso-width-percent:0;mso-height-percent:0;mso-width-relative:margin;mso-height-relative:margin;v-text-anchor:top" arcsize=".5" o:gfxdata="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" o:button="t" fillcolor="white [3201]" strokecolor="#365f91 [2404]">
+                    <v:roundrect id="Text Box 304" o:spid="_x0000_s1040" href="https://www.udemy.com/certificate/UC-01UETSPZ/" style="position:absolute;margin-left:-.15pt;margin-top:22pt;width:108pt;height:18.95pt;z-index:251692032;visibility:visible;mso-wrap-style:square;mso-width-percent:0;mso-height-percent:0;mso-wrap-distance-left:9pt;mso-wrap-distance-top:0;mso-wrap-distance-right:9pt;mso-wrap-distance-bottom:0;mso-position-horizontal:absolute;mso-position-horizontal-relative:text;mso-position-vertical:absolute;mso-position-vertical-relative:text;mso-width-percent:0;mso-height-percent:0;mso-width-relative:margin;mso-height-relative:margin;v-text-anchor:top" arcsize=".5" o:gfxdata="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" o:button="t" fillcolor="white [3201]" strokecolor="#365f91 [2404]">
                       <v:fill o:detectmouseclick="t"/>
                       <v:shadow on="t" type="perspective" color="black" opacity="13107f" origin="-.5,.5" offset="0,0" matrix=",-23853f,,15073f"/>
                       <v:textbox inset=",0,,0">
@@ -9874,7 +10237,7 @@
                                 <w:lang w:eastAsia="en-US"/>
                               </w:rPr>
                               <w:drawing>
-                                <wp:inline distT="0" distB="0" distL="0" distR="0" wp14:anchorId="7727E393" wp14:editId="50526E7F">
+                                <wp:inline distT="0" distB="0" distL="0" distR="0" wp14:anchorId="393205F2" wp14:editId="4F1ADAE6">
                                   <wp:extent cx="137160" cy="137160"/>
                                   <wp:effectExtent l="0" t="0" r="0" b="0"/>
                                   <wp:docPr id="305" name="Picture 305" descr="C:\Users\om\AppData\Local\Microsoft\Windows\INetCache\Content.Word\open_in_new.png"/>
@@ -9891,7 +10254,7 @@
                                           </pic:cNvPicPr>
                                         </pic:nvPicPr>
                                         <pic:blipFill>
-                                          <a:blip r:embed="rId13">
+                                          <a:blip r:embed="rId12">
                                             <a:extLst>
                                               <a:ext uri="{28A0092B-C50C-407E-A947-70E740481C1C}">
                                                 <a14:useLocalDpi xmlns:a14="http://schemas.microsoft.com/office/drawing/2010/main" val="0"/>
@@ -10001,7 +10364,7 @@
                 <w:lang w:eastAsia="en-US"/>
               </w:rPr>
               <w:drawing>
-                <wp:inline distT="0" distB="0" distL="0" distR="0" wp14:anchorId="4BD91CF5" wp14:editId="6338ADDB">
+                <wp:inline distT="0" distB="0" distL="0" distR="0" wp14:anchorId="71F41750" wp14:editId="3C2F4442">
                   <wp:extent cx="121540" cy="228600"/>
                   <wp:effectExtent l="0" t="0" r="0" b="0"/>
                   <wp:docPr id="23" name="Picture 23"/>
@@ -10059,7 +10422,7 @@
               <mc:AlternateContent>
                 <mc:Choice Requires="wps">
                   <w:drawing>
-                    <wp:anchor distT="0" distB="0" distL="114300" distR="114300" simplePos="0" relativeHeight="251694080" behindDoc="0" locked="0" layoutInCell="1" allowOverlap="1" wp14:anchorId="10729602" wp14:editId="16F19056">
+                    <wp:anchor distT="0" distB="0" distL="114300" distR="114300" simplePos="0" relativeHeight="251694080" behindDoc="0" locked="0" layoutInCell="1" allowOverlap="1" wp14:anchorId="7C5A7CE7" wp14:editId="36769D75">
                       <wp:simplePos x="0" y="0"/>
                       <wp:positionH relativeFrom="column">
                         <wp:posOffset>-9525</wp:posOffset>
@@ -10137,7 +10500,7 @@
                                       <w:lang w:eastAsia="en-US"/>
                                     </w:rPr>
                                     <w:drawing>
-                                      <wp:inline distT="0" distB="0" distL="0" distR="0" wp14:anchorId="7B4BEDBF" wp14:editId="2AECC3C1">
+                                      <wp:inline distT="0" distB="0" distL="0" distR="0" wp14:anchorId="0B621FE4" wp14:editId="4E6E2DE4">
                                         <wp:extent cx="137160" cy="137160"/>
                                         <wp:effectExtent l="0" t="0" r="0" b="0"/>
                                         <wp:docPr id="307" name="Picture 307" descr="C:\Users\om\AppData\Local\Microsoft\Windows\INetCache\Content.Word\open_in_new.png"/>
@@ -10208,7 +10571,7 @@
                 </mc:Choice>
                 <mc:Fallback>
                   <w:pict>
-                    <v:roundrect id="Text Box 306" o:spid="_x0000_s1039" href="https://udemy-certificate.s3.amazonaws.com/image/UC-L0P0KGE3.jpg" style="position:absolute;margin-left:-.75pt;margin-top:18pt;width:108pt;height:18.95pt;z-index:251694080;visibility:visible;mso-wrap-style:square;mso-width-percent:0;mso-height-percent:0;mso-wrap-distance-left:9pt;mso-wrap-distance-top:0;mso-wrap-distance-right:9pt;mso-wrap-distance-bottom:0;mso-position-horizontal:absolute;mso-position-horizontal-relative:text;mso-position-vertical:absolute;mso-position-vertical-relative:text;mso-width-percent:0;mso-height-percent:0;mso-width-relative:margin;mso-height-relative:margin;v-text-anchor:top" arcsize=".5" o:gfxdata="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" o:button="t" fillcolor="white [3201]" strokecolor="#365f91 [2404]">
+                    <v:roundrect id="Text Box 306" o:spid="_x0000_s1041" href="https://udemy-certificate.s3.amazonaws.com/image/UC-L0P0KGE3.jpg" style="position:absolute;margin-left:-.75pt;margin-top:18pt;width:108pt;height:18.95pt;z-index:251694080;visibility:visible;mso-wrap-style:square;mso-width-percent:0;mso-height-percent:0;mso-wrap-distance-left:9pt;mso-wrap-distance-top:0;mso-wrap-distance-right:9pt;mso-wrap-distance-bottom:0;mso-position-horizontal:absolute;mso-position-horizontal-relative:text;mso-position-vertical:absolute;mso-position-vertical-relative:text;mso-width-percent:0;mso-height-percent:0;mso-width-relative:margin;mso-height-relative:margin;v-text-anchor:top" arcsize=".5" o:gfxdata="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" o:button="t" fillcolor="white [3201]" strokecolor="#365f91 [2404]">
                       <v:fill o:detectmouseclick="t"/>
                       <v:shadow on="t" type="perspective" color="black" opacity="13107f" origin="-.5,.5" offset="0,0" matrix=",-23853f,,15073f"/>
                       <v:textbox inset=",0,,0">
@@ -10230,7 +10593,7 @@
                                 <w:lang w:eastAsia="en-US"/>
                               </w:rPr>
                               <w:drawing>
-                                <wp:inline distT="0" distB="0" distL="0" distR="0" wp14:anchorId="368711B7" wp14:editId="76BF6442">
+                                <wp:inline distT="0" distB="0" distL="0" distR="0" wp14:anchorId="0B621FE4" wp14:editId="4E6E2DE4">
                                   <wp:extent cx="137160" cy="137160"/>
                                   <wp:effectExtent l="0" t="0" r="0" b="0"/>
                                   <wp:docPr id="307" name="Picture 307" descr="C:\Users\om\AppData\Local\Microsoft\Windows\INetCache\Content.Word\open_in_new.png"/>
@@ -10247,7 +10610,7 @@
                                           </pic:cNvPicPr>
                                         </pic:nvPicPr>
                                         <pic:blipFill>
-                                          <a:blip r:embed="rId13">
+                                          <a:blip r:embed="rId12">
                                             <a:extLst>
                                               <a:ext uri="{28A0092B-C50C-407E-A947-70E740481C1C}">
                                                 <a14:useLocalDpi xmlns:a14="http://schemas.microsoft.com/office/drawing/2010/main" val="0"/>

--- a/images/VijayPawase_UXDesigner_Resume.docx
+++ b/images/VijayPawase_UXDesigner_Resume.docx
@@ -64,20 +64,27 @@
               </w:rPr>
               <w:drawing>
                 <wp:inline distT="0" distB="0" distL="0" distR="0">
-                  <wp:extent cx="1362075" cy="1362075"/>
+                  <wp:extent cx="1322676" cy="1371600"/>
                   <wp:effectExtent l="0" t="0" r="0" b="0"/>
-                  <wp:docPr id="1" name="image1.png" descr="64496341_10217291878922280_1516831936113278976_n.jpg"/>
-                  <wp:cNvGraphicFramePr/>
+                  <wp:docPr id="298" name="Picture 298"/>
+                  <wp:cNvGraphicFramePr>
+                    <a:graphicFrameLocks xmlns:a="http://schemas.openxmlformats.org/drawingml/2006/main" noChangeAspect="1"/>
+                  </wp:cNvGraphicFramePr>
                   <a:graphic xmlns:a="http://schemas.openxmlformats.org/drawingml/2006/main">
                     <a:graphicData uri="http://schemas.openxmlformats.org/drawingml/2006/picture">
                       <pic:pic xmlns:pic="http://schemas.openxmlformats.org/drawingml/2006/picture">
                         <pic:nvPicPr>
-                          <pic:cNvPr id="0" name="image1.png" descr="64496341_10217291878922280_1516831936113278976_n.jpg"/>
-                          <pic:cNvPicPr preferRelativeResize="0"/>
+                          <pic:cNvPr id="0" name="profile-pic.png"/>
+                          <pic:cNvPicPr/>
                         </pic:nvPicPr>
                         <pic:blipFill>
-                          <a:blip r:embed="rId6"/>
-                          <a:srcRect/>
+                          <a:blip r:embed="rId6" cstate="print">
+                            <a:extLst>
+                              <a:ext uri="{28A0092B-C50C-407E-A947-70E740481C1C}">
+                                <a14:useLocalDpi xmlns:a14="http://schemas.microsoft.com/office/drawing/2010/main" val="0"/>
+                              </a:ext>
+                            </a:extLst>
+                          </a:blip>
                           <a:stretch>
                             <a:fillRect/>
                           </a:stretch>
@@ -85,12 +92,11 @@
                         <pic:spPr>
                           <a:xfrm>
                             <a:off x="0" y="0"/>
-                            <a:ext cx="1362075" cy="1362075"/>
+                            <a:ext cx="1322676" cy="1371600"/>
                           </a:xfrm>
-                          <a:prstGeom prst="rect">
+                          <a:prstGeom prst="roundRect">
                             <a:avLst/>
                           </a:prstGeom>
-                          <a:ln/>
                         </pic:spPr>
                       </pic:pic>
                     </a:graphicData>
@@ -284,15 +290,14 @@
               </w:rPr>
               <w:t xml:space="preserve">: </w:t>
             </w:r>
-            <w:hyperlink r:id="rId7">
+            <w:hyperlink r:id="rId7" w:history="1">
               <w:r>
                 <w:rPr>
-                  <w:color w:val="0000FF"/>
+                  <w:rStyle w:val="Hyperlink"/>
                   <w:sz w:val="18"/>
                   <w:szCs w:val="18"/>
-                  <w:u w:val="single"/>
                 </w:rPr>
-                <w:t>connectvijaypawase@gmail.com</w:t>
+                <w:t>vijaypawase.ux@gmail.com</w:t>
               </w:r>
             </w:hyperlink>
           </w:p>
@@ -834,148 +839,6 @@
     </w:p>
     <w:p>
       <w:pPr>
-        <w:spacing w:before="480" w:line="240" w:lineRule="auto"/>
-        <w:ind w:hanging="360"/>
-        <w:rPr>
-          <w:b/>
-          <w:color w:val="404040"/>
-          <w:sz w:val="24"/>
-          <w:szCs w:val="24"/>
-        </w:rPr>
-      </w:pPr>
-      <w:r>
-        <w:rPr>
-          <w:b/>
-          <w:color w:val="404040"/>
-          <w:sz w:val="24"/>
-          <w:szCs w:val="24"/>
-        </w:rPr>
-        <w:lastRenderedPageBreak/>
-        <w:t>Onsite experience</w:t>
-      </w:r>
-    </w:p>
-    <w:p>
-      <w:pPr>
-        <w:numPr>
-          <w:ilvl w:val="0"/>
-          <w:numId w:val="8"/>
-        </w:numPr>
-        <w:spacing w:before="60" w:after="0" w:line="240" w:lineRule="auto"/>
-        <w:rPr>
-          <w:color w:val="404040"/>
-        </w:rPr>
-      </w:pPr>
-      <w:r>
-        <w:rPr>
-          <w:color w:val="404040"/>
-          <w:sz w:val="24"/>
-          <w:szCs w:val="24"/>
-        </w:rPr>
-        <w:t>Worked at the Datamatics UK Ltd. for the UI-UX design and development project in UK, London,</w:t>
-      </w:r>
-    </w:p>
-    <w:p>
-      <w:pPr>
-        <w:numPr>
-          <w:ilvl w:val="0"/>
-          <w:numId w:val="8"/>
-        </w:numPr>
-        <w:spacing w:after="0" w:line="240" w:lineRule="auto"/>
-        <w:rPr>
-          <w:color w:val="404040"/>
-        </w:rPr>
-      </w:pPr>
-      <w:r>
-        <w:rPr>
-          <w:color w:val="404040"/>
-          <w:sz w:val="24"/>
-          <w:szCs w:val="24"/>
-        </w:rPr>
-        <w:t>Assure that the team addresses all relevant issues within the specifications and various standards</w:t>
-      </w:r>
-    </w:p>
-    <w:p>
-      <w:pPr>
-        <w:numPr>
-          <w:ilvl w:val="0"/>
-          <w:numId w:val="8"/>
-        </w:numPr>
-        <w:spacing w:after="0" w:line="240" w:lineRule="auto"/>
-        <w:rPr>
-          <w:color w:val="404040"/>
-        </w:rPr>
-      </w:pPr>
-      <w:r>
-        <w:rPr>
-          <w:color w:val="404040"/>
-          <w:sz w:val="24"/>
-          <w:szCs w:val="24"/>
-        </w:rPr>
-        <w:t>Enhanced engagement in both desktop and mobile-optimized solutions to industry, B2B with UX/UI design direction and solutions.</w:t>
-      </w:r>
-    </w:p>
-    <w:p>
-      <w:pPr>
-        <w:numPr>
-          <w:ilvl w:val="0"/>
-          <w:numId w:val="8"/>
-        </w:numPr>
-        <w:spacing w:after="0" w:line="240" w:lineRule="auto"/>
-        <w:rPr>
-          <w:color w:val="404040"/>
-        </w:rPr>
-      </w:pPr>
-      <w:r>
-        <w:rPr>
-          <w:color w:val="404040"/>
-          <w:sz w:val="24"/>
-          <w:szCs w:val="24"/>
-        </w:rPr>
-        <w:t>Crafted the Visual Design and workflows for the LMS.</w:t>
-      </w:r>
-    </w:p>
-    <w:p>
-      <w:pPr>
-        <w:numPr>
-          <w:ilvl w:val="0"/>
-          <w:numId w:val="8"/>
-        </w:numPr>
-        <w:spacing w:after="0" w:line="240" w:lineRule="auto"/>
-        <w:rPr>
-          <w:color w:val="404040"/>
-        </w:rPr>
-      </w:pPr>
-      <w:r>
-        <w:rPr>
-          <w:color w:val="404040"/>
-          <w:sz w:val="24"/>
-          <w:szCs w:val="24"/>
-        </w:rPr>
-        <w:t>Led, Mentored, Guided and Contributed to the User Interface and Front-End Development Teams.</w:t>
-      </w:r>
-    </w:p>
-    <w:p>
-      <w:pPr>
-        <w:numPr>
-          <w:ilvl w:val="0"/>
-          <w:numId w:val="8"/>
-        </w:numPr>
-        <w:spacing w:after="0" w:line="240" w:lineRule="auto"/>
-        <w:rPr>
-          <w:color w:val="404040"/>
-        </w:rPr>
-      </w:pPr>
-      <w:r>
-        <w:rPr>
-          <w:color w:val="404040"/>
-          <w:sz w:val="24"/>
-          <w:szCs w:val="24"/>
-        </w:rPr>
-        <w:t>Responsible for the user experience, information architecture, and user interfaces and interactions working closely with Dev team.</w:t>
-      </w:r>
-    </w:p>
-    <w:p>
-      <w:pPr>
         <w:pBdr>
           <w:bottom w:val="single" w:sz="12" w:space="1" w:color="000000"/>
         </w:pBdr>
@@ -995,636 +858,365 @@
           <w:sz w:val="24"/>
           <w:szCs w:val="24"/>
         </w:rPr>
-        <w:t>Skill Sets</w:t>
-      </w:r>
-    </w:p>
-    <w:tbl>
-      <w:tblPr>
-        <w:tblStyle w:val="a0"/>
-        <w:tblW w:w="9590" w:type="dxa"/>
-        <w:tblInd w:w="-115" w:type="dxa"/>
-        <w:tblBorders>
-          <w:top w:val="single" w:sz="4" w:space="0" w:color="000000"/>
-          <w:left w:val="single" w:sz="4" w:space="0" w:color="000000"/>
-          <w:bottom w:val="single" w:sz="4" w:space="0" w:color="000000"/>
-          <w:right w:val="single" w:sz="4" w:space="0" w:color="000000"/>
-          <w:insideH w:val="single" w:sz="4" w:space="0" w:color="000000"/>
-          <w:insideV w:val="single" w:sz="4" w:space="0" w:color="000000"/>
-        </w:tblBorders>
-        <w:tblLayout w:type="fixed"/>
-        <w:tblLook w:val="0400" w:firstRow="0" w:lastRow="0" w:firstColumn="0" w:lastColumn="0" w:noHBand="0" w:noVBand="1"/>
-      </w:tblPr>
-      <w:tblGrid>
-        <w:gridCol w:w="1628"/>
-        <w:gridCol w:w="7962"/>
-      </w:tblGrid>
-      <w:tr>
-        <w:trPr>
-          <w:trHeight w:val="500"/>
-        </w:trPr>
-        <w:tc>
-          <w:tcPr>
-            <w:tcW w:w="1628" w:type="dxa"/>
-            <w:tcBorders>
-              <w:top w:val="single" w:sz="4" w:space="0" w:color="000000"/>
-              <w:left w:val="single" w:sz="4" w:space="0" w:color="000000"/>
-              <w:bottom w:val="single" w:sz="4" w:space="0" w:color="000000"/>
-              <w:right w:val="single" w:sz="4" w:space="0" w:color="000000"/>
-            </w:tcBorders>
-            <w:shd w:val="clear" w:color="auto" w:fill="C6D9F1"/>
-            <w:tcMar>
-              <w:top w:w="0" w:type="dxa"/>
-              <w:left w:w="115" w:type="dxa"/>
-              <w:bottom w:w="0" w:type="dxa"/>
-              <w:right w:w="115" w:type="dxa"/>
-            </w:tcMar>
-            <w:vAlign w:val="center"/>
-          </w:tcPr>
-          <w:p>
-            <w:pPr>
-              <w:jc w:val="both"/>
-              <w:rPr>
-                <w:color w:val="404040"/>
-                <w:sz w:val="24"/>
-                <w:szCs w:val="24"/>
-              </w:rPr>
-            </w:pPr>
-            <w:r>
-              <w:rPr>
-                <w:b/>
-                <w:color w:val="404040"/>
-                <w:sz w:val="24"/>
-                <w:szCs w:val="24"/>
-              </w:rPr>
-              <w:t>Operating Systems</w:t>
-            </w:r>
-          </w:p>
-        </w:tc>
-        <w:tc>
-          <w:tcPr>
-            <w:tcW w:w="7962" w:type="dxa"/>
-            <w:tcBorders>
-              <w:top w:val="single" w:sz="4" w:space="0" w:color="000000"/>
-              <w:left w:val="single" w:sz="4" w:space="0" w:color="000000"/>
-              <w:bottom w:val="single" w:sz="4" w:space="0" w:color="000000"/>
-              <w:right w:val="single" w:sz="4" w:space="0" w:color="000000"/>
-            </w:tcBorders>
-            <w:tcMar>
-              <w:top w:w="0" w:type="dxa"/>
-              <w:left w:w="115" w:type="dxa"/>
-              <w:bottom w:w="0" w:type="dxa"/>
-              <w:right w:w="115" w:type="dxa"/>
-            </w:tcMar>
-            <w:vAlign w:val="center"/>
-          </w:tcPr>
-          <w:p>
-            <w:pPr>
-              <w:jc w:val="both"/>
-              <w:rPr>
-                <w:color w:val="404040"/>
-                <w:sz w:val="24"/>
-                <w:szCs w:val="24"/>
-              </w:rPr>
-            </w:pPr>
-            <w:r>
-              <w:rPr>
-                <w:color w:val="404040"/>
-                <w:sz w:val="24"/>
-                <w:szCs w:val="24"/>
-              </w:rPr>
-              <w:t>Mac, Window XP, 7, 8, and 10, Linux</w:t>
-            </w:r>
-          </w:p>
-        </w:tc>
-      </w:tr>
-      <w:tr>
-        <w:trPr>
-          <w:trHeight w:val="500"/>
-        </w:trPr>
-        <w:tc>
-          <w:tcPr>
-            <w:tcW w:w="1628" w:type="dxa"/>
-            <w:tcBorders>
-              <w:top w:val="single" w:sz="4" w:space="0" w:color="000000"/>
-              <w:left w:val="single" w:sz="4" w:space="0" w:color="000000"/>
-              <w:bottom w:val="single" w:sz="4" w:space="0" w:color="000000"/>
-              <w:right w:val="single" w:sz="4" w:space="0" w:color="000000"/>
-            </w:tcBorders>
-            <w:shd w:val="clear" w:color="auto" w:fill="C6D9F1"/>
-            <w:tcMar>
-              <w:top w:w="0" w:type="dxa"/>
-              <w:left w:w="115" w:type="dxa"/>
-              <w:bottom w:w="0" w:type="dxa"/>
-              <w:right w:w="115" w:type="dxa"/>
-            </w:tcMar>
-            <w:vAlign w:val="center"/>
-          </w:tcPr>
-          <w:p>
-            <w:pPr>
-              <w:jc w:val="both"/>
-              <w:rPr>
-                <w:color w:val="404040"/>
-                <w:sz w:val="24"/>
-                <w:szCs w:val="24"/>
-              </w:rPr>
-            </w:pPr>
-            <w:r>
-              <w:rPr>
-                <w:b/>
-                <w:color w:val="404040"/>
-                <w:sz w:val="24"/>
-                <w:szCs w:val="24"/>
-              </w:rPr>
-              <w:t>S/W Design Tool</w:t>
-            </w:r>
-          </w:p>
-        </w:tc>
-        <w:tc>
-          <w:tcPr>
-            <w:tcW w:w="7962" w:type="dxa"/>
-            <w:tcBorders>
-              <w:top w:val="single" w:sz="4" w:space="0" w:color="000000"/>
-              <w:left w:val="single" w:sz="4" w:space="0" w:color="000000"/>
-              <w:bottom w:val="single" w:sz="4" w:space="0" w:color="000000"/>
-              <w:right w:val="single" w:sz="4" w:space="0" w:color="000000"/>
-            </w:tcBorders>
-            <w:tcMar>
-              <w:top w:w="0" w:type="dxa"/>
-              <w:left w:w="115" w:type="dxa"/>
-              <w:bottom w:w="0" w:type="dxa"/>
-              <w:right w:w="115" w:type="dxa"/>
-            </w:tcMar>
-            <w:vAlign w:val="center"/>
-          </w:tcPr>
-          <w:p>
-            <w:pPr>
-              <w:rPr>
-                <w:color w:val="404040"/>
-                <w:sz w:val="24"/>
-                <w:szCs w:val="24"/>
-              </w:rPr>
-            </w:pPr>
-            <w:r>
-              <w:rPr>
-                <w:color w:val="404040"/>
-                <w:sz w:val="24"/>
-                <w:szCs w:val="24"/>
-              </w:rPr>
-              <w:t xml:space="preserve">Adobe XD, </w:t>
-            </w:r>
-            <w:r>
-              <w:rPr>
-                <w:color w:val="404040"/>
-                <w:sz w:val="24"/>
-                <w:szCs w:val="24"/>
-              </w:rPr>
-              <w:t xml:space="preserve">Figma, </w:t>
-            </w:r>
-            <w:r>
-              <w:rPr>
-                <w:color w:val="404040"/>
-                <w:sz w:val="24"/>
-                <w:szCs w:val="24"/>
-              </w:rPr>
-              <w:t>Sketch, Axure, Mockflow, Balsamic, Illustrator, Photoshop, Fireworks,</w:t>
-            </w:r>
-            <w:r>
-              <w:rPr>
-                <w:color w:val="404040"/>
-                <w:sz w:val="24"/>
-                <w:szCs w:val="24"/>
-              </w:rPr>
-              <w:t xml:space="preserve"> Flash, Invision, proto.io</w:t>
-            </w:r>
-          </w:p>
-        </w:tc>
-      </w:tr>
-      <w:tr>
-        <w:trPr>
-          <w:trHeight w:val="500"/>
-        </w:trPr>
-        <w:tc>
-          <w:tcPr>
-            <w:tcW w:w="1628" w:type="dxa"/>
-            <w:tcBorders>
-              <w:top w:val="single" w:sz="4" w:space="0" w:color="000000"/>
-              <w:left w:val="single" w:sz="4" w:space="0" w:color="000000"/>
-              <w:bottom w:val="single" w:sz="4" w:space="0" w:color="000000"/>
-              <w:right w:val="single" w:sz="4" w:space="0" w:color="000000"/>
-            </w:tcBorders>
-            <w:shd w:val="clear" w:color="auto" w:fill="C6D9F1"/>
-            <w:tcMar>
-              <w:top w:w="0" w:type="dxa"/>
-              <w:left w:w="115" w:type="dxa"/>
-              <w:bottom w:w="0" w:type="dxa"/>
-              <w:right w:w="115" w:type="dxa"/>
-            </w:tcMar>
-            <w:vAlign w:val="center"/>
-          </w:tcPr>
-          <w:p>
-            <w:pPr>
-              <w:jc w:val="both"/>
-              <w:rPr>
-                <w:color w:val="404040"/>
-                <w:sz w:val="24"/>
-                <w:szCs w:val="24"/>
-              </w:rPr>
-            </w:pPr>
-            <w:r>
-              <w:rPr>
-                <w:b/>
-                <w:color w:val="404040"/>
-                <w:sz w:val="24"/>
-                <w:szCs w:val="24"/>
-              </w:rPr>
-              <w:t>Languages and Tools</w:t>
-            </w:r>
-          </w:p>
-        </w:tc>
-        <w:tc>
-          <w:tcPr>
-            <w:tcW w:w="7962" w:type="dxa"/>
-            <w:tcBorders>
-              <w:top w:val="single" w:sz="4" w:space="0" w:color="000000"/>
-              <w:left w:val="single" w:sz="4" w:space="0" w:color="000000"/>
-              <w:bottom w:val="single" w:sz="4" w:space="0" w:color="000000"/>
-              <w:right w:val="single" w:sz="4" w:space="0" w:color="000000"/>
-            </w:tcBorders>
-            <w:tcMar>
-              <w:top w:w="0" w:type="dxa"/>
-              <w:left w:w="115" w:type="dxa"/>
-              <w:bottom w:w="0" w:type="dxa"/>
-              <w:right w:w="115" w:type="dxa"/>
-            </w:tcMar>
-            <w:vAlign w:val="center"/>
-          </w:tcPr>
-          <w:p>
-            <w:pPr>
-              <w:jc w:val="both"/>
-              <w:rPr>
-                <w:color w:val="404040"/>
-                <w:sz w:val="24"/>
-                <w:szCs w:val="24"/>
-              </w:rPr>
-            </w:pPr>
-            <w:r>
-              <w:rPr>
-                <w:color w:val="404040"/>
-                <w:sz w:val="24"/>
-                <w:szCs w:val="24"/>
-              </w:rPr>
-              <w:t xml:space="preserve">HTML5, CSS3, Jquery, SASS, SCSS, LESS, Bootstrap, Media query, XML, </w:t>
-            </w:r>
-            <w:r>
-              <w:rPr>
-                <w:color w:val="404040"/>
-                <w:sz w:val="24"/>
-                <w:szCs w:val="24"/>
-              </w:rPr>
-              <w:t xml:space="preserve">Azure, </w:t>
-            </w:r>
-            <w:r>
-              <w:rPr>
-                <w:color w:val="404040"/>
-                <w:sz w:val="24"/>
-                <w:szCs w:val="24"/>
-              </w:rPr>
-              <w:t xml:space="preserve">Jira, SVN, GIT, Phonegap, Wordpress, Material Design, Javascript, Invision, AEM Authoring, </w:t>
-            </w:r>
-            <w:r>
-              <w:rPr>
-                <w:color w:val="404040"/>
-              </w:rPr>
-              <w:t>Web Accessibility</w:t>
-            </w:r>
-            <w:r>
-              <w:rPr>
-                <w:color w:val="404040"/>
-                <w:sz w:val="24"/>
-                <w:szCs w:val="24"/>
-              </w:rPr>
-              <w:t> and W3C Standards</w:t>
-            </w:r>
-          </w:p>
-        </w:tc>
-      </w:tr>
-      <w:tr>
-        <w:trPr>
-          <w:trHeight w:val="500"/>
-        </w:trPr>
-        <w:tc>
-          <w:tcPr>
-            <w:tcW w:w="1628" w:type="dxa"/>
-            <w:tcBorders>
-              <w:top w:val="single" w:sz="4" w:space="0" w:color="000000"/>
-              <w:left w:val="single" w:sz="4" w:space="0" w:color="000000"/>
-              <w:bottom w:val="single" w:sz="4" w:space="0" w:color="000000"/>
-              <w:right w:val="single" w:sz="4" w:space="0" w:color="000000"/>
-            </w:tcBorders>
-            <w:shd w:val="clear" w:color="auto" w:fill="C6D9F1"/>
-            <w:tcMar>
-              <w:top w:w="0" w:type="dxa"/>
-              <w:left w:w="115" w:type="dxa"/>
-              <w:bottom w:w="0" w:type="dxa"/>
-              <w:right w:w="115" w:type="dxa"/>
-            </w:tcMar>
-            <w:vAlign w:val="center"/>
-          </w:tcPr>
-          <w:p>
-            <w:pPr>
-              <w:jc w:val="both"/>
-              <w:rPr>
-                <w:color w:val="404040"/>
-                <w:sz w:val="24"/>
-                <w:szCs w:val="24"/>
-              </w:rPr>
-            </w:pPr>
-            <w:r>
-              <w:rPr>
-                <w:b/>
-                <w:color w:val="404040"/>
-                <w:sz w:val="24"/>
-                <w:szCs w:val="24"/>
-              </w:rPr>
-              <w:t>UX Process</w:t>
-            </w:r>
-          </w:p>
-        </w:tc>
-        <w:tc>
-          <w:tcPr>
-            <w:tcW w:w="7962" w:type="dxa"/>
-            <w:tcBorders>
-              <w:top w:val="single" w:sz="4" w:space="0" w:color="000000"/>
-              <w:left w:val="single" w:sz="4" w:space="0" w:color="000000"/>
-              <w:bottom w:val="single" w:sz="4" w:space="0" w:color="000000"/>
-              <w:right w:val="single" w:sz="4" w:space="0" w:color="000000"/>
-            </w:tcBorders>
-            <w:tcMar>
-              <w:top w:w="0" w:type="dxa"/>
-              <w:left w:w="115" w:type="dxa"/>
-              <w:bottom w:w="0" w:type="dxa"/>
-              <w:right w:w="115" w:type="dxa"/>
-            </w:tcMar>
-            <w:vAlign w:val="center"/>
-          </w:tcPr>
-          <w:p>
-            <w:pPr>
-              <w:pStyle w:val="ListParagraph"/>
-              <w:numPr>
-                <w:ilvl w:val="0"/>
-                <w:numId w:val="15"/>
-              </w:numPr>
-              <w:rPr>
-                <w:color w:val="404040"/>
-                <w:sz w:val="24"/>
-                <w:szCs w:val="24"/>
-              </w:rPr>
-            </w:pPr>
-            <w:r>
-              <w:rPr>
-                <w:rFonts w:ascii="Segoe UI" w:hAnsi="Segoe UI" w:cs="Segoe UI"/>
-                <w:sz w:val="21"/>
-                <w:szCs w:val="21"/>
-                <w:shd w:val="clear" w:color="auto" w:fill="FFFFFF"/>
-              </w:rPr>
-              <w:t>Empathizing with users by creating empathy maps, personas, user s</w:t>
-            </w:r>
-            <w:r>
-              <w:rPr>
-                <w:rFonts w:ascii="Segoe UI" w:hAnsi="Segoe UI" w:cs="Segoe UI"/>
-                <w:sz w:val="21"/>
-                <w:szCs w:val="21"/>
-                <w:shd w:val="clear" w:color="auto" w:fill="FFFFFF"/>
-              </w:rPr>
-              <w:t xml:space="preserve">tories, and user journey maps </w:t>
-            </w:r>
-          </w:p>
-          <w:p>
-            <w:pPr>
-              <w:pStyle w:val="ListParagraph"/>
-              <w:numPr>
-                <w:ilvl w:val="0"/>
-                <w:numId w:val="15"/>
-              </w:numPr>
-              <w:rPr>
-                <w:color w:val="404040"/>
-                <w:sz w:val="24"/>
-                <w:szCs w:val="24"/>
-              </w:rPr>
-            </w:pPr>
-            <w:r>
-              <w:rPr>
-                <w:rFonts w:ascii="Segoe UI" w:hAnsi="Segoe UI" w:cs="Segoe UI"/>
-                <w:sz w:val="21"/>
-                <w:szCs w:val="21"/>
-                <w:shd w:val="clear" w:color="auto" w:fill="FFFFFF"/>
-              </w:rPr>
-              <w:t xml:space="preserve">Defining user pain points </w:t>
-            </w:r>
-          </w:p>
-          <w:p>
-            <w:pPr>
-              <w:pStyle w:val="ListParagraph"/>
-              <w:numPr>
-                <w:ilvl w:val="0"/>
-                <w:numId w:val="15"/>
-              </w:numPr>
-              <w:rPr>
-                <w:color w:val="404040"/>
-                <w:sz w:val="24"/>
-                <w:szCs w:val="24"/>
-              </w:rPr>
-            </w:pPr>
-            <w:r>
-              <w:rPr>
-                <w:rFonts w:ascii="Segoe UI" w:hAnsi="Segoe UI" w:cs="Segoe UI"/>
-                <w:sz w:val="21"/>
-                <w:szCs w:val="21"/>
-                <w:shd w:val="clear" w:color="auto" w:fill="FFFFFF"/>
-              </w:rPr>
-              <w:t>Ideating design solutions using Crazy Eights, How Mig</w:t>
-            </w:r>
-            <w:r>
-              <w:rPr>
-                <w:rFonts w:ascii="Segoe UI" w:hAnsi="Segoe UI" w:cs="Segoe UI"/>
-                <w:sz w:val="21"/>
-                <w:szCs w:val="21"/>
-                <w:shd w:val="clear" w:color="auto" w:fill="FFFFFF"/>
-              </w:rPr>
-              <w:t xml:space="preserve">ht We, and competitive audits </w:t>
-            </w:r>
-          </w:p>
-          <w:p>
-            <w:pPr>
-              <w:pStyle w:val="ListParagraph"/>
-              <w:numPr>
-                <w:ilvl w:val="0"/>
-                <w:numId w:val="15"/>
-              </w:numPr>
-              <w:rPr>
-                <w:color w:val="404040"/>
-                <w:sz w:val="24"/>
-                <w:szCs w:val="24"/>
-              </w:rPr>
-            </w:pPr>
-            <w:r>
-              <w:rPr>
-                <w:rFonts w:ascii="Segoe UI" w:hAnsi="Segoe UI" w:cs="Segoe UI"/>
-                <w:sz w:val="21"/>
-                <w:szCs w:val="21"/>
-                <w:shd w:val="clear" w:color="auto" w:fill="FFFFFF"/>
-              </w:rPr>
-              <w:t>Creating wireframes and prot</w:t>
-            </w:r>
-            <w:r>
-              <w:rPr>
-                <w:rFonts w:ascii="Segoe UI" w:hAnsi="Segoe UI" w:cs="Segoe UI"/>
-                <w:sz w:val="21"/>
-                <w:szCs w:val="21"/>
-                <w:shd w:val="clear" w:color="auto" w:fill="FFFFFF"/>
-              </w:rPr>
-              <w:t xml:space="preserve">otypes on paper and digitally </w:t>
-            </w:r>
-          </w:p>
-          <w:p>
-            <w:pPr>
-              <w:pStyle w:val="ListParagraph"/>
-              <w:numPr>
-                <w:ilvl w:val="0"/>
-                <w:numId w:val="15"/>
-              </w:numPr>
-              <w:rPr>
-                <w:color w:val="404040"/>
-                <w:sz w:val="24"/>
-                <w:szCs w:val="24"/>
-              </w:rPr>
-            </w:pPr>
-            <w:r>
-              <w:rPr>
-                <w:rFonts w:ascii="Segoe UI" w:hAnsi="Segoe UI" w:cs="Segoe UI"/>
-                <w:sz w:val="21"/>
-                <w:szCs w:val="21"/>
-                <w:shd w:val="clear" w:color="auto" w:fill="FFFFFF"/>
-              </w:rPr>
-              <w:t>Developing mockups using visual d</w:t>
-            </w:r>
-            <w:r>
-              <w:rPr>
-                <w:rFonts w:ascii="Segoe UI" w:hAnsi="Segoe UI" w:cs="Segoe UI"/>
-                <w:sz w:val="21"/>
-                <w:szCs w:val="21"/>
-                <w:shd w:val="clear" w:color="auto" w:fill="FFFFFF"/>
-              </w:rPr>
-              <w:t xml:space="preserve">esign elements and principles </w:t>
-            </w:r>
-          </w:p>
-          <w:p>
-            <w:pPr>
-              <w:pStyle w:val="ListParagraph"/>
-              <w:numPr>
-                <w:ilvl w:val="0"/>
-                <w:numId w:val="15"/>
-              </w:numPr>
-              <w:rPr>
-                <w:color w:val="404040"/>
-                <w:sz w:val="24"/>
-                <w:szCs w:val="24"/>
-              </w:rPr>
-            </w:pPr>
-            <w:r>
-              <w:rPr>
-                <w:rFonts w:ascii="Segoe UI" w:hAnsi="Segoe UI" w:cs="Segoe UI"/>
-                <w:sz w:val="21"/>
-                <w:szCs w:val="21"/>
-                <w:shd w:val="clear" w:color="auto" w:fill="FFFFFF"/>
-              </w:rPr>
-              <w:t>De</w:t>
-            </w:r>
-            <w:r>
-              <w:rPr>
-                <w:rFonts w:ascii="Segoe UI" w:hAnsi="Segoe UI" w:cs="Segoe UI"/>
-                <w:sz w:val="21"/>
-                <w:szCs w:val="21"/>
-                <w:shd w:val="clear" w:color="auto" w:fill="FFFFFF"/>
-              </w:rPr>
-              <w:t xml:space="preserve">signing in Figma and Adobe XD </w:t>
-            </w:r>
-          </w:p>
-          <w:p>
-            <w:pPr>
-              <w:pStyle w:val="ListParagraph"/>
-              <w:numPr>
-                <w:ilvl w:val="0"/>
-                <w:numId w:val="15"/>
-              </w:numPr>
-              <w:rPr>
-                <w:color w:val="404040"/>
-                <w:sz w:val="24"/>
-                <w:szCs w:val="24"/>
-              </w:rPr>
-            </w:pPr>
-            <w:r>
-              <w:rPr>
-                <w:rFonts w:ascii="Segoe UI" w:hAnsi="Segoe UI" w:cs="Segoe UI"/>
-                <w:sz w:val="21"/>
-                <w:szCs w:val="21"/>
-                <w:shd w:val="clear" w:color="auto" w:fill="FFFFFF"/>
-              </w:rPr>
-              <w:t>Conducting int</w:t>
-            </w:r>
-            <w:r>
-              <w:rPr>
-                <w:rFonts w:ascii="Segoe UI" w:hAnsi="Segoe UI" w:cs="Segoe UI"/>
-                <w:sz w:val="21"/>
-                <w:szCs w:val="21"/>
-                <w:shd w:val="clear" w:color="auto" w:fill="FFFFFF"/>
-              </w:rPr>
-              <w:t xml:space="preserve">erviews and usability studies </w:t>
-            </w:r>
-          </w:p>
-          <w:p>
-            <w:pPr>
-              <w:pStyle w:val="ListParagraph"/>
-              <w:numPr>
-                <w:ilvl w:val="0"/>
-                <w:numId w:val="15"/>
-              </w:numPr>
-              <w:rPr>
-                <w:color w:val="404040"/>
-                <w:sz w:val="24"/>
-                <w:szCs w:val="24"/>
-              </w:rPr>
-            </w:pPr>
-            <w:r>
-              <w:rPr>
-                <w:rFonts w:ascii="Segoe UI" w:hAnsi="Segoe UI" w:cs="Segoe UI"/>
-                <w:sz w:val="21"/>
-                <w:szCs w:val="21"/>
-                <w:shd w:val="clear" w:color="auto" w:fill="FFFFFF"/>
-              </w:rPr>
-              <w:t>Considering accessibility at every point in the design process</w:t>
-            </w:r>
-          </w:p>
-        </w:tc>
-      </w:tr>
-    </w:tbl>
-    <w:p>
-      <w:pPr>
-        <w:spacing w:after="240" w:line="240" w:lineRule="auto"/>
-        <w:rPr>
-          <w:color w:val="404040"/>
-          <w:sz w:val="24"/>
-          <w:szCs w:val="24"/>
-        </w:rPr>
-      </w:pPr>
-      <w:r>
-        <w:rPr>
-          <w:color w:val="404040"/>
-          <w:sz w:val="24"/>
-          <w:szCs w:val="24"/>
-        </w:rPr>
-        <w:br/>
-      </w:r>
+        <w:lastRenderedPageBreak/>
+        <w:t>Skills</w:t>
+      </w:r>
+      <w:r>
+        <w:rPr>
+          <w:b/>
+          <w:color w:val="404040"/>
+          <w:sz w:val="24"/>
+          <w:szCs w:val="24"/>
+        </w:rPr>
+        <w:t> </w:t>
+      </w:r>
+    </w:p>
+    <w:p>
+      <w:pPr>
+        <w:pStyle w:val="NormalWeb"/>
+        <w:rPr>
+          <w:rFonts w:ascii="Segoe UI" w:hAnsi="Segoe UI" w:cs="Segoe UI"/>
+          <w:sz w:val="21"/>
+          <w:szCs w:val="21"/>
+          <w:shd w:val="clear" w:color="auto" w:fill="FFFFFF"/>
+        </w:rPr>
+      </w:pPr>
+      <w:r>
+        <w:rPr>
+          <w:rFonts w:ascii="Segoe UI" w:hAnsi="Segoe UI" w:cs="Segoe UI"/>
+          <w:sz w:val="21"/>
+          <w:szCs w:val="21"/>
+          <w:shd w:val="clear" w:color="auto" w:fill="FFFFFF"/>
+        </w:rPr>
+        <w:t xml:space="preserve">Adobe XD, Figma, Sketch, </w:t>
+      </w:r>
+      <w:r>
+        <w:rPr>
+          <w:rFonts w:ascii="Segoe UI" w:hAnsi="Segoe UI" w:cs="Segoe UI"/>
+          <w:sz w:val="21"/>
+          <w:szCs w:val="21"/>
+          <w:shd w:val="clear" w:color="auto" w:fill="FFFFFF"/>
+        </w:rPr>
+        <w:t>Miro,</w:t>
+      </w:r>
+      <w:r>
+        <w:rPr>
+          <w:rFonts w:ascii="Segoe UI" w:hAnsi="Segoe UI" w:cs="Segoe UI"/>
+          <w:sz w:val="21"/>
+          <w:szCs w:val="21"/>
+          <w:shd w:val="clear" w:color="auto" w:fill="FFFFFF"/>
+        </w:rPr>
+        <w:t xml:space="preserve"> Adobe Creative Cloud</w:t>
+      </w:r>
+      <w:r>
+        <w:rPr>
+          <w:rFonts w:ascii="Segoe UI" w:hAnsi="Segoe UI" w:cs="Segoe UI"/>
+          <w:sz w:val="21"/>
+          <w:szCs w:val="21"/>
+          <w:shd w:val="clear" w:color="auto" w:fill="FFFFFF"/>
+        </w:rPr>
+        <w:t>,</w:t>
+      </w:r>
+      <w:r>
+        <w:rPr>
+          <w:rFonts w:ascii="Segoe UI" w:hAnsi="Segoe UI" w:cs="Segoe UI"/>
+          <w:sz w:val="21"/>
+          <w:szCs w:val="21"/>
+          <w:shd w:val="clear" w:color="auto" w:fill="FFFFFF"/>
+        </w:rPr>
+        <w:t xml:space="preserve">, </w:t>
+      </w:r>
+      <w:r>
+        <w:rPr>
+          <w:rFonts w:ascii="Segoe UI" w:hAnsi="Segoe UI" w:cs="Segoe UI"/>
+          <w:sz w:val="21"/>
+          <w:szCs w:val="21"/>
+          <w:shd w:val="clear" w:color="auto" w:fill="FFFFFF"/>
+        </w:rPr>
+        <w:t xml:space="preserve">HTML5, CSS3, Jquery, SCSS, LESS, </w:t>
+      </w:r>
+      <w:r>
+        <w:rPr>
+          <w:rFonts w:ascii="Segoe UI" w:hAnsi="Segoe UI" w:cs="Segoe UI"/>
+          <w:sz w:val="21"/>
+          <w:szCs w:val="21"/>
+          <w:shd w:val="clear" w:color="auto" w:fill="FFFFFF"/>
+        </w:rPr>
+        <w:t>WCAG 2.1 guidelines</w:t>
+      </w:r>
+      <w:r>
+        <w:rPr>
+          <w:rFonts w:ascii="Segoe UI" w:hAnsi="Segoe UI" w:cs="Segoe UI"/>
+          <w:sz w:val="21"/>
+          <w:szCs w:val="21"/>
+          <w:shd w:val="clear" w:color="auto" w:fill="FFFFFF"/>
+        </w:rPr>
+        <w:t xml:space="preserve">, </w:t>
+      </w:r>
+      <w:r>
+        <w:rPr>
+          <w:rFonts w:ascii="Segoe UI" w:hAnsi="Segoe UI" w:cs="Segoe UI"/>
+          <w:sz w:val="21"/>
+          <w:szCs w:val="21"/>
+          <w:shd w:val="clear" w:color="auto" w:fill="FFFFFF"/>
+        </w:rPr>
+        <w:t xml:space="preserve">User research, Usability testing, </w:t>
+      </w:r>
+      <w:r>
+        <w:rPr>
+          <w:rFonts w:ascii="Segoe UI" w:hAnsi="Segoe UI" w:cs="Segoe UI"/>
+          <w:sz w:val="21"/>
+          <w:szCs w:val="21"/>
+          <w:shd w:val="clear" w:color="auto" w:fill="FFFFFF"/>
+        </w:rPr>
+        <w:t>Wireframing &amp; prototyping</w:t>
+      </w:r>
+      <w:r>
+        <w:rPr>
+          <w:rFonts w:ascii="Segoe UI" w:hAnsi="Segoe UI" w:cs="Segoe UI"/>
+          <w:sz w:val="21"/>
+          <w:szCs w:val="21"/>
+          <w:shd w:val="clear" w:color="auto" w:fill="FFFFFF"/>
+        </w:rPr>
+        <w:t xml:space="preserve">, </w:t>
+      </w:r>
+      <w:r>
+        <w:rPr>
+          <w:rFonts w:ascii="Segoe UI" w:hAnsi="Segoe UI" w:cs="Segoe UI"/>
+          <w:sz w:val="21"/>
+          <w:szCs w:val="21"/>
+          <w:shd w:val="clear" w:color="auto" w:fill="FFFFFF"/>
+        </w:rPr>
+        <w:t>Information architecture</w:t>
+      </w:r>
+      <w:r>
+        <w:rPr>
+          <w:rFonts w:ascii="Segoe UI" w:hAnsi="Segoe UI" w:cs="Segoe UI"/>
+          <w:sz w:val="21"/>
+          <w:szCs w:val="21"/>
+          <w:shd w:val="clear" w:color="auto" w:fill="FFFFFF"/>
+        </w:rPr>
+        <w:t xml:space="preserve">, </w:t>
+      </w:r>
+      <w:r>
+        <w:rPr>
+          <w:rFonts w:ascii="Segoe UI" w:hAnsi="Segoe UI" w:cs="Segoe UI"/>
+          <w:sz w:val="21"/>
+          <w:szCs w:val="21"/>
+          <w:shd w:val="clear" w:color="auto" w:fill="FFFFFF"/>
+        </w:rPr>
+        <w:t>Interaction design</w:t>
+      </w:r>
+      <w:r>
+        <w:rPr>
+          <w:rFonts w:ascii="Segoe UI" w:hAnsi="Segoe UI" w:cs="Segoe UI"/>
+          <w:sz w:val="21"/>
+          <w:szCs w:val="21"/>
+          <w:shd w:val="clear" w:color="auto" w:fill="FFFFFF"/>
+        </w:rPr>
+        <w:t xml:space="preserve">, </w:t>
+      </w:r>
+      <w:r>
+        <w:rPr>
+          <w:rFonts w:ascii="Segoe UI" w:hAnsi="Segoe UI" w:cs="Segoe UI"/>
+          <w:sz w:val="21"/>
+          <w:szCs w:val="21"/>
+          <w:shd w:val="clear" w:color="auto" w:fill="FFFFFF"/>
+        </w:rPr>
+        <w:t>Visual design &amp; UI design</w:t>
+      </w:r>
+      <w:r>
+        <w:rPr>
+          <w:rFonts w:ascii="Segoe UI" w:hAnsi="Segoe UI" w:cs="Segoe UI"/>
+          <w:sz w:val="21"/>
+          <w:szCs w:val="21"/>
+          <w:shd w:val="clear" w:color="auto" w:fill="FFFFFF"/>
+        </w:rPr>
+        <w:t xml:space="preserve">, </w:t>
+      </w:r>
+      <w:r>
+        <w:rPr>
+          <w:rFonts w:ascii="Segoe UI" w:hAnsi="Segoe UI" w:cs="Segoe UI"/>
+          <w:sz w:val="21"/>
+          <w:szCs w:val="21"/>
+          <w:shd w:val="clear" w:color="auto" w:fill="FFFFFF"/>
+        </w:rPr>
+        <w:t>User journey mapping / service blueprints</w:t>
+      </w:r>
+      <w:r>
+        <w:rPr>
+          <w:rFonts w:ascii="Segoe UI" w:hAnsi="Segoe UI" w:cs="Segoe UI"/>
+          <w:sz w:val="21"/>
+          <w:szCs w:val="21"/>
+          <w:shd w:val="clear" w:color="auto" w:fill="FFFFFF"/>
+        </w:rPr>
+        <w:t xml:space="preserve">, </w:t>
+      </w:r>
+      <w:r>
+        <w:rPr>
+          <w:rFonts w:ascii="Segoe UI" w:hAnsi="Segoe UI" w:cs="Segoe UI"/>
+          <w:sz w:val="21"/>
+          <w:szCs w:val="21"/>
+          <w:shd w:val="clear" w:color="auto" w:fill="FFFFFF"/>
+        </w:rPr>
+        <w:t>Persona development</w:t>
+      </w:r>
+      <w:r>
+        <w:rPr>
+          <w:rFonts w:ascii="Segoe UI" w:hAnsi="Segoe UI" w:cs="Segoe UI"/>
+          <w:sz w:val="21"/>
+          <w:szCs w:val="21"/>
+          <w:shd w:val="clear" w:color="auto" w:fill="FFFFFF"/>
+        </w:rPr>
+        <w:t xml:space="preserve">, </w:t>
+      </w:r>
+      <w:r>
+        <w:rPr>
+          <w:rFonts w:ascii="Segoe UI" w:hAnsi="Segoe UI" w:cs="Segoe UI"/>
+          <w:sz w:val="21"/>
+          <w:szCs w:val="21"/>
+          <w:shd w:val="clear" w:color="auto" w:fill="FFFFFF"/>
+        </w:rPr>
+        <w:t>UX writing &amp; microcopy</w:t>
+      </w:r>
+      <w:r>
+        <w:rPr>
+          <w:rFonts w:ascii="Segoe UI" w:hAnsi="Segoe UI" w:cs="Segoe UI"/>
+          <w:sz w:val="21"/>
+          <w:szCs w:val="21"/>
+          <w:shd w:val="clear" w:color="auto" w:fill="FFFFFF"/>
+        </w:rPr>
+        <w:t xml:space="preserve">, </w:t>
+      </w:r>
+      <w:r>
+        <w:rPr>
+          <w:rFonts w:ascii="Segoe UI" w:hAnsi="Segoe UI" w:cs="Segoe UI"/>
+          <w:sz w:val="21"/>
+          <w:szCs w:val="21"/>
+          <w:shd w:val="clear" w:color="auto" w:fill="FFFFFF"/>
+        </w:rPr>
+        <w:t>Heuristic evaluation</w:t>
+      </w:r>
+      <w:r>
+        <w:rPr>
+          <w:rFonts w:ascii="Segoe UI" w:hAnsi="Segoe UI" w:cs="Segoe UI"/>
+          <w:sz w:val="21"/>
+          <w:szCs w:val="21"/>
+          <w:shd w:val="clear" w:color="auto" w:fill="FFFFFF"/>
+        </w:rPr>
+        <w:t xml:space="preserve">, </w:t>
+      </w:r>
+      <w:r>
+        <w:rPr>
+          <w:rFonts w:ascii="Segoe UI" w:hAnsi="Segoe UI" w:cs="Segoe UI"/>
+          <w:sz w:val="21"/>
+          <w:szCs w:val="21"/>
+          <w:shd w:val="clear" w:color="auto" w:fill="FFFFFF"/>
+        </w:rPr>
+        <w:t>Design thinking &amp; human-centered design</w:t>
+      </w:r>
+      <w:r>
+        <w:rPr>
+          <w:rFonts w:ascii="Segoe UI" w:hAnsi="Segoe UI" w:cs="Segoe UI"/>
+          <w:sz w:val="21"/>
+          <w:szCs w:val="21"/>
+          <w:shd w:val="clear" w:color="auto" w:fill="FFFFFF"/>
+        </w:rPr>
+        <w:t xml:space="preserve">, </w:t>
+      </w:r>
+      <w:r>
+        <w:rPr>
+          <w:rFonts w:ascii="Segoe UI" w:hAnsi="Segoe UI" w:cs="Segoe UI"/>
+          <w:sz w:val="21"/>
+          <w:szCs w:val="21"/>
+          <w:shd w:val="clear" w:color="auto" w:fill="FFFFFF"/>
+        </w:rPr>
+        <w:t>Requirements gathering &amp; stakeholder workshops</w:t>
+      </w:r>
+      <w:r>
+        <w:rPr>
+          <w:rFonts w:ascii="Segoe UI" w:hAnsi="Segoe UI" w:cs="Segoe UI"/>
+          <w:sz w:val="21"/>
+          <w:szCs w:val="21"/>
+          <w:shd w:val="clear" w:color="auto" w:fill="FFFFFF"/>
+        </w:rPr>
+        <w:t xml:space="preserve">, </w:t>
+      </w:r>
+      <w:r>
+        <w:rPr>
+          <w:rFonts w:ascii="Segoe UI" w:hAnsi="Segoe UI" w:cs="Segoe UI"/>
+          <w:sz w:val="21"/>
+          <w:szCs w:val="21"/>
+          <w:shd w:val="clear" w:color="auto" w:fill="FFFFFF"/>
+        </w:rPr>
+        <w:t>Agile &amp; cross-functional collaboration</w:t>
+      </w:r>
+      <w:r>
+        <w:rPr>
+          <w:rFonts w:ascii="Segoe UI" w:hAnsi="Segoe UI" w:cs="Segoe UI"/>
+          <w:sz w:val="21"/>
+          <w:szCs w:val="21"/>
+          <w:shd w:val="clear" w:color="auto" w:fill="FFFFFF"/>
+        </w:rPr>
+        <w:t xml:space="preserve">, </w:t>
+      </w:r>
+      <w:r>
+        <w:rPr>
+          <w:rFonts w:ascii="Segoe UI" w:hAnsi="Segoe UI" w:cs="Segoe UI"/>
+          <w:sz w:val="21"/>
+          <w:szCs w:val="21"/>
+          <w:shd w:val="clear" w:color="auto" w:fill="FFFFFF"/>
+        </w:rPr>
+        <w:t>Product discovery &amp; feature prioritization</w:t>
+      </w:r>
+      <w:r>
+        <w:rPr>
+          <w:rFonts w:ascii="Segoe UI" w:hAnsi="Segoe UI" w:cs="Segoe UI"/>
+          <w:sz w:val="21"/>
+          <w:szCs w:val="21"/>
+          <w:shd w:val="clear" w:color="auto" w:fill="FFFFFF"/>
+        </w:rPr>
+        <w:t xml:space="preserve">, </w:t>
+      </w:r>
+      <w:r>
+        <w:rPr>
+          <w:rFonts w:ascii="Segoe UI" w:hAnsi="Segoe UI" w:cs="Segoe UI"/>
+          <w:sz w:val="21"/>
+          <w:szCs w:val="21"/>
+          <w:shd w:val="clear" w:color="auto" w:fill="FFFFFF"/>
+        </w:rPr>
+        <w:t>Design system contributions</w:t>
+      </w:r>
+      <w:r>
+        <w:rPr>
+          <w:rFonts w:ascii="Segoe UI" w:hAnsi="Segoe UI" w:cs="Segoe UI"/>
+          <w:sz w:val="21"/>
+          <w:szCs w:val="21"/>
+          <w:shd w:val="clear" w:color="auto" w:fill="FFFFFF"/>
+        </w:rPr>
+        <w:t xml:space="preserve">, </w:t>
+      </w:r>
+      <w:r>
+        <w:rPr>
+          <w:rFonts w:ascii="Segoe UI" w:hAnsi="Segoe UI" w:cs="Segoe UI"/>
+          <w:sz w:val="21"/>
+          <w:szCs w:val="21"/>
+          <w:shd w:val="clear" w:color="auto" w:fill="FFFFFF"/>
+        </w:rPr>
+        <w:t>Presenting findings &amp; facilitating design reviews</w:t>
+      </w:r>
+    </w:p>
+    <w:p>
+      <w:pPr>
+        <w:spacing w:after="0" w:line="240" w:lineRule="auto"/>
+        <w:ind w:left="360"/>
+        <w:rPr>
+          <w:rFonts w:ascii="Segoe UI" w:hAnsi="Segoe UI" w:cs="Segoe UI"/>
+          <w:sz w:val="21"/>
+          <w:szCs w:val="21"/>
+          <w:shd w:val="clear" w:color="auto" w:fill="FFFFFF"/>
+        </w:rPr>
+      </w:pPr>
     </w:p>
     <w:p>
       <w:pPr>
@@ -1667,7 +1259,7 @@
           <w:sz w:val="24"/>
           <w:szCs w:val="24"/>
         </w:rPr>
-        <w:t>MRI Software</w:t>
+        <w:t>Self Employed</w:t>
       </w:r>
       <w:r>
         <w:rPr>
@@ -1694,7 +1286,15 @@
           <w:sz w:val="24"/>
           <w:szCs w:val="24"/>
         </w:rPr>
-        <w:t>UI UX Lead/Manager</w:t>
+        <w:t xml:space="preserve">Freelance </w:t>
+      </w:r>
+      <w:r>
+        <w:rPr>
+          <w:color w:val="404040"/>
+          <w:sz w:val="24"/>
+          <w:szCs w:val="24"/>
+        </w:rPr>
+        <w:t>UI UX Consultant</w:t>
       </w:r>
     </w:p>
     <w:p>
@@ -1713,7 +1313,7 @@
           <w:sz w:val="24"/>
           <w:szCs w:val="24"/>
         </w:rPr>
-        <w:t>Dec 2024 – Till date</w:t>
+        <w:t>Aug 2025 – Till date</w:t>
       </w:r>
     </w:p>
     <w:p>
@@ -1778,20 +1378,178 @@
       </w:pPr>
       <w:r>
         <w:rPr>
+          <w:rFonts w:ascii="Segoe UI" w:hAnsi="Segoe UI" w:cs="Segoe UI"/>
+          <w:sz w:val="21"/>
+          <w:szCs w:val="21"/>
+          <w:shd w:val="clear" w:color="auto" w:fill="FFFFFF"/>
+        </w:rPr>
+        <w:t>Freelance UX Designer with 20 years of experience designing intuitive, user-centered digital products. I specialize in simplifying complex problems, improving usability, and helping brands deliver meaningful user experiences.</w:t>
+      </w:r>
+    </w:p>
+    <w:p>
+      <w:pPr>
+        <w:pBdr>
+          <w:top w:val="nil"/>
+          <w:left w:val="nil"/>
+          <w:bottom w:val="nil"/>
+          <w:right w:val="nil"/>
+          <w:between w:val="nil"/>
+        </w:pBdr>
+        <w:spacing w:after="0" w:line="240" w:lineRule="auto"/>
+        <w:rPr>
+          <w:color w:val="404040"/>
+          <w:sz w:val="24"/>
+          <w:szCs w:val="24"/>
+        </w:rPr>
+      </w:pPr>
+    </w:p>
+    <w:p>
+      <w:pPr>
+        <w:spacing w:after="0" w:line="240" w:lineRule="auto"/>
+        <w:jc w:val="both"/>
+        <w:rPr>
           <w:b/>
           <w:color w:val="404040"/>
           <w:sz w:val="24"/>
           <w:szCs w:val="24"/>
         </w:rPr>
-        <w:t>Define UI/UX Strategy</w:t>
-      </w:r>
-      <w:r>
-        <w:rPr>
-          <w:color w:val="404040"/>
-          <w:sz w:val="24"/>
-          <w:szCs w:val="24"/>
-        </w:rPr>
-        <w:t>: Develop and execute a comprehensive user interface and experience strategy that aligns with business goals.</w:t>
+      </w:pPr>
+    </w:p>
+    <w:p>
+      <w:pPr>
+        <w:spacing w:after="0" w:line="240" w:lineRule="auto"/>
+        <w:jc w:val="both"/>
+        <w:rPr>
+          <w:color w:val="404040"/>
+          <w:sz w:val="24"/>
+          <w:szCs w:val="24"/>
+        </w:rPr>
+      </w:pPr>
+      <w:r>
+        <w:rPr>
+          <w:b/>
+          <w:color w:val="404040"/>
+          <w:sz w:val="24"/>
+          <w:szCs w:val="24"/>
+        </w:rPr>
+        <w:t>Pitney Bowes</w:t>
+      </w:r>
+      <w:r>
+        <w:rPr>
+          <w:color w:val="404040"/>
+          <w:sz w:val="24"/>
+          <w:szCs w:val="24"/>
+        </w:rPr>
+        <w:t xml:space="preserve"> | Pune </w:t>
+      </w:r>
+    </w:p>
+    <w:p>
+      <w:pPr>
+        <w:spacing w:after="0" w:line="240" w:lineRule="auto"/>
+        <w:jc w:val="both"/>
+        <w:rPr>
+          <w:color w:val="404040"/>
+          <w:sz w:val="24"/>
+          <w:szCs w:val="24"/>
+        </w:rPr>
+      </w:pPr>
+      <w:r>
+        <w:rPr>
+          <w:color w:val="404040"/>
+          <w:sz w:val="24"/>
+          <w:szCs w:val="24"/>
+        </w:rPr>
+        <w:t>UI UX Lead/Manager</w:t>
+      </w:r>
+    </w:p>
+    <w:p>
+      <w:pPr>
+        <w:spacing w:after="0" w:line="240" w:lineRule="auto"/>
+        <w:jc w:val="both"/>
+        <w:rPr>
+          <w:color w:val="404040"/>
+          <w:sz w:val="24"/>
+          <w:szCs w:val="24"/>
+        </w:rPr>
+      </w:pPr>
+      <w:r>
+        <w:rPr>
+          <w:color w:val="404040"/>
+          <w:sz w:val="24"/>
+          <w:szCs w:val="24"/>
+        </w:rPr>
+        <w:t>Apr</w:t>
+      </w:r>
+      <w:r>
+        <w:rPr>
+          <w:color w:val="404040"/>
+          <w:sz w:val="24"/>
+          <w:szCs w:val="24"/>
+        </w:rPr>
+        <w:t xml:space="preserve"> 202</w:t>
+      </w:r>
+      <w:r>
+        <w:rPr>
+          <w:color w:val="404040"/>
+          <w:sz w:val="24"/>
+          <w:szCs w:val="24"/>
+        </w:rPr>
+        <w:t>5</w:t>
+      </w:r>
+      <w:r>
+        <w:rPr>
+          <w:color w:val="404040"/>
+          <w:sz w:val="24"/>
+          <w:szCs w:val="24"/>
+        </w:rPr>
+        <w:t xml:space="preserve"> – </w:t>
+      </w:r>
+      <w:r>
+        <w:rPr>
+          <w:color w:val="404040"/>
+          <w:sz w:val="24"/>
+          <w:szCs w:val="24"/>
+        </w:rPr>
+        <w:t>Aug 2025</w:t>
+      </w:r>
+    </w:p>
+    <w:p>
+      <w:pPr>
+        <w:spacing w:after="0" w:line="240" w:lineRule="auto"/>
+        <w:jc w:val="both"/>
+        <w:rPr>
+          <w:color w:val="404040"/>
+          <w:sz w:val="24"/>
+          <w:szCs w:val="24"/>
+        </w:rPr>
+      </w:pPr>
+    </w:p>
+    <w:p>
+      <w:pPr>
+        <w:spacing w:after="120" w:line="240" w:lineRule="auto"/>
+        <w:jc w:val="both"/>
+        <w:rPr>
+          <w:color w:val="404040"/>
+          <w:sz w:val="24"/>
+          <w:szCs w:val="24"/>
+        </w:rPr>
+      </w:pPr>
+      <w:r>
+        <w:rPr>
+          <w:b/>
+          <w:color w:val="404040"/>
+          <w:sz w:val="24"/>
+          <w:szCs w:val="24"/>
+        </w:rPr>
+        <w:t>Responsibilities</w:t>
+      </w:r>
+      <w:r>
+        <w:rPr>
+          <w:color w:val="404040"/>
+          <w:sz w:val="24"/>
+          <w:szCs w:val="24"/>
+        </w:rPr>
+        <w:t>: </w:t>
       </w:r>
     </w:p>
     <w:p>
@@ -1822,16 +1580,15 @@
           <w:sz w:val="24"/>
           <w:szCs w:val="24"/>
         </w:rPr>
-        <w:lastRenderedPageBreak/>
-        <w:t>Team Leadership</w:t>
-      </w:r>
-      <w:r>
-        <w:rPr>
-          <w:color w:val="404040"/>
-          <w:sz w:val="24"/>
-          <w:szCs w:val="24"/>
-        </w:rPr>
-        <w:t>: Lead, mentor, and manage a team of designers, ensuring their growth and alignment with project goals.</w:t>
+        <w:t>Define UI/UX Strategy</w:t>
+      </w:r>
+      <w:r>
+        <w:rPr>
+          <w:color w:val="404040"/>
+          <w:sz w:val="24"/>
+          <w:szCs w:val="24"/>
+        </w:rPr>
+        <w:t>: Develop and execute a comprehensive user interface and experience strategy that aligns with business goals.</w:t>
       </w:r>
     </w:p>
     <w:p>
@@ -1862,15 +1619,15 @@
           <w:sz w:val="24"/>
           <w:szCs w:val="24"/>
         </w:rPr>
-        <w:t>Stakeholder Collaboration</w:t>
-      </w:r>
-      <w:r>
-        <w:rPr>
-          <w:color w:val="404040"/>
-          <w:sz w:val="24"/>
-          <w:szCs w:val="24"/>
-        </w:rPr>
-        <w:t>: Work closely with product managers, developers, and other stakeholders to understand business objectives and user needs.</w:t>
+        <w:t>Team Leadership</w:t>
+      </w:r>
+      <w:r>
+        <w:rPr>
+          <w:color w:val="404040"/>
+          <w:sz w:val="24"/>
+          <w:szCs w:val="24"/>
+        </w:rPr>
+        <w:t>: Lead, mentor, and manage a team of designers, ensuring their growth and alignment with project goals.</w:t>
       </w:r>
     </w:p>
     <w:p>
@@ -1901,15 +1658,15 @@
           <w:sz w:val="24"/>
           <w:szCs w:val="24"/>
         </w:rPr>
-        <w:t>End-to-End Design Oversight:</w:t>
-      </w:r>
-      <w:r>
-        <w:rPr>
-          <w:color w:val="404040"/>
-          <w:sz w:val="24"/>
-          <w:szCs w:val="24"/>
-        </w:rPr>
-        <w:t xml:space="preserve"> Oversee all stages of UI/UX design, from user research and concept creation to final implementation.</w:t>
+        <w:t>Stakeholder Collaboration</w:t>
+      </w:r>
+      <w:r>
+        <w:rPr>
+          <w:color w:val="404040"/>
+          <w:sz w:val="24"/>
+          <w:szCs w:val="24"/>
+        </w:rPr>
+        <w:t>: Work closely with product managers, developers, and other stakeholders to understand business objectives and user needs.</w:t>
       </w:r>
     </w:p>
     <w:p>
@@ -1940,15 +1697,15 @@
           <w:sz w:val="24"/>
           <w:szCs w:val="24"/>
         </w:rPr>
-        <w:t>Design Systems:</w:t>
-      </w:r>
-      <w:r>
-        <w:rPr>
-          <w:color w:val="404040"/>
-          <w:sz w:val="24"/>
-          <w:szCs w:val="24"/>
-        </w:rPr>
-        <w:t xml:space="preserve"> Create and maintain design systems, ensuring consistency and scalability across products.</w:t>
+        <w:t>End-to-End Design Oversight:</w:t>
+      </w:r>
+      <w:r>
+        <w:rPr>
+          <w:color w:val="404040"/>
+          <w:sz w:val="24"/>
+          <w:szCs w:val="24"/>
+        </w:rPr>
+        <w:t xml:space="preserve"> Oversee all stages of UI/UX design, from user research and concept creation to final implementation.</w:t>
       </w:r>
     </w:p>
     <w:p>
@@ -1979,6 +1736,45 @@
           <w:sz w:val="24"/>
           <w:szCs w:val="24"/>
         </w:rPr>
+        <w:t>Design Systems:</w:t>
+      </w:r>
+      <w:r>
+        <w:rPr>
+          <w:color w:val="404040"/>
+          <w:sz w:val="24"/>
+          <w:szCs w:val="24"/>
+        </w:rPr>
+        <w:t xml:space="preserve"> Create and maintain design systems, ensuring consistency and scalability across products.</w:t>
+      </w:r>
+    </w:p>
+    <w:p>
+      <w:pPr>
+        <w:pStyle w:val="ListParagraph"/>
+        <w:numPr>
+          <w:ilvl w:val="0"/>
+          <w:numId w:val="14"/>
+        </w:numPr>
+        <w:pBdr>
+          <w:top w:val="nil"/>
+          <w:left w:val="nil"/>
+          <w:bottom w:val="nil"/>
+          <w:right w:val="nil"/>
+          <w:between w:val="nil"/>
+        </w:pBdr>
+        <w:spacing w:after="0" w:line="240" w:lineRule="auto"/>
+        <w:rPr>
+          <w:color w:val="404040"/>
+          <w:sz w:val="24"/>
+          <w:szCs w:val="24"/>
+        </w:rPr>
+      </w:pPr>
+      <w:r>
+        <w:rPr>
+          <w:b/>
+          <w:color w:val="404040"/>
+          <w:sz w:val="24"/>
+          <w:szCs w:val="24"/>
+        </w:rPr>
         <w:t>Usability Testing:</w:t>
       </w:r>
       <w:r>
@@ -1989,6 +1785,397 @@
         </w:rPr>
         <w:t xml:space="preserve"> Plan and conduct usability testing sessions to gather insights and refine designs.</w:t>
       </w:r>
+    </w:p>
+    <w:p>
+      <w:pPr>
+        <w:pBdr>
+          <w:top w:val="nil"/>
+          <w:left w:val="nil"/>
+          <w:bottom w:val="nil"/>
+          <w:right w:val="nil"/>
+          <w:between w:val="nil"/>
+        </w:pBdr>
+        <w:spacing w:after="0" w:line="240" w:lineRule="auto"/>
+        <w:rPr>
+          <w:color w:val="404040"/>
+          <w:sz w:val="24"/>
+          <w:szCs w:val="24"/>
+        </w:rPr>
+      </w:pPr>
+    </w:p>
+    <w:p>
+      <w:pPr>
+        <w:rPr>
+          <w:color w:val="404040"/>
+          <w:sz w:val="24"/>
+          <w:szCs w:val="24"/>
+        </w:rPr>
+      </w:pPr>
+      <w:r>
+        <w:rPr>
+          <w:color w:val="404040"/>
+          <w:sz w:val="24"/>
+          <w:szCs w:val="24"/>
+        </w:rPr>
+        <w:br w:type="page"/>
+      </w:r>
+    </w:p>
+    <w:p>
+      <w:pPr>
+        <w:spacing w:after="0" w:line="240" w:lineRule="auto"/>
+        <w:jc w:val="both"/>
+        <w:rPr>
+          <w:color w:val="404040"/>
+          <w:sz w:val="24"/>
+          <w:szCs w:val="24"/>
+        </w:rPr>
+      </w:pPr>
+      <w:r>
+        <w:rPr>
+          <w:b/>
+          <w:color w:val="404040"/>
+          <w:sz w:val="24"/>
+          <w:szCs w:val="24"/>
+        </w:rPr>
+        <w:lastRenderedPageBreak/>
+        <w:t>MRI Software</w:t>
+      </w:r>
+      <w:r>
+        <w:rPr>
+          <w:color w:val="404040"/>
+          <w:sz w:val="24"/>
+          <w:szCs w:val="24"/>
+        </w:rPr>
+        <w:t xml:space="preserve"> | Pune </w:t>
+      </w:r>
+    </w:p>
+    <w:p>
+      <w:pPr>
+        <w:spacing w:after="0" w:line="240" w:lineRule="auto"/>
+        <w:jc w:val="both"/>
+        <w:rPr>
+          <w:color w:val="404040"/>
+          <w:sz w:val="24"/>
+          <w:szCs w:val="24"/>
+        </w:rPr>
+      </w:pPr>
+      <w:r>
+        <w:rPr>
+          <w:color w:val="404040"/>
+          <w:sz w:val="24"/>
+          <w:szCs w:val="24"/>
+        </w:rPr>
+        <w:t>UI UX Lead/Manager</w:t>
+      </w:r>
+    </w:p>
+    <w:p>
+      <w:pPr>
+        <w:spacing w:after="0" w:line="240" w:lineRule="auto"/>
+        <w:jc w:val="both"/>
+        <w:rPr>
+          <w:color w:val="404040"/>
+          <w:sz w:val="24"/>
+          <w:szCs w:val="24"/>
+        </w:rPr>
+      </w:pPr>
+      <w:r>
+        <w:rPr>
+          <w:color w:val="404040"/>
+          <w:sz w:val="24"/>
+          <w:szCs w:val="24"/>
+        </w:rPr>
+        <w:t>Dec 2024 – Apr 2025</w:t>
+      </w:r>
+    </w:p>
+    <w:p>
+      <w:pPr>
+        <w:spacing w:after="0" w:line="240" w:lineRule="auto"/>
+        <w:jc w:val="both"/>
+        <w:rPr>
+          <w:color w:val="404040"/>
+          <w:sz w:val="24"/>
+          <w:szCs w:val="24"/>
+        </w:rPr>
+      </w:pPr>
+    </w:p>
+    <w:p>
+      <w:pPr>
+        <w:spacing w:after="120" w:line="240" w:lineRule="auto"/>
+        <w:jc w:val="both"/>
+        <w:rPr>
+          <w:color w:val="404040"/>
+          <w:sz w:val="24"/>
+          <w:szCs w:val="24"/>
+        </w:rPr>
+      </w:pPr>
+      <w:r>
+        <w:rPr>
+          <w:b/>
+          <w:color w:val="404040"/>
+          <w:sz w:val="24"/>
+          <w:szCs w:val="24"/>
+        </w:rPr>
+        <w:t>Responsibilities</w:t>
+      </w:r>
+      <w:r>
+        <w:rPr>
+          <w:color w:val="404040"/>
+          <w:sz w:val="24"/>
+          <w:szCs w:val="24"/>
+        </w:rPr>
+        <w:t>: </w:t>
+      </w:r>
+    </w:p>
+    <w:p>
+      <w:pPr>
+        <w:pStyle w:val="ListParagraph"/>
+        <w:numPr>
+          <w:ilvl w:val="0"/>
+          <w:numId w:val="14"/>
+        </w:numPr>
+        <w:pBdr>
+          <w:top w:val="nil"/>
+          <w:left w:val="nil"/>
+          <w:bottom w:val="nil"/>
+          <w:right w:val="nil"/>
+          <w:between w:val="nil"/>
+        </w:pBdr>
+        <w:spacing w:after="0" w:line="240" w:lineRule="auto"/>
+        <w:rPr>
+          <w:color w:val="404040"/>
+          <w:sz w:val="24"/>
+          <w:szCs w:val="24"/>
+        </w:rPr>
+      </w:pPr>
+      <w:r>
+        <w:rPr>
+          <w:b/>
+          <w:color w:val="404040"/>
+          <w:sz w:val="24"/>
+          <w:szCs w:val="24"/>
+        </w:rPr>
+        <w:t>Define UI/UX Strategy</w:t>
+      </w:r>
+      <w:r>
+        <w:rPr>
+          <w:color w:val="404040"/>
+          <w:sz w:val="24"/>
+          <w:szCs w:val="24"/>
+        </w:rPr>
+        <w:t>: Develop and execute a comprehensive user interface and experience strategy that aligns with business goals.</w:t>
+      </w:r>
+    </w:p>
+    <w:p>
+      <w:pPr>
+        <w:pStyle w:val="ListParagraph"/>
+        <w:numPr>
+          <w:ilvl w:val="0"/>
+          <w:numId w:val="14"/>
+        </w:numPr>
+        <w:pBdr>
+          <w:top w:val="nil"/>
+          <w:left w:val="nil"/>
+          <w:bottom w:val="nil"/>
+          <w:right w:val="nil"/>
+          <w:between w:val="nil"/>
+        </w:pBdr>
+        <w:spacing w:after="0" w:line="240" w:lineRule="auto"/>
+        <w:rPr>
+          <w:color w:val="404040"/>
+          <w:sz w:val="24"/>
+          <w:szCs w:val="24"/>
+        </w:rPr>
+      </w:pPr>
+      <w:r>
+        <w:rPr>
+          <w:b/>
+          <w:color w:val="404040"/>
+          <w:sz w:val="24"/>
+          <w:szCs w:val="24"/>
+        </w:rPr>
+        <w:t>Team Leadership</w:t>
+      </w:r>
+      <w:r>
+        <w:rPr>
+          <w:color w:val="404040"/>
+          <w:sz w:val="24"/>
+          <w:szCs w:val="24"/>
+        </w:rPr>
+        <w:t>: Lead, mentor, and manage a team of designers, ensuring their growth and alignment with project goals.</w:t>
+      </w:r>
+    </w:p>
+    <w:p>
+      <w:pPr>
+        <w:pStyle w:val="ListParagraph"/>
+        <w:numPr>
+          <w:ilvl w:val="0"/>
+          <w:numId w:val="14"/>
+        </w:numPr>
+        <w:pBdr>
+          <w:top w:val="nil"/>
+          <w:left w:val="nil"/>
+          <w:bottom w:val="nil"/>
+          <w:right w:val="nil"/>
+          <w:between w:val="nil"/>
+        </w:pBdr>
+        <w:spacing w:after="0" w:line="240" w:lineRule="auto"/>
+        <w:rPr>
+          <w:color w:val="404040"/>
+          <w:sz w:val="24"/>
+          <w:szCs w:val="24"/>
+        </w:rPr>
+      </w:pPr>
+      <w:r>
+        <w:rPr>
+          <w:b/>
+          <w:color w:val="404040"/>
+          <w:sz w:val="24"/>
+          <w:szCs w:val="24"/>
+        </w:rPr>
+        <w:t>Stakeholder Collaboration</w:t>
+      </w:r>
+      <w:r>
+        <w:rPr>
+          <w:color w:val="404040"/>
+          <w:sz w:val="24"/>
+          <w:szCs w:val="24"/>
+        </w:rPr>
+        <w:t>: Work closely with product managers, developers, and other stakeholders to understand business objectives and user needs.</w:t>
+      </w:r>
+    </w:p>
+    <w:p>
+      <w:pPr>
+        <w:pStyle w:val="ListParagraph"/>
+        <w:numPr>
+          <w:ilvl w:val="0"/>
+          <w:numId w:val="14"/>
+        </w:numPr>
+        <w:pBdr>
+          <w:top w:val="nil"/>
+          <w:left w:val="nil"/>
+          <w:bottom w:val="nil"/>
+          <w:right w:val="nil"/>
+          <w:between w:val="nil"/>
+        </w:pBdr>
+        <w:spacing w:after="0" w:line="240" w:lineRule="auto"/>
+        <w:rPr>
+          <w:color w:val="404040"/>
+          <w:sz w:val="24"/>
+          <w:szCs w:val="24"/>
+        </w:rPr>
+      </w:pPr>
+      <w:r>
+        <w:rPr>
+          <w:b/>
+          <w:color w:val="404040"/>
+          <w:sz w:val="24"/>
+          <w:szCs w:val="24"/>
+        </w:rPr>
+        <w:t>End-to-End Design Oversight:</w:t>
+      </w:r>
+      <w:r>
+        <w:rPr>
+          <w:color w:val="404040"/>
+          <w:sz w:val="24"/>
+          <w:szCs w:val="24"/>
+        </w:rPr>
+        <w:t xml:space="preserve"> Oversee all stages of UI/UX design, from user research and concept creation to final implementation.</w:t>
+      </w:r>
+    </w:p>
+    <w:p>
+      <w:pPr>
+        <w:pStyle w:val="ListParagraph"/>
+        <w:numPr>
+          <w:ilvl w:val="0"/>
+          <w:numId w:val="14"/>
+        </w:numPr>
+        <w:pBdr>
+          <w:top w:val="nil"/>
+          <w:left w:val="nil"/>
+          <w:bottom w:val="nil"/>
+          <w:right w:val="nil"/>
+          <w:between w:val="nil"/>
+        </w:pBdr>
+        <w:spacing w:after="0" w:line="240" w:lineRule="auto"/>
+        <w:rPr>
+          <w:color w:val="404040"/>
+          <w:sz w:val="24"/>
+          <w:szCs w:val="24"/>
+        </w:rPr>
+      </w:pPr>
+      <w:r>
+        <w:rPr>
+          <w:b/>
+          <w:color w:val="404040"/>
+          <w:sz w:val="24"/>
+          <w:szCs w:val="24"/>
+        </w:rPr>
+        <w:t>Design Systems:</w:t>
+      </w:r>
+      <w:r>
+        <w:rPr>
+          <w:color w:val="404040"/>
+          <w:sz w:val="24"/>
+          <w:szCs w:val="24"/>
+        </w:rPr>
+        <w:t xml:space="preserve"> Create and maintain design systems, ensuring consistency and scalability across products.</w:t>
+      </w:r>
+    </w:p>
+    <w:p>
+      <w:pPr>
+        <w:pStyle w:val="ListParagraph"/>
+        <w:numPr>
+          <w:ilvl w:val="0"/>
+          <w:numId w:val="14"/>
+        </w:numPr>
+        <w:pBdr>
+          <w:top w:val="nil"/>
+          <w:left w:val="nil"/>
+          <w:bottom w:val="nil"/>
+          <w:right w:val="nil"/>
+          <w:between w:val="nil"/>
+        </w:pBdr>
+        <w:spacing w:after="0" w:line="240" w:lineRule="auto"/>
+        <w:rPr>
+          <w:color w:val="404040"/>
+          <w:sz w:val="24"/>
+          <w:szCs w:val="24"/>
+        </w:rPr>
+      </w:pPr>
+      <w:r>
+        <w:rPr>
+          <w:b/>
+          <w:color w:val="404040"/>
+          <w:sz w:val="24"/>
+          <w:szCs w:val="24"/>
+        </w:rPr>
+        <w:t>Usability Testing:</w:t>
+      </w:r>
+      <w:r>
+        <w:rPr>
+          <w:color w:val="404040"/>
+          <w:sz w:val="24"/>
+          <w:szCs w:val="24"/>
+        </w:rPr>
+        <w:t xml:space="preserve"> Plan and conduct usability testing sessions to gather insights and refine designs.</w:t>
+      </w:r>
+    </w:p>
+    <w:p>
+      <w:pPr>
+        <w:pBdr>
+          <w:top w:val="nil"/>
+          <w:left w:val="nil"/>
+          <w:bottom w:val="nil"/>
+          <w:right w:val="nil"/>
+          <w:between w:val="nil"/>
+        </w:pBdr>
+        <w:spacing w:after="0" w:line="240" w:lineRule="auto"/>
+        <w:rPr>
+          <w:color w:val="404040"/>
+          <w:sz w:val="24"/>
+          <w:szCs w:val="24"/>
+        </w:rPr>
+      </w:pPr>
     </w:p>
     <w:p>
       <w:pPr>
@@ -2476,6 +2663,7 @@
           <w:sz w:val="24"/>
           <w:szCs w:val="24"/>
         </w:rPr>
+        <w:lastRenderedPageBreak/>
         <w:t>Presenting UX design concepts to the project stakeholders for review and feedback.</w:t>
       </w:r>
     </w:p>
@@ -2615,7 +2803,6 @@
           <w:sz w:val="24"/>
           <w:szCs w:val="24"/>
         </w:rPr>
-        <w:lastRenderedPageBreak/>
         <w:br/>
       </w:r>
       <w:r>
@@ -3002,6 +3189,8 @@
           <w:szCs w:val="24"/>
         </w:rPr>
       </w:pPr>
+      <w:bookmarkStart w:id="1" w:name="_GoBack"/>
+      <w:bookmarkEnd w:id="1"/>
     </w:p>
     <w:p>
       <w:pPr>
@@ -3215,6 +3404,7 @@
           <w:sz w:val="24"/>
           <w:szCs w:val="24"/>
         </w:rPr>
+        <w:lastRenderedPageBreak/>
         <w:t>Initiate sub-groups or sub-teams as appropriate to resolve issues and perform tasks in parallel</w:t>
       </w:r>
     </w:p>
@@ -3318,7 +3508,6 @@
           <w:sz w:val="24"/>
           <w:szCs w:val="24"/>
         </w:rPr>
-        <w:lastRenderedPageBreak/>
         <w:t>Provide design innovation and leadership on projects for web and mobile applications</w:t>
       </w:r>
     </w:p>
@@ -3804,6 +3993,7 @@
           <w:sz w:val="24"/>
           <w:szCs w:val="24"/>
         </w:rPr>
+        <w:lastRenderedPageBreak/>
         <w:t>Responsible for the user experience, information architecture, and user interfaces and interactions working closely with UI team developers.</w:t>
       </w:r>
     </w:p>
@@ -3924,7 +4114,6 @@
           <w:sz w:val="24"/>
           <w:szCs w:val="24"/>
         </w:rPr>
-        <w:lastRenderedPageBreak/>
         <w:t>Actively participating in design workshops and design brainstorming sessions on user journeys &amp; flows to create optimal user experience.</w:t>
       </w:r>
     </w:p>
@@ -4301,13 +4490,20 @@
     </w:p>
     <w:p>
       <w:pPr>
-        <w:spacing w:after="240" w:line="240" w:lineRule="auto"/>
-        <w:rPr>
-          <w:color w:val="404040"/>
-          <w:sz w:val="24"/>
-          <w:szCs w:val="24"/>
-        </w:rPr>
-      </w:pPr>
+        <w:rPr>
+          <w:color w:val="404040"/>
+          <w:sz w:val="24"/>
+          <w:szCs w:val="24"/>
+        </w:rPr>
+      </w:pPr>
+      <w:r>
+        <w:rPr>
+          <w:color w:val="404040"/>
+          <w:sz w:val="24"/>
+          <w:szCs w:val="24"/>
+        </w:rPr>
+        <w:br w:type="page"/>
+      </w:r>
     </w:p>
     <w:p>
       <w:pPr>
@@ -4326,6 +4522,7 @@
           <w:sz w:val="24"/>
           <w:szCs w:val="24"/>
         </w:rPr>
+        <w:lastRenderedPageBreak/>
         <w:t>There4 Virtual Media Pvt. Ltd.</w:t>
       </w:r>
       <w:r>
@@ -4550,7 +4747,6 @@
           <w:sz w:val="24"/>
           <w:szCs w:val="24"/>
         </w:rPr>
-        <w:lastRenderedPageBreak/>
         <w:t>Write HTML, Tables, Frames and Graphics.</w:t>
       </w:r>
     </w:p>
@@ -4812,7 +5008,7 @@
                 <w:lang w:eastAsia="en-US"/>
               </w:rPr>
               <w:drawing>
-                <wp:inline distT="0" distB="0" distL="0" distR="0" wp14:anchorId="31624A56" wp14:editId="22CAA108">
+                <wp:inline distT="0" distB="0" distL="0" distR="0" wp14:anchorId="1542B19C" wp14:editId="3AA45B74">
                   <wp:extent cx="277930" cy="274320"/>
                   <wp:effectExtent l="0" t="0" r="8255" b="0"/>
                   <wp:docPr id="16" name="Picture 16"/>
@@ -4862,244 +5058,6 @@
             </w:pPr>
             <w:r>
               <w:rPr>
-                <w:noProof/>
-                <w:color w:val="404040"/>
-                <w:sz w:val="24"/>
-                <w:szCs w:val="24"/>
-                <w:lang w:eastAsia="en-US"/>
-              </w:rPr>
-              <mc:AlternateContent>
-                <mc:Choice Requires="wps">
-                  <w:drawing>
-                    <wp:anchor distT="0" distB="0" distL="114300" distR="114300" simplePos="0" relativeHeight="251667456" behindDoc="0" locked="0" layoutInCell="1" allowOverlap="1" wp14:anchorId="529076F0" wp14:editId="0B2FB686">
-                      <wp:simplePos x="0" y="0"/>
-                      <wp:positionH relativeFrom="column">
-                        <wp:posOffset>-1905</wp:posOffset>
-                      </wp:positionH>
-                      <wp:positionV relativeFrom="paragraph">
-                        <wp:posOffset>300990</wp:posOffset>
-                      </wp:positionV>
-                      <wp:extent cx="1371600" cy="264795"/>
-                      <wp:effectExtent l="38100" t="0" r="114300" b="116205"/>
-                      <wp:wrapNone/>
-                      <wp:docPr id="17" name="Text Box 17">
-                        <a:hlinkClick xmlns:a="http://schemas.openxmlformats.org/drawingml/2006/main" r:id="rId11"/>
-                      </wp:docPr>
-                      <wp:cNvGraphicFramePr/>
-                      <a:graphic xmlns:a="http://schemas.openxmlformats.org/drawingml/2006/main">
-                        <a:graphicData uri="http://schemas.microsoft.com/office/word/2010/wordprocessingShape">
-                          <wps:wsp>
-                            <wps:cNvSpPr txBox="1"/>
-                            <wps:spPr>
-                              <a:xfrm>
-                                <a:off x="0" y="0"/>
-                                <a:ext cx="1371600" cy="264795"/>
-                              </a:xfrm>
-                              <a:prstGeom prst="roundRect">
-                                <a:avLst>
-                                  <a:gd name="adj" fmla="val 50000"/>
-                                </a:avLst>
-                              </a:prstGeom>
-                              <a:ln w="9525">
-                                <a:solidFill>
-                                  <a:schemeClr val="accent1">
-                                    <a:lumMod val="75000"/>
-                                  </a:schemeClr>
-                                </a:solidFill>
-                              </a:ln>
-                              <a:effectLst>
-                                <a:outerShdw blurRad="76200" dir="18900000" sy="23000" kx="-1200000" algn="bl" rotWithShape="0">
-                                  <a:prstClr val="black">
-                                    <a:alpha val="20000"/>
-                                  </a:prstClr>
-                                </a:outerShdw>
-                                <a:reflection blurRad="6350" stA="52000" endA="300" endPos="35000" dir="5400000" sy="-100000" algn="bl" rotWithShape="0"/>
-                              </a:effectLst>
-                            </wps:spPr>
-                            <wps:style>
-                              <a:lnRef idx="2">
-                                <a:schemeClr val="accent5"/>
-                              </a:lnRef>
-                              <a:fillRef idx="1">
-                                <a:schemeClr val="lt1"/>
-                              </a:fillRef>
-                              <a:effectRef idx="0">
-                                <a:schemeClr val="accent5"/>
-                              </a:effectRef>
-                              <a:fontRef idx="minor">
-                                <a:schemeClr val="dk1"/>
-                              </a:fontRef>
-                            </wps:style>
-                            <wps:txbx>
-                              <w:txbxContent>
-                                <w:p>
-                                  <w:pPr>
-                                    <w:spacing w:line="240" w:lineRule="auto"/>
-                                    <w:jc w:val="center"/>
-                                  </w:pPr>
-                                  <w:r>
-                                    <w:t xml:space="preserve">Show credential </w:t>
-                                  </w:r>
-                                  <w:r>
-                                    <w:rPr>
-                                      <w:noProof/>
-                                      <w:color w:val="404040"/>
-                                      <w:sz w:val="24"/>
-                                      <w:szCs w:val="24"/>
-                                      <w:lang w:eastAsia="en-US"/>
-                                    </w:rPr>
-                                    <w:drawing>
-                                      <wp:inline distT="0" distB="0" distL="0" distR="0" wp14:anchorId="51E4D4EE" wp14:editId="52C99C75">
-                                        <wp:extent cx="137160" cy="137160"/>
-                                        <wp:effectExtent l="0" t="0" r="0" b="0"/>
-                                        <wp:docPr id="5" name="Picture 5" descr="C:\Users\om\AppData\Local\Microsoft\Windows\INetCache\Content.Word\open_in_new.png"/>
-                                        <wp:cNvGraphicFramePr>
-                                          <a:graphicFrameLocks xmlns:a="http://schemas.openxmlformats.org/drawingml/2006/main" noChangeAspect="1"/>
-                                        </wp:cNvGraphicFramePr>
-                                        <a:graphic xmlns:a="http://schemas.openxmlformats.org/drawingml/2006/main">
-                                          <a:graphicData uri="http://schemas.openxmlformats.org/drawingml/2006/picture">
-                                            <pic:pic xmlns:pic="http://schemas.openxmlformats.org/drawingml/2006/picture">
-                                              <pic:nvPicPr>
-                                                <pic:cNvPr id="0" name="Picture 4" descr="C:\Users\om\AppData\Local\Microsoft\Windows\INetCache\Content.Word\open_in_new.png"/>
-                                                <pic:cNvPicPr>
-                                                  <a:picLocks noChangeAspect="1" noChangeArrowheads="1"/>
-                                                </pic:cNvPicPr>
-                                              </pic:nvPicPr>
-                                              <pic:blipFill>
-                                                <a:blip r:embed="rId12">
-                                                  <a:extLst>
-                                                    <a:ext uri="{28A0092B-C50C-407E-A947-70E740481C1C}">
-                                                      <a14:useLocalDpi xmlns:a14="http://schemas.microsoft.com/office/drawing/2010/main" val="0"/>
-                                                    </a:ext>
-                                                  </a:extLst>
-                                                </a:blip>
-                                                <a:srcRect/>
-                                                <a:stretch>
-                                                  <a:fillRect/>
-                                                </a:stretch>
-                                              </pic:blipFill>
-                                              <pic:spPr bwMode="auto">
-                                                <a:xfrm>
-                                                  <a:off x="0" y="0"/>
-                                                  <a:ext cx="137160" cy="137160"/>
-                                                </a:xfrm>
-                                                <a:prstGeom prst="rect">
-                                                  <a:avLst/>
-                                                </a:prstGeom>
-                                                <a:noFill/>
-                                                <a:ln>
-                                                  <a:noFill/>
-                                                </a:ln>
-                                              </pic:spPr>
-                                            </pic:pic>
-                                          </a:graphicData>
-                                        </a:graphic>
-                                      </wp:inline>
-                                    </w:drawing>
-                                  </w:r>
-                                </w:p>
-                              </w:txbxContent>
-                            </wps:txbx>
-                            <wps:bodyPr rot="0" spcFirstLastPara="0" vertOverflow="overflow" horzOverflow="overflow" vert="horz" wrap="square" lIns="91440" tIns="0" rIns="91440" bIns="0" numCol="1" spcCol="0" rtlCol="0" fromWordArt="0" anchor="t" anchorCtr="0" forceAA="0" compatLnSpc="1">
-                              <a:prstTxWarp prst="textNoShape">
-                                <a:avLst/>
-                              </a:prstTxWarp>
-                              <a:noAutofit/>
-                            </wps:bodyPr>
-                          </wps:wsp>
-                        </a:graphicData>
-                      </a:graphic>
-                      <wp14:sizeRelH relativeFrom="margin">
-                        <wp14:pctWidth>0</wp14:pctWidth>
-                      </wp14:sizeRelH>
-                      <wp14:sizeRelV relativeFrom="margin">
-                        <wp14:pctHeight>0</wp14:pctHeight>
-                      </wp14:sizeRelV>
-                    </wp:anchor>
-                  </w:drawing>
-                </mc:Choice>
-                <mc:Fallback>
-                  <w:pict>
-                    <v:roundrect id="Text Box 17" o:spid="_x0000_s1026" href="https://www.interaction-design.org/vijay-pawase/certificate/course/PVvS9c0nR" style="position:absolute;margin-left:-.15pt;margin-top:23.7pt;width:108pt;height:20.85pt;z-index:251667456;visibility:visible;mso-wrap-style:square;mso-width-percent:0;mso-height-percent:0;mso-wrap-distance-left:9pt;mso-wrap-distance-top:0;mso-wrap-distance-right:9pt;mso-wrap-distance-bottom:0;mso-position-horizontal:absolute;mso-position-horizontal-relative:text;mso-position-vertical:absolute;mso-position-vertical-relative:text;mso-width-percent:0;mso-height-percent:0;mso-width-relative:margin;mso-height-relative:margin;v-text-anchor:top" arcsize=".5" o:gfxdata="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" o:button="t" fillcolor="white [3201]" strokecolor="#365f91 [2404]">
-                      <v:fill o:detectmouseclick="t"/>
-                      <v:shadow on="t" type="perspective" color="black" opacity="13107f" origin="-.5,.5" offset="0,0" matrix=",-23853f,,15073f"/>
-                      <v:textbox inset=",0,,0">
-                        <w:txbxContent>
-                          <w:p>
-                            <w:pPr>
-                              <w:spacing w:line="240" w:lineRule="auto"/>
-                              <w:jc w:val="center"/>
-                            </w:pPr>
-                            <w:r>
-                              <w:t xml:space="preserve">Show credential </w:t>
-                            </w:r>
-                            <w:r>
-                              <w:rPr>
-                                <w:noProof/>
-                                <w:color w:val="404040"/>
-                                <w:sz w:val="24"/>
-                                <w:szCs w:val="24"/>
-                                <w:lang w:eastAsia="en-US"/>
-                              </w:rPr>
-                              <w:drawing>
-                                <wp:inline distT="0" distB="0" distL="0" distR="0" wp14:anchorId="51E4D4EE" wp14:editId="52C99C75">
-                                  <wp:extent cx="137160" cy="137160"/>
-                                  <wp:effectExtent l="0" t="0" r="0" b="0"/>
-                                  <wp:docPr id="5" name="Picture 5" descr="C:\Users\om\AppData\Local\Microsoft\Windows\INetCache\Content.Word\open_in_new.png"/>
-                                  <wp:cNvGraphicFramePr>
-                                    <a:graphicFrameLocks xmlns:a="http://schemas.openxmlformats.org/drawingml/2006/main" noChangeAspect="1"/>
-                                  </wp:cNvGraphicFramePr>
-                                  <a:graphic xmlns:a="http://schemas.openxmlformats.org/drawingml/2006/main">
-                                    <a:graphicData uri="http://schemas.openxmlformats.org/drawingml/2006/picture">
-                                      <pic:pic xmlns:pic="http://schemas.openxmlformats.org/drawingml/2006/picture">
-                                        <pic:nvPicPr>
-                                          <pic:cNvPr id="0" name="Picture 4" descr="C:\Users\om\AppData\Local\Microsoft\Windows\INetCache\Content.Word\open_in_new.png"/>
-                                          <pic:cNvPicPr>
-                                            <a:picLocks noChangeAspect="1" noChangeArrowheads="1"/>
-                                          </pic:cNvPicPr>
-                                        </pic:nvPicPr>
-                                        <pic:blipFill>
-                                          <a:blip r:embed="rId12">
-                                            <a:extLst>
-                                              <a:ext uri="{28A0092B-C50C-407E-A947-70E740481C1C}">
-                                                <a14:useLocalDpi xmlns:a14="http://schemas.microsoft.com/office/drawing/2010/main" val="0"/>
-                                              </a:ext>
-                                            </a:extLst>
-                                          </a:blip>
-                                          <a:srcRect/>
-                                          <a:stretch>
-                                            <a:fillRect/>
-                                          </a:stretch>
-                                        </pic:blipFill>
-                                        <pic:spPr bwMode="auto">
-                                          <a:xfrm>
-                                            <a:off x="0" y="0"/>
-                                            <a:ext cx="137160" cy="137160"/>
-                                          </a:xfrm>
-                                          <a:prstGeom prst="rect">
-                                            <a:avLst/>
-                                          </a:prstGeom>
-                                          <a:noFill/>
-                                          <a:ln>
-                                            <a:noFill/>
-                                          </a:ln>
-                                        </pic:spPr>
-                                      </pic:pic>
-                                    </a:graphicData>
-                                  </a:graphic>
-                                </wp:inline>
-                              </w:drawing>
-                            </w:r>
-                          </w:p>
-                        </w:txbxContent>
-                      </v:textbox>
-                    </v:roundrect>
-                  </w:pict>
-                </mc:Fallback>
-              </mc:AlternateContent>
-            </w:r>
-            <w:r>
-              <w:rPr>
                 <w:b/>
                 <w:color w:val="404040"/>
                 <w:sz w:val="24"/>
@@ -5132,22 +5090,6 @@
                 <w:color w:val="404040"/>
                 <w:sz w:val="24"/>
                 <w:szCs w:val="24"/>
-              </w:rPr>
-              <w:br/>
-            </w:r>
-            <w:r>
-              <w:rPr>
-                <w:b/>
-                <w:color w:val="404040"/>
-                <w:sz w:val="24"/>
-                <w:szCs w:val="24"/>
-              </w:rPr>
-              <w:br/>
-            </w:r>
-            <w:r>
-              <w:rPr>
-                <w:b/>
-                <w:color w:val="404040"/>
               </w:rPr>
               <w:br/>
             </w:r>
@@ -5182,7 +5124,7 @@
                 <w:lang w:eastAsia="en-US"/>
               </w:rPr>
               <w:drawing>
-                <wp:inline distT="0" distB="0" distL="0" distR="0" wp14:anchorId="4079E448" wp14:editId="1F378170">
+                <wp:inline distT="0" distB="0" distL="0" distR="0" wp14:anchorId="4E554A4E" wp14:editId="39107205">
                   <wp:extent cx="228600" cy="228600"/>
                   <wp:effectExtent l="0" t="0" r="0" b="0"/>
                   <wp:docPr id="2" name="Picture 2" descr="C:\Users\om\AppData\Local\Microsoft\Windows\INetCache\Content.Word\google_icon.png"/>
@@ -5199,7 +5141,7 @@
                           </pic:cNvPicPr>
                         </pic:nvPicPr>
                         <pic:blipFill>
-                          <a:blip r:embed="rId13" cstate="print">
+                          <a:blip r:embed="rId11" cstate="print">
                             <a:extLst>
                               <a:ext uri="{28A0092B-C50C-407E-A947-70E740481C1C}">
                                 <a14:useLocalDpi xmlns:a14="http://schemas.microsoft.com/office/drawing/2010/main" val="0"/>
@@ -5250,244 +5192,6 @@
             </w:pPr>
             <w:r>
               <w:rPr>
-                <w:noProof/>
-                <w:color w:val="404040"/>
-                <w:sz w:val="24"/>
-                <w:szCs w:val="24"/>
-                <w:lang w:eastAsia="en-US"/>
-              </w:rPr>
-              <mc:AlternateContent>
-                <mc:Choice Requires="wps">
-                  <w:drawing>
-                    <wp:anchor distT="0" distB="0" distL="114300" distR="114300" simplePos="0" relativeHeight="251669504" behindDoc="0" locked="0" layoutInCell="1" allowOverlap="1" wp14:anchorId="2F6D7304" wp14:editId="14E22551">
-                      <wp:simplePos x="0" y="0"/>
-                      <wp:positionH relativeFrom="column">
-                        <wp:posOffset>5715</wp:posOffset>
-                      </wp:positionH>
-                      <wp:positionV relativeFrom="paragraph">
-                        <wp:posOffset>306070</wp:posOffset>
-                      </wp:positionV>
-                      <wp:extent cx="1371600" cy="240665"/>
-                      <wp:effectExtent l="38100" t="0" r="95250" b="121285"/>
-                      <wp:wrapNone/>
-                      <wp:docPr id="6" name="Text Box 6">
-                        <a:hlinkClick xmlns:a="http://schemas.openxmlformats.org/drawingml/2006/main" r:id="rId14"/>
-                      </wp:docPr>
-                      <wp:cNvGraphicFramePr/>
-                      <a:graphic xmlns:a="http://schemas.openxmlformats.org/drawingml/2006/main">
-                        <a:graphicData uri="http://schemas.microsoft.com/office/word/2010/wordprocessingShape">
-                          <wps:wsp>
-                            <wps:cNvSpPr txBox="1"/>
-                            <wps:spPr>
-                              <a:xfrm>
-                                <a:off x="0" y="0"/>
-                                <a:ext cx="1371600" cy="240665"/>
-                              </a:xfrm>
-                              <a:prstGeom prst="roundRect">
-                                <a:avLst>
-                                  <a:gd name="adj" fmla="val 50000"/>
-                                </a:avLst>
-                              </a:prstGeom>
-                              <a:ln w="9525">
-                                <a:solidFill>
-                                  <a:schemeClr val="accent1">
-                                    <a:lumMod val="75000"/>
-                                  </a:schemeClr>
-                                </a:solidFill>
-                              </a:ln>
-                              <a:effectLst>
-                                <a:outerShdw blurRad="76200" dir="18900000" sy="23000" kx="-1200000" algn="bl" rotWithShape="0">
-                                  <a:prstClr val="black">
-                                    <a:alpha val="20000"/>
-                                  </a:prstClr>
-                                </a:outerShdw>
-                                <a:reflection blurRad="6350" stA="52000" endA="300" endPos="35000" dir="5400000" sy="-100000" algn="bl" rotWithShape="0"/>
-                              </a:effectLst>
-                            </wps:spPr>
-                            <wps:style>
-                              <a:lnRef idx="2">
-                                <a:schemeClr val="accent5"/>
-                              </a:lnRef>
-                              <a:fillRef idx="1">
-                                <a:schemeClr val="lt1"/>
-                              </a:fillRef>
-                              <a:effectRef idx="0">
-                                <a:schemeClr val="accent5"/>
-                              </a:effectRef>
-                              <a:fontRef idx="minor">
-                                <a:schemeClr val="dk1"/>
-                              </a:fontRef>
-                            </wps:style>
-                            <wps:txbx>
-                              <w:txbxContent>
-                                <w:p>
-                                  <w:pPr>
-                                    <w:spacing w:line="240" w:lineRule="auto"/>
-                                    <w:jc w:val="center"/>
-                                  </w:pPr>
-                                  <w:r>
-                                    <w:t xml:space="preserve">Show credential </w:t>
-                                  </w:r>
-                                  <w:r>
-                                    <w:rPr>
-                                      <w:noProof/>
-                                      <w:color w:val="404040"/>
-                                      <w:sz w:val="24"/>
-                                      <w:szCs w:val="24"/>
-                                      <w:lang w:eastAsia="en-US"/>
-                                    </w:rPr>
-                                    <w:drawing>
-                                      <wp:inline distT="0" distB="0" distL="0" distR="0" wp14:anchorId="39559CEC" wp14:editId="2471CDD9">
-                                        <wp:extent cx="137160" cy="137160"/>
-                                        <wp:effectExtent l="0" t="0" r="0" b="0"/>
-                                        <wp:docPr id="7" name="Picture 7" descr="C:\Users\om\AppData\Local\Microsoft\Windows\INetCache\Content.Word\open_in_new.png"/>
-                                        <wp:cNvGraphicFramePr>
-                                          <a:graphicFrameLocks xmlns:a="http://schemas.openxmlformats.org/drawingml/2006/main" noChangeAspect="1"/>
-                                        </wp:cNvGraphicFramePr>
-                                        <a:graphic xmlns:a="http://schemas.openxmlformats.org/drawingml/2006/main">
-                                          <a:graphicData uri="http://schemas.openxmlformats.org/drawingml/2006/picture">
-                                            <pic:pic xmlns:pic="http://schemas.openxmlformats.org/drawingml/2006/picture">
-                                              <pic:nvPicPr>
-                                                <pic:cNvPr id="0" name="Picture 4" descr="C:\Users\om\AppData\Local\Microsoft\Windows\INetCache\Content.Word\open_in_new.png"/>
-                                                <pic:cNvPicPr>
-                                                  <a:picLocks noChangeAspect="1" noChangeArrowheads="1"/>
-                                                </pic:cNvPicPr>
-                                              </pic:nvPicPr>
-                                              <pic:blipFill>
-                                                <a:blip r:embed="rId12">
-                                                  <a:extLst>
-                                                    <a:ext uri="{28A0092B-C50C-407E-A947-70E740481C1C}">
-                                                      <a14:useLocalDpi xmlns:a14="http://schemas.microsoft.com/office/drawing/2010/main" val="0"/>
-                                                    </a:ext>
-                                                  </a:extLst>
-                                                </a:blip>
-                                                <a:srcRect/>
-                                                <a:stretch>
-                                                  <a:fillRect/>
-                                                </a:stretch>
-                                              </pic:blipFill>
-                                              <pic:spPr bwMode="auto">
-                                                <a:xfrm>
-                                                  <a:off x="0" y="0"/>
-                                                  <a:ext cx="137160" cy="137160"/>
-                                                </a:xfrm>
-                                                <a:prstGeom prst="rect">
-                                                  <a:avLst/>
-                                                </a:prstGeom>
-                                                <a:noFill/>
-                                                <a:ln>
-                                                  <a:noFill/>
-                                                </a:ln>
-                                              </pic:spPr>
-                                            </pic:pic>
-                                          </a:graphicData>
-                                        </a:graphic>
-                                      </wp:inline>
-                                    </w:drawing>
-                                  </w:r>
-                                </w:p>
-                              </w:txbxContent>
-                            </wps:txbx>
-                            <wps:bodyPr rot="0" spcFirstLastPara="0" vertOverflow="overflow" horzOverflow="overflow" vert="horz" wrap="square" lIns="91440" tIns="0" rIns="91440" bIns="0" numCol="1" spcCol="0" rtlCol="0" fromWordArt="0" anchor="t" anchorCtr="0" forceAA="0" compatLnSpc="1">
-                              <a:prstTxWarp prst="textNoShape">
-                                <a:avLst/>
-                              </a:prstTxWarp>
-                              <a:noAutofit/>
-                            </wps:bodyPr>
-                          </wps:wsp>
-                        </a:graphicData>
-                      </a:graphic>
-                      <wp14:sizeRelH relativeFrom="margin">
-                        <wp14:pctWidth>0</wp14:pctWidth>
-                      </wp14:sizeRelH>
-                      <wp14:sizeRelV relativeFrom="margin">
-                        <wp14:pctHeight>0</wp14:pctHeight>
-                      </wp14:sizeRelV>
-                    </wp:anchor>
-                  </w:drawing>
-                </mc:Choice>
-                <mc:Fallback>
-                  <w:pict>
-                    <v:roundrect id="Text Box 6" o:spid="_x0000_s1027" href="https://www.coursera.org/account/accomplishments/professional-cert/JIR7B9M38LNM" style="position:absolute;margin-left:.45pt;margin-top:24.1pt;width:108pt;height:18.95pt;z-index:251669504;visibility:visible;mso-wrap-style:square;mso-width-percent:0;mso-height-percent:0;mso-wrap-distance-left:9pt;mso-wrap-distance-top:0;mso-wrap-distance-right:9pt;mso-wrap-distance-bottom:0;mso-position-horizontal:absolute;mso-position-horizontal-relative:text;mso-position-vertical:absolute;mso-position-vertical-relative:text;mso-width-percent:0;mso-height-percent:0;mso-width-relative:margin;mso-height-relative:margin;v-text-anchor:top" arcsize=".5" o:gfxdata="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" o:button="t" fillcolor="white [3201]" strokecolor="#365f91 [2404]">
-                      <v:fill o:detectmouseclick="t"/>
-                      <v:shadow on="t" type="perspective" color="black" opacity="13107f" origin="-.5,.5" offset="0,0" matrix=",-23853f,,15073f"/>
-                      <v:textbox inset=",0,,0">
-                        <w:txbxContent>
-                          <w:p>
-                            <w:pPr>
-                              <w:spacing w:line="240" w:lineRule="auto"/>
-                              <w:jc w:val="center"/>
-                            </w:pPr>
-                            <w:r>
-                              <w:t xml:space="preserve">Show credential </w:t>
-                            </w:r>
-                            <w:r>
-                              <w:rPr>
-                                <w:noProof/>
-                                <w:color w:val="404040"/>
-                                <w:sz w:val="24"/>
-                                <w:szCs w:val="24"/>
-                                <w:lang w:eastAsia="en-US"/>
-                              </w:rPr>
-                              <w:drawing>
-                                <wp:inline distT="0" distB="0" distL="0" distR="0" wp14:anchorId="39559CEC" wp14:editId="2471CDD9">
-                                  <wp:extent cx="137160" cy="137160"/>
-                                  <wp:effectExtent l="0" t="0" r="0" b="0"/>
-                                  <wp:docPr id="7" name="Picture 7" descr="C:\Users\om\AppData\Local\Microsoft\Windows\INetCache\Content.Word\open_in_new.png"/>
-                                  <wp:cNvGraphicFramePr>
-                                    <a:graphicFrameLocks xmlns:a="http://schemas.openxmlformats.org/drawingml/2006/main" noChangeAspect="1"/>
-                                  </wp:cNvGraphicFramePr>
-                                  <a:graphic xmlns:a="http://schemas.openxmlformats.org/drawingml/2006/main">
-                                    <a:graphicData uri="http://schemas.openxmlformats.org/drawingml/2006/picture">
-                                      <pic:pic xmlns:pic="http://schemas.openxmlformats.org/drawingml/2006/picture">
-                                        <pic:nvPicPr>
-                                          <pic:cNvPr id="0" name="Picture 4" descr="C:\Users\om\AppData\Local\Microsoft\Windows\INetCache\Content.Word\open_in_new.png"/>
-                                          <pic:cNvPicPr>
-                                            <a:picLocks noChangeAspect="1" noChangeArrowheads="1"/>
-                                          </pic:cNvPicPr>
-                                        </pic:nvPicPr>
-                                        <pic:blipFill>
-                                          <a:blip r:embed="rId12">
-                                            <a:extLst>
-                                              <a:ext uri="{28A0092B-C50C-407E-A947-70E740481C1C}">
-                                                <a14:useLocalDpi xmlns:a14="http://schemas.microsoft.com/office/drawing/2010/main" val="0"/>
-                                              </a:ext>
-                                            </a:extLst>
-                                          </a:blip>
-                                          <a:srcRect/>
-                                          <a:stretch>
-                                            <a:fillRect/>
-                                          </a:stretch>
-                                        </pic:blipFill>
-                                        <pic:spPr bwMode="auto">
-                                          <a:xfrm>
-                                            <a:off x="0" y="0"/>
-                                            <a:ext cx="137160" cy="137160"/>
-                                          </a:xfrm>
-                                          <a:prstGeom prst="rect">
-                                            <a:avLst/>
-                                          </a:prstGeom>
-                                          <a:noFill/>
-                                          <a:ln>
-                                            <a:noFill/>
-                                          </a:ln>
-                                        </pic:spPr>
-                                      </pic:pic>
-                                    </a:graphicData>
-                                  </a:graphic>
-                                </wp:inline>
-                              </w:drawing>
-                            </w:r>
-                          </w:p>
-                        </w:txbxContent>
-                      </v:textbox>
-                    </v:roundrect>
-                  </w:pict>
-                </mc:Fallback>
-              </mc:AlternateContent>
-            </w:r>
-            <w:r>
-              <w:rPr>
                 <w:b/>
                 <w:color w:val="404040"/>
                 <w:sz w:val="24"/>
@@ -5513,24 +5217,6 @@
                 <w:szCs w:val="24"/>
               </w:rPr>
               <w:t>, Google</w:t>
-            </w:r>
-            <w:r>
-              <w:rPr>
-                <w:b/>
-                <w:color w:val="404040"/>
-                <w:sz w:val="24"/>
-                <w:szCs w:val="24"/>
-              </w:rPr>
-              <w:br/>
-            </w:r>
-            <w:r>
-              <w:rPr>
-                <w:b/>
-                <w:color w:val="404040"/>
-                <w:sz w:val="24"/>
-                <w:szCs w:val="24"/>
-              </w:rPr>
-              <w:br/>
             </w:r>
             <w:r>
               <w:rPr>
@@ -5572,7 +5258,7 @@
                 <w:lang w:eastAsia="en-US"/>
               </w:rPr>
               <w:drawing>
-                <wp:inline distT="0" distB="0" distL="0" distR="0" wp14:anchorId="42BE4521" wp14:editId="186EDF61">
+                <wp:inline distT="0" distB="0" distL="0" distR="0" wp14:anchorId="46F301EF" wp14:editId="739DF8AD">
                   <wp:extent cx="228600" cy="228600"/>
                   <wp:effectExtent l="0" t="0" r="0" b="0"/>
                   <wp:docPr id="15" name="Picture 15" descr="C:\Users\om\AppData\Local\Microsoft\Windows\INetCache\Content.Word\google_icon.png"/>
@@ -5589,7 +5275,7 @@
                           </pic:cNvPicPr>
                         </pic:nvPicPr>
                         <pic:blipFill>
-                          <a:blip r:embed="rId13" cstate="print">
+                          <a:blip r:embed="rId11" cstate="print">
                             <a:extLst>
                               <a:ext uri="{28A0092B-C50C-407E-A947-70E740481C1C}">
                                 <a14:useLocalDpi xmlns:a14="http://schemas.microsoft.com/office/drawing/2010/main" val="0"/>
@@ -5640,244 +5326,6 @@
             </w:pPr>
             <w:r>
               <w:rPr>
-                <w:noProof/>
-                <w:color w:val="404040"/>
-                <w:sz w:val="24"/>
-                <w:szCs w:val="24"/>
-                <w:lang w:eastAsia="en-US"/>
-              </w:rPr>
-              <mc:AlternateContent>
-                <mc:Choice Requires="wps">
-                  <w:drawing>
-                    <wp:anchor distT="0" distB="0" distL="114300" distR="114300" simplePos="0" relativeHeight="251696128" behindDoc="0" locked="0" layoutInCell="1" allowOverlap="1" wp14:anchorId="707C3E4A" wp14:editId="696E839B">
-                      <wp:simplePos x="0" y="0"/>
-                      <wp:positionH relativeFrom="column">
-                        <wp:posOffset>5715</wp:posOffset>
-                      </wp:positionH>
-                      <wp:positionV relativeFrom="paragraph">
-                        <wp:posOffset>306070</wp:posOffset>
-                      </wp:positionV>
-                      <wp:extent cx="1371600" cy="240665"/>
-                      <wp:effectExtent l="38100" t="0" r="95250" b="121285"/>
-                      <wp:wrapNone/>
-                      <wp:docPr id="8" name="Text Box 8">
-                        <a:hlinkClick xmlns:a="http://schemas.openxmlformats.org/drawingml/2006/main" r:id="rId15"/>
-                      </wp:docPr>
-                      <wp:cNvGraphicFramePr/>
-                      <a:graphic xmlns:a="http://schemas.openxmlformats.org/drawingml/2006/main">
-                        <a:graphicData uri="http://schemas.microsoft.com/office/word/2010/wordprocessingShape">
-                          <wps:wsp>
-                            <wps:cNvSpPr txBox="1"/>
-                            <wps:spPr>
-                              <a:xfrm>
-                                <a:off x="0" y="0"/>
-                                <a:ext cx="1371600" cy="240665"/>
-                              </a:xfrm>
-                              <a:prstGeom prst="roundRect">
-                                <a:avLst>
-                                  <a:gd name="adj" fmla="val 50000"/>
-                                </a:avLst>
-                              </a:prstGeom>
-                              <a:ln w="9525">
-                                <a:solidFill>
-                                  <a:schemeClr val="accent1">
-                                    <a:lumMod val="75000"/>
-                                  </a:schemeClr>
-                                </a:solidFill>
-                              </a:ln>
-                              <a:effectLst>
-                                <a:outerShdw blurRad="76200" dir="18900000" sy="23000" kx="-1200000" algn="bl" rotWithShape="0">
-                                  <a:prstClr val="black">
-                                    <a:alpha val="20000"/>
-                                  </a:prstClr>
-                                </a:outerShdw>
-                                <a:reflection blurRad="6350" stA="52000" endA="300" endPos="35000" dir="5400000" sy="-100000" algn="bl" rotWithShape="0"/>
-                              </a:effectLst>
-                            </wps:spPr>
-                            <wps:style>
-                              <a:lnRef idx="2">
-                                <a:schemeClr val="accent5"/>
-                              </a:lnRef>
-                              <a:fillRef idx="1">
-                                <a:schemeClr val="lt1"/>
-                              </a:fillRef>
-                              <a:effectRef idx="0">
-                                <a:schemeClr val="accent5"/>
-                              </a:effectRef>
-                              <a:fontRef idx="minor">
-                                <a:schemeClr val="dk1"/>
-                              </a:fontRef>
-                            </wps:style>
-                            <wps:txbx>
-                              <w:txbxContent>
-                                <w:p>
-                                  <w:pPr>
-                                    <w:spacing w:line="240" w:lineRule="auto"/>
-                                    <w:jc w:val="center"/>
-                                  </w:pPr>
-                                  <w:r>
-                                    <w:t xml:space="preserve">Show credential </w:t>
-                                  </w:r>
-                                  <w:r>
-                                    <w:rPr>
-                                      <w:noProof/>
-                                      <w:color w:val="404040"/>
-                                      <w:sz w:val="24"/>
-                                      <w:szCs w:val="24"/>
-                                      <w:lang w:eastAsia="en-US"/>
-                                    </w:rPr>
-                                    <w:drawing>
-                                      <wp:inline distT="0" distB="0" distL="0" distR="0" wp14:anchorId="3FE7AAAB" wp14:editId="358B45B4">
-                                        <wp:extent cx="137160" cy="137160"/>
-                                        <wp:effectExtent l="0" t="0" r="0" b="0"/>
-                                        <wp:docPr id="24" name="Picture 24" descr="C:\Users\om\AppData\Local\Microsoft\Windows\INetCache\Content.Word\open_in_new.png"/>
-                                        <wp:cNvGraphicFramePr>
-                                          <a:graphicFrameLocks xmlns:a="http://schemas.openxmlformats.org/drawingml/2006/main" noChangeAspect="1"/>
-                                        </wp:cNvGraphicFramePr>
-                                        <a:graphic xmlns:a="http://schemas.openxmlformats.org/drawingml/2006/main">
-                                          <a:graphicData uri="http://schemas.openxmlformats.org/drawingml/2006/picture">
-                                            <pic:pic xmlns:pic="http://schemas.openxmlformats.org/drawingml/2006/picture">
-                                              <pic:nvPicPr>
-                                                <pic:cNvPr id="0" name="Picture 4" descr="C:\Users\om\AppData\Local\Microsoft\Windows\INetCache\Content.Word\open_in_new.png"/>
-                                                <pic:cNvPicPr>
-                                                  <a:picLocks noChangeAspect="1" noChangeArrowheads="1"/>
-                                                </pic:cNvPicPr>
-                                              </pic:nvPicPr>
-                                              <pic:blipFill>
-                                                <a:blip r:embed="rId12">
-                                                  <a:extLst>
-                                                    <a:ext uri="{28A0092B-C50C-407E-A947-70E740481C1C}">
-                                                      <a14:useLocalDpi xmlns:a14="http://schemas.microsoft.com/office/drawing/2010/main" val="0"/>
-                                                    </a:ext>
-                                                  </a:extLst>
-                                                </a:blip>
-                                                <a:srcRect/>
-                                                <a:stretch>
-                                                  <a:fillRect/>
-                                                </a:stretch>
-                                              </pic:blipFill>
-                                              <pic:spPr bwMode="auto">
-                                                <a:xfrm>
-                                                  <a:off x="0" y="0"/>
-                                                  <a:ext cx="137160" cy="137160"/>
-                                                </a:xfrm>
-                                                <a:prstGeom prst="rect">
-                                                  <a:avLst/>
-                                                </a:prstGeom>
-                                                <a:noFill/>
-                                                <a:ln>
-                                                  <a:noFill/>
-                                                </a:ln>
-                                              </pic:spPr>
-                                            </pic:pic>
-                                          </a:graphicData>
-                                        </a:graphic>
-                                      </wp:inline>
-                                    </w:drawing>
-                                  </w:r>
-                                </w:p>
-                              </w:txbxContent>
-                            </wps:txbx>
-                            <wps:bodyPr rot="0" spcFirstLastPara="0" vertOverflow="overflow" horzOverflow="overflow" vert="horz" wrap="square" lIns="91440" tIns="0" rIns="91440" bIns="0" numCol="1" spcCol="0" rtlCol="0" fromWordArt="0" anchor="t" anchorCtr="0" forceAA="0" compatLnSpc="1">
-                              <a:prstTxWarp prst="textNoShape">
-                                <a:avLst/>
-                              </a:prstTxWarp>
-                              <a:noAutofit/>
-                            </wps:bodyPr>
-                          </wps:wsp>
-                        </a:graphicData>
-                      </a:graphic>
-                      <wp14:sizeRelH relativeFrom="margin">
-                        <wp14:pctWidth>0</wp14:pctWidth>
-                      </wp14:sizeRelH>
-                      <wp14:sizeRelV relativeFrom="margin">
-                        <wp14:pctHeight>0</wp14:pctHeight>
-                      </wp14:sizeRelV>
-                    </wp:anchor>
-                  </w:drawing>
-                </mc:Choice>
-                <mc:Fallback>
-                  <w:pict>
-                    <v:roundrect id="Text Box 8" o:spid="_x0000_s1028" href="https://www.coursera.org/account/accomplishments/verify/Q8H5SAIP693Z" style="position:absolute;margin-left:.45pt;margin-top:24.1pt;width:108pt;height:18.95pt;z-index:251696128;visibility:visible;mso-wrap-style:square;mso-width-percent:0;mso-height-percent:0;mso-wrap-distance-left:9pt;mso-wrap-distance-top:0;mso-wrap-distance-right:9pt;mso-wrap-distance-bottom:0;mso-position-horizontal:absolute;mso-position-horizontal-relative:text;mso-position-vertical:absolute;mso-position-vertical-relative:text;mso-width-percent:0;mso-height-percent:0;mso-width-relative:margin;mso-height-relative:margin;v-text-anchor:top" arcsize=".5" o:gfxdata="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" o:button="t" fillcolor="white [3201]" strokecolor="#365f91 [2404]">
-                      <v:fill o:detectmouseclick="t"/>
-                      <v:shadow on="t" type="perspective" color="black" opacity="13107f" origin="-.5,.5" offset="0,0" matrix=",-23853f,,15073f"/>
-                      <v:textbox inset=",0,,0">
-                        <w:txbxContent>
-                          <w:p>
-                            <w:pPr>
-                              <w:spacing w:line="240" w:lineRule="auto"/>
-                              <w:jc w:val="center"/>
-                            </w:pPr>
-                            <w:r>
-                              <w:t xml:space="preserve">Show credential </w:t>
-                            </w:r>
-                            <w:r>
-                              <w:rPr>
-                                <w:noProof/>
-                                <w:color w:val="404040"/>
-                                <w:sz w:val="24"/>
-                                <w:szCs w:val="24"/>
-                                <w:lang w:eastAsia="en-US"/>
-                              </w:rPr>
-                              <w:drawing>
-                                <wp:inline distT="0" distB="0" distL="0" distR="0" wp14:anchorId="3FE7AAAB" wp14:editId="358B45B4">
-                                  <wp:extent cx="137160" cy="137160"/>
-                                  <wp:effectExtent l="0" t="0" r="0" b="0"/>
-                                  <wp:docPr id="24" name="Picture 24" descr="C:\Users\om\AppData\Local\Microsoft\Windows\INetCache\Content.Word\open_in_new.png"/>
-                                  <wp:cNvGraphicFramePr>
-                                    <a:graphicFrameLocks xmlns:a="http://schemas.openxmlformats.org/drawingml/2006/main" noChangeAspect="1"/>
-                                  </wp:cNvGraphicFramePr>
-                                  <a:graphic xmlns:a="http://schemas.openxmlformats.org/drawingml/2006/main">
-                                    <a:graphicData uri="http://schemas.openxmlformats.org/drawingml/2006/picture">
-                                      <pic:pic xmlns:pic="http://schemas.openxmlformats.org/drawingml/2006/picture">
-                                        <pic:nvPicPr>
-                                          <pic:cNvPr id="0" name="Picture 4" descr="C:\Users\om\AppData\Local\Microsoft\Windows\INetCache\Content.Word\open_in_new.png"/>
-                                          <pic:cNvPicPr>
-                                            <a:picLocks noChangeAspect="1" noChangeArrowheads="1"/>
-                                          </pic:cNvPicPr>
-                                        </pic:nvPicPr>
-                                        <pic:blipFill>
-                                          <a:blip r:embed="rId12">
-                                            <a:extLst>
-                                              <a:ext uri="{28A0092B-C50C-407E-A947-70E740481C1C}">
-                                                <a14:useLocalDpi xmlns:a14="http://schemas.microsoft.com/office/drawing/2010/main" val="0"/>
-                                              </a:ext>
-                                            </a:extLst>
-                                          </a:blip>
-                                          <a:srcRect/>
-                                          <a:stretch>
-                                            <a:fillRect/>
-                                          </a:stretch>
-                                        </pic:blipFill>
-                                        <pic:spPr bwMode="auto">
-                                          <a:xfrm>
-                                            <a:off x="0" y="0"/>
-                                            <a:ext cx="137160" cy="137160"/>
-                                          </a:xfrm>
-                                          <a:prstGeom prst="rect">
-                                            <a:avLst/>
-                                          </a:prstGeom>
-                                          <a:noFill/>
-                                          <a:ln>
-                                            <a:noFill/>
-                                          </a:ln>
-                                        </pic:spPr>
-                                      </pic:pic>
-                                    </a:graphicData>
-                                  </a:graphic>
-                                </wp:inline>
-                              </w:drawing>
-                            </w:r>
-                          </w:p>
-                        </w:txbxContent>
-                      </v:textbox>
-                    </v:roundrect>
-                  </w:pict>
-                </mc:Fallback>
-              </mc:AlternateContent>
-            </w:r>
-            <w:r>
-              <w:rPr>
                 <w:b/>
                 <w:color w:val="404040"/>
                 <w:sz w:val="24"/>
@@ -5902,24 +5350,6 @@
                 <w:szCs w:val="24"/>
               </w:rPr>
               <w:t>, Google</w:t>
-            </w:r>
-            <w:r>
-              <w:rPr>
-                <w:b/>
-                <w:color w:val="404040"/>
-                <w:sz w:val="24"/>
-                <w:szCs w:val="24"/>
-              </w:rPr>
-              <w:br/>
-            </w:r>
-            <w:r>
-              <w:rPr>
-                <w:b/>
-                <w:color w:val="404040"/>
-                <w:sz w:val="24"/>
-                <w:szCs w:val="24"/>
-              </w:rPr>
-              <w:br/>
             </w:r>
             <w:r>
               <w:rPr>
@@ -5961,7 +5391,7 @@
                 <w:lang w:eastAsia="en-US"/>
               </w:rPr>
               <w:drawing>
-                <wp:inline distT="0" distB="0" distL="0" distR="0" wp14:anchorId="4FBBD2B6" wp14:editId="738F5E31">
+                <wp:inline distT="0" distB="0" distL="0" distR="0" wp14:anchorId="700B531A" wp14:editId="7D7FF771">
                   <wp:extent cx="228600" cy="228600"/>
                   <wp:effectExtent l="0" t="0" r="0" b="0"/>
                   <wp:docPr id="3" name="Picture 3" descr="C:\Users\om\AppData\Local\Microsoft\Windows\INetCache\Content.Word\google_icon.png"/>
@@ -5978,7 +5408,7 @@
                           </pic:cNvPicPr>
                         </pic:nvPicPr>
                         <pic:blipFill>
-                          <a:blip r:embed="rId13" cstate="print">
+                          <a:blip r:embed="rId11" cstate="print">
                             <a:extLst>
                               <a:ext uri="{28A0092B-C50C-407E-A947-70E740481C1C}">
                                 <a14:useLocalDpi xmlns:a14="http://schemas.microsoft.com/office/drawing/2010/main" val="0"/>
@@ -6025,265 +5455,11 @@
             </w:pPr>
             <w:r>
               <w:rPr>
-                <w:noProof/>
                 <w:color w:val="404040"/>
                 <w:sz w:val="24"/>
                 <w:szCs w:val="24"/>
-                <w:lang w:eastAsia="en-US"/>
-              </w:rPr>
-              <mc:AlternateContent>
-                <mc:Choice Requires="wps">
-                  <w:drawing>
-                    <wp:anchor distT="0" distB="0" distL="114300" distR="114300" simplePos="0" relativeHeight="251671552" behindDoc="0" locked="0" layoutInCell="1" allowOverlap="1" wp14:anchorId="5E1D61FA" wp14:editId="2844AE7B">
-                      <wp:simplePos x="0" y="0"/>
-                      <wp:positionH relativeFrom="column">
-                        <wp:posOffset>13335</wp:posOffset>
-                      </wp:positionH>
-                      <wp:positionV relativeFrom="paragraph">
-                        <wp:posOffset>224790</wp:posOffset>
-                      </wp:positionV>
-                      <wp:extent cx="1371600" cy="240665"/>
-                      <wp:effectExtent l="38100" t="0" r="95250" b="121285"/>
-                      <wp:wrapNone/>
-                      <wp:docPr id="13" name="Text Box 13">
-                        <a:hlinkClick xmlns:a="http://schemas.openxmlformats.org/drawingml/2006/main" r:id="rId16"/>
-                      </wp:docPr>
-                      <wp:cNvGraphicFramePr/>
-                      <a:graphic xmlns:a="http://schemas.openxmlformats.org/drawingml/2006/main">
-                        <a:graphicData uri="http://schemas.microsoft.com/office/word/2010/wordprocessingShape">
-                          <wps:wsp>
-                            <wps:cNvSpPr txBox="1"/>
-                            <wps:spPr>
-                              <a:xfrm>
-                                <a:off x="0" y="0"/>
-                                <a:ext cx="1371600" cy="240665"/>
-                              </a:xfrm>
-                              <a:prstGeom prst="roundRect">
-                                <a:avLst>
-                                  <a:gd name="adj" fmla="val 50000"/>
-                                </a:avLst>
-                              </a:prstGeom>
-                              <a:ln w="9525">
-                                <a:solidFill>
-                                  <a:schemeClr val="accent1">
-                                    <a:lumMod val="75000"/>
-                                  </a:schemeClr>
-                                </a:solidFill>
-                              </a:ln>
-                              <a:effectLst>
-                                <a:outerShdw blurRad="76200" dir="18900000" sy="23000" kx="-1200000" algn="bl" rotWithShape="0">
-                                  <a:prstClr val="black">
-                                    <a:alpha val="20000"/>
-                                  </a:prstClr>
-                                </a:outerShdw>
-                                <a:reflection blurRad="6350" stA="52000" endA="300" endPos="35000" dir="5400000" sy="-100000" algn="bl" rotWithShape="0"/>
-                              </a:effectLst>
-                            </wps:spPr>
-                            <wps:style>
-                              <a:lnRef idx="2">
-                                <a:schemeClr val="accent5"/>
-                              </a:lnRef>
-                              <a:fillRef idx="1">
-                                <a:schemeClr val="lt1"/>
-                              </a:fillRef>
-                              <a:effectRef idx="0">
-                                <a:schemeClr val="accent5"/>
-                              </a:effectRef>
-                              <a:fontRef idx="minor">
-                                <a:schemeClr val="dk1"/>
-                              </a:fontRef>
-                            </wps:style>
-                            <wps:txbx>
-                              <w:txbxContent>
-                                <w:p>
-                                  <w:pPr>
-                                    <w:spacing w:line="240" w:lineRule="auto"/>
-                                    <w:jc w:val="center"/>
-                                  </w:pPr>
-                                  <w:r>
-                                    <w:t xml:space="preserve">Show credential </w:t>
-                                  </w:r>
-                                  <w:r>
-                                    <w:rPr>
-                                      <w:noProof/>
-                                      <w:color w:val="404040"/>
-                                      <w:sz w:val="24"/>
-                                      <w:szCs w:val="24"/>
-                                      <w:lang w:eastAsia="en-US"/>
-                                    </w:rPr>
-                                    <w:drawing>
-                                      <wp:inline distT="0" distB="0" distL="0" distR="0" wp14:anchorId="494051C4" wp14:editId="438D9A81">
-                                        <wp:extent cx="137160" cy="137160"/>
-                                        <wp:effectExtent l="0" t="0" r="0" b="0"/>
-                                        <wp:docPr id="14" name="Picture 14" descr="C:\Users\om\AppData\Local\Microsoft\Windows\INetCache\Content.Word\open_in_new.png"/>
-                                        <wp:cNvGraphicFramePr>
-                                          <a:graphicFrameLocks xmlns:a="http://schemas.openxmlformats.org/drawingml/2006/main" noChangeAspect="1"/>
-                                        </wp:cNvGraphicFramePr>
-                                        <a:graphic xmlns:a="http://schemas.openxmlformats.org/drawingml/2006/main">
-                                          <a:graphicData uri="http://schemas.openxmlformats.org/drawingml/2006/picture">
-                                            <pic:pic xmlns:pic="http://schemas.openxmlformats.org/drawingml/2006/picture">
-                                              <pic:nvPicPr>
-                                                <pic:cNvPr id="0" name="Picture 4" descr="C:\Users\om\AppData\Local\Microsoft\Windows\INetCache\Content.Word\open_in_new.png"/>
-                                                <pic:cNvPicPr>
-                                                  <a:picLocks noChangeAspect="1" noChangeArrowheads="1"/>
-                                                </pic:cNvPicPr>
-                                              </pic:nvPicPr>
-                                              <pic:blipFill>
-                                                <a:blip r:embed="rId12">
-                                                  <a:extLst>
-                                                    <a:ext uri="{28A0092B-C50C-407E-A947-70E740481C1C}">
-                                                      <a14:useLocalDpi xmlns:a14="http://schemas.microsoft.com/office/drawing/2010/main" val="0"/>
-                                                    </a:ext>
-                                                  </a:extLst>
-                                                </a:blip>
-                                                <a:srcRect/>
-                                                <a:stretch>
-                                                  <a:fillRect/>
-                                                </a:stretch>
-                                              </pic:blipFill>
-                                              <pic:spPr bwMode="auto">
-                                                <a:xfrm>
-                                                  <a:off x="0" y="0"/>
-                                                  <a:ext cx="137160" cy="137160"/>
-                                                </a:xfrm>
-                                                <a:prstGeom prst="rect">
-                                                  <a:avLst/>
-                                                </a:prstGeom>
-                                                <a:noFill/>
-                                                <a:ln>
-                                                  <a:noFill/>
-                                                </a:ln>
-                                              </pic:spPr>
-                                            </pic:pic>
-                                          </a:graphicData>
-                                        </a:graphic>
-                                      </wp:inline>
-                                    </w:drawing>
-                                  </w:r>
-                                </w:p>
-                              </w:txbxContent>
-                            </wps:txbx>
-                            <wps:bodyPr rot="0" spcFirstLastPara="0" vertOverflow="overflow" horzOverflow="overflow" vert="horz" wrap="square" lIns="91440" tIns="0" rIns="91440" bIns="0" numCol="1" spcCol="0" rtlCol="0" fromWordArt="0" anchor="t" anchorCtr="0" forceAA="0" compatLnSpc="1">
-                              <a:prstTxWarp prst="textNoShape">
-                                <a:avLst/>
-                              </a:prstTxWarp>
-                              <a:noAutofit/>
-                            </wps:bodyPr>
-                          </wps:wsp>
-                        </a:graphicData>
-                      </a:graphic>
-                      <wp14:sizeRelH relativeFrom="margin">
-                        <wp14:pctWidth>0</wp14:pctWidth>
-                      </wp14:sizeRelH>
-                      <wp14:sizeRelV relativeFrom="margin">
-                        <wp14:pctHeight>0</wp14:pctHeight>
-                      </wp14:sizeRelV>
-                    </wp:anchor>
-                  </w:drawing>
-                </mc:Choice>
-                <mc:Fallback>
-                  <w:pict>
-                    <v:roundrect id="Text Box 13" o:spid="_x0000_s1029" href="https://www.coursera.org/account/accomplishments/verify/380MA30BCRVG" style="position:absolute;margin-left:1.05pt;margin-top:17.7pt;width:108pt;height:18.95pt;z-index:251671552;visibility:visible;mso-wrap-style:square;mso-width-percent:0;mso-height-percent:0;mso-wrap-distance-left:9pt;mso-wrap-distance-top:0;mso-wrap-distance-right:9pt;mso-wrap-distance-bottom:0;mso-position-horizontal:absolute;mso-position-horizontal-relative:text;mso-position-vertical:absolute;mso-position-vertical-relative:text;mso-width-percent:0;mso-height-percent:0;mso-width-relative:margin;mso-height-relative:margin;v-text-anchor:top" arcsize=".5" o:gfxdata="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" o:button="t" fillcolor="white [3201]" strokecolor="#365f91 [2404]">
-                      <v:fill o:detectmouseclick="t"/>
-                      <v:shadow on="t" type="perspective" color="black" opacity="13107f" origin="-.5,.5" offset="0,0" matrix=",-23853f,,15073f"/>
-                      <v:textbox inset=",0,,0">
-                        <w:txbxContent>
-                          <w:p>
-                            <w:pPr>
-                              <w:spacing w:line="240" w:lineRule="auto"/>
-                              <w:jc w:val="center"/>
-                            </w:pPr>
-                            <w:r>
-                              <w:t xml:space="preserve">Show credential </w:t>
-                            </w:r>
-                            <w:r>
-                              <w:rPr>
-                                <w:noProof/>
-                                <w:color w:val="404040"/>
-                                <w:sz w:val="24"/>
-                                <w:szCs w:val="24"/>
-                                <w:lang w:eastAsia="en-US"/>
-                              </w:rPr>
-                              <w:drawing>
-                                <wp:inline distT="0" distB="0" distL="0" distR="0" wp14:anchorId="494051C4" wp14:editId="438D9A81">
-                                  <wp:extent cx="137160" cy="137160"/>
-                                  <wp:effectExtent l="0" t="0" r="0" b="0"/>
-                                  <wp:docPr id="14" name="Picture 14" descr="C:\Users\om\AppData\Local\Microsoft\Windows\INetCache\Content.Word\open_in_new.png"/>
-                                  <wp:cNvGraphicFramePr>
-                                    <a:graphicFrameLocks xmlns:a="http://schemas.openxmlformats.org/drawingml/2006/main" noChangeAspect="1"/>
-                                  </wp:cNvGraphicFramePr>
-                                  <a:graphic xmlns:a="http://schemas.openxmlformats.org/drawingml/2006/main">
-                                    <a:graphicData uri="http://schemas.openxmlformats.org/drawingml/2006/picture">
-                                      <pic:pic xmlns:pic="http://schemas.openxmlformats.org/drawingml/2006/picture">
-                                        <pic:nvPicPr>
-                                          <pic:cNvPr id="0" name="Picture 4" descr="C:\Users\om\AppData\Local\Microsoft\Windows\INetCache\Content.Word\open_in_new.png"/>
-                                          <pic:cNvPicPr>
-                                            <a:picLocks noChangeAspect="1" noChangeArrowheads="1"/>
-                                          </pic:cNvPicPr>
-                                        </pic:nvPicPr>
-                                        <pic:blipFill>
-                                          <a:blip r:embed="rId12">
-                                            <a:extLst>
-                                              <a:ext uri="{28A0092B-C50C-407E-A947-70E740481C1C}">
-                                                <a14:useLocalDpi xmlns:a14="http://schemas.microsoft.com/office/drawing/2010/main" val="0"/>
-                                              </a:ext>
-                                            </a:extLst>
-                                          </a:blip>
-                                          <a:srcRect/>
-                                          <a:stretch>
-                                            <a:fillRect/>
-                                          </a:stretch>
-                                        </pic:blipFill>
-                                        <pic:spPr bwMode="auto">
-                                          <a:xfrm>
-                                            <a:off x="0" y="0"/>
-                                            <a:ext cx="137160" cy="137160"/>
-                                          </a:xfrm>
-                                          <a:prstGeom prst="rect">
-                                            <a:avLst/>
-                                          </a:prstGeom>
-                                          <a:noFill/>
-                                          <a:ln>
-                                            <a:noFill/>
-                                          </a:ln>
-                                        </pic:spPr>
-                                      </pic:pic>
-                                    </a:graphicData>
-                                  </a:graphic>
-                                </wp:inline>
-                              </w:drawing>
-                            </w:r>
-                          </w:p>
-                        </w:txbxContent>
-                      </v:textbox>
-                    </v:roundrect>
-                  </w:pict>
-                </mc:Fallback>
-              </mc:AlternateContent>
-            </w:r>
-            <w:r>
-              <w:rPr>
-                <w:color w:val="404040"/>
-                <w:sz w:val="24"/>
-                <w:szCs w:val="24"/>
               </w:rPr>
               <w:t>Create High-Fidelity Designs and Prototypes in Figma, Google</w:t>
-            </w:r>
-            <w:r>
-              <w:rPr>
-                <w:color w:val="404040"/>
-                <w:sz w:val="24"/>
-                <w:szCs w:val="24"/>
-              </w:rPr>
-              <w:br/>
-            </w:r>
-            <w:r>
-              <w:rPr>
-                <w:color w:val="404040"/>
-                <w:sz w:val="24"/>
-                <w:szCs w:val="24"/>
-              </w:rPr>
-              <w:br/>
             </w:r>
             <w:r>
               <w:rPr>
@@ -6324,7 +5500,7 @@
                 <w:lang w:eastAsia="en-US"/>
               </w:rPr>
               <w:drawing>
-                <wp:inline distT="0" distB="0" distL="0" distR="0" wp14:anchorId="6DE6656B" wp14:editId="3ACDB7AD">
+                <wp:inline distT="0" distB="0" distL="0" distR="0" wp14:anchorId="31449294" wp14:editId="2EB7FA3A">
                   <wp:extent cx="228600" cy="228600"/>
                   <wp:effectExtent l="0" t="0" r="0" b="0"/>
                   <wp:docPr id="4" name="Picture 4" descr="C:\Users\om\AppData\Local\Microsoft\Windows\INetCache\Content.Word\google_icon.png"/>
@@ -6341,7 +5517,7 @@
                           </pic:cNvPicPr>
                         </pic:nvPicPr>
                         <pic:blipFill>
-                          <a:blip r:embed="rId13" cstate="print">
+                          <a:blip r:embed="rId11" cstate="print">
                             <a:extLst>
                               <a:ext uri="{28A0092B-C50C-407E-A947-70E740481C1C}">
                                 <a14:useLocalDpi xmlns:a14="http://schemas.microsoft.com/office/drawing/2010/main" val="0"/>
@@ -6388,265 +5564,11 @@
             </w:pPr>
             <w:r>
               <w:rPr>
-                <w:noProof/>
                 <w:color w:val="404040"/>
                 <w:sz w:val="24"/>
                 <w:szCs w:val="24"/>
-                <w:lang w:eastAsia="en-US"/>
-              </w:rPr>
-              <mc:AlternateContent>
-                <mc:Choice Requires="wps">
-                  <w:drawing>
-                    <wp:anchor distT="0" distB="0" distL="114300" distR="114300" simplePos="0" relativeHeight="251673600" behindDoc="0" locked="0" layoutInCell="1" allowOverlap="1" wp14:anchorId="010C40CB" wp14:editId="4E1E5029">
-                      <wp:simplePos x="0" y="0"/>
-                      <wp:positionH relativeFrom="column">
-                        <wp:posOffset>20955</wp:posOffset>
-                      </wp:positionH>
-                      <wp:positionV relativeFrom="paragraph">
-                        <wp:posOffset>231140</wp:posOffset>
-                      </wp:positionV>
-                      <wp:extent cx="1371600" cy="240665"/>
-                      <wp:effectExtent l="38100" t="0" r="95250" b="121285"/>
-                      <wp:wrapNone/>
-                      <wp:docPr id="25" name="Text Box 25">
-                        <a:hlinkClick xmlns:a="http://schemas.openxmlformats.org/drawingml/2006/main" r:id="rId17"/>
-                      </wp:docPr>
-                      <wp:cNvGraphicFramePr/>
-                      <a:graphic xmlns:a="http://schemas.openxmlformats.org/drawingml/2006/main">
-                        <a:graphicData uri="http://schemas.microsoft.com/office/word/2010/wordprocessingShape">
-                          <wps:wsp>
-                            <wps:cNvSpPr txBox="1"/>
-                            <wps:spPr>
-                              <a:xfrm>
-                                <a:off x="0" y="0"/>
-                                <a:ext cx="1371600" cy="240665"/>
-                              </a:xfrm>
-                              <a:prstGeom prst="roundRect">
-                                <a:avLst>
-                                  <a:gd name="adj" fmla="val 50000"/>
-                                </a:avLst>
-                              </a:prstGeom>
-                              <a:ln w="9525">
-                                <a:solidFill>
-                                  <a:schemeClr val="accent1">
-                                    <a:lumMod val="75000"/>
-                                  </a:schemeClr>
-                                </a:solidFill>
-                              </a:ln>
-                              <a:effectLst>
-                                <a:outerShdw blurRad="76200" dir="18900000" sy="23000" kx="-1200000" algn="bl" rotWithShape="0">
-                                  <a:prstClr val="black">
-                                    <a:alpha val="20000"/>
-                                  </a:prstClr>
-                                </a:outerShdw>
-                                <a:reflection blurRad="6350" stA="52000" endA="300" endPos="35000" dir="5400000" sy="-100000" algn="bl" rotWithShape="0"/>
-                              </a:effectLst>
-                            </wps:spPr>
-                            <wps:style>
-                              <a:lnRef idx="2">
-                                <a:schemeClr val="accent5"/>
-                              </a:lnRef>
-                              <a:fillRef idx="1">
-                                <a:schemeClr val="lt1"/>
-                              </a:fillRef>
-                              <a:effectRef idx="0">
-                                <a:schemeClr val="accent5"/>
-                              </a:effectRef>
-                              <a:fontRef idx="minor">
-                                <a:schemeClr val="dk1"/>
-                              </a:fontRef>
-                            </wps:style>
-                            <wps:txbx>
-                              <w:txbxContent>
-                                <w:p>
-                                  <w:pPr>
-                                    <w:spacing w:line="240" w:lineRule="auto"/>
-                                    <w:jc w:val="center"/>
-                                  </w:pPr>
-                                  <w:r>
-                                    <w:t xml:space="preserve">Show credential </w:t>
-                                  </w:r>
-                                  <w:r>
-                                    <w:rPr>
-                                      <w:noProof/>
-                                      <w:color w:val="404040"/>
-                                      <w:sz w:val="24"/>
-                                      <w:szCs w:val="24"/>
-                                      <w:lang w:eastAsia="en-US"/>
-                                    </w:rPr>
-                                    <w:drawing>
-                                      <wp:inline distT="0" distB="0" distL="0" distR="0" wp14:anchorId="34D2D297" wp14:editId="16E5BBDB">
-                                        <wp:extent cx="137160" cy="137160"/>
-                                        <wp:effectExtent l="0" t="0" r="0" b="0"/>
-                                        <wp:docPr id="26" name="Picture 26" descr="C:\Users\om\AppData\Local\Microsoft\Windows\INetCache\Content.Word\open_in_new.png"/>
-                                        <wp:cNvGraphicFramePr>
-                                          <a:graphicFrameLocks xmlns:a="http://schemas.openxmlformats.org/drawingml/2006/main" noChangeAspect="1"/>
-                                        </wp:cNvGraphicFramePr>
-                                        <a:graphic xmlns:a="http://schemas.openxmlformats.org/drawingml/2006/main">
-                                          <a:graphicData uri="http://schemas.openxmlformats.org/drawingml/2006/picture">
-                                            <pic:pic xmlns:pic="http://schemas.openxmlformats.org/drawingml/2006/picture">
-                                              <pic:nvPicPr>
-                                                <pic:cNvPr id="0" name="Picture 4" descr="C:\Users\om\AppData\Local\Microsoft\Windows\INetCache\Content.Word\open_in_new.png"/>
-                                                <pic:cNvPicPr>
-                                                  <a:picLocks noChangeAspect="1" noChangeArrowheads="1"/>
-                                                </pic:cNvPicPr>
-                                              </pic:nvPicPr>
-                                              <pic:blipFill>
-                                                <a:blip r:embed="rId12">
-                                                  <a:extLst>
-                                                    <a:ext uri="{28A0092B-C50C-407E-A947-70E740481C1C}">
-                                                      <a14:useLocalDpi xmlns:a14="http://schemas.microsoft.com/office/drawing/2010/main" val="0"/>
-                                                    </a:ext>
-                                                  </a:extLst>
-                                                </a:blip>
-                                                <a:srcRect/>
-                                                <a:stretch>
-                                                  <a:fillRect/>
-                                                </a:stretch>
-                                              </pic:blipFill>
-                                              <pic:spPr bwMode="auto">
-                                                <a:xfrm>
-                                                  <a:off x="0" y="0"/>
-                                                  <a:ext cx="137160" cy="137160"/>
-                                                </a:xfrm>
-                                                <a:prstGeom prst="rect">
-                                                  <a:avLst/>
-                                                </a:prstGeom>
-                                                <a:noFill/>
-                                                <a:ln>
-                                                  <a:noFill/>
-                                                </a:ln>
-                                              </pic:spPr>
-                                            </pic:pic>
-                                          </a:graphicData>
-                                        </a:graphic>
-                                      </wp:inline>
-                                    </w:drawing>
-                                  </w:r>
-                                </w:p>
-                              </w:txbxContent>
-                            </wps:txbx>
-                            <wps:bodyPr rot="0" spcFirstLastPara="0" vertOverflow="overflow" horzOverflow="overflow" vert="horz" wrap="square" lIns="91440" tIns="0" rIns="91440" bIns="0" numCol="1" spcCol="0" rtlCol="0" fromWordArt="0" anchor="t" anchorCtr="0" forceAA="0" compatLnSpc="1">
-                              <a:prstTxWarp prst="textNoShape">
-                                <a:avLst/>
-                              </a:prstTxWarp>
-                              <a:noAutofit/>
-                            </wps:bodyPr>
-                          </wps:wsp>
-                        </a:graphicData>
-                      </a:graphic>
-                      <wp14:sizeRelH relativeFrom="margin">
-                        <wp14:pctWidth>0</wp14:pctWidth>
-                      </wp14:sizeRelH>
-                      <wp14:sizeRelV relativeFrom="margin">
-                        <wp14:pctHeight>0</wp14:pctHeight>
-                      </wp14:sizeRelV>
-                    </wp:anchor>
-                  </w:drawing>
-                </mc:Choice>
-                <mc:Fallback>
-                  <w:pict>
-                    <v:roundrect id="Text Box 25" o:spid="_x0000_s1030" href="https://www.coursera.org/account/accomplishments/verify/B3DKBOCQBUX7" style="position:absolute;margin-left:1.65pt;margin-top:18.2pt;width:108pt;height:18.95pt;z-index:251673600;visibility:visible;mso-wrap-style:square;mso-width-percent:0;mso-height-percent:0;mso-wrap-distance-left:9pt;mso-wrap-distance-top:0;mso-wrap-distance-right:9pt;mso-wrap-distance-bottom:0;mso-position-horizontal:absolute;mso-position-horizontal-relative:text;mso-position-vertical:absolute;mso-position-vertical-relative:text;mso-width-percent:0;mso-height-percent:0;mso-width-relative:margin;mso-height-relative:margin;v-text-anchor:top" arcsize=".5" o:gfxdata="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" o:button="t" fillcolor="white [3201]" strokecolor="#365f91 [2404]">
-                      <v:fill o:detectmouseclick="t"/>
-                      <v:shadow on="t" type="perspective" color="black" opacity="13107f" origin="-.5,.5" offset="0,0" matrix=",-23853f,,15073f"/>
-                      <v:textbox inset=",0,,0">
-                        <w:txbxContent>
-                          <w:p>
-                            <w:pPr>
-                              <w:spacing w:line="240" w:lineRule="auto"/>
-                              <w:jc w:val="center"/>
-                            </w:pPr>
-                            <w:r>
-                              <w:t xml:space="preserve">Show credential </w:t>
-                            </w:r>
-                            <w:r>
-                              <w:rPr>
-                                <w:noProof/>
-                                <w:color w:val="404040"/>
-                                <w:sz w:val="24"/>
-                                <w:szCs w:val="24"/>
-                                <w:lang w:eastAsia="en-US"/>
-                              </w:rPr>
-                              <w:drawing>
-                                <wp:inline distT="0" distB="0" distL="0" distR="0" wp14:anchorId="34D2D297" wp14:editId="16E5BBDB">
-                                  <wp:extent cx="137160" cy="137160"/>
-                                  <wp:effectExtent l="0" t="0" r="0" b="0"/>
-                                  <wp:docPr id="26" name="Picture 26" descr="C:\Users\om\AppData\Local\Microsoft\Windows\INetCache\Content.Word\open_in_new.png"/>
-                                  <wp:cNvGraphicFramePr>
-                                    <a:graphicFrameLocks xmlns:a="http://schemas.openxmlformats.org/drawingml/2006/main" noChangeAspect="1"/>
-                                  </wp:cNvGraphicFramePr>
-                                  <a:graphic xmlns:a="http://schemas.openxmlformats.org/drawingml/2006/main">
-                                    <a:graphicData uri="http://schemas.openxmlformats.org/drawingml/2006/picture">
-                                      <pic:pic xmlns:pic="http://schemas.openxmlformats.org/drawingml/2006/picture">
-                                        <pic:nvPicPr>
-                                          <pic:cNvPr id="0" name="Picture 4" descr="C:\Users\om\AppData\Local\Microsoft\Windows\INetCache\Content.Word\open_in_new.png"/>
-                                          <pic:cNvPicPr>
-                                            <a:picLocks noChangeAspect="1" noChangeArrowheads="1"/>
-                                          </pic:cNvPicPr>
-                                        </pic:nvPicPr>
-                                        <pic:blipFill>
-                                          <a:blip r:embed="rId12">
-                                            <a:extLst>
-                                              <a:ext uri="{28A0092B-C50C-407E-A947-70E740481C1C}">
-                                                <a14:useLocalDpi xmlns:a14="http://schemas.microsoft.com/office/drawing/2010/main" val="0"/>
-                                              </a:ext>
-                                            </a:extLst>
-                                          </a:blip>
-                                          <a:srcRect/>
-                                          <a:stretch>
-                                            <a:fillRect/>
-                                          </a:stretch>
-                                        </pic:blipFill>
-                                        <pic:spPr bwMode="auto">
-                                          <a:xfrm>
-                                            <a:off x="0" y="0"/>
-                                            <a:ext cx="137160" cy="137160"/>
-                                          </a:xfrm>
-                                          <a:prstGeom prst="rect">
-                                            <a:avLst/>
-                                          </a:prstGeom>
-                                          <a:noFill/>
-                                          <a:ln>
-                                            <a:noFill/>
-                                          </a:ln>
-                                        </pic:spPr>
-                                      </pic:pic>
-                                    </a:graphicData>
-                                  </a:graphic>
-                                </wp:inline>
-                              </w:drawing>
-                            </w:r>
-                          </w:p>
-                        </w:txbxContent>
-                      </v:textbox>
-                    </v:roundrect>
-                  </w:pict>
-                </mc:Fallback>
-              </mc:AlternateContent>
-            </w:r>
-            <w:r>
-              <w:rPr>
-                <w:color w:val="404040"/>
-                <w:sz w:val="24"/>
-                <w:szCs w:val="24"/>
               </w:rPr>
               <w:t>Build Dynamic User Interfaces (UI) for Websites, Google</w:t>
-            </w:r>
-            <w:r>
-              <w:rPr>
-                <w:color w:val="404040"/>
-                <w:sz w:val="24"/>
-                <w:szCs w:val="24"/>
-              </w:rPr>
-              <w:br/>
-            </w:r>
-            <w:r>
-              <w:rPr>
-                <w:color w:val="404040"/>
-                <w:sz w:val="24"/>
-                <w:szCs w:val="24"/>
-              </w:rPr>
-              <w:br/>
             </w:r>
             <w:r>
               <w:rPr>
@@ -6687,7 +5609,7 @@
                 <w:lang w:eastAsia="en-US"/>
               </w:rPr>
               <w:drawing>
-                <wp:inline distT="0" distB="0" distL="0" distR="0" wp14:anchorId="7BF6195F" wp14:editId="2B384D12">
+                <wp:inline distT="0" distB="0" distL="0" distR="0" wp14:anchorId="63076154" wp14:editId="2D2DC0B0">
                   <wp:extent cx="228600" cy="228600"/>
                   <wp:effectExtent l="0" t="0" r="0" b="0"/>
                   <wp:docPr id="9" name="Picture 9" descr="C:\Users\om\AppData\Local\Microsoft\Windows\INetCache\Content.Word\google_icon.png"/>
@@ -6704,7 +5626,7 @@
                           </pic:cNvPicPr>
                         </pic:nvPicPr>
                         <pic:blipFill>
-                          <a:blip r:embed="rId13" cstate="print">
+                          <a:blip r:embed="rId11" cstate="print">
                             <a:extLst>
                               <a:ext uri="{28A0092B-C50C-407E-A947-70E740481C1C}">
                                 <a14:useLocalDpi xmlns:a14="http://schemas.microsoft.com/office/drawing/2010/main" val="0"/>
@@ -6751,265 +5673,11 @@
             </w:pPr>
             <w:r>
               <w:rPr>
-                <w:noProof/>
                 <w:color w:val="404040"/>
                 <w:sz w:val="24"/>
                 <w:szCs w:val="24"/>
-                <w:lang w:eastAsia="en-US"/>
-              </w:rPr>
-              <mc:AlternateContent>
-                <mc:Choice Requires="wps">
-                  <w:drawing>
-                    <wp:anchor distT="0" distB="0" distL="114300" distR="114300" simplePos="0" relativeHeight="251675648" behindDoc="0" locked="0" layoutInCell="1" allowOverlap="1" wp14:anchorId="29F1733F" wp14:editId="2EDF0B35">
-                      <wp:simplePos x="0" y="0"/>
-                      <wp:positionH relativeFrom="column">
-                        <wp:posOffset>20955</wp:posOffset>
-                      </wp:positionH>
-                      <wp:positionV relativeFrom="paragraph">
-                        <wp:posOffset>221615</wp:posOffset>
-                      </wp:positionV>
-                      <wp:extent cx="1371600" cy="240665"/>
-                      <wp:effectExtent l="38100" t="0" r="95250" b="121285"/>
-                      <wp:wrapNone/>
-                      <wp:docPr id="27" name="Text Box 27">
-                        <a:hlinkClick xmlns:a="http://schemas.openxmlformats.org/drawingml/2006/main" r:id="rId18"/>
-                      </wp:docPr>
-                      <wp:cNvGraphicFramePr/>
-                      <a:graphic xmlns:a="http://schemas.openxmlformats.org/drawingml/2006/main">
-                        <a:graphicData uri="http://schemas.microsoft.com/office/word/2010/wordprocessingShape">
-                          <wps:wsp>
-                            <wps:cNvSpPr txBox="1"/>
-                            <wps:spPr>
-                              <a:xfrm>
-                                <a:off x="0" y="0"/>
-                                <a:ext cx="1371600" cy="240665"/>
-                              </a:xfrm>
-                              <a:prstGeom prst="roundRect">
-                                <a:avLst>
-                                  <a:gd name="adj" fmla="val 50000"/>
-                                </a:avLst>
-                              </a:prstGeom>
-                              <a:ln w="9525">
-                                <a:solidFill>
-                                  <a:schemeClr val="accent1">
-                                    <a:lumMod val="75000"/>
-                                  </a:schemeClr>
-                                </a:solidFill>
-                              </a:ln>
-                              <a:effectLst>
-                                <a:outerShdw blurRad="76200" dir="18900000" sy="23000" kx="-1200000" algn="bl" rotWithShape="0">
-                                  <a:prstClr val="black">
-                                    <a:alpha val="20000"/>
-                                  </a:prstClr>
-                                </a:outerShdw>
-                                <a:reflection blurRad="6350" stA="52000" endA="300" endPos="35000" dir="5400000" sy="-100000" algn="bl" rotWithShape="0"/>
-                              </a:effectLst>
-                            </wps:spPr>
-                            <wps:style>
-                              <a:lnRef idx="2">
-                                <a:schemeClr val="accent5"/>
-                              </a:lnRef>
-                              <a:fillRef idx="1">
-                                <a:schemeClr val="lt1"/>
-                              </a:fillRef>
-                              <a:effectRef idx="0">
-                                <a:schemeClr val="accent5"/>
-                              </a:effectRef>
-                              <a:fontRef idx="minor">
-                                <a:schemeClr val="dk1"/>
-                              </a:fontRef>
-                            </wps:style>
-                            <wps:txbx>
-                              <w:txbxContent>
-                                <w:p>
-                                  <w:pPr>
-                                    <w:spacing w:line="240" w:lineRule="auto"/>
-                                    <w:jc w:val="center"/>
-                                  </w:pPr>
-                                  <w:r>
-                                    <w:t xml:space="preserve">Show credential </w:t>
-                                  </w:r>
-                                  <w:r>
-                                    <w:rPr>
-                                      <w:noProof/>
-                                      <w:color w:val="404040"/>
-                                      <w:sz w:val="24"/>
-                                      <w:szCs w:val="24"/>
-                                      <w:lang w:eastAsia="en-US"/>
-                                    </w:rPr>
-                                    <w:drawing>
-                                      <wp:inline distT="0" distB="0" distL="0" distR="0" wp14:anchorId="3BDE2B27" wp14:editId="552A3C7A">
-                                        <wp:extent cx="137160" cy="137160"/>
-                                        <wp:effectExtent l="0" t="0" r="0" b="0"/>
-                                        <wp:docPr id="28" name="Picture 28" descr="C:\Users\om\AppData\Local\Microsoft\Windows\INetCache\Content.Word\open_in_new.png"/>
-                                        <wp:cNvGraphicFramePr>
-                                          <a:graphicFrameLocks xmlns:a="http://schemas.openxmlformats.org/drawingml/2006/main" noChangeAspect="1"/>
-                                        </wp:cNvGraphicFramePr>
-                                        <a:graphic xmlns:a="http://schemas.openxmlformats.org/drawingml/2006/main">
-                                          <a:graphicData uri="http://schemas.openxmlformats.org/drawingml/2006/picture">
-                                            <pic:pic xmlns:pic="http://schemas.openxmlformats.org/drawingml/2006/picture">
-                                              <pic:nvPicPr>
-                                                <pic:cNvPr id="0" name="Picture 4" descr="C:\Users\om\AppData\Local\Microsoft\Windows\INetCache\Content.Word\open_in_new.png"/>
-                                                <pic:cNvPicPr>
-                                                  <a:picLocks noChangeAspect="1" noChangeArrowheads="1"/>
-                                                </pic:cNvPicPr>
-                                              </pic:nvPicPr>
-                                              <pic:blipFill>
-                                                <a:blip r:embed="rId12">
-                                                  <a:extLst>
-                                                    <a:ext uri="{28A0092B-C50C-407E-A947-70E740481C1C}">
-                                                      <a14:useLocalDpi xmlns:a14="http://schemas.microsoft.com/office/drawing/2010/main" val="0"/>
-                                                    </a:ext>
-                                                  </a:extLst>
-                                                </a:blip>
-                                                <a:srcRect/>
-                                                <a:stretch>
-                                                  <a:fillRect/>
-                                                </a:stretch>
-                                              </pic:blipFill>
-                                              <pic:spPr bwMode="auto">
-                                                <a:xfrm>
-                                                  <a:off x="0" y="0"/>
-                                                  <a:ext cx="137160" cy="137160"/>
-                                                </a:xfrm>
-                                                <a:prstGeom prst="rect">
-                                                  <a:avLst/>
-                                                </a:prstGeom>
-                                                <a:noFill/>
-                                                <a:ln>
-                                                  <a:noFill/>
-                                                </a:ln>
-                                              </pic:spPr>
-                                            </pic:pic>
-                                          </a:graphicData>
-                                        </a:graphic>
-                                      </wp:inline>
-                                    </w:drawing>
-                                  </w:r>
-                                </w:p>
-                              </w:txbxContent>
-                            </wps:txbx>
-                            <wps:bodyPr rot="0" spcFirstLastPara="0" vertOverflow="overflow" horzOverflow="overflow" vert="horz" wrap="square" lIns="91440" tIns="0" rIns="91440" bIns="0" numCol="1" spcCol="0" rtlCol="0" fromWordArt="0" anchor="t" anchorCtr="0" forceAA="0" compatLnSpc="1">
-                              <a:prstTxWarp prst="textNoShape">
-                                <a:avLst/>
-                              </a:prstTxWarp>
-                              <a:noAutofit/>
-                            </wps:bodyPr>
-                          </wps:wsp>
-                        </a:graphicData>
-                      </a:graphic>
-                      <wp14:sizeRelH relativeFrom="margin">
-                        <wp14:pctWidth>0</wp14:pctWidth>
-                      </wp14:sizeRelH>
-                      <wp14:sizeRelV relativeFrom="margin">
-                        <wp14:pctHeight>0</wp14:pctHeight>
-                      </wp14:sizeRelV>
-                    </wp:anchor>
-                  </w:drawing>
-                </mc:Choice>
-                <mc:Fallback>
-                  <w:pict>
-                    <v:roundrect id="Text Box 27" o:spid="_x0000_s1031" href="https://www.coursera.org/account/accomplishments/records/RIMIRZBMFDVD" style="position:absolute;margin-left:1.65pt;margin-top:17.45pt;width:108pt;height:18.95pt;z-index:251675648;visibility:visible;mso-wrap-style:square;mso-width-percent:0;mso-height-percent:0;mso-wrap-distance-left:9pt;mso-wrap-distance-top:0;mso-wrap-distance-right:9pt;mso-wrap-distance-bottom:0;mso-position-horizontal:absolute;mso-position-horizontal-relative:text;mso-position-vertical:absolute;mso-position-vertical-relative:text;mso-width-percent:0;mso-height-percent:0;mso-width-relative:margin;mso-height-relative:margin;v-text-anchor:top" arcsize=".5" o:gfxdata="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" o:button="t" fillcolor="white [3201]" strokecolor="#365f91 [2404]">
-                      <v:fill o:detectmouseclick="t"/>
-                      <v:shadow on="t" type="perspective" color="black" opacity="13107f" origin="-.5,.5" offset="0,0" matrix=",-23853f,,15073f"/>
-                      <v:textbox inset=",0,,0">
-                        <w:txbxContent>
-                          <w:p>
-                            <w:pPr>
-                              <w:spacing w:line="240" w:lineRule="auto"/>
-                              <w:jc w:val="center"/>
-                            </w:pPr>
-                            <w:r>
-                              <w:t xml:space="preserve">Show credential </w:t>
-                            </w:r>
-                            <w:r>
-                              <w:rPr>
-                                <w:noProof/>
-                                <w:color w:val="404040"/>
-                                <w:sz w:val="24"/>
-                                <w:szCs w:val="24"/>
-                                <w:lang w:eastAsia="en-US"/>
-                              </w:rPr>
-                              <w:drawing>
-                                <wp:inline distT="0" distB="0" distL="0" distR="0" wp14:anchorId="3BDE2B27" wp14:editId="552A3C7A">
-                                  <wp:extent cx="137160" cy="137160"/>
-                                  <wp:effectExtent l="0" t="0" r="0" b="0"/>
-                                  <wp:docPr id="28" name="Picture 28" descr="C:\Users\om\AppData\Local\Microsoft\Windows\INetCache\Content.Word\open_in_new.png"/>
-                                  <wp:cNvGraphicFramePr>
-                                    <a:graphicFrameLocks xmlns:a="http://schemas.openxmlformats.org/drawingml/2006/main" noChangeAspect="1"/>
-                                  </wp:cNvGraphicFramePr>
-                                  <a:graphic xmlns:a="http://schemas.openxmlformats.org/drawingml/2006/main">
-                                    <a:graphicData uri="http://schemas.openxmlformats.org/drawingml/2006/picture">
-                                      <pic:pic xmlns:pic="http://schemas.openxmlformats.org/drawingml/2006/picture">
-                                        <pic:nvPicPr>
-                                          <pic:cNvPr id="0" name="Picture 4" descr="C:\Users\om\AppData\Local\Microsoft\Windows\INetCache\Content.Word\open_in_new.png"/>
-                                          <pic:cNvPicPr>
-                                            <a:picLocks noChangeAspect="1" noChangeArrowheads="1"/>
-                                          </pic:cNvPicPr>
-                                        </pic:nvPicPr>
-                                        <pic:blipFill>
-                                          <a:blip r:embed="rId12">
-                                            <a:extLst>
-                                              <a:ext uri="{28A0092B-C50C-407E-A947-70E740481C1C}">
-                                                <a14:useLocalDpi xmlns:a14="http://schemas.microsoft.com/office/drawing/2010/main" val="0"/>
-                                              </a:ext>
-                                            </a:extLst>
-                                          </a:blip>
-                                          <a:srcRect/>
-                                          <a:stretch>
-                                            <a:fillRect/>
-                                          </a:stretch>
-                                        </pic:blipFill>
-                                        <pic:spPr bwMode="auto">
-                                          <a:xfrm>
-                                            <a:off x="0" y="0"/>
-                                            <a:ext cx="137160" cy="137160"/>
-                                          </a:xfrm>
-                                          <a:prstGeom prst="rect">
-                                            <a:avLst/>
-                                          </a:prstGeom>
-                                          <a:noFill/>
-                                          <a:ln>
-                                            <a:noFill/>
-                                          </a:ln>
-                                        </pic:spPr>
-                                      </pic:pic>
-                                    </a:graphicData>
-                                  </a:graphic>
-                                </wp:inline>
-                              </w:drawing>
-                            </w:r>
-                          </w:p>
-                        </w:txbxContent>
-                      </v:textbox>
-                    </v:roundrect>
-                  </w:pict>
-                </mc:Fallback>
-              </mc:AlternateContent>
-            </w:r>
-            <w:r>
-              <w:rPr>
-                <w:color w:val="404040"/>
-                <w:sz w:val="24"/>
-                <w:szCs w:val="24"/>
               </w:rPr>
               <w:t>Conduct UX Research and Test Early Concepts, Google</w:t>
-            </w:r>
-            <w:r>
-              <w:rPr>
-                <w:color w:val="404040"/>
-                <w:sz w:val="24"/>
-                <w:szCs w:val="24"/>
-              </w:rPr>
-              <w:br/>
-            </w:r>
-            <w:r>
-              <w:rPr>
-                <w:color w:val="404040"/>
-                <w:sz w:val="24"/>
-                <w:szCs w:val="24"/>
-              </w:rPr>
-              <w:br/>
             </w:r>
             <w:r>
               <w:rPr>
@@ -7050,7 +5718,7 @@
                 <w:lang w:eastAsia="en-US"/>
               </w:rPr>
               <w:drawing>
-                <wp:inline distT="0" distB="0" distL="0" distR="0" wp14:anchorId="3DBDC97E" wp14:editId="34E7CD6D">
+                <wp:inline distT="0" distB="0" distL="0" distR="0" wp14:anchorId="0E59F04C" wp14:editId="2B64595F">
                   <wp:extent cx="228600" cy="228600"/>
                   <wp:effectExtent l="0" t="0" r="0" b="0"/>
                   <wp:docPr id="10" name="Picture 10" descr="C:\Users\om\AppData\Local\Microsoft\Windows\INetCache\Content.Word\google_icon.png"/>
@@ -7067,7 +5735,7 @@
                           </pic:cNvPicPr>
                         </pic:nvPicPr>
                         <pic:blipFill>
-                          <a:blip r:embed="rId13" cstate="print">
+                          <a:blip r:embed="rId11" cstate="print">
                             <a:extLst>
                               <a:ext uri="{28A0092B-C50C-407E-A947-70E740481C1C}">
                                 <a14:useLocalDpi xmlns:a14="http://schemas.microsoft.com/office/drawing/2010/main" val="0"/>
@@ -7114,241 +5782,11 @@
             </w:pPr>
             <w:r>
               <w:rPr>
-                <w:noProof/>
                 <w:color w:val="404040"/>
                 <w:sz w:val="24"/>
                 <w:szCs w:val="24"/>
-                <w:lang w:eastAsia="en-US"/>
-              </w:rPr>
-              <mc:AlternateContent>
-                <mc:Choice Requires="wps">
-                  <w:drawing>
-                    <wp:anchor distT="0" distB="0" distL="114300" distR="114300" simplePos="0" relativeHeight="251677696" behindDoc="0" locked="0" layoutInCell="1" allowOverlap="1" wp14:anchorId="3BC0A298" wp14:editId="682A6C72">
-                      <wp:simplePos x="0" y="0"/>
-                      <wp:positionH relativeFrom="column">
-                        <wp:posOffset>28575</wp:posOffset>
-                      </wp:positionH>
-                      <wp:positionV relativeFrom="paragraph">
-                        <wp:posOffset>228600</wp:posOffset>
-                      </wp:positionV>
-                      <wp:extent cx="1371600" cy="240665"/>
-                      <wp:effectExtent l="38100" t="0" r="95250" b="121285"/>
-                      <wp:wrapNone/>
-                      <wp:docPr id="29" name="Text Box 29">
-                        <a:hlinkClick xmlns:a="http://schemas.openxmlformats.org/drawingml/2006/main" r:id="rId19"/>
-                      </wp:docPr>
-                      <wp:cNvGraphicFramePr/>
-                      <a:graphic xmlns:a="http://schemas.openxmlformats.org/drawingml/2006/main">
-                        <a:graphicData uri="http://schemas.microsoft.com/office/word/2010/wordprocessingShape">
-                          <wps:wsp>
-                            <wps:cNvSpPr txBox="1"/>
-                            <wps:spPr>
-                              <a:xfrm>
-                                <a:off x="0" y="0"/>
-                                <a:ext cx="1371600" cy="240665"/>
-                              </a:xfrm>
-                              <a:prstGeom prst="roundRect">
-                                <a:avLst>
-                                  <a:gd name="adj" fmla="val 50000"/>
-                                </a:avLst>
-                              </a:prstGeom>
-                              <a:ln w="9525">
-                                <a:solidFill>
-                                  <a:schemeClr val="accent1">
-                                    <a:lumMod val="75000"/>
-                                  </a:schemeClr>
-                                </a:solidFill>
-                              </a:ln>
-                              <a:effectLst>
-                                <a:outerShdw blurRad="76200" dir="18900000" sy="23000" kx="-1200000" algn="bl" rotWithShape="0">
-                                  <a:prstClr val="black">
-                                    <a:alpha val="20000"/>
-                                  </a:prstClr>
-                                </a:outerShdw>
-                                <a:reflection blurRad="6350" stA="52000" endA="300" endPos="35000" dir="5400000" sy="-100000" algn="bl" rotWithShape="0"/>
-                              </a:effectLst>
-                            </wps:spPr>
-                            <wps:style>
-                              <a:lnRef idx="2">
-                                <a:schemeClr val="accent5"/>
-                              </a:lnRef>
-                              <a:fillRef idx="1">
-                                <a:schemeClr val="lt1"/>
-                              </a:fillRef>
-                              <a:effectRef idx="0">
-                                <a:schemeClr val="accent5"/>
-                              </a:effectRef>
-                              <a:fontRef idx="minor">
-                                <a:schemeClr val="dk1"/>
-                              </a:fontRef>
-                            </wps:style>
-                            <wps:txbx>
-                              <w:txbxContent>
-                                <w:p>
-                                  <w:pPr>
-                                    <w:spacing w:line="240" w:lineRule="auto"/>
-                                    <w:jc w:val="center"/>
-                                  </w:pPr>
-                                  <w:r>
-                                    <w:t xml:space="preserve">Show credential </w:t>
-                                  </w:r>
-                                  <w:r>
-                                    <w:rPr>
-                                      <w:noProof/>
-                                      <w:color w:val="404040"/>
-                                      <w:sz w:val="24"/>
-                                      <w:szCs w:val="24"/>
-                                      <w:lang w:eastAsia="en-US"/>
-                                    </w:rPr>
-                                    <w:drawing>
-                                      <wp:inline distT="0" distB="0" distL="0" distR="0" wp14:anchorId="64428914" wp14:editId="6791BC39">
-                                        <wp:extent cx="137160" cy="137160"/>
-                                        <wp:effectExtent l="0" t="0" r="0" b="0"/>
-                                        <wp:docPr id="30" name="Picture 30" descr="C:\Users\om\AppData\Local\Microsoft\Windows\INetCache\Content.Word\open_in_new.png"/>
-                                        <wp:cNvGraphicFramePr>
-                                          <a:graphicFrameLocks xmlns:a="http://schemas.openxmlformats.org/drawingml/2006/main" noChangeAspect="1"/>
-                                        </wp:cNvGraphicFramePr>
-                                        <a:graphic xmlns:a="http://schemas.openxmlformats.org/drawingml/2006/main">
-                                          <a:graphicData uri="http://schemas.openxmlformats.org/drawingml/2006/picture">
-                                            <pic:pic xmlns:pic="http://schemas.openxmlformats.org/drawingml/2006/picture">
-                                              <pic:nvPicPr>
-                                                <pic:cNvPr id="0" name="Picture 4" descr="C:\Users\om\AppData\Local\Microsoft\Windows\INetCache\Content.Word\open_in_new.png"/>
-                                                <pic:cNvPicPr>
-                                                  <a:picLocks noChangeAspect="1" noChangeArrowheads="1"/>
-                                                </pic:cNvPicPr>
-                                              </pic:nvPicPr>
-                                              <pic:blipFill>
-                                                <a:blip r:embed="rId12">
-                                                  <a:extLst>
-                                                    <a:ext uri="{28A0092B-C50C-407E-A947-70E740481C1C}">
-                                                      <a14:useLocalDpi xmlns:a14="http://schemas.microsoft.com/office/drawing/2010/main" val="0"/>
-                                                    </a:ext>
-                                                  </a:extLst>
-                                                </a:blip>
-                                                <a:srcRect/>
-                                                <a:stretch>
-                                                  <a:fillRect/>
-                                                </a:stretch>
-                                              </pic:blipFill>
-                                              <pic:spPr bwMode="auto">
-                                                <a:xfrm>
-                                                  <a:off x="0" y="0"/>
-                                                  <a:ext cx="137160" cy="137160"/>
-                                                </a:xfrm>
-                                                <a:prstGeom prst="rect">
-                                                  <a:avLst/>
-                                                </a:prstGeom>
-                                                <a:noFill/>
-                                                <a:ln>
-                                                  <a:noFill/>
-                                                </a:ln>
-                                              </pic:spPr>
-                                            </pic:pic>
-                                          </a:graphicData>
-                                        </a:graphic>
-                                      </wp:inline>
-                                    </w:drawing>
-                                  </w:r>
-                                </w:p>
-                              </w:txbxContent>
-                            </wps:txbx>
-                            <wps:bodyPr rot="0" spcFirstLastPara="0" vertOverflow="overflow" horzOverflow="overflow" vert="horz" wrap="square" lIns="91440" tIns="0" rIns="91440" bIns="0" numCol="1" spcCol="0" rtlCol="0" fromWordArt="0" anchor="t" anchorCtr="0" forceAA="0" compatLnSpc="1">
-                              <a:prstTxWarp prst="textNoShape">
-                                <a:avLst/>
-                              </a:prstTxWarp>
-                              <a:noAutofit/>
-                            </wps:bodyPr>
-                          </wps:wsp>
-                        </a:graphicData>
-                      </a:graphic>
-                      <wp14:sizeRelH relativeFrom="margin">
-                        <wp14:pctWidth>0</wp14:pctWidth>
-                      </wp14:sizeRelH>
-                      <wp14:sizeRelV relativeFrom="margin">
-                        <wp14:pctHeight>0</wp14:pctHeight>
-                      </wp14:sizeRelV>
-                    </wp:anchor>
-                  </w:drawing>
-                </mc:Choice>
-                <mc:Fallback>
-                  <w:pict>
-                    <v:roundrect id="Text Box 29" o:spid="_x0000_s1032" href="https://www.coursera.org/account/accomplishments/records/L62137KQ4PY5" style="position:absolute;margin-left:2.25pt;margin-top:18pt;width:108pt;height:18.95pt;z-index:251677696;visibility:visible;mso-wrap-style:square;mso-width-percent:0;mso-height-percent:0;mso-wrap-distance-left:9pt;mso-wrap-distance-top:0;mso-wrap-distance-right:9pt;mso-wrap-distance-bottom:0;mso-position-horizontal:absolute;mso-position-horizontal-relative:text;mso-position-vertical:absolute;mso-position-vertical-relative:text;mso-width-percent:0;mso-height-percent:0;mso-width-relative:margin;mso-height-relative:margin;v-text-anchor:top" arcsize=".5" o:gfxdata="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" o:button="t" fillcolor="white [3201]" strokecolor="#365f91 [2404]">
-                      <v:fill o:detectmouseclick="t"/>
-                      <v:shadow on="t" type="perspective" color="black" opacity="13107f" origin="-.5,.5" offset="0,0" matrix=",-23853f,,15073f"/>
-                      <v:textbox inset=",0,,0">
-                        <w:txbxContent>
-                          <w:p>
-                            <w:pPr>
-                              <w:spacing w:line="240" w:lineRule="auto"/>
-                              <w:jc w:val="center"/>
-                            </w:pPr>
-                            <w:r>
-                              <w:t xml:space="preserve">Show credential </w:t>
-                            </w:r>
-                            <w:r>
-                              <w:rPr>
-                                <w:noProof/>
-                                <w:color w:val="404040"/>
-                                <w:sz w:val="24"/>
-                                <w:szCs w:val="24"/>
-                                <w:lang w:eastAsia="en-US"/>
-                              </w:rPr>
-                              <w:drawing>
-                                <wp:inline distT="0" distB="0" distL="0" distR="0" wp14:anchorId="64428914" wp14:editId="6791BC39">
-                                  <wp:extent cx="137160" cy="137160"/>
-                                  <wp:effectExtent l="0" t="0" r="0" b="0"/>
-                                  <wp:docPr id="30" name="Picture 30" descr="C:\Users\om\AppData\Local\Microsoft\Windows\INetCache\Content.Word\open_in_new.png"/>
-                                  <wp:cNvGraphicFramePr>
-                                    <a:graphicFrameLocks xmlns:a="http://schemas.openxmlformats.org/drawingml/2006/main" noChangeAspect="1"/>
-                                  </wp:cNvGraphicFramePr>
-                                  <a:graphic xmlns:a="http://schemas.openxmlformats.org/drawingml/2006/main">
-                                    <a:graphicData uri="http://schemas.openxmlformats.org/drawingml/2006/picture">
-                                      <pic:pic xmlns:pic="http://schemas.openxmlformats.org/drawingml/2006/picture">
-                                        <pic:nvPicPr>
-                                          <pic:cNvPr id="0" name="Picture 4" descr="C:\Users\om\AppData\Local\Microsoft\Windows\INetCache\Content.Word\open_in_new.png"/>
-                                          <pic:cNvPicPr>
-                                            <a:picLocks noChangeAspect="1" noChangeArrowheads="1"/>
-                                          </pic:cNvPicPr>
-                                        </pic:nvPicPr>
-                                        <pic:blipFill>
-                                          <a:blip r:embed="rId12">
-                                            <a:extLst>
-                                              <a:ext uri="{28A0092B-C50C-407E-A947-70E740481C1C}">
-                                                <a14:useLocalDpi xmlns:a14="http://schemas.microsoft.com/office/drawing/2010/main" val="0"/>
-                                              </a:ext>
-                                            </a:extLst>
-                                          </a:blip>
-                                          <a:srcRect/>
-                                          <a:stretch>
-                                            <a:fillRect/>
-                                          </a:stretch>
-                                        </pic:blipFill>
-                                        <pic:spPr bwMode="auto">
-                                          <a:xfrm>
-                                            <a:off x="0" y="0"/>
-                                            <a:ext cx="137160" cy="137160"/>
-                                          </a:xfrm>
-                                          <a:prstGeom prst="rect">
-                                            <a:avLst/>
-                                          </a:prstGeom>
-                                          <a:noFill/>
-                                          <a:ln>
-                                            <a:noFill/>
-                                          </a:ln>
-                                        </pic:spPr>
-                                      </pic:pic>
-                                    </a:graphicData>
-                                  </a:graphic>
-                                </wp:inline>
-                              </w:drawing>
-                            </w:r>
-                          </w:p>
-                        </w:txbxContent>
-                      </v:textbox>
-                    </v:roundrect>
-                  </w:pict>
-                </mc:Fallback>
-              </mc:AlternateContent>
+              </w:rPr>
+              <w:t>Build Wireframes and Low-Fidelity Prototypes</w:t>
             </w:r>
             <w:r>
               <w:rPr>
@@ -7356,31 +5794,7 @@
                 <w:sz w:val="24"/>
                 <w:szCs w:val="24"/>
               </w:rPr>
-              <w:t>Build Wireframes and Low-Fidelity Prototypes</w:t>
-            </w:r>
-            <w:r>
-              <w:rPr>
-                <w:color w:val="404040"/>
-                <w:sz w:val="24"/>
-                <w:szCs w:val="24"/>
-              </w:rPr>
               <w:t>, Google</w:t>
-            </w:r>
-            <w:r>
-              <w:rPr>
-                <w:color w:val="404040"/>
-                <w:sz w:val="24"/>
-                <w:szCs w:val="24"/>
-              </w:rPr>
-              <w:br/>
-            </w:r>
-            <w:r>
-              <w:rPr>
-                <w:color w:val="404040"/>
-                <w:sz w:val="24"/>
-                <w:szCs w:val="24"/>
-              </w:rPr>
-              <w:br/>
             </w:r>
             <w:r>
               <w:rPr>
@@ -7422,7 +5836,7 @@
               </w:rPr>
               <w:lastRenderedPageBreak/>
               <w:drawing>
-                <wp:inline distT="0" distB="0" distL="0" distR="0" wp14:anchorId="3E8F3957" wp14:editId="179795FA">
+                <wp:inline distT="0" distB="0" distL="0" distR="0" wp14:anchorId="43C5491C" wp14:editId="02928879">
                   <wp:extent cx="228600" cy="228600"/>
                   <wp:effectExtent l="0" t="0" r="0" b="0"/>
                   <wp:docPr id="11" name="Picture 11" descr="C:\Users\om\AppData\Local\Microsoft\Windows\INetCache\Content.Word\google_icon.png"/>
@@ -7439,7 +5853,7 @@
                           </pic:cNvPicPr>
                         </pic:nvPicPr>
                         <pic:blipFill>
-                          <a:blip r:embed="rId13" cstate="print">
+                          <a:blip r:embed="rId11" cstate="print">
                             <a:extLst>
                               <a:ext uri="{28A0092B-C50C-407E-A947-70E740481C1C}">
                                 <a14:useLocalDpi xmlns:a14="http://schemas.microsoft.com/office/drawing/2010/main" val="0"/>
@@ -7486,241 +5900,11 @@
             </w:pPr>
             <w:r>
               <w:rPr>
-                <w:noProof/>
                 <w:color w:val="404040"/>
                 <w:sz w:val="24"/>
                 <w:szCs w:val="24"/>
-                <w:lang w:eastAsia="en-US"/>
-              </w:rPr>
-              <mc:AlternateContent>
-                <mc:Choice Requires="wps">
-                  <w:drawing>
-                    <wp:anchor distT="0" distB="0" distL="114300" distR="114300" simplePos="0" relativeHeight="251679744" behindDoc="0" locked="0" layoutInCell="1" allowOverlap="1" wp14:anchorId="2D61435B" wp14:editId="0761C1FE">
-                      <wp:simplePos x="0" y="0"/>
-                      <wp:positionH relativeFrom="column">
-                        <wp:posOffset>36195</wp:posOffset>
-                      </wp:positionH>
-                      <wp:positionV relativeFrom="paragraph">
-                        <wp:posOffset>238760</wp:posOffset>
-                      </wp:positionV>
-                      <wp:extent cx="1371600" cy="240665"/>
-                      <wp:effectExtent l="38100" t="0" r="95250" b="121285"/>
-                      <wp:wrapNone/>
-                      <wp:docPr id="31" name="Text Box 31">
-                        <a:hlinkClick xmlns:a="http://schemas.openxmlformats.org/drawingml/2006/main" r:id="rId20"/>
-                      </wp:docPr>
-                      <wp:cNvGraphicFramePr/>
-                      <a:graphic xmlns:a="http://schemas.openxmlformats.org/drawingml/2006/main">
-                        <a:graphicData uri="http://schemas.microsoft.com/office/word/2010/wordprocessingShape">
-                          <wps:wsp>
-                            <wps:cNvSpPr txBox="1"/>
-                            <wps:spPr>
-                              <a:xfrm>
-                                <a:off x="0" y="0"/>
-                                <a:ext cx="1371600" cy="240665"/>
-                              </a:xfrm>
-                              <a:prstGeom prst="roundRect">
-                                <a:avLst>
-                                  <a:gd name="adj" fmla="val 50000"/>
-                                </a:avLst>
-                              </a:prstGeom>
-                              <a:ln w="9525">
-                                <a:solidFill>
-                                  <a:schemeClr val="accent1">
-                                    <a:lumMod val="75000"/>
-                                  </a:schemeClr>
-                                </a:solidFill>
-                              </a:ln>
-                              <a:effectLst>
-                                <a:outerShdw blurRad="76200" dir="18900000" sy="23000" kx="-1200000" algn="bl" rotWithShape="0">
-                                  <a:prstClr val="black">
-                                    <a:alpha val="20000"/>
-                                  </a:prstClr>
-                                </a:outerShdw>
-                                <a:reflection blurRad="6350" stA="52000" endA="300" endPos="35000" dir="5400000" sy="-100000" algn="bl" rotWithShape="0"/>
-                              </a:effectLst>
-                            </wps:spPr>
-                            <wps:style>
-                              <a:lnRef idx="2">
-                                <a:schemeClr val="accent5"/>
-                              </a:lnRef>
-                              <a:fillRef idx="1">
-                                <a:schemeClr val="lt1"/>
-                              </a:fillRef>
-                              <a:effectRef idx="0">
-                                <a:schemeClr val="accent5"/>
-                              </a:effectRef>
-                              <a:fontRef idx="minor">
-                                <a:schemeClr val="dk1"/>
-                              </a:fontRef>
-                            </wps:style>
-                            <wps:txbx>
-                              <w:txbxContent>
-                                <w:p>
-                                  <w:pPr>
-                                    <w:spacing w:line="240" w:lineRule="auto"/>
-                                    <w:jc w:val="center"/>
-                                  </w:pPr>
-                                  <w:r>
-                                    <w:t xml:space="preserve">Show credential </w:t>
-                                  </w:r>
-                                  <w:r>
-                                    <w:rPr>
-                                      <w:noProof/>
-                                      <w:color w:val="404040"/>
-                                      <w:sz w:val="24"/>
-                                      <w:szCs w:val="24"/>
-                                      <w:lang w:eastAsia="en-US"/>
-                                    </w:rPr>
-                                    <w:drawing>
-                                      <wp:inline distT="0" distB="0" distL="0" distR="0" wp14:anchorId="61A15BA3" wp14:editId="06457215">
-                                        <wp:extent cx="137160" cy="137160"/>
-                                        <wp:effectExtent l="0" t="0" r="0" b="0"/>
-                                        <wp:docPr id="288" name="Picture 288" descr="C:\Users\om\AppData\Local\Microsoft\Windows\INetCache\Content.Word\open_in_new.png"/>
-                                        <wp:cNvGraphicFramePr>
-                                          <a:graphicFrameLocks xmlns:a="http://schemas.openxmlformats.org/drawingml/2006/main" noChangeAspect="1"/>
-                                        </wp:cNvGraphicFramePr>
-                                        <a:graphic xmlns:a="http://schemas.openxmlformats.org/drawingml/2006/main">
-                                          <a:graphicData uri="http://schemas.openxmlformats.org/drawingml/2006/picture">
-                                            <pic:pic xmlns:pic="http://schemas.openxmlformats.org/drawingml/2006/picture">
-                                              <pic:nvPicPr>
-                                                <pic:cNvPr id="0" name="Picture 4" descr="C:\Users\om\AppData\Local\Microsoft\Windows\INetCache\Content.Word\open_in_new.png"/>
-                                                <pic:cNvPicPr>
-                                                  <a:picLocks noChangeAspect="1" noChangeArrowheads="1"/>
-                                                </pic:cNvPicPr>
-                                              </pic:nvPicPr>
-                                              <pic:blipFill>
-                                                <a:blip r:embed="rId12">
-                                                  <a:extLst>
-                                                    <a:ext uri="{28A0092B-C50C-407E-A947-70E740481C1C}">
-                                                      <a14:useLocalDpi xmlns:a14="http://schemas.microsoft.com/office/drawing/2010/main" val="0"/>
-                                                    </a:ext>
-                                                  </a:extLst>
-                                                </a:blip>
-                                                <a:srcRect/>
-                                                <a:stretch>
-                                                  <a:fillRect/>
-                                                </a:stretch>
-                                              </pic:blipFill>
-                                              <pic:spPr bwMode="auto">
-                                                <a:xfrm>
-                                                  <a:off x="0" y="0"/>
-                                                  <a:ext cx="137160" cy="137160"/>
-                                                </a:xfrm>
-                                                <a:prstGeom prst="rect">
-                                                  <a:avLst/>
-                                                </a:prstGeom>
-                                                <a:noFill/>
-                                                <a:ln>
-                                                  <a:noFill/>
-                                                </a:ln>
-                                              </pic:spPr>
-                                            </pic:pic>
-                                          </a:graphicData>
-                                        </a:graphic>
-                                      </wp:inline>
-                                    </w:drawing>
-                                  </w:r>
-                                </w:p>
-                              </w:txbxContent>
-                            </wps:txbx>
-                            <wps:bodyPr rot="0" spcFirstLastPara="0" vertOverflow="overflow" horzOverflow="overflow" vert="horz" wrap="square" lIns="91440" tIns="0" rIns="91440" bIns="0" numCol="1" spcCol="0" rtlCol="0" fromWordArt="0" anchor="t" anchorCtr="0" forceAA="0" compatLnSpc="1">
-                              <a:prstTxWarp prst="textNoShape">
-                                <a:avLst/>
-                              </a:prstTxWarp>
-                              <a:noAutofit/>
-                            </wps:bodyPr>
-                          </wps:wsp>
-                        </a:graphicData>
-                      </a:graphic>
-                      <wp14:sizeRelH relativeFrom="margin">
-                        <wp14:pctWidth>0</wp14:pctWidth>
-                      </wp14:sizeRelH>
-                      <wp14:sizeRelV relativeFrom="margin">
-                        <wp14:pctHeight>0</wp14:pctHeight>
-                      </wp14:sizeRelV>
-                    </wp:anchor>
-                  </w:drawing>
-                </mc:Choice>
-                <mc:Fallback>
-                  <w:pict>
-                    <v:roundrect id="Text Box 31" o:spid="_x0000_s1033" href="https://www.coursera.org/account/accomplishments/verify/ZBSM0OGK4EXP" style="position:absolute;margin-left:2.85pt;margin-top:18.8pt;width:108pt;height:18.95pt;z-index:251679744;visibility:visible;mso-wrap-style:square;mso-width-percent:0;mso-height-percent:0;mso-wrap-distance-left:9pt;mso-wrap-distance-top:0;mso-wrap-distance-right:9pt;mso-wrap-distance-bottom:0;mso-position-horizontal:absolute;mso-position-horizontal-relative:text;mso-position-vertical:absolute;mso-position-vertical-relative:text;mso-width-percent:0;mso-height-percent:0;mso-width-relative:margin;mso-height-relative:margin;v-text-anchor:top" arcsize=".5" o:gfxdata="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" o:button="t" fillcolor="white [3201]" strokecolor="#365f91 [2404]">
-                      <v:fill o:detectmouseclick="t"/>
-                      <v:shadow on="t" type="perspective" color="black" opacity="13107f" origin="-.5,.5" offset="0,0" matrix=",-23853f,,15073f"/>
-                      <v:textbox inset=",0,,0">
-                        <w:txbxContent>
-                          <w:p>
-                            <w:pPr>
-                              <w:spacing w:line="240" w:lineRule="auto"/>
-                              <w:jc w:val="center"/>
-                            </w:pPr>
-                            <w:r>
-                              <w:t xml:space="preserve">Show credential </w:t>
-                            </w:r>
-                            <w:r>
-                              <w:rPr>
-                                <w:noProof/>
-                                <w:color w:val="404040"/>
-                                <w:sz w:val="24"/>
-                                <w:szCs w:val="24"/>
-                                <w:lang w:eastAsia="en-US"/>
-                              </w:rPr>
-                              <w:drawing>
-                                <wp:inline distT="0" distB="0" distL="0" distR="0" wp14:anchorId="61A15BA3" wp14:editId="06457215">
-                                  <wp:extent cx="137160" cy="137160"/>
-                                  <wp:effectExtent l="0" t="0" r="0" b="0"/>
-                                  <wp:docPr id="288" name="Picture 288" descr="C:\Users\om\AppData\Local\Microsoft\Windows\INetCache\Content.Word\open_in_new.png"/>
-                                  <wp:cNvGraphicFramePr>
-                                    <a:graphicFrameLocks xmlns:a="http://schemas.openxmlformats.org/drawingml/2006/main" noChangeAspect="1"/>
-                                  </wp:cNvGraphicFramePr>
-                                  <a:graphic xmlns:a="http://schemas.openxmlformats.org/drawingml/2006/main">
-                                    <a:graphicData uri="http://schemas.openxmlformats.org/drawingml/2006/picture">
-                                      <pic:pic xmlns:pic="http://schemas.openxmlformats.org/drawingml/2006/picture">
-                                        <pic:nvPicPr>
-                                          <pic:cNvPr id="0" name="Picture 4" descr="C:\Users\om\AppData\Local\Microsoft\Windows\INetCache\Content.Word\open_in_new.png"/>
-                                          <pic:cNvPicPr>
-                                            <a:picLocks noChangeAspect="1" noChangeArrowheads="1"/>
-                                          </pic:cNvPicPr>
-                                        </pic:nvPicPr>
-                                        <pic:blipFill>
-                                          <a:blip r:embed="rId12">
-                                            <a:extLst>
-                                              <a:ext uri="{28A0092B-C50C-407E-A947-70E740481C1C}">
-                                                <a14:useLocalDpi xmlns:a14="http://schemas.microsoft.com/office/drawing/2010/main" val="0"/>
-                                              </a:ext>
-                                            </a:extLst>
-                                          </a:blip>
-                                          <a:srcRect/>
-                                          <a:stretch>
-                                            <a:fillRect/>
-                                          </a:stretch>
-                                        </pic:blipFill>
-                                        <pic:spPr bwMode="auto">
-                                          <a:xfrm>
-                                            <a:off x="0" y="0"/>
-                                            <a:ext cx="137160" cy="137160"/>
-                                          </a:xfrm>
-                                          <a:prstGeom prst="rect">
-                                            <a:avLst/>
-                                          </a:prstGeom>
-                                          <a:noFill/>
-                                          <a:ln>
-                                            <a:noFill/>
-                                          </a:ln>
-                                        </pic:spPr>
-                                      </pic:pic>
-                                    </a:graphicData>
-                                  </a:graphic>
-                                </wp:inline>
-                              </w:drawing>
-                            </w:r>
-                          </w:p>
-                        </w:txbxContent>
-                      </v:textbox>
-                    </v:roundrect>
-                  </w:pict>
-                </mc:Fallback>
-              </mc:AlternateContent>
+              </w:rPr>
+              <w:t>Start the UX Design Process: Empathize, Define, and Ideate</w:t>
             </w:r>
             <w:r>
               <w:rPr>
@@ -7728,31 +5912,7 @@
                 <w:sz w:val="24"/>
                 <w:szCs w:val="24"/>
               </w:rPr>
-              <w:t>Start the UX Design Process: Empathize, Define, and Ideate</w:t>
-            </w:r>
-            <w:r>
-              <w:rPr>
-                <w:color w:val="404040"/>
-                <w:sz w:val="24"/>
-                <w:szCs w:val="24"/>
-              </w:rPr>
               <w:t>, Google</w:t>
-            </w:r>
-            <w:r>
-              <w:rPr>
-                <w:color w:val="404040"/>
-                <w:sz w:val="24"/>
-                <w:szCs w:val="24"/>
-              </w:rPr>
-              <w:br/>
-            </w:r>
-            <w:r>
-              <w:rPr>
-                <w:color w:val="404040"/>
-                <w:sz w:val="24"/>
-                <w:szCs w:val="24"/>
-              </w:rPr>
-              <w:br/>
             </w:r>
             <w:r>
               <w:rPr>
@@ -7793,7 +5953,7 @@
                 <w:lang w:eastAsia="en-US"/>
               </w:rPr>
               <w:drawing>
-                <wp:inline distT="0" distB="0" distL="0" distR="0" wp14:anchorId="4C5BEF23" wp14:editId="7DF1DE96">
+                <wp:inline distT="0" distB="0" distL="0" distR="0" wp14:anchorId="4A8A4081" wp14:editId="34D977B2">
                   <wp:extent cx="228600" cy="228600"/>
                   <wp:effectExtent l="0" t="0" r="0" b="0"/>
                   <wp:docPr id="12" name="Picture 12" descr="C:\Users\om\AppData\Local\Microsoft\Windows\INetCache\Content.Word\google_icon.png"/>
@@ -7810,7 +5970,7 @@
                           </pic:cNvPicPr>
                         </pic:nvPicPr>
                         <pic:blipFill>
-                          <a:blip r:embed="rId13" cstate="print">
+                          <a:blip r:embed="rId11" cstate="print">
                             <a:extLst>
                               <a:ext uri="{28A0092B-C50C-407E-A947-70E740481C1C}">
                                 <a14:useLocalDpi xmlns:a14="http://schemas.microsoft.com/office/drawing/2010/main" val="0"/>
@@ -7860,265 +6020,11 @@
             </w:pPr>
             <w:r>
               <w:rPr>
-                <w:noProof/>
                 <w:color w:val="404040"/>
                 <w:sz w:val="24"/>
                 <w:szCs w:val="24"/>
-                <w:lang w:eastAsia="en-US"/>
-              </w:rPr>
-              <mc:AlternateContent>
-                <mc:Choice Requires="wps">
-                  <w:drawing>
-                    <wp:anchor distT="0" distB="0" distL="114300" distR="114300" simplePos="0" relativeHeight="251681792" behindDoc="0" locked="0" layoutInCell="1" allowOverlap="1" wp14:anchorId="42F52EA2" wp14:editId="530AC65B">
-                      <wp:simplePos x="0" y="0"/>
-                      <wp:positionH relativeFrom="column">
-                        <wp:posOffset>-1905</wp:posOffset>
-                      </wp:positionH>
-                      <wp:positionV relativeFrom="paragraph">
-                        <wp:posOffset>220345</wp:posOffset>
-                      </wp:positionV>
-                      <wp:extent cx="1371600" cy="240665"/>
-                      <wp:effectExtent l="38100" t="0" r="95250" b="121285"/>
-                      <wp:wrapNone/>
-                      <wp:docPr id="289" name="Text Box 289">
-                        <a:hlinkClick xmlns:a="http://schemas.openxmlformats.org/drawingml/2006/main" r:id="rId21"/>
-                      </wp:docPr>
-                      <wp:cNvGraphicFramePr/>
-                      <a:graphic xmlns:a="http://schemas.openxmlformats.org/drawingml/2006/main">
-                        <a:graphicData uri="http://schemas.microsoft.com/office/word/2010/wordprocessingShape">
-                          <wps:wsp>
-                            <wps:cNvSpPr txBox="1"/>
-                            <wps:spPr>
-                              <a:xfrm>
-                                <a:off x="0" y="0"/>
-                                <a:ext cx="1371600" cy="240665"/>
-                              </a:xfrm>
-                              <a:prstGeom prst="roundRect">
-                                <a:avLst>
-                                  <a:gd name="adj" fmla="val 50000"/>
-                                </a:avLst>
-                              </a:prstGeom>
-                              <a:ln w="9525">
-                                <a:solidFill>
-                                  <a:schemeClr val="accent1">
-                                    <a:lumMod val="75000"/>
-                                  </a:schemeClr>
-                                </a:solidFill>
-                              </a:ln>
-                              <a:effectLst>
-                                <a:outerShdw blurRad="76200" dir="18900000" sy="23000" kx="-1200000" algn="bl" rotWithShape="0">
-                                  <a:prstClr val="black">
-                                    <a:alpha val="20000"/>
-                                  </a:prstClr>
-                                </a:outerShdw>
-                                <a:reflection blurRad="6350" stA="52000" endA="300" endPos="35000" dir="5400000" sy="-100000" algn="bl" rotWithShape="0"/>
-                              </a:effectLst>
-                            </wps:spPr>
-                            <wps:style>
-                              <a:lnRef idx="2">
-                                <a:schemeClr val="accent5"/>
-                              </a:lnRef>
-                              <a:fillRef idx="1">
-                                <a:schemeClr val="lt1"/>
-                              </a:fillRef>
-                              <a:effectRef idx="0">
-                                <a:schemeClr val="accent5"/>
-                              </a:effectRef>
-                              <a:fontRef idx="minor">
-                                <a:schemeClr val="dk1"/>
-                              </a:fontRef>
-                            </wps:style>
-                            <wps:txbx>
-                              <w:txbxContent>
-                                <w:p>
-                                  <w:pPr>
-                                    <w:spacing w:line="240" w:lineRule="auto"/>
-                                    <w:jc w:val="center"/>
-                                  </w:pPr>
-                                  <w:r>
-                                    <w:t xml:space="preserve">Show credential </w:t>
-                                  </w:r>
-                                  <w:r>
-                                    <w:rPr>
-                                      <w:noProof/>
-                                      <w:color w:val="404040"/>
-                                      <w:sz w:val="24"/>
-                                      <w:szCs w:val="24"/>
-                                      <w:lang w:eastAsia="en-US"/>
-                                    </w:rPr>
-                                    <w:drawing>
-                                      <wp:inline distT="0" distB="0" distL="0" distR="0" wp14:anchorId="07CA05B6" wp14:editId="6C49D621">
-                                        <wp:extent cx="137160" cy="137160"/>
-                                        <wp:effectExtent l="0" t="0" r="0" b="0"/>
-                                        <wp:docPr id="290" name="Picture 290" descr="C:\Users\om\AppData\Local\Microsoft\Windows\INetCache\Content.Word\open_in_new.png"/>
-                                        <wp:cNvGraphicFramePr>
-                                          <a:graphicFrameLocks xmlns:a="http://schemas.openxmlformats.org/drawingml/2006/main" noChangeAspect="1"/>
-                                        </wp:cNvGraphicFramePr>
-                                        <a:graphic xmlns:a="http://schemas.openxmlformats.org/drawingml/2006/main">
-                                          <a:graphicData uri="http://schemas.openxmlformats.org/drawingml/2006/picture">
-                                            <pic:pic xmlns:pic="http://schemas.openxmlformats.org/drawingml/2006/picture">
-                                              <pic:nvPicPr>
-                                                <pic:cNvPr id="0" name="Picture 4" descr="C:\Users\om\AppData\Local\Microsoft\Windows\INetCache\Content.Word\open_in_new.png"/>
-                                                <pic:cNvPicPr>
-                                                  <a:picLocks noChangeAspect="1" noChangeArrowheads="1"/>
-                                                </pic:cNvPicPr>
-                                              </pic:nvPicPr>
-                                              <pic:blipFill>
-                                                <a:blip r:embed="rId12">
-                                                  <a:extLst>
-                                                    <a:ext uri="{28A0092B-C50C-407E-A947-70E740481C1C}">
-                                                      <a14:useLocalDpi xmlns:a14="http://schemas.microsoft.com/office/drawing/2010/main" val="0"/>
-                                                    </a:ext>
-                                                  </a:extLst>
-                                                </a:blip>
-                                                <a:srcRect/>
-                                                <a:stretch>
-                                                  <a:fillRect/>
-                                                </a:stretch>
-                                              </pic:blipFill>
-                                              <pic:spPr bwMode="auto">
-                                                <a:xfrm>
-                                                  <a:off x="0" y="0"/>
-                                                  <a:ext cx="137160" cy="137160"/>
-                                                </a:xfrm>
-                                                <a:prstGeom prst="rect">
-                                                  <a:avLst/>
-                                                </a:prstGeom>
-                                                <a:noFill/>
-                                                <a:ln>
-                                                  <a:noFill/>
-                                                </a:ln>
-                                              </pic:spPr>
-                                            </pic:pic>
-                                          </a:graphicData>
-                                        </a:graphic>
-                                      </wp:inline>
-                                    </w:drawing>
-                                  </w:r>
-                                </w:p>
-                              </w:txbxContent>
-                            </wps:txbx>
-                            <wps:bodyPr rot="0" spcFirstLastPara="0" vertOverflow="overflow" horzOverflow="overflow" vert="horz" wrap="square" lIns="91440" tIns="0" rIns="91440" bIns="0" numCol="1" spcCol="0" rtlCol="0" fromWordArt="0" anchor="t" anchorCtr="0" forceAA="0" compatLnSpc="1">
-                              <a:prstTxWarp prst="textNoShape">
-                                <a:avLst/>
-                              </a:prstTxWarp>
-                              <a:noAutofit/>
-                            </wps:bodyPr>
-                          </wps:wsp>
-                        </a:graphicData>
-                      </a:graphic>
-                      <wp14:sizeRelH relativeFrom="margin">
-                        <wp14:pctWidth>0</wp14:pctWidth>
-                      </wp14:sizeRelH>
-                      <wp14:sizeRelV relativeFrom="margin">
-                        <wp14:pctHeight>0</wp14:pctHeight>
-                      </wp14:sizeRelV>
-                    </wp:anchor>
-                  </w:drawing>
-                </mc:Choice>
-                <mc:Fallback>
-                  <w:pict>
-                    <v:roundrect id="Text Box 289" o:spid="_x0000_s1034" href="https://www.coursera.org/account/accomplishments/verify/Y7E83OKHPEYU" style="position:absolute;margin-left:-.15pt;margin-top:17.35pt;width:108pt;height:18.95pt;z-index:251681792;visibility:visible;mso-wrap-style:square;mso-width-percent:0;mso-height-percent:0;mso-wrap-distance-left:9pt;mso-wrap-distance-top:0;mso-wrap-distance-right:9pt;mso-wrap-distance-bottom:0;mso-position-horizontal:absolute;mso-position-horizontal-relative:text;mso-position-vertical:absolute;mso-position-vertical-relative:text;mso-width-percent:0;mso-height-percent:0;mso-width-relative:margin;mso-height-relative:margin;v-text-anchor:top" arcsize=".5" o:gfxdata="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" o:button="t" fillcolor="white [3201]" strokecolor="#365f91 [2404]">
-                      <v:fill o:detectmouseclick="t"/>
-                      <v:shadow on="t" type="perspective" color="black" opacity="13107f" origin="-.5,.5" offset="0,0" matrix=",-23853f,,15073f"/>
-                      <v:textbox inset=",0,,0">
-                        <w:txbxContent>
-                          <w:p>
-                            <w:pPr>
-                              <w:spacing w:line="240" w:lineRule="auto"/>
-                              <w:jc w:val="center"/>
-                            </w:pPr>
-                            <w:r>
-                              <w:t xml:space="preserve">Show credential </w:t>
-                            </w:r>
-                            <w:r>
-                              <w:rPr>
-                                <w:noProof/>
-                                <w:color w:val="404040"/>
-                                <w:sz w:val="24"/>
-                                <w:szCs w:val="24"/>
-                                <w:lang w:eastAsia="en-US"/>
-                              </w:rPr>
-                              <w:drawing>
-                                <wp:inline distT="0" distB="0" distL="0" distR="0" wp14:anchorId="07CA05B6" wp14:editId="6C49D621">
-                                  <wp:extent cx="137160" cy="137160"/>
-                                  <wp:effectExtent l="0" t="0" r="0" b="0"/>
-                                  <wp:docPr id="290" name="Picture 290" descr="C:\Users\om\AppData\Local\Microsoft\Windows\INetCache\Content.Word\open_in_new.png"/>
-                                  <wp:cNvGraphicFramePr>
-                                    <a:graphicFrameLocks xmlns:a="http://schemas.openxmlformats.org/drawingml/2006/main" noChangeAspect="1"/>
-                                  </wp:cNvGraphicFramePr>
-                                  <a:graphic xmlns:a="http://schemas.openxmlformats.org/drawingml/2006/main">
-                                    <a:graphicData uri="http://schemas.openxmlformats.org/drawingml/2006/picture">
-                                      <pic:pic xmlns:pic="http://schemas.openxmlformats.org/drawingml/2006/picture">
-                                        <pic:nvPicPr>
-                                          <pic:cNvPr id="0" name="Picture 4" descr="C:\Users\om\AppData\Local\Microsoft\Windows\INetCache\Content.Word\open_in_new.png"/>
-                                          <pic:cNvPicPr>
-                                            <a:picLocks noChangeAspect="1" noChangeArrowheads="1"/>
-                                          </pic:cNvPicPr>
-                                        </pic:nvPicPr>
-                                        <pic:blipFill>
-                                          <a:blip r:embed="rId12">
-                                            <a:extLst>
-                                              <a:ext uri="{28A0092B-C50C-407E-A947-70E740481C1C}">
-                                                <a14:useLocalDpi xmlns:a14="http://schemas.microsoft.com/office/drawing/2010/main" val="0"/>
-                                              </a:ext>
-                                            </a:extLst>
-                                          </a:blip>
-                                          <a:srcRect/>
-                                          <a:stretch>
-                                            <a:fillRect/>
-                                          </a:stretch>
-                                        </pic:blipFill>
-                                        <pic:spPr bwMode="auto">
-                                          <a:xfrm>
-                                            <a:off x="0" y="0"/>
-                                            <a:ext cx="137160" cy="137160"/>
-                                          </a:xfrm>
-                                          <a:prstGeom prst="rect">
-                                            <a:avLst/>
-                                          </a:prstGeom>
-                                          <a:noFill/>
-                                          <a:ln>
-                                            <a:noFill/>
-                                          </a:ln>
-                                        </pic:spPr>
-                                      </pic:pic>
-                                    </a:graphicData>
-                                  </a:graphic>
-                                </wp:inline>
-                              </w:drawing>
-                            </w:r>
-                          </w:p>
-                        </w:txbxContent>
-                      </v:textbox>
-                    </v:roundrect>
-                  </w:pict>
-                </mc:Fallback>
-              </mc:AlternateContent>
-            </w:r>
-            <w:r>
-              <w:rPr>
-                <w:color w:val="404040"/>
-                <w:sz w:val="24"/>
-                <w:szCs w:val="24"/>
               </w:rPr>
               <w:t>Foundations of User Experience (UX) Design, Google</w:t>
-            </w:r>
-            <w:r>
-              <w:rPr>
-                <w:color w:val="404040"/>
-                <w:sz w:val="24"/>
-                <w:szCs w:val="24"/>
-              </w:rPr>
-              <w:br/>
-            </w:r>
-            <w:r>
-              <w:rPr>
-                <w:color w:val="404040"/>
-                <w:sz w:val="24"/>
-                <w:szCs w:val="24"/>
-              </w:rPr>
-              <w:br/>
             </w:r>
             <w:r>
               <w:rPr>
@@ -8159,7 +6065,7 @@
                 <w:lang w:eastAsia="en-US"/>
               </w:rPr>
               <w:drawing>
-                <wp:inline distT="0" distB="0" distL="0" distR="0" wp14:anchorId="6190D668" wp14:editId="0C7E411B">
+                <wp:inline distT="0" distB="0" distL="0" distR="0" wp14:anchorId="15D1C88D" wp14:editId="2C077761">
                   <wp:extent cx="228600" cy="228600"/>
                   <wp:effectExtent l="0" t="0" r="0" b="0"/>
                   <wp:docPr id="295" name="Picture 295" descr="C:\Users\om\AppData\Local\Microsoft\Windows\INetCache\Content.Word\linkedin-logo.png"/>
@@ -8176,7 +6082,7 @@
                           </pic:cNvPicPr>
                         </pic:nvPicPr>
                         <pic:blipFill>
-                          <a:blip r:embed="rId22" cstate="print">
+                          <a:blip r:embed="rId12" cstate="print">
                             <a:extLst>
                               <a:ext uri="{28A0092B-C50C-407E-A947-70E740481C1C}">
                                 <a14:useLocalDpi xmlns:a14="http://schemas.microsoft.com/office/drawing/2010/main" val="0"/>
@@ -8223,241 +6129,11 @@
             </w:pPr>
             <w:r>
               <w:rPr>
-                <w:noProof/>
                 <w:color w:val="404040"/>
                 <w:sz w:val="24"/>
                 <w:szCs w:val="24"/>
-                <w:lang w:eastAsia="en-US"/>
-              </w:rPr>
-              <mc:AlternateContent>
-                <mc:Choice Requires="wps">
-                  <w:drawing>
-                    <wp:anchor distT="0" distB="0" distL="114300" distR="114300" simplePos="0" relativeHeight="251698176" behindDoc="0" locked="0" layoutInCell="1" allowOverlap="1" wp14:anchorId="34CDDD24" wp14:editId="58A97077">
-                      <wp:simplePos x="0" y="0"/>
-                      <wp:positionH relativeFrom="column">
-                        <wp:posOffset>-1905</wp:posOffset>
-                      </wp:positionH>
-                      <wp:positionV relativeFrom="paragraph">
-                        <wp:posOffset>230505</wp:posOffset>
-                      </wp:positionV>
-                      <wp:extent cx="1371600" cy="240665"/>
-                      <wp:effectExtent l="38100" t="0" r="95250" b="121285"/>
-                      <wp:wrapNone/>
-                      <wp:docPr id="291" name="Text Box 291">
-                        <a:hlinkClick xmlns:a="http://schemas.openxmlformats.org/drawingml/2006/main" r:id="rId23"/>
-                      </wp:docPr>
-                      <wp:cNvGraphicFramePr/>
-                      <a:graphic xmlns:a="http://schemas.openxmlformats.org/drawingml/2006/main">
-                        <a:graphicData uri="http://schemas.microsoft.com/office/word/2010/wordprocessingShape">
-                          <wps:wsp>
-                            <wps:cNvSpPr txBox="1"/>
-                            <wps:spPr>
-                              <a:xfrm>
-                                <a:off x="0" y="0"/>
-                                <a:ext cx="1371600" cy="240665"/>
-                              </a:xfrm>
-                              <a:prstGeom prst="roundRect">
-                                <a:avLst>
-                                  <a:gd name="adj" fmla="val 50000"/>
-                                </a:avLst>
-                              </a:prstGeom>
-                              <a:ln w="9525">
-                                <a:solidFill>
-                                  <a:schemeClr val="accent1">
-                                    <a:lumMod val="75000"/>
-                                  </a:schemeClr>
-                                </a:solidFill>
-                              </a:ln>
-                              <a:effectLst>
-                                <a:outerShdw blurRad="76200" dir="18900000" sy="23000" kx="-1200000" algn="bl" rotWithShape="0">
-                                  <a:prstClr val="black">
-                                    <a:alpha val="20000"/>
-                                  </a:prstClr>
-                                </a:outerShdw>
-                                <a:reflection blurRad="6350" stA="52000" endA="300" endPos="35000" dir="5400000" sy="-100000" algn="bl" rotWithShape="0"/>
-                              </a:effectLst>
-                            </wps:spPr>
-                            <wps:style>
-                              <a:lnRef idx="2">
-                                <a:schemeClr val="accent5"/>
-                              </a:lnRef>
-                              <a:fillRef idx="1">
-                                <a:schemeClr val="lt1"/>
-                              </a:fillRef>
-                              <a:effectRef idx="0">
-                                <a:schemeClr val="accent5"/>
-                              </a:effectRef>
-                              <a:fontRef idx="minor">
-                                <a:schemeClr val="dk1"/>
-                              </a:fontRef>
-                            </wps:style>
-                            <wps:txbx>
-                              <w:txbxContent>
-                                <w:p>
-                                  <w:pPr>
-                                    <w:spacing w:line="240" w:lineRule="auto"/>
-                                    <w:jc w:val="center"/>
-                                  </w:pPr>
-                                  <w:r>
-                                    <w:t xml:space="preserve">Show credential </w:t>
-                                  </w:r>
-                                  <w:r>
-                                    <w:rPr>
-                                      <w:noProof/>
-                                      <w:color w:val="404040"/>
-                                      <w:sz w:val="24"/>
-                                      <w:szCs w:val="24"/>
-                                      <w:lang w:eastAsia="en-US"/>
-                                    </w:rPr>
-                                    <w:drawing>
-                                      <wp:inline distT="0" distB="0" distL="0" distR="0" wp14:anchorId="6112F4F5" wp14:editId="2F4C512B">
-                                        <wp:extent cx="137160" cy="137160"/>
-                                        <wp:effectExtent l="0" t="0" r="0" b="0"/>
-                                        <wp:docPr id="296" name="Picture 296" descr="C:\Users\om\AppData\Local\Microsoft\Windows\INetCache\Content.Word\open_in_new.png"/>
-                                        <wp:cNvGraphicFramePr>
-                                          <a:graphicFrameLocks xmlns:a="http://schemas.openxmlformats.org/drawingml/2006/main" noChangeAspect="1"/>
-                                        </wp:cNvGraphicFramePr>
-                                        <a:graphic xmlns:a="http://schemas.openxmlformats.org/drawingml/2006/main">
-                                          <a:graphicData uri="http://schemas.openxmlformats.org/drawingml/2006/picture">
-                                            <pic:pic xmlns:pic="http://schemas.openxmlformats.org/drawingml/2006/picture">
-                                              <pic:nvPicPr>
-                                                <pic:cNvPr id="0" name="Picture 4" descr="C:\Users\om\AppData\Local\Microsoft\Windows\INetCache\Content.Word\open_in_new.png"/>
-                                                <pic:cNvPicPr>
-                                                  <a:picLocks noChangeAspect="1" noChangeArrowheads="1"/>
-                                                </pic:cNvPicPr>
-                                              </pic:nvPicPr>
-                                              <pic:blipFill>
-                                                <a:blip r:embed="rId12">
-                                                  <a:extLst>
-                                                    <a:ext uri="{28A0092B-C50C-407E-A947-70E740481C1C}">
-                                                      <a14:useLocalDpi xmlns:a14="http://schemas.microsoft.com/office/drawing/2010/main" val="0"/>
-                                                    </a:ext>
-                                                  </a:extLst>
-                                                </a:blip>
-                                                <a:srcRect/>
-                                                <a:stretch>
-                                                  <a:fillRect/>
-                                                </a:stretch>
-                                              </pic:blipFill>
-                                              <pic:spPr bwMode="auto">
-                                                <a:xfrm>
-                                                  <a:off x="0" y="0"/>
-                                                  <a:ext cx="137160" cy="137160"/>
-                                                </a:xfrm>
-                                                <a:prstGeom prst="rect">
-                                                  <a:avLst/>
-                                                </a:prstGeom>
-                                                <a:noFill/>
-                                                <a:ln>
-                                                  <a:noFill/>
-                                                </a:ln>
-                                              </pic:spPr>
-                                            </pic:pic>
-                                          </a:graphicData>
-                                        </a:graphic>
-                                      </wp:inline>
-                                    </w:drawing>
-                                  </w:r>
-                                </w:p>
-                              </w:txbxContent>
-                            </wps:txbx>
-                            <wps:bodyPr rot="0" spcFirstLastPara="0" vertOverflow="overflow" horzOverflow="overflow" vert="horz" wrap="square" lIns="91440" tIns="0" rIns="91440" bIns="0" numCol="1" spcCol="0" rtlCol="0" fromWordArt="0" anchor="t" anchorCtr="0" forceAA="0" compatLnSpc="1">
-                              <a:prstTxWarp prst="textNoShape">
-                                <a:avLst/>
-                              </a:prstTxWarp>
-                              <a:noAutofit/>
-                            </wps:bodyPr>
-                          </wps:wsp>
-                        </a:graphicData>
-                      </a:graphic>
-                      <wp14:sizeRelH relativeFrom="margin">
-                        <wp14:pctWidth>0</wp14:pctWidth>
-                      </wp14:sizeRelH>
-                      <wp14:sizeRelV relativeFrom="margin">
-                        <wp14:pctHeight>0</wp14:pctHeight>
-                      </wp14:sizeRelV>
-                    </wp:anchor>
-                  </w:drawing>
-                </mc:Choice>
-                <mc:Fallback>
-                  <w:pict>
-                    <v:roundrect id="Text Box 291" o:spid="_x0000_s1035" href="https://lnkd.in/dgHvBSsP" style="position:absolute;margin-left:-.15pt;margin-top:18.15pt;width:108pt;height:18.95pt;z-index:251698176;visibility:visible;mso-wrap-style:square;mso-width-percent:0;mso-height-percent:0;mso-wrap-distance-left:9pt;mso-wrap-distance-top:0;mso-wrap-distance-right:9pt;mso-wrap-distance-bottom:0;mso-position-horizontal:absolute;mso-position-horizontal-relative:text;mso-position-vertical:absolute;mso-position-vertical-relative:text;mso-width-percent:0;mso-height-percent:0;mso-width-relative:margin;mso-height-relative:margin;v-text-anchor:top" arcsize=".5" o:gfxdata="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" o:button="t" fillcolor="white [3201]" strokecolor="#365f91 [2404]">
-                      <v:fill o:detectmouseclick="t"/>
-                      <v:shadow on="t" type="perspective" color="black" opacity="13107f" origin="-.5,.5" offset="0,0" matrix=",-23853f,,15073f"/>
-                      <v:textbox inset=",0,,0">
-                        <w:txbxContent>
-                          <w:p>
-                            <w:pPr>
-                              <w:spacing w:line="240" w:lineRule="auto"/>
-                              <w:jc w:val="center"/>
-                            </w:pPr>
-                            <w:r>
-                              <w:t xml:space="preserve">Show credential </w:t>
-                            </w:r>
-                            <w:r>
-                              <w:rPr>
-                                <w:noProof/>
-                                <w:color w:val="404040"/>
-                                <w:sz w:val="24"/>
-                                <w:szCs w:val="24"/>
-                                <w:lang w:eastAsia="en-US"/>
-                              </w:rPr>
-                              <w:drawing>
-                                <wp:inline distT="0" distB="0" distL="0" distR="0" wp14:anchorId="6112F4F5" wp14:editId="2F4C512B">
-                                  <wp:extent cx="137160" cy="137160"/>
-                                  <wp:effectExtent l="0" t="0" r="0" b="0"/>
-                                  <wp:docPr id="296" name="Picture 296" descr="C:\Users\om\AppData\Local\Microsoft\Windows\INetCache\Content.Word\open_in_new.png"/>
-                                  <wp:cNvGraphicFramePr>
-                                    <a:graphicFrameLocks xmlns:a="http://schemas.openxmlformats.org/drawingml/2006/main" noChangeAspect="1"/>
-                                  </wp:cNvGraphicFramePr>
-                                  <a:graphic xmlns:a="http://schemas.openxmlformats.org/drawingml/2006/main">
-                                    <a:graphicData uri="http://schemas.openxmlformats.org/drawingml/2006/picture">
-                                      <pic:pic xmlns:pic="http://schemas.openxmlformats.org/drawingml/2006/picture">
-                                        <pic:nvPicPr>
-                                          <pic:cNvPr id="0" name="Picture 4" descr="C:\Users\om\AppData\Local\Microsoft\Windows\INetCache\Content.Word\open_in_new.png"/>
-                                          <pic:cNvPicPr>
-                                            <a:picLocks noChangeAspect="1" noChangeArrowheads="1"/>
-                                          </pic:cNvPicPr>
-                                        </pic:nvPicPr>
-                                        <pic:blipFill>
-                                          <a:blip r:embed="rId12">
-                                            <a:extLst>
-                                              <a:ext uri="{28A0092B-C50C-407E-A947-70E740481C1C}">
-                                                <a14:useLocalDpi xmlns:a14="http://schemas.microsoft.com/office/drawing/2010/main" val="0"/>
-                                              </a:ext>
-                                            </a:extLst>
-                                          </a:blip>
-                                          <a:srcRect/>
-                                          <a:stretch>
-                                            <a:fillRect/>
-                                          </a:stretch>
-                                        </pic:blipFill>
-                                        <pic:spPr bwMode="auto">
-                                          <a:xfrm>
-                                            <a:off x="0" y="0"/>
-                                            <a:ext cx="137160" cy="137160"/>
-                                          </a:xfrm>
-                                          <a:prstGeom prst="rect">
-                                            <a:avLst/>
-                                          </a:prstGeom>
-                                          <a:noFill/>
-                                          <a:ln>
-                                            <a:noFill/>
-                                          </a:ln>
-                                        </pic:spPr>
-                                      </pic:pic>
-                                    </a:graphicData>
-                                  </a:graphic>
-                                </wp:inline>
-                              </w:drawing>
-                            </w:r>
-                          </w:p>
-                        </w:txbxContent>
-                      </v:textbox>
-                    </v:roundrect>
-                  </w:pict>
-                </mc:Fallback>
-              </mc:AlternateContent>
+              </w:rPr>
+              <w:t>Using AI in the UX Design Process</w:t>
             </w:r>
             <w:r>
               <w:rPr>
@@ -8465,34 +6141,8 @@
                 <w:sz w:val="24"/>
                 <w:szCs w:val="24"/>
               </w:rPr>
-              <w:t>Using AI in the UX Design Process</w:t>
-            </w:r>
-            <w:r>
-              <w:rPr>
-                <w:color w:val="404040"/>
-                <w:sz w:val="24"/>
-                <w:szCs w:val="24"/>
-              </w:rPr>
               <w:br/>
             </w:r>
-            <w:r>
-              <w:rPr>
-                <w:color w:val="404040"/>
-                <w:sz w:val="24"/>
-                <w:szCs w:val="24"/>
-              </w:rPr>
-              <w:br/>
-            </w:r>
-            <w:r>
-              <w:rPr>
-                <w:color w:val="404040"/>
-                <w:sz w:val="24"/>
-                <w:szCs w:val="24"/>
-              </w:rPr>
-              <w:br/>
-            </w:r>
-            <w:bookmarkStart w:id="1" w:name="_GoBack"/>
-            <w:bookmarkEnd w:id="1"/>
           </w:p>
         </w:tc>
       </w:tr>
@@ -8524,7 +6174,7 @@
                 <w:lang w:eastAsia="en-US"/>
               </w:rPr>
               <w:drawing>
-                <wp:inline distT="0" distB="0" distL="0" distR="0" wp14:anchorId="206E71D1" wp14:editId="48112176">
+                <wp:inline distT="0" distB="0" distL="0" distR="0" wp14:anchorId="357B99E2" wp14:editId="61CB3E2E">
                   <wp:extent cx="228600" cy="228600"/>
                   <wp:effectExtent l="0" t="0" r="0" b="0"/>
                   <wp:docPr id="18" name="Picture 18" descr="C:\Users\om\AppData\Local\Microsoft\Windows\INetCache\Content.Word\linkedin-logo.png"/>
@@ -8541,7 +6191,7 @@
                           </pic:cNvPicPr>
                         </pic:nvPicPr>
                         <pic:blipFill>
-                          <a:blip r:embed="rId22" cstate="print">
+                          <a:blip r:embed="rId12" cstate="print">
                             <a:extLst>
                               <a:ext uri="{28A0092B-C50C-407E-A947-70E740481C1C}">
                                 <a14:useLocalDpi xmlns:a14="http://schemas.microsoft.com/office/drawing/2010/main" val="0"/>
@@ -8588,241 +6238,11 @@
             </w:pPr>
             <w:r>
               <w:rPr>
-                <w:noProof/>
                 <w:color w:val="404040"/>
                 <w:sz w:val="24"/>
                 <w:szCs w:val="24"/>
-                <w:lang w:eastAsia="en-US"/>
-              </w:rPr>
-              <mc:AlternateContent>
-                <mc:Choice Requires="wps">
-                  <w:drawing>
-                    <wp:anchor distT="0" distB="0" distL="114300" distR="114300" simplePos="0" relativeHeight="251683840" behindDoc="0" locked="0" layoutInCell="1" allowOverlap="1" wp14:anchorId="543D9118" wp14:editId="58F42EC4">
-                      <wp:simplePos x="0" y="0"/>
-                      <wp:positionH relativeFrom="column">
-                        <wp:posOffset>-1905</wp:posOffset>
-                      </wp:positionH>
-                      <wp:positionV relativeFrom="paragraph">
-                        <wp:posOffset>230505</wp:posOffset>
-                      </wp:positionV>
-                      <wp:extent cx="1371600" cy="240665"/>
-                      <wp:effectExtent l="38100" t="0" r="95250" b="121285"/>
-                      <wp:wrapNone/>
-                      <wp:docPr id="292" name="Text Box 292">
-                        <a:hlinkClick xmlns:a="http://schemas.openxmlformats.org/drawingml/2006/main" r:id="rId24"/>
-                      </wp:docPr>
-                      <wp:cNvGraphicFramePr/>
-                      <a:graphic xmlns:a="http://schemas.openxmlformats.org/drawingml/2006/main">
-                        <a:graphicData uri="http://schemas.microsoft.com/office/word/2010/wordprocessingShape">
-                          <wps:wsp>
-                            <wps:cNvSpPr txBox="1"/>
-                            <wps:spPr>
-                              <a:xfrm>
-                                <a:off x="0" y="0"/>
-                                <a:ext cx="1371600" cy="240665"/>
-                              </a:xfrm>
-                              <a:prstGeom prst="roundRect">
-                                <a:avLst>
-                                  <a:gd name="adj" fmla="val 50000"/>
-                                </a:avLst>
-                              </a:prstGeom>
-                              <a:ln w="9525">
-                                <a:solidFill>
-                                  <a:schemeClr val="accent1">
-                                    <a:lumMod val="75000"/>
-                                  </a:schemeClr>
-                                </a:solidFill>
-                              </a:ln>
-                              <a:effectLst>
-                                <a:outerShdw blurRad="76200" dir="18900000" sy="23000" kx="-1200000" algn="bl" rotWithShape="0">
-                                  <a:prstClr val="black">
-                                    <a:alpha val="20000"/>
-                                  </a:prstClr>
-                                </a:outerShdw>
-                                <a:reflection blurRad="6350" stA="52000" endA="300" endPos="35000" dir="5400000" sy="-100000" algn="bl" rotWithShape="0"/>
-                              </a:effectLst>
-                            </wps:spPr>
-                            <wps:style>
-                              <a:lnRef idx="2">
-                                <a:schemeClr val="accent5"/>
-                              </a:lnRef>
-                              <a:fillRef idx="1">
-                                <a:schemeClr val="lt1"/>
-                              </a:fillRef>
-                              <a:effectRef idx="0">
-                                <a:schemeClr val="accent5"/>
-                              </a:effectRef>
-                              <a:fontRef idx="minor">
-                                <a:schemeClr val="dk1"/>
-                              </a:fontRef>
-                            </wps:style>
-                            <wps:txbx>
-                              <w:txbxContent>
-                                <w:p>
-                                  <w:pPr>
-                                    <w:spacing w:line="240" w:lineRule="auto"/>
-                                    <w:jc w:val="center"/>
-                                  </w:pPr>
-                                  <w:r>
-                                    <w:t xml:space="preserve">Show credential </w:t>
-                                  </w:r>
-                                  <w:r>
-                                    <w:rPr>
-                                      <w:noProof/>
-                                      <w:color w:val="404040"/>
-                                      <w:sz w:val="24"/>
-                                      <w:szCs w:val="24"/>
-                                      <w:lang w:eastAsia="en-US"/>
-                                    </w:rPr>
-                                    <w:drawing>
-                                      <wp:inline distT="0" distB="0" distL="0" distR="0" wp14:anchorId="5E0468DA" wp14:editId="6A3765C2">
-                                        <wp:extent cx="137160" cy="137160"/>
-                                        <wp:effectExtent l="0" t="0" r="0" b="0"/>
-                                        <wp:docPr id="293" name="Picture 293" descr="C:\Users\om\AppData\Local\Microsoft\Windows\INetCache\Content.Word\open_in_new.png"/>
-                                        <wp:cNvGraphicFramePr>
-                                          <a:graphicFrameLocks xmlns:a="http://schemas.openxmlformats.org/drawingml/2006/main" noChangeAspect="1"/>
-                                        </wp:cNvGraphicFramePr>
-                                        <a:graphic xmlns:a="http://schemas.openxmlformats.org/drawingml/2006/main">
-                                          <a:graphicData uri="http://schemas.openxmlformats.org/drawingml/2006/picture">
-                                            <pic:pic xmlns:pic="http://schemas.openxmlformats.org/drawingml/2006/picture">
-                                              <pic:nvPicPr>
-                                                <pic:cNvPr id="0" name="Picture 4" descr="C:\Users\om\AppData\Local\Microsoft\Windows\INetCache\Content.Word\open_in_new.png"/>
-                                                <pic:cNvPicPr>
-                                                  <a:picLocks noChangeAspect="1" noChangeArrowheads="1"/>
-                                                </pic:cNvPicPr>
-                                              </pic:nvPicPr>
-                                              <pic:blipFill>
-                                                <a:blip r:embed="rId12">
-                                                  <a:extLst>
-                                                    <a:ext uri="{28A0092B-C50C-407E-A947-70E740481C1C}">
-                                                      <a14:useLocalDpi xmlns:a14="http://schemas.microsoft.com/office/drawing/2010/main" val="0"/>
-                                                    </a:ext>
-                                                  </a:extLst>
-                                                </a:blip>
-                                                <a:srcRect/>
-                                                <a:stretch>
-                                                  <a:fillRect/>
-                                                </a:stretch>
-                                              </pic:blipFill>
-                                              <pic:spPr bwMode="auto">
-                                                <a:xfrm>
-                                                  <a:off x="0" y="0"/>
-                                                  <a:ext cx="137160" cy="137160"/>
-                                                </a:xfrm>
-                                                <a:prstGeom prst="rect">
-                                                  <a:avLst/>
-                                                </a:prstGeom>
-                                                <a:noFill/>
-                                                <a:ln>
-                                                  <a:noFill/>
-                                                </a:ln>
-                                              </pic:spPr>
-                                            </pic:pic>
-                                          </a:graphicData>
-                                        </a:graphic>
-                                      </wp:inline>
-                                    </w:drawing>
-                                  </w:r>
-                                </w:p>
-                              </w:txbxContent>
-                            </wps:txbx>
-                            <wps:bodyPr rot="0" spcFirstLastPara="0" vertOverflow="overflow" horzOverflow="overflow" vert="horz" wrap="square" lIns="91440" tIns="0" rIns="91440" bIns="0" numCol="1" spcCol="0" rtlCol="0" fromWordArt="0" anchor="t" anchorCtr="0" forceAA="0" compatLnSpc="1">
-                              <a:prstTxWarp prst="textNoShape">
-                                <a:avLst/>
-                              </a:prstTxWarp>
-                              <a:noAutofit/>
-                            </wps:bodyPr>
-                          </wps:wsp>
-                        </a:graphicData>
-                      </a:graphic>
-                      <wp14:sizeRelH relativeFrom="margin">
-                        <wp14:pctWidth>0</wp14:pctWidth>
-                      </wp14:sizeRelH>
-                      <wp14:sizeRelV relativeFrom="margin">
-                        <wp14:pctHeight>0</wp14:pctHeight>
-                      </wp14:sizeRelV>
-                    </wp:anchor>
-                  </w:drawing>
-                </mc:Choice>
-                <mc:Fallback>
-                  <w:pict>
-                    <v:roundrect id="Text Box 292" o:spid="_x0000_s1036" href="https://www.linkedin.com/learning/certificates/36820d44366958d365d6b8840e0f554bdff4e5879b0d7e225f31a9ae3637cef0?lipi=urn:li:page:d_flagship3_profile_view_base_certifications_details;i+pagxgnS+mDiZXLrvGdCg==" style="position:absolute;margin-left:-.15pt;margin-top:18.15pt;width:108pt;height:18.95pt;z-index:251683840;visibility:visible;mso-wrap-style:square;mso-width-percent:0;mso-height-percent:0;mso-wrap-distance-left:9pt;mso-wrap-distance-top:0;mso-wrap-distance-right:9pt;mso-wrap-distance-bottom:0;mso-position-horizontal:absolute;mso-position-horizontal-relative:text;mso-position-vertical:absolute;mso-position-vertical-relative:text;mso-width-percent:0;mso-height-percent:0;mso-width-relative:margin;mso-height-relative:margin;v-text-anchor:top" arcsize=".5" o:gfxdata="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" o:button="t" fillcolor="white [3201]" strokecolor="#365f91 [2404]">
-                      <v:fill o:detectmouseclick="t"/>
-                      <v:shadow on="t" type="perspective" color="black" opacity="13107f" origin="-.5,.5" offset="0,0" matrix=",-23853f,,15073f"/>
-                      <v:textbox inset=",0,,0">
-                        <w:txbxContent>
-                          <w:p>
-                            <w:pPr>
-                              <w:spacing w:line="240" w:lineRule="auto"/>
-                              <w:jc w:val="center"/>
-                            </w:pPr>
-                            <w:r>
-                              <w:t xml:space="preserve">Show credential </w:t>
-                            </w:r>
-                            <w:r>
-                              <w:rPr>
-                                <w:noProof/>
-                                <w:color w:val="404040"/>
-                                <w:sz w:val="24"/>
-                                <w:szCs w:val="24"/>
-                                <w:lang w:eastAsia="en-US"/>
-                              </w:rPr>
-                              <w:drawing>
-                                <wp:inline distT="0" distB="0" distL="0" distR="0" wp14:anchorId="5E0468DA" wp14:editId="6A3765C2">
-                                  <wp:extent cx="137160" cy="137160"/>
-                                  <wp:effectExtent l="0" t="0" r="0" b="0"/>
-                                  <wp:docPr id="293" name="Picture 293" descr="C:\Users\om\AppData\Local\Microsoft\Windows\INetCache\Content.Word\open_in_new.png"/>
-                                  <wp:cNvGraphicFramePr>
-                                    <a:graphicFrameLocks xmlns:a="http://schemas.openxmlformats.org/drawingml/2006/main" noChangeAspect="1"/>
-                                  </wp:cNvGraphicFramePr>
-                                  <a:graphic xmlns:a="http://schemas.openxmlformats.org/drawingml/2006/main">
-                                    <a:graphicData uri="http://schemas.openxmlformats.org/drawingml/2006/picture">
-                                      <pic:pic xmlns:pic="http://schemas.openxmlformats.org/drawingml/2006/picture">
-                                        <pic:nvPicPr>
-                                          <pic:cNvPr id="0" name="Picture 4" descr="C:\Users\om\AppData\Local\Microsoft\Windows\INetCache\Content.Word\open_in_new.png"/>
-                                          <pic:cNvPicPr>
-                                            <a:picLocks noChangeAspect="1" noChangeArrowheads="1"/>
-                                          </pic:cNvPicPr>
-                                        </pic:nvPicPr>
-                                        <pic:blipFill>
-                                          <a:blip r:embed="rId12">
-                                            <a:extLst>
-                                              <a:ext uri="{28A0092B-C50C-407E-A947-70E740481C1C}">
-                                                <a14:useLocalDpi xmlns:a14="http://schemas.microsoft.com/office/drawing/2010/main" val="0"/>
-                                              </a:ext>
-                                            </a:extLst>
-                                          </a:blip>
-                                          <a:srcRect/>
-                                          <a:stretch>
-                                            <a:fillRect/>
-                                          </a:stretch>
-                                        </pic:blipFill>
-                                        <pic:spPr bwMode="auto">
-                                          <a:xfrm>
-                                            <a:off x="0" y="0"/>
-                                            <a:ext cx="137160" cy="137160"/>
-                                          </a:xfrm>
-                                          <a:prstGeom prst="rect">
-                                            <a:avLst/>
-                                          </a:prstGeom>
-                                          <a:noFill/>
-                                          <a:ln>
-                                            <a:noFill/>
-                                          </a:ln>
-                                        </pic:spPr>
-                                      </pic:pic>
-                                    </a:graphicData>
-                                  </a:graphic>
-                                </wp:inline>
-                              </w:drawing>
-                            </w:r>
-                          </w:p>
-                        </w:txbxContent>
-                      </v:textbox>
-                    </v:roundrect>
-                  </w:pict>
-                </mc:Fallback>
-              </mc:AlternateContent>
+              </w:rPr>
+              <w:t xml:space="preserve">Evil by Design: Persuasion in UX, </w:t>
             </w:r>
             <w:r>
               <w:rPr>
@@ -8830,31 +6250,7 @@
                 <w:sz w:val="24"/>
                 <w:szCs w:val="24"/>
               </w:rPr>
-              <w:t xml:space="preserve">Evil by Design: Persuasion in UX, </w:t>
-            </w:r>
-            <w:r>
-              <w:rPr>
-                <w:color w:val="404040"/>
-                <w:sz w:val="24"/>
-                <w:szCs w:val="24"/>
-              </w:rPr>
               <w:t>LinkedIn</w:t>
-            </w:r>
-            <w:r>
-              <w:rPr>
-                <w:color w:val="404040"/>
-                <w:sz w:val="24"/>
-                <w:szCs w:val="24"/>
-              </w:rPr>
-              <w:br/>
-            </w:r>
-            <w:r>
-              <w:rPr>
-                <w:color w:val="404040"/>
-                <w:sz w:val="24"/>
-                <w:szCs w:val="24"/>
-              </w:rPr>
-              <w:br/>
             </w:r>
             <w:r>
               <w:rPr>
@@ -8895,7 +6291,7 @@
                 <w:lang w:eastAsia="en-US"/>
               </w:rPr>
               <w:drawing>
-                <wp:inline distT="0" distB="0" distL="0" distR="0" wp14:anchorId="75947E50" wp14:editId="5CBECA02">
+                <wp:inline distT="0" distB="0" distL="0" distR="0" wp14:anchorId="4D1D44B3" wp14:editId="76E166A2">
                   <wp:extent cx="228600" cy="228600"/>
                   <wp:effectExtent l="0" t="0" r="0" b="0"/>
                   <wp:docPr id="19" name="Picture 19" descr="C:\Users\om\AppData\Local\Microsoft\Windows\INetCache\Content.Word\linkedin-logo.png"/>
@@ -8912,7 +6308,7 @@
                           </pic:cNvPicPr>
                         </pic:nvPicPr>
                         <pic:blipFill>
-                          <a:blip r:embed="rId22" cstate="print">
+                          <a:blip r:embed="rId12" cstate="print">
                             <a:extLst>
                               <a:ext uri="{28A0092B-C50C-407E-A947-70E740481C1C}">
                                 <a14:useLocalDpi xmlns:a14="http://schemas.microsoft.com/office/drawing/2010/main" val="0"/>
@@ -8959,265 +6355,11 @@
             </w:pPr>
             <w:r>
               <w:rPr>
-                <w:noProof/>
                 <w:color w:val="404040"/>
                 <w:sz w:val="24"/>
                 <w:szCs w:val="24"/>
-                <w:lang w:eastAsia="en-US"/>
-              </w:rPr>
-              <mc:AlternateContent>
-                <mc:Choice Requires="wps">
-                  <w:drawing>
-                    <wp:anchor distT="0" distB="0" distL="114300" distR="114300" simplePos="0" relativeHeight="251685888" behindDoc="0" locked="0" layoutInCell="1" allowOverlap="1" wp14:anchorId="1E588DD0" wp14:editId="46452B4B">
-                      <wp:simplePos x="0" y="0"/>
-                      <wp:positionH relativeFrom="column">
-                        <wp:posOffset>-1905</wp:posOffset>
-                      </wp:positionH>
-                      <wp:positionV relativeFrom="paragraph">
-                        <wp:posOffset>233045</wp:posOffset>
-                      </wp:positionV>
-                      <wp:extent cx="1371600" cy="240665"/>
-                      <wp:effectExtent l="38100" t="0" r="95250" b="121285"/>
-                      <wp:wrapNone/>
-                      <wp:docPr id="294" name="Text Box 294">
-                        <a:hlinkClick xmlns:a="http://schemas.openxmlformats.org/drawingml/2006/main" r:id="rId25"/>
-                      </wp:docPr>
-                      <wp:cNvGraphicFramePr/>
-                      <a:graphic xmlns:a="http://schemas.openxmlformats.org/drawingml/2006/main">
-                        <a:graphicData uri="http://schemas.microsoft.com/office/word/2010/wordprocessingShape">
-                          <wps:wsp>
-                            <wps:cNvSpPr txBox="1"/>
-                            <wps:spPr>
-                              <a:xfrm>
-                                <a:off x="0" y="0"/>
-                                <a:ext cx="1371600" cy="240665"/>
-                              </a:xfrm>
-                              <a:prstGeom prst="roundRect">
-                                <a:avLst>
-                                  <a:gd name="adj" fmla="val 50000"/>
-                                </a:avLst>
-                              </a:prstGeom>
-                              <a:ln w="9525">
-                                <a:solidFill>
-                                  <a:schemeClr val="accent1">
-                                    <a:lumMod val="75000"/>
-                                  </a:schemeClr>
-                                </a:solidFill>
-                              </a:ln>
-                              <a:effectLst>
-                                <a:outerShdw blurRad="76200" dir="18900000" sy="23000" kx="-1200000" algn="bl" rotWithShape="0">
-                                  <a:prstClr val="black">
-                                    <a:alpha val="20000"/>
-                                  </a:prstClr>
-                                </a:outerShdw>
-                                <a:reflection blurRad="6350" stA="52000" endA="300" endPos="35000" dir="5400000" sy="-100000" algn="bl" rotWithShape="0"/>
-                              </a:effectLst>
-                            </wps:spPr>
-                            <wps:style>
-                              <a:lnRef idx="2">
-                                <a:schemeClr val="accent5"/>
-                              </a:lnRef>
-                              <a:fillRef idx="1">
-                                <a:schemeClr val="lt1"/>
-                              </a:fillRef>
-                              <a:effectRef idx="0">
-                                <a:schemeClr val="accent5"/>
-                              </a:effectRef>
-                              <a:fontRef idx="minor">
-                                <a:schemeClr val="dk1"/>
-                              </a:fontRef>
-                            </wps:style>
-                            <wps:txbx>
-                              <w:txbxContent>
-                                <w:p>
-                                  <w:pPr>
-                                    <w:spacing w:line="240" w:lineRule="auto"/>
-                                    <w:jc w:val="center"/>
-                                  </w:pPr>
-                                  <w:r>
-                                    <w:t xml:space="preserve">Show credential </w:t>
-                                  </w:r>
-                                  <w:r>
-                                    <w:rPr>
-                                      <w:noProof/>
-                                      <w:color w:val="404040"/>
-                                      <w:sz w:val="24"/>
-                                      <w:szCs w:val="24"/>
-                                      <w:lang w:eastAsia="en-US"/>
-                                    </w:rPr>
-                                    <w:drawing>
-                                      <wp:inline distT="0" distB="0" distL="0" distR="0" wp14:anchorId="1FFA2A8F" wp14:editId="5B3F6359">
-                                        <wp:extent cx="137160" cy="137160"/>
-                                        <wp:effectExtent l="0" t="0" r="0" b="0"/>
-                                        <wp:docPr id="299" name="Picture 299" descr="C:\Users\om\AppData\Local\Microsoft\Windows\INetCache\Content.Word\open_in_new.png"/>
-                                        <wp:cNvGraphicFramePr>
-                                          <a:graphicFrameLocks xmlns:a="http://schemas.openxmlformats.org/drawingml/2006/main" noChangeAspect="1"/>
-                                        </wp:cNvGraphicFramePr>
-                                        <a:graphic xmlns:a="http://schemas.openxmlformats.org/drawingml/2006/main">
-                                          <a:graphicData uri="http://schemas.openxmlformats.org/drawingml/2006/picture">
-                                            <pic:pic xmlns:pic="http://schemas.openxmlformats.org/drawingml/2006/picture">
-                                              <pic:nvPicPr>
-                                                <pic:cNvPr id="0" name="Picture 4" descr="C:\Users\om\AppData\Local\Microsoft\Windows\INetCache\Content.Word\open_in_new.png"/>
-                                                <pic:cNvPicPr>
-                                                  <a:picLocks noChangeAspect="1" noChangeArrowheads="1"/>
-                                                </pic:cNvPicPr>
-                                              </pic:nvPicPr>
-                                              <pic:blipFill>
-                                                <a:blip r:embed="rId12">
-                                                  <a:extLst>
-                                                    <a:ext uri="{28A0092B-C50C-407E-A947-70E740481C1C}">
-                                                      <a14:useLocalDpi xmlns:a14="http://schemas.microsoft.com/office/drawing/2010/main" val="0"/>
-                                                    </a:ext>
-                                                  </a:extLst>
-                                                </a:blip>
-                                                <a:srcRect/>
-                                                <a:stretch>
-                                                  <a:fillRect/>
-                                                </a:stretch>
-                                              </pic:blipFill>
-                                              <pic:spPr bwMode="auto">
-                                                <a:xfrm>
-                                                  <a:off x="0" y="0"/>
-                                                  <a:ext cx="137160" cy="137160"/>
-                                                </a:xfrm>
-                                                <a:prstGeom prst="rect">
-                                                  <a:avLst/>
-                                                </a:prstGeom>
-                                                <a:noFill/>
-                                                <a:ln>
-                                                  <a:noFill/>
-                                                </a:ln>
-                                              </pic:spPr>
-                                            </pic:pic>
-                                          </a:graphicData>
-                                        </a:graphic>
-                                      </wp:inline>
-                                    </w:drawing>
-                                  </w:r>
-                                </w:p>
-                              </w:txbxContent>
-                            </wps:txbx>
-                            <wps:bodyPr rot="0" spcFirstLastPara="0" vertOverflow="overflow" horzOverflow="overflow" vert="horz" wrap="square" lIns="91440" tIns="0" rIns="91440" bIns="0" numCol="1" spcCol="0" rtlCol="0" fromWordArt="0" anchor="t" anchorCtr="0" forceAA="0" compatLnSpc="1">
-                              <a:prstTxWarp prst="textNoShape">
-                                <a:avLst/>
-                              </a:prstTxWarp>
-                              <a:noAutofit/>
-                            </wps:bodyPr>
-                          </wps:wsp>
-                        </a:graphicData>
-                      </a:graphic>
-                      <wp14:sizeRelH relativeFrom="margin">
-                        <wp14:pctWidth>0</wp14:pctWidth>
-                      </wp14:sizeRelH>
-                      <wp14:sizeRelV relativeFrom="margin">
-                        <wp14:pctHeight>0</wp14:pctHeight>
-                      </wp14:sizeRelV>
-                    </wp:anchor>
-                  </w:drawing>
-                </mc:Choice>
-                <mc:Fallback>
-                  <w:pict>
-                    <v:roundrect id="Text Box 294" o:spid="_x0000_s1037" href="https://www.linkedin.com/learning/certificates/24575e0130626d9130e131e9af458adf5b381f47018423d9ed9278c7f76c2b2a?lipi=urn:li:page:d_flagship3_profile_view_base_certifications_details;i+pagxgnS+mDiZXLrvGdCg==" style="position:absolute;margin-left:-.15pt;margin-top:18.35pt;width:108pt;height:18.95pt;z-index:251685888;visibility:visible;mso-wrap-style:square;mso-width-percent:0;mso-height-percent:0;mso-wrap-distance-left:9pt;mso-wrap-distance-top:0;mso-wrap-distance-right:9pt;mso-wrap-distance-bottom:0;mso-position-horizontal:absolute;mso-position-horizontal-relative:text;mso-position-vertical:absolute;mso-position-vertical-relative:text;mso-width-percent:0;mso-height-percent:0;mso-width-relative:margin;mso-height-relative:margin;v-text-anchor:top" arcsize=".5" o:gfxdata="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" o:button="t" fillcolor="white [3201]" strokecolor="#365f91 [2404]">
-                      <v:fill o:detectmouseclick="t"/>
-                      <v:shadow on="t" type="perspective" color="black" opacity="13107f" origin="-.5,.5" offset="0,0" matrix=",-23853f,,15073f"/>
-                      <v:textbox inset=",0,,0">
-                        <w:txbxContent>
-                          <w:p>
-                            <w:pPr>
-                              <w:spacing w:line="240" w:lineRule="auto"/>
-                              <w:jc w:val="center"/>
-                            </w:pPr>
-                            <w:r>
-                              <w:t xml:space="preserve">Show credential </w:t>
-                            </w:r>
-                            <w:r>
-                              <w:rPr>
-                                <w:noProof/>
-                                <w:color w:val="404040"/>
-                                <w:sz w:val="24"/>
-                                <w:szCs w:val="24"/>
-                                <w:lang w:eastAsia="en-US"/>
-                              </w:rPr>
-                              <w:drawing>
-                                <wp:inline distT="0" distB="0" distL="0" distR="0" wp14:anchorId="1FFA2A8F" wp14:editId="5B3F6359">
-                                  <wp:extent cx="137160" cy="137160"/>
-                                  <wp:effectExtent l="0" t="0" r="0" b="0"/>
-                                  <wp:docPr id="299" name="Picture 299" descr="C:\Users\om\AppData\Local\Microsoft\Windows\INetCache\Content.Word\open_in_new.png"/>
-                                  <wp:cNvGraphicFramePr>
-                                    <a:graphicFrameLocks xmlns:a="http://schemas.openxmlformats.org/drawingml/2006/main" noChangeAspect="1"/>
-                                  </wp:cNvGraphicFramePr>
-                                  <a:graphic xmlns:a="http://schemas.openxmlformats.org/drawingml/2006/main">
-                                    <a:graphicData uri="http://schemas.openxmlformats.org/drawingml/2006/picture">
-                                      <pic:pic xmlns:pic="http://schemas.openxmlformats.org/drawingml/2006/picture">
-                                        <pic:nvPicPr>
-                                          <pic:cNvPr id="0" name="Picture 4" descr="C:\Users\om\AppData\Local\Microsoft\Windows\INetCache\Content.Word\open_in_new.png"/>
-                                          <pic:cNvPicPr>
-                                            <a:picLocks noChangeAspect="1" noChangeArrowheads="1"/>
-                                          </pic:cNvPicPr>
-                                        </pic:nvPicPr>
-                                        <pic:blipFill>
-                                          <a:blip r:embed="rId12">
-                                            <a:extLst>
-                                              <a:ext uri="{28A0092B-C50C-407E-A947-70E740481C1C}">
-                                                <a14:useLocalDpi xmlns:a14="http://schemas.microsoft.com/office/drawing/2010/main" val="0"/>
-                                              </a:ext>
-                                            </a:extLst>
-                                          </a:blip>
-                                          <a:srcRect/>
-                                          <a:stretch>
-                                            <a:fillRect/>
-                                          </a:stretch>
-                                        </pic:blipFill>
-                                        <pic:spPr bwMode="auto">
-                                          <a:xfrm>
-                                            <a:off x="0" y="0"/>
-                                            <a:ext cx="137160" cy="137160"/>
-                                          </a:xfrm>
-                                          <a:prstGeom prst="rect">
-                                            <a:avLst/>
-                                          </a:prstGeom>
-                                          <a:noFill/>
-                                          <a:ln>
-                                            <a:noFill/>
-                                          </a:ln>
-                                        </pic:spPr>
-                                      </pic:pic>
-                                    </a:graphicData>
-                                  </a:graphic>
-                                </wp:inline>
-                              </w:drawing>
-                            </w:r>
-                          </w:p>
-                        </w:txbxContent>
-                      </v:textbox>
-                    </v:roundrect>
-                  </w:pict>
-                </mc:Fallback>
-              </mc:AlternateContent>
-            </w:r>
-            <w:r>
-              <w:rPr>
-                <w:color w:val="404040"/>
-                <w:sz w:val="24"/>
-                <w:szCs w:val="24"/>
               </w:rPr>
               <w:t>Agile user experience design and research, LinkedIn</w:t>
-            </w:r>
-            <w:r>
-              <w:rPr>
-                <w:color w:val="404040"/>
-                <w:sz w:val="24"/>
-                <w:szCs w:val="24"/>
-              </w:rPr>
-              <w:br/>
-            </w:r>
-            <w:r>
-              <w:rPr>
-                <w:color w:val="404040"/>
-                <w:sz w:val="24"/>
-                <w:szCs w:val="24"/>
-              </w:rPr>
-              <w:br/>
             </w:r>
             <w:r>
               <w:rPr>
@@ -9258,7 +6400,7 @@
                 <w:lang w:eastAsia="en-US"/>
               </w:rPr>
               <w:drawing>
-                <wp:inline distT="0" distB="0" distL="0" distR="0" wp14:anchorId="728404C1" wp14:editId="4DB747BD">
+                <wp:inline distT="0" distB="0" distL="0" distR="0" wp14:anchorId="402B4C5D" wp14:editId="581D5AD5">
                   <wp:extent cx="228600" cy="228600"/>
                   <wp:effectExtent l="0" t="0" r="0" b="0"/>
                   <wp:docPr id="20" name="Picture 20" descr="C:\Users\om\AppData\Local\Microsoft\Windows\INetCache\Content.Word\linkedin-logo.png"/>
@@ -9275,7 +6417,7 @@
                           </pic:cNvPicPr>
                         </pic:nvPicPr>
                         <pic:blipFill>
-                          <a:blip r:embed="rId22" cstate="print">
+                          <a:blip r:embed="rId12" cstate="print">
                             <a:extLst>
                               <a:ext uri="{28A0092B-C50C-407E-A947-70E740481C1C}">
                                 <a14:useLocalDpi xmlns:a14="http://schemas.microsoft.com/office/drawing/2010/main" val="0"/>
@@ -9322,241 +6464,11 @@
             </w:pPr>
             <w:r>
               <w:rPr>
-                <w:noProof/>
                 <w:color w:val="404040"/>
                 <w:sz w:val="24"/>
                 <w:szCs w:val="24"/>
-                <w:lang w:eastAsia="en-US"/>
-              </w:rPr>
-              <mc:AlternateContent>
-                <mc:Choice Requires="wps">
-                  <w:drawing>
-                    <wp:anchor distT="0" distB="0" distL="114300" distR="114300" simplePos="0" relativeHeight="251687936" behindDoc="0" locked="0" layoutInCell="1" allowOverlap="1" wp14:anchorId="0B47FF98" wp14:editId="64252D34">
-                      <wp:simplePos x="0" y="0"/>
-                      <wp:positionH relativeFrom="column">
-                        <wp:posOffset>5715</wp:posOffset>
-                      </wp:positionH>
-                      <wp:positionV relativeFrom="paragraph">
-                        <wp:posOffset>243205</wp:posOffset>
-                      </wp:positionV>
-                      <wp:extent cx="1371600" cy="240665"/>
-                      <wp:effectExtent l="38100" t="0" r="95250" b="121285"/>
-                      <wp:wrapNone/>
-                      <wp:docPr id="300" name="Text Box 300">
-                        <a:hlinkClick xmlns:a="http://schemas.openxmlformats.org/drawingml/2006/main" r:id="rId26"/>
-                      </wp:docPr>
-                      <wp:cNvGraphicFramePr/>
-                      <a:graphic xmlns:a="http://schemas.openxmlformats.org/drawingml/2006/main">
-                        <a:graphicData uri="http://schemas.microsoft.com/office/word/2010/wordprocessingShape">
-                          <wps:wsp>
-                            <wps:cNvSpPr txBox="1"/>
-                            <wps:spPr>
-                              <a:xfrm>
-                                <a:off x="0" y="0"/>
-                                <a:ext cx="1371600" cy="240665"/>
-                              </a:xfrm>
-                              <a:prstGeom prst="roundRect">
-                                <a:avLst>
-                                  <a:gd name="adj" fmla="val 50000"/>
-                                </a:avLst>
-                              </a:prstGeom>
-                              <a:ln w="9525">
-                                <a:solidFill>
-                                  <a:schemeClr val="accent1">
-                                    <a:lumMod val="75000"/>
-                                  </a:schemeClr>
-                                </a:solidFill>
-                              </a:ln>
-                              <a:effectLst>
-                                <a:outerShdw blurRad="76200" dir="18900000" sy="23000" kx="-1200000" algn="bl" rotWithShape="0">
-                                  <a:prstClr val="black">
-                                    <a:alpha val="20000"/>
-                                  </a:prstClr>
-                                </a:outerShdw>
-                                <a:reflection blurRad="6350" stA="52000" endA="300" endPos="35000" dir="5400000" sy="-100000" algn="bl" rotWithShape="0"/>
-                              </a:effectLst>
-                            </wps:spPr>
-                            <wps:style>
-                              <a:lnRef idx="2">
-                                <a:schemeClr val="accent5"/>
-                              </a:lnRef>
-                              <a:fillRef idx="1">
-                                <a:schemeClr val="lt1"/>
-                              </a:fillRef>
-                              <a:effectRef idx="0">
-                                <a:schemeClr val="accent5"/>
-                              </a:effectRef>
-                              <a:fontRef idx="minor">
-                                <a:schemeClr val="dk1"/>
-                              </a:fontRef>
-                            </wps:style>
-                            <wps:txbx>
-                              <w:txbxContent>
-                                <w:p>
-                                  <w:pPr>
-                                    <w:spacing w:line="240" w:lineRule="auto"/>
-                                    <w:jc w:val="center"/>
-                                  </w:pPr>
-                                  <w:r>
-                                    <w:t xml:space="preserve">Show credential </w:t>
-                                  </w:r>
-                                  <w:r>
-                                    <w:rPr>
-                                      <w:noProof/>
-                                      <w:color w:val="404040"/>
-                                      <w:sz w:val="24"/>
-                                      <w:szCs w:val="24"/>
-                                      <w:lang w:eastAsia="en-US"/>
-                                    </w:rPr>
-                                    <w:drawing>
-                                      <wp:inline distT="0" distB="0" distL="0" distR="0" wp14:anchorId="482907E8" wp14:editId="69212AB1">
-                                        <wp:extent cx="137160" cy="137160"/>
-                                        <wp:effectExtent l="0" t="0" r="0" b="0"/>
-                                        <wp:docPr id="301" name="Picture 301" descr="C:\Users\om\AppData\Local\Microsoft\Windows\INetCache\Content.Word\open_in_new.png"/>
-                                        <wp:cNvGraphicFramePr>
-                                          <a:graphicFrameLocks xmlns:a="http://schemas.openxmlformats.org/drawingml/2006/main" noChangeAspect="1"/>
-                                        </wp:cNvGraphicFramePr>
-                                        <a:graphic xmlns:a="http://schemas.openxmlformats.org/drawingml/2006/main">
-                                          <a:graphicData uri="http://schemas.openxmlformats.org/drawingml/2006/picture">
-                                            <pic:pic xmlns:pic="http://schemas.openxmlformats.org/drawingml/2006/picture">
-                                              <pic:nvPicPr>
-                                                <pic:cNvPr id="0" name="Picture 4" descr="C:\Users\om\AppData\Local\Microsoft\Windows\INetCache\Content.Word\open_in_new.png"/>
-                                                <pic:cNvPicPr>
-                                                  <a:picLocks noChangeAspect="1" noChangeArrowheads="1"/>
-                                                </pic:cNvPicPr>
-                                              </pic:nvPicPr>
-                                              <pic:blipFill>
-                                                <a:blip r:embed="rId12">
-                                                  <a:extLst>
-                                                    <a:ext uri="{28A0092B-C50C-407E-A947-70E740481C1C}">
-                                                      <a14:useLocalDpi xmlns:a14="http://schemas.microsoft.com/office/drawing/2010/main" val="0"/>
-                                                    </a:ext>
-                                                  </a:extLst>
-                                                </a:blip>
-                                                <a:srcRect/>
-                                                <a:stretch>
-                                                  <a:fillRect/>
-                                                </a:stretch>
-                                              </pic:blipFill>
-                                              <pic:spPr bwMode="auto">
-                                                <a:xfrm>
-                                                  <a:off x="0" y="0"/>
-                                                  <a:ext cx="137160" cy="137160"/>
-                                                </a:xfrm>
-                                                <a:prstGeom prst="rect">
-                                                  <a:avLst/>
-                                                </a:prstGeom>
-                                                <a:noFill/>
-                                                <a:ln>
-                                                  <a:noFill/>
-                                                </a:ln>
-                                              </pic:spPr>
-                                            </pic:pic>
-                                          </a:graphicData>
-                                        </a:graphic>
-                                      </wp:inline>
-                                    </w:drawing>
-                                  </w:r>
-                                </w:p>
-                              </w:txbxContent>
-                            </wps:txbx>
-                            <wps:bodyPr rot="0" spcFirstLastPara="0" vertOverflow="overflow" horzOverflow="overflow" vert="horz" wrap="square" lIns="91440" tIns="0" rIns="91440" bIns="0" numCol="1" spcCol="0" rtlCol="0" fromWordArt="0" anchor="t" anchorCtr="0" forceAA="0" compatLnSpc="1">
-                              <a:prstTxWarp prst="textNoShape">
-                                <a:avLst/>
-                              </a:prstTxWarp>
-                              <a:noAutofit/>
-                            </wps:bodyPr>
-                          </wps:wsp>
-                        </a:graphicData>
-                      </a:graphic>
-                      <wp14:sizeRelH relativeFrom="margin">
-                        <wp14:pctWidth>0</wp14:pctWidth>
-                      </wp14:sizeRelH>
-                      <wp14:sizeRelV relativeFrom="margin">
-                        <wp14:pctHeight>0</wp14:pctHeight>
-                      </wp14:sizeRelV>
-                    </wp:anchor>
-                  </w:drawing>
-                </mc:Choice>
-                <mc:Fallback>
-                  <w:pict>
-                    <v:roundrect id="Text Box 300" o:spid="_x0000_s1038" href="https://www.linkedin.com/learning/certificates/bc336ce7ec30a6348a6bab3148dc2ff07ba7928a2506b9e59172cc68ba7c6769?lipi=urn:li:page:d_flagship3_profile_view_base_certifications_details;i+pagxgnS+mDiZXLrvGdCg==" style="position:absolute;margin-left:.45pt;margin-top:19.15pt;width:108pt;height:18.95pt;z-index:251687936;visibility:visible;mso-wrap-style:square;mso-width-percent:0;mso-height-percent:0;mso-wrap-distance-left:9pt;mso-wrap-distance-top:0;mso-wrap-distance-right:9pt;mso-wrap-distance-bottom:0;mso-position-horizontal:absolute;mso-position-horizontal-relative:text;mso-position-vertical:absolute;mso-position-vertical-relative:text;mso-width-percent:0;mso-height-percent:0;mso-width-relative:margin;mso-height-relative:margin;v-text-anchor:top" arcsize=".5" o:gfxdata="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" o:button="t" fillcolor="white [3201]" strokecolor="#365f91 [2404]">
-                      <v:fill o:detectmouseclick="t"/>
-                      <v:shadow on="t" type="perspective" color="black" opacity="13107f" origin="-.5,.5" offset="0,0" matrix=",-23853f,,15073f"/>
-                      <v:textbox inset=",0,,0">
-                        <w:txbxContent>
-                          <w:p>
-                            <w:pPr>
-                              <w:spacing w:line="240" w:lineRule="auto"/>
-                              <w:jc w:val="center"/>
-                            </w:pPr>
-                            <w:r>
-                              <w:t xml:space="preserve">Show credential </w:t>
-                            </w:r>
-                            <w:r>
-                              <w:rPr>
-                                <w:noProof/>
-                                <w:color w:val="404040"/>
-                                <w:sz w:val="24"/>
-                                <w:szCs w:val="24"/>
-                                <w:lang w:eastAsia="en-US"/>
-                              </w:rPr>
-                              <w:drawing>
-                                <wp:inline distT="0" distB="0" distL="0" distR="0" wp14:anchorId="482907E8" wp14:editId="69212AB1">
-                                  <wp:extent cx="137160" cy="137160"/>
-                                  <wp:effectExtent l="0" t="0" r="0" b="0"/>
-                                  <wp:docPr id="301" name="Picture 301" descr="C:\Users\om\AppData\Local\Microsoft\Windows\INetCache\Content.Word\open_in_new.png"/>
-                                  <wp:cNvGraphicFramePr>
-                                    <a:graphicFrameLocks xmlns:a="http://schemas.openxmlformats.org/drawingml/2006/main" noChangeAspect="1"/>
-                                  </wp:cNvGraphicFramePr>
-                                  <a:graphic xmlns:a="http://schemas.openxmlformats.org/drawingml/2006/main">
-                                    <a:graphicData uri="http://schemas.openxmlformats.org/drawingml/2006/picture">
-                                      <pic:pic xmlns:pic="http://schemas.openxmlformats.org/drawingml/2006/picture">
-                                        <pic:nvPicPr>
-                                          <pic:cNvPr id="0" name="Picture 4" descr="C:\Users\om\AppData\Local\Microsoft\Windows\INetCache\Content.Word\open_in_new.png"/>
-                                          <pic:cNvPicPr>
-                                            <a:picLocks noChangeAspect="1" noChangeArrowheads="1"/>
-                                          </pic:cNvPicPr>
-                                        </pic:nvPicPr>
-                                        <pic:blipFill>
-                                          <a:blip r:embed="rId12">
-                                            <a:extLst>
-                                              <a:ext uri="{28A0092B-C50C-407E-A947-70E740481C1C}">
-                                                <a14:useLocalDpi xmlns:a14="http://schemas.microsoft.com/office/drawing/2010/main" val="0"/>
-                                              </a:ext>
-                                            </a:extLst>
-                                          </a:blip>
-                                          <a:srcRect/>
-                                          <a:stretch>
-                                            <a:fillRect/>
-                                          </a:stretch>
-                                        </pic:blipFill>
-                                        <pic:spPr bwMode="auto">
-                                          <a:xfrm>
-                                            <a:off x="0" y="0"/>
-                                            <a:ext cx="137160" cy="137160"/>
-                                          </a:xfrm>
-                                          <a:prstGeom prst="rect">
-                                            <a:avLst/>
-                                          </a:prstGeom>
-                                          <a:noFill/>
-                                          <a:ln>
-                                            <a:noFill/>
-                                          </a:ln>
-                                        </pic:spPr>
-                                      </pic:pic>
-                                    </a:graphicData>
-                                  </a:graphic>
-                                </wp:inline>
-                              </w:drawing>
-                            </w:r>
-                          </w:p>
-                        </w:txbxContent>
-                      </v:textbox>
-                    </v:roundrect>
-                  </w:pict>
-                </mc:Fallback>
-              </mc:AlternateContent>
+              </w:rPr>
+              <w:t xml:space="preserve">UX Foundation : Usability Testing, </w:t>
             </w:r>
             <w:r>
               <w:rPr>
@@ -9564,31 +6476,7 @@
                 <w:sz w:val="24"/>
                 <w:szCs w:val="24"/>
               </w:rPr>
-              <w:t xml:space="preserve">UX Foundation : Usability Testing, </w:t>
-            </w:r>
-            <w:r>
-              <w:rPr>
-                <w:color w:val="404040"/>
-                <w:sz w:val="24"/>
-                <w:szCs w:val="24"/>
-              </w:rPr>
               <w:t>LinkedIn</w:t>
-            </w:r>
-            <w:r>
-              <w:rPr>
-                <w:color w:val="404040"/>
-                <w:sz w:val="24"/>
-                <w:szCs w:val="24"/>
-              </w:rPr>
-              <w:br/>
-            </w:r>
-            <w:r>
-              <w:rPr>
-                <w:color w:val="404040"/>
-                <w:sz w:val="24"/>
-                <w:szCs w:val="24"/>
-              </w:rPr>
-              <w:br/>
             </w:r>
             <w:r>
               <w:rPr>
@@ -9629,7 +6517,7 @@
                 <w:lang w:eastAsia="en-US"/>
               </w:rPr>
               <w:drawing>
-                <wp:inline distT="0" distB="0" distL="0" distR="0" wp14:anchorId="063B6C90" wp14:editId="30C08D75">
+                <wp:inline distT="0" distB="0" distL="0" distR="0" wp14:anchorId="79328F6B" wp14:editId="23B4E73F">
                   <wp:extent cx="228600" cy="228600"/>
                   <wp:effectExtent l="0" t="0" r="0" b="0"/>
                   <wp:docPr id="21" name="Picture 21" descr="C:\Users\om\AppData\Local\Microsoft\Windows\INetCache\Content.Word\linkedin-logo.png"/>
@@ -9646,7 +6534,7 @@
                           </pic:cNvPicPr>
                         </pic:nvPicPr>
                         <pic:blipFill>
-                          <a:blip r:embed="rId22" cstate="print">
+                          <a:blip r:embed="rId12" cstate="print">
                             <a:extLst>
                               <a:ext uri="{28A0092B-C50C-407E-A947-70E740481C1C}">
                                 <a14:useLocalDpi xmlns:a14="http://schemas.microsoft.com/office/drawing/2010/main" val="0"/>
@@ -9693,241 +6581,11 @@
             </w:pPr>
             <w:r>
               <w:rPr>
-                <w:noProof/>
                 <w:color w:val="404040"/>
                 <w:sz w:val="24"/>
                 <w:szCs w:val="24"/>
-                <w:lang w:eastAsia="en-US"/>
-              </w:rPr>
-              <mc:AlternateContent>
-                <mc:Choice Requires="wps">
-                  <w:drawing>
-                    <wp:anchor distT="0" distB="0" distL="114300" distR="114300" simplePos="0" relativeHeight="251689984" behindDoc="0" locked="0" layoutInCell="1" allowOverlap="1" wp14:anchorId="65FF7D5F" wp14:editId="15798460">
-                      <wp:simplePos x="0" y="0"/>
-                      <wp:positionH relativeFrom="column">
-                        <wp:posOffset>5715</wp:posOffset>
-                      </wp:positionH>
-                      <wp:positionV relativeFrom="paragraph">
-                        <wp:posOffset>230505</wp:posOffset>
-                      </wp:positionV>
-                      <wp:extent cx="1371600" cy="240665"/>
-                      <wp:effectExtent l="38100" t="0" r="95250" b="121285"/>
-                      <wp:wrapNone/>
-                      <wp:docPr id="302" name="Text Box 302">
-                        <a:hlinkClick xmlns:a="http://schemas.openxmlformats.org/drawingml/2006/main" r:id="rId27"/>
-                      </wp:docPr>
-                      <wp:cNvGraphicFramePr/>
-                      <a:graphic xmlns:a="http://schemas.openxmlformats.org/drawingml/2006/main">
-                        <a:graphicData uri="http://schemas.microsoft.com/office/word/2010/wordprocessingShape">
-                          <wps:wsp>
-                            <wps:cNvSpPr txBox="1"/>
-                            <wps:spPr>
-                              <a:xfrm>
-                                <a:off x="0" y="0"/>
-                                <a:ext cx="1371600" cy="240665"/>
-                              </a:xfrm>
-                              <a:prstGeom prst="roundRect">
-                                <a:avLst>
-                                  <a:gd name="adj" fmla="val 50000"/>
-                                </a:avLst>
-                              </a:prstGeom>
-                              <a:ln w="9525">
-                                <a:solidFill>
-                                  <a:schemeClr val="accent1">
-                                    <a:lumMod val="75000"/>
-                                  </a:schemeClr>
-                                </a:solidFill>
-                              </a:ln>
-                              <a:effectLst>
-                                <a:outerShdw blurRad="76200" dir="18900000" sy="23000" kx="-1200000" algn="bl" rotWithShape="0">
-                                  <a:prstClr val="black">
-                                    <a:alpha val="20000"/>
-                                  </a:prstClr>
-                                </a:outerShdw>
-                                <a:reflection blurRad="6350" stA="52000" endA="300" endPos="35000" dir="5400000" sy="-100000" algn="bl" rotWithShape="0"/>
-                              </a:effectLst>
-                            </wps:spPr>
-                            <wps:style>
-                              <a:lnRef idx="2">
-                                <a:schemeClr val="accent5"/>
-                              </a:lnRef>
-                              <a:fillRef idx="1">
-                                <a:schemeClr val="lt1"/>
-                              </a:fillRef>
-                              <a:effectRef idx="0">
-                                <a:schemeClr val="accent5"/>
-                              </a:effectRef>
-                              <a:fontRef idx="minor">
-                                <a:schemeClr val="dk1"/>
-                              </a:fontRef>
-                            </wps:style>
-                            <wps:txbx>
-                              <w:txbxContent>
-                                <w:p>
-                                  <w:pPr>
-                                    <w:spacing w:line="240" w:lineRule="auto"/>
-                                    <w:jc w:val="center"/>
-                                  </w:pPr>
-                                  <w:r>
-                                    <w:t xml:space="preserve">Show credential </w:t>
-                                  </w:r>
-                                  <w:r>
-                                    <w:rPr>
-                                      <w:noProof/>
-                                      <w:color w:val="404040"/>
-                                      <w:sz w:val="24"/>
-                                      <w:szCs w:val="24"/>
-                                      <w:lang w:eastAsia="en-US"/>
-                                    </w:rPr>
-                                    <w:drawing>
-                                      <wp:inline distT="0" distB="0" distL="0" distR="0" wp14:anchorId="4684BA0D" wp14:editId="6CE25BE6">
-                                        <wp:extent cx="137160" cy="137160"/>
-                                        <wp:effectExtent l="0" t="0" r="0" b="0"/>
-                                        <wp:docPr id="303" name="Picture 303" descr="C:\Users\om\AppData\Local\Microsoft\Windows\INetCache\Content.Word\open_in_new.png"/>
-                                        <wp:cNvGraphicFramePr>
-                                          <a:graphicFrameLocks xmlns:a="http://schemas.openxmlformats.org/drawingml/2006/main" noChangeAspect="1"/>
-                                        </wp:cNvGraphicFramePr>
-                                        <a:graphic xmlns:a="http://schemas.openxmlformats.org/drawingml/2006/main">
-                                          <a:graphicData uri="http://schemas.openxmlformats.org/drawingml/2006/picture">
-                                            <pic:pic xmlns:pic="http://schemas.openxmlformats.org/drawingml/2006/picture">
-                                              <pic:nvPicPr>
-                                                <pic:cNvPr id="0" name="Picture 4" descr="C:\Users\om\AppData\Local\Microsoft\Windows\INetCache\Content.Word\open_in_new.png"/>
-                                                <pic:cNvPicPr>
-                                                  <a:picLocks noChangeAspect="1" noChangeArrowheads="1"/>
-                                                </pic:cNvPicPr>
-                                              </pic:nvPicPr>
-                                              <pic:blipFill>
-                                                <a:blip r:embed="rId12">
-                                                  <a:extLst>
-                                                    <a:ext uri="{28A0092B-C50C-407E-A947-70E740481C1C}">
-                                                      <a14:useLocalDpi xmlns:a14="http://schemas.microsoft.com/office/drawing/2010/main" val="0"/>
-                                                    </a:ext>
-                                                  </a:extLst>
-                                                </a:blip>
-                                                <a:srcRect/>
-                                                <a:stretch>
-                                                  <a:fillRect/>
-                                                </a:stretch>
-                                              </pic:blipFill>
-                                              <pic:spPr bwMode="auto">
-                                                <a:xfrm>
-                                                  <a:off x="0" y="0"/>
-                                                  <a:ext cx="137160" cy="137160"/>
-                                                </a:xfrm>
-                                                <a:prstGeom prst="rect">
-                                                  <a:avLst/>
-                                                </a:prstGeom>
-                                                <a:noFill/>
-                                                <a:ln>
-                                                  <a:noFill/>
-                                                </a:ln>
-                                              </pic:spPr>
-                                            </pic:pic>
-                                          </a:graphicData>
-                                        </a:graphic>
-                                      </wp:inline>
-                                    </w:drawing>
-                                  </w:r>
-                                </w:p>
-                              </w:txbxContent>
-                            </wps:txbx>
-                            <wps:bodyPr rot="0" spcFirstLastPara="0" vertOverflow="overflow" horzOverflow="overflow" vert="horz" wrap="square" lIns="91440" tIns="0" rIns="91440" bIns="0" numCol="1" spcCol="0" rtlCol="0" fromWordArt="0" anchor="t" anchorCtr="0" forceAA="0" compatLnSpc="1">
-                              <a:prstTxWarp prst="textNoShape">
-                                <a:avLst/>
-                              </a:prstTxWarp>
-                              <a:noAutofit/>
-                            </wps:bodyPr>
-                          </wps:wsp>
-                        </a:graphicData>
-                      </a:graphic>
-                      <wp14:sizeRelH relativeFrom="margin">
-                        <wp14:pctWidth>0</wp14:pctWidth>
-                      </wp14:sizeRelH>
-                      <wp14:sizeRelV relativeFrom="margin">
-                        <wp14:pctHeight>0</wp14:pctHeight>
-                      </wp14:sizeRelV>
-                    </wp:anchor>
-                  </w:drawing>
-                </mc:Choice>
-                <mc:Fallback>
-                  <w:pict>
-                    <v:roundrect id="Text Box 302" o:spid="_x0000_s1039" href="https://www.linkedin.com/learning/certificates/7e87bd9464aceb18db06936b51bab2787b486b1d327f444fbfb018ad752c6cab?lipi=urn:li:page:d_flagship3_profile_view_base_certifications_details;i+pagxgnS+mDiZXLrvGdCg==" style="position:absolute;margin-left:.45pt;margin-top:18.15pt;width:108pt;height:18.95pt;z-index:251689984;visibility:visible;mso-wrap-style:square;mso-width-percent:0;mso-height-percent:0;mso-wrap-distance-left:9pt;mso-wrap-distance-top:0;mso-wrap-distance-right:9pt;mso-wrap-distance-bottom:0;mso-position-horizontal:absolute;mso-position-horizontal-relative:text;mso-position-vertical:absolute;mso-position-vertical-relative:text;mso-width-percent:0;mso-height-percent:0;mso-width-relative:margin;mso-height-relative:margin;v-text-anchor:top" arcsize=".5" o:gfxdata="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" o:button="t" fillcolor="white [3201]" strokecolor="#365f91 [2404]">
-                      <v:fill o:detectmouseclick="t"/>
-                      <v:shadow on="t" type="perspective" color="black" opacity="13107f" origin="-.5,.5" offset="0,0" matrix=",-23853f,,15073f"/>
-                      <v:textbox inset=",0,,0">
-                        <w:txbxContent>
-                          <w:p>
-                            <w:pPr>
-                              <w:spacing w:line="240" w:lineRule="auto"/>
-                              <w:jc w:val="center"/>
-                            </w:pPr>
-                            <w:r>
-                              <w:t xml:space="preserve">Show credential </w:t>
-                            </w:r>
-                            <w:r>
-                              <w:rPr>
-                                <w:noProof/>
-                                <w:color w:val="404040"/>
-                                <w:sz w:val="24"/>
-                                <w:szCs w:val="24"/>
-                                <w:lang w:eastAsia="en-US"/>
-                              </w:rPr>
-                              <w:drawing>
-                                <wp:inline distT="0" distB="0" distL="0" distR="0" wp14:anchorId="4684BA0D" wp14:editId="6CE25BE6">
-                                  <wp:extent cx="137160" cy="137160"/>
-                                  <wp:effectExtent l="0" t="0" r="0" b="0"/>
-                                  <wp:docPr id="303" name="Picture 303" descr="C:\Users\om\AppData\Local\Microsoft\Windows\INetCache\Content.Word\open_in_new.png"/>
-                                  <wp:cNvGraphicFramePr>
-                                    <a:graphicFrameLocks xmlns:a="http://schemas.openxmlformats.org/drawingml/2006/main" noChangeAspect="1"/>
-                                  </wp:cNvGraphicFramePr>
-                                  <a:graphic xmlns:a="http://schemas.openxmlformats.org/drawingml/2006/main">
-                                    <a:graphicData uri="http://schemas.openxmlformats.org/drawingml/2006/picture">
-                                      <pic:pic xmlns:pic="http://schemas.openxmlformats.org/drawingml/2006/picture">
-                                        <pic:nvPicPr>
-                                          <pic:cNvPr id="0" name="Picture 4" descr="C:\Users\om\AppData\Local\Microsoft\Windows\INetCache\Content.Word\open_in_new.png"/>
-                                          <pic:cNvPicPr>
-                                            <a:picLocks noChangeAspect="1" noChangeArrowheads="1"/>
-                                          </pic:cNvPicPr>
-                                        </pic:nvPicPr>
-                                        <pic:blipFill>
-                                          <a:blip r:embed="rId12">
-                                            <a:extLst>
-                                              <a:ext uri="{28A0092B-C50C-407E-A947-70E740481C1C}">
-                                                <a14:useLocalDpi xmlns:a14="http://schemas.microsoft.com/office/drawing/2010/main" val="0"/>
-                                              </a:ext>
-                                            </a:extLst>
-                                          </a:blip>
-                                          <a:srcRect/>
-                                          <a:stretch>
-                                            <a:fillRect/>
-                                          </a:stretch>
-                                        </pic:blipFill>
-                                        <pic:spPr bwMode="auto">
-                                          <a:xfrm>
-                                            <a:off x="0" y="0"/>
-                                            <a:ext cx="137160" cy="137160"/>
-                                          </a:xfrm>
-                                          <a:prstGeom prst="rect">
-                                            <a:avLst/>
-                                          </a:prstGeom>
-                                          <a:noFill/>
-                                          <a:ln>
-                                            <a:noFill/>
-                                          </a:ln>
-                                        </pic:spPr>
-                                      </pic:pic>
-                                    </a:graphicData>
-                                  </a:graphic>
-                                </wp:inline>
-                              </w:drawing>
-                            </w:r>
-                          </w:p>
-                        </w:txbxContent>
-                      </v:textbox>
-                    </v:roundrect>
-                  </w:pict>
-                </mc:Fallback>
-              </mc:AlternateContent>
+              </w:rPr>
+              <w:t>UX Resear</w:t>
             </w:r>
             <w:r>
               <w:rPr>
@@ -9935,31 +6593,7 @@
                 <w:sz w:val="24"/>
                 <w:szCs w:val="24"/>
               </w:rPr>
-              <w:t>UX Resear</w:t>
-            </w:r>
-            <w:r>
-              <w:rPr>
-                <w:color w:val="404040"/>
-                <w:sz w:val="24"/>
-                <w:szCs w:val="24"/>
-              </w:rPr>
               <w:t>ch: Journey Mapping, LinkedIn</w:t>
-            </w:r>
-            <w:r>
-              <w:rPr>
-                <w:color w:val="404040"/>
-                <w:sz w:val="24"/>
-                <w:szCs w:val="24"/>
-              </w:rPr>
-              <w:br/>
-            </w:r>
-            <w:r>
-              <w:rPr>
-                <w:color w:val="404040"/>
-                <w:sz w:val="24"/>
-                <w:szCs w:val="24"/>
-              </w:rPr>
-              <w:br/>
             </w:r>
             <w:r>
               <w:rPr>
@@ -10008,7 +6642,7 @@
                 <w:lang w:eastAsia="en-US"/>
               </w:rPr>
               <w:drawing>
-                <wp:inline distT="0" distB="0" distL="0" distR="0" wp14:anchorId="7F81F07A" wp14:editId="36F37779">
+                <wp:inline distT="0" distB="0" distL="0" distR="0" wp14:anchorId="6E181A99" wp14:editId="2DC1610F">
                   <wp:extent cx="121540" cy="228600"/>
                   <wp:effectExtent l="0" t="0" r="0" b="0"/>
                   <wp:docPr id="22" name="Picture 22"/>
@@ -10023,7 +6657,7 @@
                           <pic:cNvPicPr/>
                         </pic:nvPicPr>
                         <pic:blipFill>
-                          <a:blip r:embed="rId28"/>
+                          <a:blip r:embed="rId13"/>
                           <a:stretch>
                             <a:fillRect/>
                           </a:stretch>
@@ -10057,265 +6691,11 @@
             </w:pPr>
             <w:r>
               <w:rPr>
-                <w:noProof/>
                 <w:color w:val="404040"/>
                 <w:sz w:val="24"/>
                 <w:szCs w:val="24"/>
-                <w:lang w:eastAsia="en-US"/>
-              </w:rPr>
-              <mc:AlternateContent>
-                <mc:Choice Requires="wps">
-                  <w:drawing>
-                    <wp:anchor distT="0" distB="0" distL="114300" distR="114300" simplePos="0" relativeHeight="251692032" behindDoc="0" locked="0" layoutInCell="1" allowOverlap="1" wp14:anchorId="353B403D" wp14:editId="3D1C317D">
-                      <wp:simplePos x="0" y="0"/>
-                      <wp:positionH relativeFrom="column">
-                        <wp:posOffset>-1905</wp:posOffset>
-                      </wp:positionH>
-                      <wp:positionV relativeFrom="paragraph">
-                        <wp:posOffset>279400</wp:posOffset>
-                      </wp:positionV>
-                      <wp:extent cx="1371600" cy="240665"/>
-                      <wp:effectExtent l="38100" t="0" r="95250" b="121285"/>
-                      <wp:wrapNone/>
-                      <wp:docPr id="304" name="Text Box 304">
-                        <a:hlinkClick xmlns:a="http://schemas.openxmlformats.org/drawingml/2006/main" r:id="rId29"/>
-                      </wp:docPr>
-                      <wp:cNvGraphicFramePr/>
-                      <a:graphic xmlns:a="http://schemas.openxmlformats.org/drawingml/2006/main">
-                        <a:graphicData uri="http://schemas.microsoft.com/office/word/2010/wordprocessingShape">
-                          <wps:wsp>
-                            <wps:cNvSpPr txBox="1"/>
-                            <wps:spPr>
-                              <a:xfrm>
-                                <a:off x="0" y="0"/>
-                                <a:ext cx="1371600" cy="240665"/>
-                              </a:xfrm>
-                              <a:prstGeom prst="roundRect">
-                                <a:avLst>
-                                  <a:gd name="adj" fmla="val 50000"/>
-                                </a:avLst>
-                              </a:prstGeom>
-                              <a:ln w="9525">
-                                <a:solidFill>
-                                  <a:schemeClr val="accent1">
-                                    <a:lumMod val="75000"/>
-                                  </a:schemeClr>
-                                </a:solidFill>
-                              </a:ln>
-                              <a:effectLst>
-                                <a:outerShdw blurRad="76200" dir="18900000" sy="23000" kx="-1200000" algn="bl" rotWithShape="0">
-                                  <a:prstClr val="black">
-                                    <a:alpha val="20000"/>
-                                  </a:prstClr>
-                                </a:outerShdw>
-                                <a:reflection blurRad="6350" stA="52000" endA="300" endPos="35000" dir="5400000" sy="-100000" algn="bl" rotWithShape="0"/>
-                              </a:effectLst>
-                            </wps:spPr>
-                            <wps:style>
-                              <a:lnRef idx="2">
-                                <a:schemeClr val="accent5"/>
-                              </a:lnRef>
-                              <a:fillRef idx="1">
-                                <a:schemeClr val="lt1"/>
-                              </a:fillRef>
-                              <a:effectRef idx="0">
-                                <a:schemeClr val="accent5"/>
-                              </a:effectRef>
-                              <a:fontRef idx="minor">
-                                <a:schemeClr val="dk1"/>
-                              </a:fontRef>
-                            </wps:style>
-                            <wps:txbx>
-                              <w:txbxContent>
-                                <w:p>
-                                  <w:pPr>
-                                    <w:spacing w:line="240" w:lineRule="auto"/>
-                                    <w:jc w:val="center"/>
-                                  </w:pPr>
-                                  <w:r>
-                                    <w:t xml:space="preserve">Show credential </w:t>
-                                  </w:r>
-                                  <w:r>
-                                    <w:rPr>
-                                      <w:noProof/>
-                                      <w:color w:val="404040"/>
-                                      <w:sz w:val="24"/>
-                                      <w:szCs w:val="24"/>
-                                      <w:lang w:eastAsia="en-US"/>
-                                    </w:rPr>
-                                    <w:drawing>
-                                      <wp:inline distT="0" distB="0" distL="0" distR="0" wp14:anchorId="393205F2" wp14:editId="4F1ADAE6">
-                                        <wp:extent cx="137160" cy="137160"/>
-                                        <wp:effectExtent l="0" t="0" r="0" b="0"/>
-                                        <wp:docPr id="305" name="Picture 305" descr="C:\Users\om\AppData\Local\Microsoft\Windows\INetCache\Content.Word\open_in_new.png"/>
-                                        <wp:cNvGraphicFramePr>
-                                          <a:graphicFrameLocks xmlns:a="http://schemas.openxmlformats.org/drawingml/2006/main" noChangeAspect="1"/>
-                                        </wp:cNvGraphicFramePr>
-                                        <a:graphic xmlns:a="http://schemas.openxmlformats.org/drawingml/2006/main">
-                                          <a:graphicData uri="http://schemas.openxmlformats.org/drawingml/2006/picture">
-                                            <pic:pic xmlns:pic="http://schemas.openxmlformats.org/drawingml/2006/picture">
-                                              <pic:nvPicPr>
-                                                <pic:cNvPr id="0" name="Picture 4" descr="C:\Users\om\AppData\Local\Microsoft\Windows\INetCache\Content.Word\open_in_new.png"/>
-                                                <pic:cNvPicPr>
-                                                  <a:picLocks noChangeAspect="1" noChangeArrowheads="1"/>
-                                                </pic:cNvPicPr>
-                                              </pic:nvPicPr>
-                                              <pic:blipFill>
-                                                <a:blip r:embed="rId12">
-                                                  <a:extLst>
-                                                    <a:ext uri="{28A0092B-C50C-407E-A947-70E740481C1C}">
-                                                      <a14:useLocalDpi xmlns:a14="http://schemas.microsoft.com/office/drawing/2010/main" val="0"/>
-                                                    </a:ext>
-                                                  </a:extLst>
-                                                </a:blip>
-                                                <a:srcRect/>
-                                                <a:stretch>
-                                                  <a:fillRect/>
-                                                </a:stretch>
-                                              </pic:blipFill>
-                                              <pic:spPr bwMode="auto">
-                                                <a:xfrm>
-                                                  <a:off x="0" y="0"/>
-                                                  <a:ext cx="137160" cy="137160"/>
-                                                </a:xfrm>
-                                                <a:prstGeom prst="rect">
-                                                  <a:avLst/>
-                                                </a:prstGeom>
-                                                <a:noFill/>
-                                                <a:ln>
-                                                  <a:noFill/>
-                                                </a:ln>
-                                              </pic:spPr>
-                                            </pic:pic>
-                                          </a:graphicData>
-                                        </a:graphic>
-                                      </wp:inline>
-                                    </w:drawing>
-                                  </w:r>
-                                </w:p>
-                              </w:txbxContent>
-                            </wps:txbx>
-                            <wps:bodyPr rot="0" spcFirstLastPara="0" vertOverflow="overflow" horzOverflow="overflow" vert="horz" wrap="square" lIns="91440" tIns="0" rIns="91440" bIns="0" numCol="1" spcCol="0" rtlCol="0" fromWordArt="0" anchor="t" anchorCtr="0" forceAA="0" compatLnSpc="1">
-                              <a:prstTxWarp prst="textNoShape">
-                                <a:avLst/>
-                              </a:prstTxWarp>
-                              <a:noAutofit/>
-                            </wps:bodyPr>
-                          </wps:wsp>
-                        </a:graphicData>
-                      </a:graphic>
-                      <wp14:sizeRelH relativeFrom="margin">
-                        <wp14:pctWidth>0</wp14:pctWidth>
-                      </wp14:sizeRelH>
-                      <wp14:sizeRelV relativeFrom="margin">
-                        <wp14:pctHeight>0</wp14:pctHeight>
-                      </wp14:sizeRelV>
-                    </wp:anchor>
-                  </w:drawing>
-                </mc:Choice>
-                <mc:Fallback>
-                  <w:pict>
-                    <v:roundrect id="Text Box 304" o:spid="_x0000_s1040" href="https://www.udemy.com/certificate/UC-01UETSPZ/" style="position:absolute;margin-left:-.15pt;margin-top:22pt;width:108pt;height:18.95pt;z-index:251692032;visibility:visible;mso-wrap-style:square;mso-width-percent:0;mso-height-percent:0;mso-wrap-distance-left:9pt;mso-wrap-distance-top:0;mso-wrap-distance-right:9pt;mso-wrap-distance-bottom:0;mso-position-horizontal:absolute;mso-position-horizontal-relative:text;mso-position-vertical:absolute;mso-position-vertical-relative:text;mso-width-percent:0;mso-height-percent:0;mso-width-relative:margin;mso-height-relative:margin;v-text-anchor:top" arcsize=".5" o:gfxdata="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" o:button="t" fillcolor="white [3201]" strokecolor="#365f91 [2404]">
-                      <v:fill o:detectmouseclick="t"/>
-                      <v:shadow on="t" type="perspective" color="black" opacity="13107f" origin="-.5,.5" offset="0,0" matrix=",-23853f,,15073f"/>
-                      <v:textbox inset=",0,,0">
-                        <w:txbxContent>
-                          <w:p>
-                            <w:pPr>
-                              <w:spacing w:line="240" w:lineRule="auto"/>
-                              <w:jc w:val="center"/>
-                            </w:pPr>
-                            <w:r>
-                              <w:t xml:space="preserve">Show credential </w:t>
-                            </w:r>
-                            <w:r>
-                              <w:rPr>
-                                <w:noProof/>
-                                <w:color w:val="404040"/>
-                                <w:sz w:val="24"/>
-                                <w:szCs w:val="24"/>
-                                <w:lang w:eastAsia="en-US"/>
-                              </w:rPr>
-                              <w:drawing>
-                                <wp:inline distT="0" distB="0" distL="0" distR="0" wp14:anchorId="393205F2" wp14:editId="4F1ADAE6">
-                                  <wp:extent cx="137160" cy="137160"/>
-                                  <wp:effectExtent l="0" t="0" r="0" b="0"/>
-                                  <wp:docPr id="305" name="Picture 305" descr="C:\Users\om\AppData\Local\Microsoft\Windows\INetCache\Content.Word\open_in_new.png"/>
-                                  <wp:cNvGraphicFramePr>
-                                    <a:graphicFrameLocks xmlns:a="http://schemas.openxmlformats.org/drawingml/2006/main" noChangeAspect="1"/>
-                                  </wp:cNvGraphicFramePr>
-                                  <a:graphic xmlns:a="http://schemas.openxmlformats.org/drawingml/2006/main">
-                                    <a:graphicData uri="http://schemas.openxmlformats.org/drawingml/2006/picture">
-                                      <pic:pic xmlns:pic="http://schemas.openxmlformats.org/drawingml/2006/picture">
-                                        <pic:nvPicPr>
-                                          <pic:cNvPr id="0" name="Picture 4" descr="C:\Users\om\AppData\Local\Microsoft\Windows\INetCache\Content.Word\open_in_new.png"/>
-                                          <pic:cNvPicPr>
-                                            <a:picLocks noChangeAspect="1" noChangeArrowheads="1"/>
-                                          </pic:cNvPicPr>
-                                        </pic:nvPicPr>
-                                        <pic:blipFill>
-                                          <a:blip r:embed="rId12">
-                                            <a:extLst>
-                                              <a:ext uri="{28A0092B-C50C-407E-A947-70E740481C1C}">
-                                                <a14:useLocalDpi xmlns:a14="http://schemas.microsoft.com/office/drawing/2010/main" val="0"/>
-                                              </a:ext>
-                                            </a:extLst>
-                                          </a:blip>
-                                          <a:srcRect/>
-                                          <a:stretch>
-                                            <a:fillRect/>
-                                          </a:stretch>
-                                        </pic:blipFill>
-                                        <pic:spPr bwMode="auto">
-                                          <a:xfrm>
-                                            <a:off x="0" y="0"/>
-                                            <a:ext cx="137160" cy="137160"/>
-                                          </a:xfrm>
-                                          <a:prstGeom prst="rect">
-                                            <a:avLst/>
-                                          </a:prstGeom>
-                                          <a:noFill/>
-                                          <a:ln>
-                                            <a:noFill/>
-                                          </a:ln>
-                                        </pic:spPr>
-                                      </pic:pic>
-                                    </a:graphicData>
-                                  </a:graphic>
-                                </wp:inline>
-                              </w:drawing>
-                            </w:r>
-                          </w:p>
-                        </w:txbxContent>
-                      </v:textbox>
-                    </v:roundrect>
-                  </w:pict>
-                </mc:Fallback>
-              </mc:AlternateContent>
-            </w:r>
-            <w:r>
-              <w:rPr>
-                <w:color w:val="404040"/>
-                <w:sz w:val="24"/>
-                <w:szCs w:val="24"/>
               </w:rPr>
               <w:t>Master in UX and web design, Udemy</w:t>
-            </w:r>
-            <w:r>
-              <w:rPr>
-                <w:color w:val="404040"/>
-                <w:sz w:val="24"/>
-                <w:szCs w:val="24"/>
-              </w:rPr>
-              <w:br/>
-            </w:r>
-            <w:r>
-              <w:rPr>
-                <w:color w:val="404040"/>
-                <w:sz w:val="24"/>
-                <w:szCs w:val="24"/>
-              </w:rPr>
-              <w:br/>
             </w:r>
             <w:r>
               <w:rPr>
@@ -10364,7 +6744,7 @@
                 <w:lang w:eastAsia="en-US"/>
               </w:rPr>
               <w:drawing>
-                <wp:inline distT="0" distB="0" distL="0" distR="0" wp14:anchorId="71F41750" wp14:editId="3C2F4442">
+                <wp:inline distT="0" distB="0" distL="0" distR="0" wp14:anchorId="5342D32D" wp14:editId="45AC422F">
                   <wp:extent cx="121540" cy="228600"/>
                   <wp:effectExtent l="0" t="0" r="0" b="0"/>
                   <wp:docPr id="23" name="Picture 23"/>
@@ -10379,7 +6759,7 @@
                           <pic:cNvPicPr/>
                         </pic:nvPicPr>
                         <pic:blipFill>
-                          <a:blip r:embed="rId28"/>
+                          <a:blip r:embed="rId13"/>
                           <a:stretch>
                             <a:fillRect/>
                           </a:stretch>
@@ -10413,244 +6793,6 @@
             </w:pPr>
             <w:r>
               <w:rPr>
-                <w:noProof/>
-                <w:color w:val="404040"/>
-                <w:sz w:val="24"/>
-                <w:szCs w:val="24"/>
-                <w:lang w:eastAsia="en-US"/>
-              </w:rPr>
-              <mc:AlternateContent>
-                <mc:Choice Requires="wps">
-                  <w:drawing>
-                    <wp:anchor distT="0" distB="0" distL="114300" distR="114300" simplePos="0" relativeHeight="251694080" behindDoc="0" locked="0" layoutInCell="1" allowOverlap="1" wp14:anchorId="7C5A7CE7" wp14:editId="36769D75">
-                      <wp:simplePos x="0" y="0"/>
-                      <wp:positionH relativeFrom="column">
-                        <wp:posOffset>-9525</wp:posOffset>
-                      </wp:positionH>
-                      <wp:positionV relativeFrom="paragraph">
-                        <wp:posOffset>228600</wp:posOffset>
-                      </wp:positionV>
-                      <wp:extent cx="1371600" cy="240665"/>
-                      <wp:effectExtent l="38100" t="0" r="95250" b="121285"/>
-                      <wp:wrapNone/>
-                      <wp:docPr id="306" name="Text Box 306">
-                        <a:hlinkClick xmlns:a="http://schemas.openxmlformats.org/drawingml/2006/main" r:id="rId30"/>
-                      </wp:docPr>
-                      <wp:cNvGraphicFramePr/>
-                      <a:graphic xmlns:a="http://schemas.openxmlformats.org/drawingml/2006/main">
-                        <a:graphicData uri="http://schemas.microsoft.com/office/word/2010/wordprocessingShape">
-                          <wps:wsp>
-                            <wps:cNvSpPr txBox="1"/>
-                            <wps:spPr>
-                              <a:xfrm>
-                                <a:off x="0" y="0"/>
-                                <a:ext cx="1371600" cy="240665"/>
-                              </a:xfrm>
-                              <a:prstGeom prst="roundRect">
-                                <a:avLst>
-                                  <a:gd name="adj" fmla="val 50000"/>
-                                </a:avLst>
-                              </a:prstGeom>
-                              <a:ln w="9525">
-                                <a:solidFill>
-                                  <a:schemeClr val="accent1">
-                                    <a:lumMod val="75000"/>
-                                  </a:schemeClr>
-                                </a:solidFill>
-                              </a:ln>
-                              <a:effectLst>
-                                <a:outerShdw blurRad="76200" dir="18900000" sy="23000" kx="-1200000" algn="bl" rotWithShape="0">
-                                  <a:prstClr val="black">
-                                    <a:alpha val="20000"/>
-                                  </a:prstClr>
-                                </a:outerShdw>
-                                <a:reflection blurRad="6350" stA="52000" endA="300" endPos="35000" dir="5400000" sy="-100000" algn="bl" rotWithShape="0"/>
-                              </a:effectLst>
-                            </wps:spPr>
-                            <wps:style>
-                              <a:lnRef idx="2">
-                                <a:schemeClr val="accent5"/>
-                              </a:lnRef>
-                              <a:fillRef idx="1">
-                                <a:schemeClr val="lt1"/>
-                              </a:fillRef>
-                              <a:effectRef idx="0">
-                                <a:schemeClr val="accent5"/>
-                              </a:effectRef>
-                              <a:fontRef idx="minor">
-                                <a:schemeClr val="dk1"/>
-                              </a:fontRef>
-                            </wps:style>
-                            <wps:txbx>
-                              <w:txbxContent>
-                                <w:p>
-                                  <w:pPr>
-                                    <w:spacing w:line="240" w:lineRule="auto"/>
-                                    <w:jc w:val="center"/>
-                                  </w:pPr>
-                                  <w:r>
-                                    <w:t xml:space="preserve">Show credential </w:t>
-                                  </w:r>
-                                  <w:r>
-                                    <w:rPr>
-                                      <w:noProof/>
-                                      <w:color w:val="404040"/>
-                                      <w:sz w:val="24"/>
-                                      <w:szCs w:val="24"/>
-                                      <w:lang w:eastAsia="en-US"/>
-                                    </w:rPr>
-                                    <w:drawing>
-                                      <wp:inline distT="0" distB="0" distL="0" distR="0" wp14:anchorId="0B621FE4" wp14:editId="4E6E2DE4">
-                                        <wp:extent cx="137160" cy="137160"/>
-                                        <wp:effectExtent l="0" t="0" r="0" b="0"/>
-                                        <wp:docPr id="307" name="Picture 307" descr="C:\Users\om\AppData\Local\Microsoft\Windows\INetCache\Content.Word\open_in_new.png"/>
-                                        <wp:cNvGraphicFramePr>
-                                          <a:graphicFrameLocks xmlns:a="http://schemas.openxmlformats.org/drawingml/2006/main" noChangeAspect="1"/>
-                                        </wp:cNvGraphicFramePr>
-                                        <a:graphic xmlns:a="http://schemas.openxmlformats.org/drawingml/2006/main">
-                                          <a:graphicData uri="http://schemas.openxmlformats.org/drawingml/2006/picture">
-                                            <pic:pic xmlns:pic="http://schemas.openxmlformats.org/drawingml/2006/picture">
-                                              <pic:nvPicPr>
-                                                <pic:cNvPr id="0" name="Picture 4" descr="C:\Users\om\AppData\Local\Microsoft\Windows\INetCache\Content.Word\open_in_new.png"/>
-                                                <pic:cNvPicPr>
-                                                  <a:picLocks noChangeAspect="1" noChangeArrowheads="1"/>
-                                                </pic:cNvPicPr>
-                                              </pic:nvPicPr>
-                                              <pic:blipFill>
-                                                <a:blip r:embed="rId12">
-                                                  <a:extLst>
-                                                    <a:ext uri="{28A0092B-C50C-407E-A947-70E740481C1C}">
-                                                      <a14:useLocalDpi xmlns:a14="http://schemas.microsoft.com/office/drawing/2010/main" val="0"/>
-                                                    </a:ext>
-                                                  </a:extLst>
-                                                </a:blip>
-                                                <a:srcRect/>
-                                                <a:stretch>
-                                                  <a:fillRect/>
-                                                </a:stretch>
-                                              </pic:blipFill>
-                                              <pic:spPr bwMode="auto">
-                                                <a:xfrm>
-                                                  <a:off x="0" y="0"/>
-                                                  <a:ext cx="137160" cy="137160"/>
-                                                </a:xfrm>
-                                                <a:prstGeom prst="rect">
-                                                  <a:avLst/>
-                                                </a:prstGeom>
-                                                <a:noFill/>
-                                                <a:ln>
-                                                  <a:noFill/>
-                                                </a:ln>
-                                              </pic:spPr>
-                                            </pic:pic>
-                                          </a:graphicData>
-                                        </a:graphic>
-                                      </wp:inline>
-                                    </w:drawing>
-                                  </w:r>
-                                </w:p>
-                              </w:txbxContent>
-                            </wps:txbx>
-                            <wps:bodyPr rot="0" spcFirstLastPara="0" vertOverflow="overflow" horzOverflow="overflow" vert="horz" wrap="square" lIns="91440" tIns="0" rIns="91440" bIns="0" numCol="1" spcCol="0" rtlCol="0" fromWordArt="0" anchor="t" anchorCtr="0" forceAA="0" compatLnSpc="1">
-                              <a:prstTxWarp prst="textNoShape">
-                                <a:avLst/>
-                              </a:prstTxWarp>
-                              <a:noAutofit/>
-                            </wps:bodyPr>
-                          </wps:wsp>
-                        </a:graphicData>
-                      </a:graphic>
-                      <wp14:sizeRelH relativeFrom="margin">
-                        <wp14:pctWidth>0</wp14:pctWidth>
-                      </wp14:sizeRelH>
-                      <wp14:sizeRelV relativeFrom="margin">
-                        <wp14:pctHeight>0</wp14:pctHeight>
-                      </wp14:sizeRelV>
-                    </wp:anchor>
-                  </w:drawing>
-                </mc:Choice>
-                <mc:Fallback>
-                  <w:pict>
-                    <v:roundrect id="Text Box 306" o:spid="_x0000_s1041" href="https://udemy-certificate.s3.amazonaws.com/image/UC-L0P0KGE3.jpg" style="position:absolute;margin-left:-.75pt;margin-top:18pt;width:108pt;height:18.95pt;z-index:251694080;visibility:visible;mso-wrap-style:square;mso-width-percent:0;mso-height-percent:0;mso-wrap-distance-left:9pt;mso-wrap-distance-top:0;mso-wrap-distance-right:9pt;mso-wrap-distance-bottom:0;mso-position-horizontal:absolute;mso-position-horizontal-relative:text;mso-position-vertical:absolute;mso-position-vertical-relative:text;mso-width-percent:0;mso-height-percent:0;mso-width-relative:margin;mso-height-relative:margin;v-text-anchor:top" arcsize=".5" o:gfxdata="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" o:button="t" fillcolor="white [3201]" strokecolor="#365f91 [2404]">
-                      <v:fill o:detectmouseclick="t"/>
-                      <v:shadow on="t" type="perspective" color="black" opacity="13107f" origin="-.5,.5" offset="0,0" matrix=",-23853f,,15073f"/>
-                      <v:textbox inset=",0,,0">
-                        <w:txbxContent>
-                          <w:p>
-                            <w:pPr>
-                              <w:spacing w:line="240" w:lineRule="auto"/>
-                              <w:jc w:val="center"/>
-                            </w:pPr>
-                            <w:r>
-                              <w:t xml:space="preserve">Show credential </w:t>
-                            </w:r>
-                            <w:r>
-                              <w:rPr>
-                                <w:noProof/>
-                                <w:color w:val="404040"/>
-                                <w:sz w:val="24"/>
-                                <w:szCs w:val="24"/>
-                                <w:lang w:eastAsia="en-US"/>
-                              </w:rPr>
-                              <w:drawing>
-                                <wp:inline distT="0" distB="0" distL="0" distR="0" wp14:anchorId="0B621FE4" wp14:editId="4E6E2DE4">
-                                  <wp:extent cx="137160" cy="137160"/>
-                                  <wp:effectExtent l="0" t="0" r="0" b="0"/>
-                                  <wp:docPr id="307" name="Picture 307" descr="C:\Users\om\AppData\Local\Microsoft\Windows\INetCache\Content.Word\open_in_new.png"/>
-                                  <wp:cNvGraphicFramePr>
-                                    <a:graphicFrameLocks xmlns:a="http://schemas.openxmlformats.org/drawingml/2006/main" noChangeAspect="1"/>
-                                  </wp:cNvGraphicFramePr>
-                                  <a:graphic xmlns:a="http://schemas.openxmlformats.org/drawingml/2006/main">
-                                    <a:graphicData uri="http://schemas.openxmlformats.org/drawingml/2006/picture">
-                                      <pic:pic xmlns:pic="http://schemas.openxmlformats.org/drawingml/2006/picture">
-                                        <pic:nvPicPr>
-                                          <pic:cNvPr id="0" name="Picture 4" descr="C:\Users\om\AppData\Local\Microsoft\Windows\INetCache\Content.Word\open_in_new.png"/>
-                                          <pic:cNvPicPr>
-                                            <a:picLocks noChangeAspect="1" noChangeArrowheads="1"/>
-                                          </pic:cNvPicPr>
-                                        </pic:nvPicPr>
-                                        <pic:blipFill>
-                                          <a:blip r:embed="rId12">
-                                            <a:extLst>
-                                              <a:ext uri="{28A0092B-C50C-407E-A947-70E740481C1C}">
-                                                <a14:useLocalDpi xmlns:a14="http://schemas.microsoft.com/office/drawing/2010/main" val="0"/>
-                                              </a:ext>
-                                            </a:extLst>
-                                          </a:blip>
-                                          <a:srcRect/>
-                                          <a:stretch>
-                                            <a:fillRect/>
-                                          </a:stretch>
-                                        </pic:blipFill>
-                                        <pic:spPr bwMode="auto">
-                                          <a:xfrm>
-                                            <a:off x="0" y="0"/>
-                                            <a:ext cx="137160" cy="137160"/>
-                                          </a:xfrm>
-                                          <a:prstGeom prst="rect">
-                                            <a:avLst/>
-                                          </a:prstGeom>
-                                          <a:noFill/>
-                                          <a:ln>
-                                            <a:noFill/>
-                                          </a:ln>
-                                        </pic:spPr>
-                                      </pic:pic>
-                                    </a:graphicData>
-                                  </a:graphic>
-                                </wp:inline>
-                              </w:drawing>
-                            </w:r>
-                          </w:p>
-                        </w:txbxContent>
-                      </v:textbox>
-                    </v:roundrect>
-                  </w:pict>
-                </mc:Fallback>
-              </mc:AlternateContent>
-            </w:r>
-            <w:r>
-              <w:rPr>
                 <w:color w:val="404040"/>
                 <w:sz w:val="24"/>
                 <w:szCs w:val="24"/>
@@ -10847,6 +6989,119 @@
     </w:lvl>
   </w:abstractNum>
   <w:abstractNum w:abstractNumId="1">
+    <w:nsid w:val="15342974"/>
+    <w:multiLevelType w:val="hybridMultilevel"/>
+    <w:tmpl w:val="F1AE4D3C"/>
+    <w:lvl w:ilvl="0" w:tplc="04090001">
+      <w:start w:val="1"/>
+      <w:numFmt w:val="bullet"/>
+      <w:lvlText w:val=""/>
+      <w:lvlJc w:val="left"/>
+      <w:pPr>
+        <w:ind w:left="720" w:hanging="360"/>
+      </w:pPr>
+      <w:rPr>
+        <w:rFonts w:ascii="Symbol" w:hAnsi="Symbol" w:hint="default"/>
+      </w:rPr>
+    </w:lvl>
+    <w:lvl w:ilvl="1" w:tplc="04090003" w:tentative="1">
+      <w:start w:val="1"/>
+      <w:numFmt w:val="bullet"/>
+      <w:lvlText w:val="o"/>
+      <w:lvlJc w:val="left"/>
+      <w:pPr>
+        <w:ind w:left="1440" w:hanging="360"/>
+      </w:pPr>
+      <w:rPr>
+        <w:rFonts w:ascii="Courier New" w:hAnsi="Courier New" w:cs="Courier New" w:hint="default"/>
+      </w:rPr>
+    </w:lvl>
+    <w:lvl w:ilvl="2" w:tplc="04090005" w:tentative="1">
+      <w:start w:val="1"/>
+      <w:numFmt w:val="bullet"/>
+      <w:lvlText w:val=""/>
+      <w:lvlJc w:val="left"/>
+      <w:pPr>
+        <w:ind w:left="2160" w:hanging="360"/>
+      </w:pPr>
+      <w:rPr>
+        <w:rFonts w:ascii="Wingdings" w:hAnsi="Wingdings" w:hint="default"/>
+      </w:rPr>
+    </w:lvl>
+    <w:lvl w:ilvl="3" w:tplc="04090001" w:tentative="1">
+      <w:start w:val="1"/>
+      <w:numFmt w:val="bullet"/>
+      <w:lvlText w:val=""/>
+      <w:lvlJc w:val="left"/>
+      <w:pPr>
+        <w:ind w:left="2880" w:hanging="360"/>
+      </w:pPr>
+      <w:rPr>
+        <w:rFonts w:ascii="Symbol" w:hAnsi="Symbol" w:hint="default"/>
+      </w:rPr>
+    </w:lvl>
+    <w:lvl w:ilvl="4" w:tplc="04090003" w:tentative="1">
+      <w:start w:val="1"/>
+      <w:numFmt w:val="bullet"/>
+      <w:lvlText w:val="o"/>
+      <w:lvlJc w:val="left"/>
+      <w:pPr>
+        <w:ind w:left="3600" w:hanging="360"/>
+      </w:pPr>
+      <w:rPr>
+        <w:rFonts w:ascii="Courier New" w:hAnsi="Courier New" w:cs="Courier New" w:hint="default"/>
+      </w:rPr>
+    </w:lvl>
+    <w:lvl w:ilvl="5" w:tplc="04090005" w:tentative="1">
+      <w:start w:val="1"/>
+      <w:numFmt w:val="bullet"/>
+      <w:lvlText w:val=""/>
+      <w:lvlJc w:val="left"/>
+      <w:pPr>
+        <w:ind w:left="4320" w:hanging="360"/>
+      </w:pPr>
+      <w:rPr>
+        <w:rFonts w:ascii="Wingdings" w:hAnsi="Wingdings" w:hint="default"/>
+      </w:rPr>
+    </w:lvl>
+    <w:lvl w:ilvl="6" w:tplc="04090001" w:tentative="1">
+      <w:start w:val="1"/>
+      <w:numFmt w:val="bullet"/>
+      <w:lvlText w:val=""/>
+      <w:lvlJc w:val="left"/>
+      <w:pPr>
+        <w:ind w:left="5040" w:hanging="360"/>
+      </w:pPr>
+      <w:rPr>
+        <w:rFonts w:ascii="Symbol" w:hAnsi="Symbol" w:hint="default"/>
+      </w:rPr>
+    </w:lvl>
+    <w:lvl w:ilvl="7" w:tplc="04090003" w:tentative="1">
+      <w:start w:val="1"/>
+      <w:numFmt w:val="bullet"/>
+      <w:lvlText w:val="o"/>
+      <w:lvlJc w:val="left"/>
+      <w:pPr>
+        <w:ind w:left="5760" w:hanging="360"/>
+      </w:pPr>
+      <w:rPr>
+        <w:rFonts w:ascii="Courier New" w:hAnsi="Courier New" w:cs="Courier New" w:hint="default"/>
+      </w:rPr>
+    </w:lvl>
+    <w:lvl w:ilvl="8" w:tplc="04090005" w:tentative="1">
+      <w:start w:val="1"/>
+      <w:numFmt w:val="bullet"/>
+      <w:lvlText w:val=""/>
+      <w:lvlJc w:val="left"/>
+      <w:pPr>
+        <w:ind w:left="6480" w:hanging="360"/>
+      </w:pPr>
+      <w:rPr>
+        <w:rFonts w:ascii="Wingdings" w:hAnsi="Wingdings" w:hint="default"/>
+      </w:rPr>
+    </w:lvl>
+  </w:abstractNum>
+  <w:abstractNum w:abstractNumId="2">
     <w:nsid w:val="1841336B"/>
     <w:multiLevelType w:val="multilevel"/>
     <w:tmpl w:val="97C25942"/>
@@ -10977,7 +7232,7 @@
       </w:rPr>
     </w:lvl>
   </w:abstractNum>
-  <w:abstractNum w:abstractNumId="2">
+  <w:abstractNum w:abstractNumId="3">
     <w:nsid w:val="1D602024"/>
     <w:multiLevelType w:val="multilevel"/>
     <w:tmpl w:val="7742946C"/>
@@ -11108,7 +7363,7 @@
       </w:rPr>
     </w:lvl>
   </w:abstractNum>
-  <w:abstractNum w:abstractNumId="3">
+  <w:abstractNum w:abstractNumId="4">
     <w:nsid w:val="1E4C13EE"/>
     <w:multiLevelType w:val="multilevel"/>
     <w:tmpl w:val="9C1C8DD0"/>
@@ -11239,7 +7494,7 @@
       </w:rPr>
     </w:lvl>
   </w:abstractNum>
-  <w:abstractNum w:abstractNumId="4">
+  <w:abstractNum w:abstractNumId="5">
     <w:nsid w:val="21627177"/>
     <w:multiLevelType w:val="multilevel"/>
     <w:tmpl w:val="7E643922"/>
@@ -11370,7 +7625,7 @@
       </w:rPr>
     </w:lvl>
   </w:abstractNum>
-  <w:abstractNum w:abstractNumId="5">
+  <w:abstractNum w:abstractNumId="6">
     <w:nsid w:val="279F3FB0"/>
     <w:multiLevelType w:val="multilevel"/>
     <w:tmpl w:val="166C8FA6"/>
@@ -11483,7 +7738,7 @@
       </w:rPr>
     </w:lvl>
   </w:abstractNum>
-  <w:abstractNum w:abstractNumId="6">
+  <w:abstractNum w:abstractNumId="7">
     <w:nsid w:val="40D275E1"/>
     <w:multiLevelType w:val="multilevel"/>
     <w:tmpl w:val="0BBEC9AA"/>
@@ -11614,7 +7869,7 @@
       </w:rPr>
     </w:lvl>
   </w:abstractNum>
-  <w:abstractNum w:abstractNumId="7">
+  <w:abstractNum w:abstractNumId="8">
     <w:nsid w:val="43486128"/>
     <w:multiLevelType w:val="multilevel"/>
     <w:tmpl w:val="0400D7B8"/>
@@ -11745,7 +8000,120 @@
       </w:rPr>
     </w:lvl>
   </w:abstractNum>
-  <w:abstractNum w:abstractNumId="8">
+  <w:abstractNum w:abstractNumId="9">
+    <w:nsid w:val="44AA5EFE"/>
+    <w:multiLevelType w:val="hybridMultilevel"/>
+    <w:tmpl w:val="112ABDA6"/>
+    <w:lvl w:ilvl="0" w:tplc="04090001">
+      <w:start w:val="1"/>
+      <w:numFmt w:val="bullet"/>
+      <w:lvlText w:val=""/>
+      <w:lvlJc w:val="left"/>
+      <w:pPr>
+        <w:ind w:left="1080" w:hanging="360"/>
+      </w:pPr>
+      <w:rPr>
+        <w:rFonts w:ascii="Symbol" w:hAnsi="Symbol" w:hint="default"/>
+      </w:rPr>
+    </w:lvl>
+    <w:lvl w:ilvl="1" w:tplc="04090003" w:tentative="1">
+      <w:start w:val="1"/>
+      <w:numFmt w:val="bullet"/>
+      <w:lvlText w:val="o"/>
+      <w:lvlJc w:val="left"/>
+      <w:pPr>
+        <w:ind w:left="1800" w:hanging="360"/>
+      </w:pPr>
+      <w:rPr>
+        <w:rFonts w:ascii="Courier New" w:hAnsi="Courier New" w:cs="Courier New" w:hint="default"/>
+      </w:rPr>
+    </w:lvl>
+    <w:lvl w:ilvl="2" w:tplc="04090005" w:tentative="1">
+      <w:start w:val="1"/>
+      <w:numFmt w:val="bullet"/>
+      <w:lvlText w:val=""/>
+      <w:lvlJc w:val="left"/>
+      <w:pPr>
+        <w:ind w:left="2520" w:hanging="360"/>
+      </w:pPr>
+      <w:rPr>
+        <w:rFonts w:ascii="Wingdings" w:hAnsi="Wingdings" w:hint="default"/>
+      </w:rPr>
+    </w:lvl>
+    <w:lvl w:ilvl="3" w:tplc="04090001" w:tentative="1">
+      <w:start w:val="1"/>
+      <w:numFmt w:val="bullet"/>
+      <w:lvlText w:val=""/>
+      <w:lvlJc w:val="left"/>
+      <w:pPr>
+        <w:ind w:left="3240" w:hanging="360"/>
+      </w:pPr>
+      <w:rPr>
+        <w:rFonts w:ascii="Symbol" w:hAnsi="Symbol" w:hint="default"/>
+      </w:rPr>
+    </w:lvl>
+    <w:lvl w:ilvl="4" w:tplc="04090003" w:tentative="1">
+      <w:start w:val="1"/>
+      <w:numFmt w:val="bullet"/>
+      <w:lvlText w:val="o"/>
+      <w:lvlJc w:val="left"/>
+      <w:pPr>
+        <w:ind w:left="3960" w:hanging="360"/>
+      </w:pPr>
+      <w:rPr>
+        <w:rFonts w:ascii="Courier New" w:hAnsi="Courier New" w:cs="Courier New" w:hint="default"/>
+      </w:rPr>
+    </w:lvl>
+    <w:lvl w:ilvl="5" w:tplc="04090005" w:tentative="1">
+      <w:start w:val="1"/>
+      <w:numFmt w:val="bullet"/>
+      <w:lvlText w:val=""/>
+      <w:lvlJc w:val="left"/>
+      <w:pPr>
+        <w:ind w:left="4680" w:hanging="360"/>
+      </w:pPr>
+      <w:rPr>
+        <w:rFonts w:ascii="Wingdings" w:hAnsi="Wingdings" w:hint="default"/>
+      </w:rPr>
+    </w:lvl>
+    <w:lvl w:ilvl="6" w:tplc="04090001" w:tentative="1">
+      <w:start w:val="1"/>
+      <w:numFmt w:val="bullet"/>
+      <w:lvlText w:val=""/>
+      <w:lvlJc w:val="left"/>
+      <w:pPr>
+        <w:ind w:left="5400" w:hanging="360"/>
+      </w:pPr>
+      <w:rPr>
+        <w:rFonts w:ascii="Symbol" w:hAnsi="Symbol" w:hint="default"/>
+      </w:rPr>
+    </w:lvl>
+    <w:lvl w:ilvl="7" w:tplc="04090003" w:tentative="1">
+      <w:start w:val="1"/>
+      <w:numFmt w:val="bullet"/>
+      <w:lvlText w:val="o"/>
+      <w:lvlJc w:val="left"/>
+      <w:pPr>
+        <w:ind w:left="6120" w:hanging="360"/>
+      </w:pPr>
+      <w:rPr>
+        <w:rFonts w:ascii="Courier New" w:hAnsi="Courier New" w:cs="Courier New" w:hint="default"/>
+      </w:rPr>
+    </w:lvl>
+    <w:lvl w:ilvl="8" w:tplc="04090005" w:tentative="1">
+      <w:start w:val="1"/>
+      <w:numFmt w:val="bullet"/>
+      <w:lvlText w:val=""/>
+      <w:lvlJc w:val="left"/>
+      <w:pPr>
+        <w:ind w:left="6840" w:hanging="360"/>
+      </w:pPr>
+      <w:rPr>
+        <w:rFonts w:ascii="Wingdings" w:hAnsi="Wingdings" w:hint="default"/>
+      </w:rPr>
+    </w:lvl>
+  </w:abstractNum>
+  <w:abstractNum w:abstractNumId="10">
     <w:nsid w:val="4BF36AC2"/>
     <w:multiLevelType w:val="multilevel"/>
     <w:tmpl w:val="C524B076"/>
@@ -11876,7 +8244,7 @@
       </w:rPr>
     </w:lvl>
   </w:abstractNum>
-  <w:abstractNum w:abstractNumId="9">
+  <w:abstractNum w:abstractNumId="11">
     <w:nsid w:val="4CEF27F5"/>
     <w:multiLevelType w:val="multilevel"/>
     <w:tmpl w:val="48369C90"/>
@@ -12007,7 +8375,7 @@
       </w:rPr>
     </w:lvl>
   </w:abstractNum>
-  <w:abstractNum w:abstractNumId="10">
+  <w:abstractNum w:abstractNumId="12">
     <w:nsid w:val="50580399"/>
     <w:multiLevelType w:val="multilevel"/>
     <w:tmpl w:val="82E86A3A"/>
@@ -12138,7 +8506,7 @@
       </w:rPr>
     </w:lvl>
   </w:abstractNum>
-  <w:abstractNum w:abstractNumId="11">
+  <w:abstractNum w:abstractNumId="13">
     <w:nsid w:val="58C36D3B"/>
     <w:multiLevelType w:val="hybridMultilevel"/>
     <w:tmpl w:val="621E9FB8"/>
@@ -12251,7 +8619,7 @@
       </w:rPr>
     </w:lvl>
   </w:abstractNum>
-  <w:abstractNum w:abstractNumId="12">
+  <w:abstractNum w:abstractNumId="14">
     <w:nsid w:val="59140F42"/>
     <w:multiLevelType w:val="hybridMultilevel"/>
     <w:tmpl w:val="25245D7E"/>
@@ -12364,7 +8732,7 @@
       </w:rPr>
     </w:lvl>
   </w:abstractNum>
-  <w:abstractNum w:abstractNumId="13">
+  <w:abstractNum w:abstractNumId="15">
     <w:nsid w:val="5B616D76"/>
     <w:multiLevelType w:val="multilevel"/>
     <w:tmpl w:val="2B582FCE"/>
@@ -12495,7 +8863,7 @@
       </w:rPr>
     </w:lvl>
   </w:abstractNum>
-  <w:abstractNum w:abstractNumId="14">
+  <w:abstractNum w:abstractNumId="16">
     <w:nsid w:val="78BF196A"/>
     <w:multiLevelType w:val="multilevel"/>
     <w:tmpl w:val="64FCA160"/>
@@ -12626,7 +8994,7 @@
       </w:rPr>
     </w:lvl>
   </w:abstractNum>
-  <w:abstractNum w:abstractNumId="15">
+  <w:abstractNum w:abstractNumId="17">
     <w:nsid w:val="7C45492C"/>
     <w:multiLevelType w:val="multilevel"/>
     <w:tmpl w:val="E8048240"/>
@@ -12758,52 +9126,58 @@
     </w:lvl>
   </w:abstractNum>
   <w:num w:numId="1">
+    <w:abstractNumId w:val="4"/>
+  </w:num>
+  <w:num w:numId="2">
+    <w:abstractNumId w:val="16"/>
+  </w:num>
+  <w:num w:numId="3">
+    <w:abstractNumId w:val="8"/>
+  </w:num>
+  <w:num w:numId="4">
+    <w:abstractNumId w:val="6"/>
+  </w:num>
+  <w:num w:numId="5">
     <w:abstractNumId w:val="3"/>
   </w:num>
-  <w:num w:numId="2">
-    <w:abstractNumId w:val="14"/>
+  <w:num w:numId="6">
+    <w:abstractNumId w:val="12"/>
   </w:num>
-  <w:num w:numId="3">
+  <w:num w:numId="7">
+    <w:abstractNumId w:val="10"/>
+  </w:num>
+  <w:num w:numId="8">
+    <w:abstractNumId w:val="5"/>
+  </w:num>
+  <w:num w:numId="9">
+    <w:abstractNumId w:val="2"/>
+  </w:num>
+  <w:num w:numId="10">
+    <w:abstractNumId w:val="11"/>
+  </w:num>
+  <w:num w:numId="11">
+    <w:abstractNumId w:val="15"/>
+  </w:num>
+  <w:num w:numId="12">
     <w:abstractNumId w:val="7"/>
   </w:num>
-  <w:num w:numId="4">
-    <w:abstractNumId w:val="5"/>
-  </w:num>
-  <w:num w:numId="5">
-    <w:abstractNumId w:val="2"/>
-  </w:num>
-  <w:num w:numId="6">
-    <w:abstractNumId w:val="10"/>
-  </w:num>
-  <w:num w:numId="7">
-    <w:abstractNumId w:val="8"/>
-  </w:num>
-  <w:num w:numId="8">
-    <w:abstractNumId w:val="4"/>
-  </w:num>
-  <w:num w:numId="9">
-    <w:abstractNumId w:val="1"/>
-  </w:num>
-  <w:num w:numId="10">
-    <w:abstractNumId w:val="9"/>
-  </w:num>
-  <w:num w:numId="11">
-    <w:abstractNumId w:val="13"/>
-  </w:num>
-  <w:num w:numId="12">
-    <w:abstractNumId w:val="6"/>
-  </w:num>
   <w:num w:numId="13">
-    <w:abstractNumId w:val="15"/>
+    <w:abstractNumId w:val="17"/>
   </w:num>
   <w:num w:numId="14">
-    <w:abstractNumId w:val="12"/>
+    <w:abstractNumId w:val="14"/>
   </w:num>
   <w:num w:numId="15">
     <w:abstractNumId w:val="0"/>
   </w:num>
   <w:num w:numId="16">
-    <w:abstractNumId w:val="11"/>
+    <w:abstractNumId w:val="13"/>
+  </w:num>
+  <w:num w:numId="17">
+    <w:abstractNumId w:val="1"/>
+  </w:num>
+  <w:num w:numId="18">
+    <w:abstractNumId w:val="9"/>
   </w:num>
 </w:numbering>
 </file>
@@ -13249,6 +9623,22 @@
       <w:szCs w:val="18"/>
     </w:rPr>
   </w:style>
+  <w:style w:type="paragraph" w:styleId="NormalWeb">
+    <w:name w:val="Normal (Web)"/>
+    <w:basedOn w:val="Normal"/>
+    <w:uiPriority w:val="99"/>
+    <w:unhideWhenUsed/>
+    <w:rsid w:val="00F3609B"/>
+    <w:pPr>
+      <w:spacing w:before="100" w:beforeAutospacing="1" w:after="100" w:afterAutospacing="1" w:line="240" w:lineRule="auto"/>
+    </w:pPr>
+    <w:rPr>
+      <w:rFonts w:ascii="Times New Roman" w:eastAsia="Times New Roman" w:hAnsi="Times New Roman" w:cs="Times New Roman"/>
+      <w:sz w:val="24"/>
+      <w:szCs w:val="24"/>
+      <w:lang w:eastAsia="en-US"/>
+    </w:rPr>
+  </w:style>
 </w:styles>
 </file>
 
@@ -13693,6 +10083,22 @@
       <w:szCs w:val="18"/>
     </w:rPr>
   </w:style>
+  <w:style w:type="paragraph" w:styleId="NormalWeb">
+    <w:name w:val="Normal (Web)"/>
+    <w:basedOn w:val="Normal"/>
+    <w:uiPriority w:val="99"/>
+    <w:unhideWhenUsed/>
+    <w:rsid w:val="00F3609B"/>
+    <w:pPr>
+      <w:spacing w:before="100" w:beforeAutospacing="1" w:after="100" w:afterAutospacing="1" w:line="240" w:lineRule="auto"/>
+    </w:pPr>
+    <w:rPr>
+      <w:rFonts w:ascii="Times New Roman" w:eastAsia="Times New Roman" w:hAnsi="Times New Roman" w:cs="Times New Roman"/>
+      <w:sz w:val="24"/>
+      <w:szCs w:val="24"/>
+      <w:lang w:eastAsia="en-US"/>
+    </w:rPr>
+  </w:style>
 </w:styles>
 </file>
 
